--- a/public/downloads/agency-in-learning-student-workbook.docx
+++ b/public/downloads/agency-in-learning-student-workbook.docx
@@ -1001,6 +1001,786 @@
           <w:szCs w:val="22"/>
         </w:rPr>
         <w:t xml:space="preserve">I said my goal and my first step out loud to my partner.</w:t>
+      </w:r>
+    </w:p>
+    <w:p>
+      <w:r>
+        <w:br w:type="page"/>
+      </w:r>
+    </w:p>
+    <w:p>
+      <w:pPr>
+        <w:spacing w:after="20"/>
+      </w:pPr>
+      <w:r>
+        <w:rPr>
+          <w:b/>
+          <w:bCs/>
+          <w:color w:val="EF9600"/>
+          <w:sz w:val="22"/>
+          <w:szCs w:val="22"/>
+        </w:rPr>
+        <w:t xml:space="preserve">Week 3   </w:t>
+      </w:r>
+      <w:r>
+        <w:rPr>
+          <w:b/>
+          <w:bCs/>
+          <w:color w:val="004976"/>
+          <w:sz w:val="40"/>
+          <w:szCs w:val="40"/>
+        </w:rPr>
+        <w:t xml:space="preserve">My action plan</w:t>
+      </w:r>
+    </w:p>
+    <w:p>
+      <w:pPr>
+        <w:spacing w:after="160"/>
+      </w:pPr>
+      <w:r>
+        <w:rPr>
+          <w:color w:val="041E42"/>
+          <w:sz w:val="22"/>
+          <w:szCs w:val="22"/>
+        </w:rPr>
+        <w:t xml:space="preserve">Draw the steps to reach your goal, in order.</w:t>
+      </w:r>
+    </w:p>
+    <w:tbl>
+      <w:tblPr>
+        <w:tblW w:type="pct" w:w="100%"/>
+        <w:tblBorders>
+          <w:top w:val="single" w:color="EF9600" w:sz="6"/>
+          <w:left w:val="single" w:color="EF9600" w:sz="6"/>
+          <w:bottom w:val="single" w:color="EF9600" w:sz="6"/>
+          <w:right w:val="single" w:color="EF9600" w:sz="6"/>
+          <w:insideH w:val="single" w:color="EF9600" w:sz="6"/>
+          <w:insideV w:val="single" w:color="EF9600" w:sz="6"/>
+        </w:tblBorders>
+      </w:tblPr>
+      <w:tblGrid>
+        <w:gridCol w:w="100"/>
+      </w:tblGrid>
+      <w:tr>
+        <w:trPr>
+          <w:trHeight w:val="1100" w:hRule="atLeast"/>
+        </w:trPr>
+        <w:tc>
+          <w:tcPr>
+            <w:tcMar>
+              <w:top w:type="dxa" w:w="80"/>
+              <w:left w:type="dxa" w:w="120"/>
+              <w:bottom w:type="dxa" w:w="80"/>
+              <w:right w:type="dxa" w:w="120"/>
+            </w:tcMar>
+          </w:tcPr>
+          <w:p>
+            <w:r>
+              <w:rPr>
+                <w:i/>
+                <w:iCs/>
+                <w:color w:val="97999B"/>
+                <w:sz w:val="18"/>
+                <w:szCs w:val="18"/>
+              </w:rPr>
+              <w:t xml:space="preserve">step 1 — first</w:t>
+            </w:r>
+          </w:p>
+        </w:tc>
+      </w:tr>
+    </w:tbl>
+    <w:tbl>
+      <w:tblPr>
+        <w:tblW w:type="pct" w:w="100%"/>
+        <w:tblBorders>
+          <w:top w:val="single" w:color="97999B" w:sz="6"/>
+          <w:left w:val="single" w:color="97999B" w:sz="6"/>
+          <w:bottom w:val="single" w:color="97999B" w:sz="6"/>
+          <w:right w:val="single" w:color="97999B" w:sz="6"/>
+          <w:insideH w:val="single" w:color="97999B" w:sz="6"/>
+          <w:insideV w:val="single" w:color="97999B" w:sz="6"/>
+        </w:tblBorders>
+      </w:tblPr>
+      <w:tblGrid>
+        <w:gridCol w:w="100"/>
+      </w:tblGrid>
+      <w:tr>
+        <w:trPr>
+          <w:trHeight w:val="1100" w:hRule="atLeast"/>
+        </w:trPr>
+        <w:tc>
+          <w:tcPr>
+            <w:tcMar>
+              <w:top w:type="dxa" w:w="80"/>
+              <w:left w:type="dxa" w:w="120"/>
+              <w:bottom w:type="dxa" w:w="80"/>
+              <w:right w:type="dxa" w:w="120"/>
+            </w:tcMar>
+          </w:tcPr>
+          <w:p>
+            <w:r>
+              <w:rPr>
+                <w:i/>
+                <w:iCs/>
+                <w:color w:val="97999B"/>
+                <w:sz w:val="18"/>
+                <w:szCs w:val="18"/>
+              </w:rPr>
+              <w:t xml:space="preserve">step 2 — next</w:t>
+            </w:r>
+          </w:p>
+        </w:tc>
+      </w:tr>
+    </w:tbl>
+    <w:tbl>
+      <w:tblPr>
+        <w:tblW w:type="pct" w:w="100%"/>
+        <w:tblBorders>
+          <w:top w:val="single" w:color="97999B" w:sz="6"/>
+          <w:left w:val="single" w:color="97999B" w:sz="6"/>
+          <w:bottom w:val="single" w:color="97999B" w:sz="6"/>
+          <w:right w:val="single" w:color="97999B" w:sz="6"/>
+          <w:insideH w:val="single" w:color="97999B" w:sz="6"/>
+          <w:insideV w:val="single" w:color="97999B" w:sz="6"/>
+        </w:tblBorders>
+      </w:tblPr>
+      <w:tblGrid>
+        <w:gridCol w:w="100"/>
+      </w:tblGrid>
+      <w:tr>
+        <w:trPr>
+          <w:trHeight w:val="1100" w:hRule="atLeast"/>
+        </w:trPr>
+        <w:tc>
+          <w:tcPr>
+            <w:tcMar>
+              <w:top w:type="dxa" w:w="80"/>
+              <w:left w:type="dxa" w:w="120"/>
+              <w:bottom w:type="dxa" w:w="80"/>
+              <w:right w:type="dxa" w:w="120"/>
+            </w:tcMar>
+          </w:tcPr>
+          <w:p>
+            <w:r>
+              <w:rPr>
+                <w:i/>
+                <w:iCs/>
+                <w:color w:val="97999B"/>
+                <w:sz w:val="18"/>
+                <w:szCs w:val="18"/>
+              </w:rPr>
+              <w:t xml:space="preserve">step 3 — then</w:t>
+            </w:r>
+          </w:p>
+        </w:tc>
+      </w:tr>
+    </w:tbl>
+    <w:p>
+      <w:r>
+        <w:br w:type="page"/>
+      </w:r>
+    </w:p>
+    <w:p>
+      <w:pPr>
+        <w:spacing w:after="20"/>
+      </w:pPr>
+      <w:r>
+        <w:rPr>
+          <w:b/>
+          <w:bCs/>
+          <w:color w:val="EF9600"/>
+          <w:sz w:val="22"/>
+          <w:szCs w:val="22"/>
+        </w:rPr>
+        <w:t xml:space="preserve">Week 3   </w:t>
+      </w:r>
+      <w:r>
+        <w:rPr>
+          <w:b/>
+          <w:bCs/>
+          <w:color w:val="004976"/>
+          <w:sz w:val="40"/>
+          <w:szCs w:val="40"/>
+        </w:rPr>
+        <w:t xml:space="preserve">My time</w:t>
+      </w:r>
+    </w:p>
+    <w:p>
+      <w:pPr>
+        <w:spacing w:after="160"/>
+      </w:pPr>
+      <w:r>
+        <w:rPr>
+          <w:color w:val="041E42"/>
+          <w:sz w:val="22"/>
+          <w:szCs w:val="22"/>
+        </w:rPr>
+        <w:t xml:space="preserve">Mark when you will work on your goal this week.</w:t>
+      </w:r>
+    </w:p>
+    <w:p>
+      <w:pPr>
+        <w:spacing w:after="120"/>
+      </w:pPr>
+      <w:r>
+        <w:rPr>
+          <w:color w:val="041E42"/>
+          <w:sz w:val="22"/>
+          <w:szCs w:val="22"/>
+        </w:rPr>
+        <w:t xml:space="preserve">Days:  Sat · Sun · Mon · Tue · Wed · Thu · Fri</w:t>
+      </w:r>
+    </w:p>
+    <w:tbl>
+      <w:tblPr>
+        <w:tblW w:type="pct" w:w="100%"/>
+        <w:tblBorders>
+          <w:top w:val="single" w:color="3F8291" w:sz="6"/>
+          <w:left w:val="single" w:color="3F8291" w:sz="6"/>
+          <w:bottom w:val="single" w:color="3F8291" w:sz="6"/>
+          <w:right w:val="single" w:color="3F8291" w:sz="6"/>
+          <w:insideH w:val="single" w:color="3F8291" w:sz="6"/>
+          <w:insideV w:val="single" w:color="3F8291" w:sz="6"/>
+        </w:tblBorders>
+      </w:tblPr>
+      <w:tblGrid>
+        <w:gridCol w:w="100"/>
+      </w:tblGrid>
+      <w:tr>
+        <w:trPr>
+          <w:trHeight w:val="2000" w:hRule="atLeast"/>
+        </w:trPr>
+        <w:tc>
+          <w:tcPr>
+            <w:tcMar>
+              <w:top w:type="dxa" w:w="80"/>
+              <w:left w:type="dxa" w:w="120"/>
+              <w:bottom w:type="dxa" w:w="80"/>
+              <w:right w:type="dxa" w:w="120"/>
+            </w:tcMar>
+          </w:tcPr>
+          <w:p>
+            <w:r>
+              <w:rPr>
+                <w:i/>
+                <w:iCs/>
+                <w:color w:val="97999B"/>
+                <w:sz w:val="18"/>
+                <w:szCs w:val="18"/>
+              </w:rPr>
+              <w:t xml:space="preserve">Draw or mark the times you will work on your goal</w:t>
+            </w:r>
+          </w:p>
+        </w:tc>
+      </w:tr>
+    </w:tbl>
+    <w:p>
+      <w:pPr>
+        <w:spacing w:after="120" w:before="80"/>
+      </w:pPr>
+      <w:r>
+        <w:rPr>
+          <w:b/>
+          <w:bCs/>
+          <w:color w:val="041E42"/>
+          <w:sz w:val="22"/>
+          <w:szCs w:val="22"/>
+        </w:rPr>
+        <w:t xml:space="preserve">The most important thing I will do first: </w:t>
+      </w:r>
+      <w:r>
+        <w:rPr>
+          <w:color w:val="97999B"/>
+          <w:sz w:val="22"/>
+          <w:szCs w:val="22"/>
+        </w:rPr>
+        <w:t xml:space="preserve">________________________________________</w:t>
+      </w:r>
+    </w:p>
+    <w:p>
+      <w:r>
+        <w:br w:type="page"/>
+      </w:r>
+    </w:p>
+    <w:p>
+      <w:pPr>
+        <w:spacing w:after="20"/>
+      </w:pPr>
+      <w:r>
+        <w:rPr>
+          <w:b/>
+          <w:bCs/>
+          <w:color w:val="EF9600"/>
+          <w:sz w:val="22"/>
+          <w:szCs w:val="22"/>
+        </w:rPr>
+        <w:t xml:space="preserve">Week 3   </w:t>
+      </w:r>
+      <w:r>
+        <w:rPr>
+          <w:b/>
+          <w:bCs/>
+          <w:color w:val="004976"/>
+          <w:sz w:val="40"/>
+          <w:szCs w:val="40"/>
+        </w:rPr>
+        <w:t xml:space="preserve">Who and what can help me</w:t>
+      </w:r>
+    </w:p>
+    <w:p>
+      <w:pPr>
+        <w:spacing w:after="160"/>
+      </w:pPr>
+      <w:r>
+        <w:rPr>
+          <w:color w:val="041E42"/>
+          <w:sz w:val="22"/>
+          <w:szCs w:val="22"/>
+        </w:rPr>
+        <w:t xml:space="preserve">Draw the people and things that can help you reach your goal.</w:t>
+      </w:r>
+    </w:p>
+    <w:tbl>
+      <w:tblPr>
+        <w:tblW w:type="pct" w:w="100%"/>
+        <w:tblBorders>
+          <w:top w:val="single" w:color="8F993E" w:sz="6"/>
+          <w:left w:val="single" w:color="8F993E" w:sz="6"/>
+          <w:bottom w:val="single" w:color="8F993E" w:sz="6"/>
+          <w:right w:val="single" w:color="8F993E" w:sz="6"/>
+          <w:insideH w:val="single" w:color="8F993E" w:sz="6"/>
+          <w:insideV w:val="single" w:color="8F993E" w:sz="6"/>
+        </w:tblBorders>
+      </w:tblPr>
+      <w:tblGrid>
+        <w:gridCol w:w="100"/>
+      </w:tblGrid>
+      <w:tr>
+        <w:trPr>
+          <w:trHeight w:val="2400" w:hRule="atLeast"/>
+        </w:trPr>
+        <w:tc>
+          <w:tcPr>
+            <w:tcMar>
+              <w:top w:type="dxa" w:w="80"/>
+              <w:left w:type="dxa" w:w="120"/>
+              <w:bottom w:type="dxa" w:w="80"/>
+              <w:right w:type="dxa" w:w="120"/>
+            </w:tcMar>
+          </w:tcPr>
+          <w:p>
+            <w:r>
+              <w:rPr>
+                <w:i/>
+                <w:iCs/>
+                <w:color w:val="97999B"/>
+                <w:sz w:val="18"/>
+                <w:szCs w:val="18"/>
+              </w:rPr>
+              <w:t xml:space="preserve">draw here</w:t>
+            </w:r>
+          </w:p>
+        </w:tc>
+      </w:tr>
+    </w:tbl>
+    <w:p>
+      <w:pPr>
+        <w:spacing w:after="120" w:before="80"/>
+      </w:pPr>
+      <w:r>
+        <w:rPr>
+          <w:b/>
+          <w:bCs/>
+          <w:color w:val="041E42"/>
+          <w:sz w:val="22"/>
+          <w:szCs w:val="22"/>
+        </w:rPr>
+        <w:t xml:space="preserve">I will ask: </w:t>
+      </w:r>
+      <w:r>
+        <w:rPr>
+          <w:color w:val="97999B"/>
+          <w:sz w:val="22"/>
+          <w:szCs w:val="22"/>
+        </w:rPr>
+        <w:t xml:space="preserve">________________________________________</w:t>
+      </w:r>
+    </w:p>
+    <w:p>
+      <w:r>
+        <w:br w:type="page"/>
+      </w:r>
+    </w:p>
+    <w:p>
+      <w:pPr>
+        <w:spacing w:after="20"/>
+      </w:pPr>
+      <w:r>
+        <w:rPr>
+          <w:b/>
+          <w:bCs/>
+          <w:color w:val="EF9600"/>
+          <w:sz w:val="22"/>
+          <w:szCs w:val="22"/>
+        </w:rPr>
+        <w:t xml:space="preserve">Week 4   </w:t>
+      </w:r>
+      <w:r>
+        <w:rPr>
+          <w:b/>
+          <w:bCs/>
+          <w:color w:val="004976"/>
+          <w:sz w:val="40"/>
+          <w:szCs w:val="40"/>
+        </w:rPr>
+        <w:t xml:space="preserve">My progress</w:t>
+      </w:r>
+    </w:p>
+    <w:p>
+      <w:pPr>
+        <w:spacing w:after="160"/>
+      </w:pPr>
+      <w:r>
+        <w:rPr>
+          <w:color w:val="041E42"/>
+          <w:sz w:val="22"/>
+          <w:szCs w:val="22"/>
+        </w:rPr>
+        <w:t xml:space="preserve">Make one small mark or drawing each time. Colour a box when you take a step towards your goal.</w:t>
+      </w:r>
+    </w:p>
+    <w:tbl>
+      <w:tblPr>
+        <w:tblW w:type="pct" w:w="100%"/>
+        <w:tblBorders>
+          <w:top w:val="single" w:color="F0B323" w:sz="6"/>
+          <w:left w:val="single" w:color="F0B323" w:sz="6"/>
+          <w:bottom w:val="single" w:color="F0B323" w:sz="6"/>
+          <w:right w:val="single" w:color="F0B323" w:sz="6"/>
+          <w:insideH w:val="single" w:color="F0B323" w:sz="6"/>
+          <w:insideV w:val="single" w:color="F0B323" w:sz="6"/>
+        </w:tblBorders>
+      </w:tblPr>
+      <w:tblGrid>
+        <w:gridCol w:w="100"/>
+      </w:tblGrid>
+      <w:tr>
+        <w:trPr>
+          <w:trHeight w:val="2600" w:hRule="atLeast"/>
+        </w:trPr>
+        <w:tc>
+          <w:tcPr>
+            <w:tcMar>
+              <w:top w:type="dxa" w:w="80"/>
+              <w:left w:type="dxa" w:w="120"/>
+              <w:bottom w:type="dxa" w:w="80"/>
+              <w:right w:type="dxa" w:w="120"/>
+            </w:tcMar>
+          </w:tcPr>
+          <w:p>
+            <w:r>
+              <w:rPr>
+                <w:i/>
+                <w:iCs/>
+                <w:color w:val="97999B"/>
+                <w:sz w:val="18"/>
+                <w:szCs w:val="18"/>
+              </w:rPr>
+              <w:t xml:space="preserve">one small drawing or mark each session</w:t>
+            </w:r>
+          </w:p>
+        </w:tc>
+      </w:tr>
+    </w:tbl>
+    <w:p>
+      <w:r>
+        <w:br w:type="page"/>
+      </w:r>
+    </w:p>
+    <w:p>
+      <w:pPr>
+        <w:spacing w:after="20"/>
+      </w:pPr>
+      <w:r>
+        <w:rPr>
+          <w:b/>
+          <w:bCs/>
+          <w:color w:val="EF9600"/>
+          <w:sz w:val="22"/>
+          <w:szCs w:val="22"/>
+        </w:rPr>
+        <w:t xml:space="preserve">Week 4   </w:t>
+      </w:r>
+      <w:r>
+        <w:rPr>
+          <w:b/>
+          <w:bCs/>
+          <w:color w:val="004976"/>
+          <w:sz w:val="40"/>
+          <w:szCs w:val="40"/>
+        </w:rPr>
+        <w:t xml:space="preserve">Feedback I got</w:t>
+      </w:r>
+    </w:p>
+    <w:p>
+      <w:pPr>
+        <w:spacing w:after="160"/>
+      </w:pPr>
+      <w:r>
+        <w:rPr>
+          <w:color w:val="041E42"/>
+          <w:sz w:val="22"/>
+          <w:szCs w:val="22"/>
+        </w:rPr>
+        <w:t xml:space="preserve">Draw or write one thing someone said you could do better.</w:t>
+      </w:r>
+    </w:p>
+    <w:tbl>
+      <w:tblPr>
+        <w:tblW w:type="pct" w:w="100%"/>
+        <w:tblBorders>
+          <w:top w:val="single" w:color="3F8291" w:sz="6"/>
+          <w:left w:val="single" w:color="3F8291" w:sz="6"/>
+          <w:bottom w:val="single" w:color="3F8291" w:sz="6"/>
+          <w:right w:val="single" w:color="3F8291" w:sz="6"/>
+          <w:insideH w:val="single" w:color="3F8291" w:sz="6"/>
+          <w:insideV w:val="single" w:color="3F8291" w:sz="6"/>
+        </w:tblBorders>
+      </w:tblPr>
+      <w:tblGrid>
+        <w:gridCol w:w="100"/>
+      </w:tblGrid>
+      <w:tr>
+        <w:trPr>
+          <w:trHeight w:val="2000" w:hRule="atLeast"/>
+        </w:trPr>
+        <w:tc>
+          <w:tcPr>
+            <w:tcMar>
+              <w:top w:type="dxa" w:w="80"/>
+              <w:left w:type="dxa" w:w="120"/>
+              <w:bottom w:type="dxa" w:w="80"/>
+              <w:right w:type="dxa" w:w="120"/>
+            </w:tcMar>
+          </w:tcPr>
+          <w:p>
+            <w:r>
+              <w:rPr>
+                <w:i/>
+                <w:iCs/>
+                <w:color w:val="97999B"/>
+                <w:sz w:val="18"/>
+                <w:szCs w:val="18"/>
+              </w:rPr>
+              <w:t xml:space="preserve">draw or write here</w:t>
+            </w:r>
+          </w:p>
+        </w:tc>
+      </w:tr>
+    </w:tbl>
+    <w:p>
+      <w:pPr>
+        <w:spacing w:after="120" w:before="80"/>
+      </w:pPr>
+      <w:r>
+        <w:rPr>
+          <w:b/>
+          <w:bCs/>
+          <w:color w:val="041E42"/>
+          <w:sz w:val="22"/>
+          <w:szCs w:val="22"/>
+        </w:rPr>
+        <w:t xml:space="preserve">One thing I will try: </w:t>
+      </w:r>
+      <w:r>
+        <w:rPr>
+          <w:color w:val="97999B"/>
+          <w:sz w:val="22"/>
+          <w:szCs w:val="22"/>
+        </w:rPr>
+        <w:t xml:space="preserve">________________________________________</w:t>
+      </w:r>
+    </w:p>
+    <w:p>
+      <w:r>
+        <w:br w:type="page"/>
+      </w:r>
+    </w:p>
+    <w:p>
+      <w:pPr>
+        <w:spacing w:after="20"/>
+      </w:pPr>
+      <w:r>
+        <w:rPr>
+          <w:b/>
+          <w:bCs/>
+          <w:color w:val="EF9600"/>
+          <w:sz w:val="22"/>
+          <w:szCs w:val="22"/>
+        </w:rPr>
+        <w:t xml:space="preserve">Week 4   </w:t>
+      </w:r>
+      <w:r>
+        <w:rPr>
+          <w:b/>
+          <w:bCs/>
+          <w:color w:val="004976"/>
+          <w:sz w:val="40"/>
+          <w:szCs w:val="40"/>
+        </w:rPr>
+        <w:t xml:space="preserve">How I have grown</w:t>
+      </w:r>
+    </w:p>
+    <w:p>
+      <w:pPr>
+        <w:spacing w:after="160"/>
+      </w:pPr>
+      <w:r>
+        <w:rPr>
+          <w:color w:val="041E42"/>
+          <w:sz w:val="22"/>
+          <w:szCs w:val="22"/>
+        </w:rPr>
+        <w:t xml:space="preserve">Draw yourself before, and now.</w:t>
+      </w:r>
+    </w:p>
+    <w:p>
+      <w:pPr>
+        <w:spacing w:after="40"/>
+      </w:pPr>
+      <w:r>
+        <w:rPr>
+          <w:b/>
+          <w:bCs/>
+          <w:color w:val="97999B"/>
+          <w:sz w:val="24"/>
+          <w:szCs w:val="24"/>
+        </w:rPr>
+        <w:t xml:space="preserve">Before</w:t>
+      </w:r>
+    </w:p>
+    <w:tbl>
+      <w:tblPr>
+        <w:tblW w:type="pct" w:w="100%"/>
+        <w:tblBorders>
+          <w:top w:val="single" w:color="97999B" w:sz="6"/>
+          <w:left w:val="single" w:color="97999B" w:sz="6"/>
+          <w:bottom w:val="single" w:color="97999B" w:sz="6"/>
+          <w:right w:val="single" w:color="97999B" w:sz="6"/>
+          <w:insideH w:val="single" w:color="97999B" w:sz="6"/>
+          <w:insideV w:val="single" w:color="97999B" w:sz="6"/>
+        </w:tblBorders>
+      </w:tblPr>
+      <w:tblGrid>
+        <w:gridCol w:w="100"/>
+      </w:tblGrid>
+      <w:tr>
+        <w:trPr>
+          <w:trHeight w:val="1500" w:hRule="atLeast"/>
+        </w:trPr>
+        <w:tc>
+          <w:tcPr>
+            <w:tcMar>
+              <w:top w:type="dxa" w:w="80"/>
+              <w:left w:type="dxa" w:w="120"/>
+              <w:bottom w:type="dxa" w:w="80"/>
+              <w:right w:type="dxa" w:w="120"/>
+            </w:tcMar>
+          </w:tcPr>
+          <w:p>
+            <w:r>
+              <w:rPr>
+                <w:i/>
+                <w:iCs/>
+                <w:color w:val="97999B"/>
+                <w:sz w:val="18"/>
+                <w:szCs w:val="18"/>
+              </w:rPr>
+              <w:t xml:space="preserve">draw here</w:t>
+            </w:r>
+          </w:p>
+        </w:tc>
+      </w:tr>
+    </w:tbl>
+    <w:p>
+      <w:pPr>
+        <w:spacing w:after="40" w:before="100"/>
+      </w:pPr>
+      <w:r>
+        <w:rPr>
+          <w:b/>
+          <w:bCs/>
+          <w:color w:val="004976"/>
+          <w:sz w:val="24"/>
+          <w:szCs w:val="24"/>
+        </w:rPr>
+        <w:t xml:space="preserve">Now</w:t>
+      </w:r>
+    </w:p>
+    <w:tbl>
+      <w:tblPr>
+        <w:tblW w:type="pct" w:w="100%"/>
+        <w:tblBorders>
+          <w:top w:val="single" w:color="8F993E" w:sz="6"/>
+          <w:left w:val="single" w:color="8F993E" w:sz="6"/>
+          <w:bottom w:val="single" w:color="8F993E" w:sz="6"/>
+          <w:right w:val="single" w:color="8F993E" w:sz="6"/>
+          <w:insideH w:val="single" w:color="8F993E" w:sz="6"/>
+          <w:insideV w:val="single" w:color="8F993E" w:sz="6"/>
+        </w:tblBorders>
+      </w:tblPr>
+      <w:tblGrid>
+        <w:gridCol w:w="100"/>
+      </w:tblGrid>
+      <w:tr>
+        <w:trPr>
+          <w:trHeight w:val="1500" w:hRule="atLeast"/>
+        </w:trPr>
+        <w:tc>
+          <w:tcPr>
+            <w:tcMar>
+              <w:top w:type="dxa" w:w="80"/>
+              <w:left w:type="dxa" w:w="120"/>
+              <w:bottom w:type="dxa" w:w="80"/>
+              <w:right w:type="dxa" w:w="120"/>
+            </w:tcMar>
+          </w:tcPr>
+          <w:p>
+            <w:r>
+              <w:rPr>
+                <w:i/>
+                <w:iCs/>
+                <w:color w:val="97999B"/>
+                <w:sz w:val="18"/>
+                <w:szCs w:val="18"/>
+              </w:rPr>
+              <w:t xml:space="preserve">draw here</w:t>
+            </w:r>
+          </w:p>
+        </w:tc>
+      </w:tr>
+    </w:tbl>
+    <w:p>
+      <w:pPr>
+        <w:spacing w:after="120" w:before="80"/>
+      </w:pPr>
+      <w:r>
+        <w:rPr>
+          <w:b/>
+          <w:bCs/>
+          <w:color w:val="041E42"/>
+          <w:sz w:val="22"/>
+          <w:szCs w:val="22"/>
+        </w:rPr>
+        <w:t xml:space="preserve">Now I can: </w:t>
+      </w:r>
+      <w:r>
+        <w:rPr>
+          <w:color w:val="97999B"/>
+          <w:sz w:val="22"/>
+          <w:szCs w:val="22"/>
+        </w:rPr>
+        <w:t xml:space="preserve">________________________________________</w:t>
       </w:r>
     </w:p>
     <w:p>

--- a/public/downloads/agency-in-learning-student-workbook.docx
+++ b/public/downloads/agency-in-learning-student-workbook.docx
@@ -147,10 +147,11 @@
           <w:b/>
           <w:bCs/>
           <w:color w:val="EF9600"/>
-          <w:sz w:val="22"/>
-          <w:szCs w:val="22"/>
-        </w:rPr>
-        <w:t xml:space="preserve">Week 1   </w:t>
+          <w:spacing w:val="20"/>
+          <w:sz w:val="18"/>
+          <w:szCs w:val="18"/>
+        </w:rPr>
+        <w:t xml:space="preserve">Understand yourself   </w:t>
       </w:r>
       <w:r>
         <w:rPr>
@@ -279,10 +280,11 @@
           <w:b/>
           <w:bCs/>
           <w:color w:val="EF9600"/>
-          <w:sz w:val="22"/>
-          <w:szCs w:val="22"/>
-        </w:rPr>
-        <w:t xml:space="preserve">Week 1   </w:t>
+          <w:spacing w:val="20"/>
+          <w:sz w:val="18"/>
+          <w:szCs w:val="18"/>
+        </w:rPr>
+        <w:t xml:space="preserve">Understand yourself   </w:t>
       </w:r>
       <w:r>
         <w:rPr>
@@ -423,10 +425,11 @@
           <w:b/>
           <w:bCs/>
           <w:color w:val="EF9600"/>
-          <w:sz w:val="22"/>
-          <w:szCs w:val="22"/>
-        </w:rPr>
-        <w:t xml:space="preserve">Week 1   </w:t>
+          <w:spacing w:val="20"/>
+          <w:sz w:val="18"/>
+          <w:szCs w:val="18"/>
+        </w:rPr>
+        <w:t xml:space="preserve">Understand yourself   </w:t>
       </w:r>
       <w:r>
         <w:rPr>
@@ -462,7 +465,7 @@
           <w:sz w:val="21"/>
           <w:szCs w:val="21"/>
         </w:rPr>
-        <w:t xml:space="preserve">When I learn best (mark the times):  morning   ·   midday   ·   evening   ·   night</w:t>
+        <w:t xml:space="preserve">When I learn best (mark the times):  morning · midday · evening · night</w:t>
       </w:r>
     </w:p>
     <w:tbl>
@@ -568,10 +571,11 @@
           <w:b/>
           <w:bCs/>
           <w:color w:val="EF9600"/>
-          <w:sz w:val="22"/>
-          <w:szCs w:val="22"/>
-        </w:rPr>
-        <w:t xml:space="preserve">Week 2   </w:t>
+          <w:spacing w:val="20"/>
+          <w:sz w:val="18"/>
+          <w:szCs w:val="18"/>
+        </w:rPr>
+        <w:t xml:space="preserve">Set your goal   </w:t>
       </w:r>
       <w:r>
         <w:rPr>
@@ -700,10 +704,11 @@
           <w:b/>
           <w:bCs/>
           <w:color w:val="EF9600"/>
-          <w:sz w:val="22"/>
-          <w:szCs w:val="22"/>
-        </w:rPr>
-        <w:t xml:space="preserve">Week 2   </w:t>
+          <w:spacing w:val="20"/>
+          <w:sz w:val="18"/>
+          <w:szCs w:val="18"/>
+        </w:rPr>
+        <w:t xml:space="preserve">Set your goal   </w:t>
       </w:r>
       <w:r>
         <w:rPr>
@@ -865,7 +870,7 @@
                 <w:sz w:val="18"/>
                 <w:szCs w:val="18"/>
               </w:rPr>
-              <w:t xml:space="preserve">step 1  —  colour this one — I can reach it this week</w:t>
+              <w:t xml:space="preserve">step 1  —  colour this one — I can reach it soon</w:t>
             </w:r>
           </w:p>
         </w:tc>
@@ -885,142 +890,11 @@
           <w:b/>
           <w:bCs/>
           <w:color w:val="EF9600"/>
-          <w:sz w:val="22"/>
-          <w:szCs w:val="22"/>
-        </w:rPr>
-        <w:t xml:space="preserve">Week 2   </w:t>
-      </w:r>
-      <w:r>
-        <w:rPr>
-          <w:b/>
-          <w:bCs/>
-          <w:color w:val="004976"/>
-          <w:sz w:val="40"/>
-          <w:szCs w:val="40"/>
-        </w:rPr>
-        <w:t xml:space="preserve">My first step</w:t>
-      </w:r>
-    </w:p>
-    <w:p>
-      <w:pPr>
-        <w:spacing w:after="160"/>
-      </w:pPr>
-      <w:r>
-        <w:rPr>
-          <w:color w:val="041E42"/>
-          <w:sz w:val="22"/>
-          <w:szCs w:val="22"/>
-        </w:rPr>
-        <w:t xml:space="preserve">Draw or write the one small step you will take this week.</w:t>
-      </w:r>
-    </w:p>
-    <w:tbl>
-      <w:tblPr>
-        <w:tblW w:type="pct" w:w="100%"/>
-        <w:tblBorders>
-          <w:top w:val="single" w:color="3F8291" w:sz="6"/>
-          <w:left w:val="single" w:color="3F8291" w:sz="6"/>
-          <w:bottom w:val="single" w:color="3F8291" w:sz="6"/>
-          <w:right w:val="single" w:color="3F8291" w:sz="6"/>
-          <w:insideH w:val="single" w:color="3F8291" w:sz="6"/>
-          <w:insideV w:val="single" w:color="3F8291" w:sz="6"/>
-        </w:tblBorders>
-      </w:tblPr>
-      <w:tblGrid>
-        <w:gridCol w:w="100"/>
-      </w:tblGrid>
-      <w:tr>
-        <w:trPr>
-          <w:trHeight w:val="2200" w:hRule="atLeast"/>
-        </w:trPr>
-        <w:tc>
-          <w:tcPr>
-            <w:tcMar>
-              <w:top w:type="dxa" w:w="80"/>
-              <w:left w:type="dxa" w:w="120"/>
-              <w:bottom w:type="dxa" w:w="80"/>
-              <w:right w:type="dxa" w:w="120"/>
-            </w:tcMar>
-          </w:tcPr>
-          <w:p>
-            <w:r>
-              <w:rPr>
-                <w:i/>
-                <w:iCs/>
-                <w:color w:val="97999B"/>
-                <w:sz w:val="18"/>
-                <w:szCs w:val="18"/>
-              </w:rPr>
-              <w:t xml:space="preserve">draw or write here</w:t>
-            </w:r>
-          </w:p>
-        </w:tc>
-      </w:tr>
-    </w:tbl>
-    <w:p>
-      <w:pPr>
-        <w:spacing w:after="120" w:before="80"/>
-      </w:pPr>
-      <w:r>
-        <w:rPr>
-          <w:b/>
-          <w:bCs/>
-          <w:color w:val="041E42"/>
-          <w:sz w:val="22"/>
-          <w:szCs w:val="22"/>
-        </w:rPr>
-        <w:t xml:space="preserve">I will do it on (day): </w:t>
-      </w:r>
-      <w:r>
-        <w:rPr>
-          <w:color w:val="97999B"/>
-          <w:sz w:val="22"/>
-          <w:szCs w:val="22"/>
-        </w:rPr>
-        <w:t xml:space="preserve">________________________________________</w:t>
-      </w:r>
-    </w:p>
-    <w:p>
-      <w:pPr>
-        <w:spacing w:before="160"/>
-      </w:pPr>
-      <w:r>
-        <w:rPr>
-          <w:color w:val="8F993E"/>
-          <w:sz w:val="26"/>
-          <w:szCs w:val="26"/>
-        </w:rPr>
-        <w:t xml:space="preserve">☐  </w:t>
-      </w:r>
-      <w:r>
-        <w:rPr>
-          <w:b/>
-          <w:bCs/>
-          <w:color w:val="041E42"/>
-          <w:sz w:val="22"/>
-          <w:szCs w:val="22"/>
-        </w:rPr>
-        <w:t xml:space="preserve">I said my goal and my first step out loud to my partner.</w:t>
-      </w:r>
-    </w:p>
-    <w:p>
-      <w:r>
-        <w:br w:type="page"/>
-      </w:r>
-    </w:p>
-    <w:p>
-      <w:pPr>
-        <w:spacing w:after="20"/>
-      </w:pPr>
-      <w:r>
-        <w:rPr>
-          <w:b/>
-          <w:bCs/>
-          <w:color w:val="EF9600"/>
-          <w:sz w:val="22"/>
-          <w:szCs w:val="22"/>
-        </w:rPr>
-        <w:t xml:space="preserve">Week 3   </w:t>
+          <w:spacing w:val="20"/>
+          <w:sz w:val="18"/>
+          <w:szCs w:val="18"/>
+        </w:rPr>
+        <w:t xml:space="preserve">Plan and take steps   </w:t>
       </w:r>
       <w:r>
         <w:rPr>
@@ -1189,10 +1063,11 @@
           <w:b/>
           <w:bCs/>
           <w:color w:val="EF9600"/>
-          <w:sz w:val="22"/>
-          <w:szCs w:val="22"/>
-        </w:rPr>
-        <w:t xml:space="preserve">Week 3   </w:t>
+          <w:spacing w:val="20"/>
+          <w:sz w:val="18"/>
+          <w:szCs w:val="18"/>
+        </w:rPr>
+        <w:t xml:space="preserve">Plan and take steps   </w:t>
       </w:r>
       <w:r>
         <w:rPr>
@@ -1215,7 +1090,7 @@
           <w:sz w:val="22"/>
           <w:szCs w:val="22"/>
         </w:rPr>
-        <w:t xml:space="preserve">Mark when you will work on your goal this week.</w:t>
+        <w:t xml:space="preserve">Mark when you will work on your goal.</w:t>
       </w:r>
     </w:p>
     <w:p>
@@ -1311,10 +1186,11 @@
           <w:b/>
           <w:bCs/>
           <w:color w:val="EF9600"/>
-          <w:sz w:val="22"/>
-          <w:szCs w:val="22"/>
-        </w:rPr>
-        <w:t xml:space="preserve">Week 3   </w:t>
+          <w:spacing w:val="20"/>
+          <w:sz w:val="18"/>
+          <w:szCs w:val="18"/>
+        </w:rPr>
+        <w:t xml:space="preserve">Plan and take steps   </w:t>
       </w:r>
       <w:r>
         <w:rPr>
@@ -1420,10 +1296,11 @@
           <w:b/>
           <w:bCs/>
           <w:color w:val="EF9600"/>
-          <w:sz w:val="22"/>
-          <w:szCs w:val="22"/>
-        </w:rPr>
-        <w:t xml:space="preserve">Week 4   </w:t>
+          <w:spacing w:val="20"/>
+          <w:sz w:val="18"/>
+          <w:szCs w:val="18"/>
+        </w:rPr>
+        <w:t xml:space="preserve">Plan and take steps   </w:t>
       </w:r>
       <w:r>
         <w:rPr>
@@ -1446,7 +1323,7 @@
           <w:sz w:val="22"/>
           <w:szCs w:val="22"/>
         </w:rPr>
-        <w:t xml:space="preserve">Make one small mark or drawing each time. Colour a box when you take a step towards your goal.</w:t>
+        <w:t xml:space="preserve">Make one small mark or drawing each time you take a step towards your goal.</w:t>
       </w:r>
     </w:p>
     <w:tbl>
@@ -1466,7 +1343,7 @@
       </w:tblGrid>
       <w:tr>
         <w:trPr>
-          <w:trHeight w:val="2600" w:hRule="atLeast"/>
+          <w:trHeight w:val="3200" w:hRule="atLeast"/>
         </w:trPr>
         <w:tc>
           <w:tcPr>
@@ -1486,7 +1363,7 @@
                 <w:sz w:val="18"/>
                 <w:szCs w:val="18"/>
               </w:rPr>
-              <w:t xml:space="preserve">one small drawing or mark each session</w:t>
+              <w:t xml:space="preserve">one small drawing or mark each time</w:t>
             </w:r>
           </w:p>
         </w:tc>
@@ -1506,10 +1383,11 @@
           <w:b/>
           <w:bCs/>
           <w:color w:val="EF9600"/>
-          <w:sz w:val="22"/>
-          <w:szCs w:val="22"/>
-        </w:rPr>
-        <w:t xml:space="preserve">Week 4   </w:t>
+          <w:spacing w:val="20"/>
+          <w:sz w:val="18"/>
+          <w:szCs w:val="18"/>
+        </w:rPr>
+        <w:t xml:space="preserve">Track and reflect   </w:t>
       </w:r>
       <w:r>
         <w:rPr>
@@ -1615,10 +1493,11 @@
           <w:b/>
           <w:bCs/>
           <w:color w:val="EF9600"/>
-          <w:sz w:val="22"/>
-          <w:szCs w:val="22"/>
-        </w:rPr>
-        <w:t xml:space="preserve">Week 4   </w:t>
+          <w:spacing w:val="20"/>
+          <w:sz w:val="18"/>
+          <w:szCs w:val="18"/>
+        </w:rPr>
+        <w:t xml:space="preserve">Track and reflect   </w:t>
       </w:r>
       <w:r>
         <w:rPr>
@@ -1781,6 +1660,116 @@
           <w:szCs w:val="22"/>
         </w:rPr>
         <w:t xml:space="preserve">________________________________________</w:t>
+      </w:r>
+    </w:p>
+    <w:p>
+      <w:r>
+        <w:br w:type="page"/>
+      </w:r>
+    </w:p>
+    <w:p>
+      <w:pPr>
+        <w:spacing w:after="20"/>
+      </w:pPr>
+      <w:r>
+        <w:rPr>
+          <w:b/>
+          <w:bCs/>
+          <w:color w:val="EF9600"/>
+          <w:spacing w:val="20"/>
+          <w:sz w:val="18"/>
+          <w:szCs w:val="18"/>
+        </w:rPr>
+        <w:t xml:space="preserve">Track and reflect   </w:t>
+      </w:r>
+      <w:r>
+        <w:rPr>
+          <w:b/>
+          <w:bCs/>
+          <w:color w:val="004976"/>
+          <w:sz w:val="40"/>
+          <w:szCs w:val="40"/>
+        </w:rPr>
+        <w:t xml:space="preserve">My next goal</w:t>
+      </w:r>
+    </w:p>
+    <w:p>
+      <w:pPr>
+        <w:spacing w:after="160"/>
+      </w:pPr>
+      <w:r>
+        <w:rPr>
+          <w:color w:val="041E42"/>
+          <w:sz w:val="22"/>
+          <w:szCs w:val="22"/>
+        </w:rPr>
+        <w:t xml:space="preserve">Draw one goal you will keep working on after this course.</w:t>
+      </w:r>
+    </w:p>
+    <w:tbl>
+      <w:tblPr>
+        <w:tblW w:type="pct" w:w="100%"/>
+        <w:tblBorders>
+          <w:top w:val="single" w:color="F0B323" w:sz="6"/>
+          <w:left w:val="single" w:color="F0B323" w:sz="6"/>
+          <w:bottom w:val="single" w:color="F0B323" w:sz="6"/>
+          <w:right w:val="single" w:color="F0B323" w:sz="6"/>
+          <w:insideH w:val="single" w:color="F0B323" w:sz="6"/>
+          <w:insideV w:val="single" w:color="F0B323" w:sz="6"/>
+        </w:tblBorders>
+      </w:tblPr>
+      <w:tblGrid>
+        <w:gridCol w:w="100"/>
+      </w:tblGrid>
+      <w:tr>
+        <w:trPr>
+          <w:trHeight w:val="2600" w:hRule="atLeast"/>
+        </w:trPr>
+        <w:tc>
+          <w:tcPr>
+            <w:tcMar>
+              <w:top w:type="dxa" w:w="80"/>
+              <w:left w:type="dxa" w:w="120"/>
+              <w:bottom w:type="dxa" w:w="80"/>
+              <w:right w:type="dxa" w:w="120"/>
+            </w:tcMar>
+          </w:tcPr>
+          <w:p>
+            <w:r>
+              <w:rPr>
+                <w:i/>
+                <w:iCs/>
+                <w:color w:val="97999B"/>
+                <w:sz w:val="18"/>
+                <w:szCs w:val="18"/>
+              </w:rPr>
+              <w:t xml:space="preserve">draw here</w:t>
+            </w:r>
+          </w:p>
+        </w:tc>
+      </w:tr>
+    </w:tbl>
+    <w:p>
+      <w:pPr>
+        <w:spacing w:before="160"/>
+      </w:pPr>
+      <w:r>
+        <w:rPr>
+          <w:color w:val="8F993E"/>
+          <w:sz w:val="26"/>
+          <w:szCs w:val="26"/>
+        </w:rPr>
+        <w:t xml:space="preserve">☐  </w:t>
+      </w:r>
+      <w:r>
+        <w:rPr>
+          <w:b/>
+          <w:bCs/>
+          <w:color w:val="041E42"/>
+          <w:sz w:val="22"/>
+          <w:szCs w:val="22"/>
+        </w:rPr>
+        <w:t xml:space="preserve">I shared one way I have grown with my group.</w:t>
       </w:r>
     </w:p>
     <w:p>

--- a/public/downloads/agency-in-learning-student-workbook.docx
+++ b/public/downloads/agency-in-learning-student-workbook.docx
@@ -133,6 +133,282 @@
         <w:t xml:space="preserve">You do not have to write. You can draw, colour, and say your answers.</w:t>
       </w:r>
     </w:p>
+    <w:p>
+      <w:r>
+        <w:br w:type="page"/>
+      </w:r>
+    </w:p>
+    <w:p>
+      <w:pPr>
+        <w:spacing w:after="20"/>
+      </w:pPr>
+      <w:r>
+        <w:rPr>
+          <w:b/>
+          <w:bCs/>
+          <w:color w:val="EF9600"/>
+          <w:spacing w:val="20"/>
+          <w:sz w:val="18"/>
+          <w:szCs w:val="18"/>
+        </w:rPr>
+        <w:t xml:space="preserve">Getting started   </w:t>
+      </w:r>
+      <w:r>
+        <w:rPr>
+          <w:b/>
+          <w:bCs/>
+          <w:color w:val="004976"/>
+          <w:sz w:val="40"/>
+          <w:szCs w:val="40"/>
+        </w:rPr>
+        <w:t xml:space="preserve">What we will learn</w:t>
+      </w:r>
+    </w:p>
+    <w:p>
+      <w:pPr>
+        <w:spacing w:after="160"/>
+      </w:pPr>
+      <w:r>
+        <w:rPr>
+          <w:color w:val="041E42"/>
+          <w:sz w:val="22"/>
+          <w:szCs w:val="22"/>
+        </w:rPr>
+        <w:t xml:space="preserve">Our four learning steps. Draw or mark how you would try each one.</w:t>
+      </w:r>
+    </w:p>
+    <w:p>
+      <w:pPr>
+        <w:spacing w:after="40" w:before="120"/>
+      </w:pPr>
+      <w:r>
+        <w:rPr>
+          <w:b/>
+          <w:bCs/>
+          <w:color w:val="041E42"/>
+          <w:sz w:val="22"/>
+          <w:szCs w:val="22"/>
+        </w:rPr>
+        <w:t xml:space="preserve">1.  Get to know yourself as a learner</w:t>
+      </w:r>
+    </w:p>
+    <w:tbl>
+      <w:tblPr>
+        <w:tblW w:type="pct" w:w="100%"/>
+        <w:tblBorders>
+          <w:top w:val="single" w:color="97999B" w:sz="6"/>
+          <w:left w:val="single" w:color="97999B" w:sz="6"/>
+          <w:bottom w:val="single" w:color="97999B" w:sz="6"/>
+          <w:right w:val="single" w:color="97999B" w:sz="6"/>
+          <w:insideH w:val="single" w:color="97999B" w:sz="6"/>
+          <w:insideV w:val="single" w:color="97999B" w:sz="6"/>
+        </w:tblBorders>
+      </w:tblPr>
+      <w:tblGrid>
+        <w:gridCol w:w="100"/>
+      </w:tblGrid>
+      <w:tr>
+        <w:trPr>
+          <w:trHeight w:val="800" w:hRule="atLeast"/>
+        </w:trPr>
+        <w:tc>
+          <w:tcPr>
+            <w:tcMar>
+              <w:top w:type="dxa" w:w="80"/>
+              <w:left w:type="dxa" w:w="120"/>
+              <w:bottom w:type="dxa" w:w="80"/>
+              <w:right w:type="dxa" w:w="120"/>
+            </w:tcMar>
+          </w:tcPr>
+          <w:p>
+            <w:r>
+              <w:rPr>
+                <w:i/>
+                <w:iCs/>
+                <w:color w:val="97999B"/>
+                <w:sz w:val="18"/>
+                <w:szCs w:val="18"/>
+              </w:rPr>
+              <w:t xml:space="preserve">how I would try</w:t>
+            </w:r>
+          </w:p>
+        </w:tc>
+      </w:tr>
+    </w:tbl>
+    <w:p>
+      <w:pPr>
+        <w:spacing w:after="40" w:before="120"/>
+      </w:pPr>
+      <w:r>
+        <w:rPr>
+          <w:b/>
+          <w:bCs/>
+          <w:color w:val="041E42"/>
+          <w:sz w:val="22"/>
+          <w:szCs w:val="22"/>
+        </w:rPr>
+        <w:t xml:space="preserve">2.  Choose a learning goal that matters to you</w:t>
+      </w:r>
+    </w:p>
+    <w:tbl>
+      <w:tblPr>
+        <w:tblW w:type="pct" w:w="100%"/>
+        <w:tblBorders>
+          <w:top w:val="single" w:color="97999B" w:sz="6"/>
+          <w:left w:val="single" w:color="97999B" w:sz="6"/>
+          <w:bottom w:val="single" w:color="97999B" w:sz="6"/>
+          <w:right w:val="single" w:color="97999B" w:sz="6"/>
+          <w:insideH w:val="single" w:color="97999B" w:sz="6"/>
+          <w:insideV w:val="single" w:color="97999B" w:sz="6"/>
+        </w:tblBorders>
+      </w:tblPr>
+      <w:tblGrid>
+        <w:gridCol w:w="100"/>
+      </w:tblGrid>
+      <w:tr>
+        <w:trPr>
+          <w:trHeight w:val="800" w:hRule="atLeast"/>
+        </w:trPr>
+        <w:tc>
+          <w:tcPr>
+            <w:tcMar>
+              <w:top w:type="dxa" w:w="80"/>
+              <w:left w:type="dxa" w:w="120"/>
+              <w:bottom w:type="dxa" w:w="80"/>
+              <w:right w:type="dxa" w:w="120"/>
+            </w:tcMar>
+          </w:tcPr>
+          <w:p>
+            <w:r>
+              <w:rPr>
+                <w:i/>
+                <w:iCs/>
+                <w:color w:val="97999B"/>
+                <w:sz w:val="18"/>
+                <w:szCs w:val="18"/>
+              </w:rPr>
+              <w:t xml:space="preserve">how I would try</w:t>
+            </w:r>
+          </w:p>
+        </w:tc>
+      </w:tr>
+    </w:tbl>
+    <w:p>
+      <w:pPr>
+        <w:spacing w:after="40" w:before="120"/>
+      </w:pPr>
+      <w:r>
+        <w:rPr>
+          <w:b/>
+          <w:bCs/>
+          <w:color w:val="041E42"/>
+          <w:sz w:val="22"/>
+          <w:szCs w:val="22"/>
+        </w:rPr>
+        <w:t xml:space="preserve">3.  Make a plan and take steps</w:t>
+      </w:r>
+    </w:p>
+    <w:tbl>
+      <w:tblPr>
+        <w:tblW w:type="pct" w:w="100%"/>
+        <w:tblBorders>
+          <w:top w:val="single" w:color="97999B" w:sz="6"/>
+          <w:left w:val="single" w:color="97999B" w:sz="6"/>
+          <w:bottom w:val="single" w:color="97999B" w:sz="6"/>
+          <w:right w:val="single" w:color="97999B" w:sz="6"/>
+          <w:insideH w:val="single" w:color="97999B" w:sz="6"/>
+          <w:insideV w:val="single" w:color="97999B" w:sz="6"/>
+        </w:tblBorders>
+      </w:tblPr>
+      <w:tblGrid>
+        <w:gridCol w:w="100"/>
+      </w:tblGrid>
+      <w:tr>
+        <w:trPr>
+          <w:trHeight w:val="800" w:hRule="atLeast"/>
+        </w:trPr>
+        <w:tc>
+          <w:tcPr>
+            <w:tcMar>
+              <w:top w:type="dxa" w:w="80"/>
+              <w:left w:type="dxa" w:w="120"/>
+              <w:bottom w:type="dxa" w:w="80"/>
+              <w:right w:type="dxa" w:w="120"/>
+            </w:tcMar>
+          </w:tcPr>
+          <w:p>
+            <w:r>
+              <w:rPr>
+                <w:i/>
+                <w:iCs/>
+                <w:color w:val="97999B"/>
+                <w:sz w:val="18"/>
+                <w:szCs w:val="18"/>
+              </w:rPr>
+              <w:t xml:space="preserve">how I would try</w:t>
+            </w:r>
+          </w:p>
+        </w:tc>
+      </w:tr>
+    </w:tbl>
+    <w:p>
+      <w:pPr>
+        <w:spacing w:after="40" w:before="120"/>
+      </w:pPr>
+      <w:r>
+        <w:rPr>
+          <w:b/>
+          <w:bCs/>
+          <w:color w:val="041E42"/>
+          <w:sz w:val="22"/>
+          <w:szCs w:val="22"/>
+        </w:rPr>
+        <w:t xml:space="preserve">4.  See how you are doing, and grow</w:t>
+      </w:r>
+    </w:p>
+    <w:tbl>
+      <w:tblPr>
+        <w:tblW w:type="pct" w:w="100%"/>
+        <w:tblBorders>
+          <w:top w:val="single" w:color="97999B" w:sz="6"/>
+          <w:left w:val="single" w:color="97999B" w:sz="6"/>
+          <w:bottom w:val="single" w:color="97999B" w:sz="6"/>
+          <w:right w:val="single" w:color="97999B" w:sz="6"/>
+          <w:insideH w:val="single" w:color="97999B" w:sz="6"/>
+          <w:insideV w:val="single" w:color="97999B" w:sz="6"/>
+        </w:tblBorders>
+      </w:tblPr>
+      <w:tblGrid>
+        <w:gridCol w:w="100"/>
+      </w:tblGrid>
+      <w:tr>
+        <w:trPr>
+          <w:trHeight w:val="800" w:hRule="atLeast"/>
+        </w:trPr>
+        <w:tc>
+          <w:tcPr>
+            <w:tcMar>
+              <w:top w:type="dxa" w:w="80"/>
+              <w:left w:type="dxa" w:w="120"/>
+              <w:bottom w:type="dxa" w:w="80"/>
+              <w:right w:type="dxa" w:w="120"/>
+            </w:tcMar>
+          </w:tcPr>
+          <w:p>
+            <w:r>
+              <w:rPr>
+                <w:i/>
+                <w:iCs/>
+                <w:color w:val="97999B"/>
+                <w:sz w:val="18"/>
+                <w:szCs w:val="18"/>
+              </w:rPr>
+              <w:t xml:space="preserve">how I would try</w:t>
+            </w:r>
+          </w:p>
+        </w:tc>
+      </w:tr>
+    </w:tbl>
     <w:p>
       <w:r>
         <w:br w:type="page"/>

--- a/public/downloads/agency-in-learning-student-workbook.docx
+++ b/public/downloads/agency-in-learning-student-workbook.docx
@@ -182,14 +182,54 @@
         <w:spacing w:after="40" w:before="120"/>
       </w:pPr>
       <w:r>
-        <w:rPr>
-          <w:b/>
-          <w:bCs/>
-          <w:color w:val="041E42"/>
-          <w:sz w:val="22"/>
-          <w:szCs w:val="22"/>
-        </w:rPr>
-        <w:t xml:space="preserve">1.  Get to know yourself as a learner</w:t>
+        <w:drawing>
+          <wp:inline distT="0" distB="0" distL="0" distR="0">
+            <wp:extent cx="285750" cy="285750"/>
+            <wp:effectExtent t="0" r="0" b="0" l="0"/>
+            <wp:docPr id="1" name="" descr="" title=""/>
+            <wp:cNvGraphicFramePr>
+              <a:graphicFrameLocks xmlns:a="http://schemas.openxmlformats.org/drawingml/2006/main" noChangeAspect="1"/>
+            </wp:cNvGraphicFramePr>
+            <a:graphic xmlns:a="http://schemas.openxmlformats.org/drawingml/2006/main">
+              <a:graphicData uri="http://schemas.openxmlformats.org/drawingml/2006/picture">
+                <pic:pic xmlns:pic="http://schemas.openxmlformats.org/drawingml/2006/picture">
+                  <pic:nvPicPr>
+                    <pic:cNvPr id="0" name="" descr=""/>
+                    <pic:cNvPicPr>
+                      <a:picLocks noChangeAspect="1" noChangeArrowheads="1"/>
+                    </pic:cNvPicPr>
+                  </pic:nvPicPr>
+                  <pic:blipFill>
+                    <a:blip r:embed="rId8" cstate="none"/>
+                    <a:srcRect/>
+                    <a:stretch>
+                      <a:fillRect/>
+                    </a:stretch>
+                  </pic:blipFill>
+                  <pic:spPr bwMode="auto">
+                    <a:xfrm>
+                      <a:off x="0" y="0"/>
+                      <a:ext cx="285750" cy="285750"/>
+                    </a:xfrm>
+                    <a:prstGeom prst="rect">
+                      <a:avLst/>
+                    </a:prstGeom>
+                  </pic:spPr>
+                </pic:pic>
+              </a:graphicData>
+            </a:graphic>
+          </wp:inline>
+        </w:drawing>
+      </w:r>
+      <w:r>
+        <w:rPr>
+          <w:b/>
+          <w:bCs/>
+          <w:color w:val="041E42"/>
+          <w:sz w:val="22"/>
+          <w:szCs w:val="22"/>
+        </w:rPr>
+        <w:t xml:space="preserve">   1.  Get to know yourself as a learner</w:t>
       </w:r>
     </w:p>
     <w:tbl>
@@ -240,14 +280,54 @@
         <w:spacing w:after="40" w:before="120"/>
       </w:pPr>
       <w:r>
-        <w:rPr>
-          <w:b/>
-          <w:bCs/>
-          <w:color w:val="041E42"/>
-          <w:sz w:val="22"/>
-          <w:szCs w:val="22"/>
-        </w:rPr>
-        <w:t xml:space="preserve">2.  Choose a learning goal that matters to you</w:t>
+        <w:drawing>
+          <wp:inline distT="0" distB="0" distL="0" distR="0">
+            <wp:extent cx="285750" cy="285750"/>
+            <wp:effectExtent t="0" r="0" b="0" l="0"/>
+            <wp:docPr id="1" name="" descr="" title=""/>
+            <wp:cNvGraphicFramePr>
+              <a:graphicFrameLocks xmlns:a="http://schemas.openxmlformats.org/drawingml/2006/main" noChangeAspect="1"/>
+            </wp:cNvGraphicFramePr>
+            <a:graphic xmlns:a="http://schemas.openxmlformats.org/drawingml/2006/main">
+              <a:graphicData uri="http://schemas.openxmlformats.org/drawingml/2006/picture">
+                <pic:pic xmlns:pic="http://schemas.openxmlformats.org/drawingml/2006/picture">
+                  <pic:nvPicPr>
+                    <pic:cNvPr id="0" name="" descr=""/>
+                    <pic:cNvPicPr>
+                      <a:picLocks noChangeAspect="1" noChangeArrowheads="1"/>
+                    </pic:cNvPicPr>
+                  </pic:nvPicPr>
+                  <pic:blipFill>
+                    <a:blip r:embed="rId9" cstate="none"/>
+                    <a:srcRect/>
+                    <a:stretch>
+                      <a:fillRect/>
+                    </a:stretch>
+                  </pic:blipFill>
+                  <pic:spPr bwMode="auto">
+                    <a:xfrm>
+                      <a:off x="0" y="0"/>
+                      <a:ext cx="285750" cy="285750"/>
+                    </a:xfrm>
+                    <a:prstGeom prst="rect">
+                      <a:avLst/>
+                    </a:prstGeom>
+                  </pic:spPr>
+                </pic:pic>
+              </a:graphicData>
+            </a:graphic>
+          </wp:inline>
+        </w:drawing>
+      </w:r>
+      <w:r>
+        <w:rPr>
+          <w:b/>
+          <w:bCs/>
+          <w:color w:val="041E42"/>
+          <w:sz w:val="22"/>
+          <w:szCs w:val="22"/>
+        </w:rPr>
+        <w:t xml:space="preserve">   2.  Choose a learning goal that matters to you</w:t>
       </w:r>
     </w:p>
     <w:tbl>
@@ -298,14 +378,54 @@
         <w:spacing w:after="40" w:before="120"/>
       </w:pPr>
       <w:r>
-        <w:rPr>
-          <w:b/>
-          <w:bCs/>
-          <w:color w:val="041E42"/>
-          <w:sz w:val="22"/>
-          <w:szCs w:val="22"/>
-        </w:rPr>
-        <w:t xml:space="preserve">3.  Make a plan and take steps</w:t>
+        <w:drawing>
+          <wp:inline distT="0" distB="0" distL="0" distR="0">
+            <wp:extent cx="285750" cy="285750"/>
+            <wp:effectExtent t="0" r="0" b="0" l="0"/>
+            <wp:docPr id="1" name="" descr="" title=""/>
+            <wp:cNvGraphicFramePr>
+              <a:graphicFrameLocks xmlns:a="http://schemas.openxmlformats.org/drawingml/2006/main" noChangeAspect="1"/>
+            </wp:cNvGraphicFramePr>
+            <a:graphic xmlns:a="http://schemas.openxmlformats.org/drawingml/2006/main">
+              <a:graphicData uri="http://schemas.openxmlformats.org/drawingml/2006/picture">
+                <pic:pic xmlns:pic="http://schemas.openxmlformats.org/drawingml/2006/picture">
+                  <pic:nvPicPr>
+                    <pic:cNvPr id="0" name="" descr=""/>
+                    <pic:cNvPicPr>
+                      <a:picLocks noChangeAspect="1" noChangeArrowheads="1"/>
+                    </pic:cNvPicPr>
+                  </pic:nvPicPr>
+                  <pic:blipFill>
+                    <a:blip r:embed="rId10" cstate="none"/>
+                    <a:srcRect/>
+                    <a:stretch>
+                      <a:fillRect/>
+                    </a:stretch>
+                  </pic:blipFill>
+                  <pic:spPr bwMode="auto">
+                    <a:xfrm>
+                      <a:off x="0" y="0"/>
+                      <a:ext cx="285750" cy="285750"/>
+                    </a:xfrm>
+                    <a:prstGeom prst="rect">
+                      <a:avLst/>
+                    </a:prstGeom>
+                  </pic:spPr>
+                </pic:pic>
+              </a:graphicData>
+            </a:graphic>
+          </wp:inline>
+        </w:drawing>
+      </w:r>
+      <w:r>
+        <w:rPr>
+          <w:b/>
+          <w:bCs/>
+          <w:color w:val="041E42"/>
+          <w:sz w:val="22"/>
+          <w:szCs w:val="22"/>
+        </w:rPr>
+        <w:t xml:space="preserve">   3.  Make a plan and take steps</w:t>
       </w:r>
     </w:p>
     <w:tbl>
@@ -356,14 +476,54 @@
         <w:spacing w:after="40" w:before="120"/>
       </w:pPr>
       <w:r>
-        <w:rPr>
-          <w:b/>
-          <w:bCs/>
-          <w:color w:val="041E42"/>
-          <w:sz w:val="22"/>
-          <w:szCs w:val="22"/>
-        </w:rPr>
-        <w:t xml:space="preserve">4.  See how you are doing, and grow</w:t>
+        <w:drawing>
+          <wp:inline distT="0" distB="0" distL="0" distR="0">
+            <wp:extent cx="285750" cy="285750"/>
+            <wp:effectExtent t="0" r="0" b="0" l="0"/>
+            <wp:docPr id="1" name="" descr="" title=""/>
+            <wp:cNvGraphicFramePr>
+              <a:graphicFrameLocks xmlns:a="http://schemas.openxmlformats.org/drawingml/2006/main" noChangeAspect="1"/>
+            </wp:cNvGraphicFramePr>
+            <a:graphic xmlns:a="http://schemas.openxmlformats.org/drawingml/2006/main">
+              <a:graphicData uri="http://schemas.openxmlformats.org/drawingml/2006/picture">
+                <pic:pic xmlns:pic="http://schemas.openxmlformats.org/drawingml/2006/picture">
+                  <pic:nvPicPr>
+                    <pic:cNvPr id="0" name="" descr=""/>
+                    <pic:cNvPicPr>
+                      <a:picLocks noChangeAspect="1" noChangeArrowheads="1"/>
+                    </pic:cNvPicPr>
+                  </pic:nvPicPr>
+                  <pic:blipFill>
+                    <a:blip r:embed="rId11" cstate="none"/>
+                    <a:srcRect/>
+                    <a:stretch>
+                      <a:fillRect/>
+                    </a:stretch>
+                  </pic:blipFill>
+                  <pic:spPr bwMode="auto">
+                    <a:xfrm>
+                      <a:off x="0" y="0"/>
+                      <a:ext cx="285750" cy="285750"/>
+                    </a:xfrm>
+                    <a:prstGeom prst="rect">
+                      <a:avLst/>
+                    </a:prstGeom>
+                  </pic:spPr>
+                </pic:pic>
+              </a:graphicData>
+            </a:graphic>
+          </wp:inline>
+        </w:drawing>
+      </w:r>
+      <w:r>
+        <w:rPr>
+          <w:b/>
+          <w:bCs/>
+          <w:color w:val="041E42"/>
+          <w:sz w:val="22"/>
+          <w:szCs w:val="22"/>
+        </w:rPr>
+        <w:t xml:space="preserve">   4.  See how you are doing, and grow</w:t>
       </w:r>
     </w:p>
     <w:tbl>
@@ -737,11 +897,157 @@
       </w:pPr>
       <w:r>
         <w:rPr>
+          <w:b/>
+          <w:bCs/>
           <w:color w:val="041E42"/>
           <w:sz w:val="21"/>
           <w:szCs w:val="21"/>
         </w:rPr>
-        <w:t xml:space="preserve">When I learn best (mark the times):  morning · midday · evening · night</w:t>
+        <w:t xml:space="preserve">When I learn best:   </w:t>
+      </w:r>
+      <w:r>
+        <w:drawing>
+          <wp:inline distT="0" distB="0" distL="0" distR="0">
+            <wp:extent cx="228600" cy="228600"/>
+            <wp:effectExtent t="0" r="0" b="0" l="0"/>
+            <wp:docPr id="1" name="" descr="" title=""/>
+            <wp:cNvGraphicFramePr>
+              <a:graphicFrameLocks xmlns:a="http://schemas.openxmlformats.org/drawingml/2006/main" noChangeAspect="1"/>
+            </wp:cNvGraphicFramePr>
+            <a:graphic xmlns:a="http://schemas.openxmlformats.org/drawingml/2006/main">
+              <a:graphicData uri="http://schemas.openxmlformats.org/drawingml/2006/picture">
+                <pic:pic xmlns:pic="http://schemas.openxmlformats.org/drawingml/2006/picture">
+                  <pic:nvPicPr>
+                    <pic:cNvPr id="0" name="" descr=""/>
+                    <pic:cNvPicPr>
+                      <a:picLocks noChangeAspect="1" noChangeArrowheads="1"/>
+                    </pic:cNvPicPr>
+                  </pic:nvPicPr>
+                  <pic:blipFill>
+                    <a:blip r:embed="rId12" cstate="none"/>
+                    <a:srcRect/>
+                    <a:stretch>
+                      <a:fillRect/>
+                    </a:stretch>
+                  </pic:blipFill>
+                  <pic:spPr bwMode="auto">
+                    <a:xfrm>
+                      <a:off x="0" y="0"/>
+                      <a:ext cx="228600" cy="228600"/>
+                    </a:xfrm>
+                    <a:prstGeom prst="rect">
+                      <a:avLst/>
+                    </a:prstGeom>
+                  </pic:spPr>
+                </pic:pic>
+              </a:graphicData>
+            </a:graphic>
+          </wp:inline>
+        </w:drawing>
+      </w:r>
+      <w:r>
+        <w:rPr>
+          <w:color w:val="041E42"/>
+          <w:sz w:val="20"/>
+          <w:szCs w:val="20"/>
+        </w:rPr>
+        <w:t xml:space="preserve">  morning     </w:t>
+      </w:r>
+      <w:r>
+        <w:drawing>
+          <wp:inline distT="0" distB="0" distL="0" distR="0">
+            <wp:extent cx="228600" cy="228600"/>
+            <wp:effectExtent t="0" r="0" b="0" l="0"/>
+            <wp:docPr id="1" name="" descr="" title=""/>
+            <wp:cNvGraphicFramePr>
+              <a:graphicFrameLocks xmlns:a="http://schemas.openxmlformats.org/drawingml/2006/main" noChangeAspect="1"/>
+            </wp:cNvGraphicFramePr>
+            <a:graphic xmlns:a="http://schemas.openxmlformats.org/drawingml/2006/main">
+              <a:graphicData uri="http://schemas.openxmlformats.org/drawingml/2006/picture">
+                <pic:pic xmlns:pic="http://schemas.openxmlformats.org/drawingml/2006/picture">
+                  <pic:nvPicPr>
+                    <pic:cNvPr id="0" name="" descr=""/>
+                    <pic:cNvPicPr>
+                      <a:picLocks noChangeAspect="1" noChangeArrowheads="1"/>
+                    </pic:cNvPicPr>
+                  </pic:nvPicPr>
+                  <pic:blipFill>
+                    <a:blip r:embed="rId13" cstate="none"/>
+                    <a:srcRect/>
+                    <a:stretch>
+                      <a:fillRect/>
+                    </a:stretch>
+                  </pic:blipFill>
+                  <pic:spPr bwMode="auto">
+                    <a:xfrm>
+                      <a:off x="0" y="0"/>
+                      <a:ext cx="228600" cy="228600"/>
+                    </a:xfrm>
+                    <a:prstGeom prst="rect">
+                      <a:avLst/>
+                    </a:prstGeom>
+                  </pic:spPr>
+                </pic:pic>
+              </a:graphicData>
+            </a:graphic>
+          </wp:inline>
+        </w:drawing>
+      </w:r>
+      <w:r>
+        <w:rPr>
+          <w:color w:val="041E42"/>
+          <w:sz w:val="20"/>
+          <w:szCs w:val="20"/>
+        </w:rPr>
+        <w:t xml:space="preserve">  midday     </w:t>
+      </w:r>
+      <w:r>
+        <w:drawing>
+          <wp:inline distT="0" distB="0" distL="0" distR="0">
+            <wp:extent cx="228600" cy="228600"/>
+            <wp:effectExtent t="0" r="0" b="0" l="0"/>
+            <wp:docPr id="1" name="" descr="" title=""/>
+            <wp:cNvGraphicFramePr>
+              <a:graphicFrameLocks xmlns:a="http://schemas.openxmlformats.org/drawingml/2006/main" noChangeAspect="1"/>
+            </wp:cNvGraphicFramePr>
+            <a:graphic xmlns:a="http://schemas.openxmlformats.org/drawingml/2006/main">
+              <a:graphicData uri="http://schemas.openxmlformats.org/drawingml/2006/picture">
+                <pic:pic xmlns:pic="http://schemas.openxmlformats.org/drawingml/2006/picture">
+                  <pic:nvPicPr>
+                    <pic:cNvPr id="0" name="" descr=""/>
+                    <pic:cNvPicPr>
+                      <a:picLocks noChangeAspect="1" noChangeArrowheads="1"/>
+                    </pic:cNvPicPr>
+                  </pic:nvPicPr>
+                  <pic:blipFill>
+                    <a:blip r:embed="rId14" cstate="none"/>
+                    <a:srcRect/>
+                    <a:stretch>
+                      <a:fillRect/>
+                    </a:stretch>
+                  </pic:blipFill>
+                  <pic:spPr bwMode="auto">
+                    <a:xfrm>
+                      <a:off x="0" y="0"/>
+                      <a:ext cx="228600" cy="228600"/>
+                    </a:xfrm>
+                    <a:prstGeom prst="rect">
+                      <a:avLst/>
+                    </a:prstGeom>
+                  </pic:spPr>
+                </pic:pic>
+              </a:graphicData>
+            </a:graphic>
+          </wp:inline>
+        </w:drawing>
+      </w:r>
+      <w:r>
+        <w:rPr>
+          <w:color w:val="041E42"/>
+          <w:sz w:val="20"/>
+          <w:szCs w:val="20"/>
+        </w:rPr>
+        <w:t xml:space="preserve">  night</w:t>
       </w:r>
     </w:p>
     <w:tbl>

--- a/public/downloads/agency-in-learning-student-workbook.docx
+++ b/public/downloads/agency-in-learning-student-workbook.docx
@@ -1499,7 +1499,45 @@
           <w:sz w:val="22"/>
           <w:szCs w:val="22"/>
         </w:rPr>
-        <w:t xml:space="preserve">Draw the steps to reach your goal, in order.</w:t>
+        <w:t xml:space="preserve">Draw or write the steps to reach your goal, in order. For each step, what do you need?</w:t>
+      </w:r>
+    </w:p>
+    <w:p>
+      <w:pPr>
+        <w:spacing w:after="120" w:before="80"/>
+      </w:pPr>
+      <w:r>
+        <w:rPr>
+          <w:b/>
+          <w:bCs/>
+          <w:color w:val="041E42"/>
+          <w:sz w:val="22"/>
+          <w:szCs w:val="22"/>
+        </w:rPr>
+        <w:t xml:space="preserve">My goal: </w:t>
+      </w:r>
+      <w:r>
+        <w:rPr>
+          <w:color w:val="97999B"/>
+          <w:sz w:val="22"/>
+          <w:szCs w:val="22"/>
+        </w:rPr>
+        <w:t xml:space="preserve">________________________________________</w:t>
+      </w:r>
+    </w:p>
+    <w:p>
+      <w:pPr>
+        <w:spacing w:after="10" w:before="120"/>
+      </w:pPr>
+      <w:r>
+        <w:rPr>
+          <w:b/>
+          <w:bCs/>
+          <w:color w:val="004976"/>
+          <w:sz w:val="20"/>
+          <w:szCs w:val="20"/>
+        </w:rPr>
+        <w:t xml:space="preserve">Step 1 (first)</w:t>
       </w:r>
     </w:p>
     <w:tbl>
@@ -1519,7 +1557,7 @@
       </w:tblGrid>
       <w:tr>
         <w:trPr>
-          <w:trHeight w:val="1100" w:hRule="atLeast"/>
+          <w:trHeight w:val="620" w:hRule="atLeast"/>
         </w:trPr>
         <w:tc>
           <w:tcPr>
@@ -1539,12 +1577,50 @@
                 <w:sz w:val="18"/>
                 <w:szCs w:val="18"/>
               </w:rPr>
-              <w:t xml:space="preserve">step 1 — first</w:t>
+              <w:t xml:space="preserve">draw or write this step</w:t>
             </w:r>
           </w:p>
         </w:tc>
       </w:tr>
     </w:tbl>
+    <w:p>
+      <w:pPr>
+        <w:spacing w:after="120" w:before="80"/>
+      </w:pPr>
+      <w:r>
+        <w:rPr>
+          <w:b/>
+          <w:bCs/>
+          <w:color w:val="041E42"/>
+          <w:sz w:val="22"/>
+          <w:szCs w:val="22"/>
+        </w:rPr>
+        <w:t xml:space="preserve">What I need: </w:t>
+      </w:r>
+      <w:r>
+        <w:rPr>
+          <w:color w:val="97999B"/>
+          <w:sz w:val="22"/>
+          <w:szCs w:val="22"/>
+        </w:rPr>
+        <w:t xml:space="preserve">________________________________________</w:t>
+      </w:r>
+    </w:p>
+    <w:p>
+      <w:pPr>
+        <w:spacing w:after="10" w:before="100"/>
+      </w:pPr>
+      <w:r>
+        <w:rPr>
+          <w:b/>
+          <w:bCs/>
+          <w:color w:val="004976"/>
+          <w:sz w:val="20"/>
+          <w:szCs w:val="20"/>
+        </w:rPr>
+        <w:t xml:space="preserve">Step 2 (next)</w:t>
+      </w:r>
+    </w:p>
     <w:tbl>
       <w:tblPr>
         <w:tblW w:type="pct" w:w="100%"/>
@@ -1562,7 +1638,7 @@
       </w:tblGrid>
       <w:tr>
         <w:trPr>
-          <w:trHeight w:val="1100" w:hRule="atLeast"/>
+          <w:trHeight w:val="620" w:hRule="atLeast"/>
         </w:trPr>
         <w:tc>
           <w:tcPr>
@@ -1582,12 +1658,50 @@
                 <w:sz w:val="18"/>
                 <w:szCs w:val="18"/>
               </w:rPr>
-              <w:t xml:space="preserve">step 2 — next</w:t>
+              <w:t xml:space="preserve">draw or write this step</w:t>
             </w:r>
           </w:p>
         </w:tc>
       </w:tr>
     </w:tbl>
+    <w:p>
+      <w:pPr>
+        <w:spacing w:after="120" w:before="80"/>
+      </w:pPr>
+      <w:r>
+        <w:rPr>
+          <w:b/>
+          <w:bCs/>
+          <w:color w:val="041E42"/>
+          <w:sz w:val="22"/>
+          <w:szCs w:val="22"/>
+        </w:rPr>
+        <w:t xml:space="preserve">What I need: </w:t>
+      </w:r>
+      <w:r>
+        <w:rPr>
+          <w:color w:val="97999B"/>
+          <w:sz w:val="22"/>
+          <w:szCs w:val="22"/>
+        </w:rPr>
+        <w:t xml:space="preserve">________________________________________</w:t>
+      </w:r>
+    </w:p>
+    <w:p>
+      <w:pPr>
+        <w:spacing w:after="10" w:before="100"/>
+      </w:pPr>
+      <w:r>
+        <w:rPr>
+          <w:b/>
+          <w:bCs/>
+          <w:color w:val="004976"/>
+          <w:sz w:val="20"/>
+          <w:szCs w:val="20"/>
+        </w:rPr>
+        <w:t xml:space="preserve">Step 3 (then)</w:t>
+      </w:r>
+    </w:p>
     <w:tbl>
       <w:tblPr>
         <w:tblW w:type="pct" w:w="100%"/>
@@ -1605,7 +1719,7 @@
       </w:tblGrid>
       <w:tr>
         <w:trPr>
-          <w:trHeight w:val="1100" w:hRule="atLeast"/>
+          <w:trHeight w:val="620" w:hRule="atLeast"/>
         </w:trPr>
         <w:tc>
           <w:tcPr>
@@ -1625,12 +1739,73 @@
                 <w:sz w:val="18"/>
                 <w:szCs w:val="18"/>
               </w:rPr>
-              <w:t xml:space="preserve">step 3 — then</w:t>
+              <w:t xml:space="preserve">draw or write this step</w:t>
             </w:r>
           </w:p>
         </w:tc>
       </w:tr>
     </w:tbl>
+    <w:p>
+      <w:pPr>
+        <w:spacing w:after="120" w:before="80"/>
+      </w:pPr>
+      <w:r>
+        <w:rPr>
+          <w:b/>
+          <w:bCs/>
+          <w:color w:val="041E42"/>
+          <w:sz w:val="22"/>
+          <w:szCs w:val="22"/>
+        </w:rPr>
+        <w:t xml:space="preserve">What I need: </w:t>
+      </w:r>
+      <w:r>
+        <w:rPr>
+          <w:color w:val="97999B"/>
+          <w:sz w:val="22"/>
+          <w:szCs w:val="22"/>
+        </w:rPr>
+        <w:t xml:space="preserve">________________________________________</w:t>
+      </w:r>
+    </w:p>
+    <w:p>
+      <w:pPr>
+        <w:spacing w:before="130"/>
+      </w:pPr>
+      <w:r>
+        <w:rPr>
+          <w:b/>
+          <w:bCs/>
+          <w:color w:val="3F8291"/>
+          <w:sz w:val="20"/>
+          <w:szCs w:val="20"/>
+        </w:rPr>
+        <w:t xml:space="preserve">My first step this week:  </w:t>
+      </w:r>
+      <w:r>
+        <w:rPr>
+          <w:color w:val="97999B"/>
+          <w:sz w:val="20"/>
+          <w:szCs w:val="20"/>
+        </w:rPr>
+        <w:t xml:space="preserve">________________</w:t>
+      </w:r>
+    </w:p>
+    <w:p>
+      <w:pPr>
+        <w:spacing w:before="120"/>
+      </w:pPr>
+      <w:r>
+        <w:rPr>
+          <w:i/>
+          <w:iCs/>
+          <w:color w:val="6B7280"/>
+          <w:sz w:val="17"/>
+          <w:szCs w:val="17"/>
+        </w:rPr>
+        <w:t xml:space="preserve">There is an Action Plan sheet you can use again for other goals.</w:t>
+      </w:r>
+    </w:p>
     <w:p>
       <w:r>
         <w:br w:type="page"/>

--- a/public/downloads/agency-in-learning-student-workbook.docx
+++ b/public/downloads/agency-in-learning-student-workbook.docx
@@ -569,6 +569,193 @@
         </w:tc>
       </w:tr>
     </w:tbl>
+    <w:p>
+      <w:r>
+        <w:br w:type="page"/>
+      </w:r>
+    </w:p>
+    <w:p>
+      <w:pPr>
+        <w:spacing w:after="20"/>
+      </w:pPr>
+      <w:r>
+        <w:rPr>
+          <w:b/>
+          <w:bCs/>
+          <w:color w:val="EF9600"/>
+          <w:spacing w:val="20"/>
+          <w:sz w:val="18"/>
+          <w:szCs w:val="18"/>
+        </w:rPr>
+        <w:t xml:space="preserve">Getting started   </w:t>
+      </w:r>
+      <w:r>
+        <w:rPr>
+          <w:b/>
+          <w:bCs/>
+          <w:color w:val="004976"/>
+          <w:sz w:val="40"/>
+          <w:szCs w:val="40"/>
+        </w:rPr>
+        <w:t xml:space="preserve">Getting better at goals</w:t>
+      </w:r>
+    </w:p>
+    <w:p>
+      <w:pPr>
+        <w:spacing w:after="160"/>
+      </w:pPr>
+      <w:r>
+        <w:rPr>
+          <w:color w:val="041E42"/>
+          <w:sz w:val="22"/>
+          <w:szCs w:val="22"/>
+        </w:rPr>
+        <w:t xml:space="preserve">How people grow at setting and pursuing goals. Mark where you are now, and again at the end.</w:t>
+      </w:r>
+    </w:p>
+    <w:p>
+      <w:pPr>
+        <w:spacing w:after="80"/>
+      </w:pPr>
+      <w:r>
+        <w:rPr>
+          <w:i/>
+          <w:iCs/>
+          <w:color w:val="6B7280"/>
+          <w:sz w:val="19"/>
+          <w:szCs w:val="19"/>
+        </w:rPr>
+        <w:t xml:space="preserve">Each step is a bit further along. Mark the one most like you now.</w:t>
+      </w:r>
+    </w:p>
+    <w:p>
+      <w:pPr>
+        <w:spacing w:after="40"/>
+      </w:pPr>
+      <w:r>
+        <w:rPr>
+          <w:color w:val="8F993E"/>
+          <w:sz w:val="24"/>
+          <w:szCs w:val="24"/>
+        </w:rPr>
+        <w:t xml:space="preserve">☐    </w:t>
+      </w:r>
+      <w:r>
+        <w:rPr>
+          <w:color w:val="041E42"/>
+          <w:sz w:val="21"/>
+          <w:szCs w:val="21"/>
+        </w:rPr>
+        <w:t xml:space="preserve">I am not sure how to set a goal or work towards one yet.</w:t>
+      </w:r>
+    </w:p>
+    <w:p>
+      <w:pPr>
+        <w:spacing w:after="40"/>
+      </w:pPr>
+      <w:r>
+        <w:rPr>
+          <w:color w:val="8F993E"/>
+          <w:sz w:val="24"/>
+          <w:szCs w:val="24"/>
+        </w:rPr>
+        <w:t xml:space="preserve">☐    </w:t>
+      </w:r>
+      <w:r>
+        <w:rPr>
+          <w:color w:val="041E42"/>
+          <w:sz w:val="21"/>
+          <w:szCs w:val="21"/>
+        </w:rPr>
+        <w:t xml:space="preserve">I can say how I would set a goal and take steps towards it.</w:t>
+      </w:r>
+    </w:p>
+    <w:p>
+      <w:pPr>
+        <w:spacing w:after="40"/>
+      </w:pPr>
+      <w:r>
+        <w:rPr>
+          <w:color w:val="8F993E"/>
+          <w:sz w:val="24"/>
+          <w:szCs w:val="24"/>
+        </w:rPr>
+        <w:t xml:space="preserve">☐    </w:t>
+      </w:r>
+      <w:r>
+        <w:rPr>
+          <w:color w:val="041E42"/>
+          <w:sz w:val="21"/>
+          <w:szCs w:val="21"/>
+        </w:rPr>
+        <w:t xml:space="preserve">I have set a goal and taken real steps, and I can say why.</w:t>
+      </w:r>
+    </w:p>
+    <w:p>
+      <w:pPr>
+        <w:spacing w:after="40"/>
+      </w:pPr>
+      <w:r>
+        <w:rPr>
+          <w:color w:val="8F993E"/>
+          <w:sz w:val="24"/>
+          <w:szCs w:val="24"/>
+        </w:rPr>
+        <w:t xml:space="preserve">☐    </w:t>
+      </w:r>
+      <w:r>
+        <w:rPr>
+          <w:color w:val="041E42"/>
+          <w:sz w:val="21"/>
+          <w:szCs w:val="21"/>
+        </w:rPr>
+        <w:t xml:space="preserve">I reached a goal, and I can say what helped and what I would do better.</w:t>
+      </w:r>
+    </w:p>
+    <w:p>
+      <w:pPr>
+        <w:spacing w:after="40"/>
+      </w:pPr>
+      <w:r>
+        <w:rPr>
+          <w:color w:val="8F993E"/>
+          <w:sz w:val="24"/>
+          <w:szCs w:val="24"/>
+        </w:rPr>
+        <w:t xml:space="preserve">☐    </w:t>
+      </w:r>
+      <w:r>
+        <w:rPr>
+          <w:color w:val="041E42"/>
+          <w:sz w:val="21"/>
+          <w:szCs w:val="21"/>
+        </w:rPr>
+        <w:t xml:space="preserve">I keep reaching goals, and I keep getting better at it.</w:t>
+      </w:r>
+    </w:p>
+    <w:p>
+      <w:pPr>
+        <w:spacing w:after="120" w:before="80"/>
+      </w:pPr>
+      <w:r>
+        <w:rPr>
+          <w:b/>
+          <w:bCs/>
+          <w:color w:val="041E42"/>
+          <w:sz w:val="22"/>
+          <w:szCs w:val="22"/>
+        </w:rPr>
+        <w:t xml:space="preserve">My next step: </w:t>
+      </w:r>
+      <w:r>
+        <w:rPr>
+          <w:color w:val="97999B"/>
+          <w:sz w:val="22"/>
+          <w:szCs w:val="22"/>
+        </w:rPr>
+        <w:t xml:space="preserve">________________________________________</w:t>
+      </w:r>
+    </w:p>
     <w:p>
       <w:r>
         <w:br w:type="page"/>

--- a/public/downloads/agency-in-learning-student-workbook.docx
+++ b/public/downloads/agency-in-learning-student-workbook.docx
@@ -128,7 +128,20 @@
           <w:sz w:val="22"/>
           <w:szCs w:val="22"/>
         </w:rPr>
-        <w:t xml:space="preserve">You do not have to write. You can draw, colour, and say your answers.</w:t>
+        <w:t xml:space="preserve">You do not have to write. You can draw, colour, and say your answers — ask, and someone will write them for you.</w:t>
+      </w:r>
+    </w:p>
+    <w:p>
+      <w:pPr>
+        <w:spacing w:after="120" w:before="120"/>
+      </w:pPr>
+      <w:r>
+        <w:rPr>
+          <w:color w:val="5A6473"/>
+          <w:sz w:val="22"/>
+          <w:szCs w:val="22"/>
+        </w:rPr>
+        <w:t xml:space="preserve">This book is yours. Each page shows you an example and what to do, so you can keep going even between sessions.</w:t>
       </w:r>
     </w:p>
     <w:p>
@@ -806,6 +819,74 @@
       <w:tblPr>
         <w:tblW w:type="pct" w:w="100%"/>
         <w:tblBorders>
+          <w:top w:val="single" w:color="B9B3A6" w:sz="2"/>
+          <w:left w:val="single" w:color="6E7A2E" w:sz="18"/>
+          <w:bottom w:val="single" w:color="B9B3A6" w:sz="2"/>
+          <w:right w:val="single" w:color="B9B3A6" w:sz="2"/>
+          <w:insideH w:val="none"/>
+          <w:insideV w:val="none"/>
+        </w:tblBorders>
+      </w:tblPr>
+      <w:tblGrid>
+        <w:gridCol w:w="10800"/>
+      </w:tblGrid>
+      <w:tr>
+        <w:tc>
+          <w:tcPr>
+            <w:tcW w:type="dxa" w:w="10800"/>
+            <w:tcMar>
+              <w:top w:type="dxa" w:w="120"/>
+              <w:left w:type="dxa" w:w="200"/>
+              <w:bottom w:type="dxa" w:w="120"/>
+              <w:right w:type="dxa" w:w="200"/>
+            </w:tcMar>
+          </w:tcPr>
+          <w:p>
+            <w:pPr>
+              <w:spacing w:after="80"/>
+            </w:pPr>
+            <w:r>
+              <w:rPr>
+                <w:b/>
+                <w:bCs/>
+                <w:color w:val="6E7A2E"/>
+                <w:sz w:val="22"/>
+                <w:szCs w:val="22"/>
+              </w:rPr>
+              <w:t xml:space="preserve">Example  ·  you can do yours your own way</w:t>
+            </w:r>
+          </w:p>
+          <w:p>
+            <w:pPr>
+              <w:spacing w:after="80" w:before="0"/>
+            </w:pPr>
+            <w:r>
+              <w:rPr>
+                <w:sz w:val="21"/>
+                <w:szCs w:val="21"/>
+              </w:rPr>
+              <w:t xml:space="preserve">A learner could not read the letters. She practised a little each day and asked a friend to help.</w:t>
+            </w:r>
+          </w:p>
+          <w:p>
+            <w:pPr>
+              <w:spacing w:after="0" w:before="0"/>
+            </w:pPr>
+            <w:r>
+              <w:rPr>
+                <w:sz w:val="21"/>
+                <w:szCs w:val="21"/>
+              </w:rPr>
+              <w:t xml:space="preserve">Now she can read short words. What helped: practising, and asking for help.</w:t>
+            </w:r>
+          </w:p>
+        </w:tc>
+      </w:tr>
+    </w:tbl>
+    <w:tbl>
+      <w:tblPr>
+        <w:tblW w:type="pct" w:w="100%"/>
+        <w:tblBorders>
           <w:top w:val="single" w:color="auto" w:sz="4"/>
           <w:left w:val="single" w:color="auto" w:sz="4"/>
           <w:bottom w:val="single" w:color="auto" w:sz="4"/>
@@ -819,7 +900,7 @@
       </w:tblGrid>
       <w:tr>
         <w:trPr>
-          <w:trHeight w:val="3600" w:hRule="atLeast"/>
+          <w:trHeight w:val="3400" w:hRule="atLeast"/>
         </w:trPr>
         <w:tc>
           <w:tcPr>
@@ -936,6 +1017,74 @@
         <w:t xml:space="preserve">Draw or mark what you are good at as a learner.</w:t>
       </w:r>
     </w:p>
+    <w:tbl>
+      <w:tblPr>
+        <w:tblW w:type="pct" w:w="100%"/>
+        <w:tblBorders>
+          <w:top w:val="single" w:color="B9B3A6" w:sz="2"/>
+          <w:left w:val="single" w:color="6E7A2E" w:sz="18"/>
+          <w:bottom w:val="single" w:color="B9B3A6" w:sz="2"/>
+          <w:right w:val="single" w:color="B9B3A6" w:sz="2"/>
+          <w:insideH w:val="none"/>
+          <w:insideV w:val="none"/>
+        </w:tblBorders>
+      </w:tblPr>
+      <w:tblGrid>
+        <w:gridCol w:w="10800"/>
+      </w:tblGrid>
+      <w:tr>
+        <w:tc>
+          <w:tcPr>
+            <w:tcW w:type="dxa" w:w="10800"/>
+            <w:tcMar>
+              <w:top w:type="dxa" w:w="120"/>
+              <w:left w:type="dxa" w:w="200"/>
+              <w:bottom w:type="dxa" w:w="120"/>
+              <w:right w:type="dxa" w:w="200"/>
+            </w:tcMar>
+          </w:tcPr>
+          <w:p>
+            <w:pPr>
+              <w:spacing w:after="80"/>
+            </w:pPr>
+            <w:r>
+              <w:rPr>
+                <w:b/>
+                <w:bCs/>
+                <w:color w:val="6E7A2E"/>
+                <w:sz w:val="22"/>
+                <w:szCs w:val="22"/>
+              </w:rPr>
+              <w:t xml:space="preserve">Example  ·  you can do yours your own way</w:t>
+            </w:r>
+          </w:p>
+          <w:p>
+            <w:pPr>
+              <w:spacing w:after="80" w:before="0"/>
+            </w:pPr>
+            <w:r>
+              <w:rPr>
+                <w:sz w:val="21"/>
+                <w:szCs w:val="21"/>
+              </w:rPr>
+              <w:t xml:space="preserve">Good at: remembering stories · helping younger children · fixing things with my hands.</w:t>
+            </w:r>
+          </w:p>
+          <w:p>
+            <w:pPr>
+              <w:spacing w:after="0" w:before="0"/>
+            </w:pPr>
+            <w:r>
+              <w:rPr>
+                <w:sz w:val="21"/>
+                <w:szCs w:val="21"/>
+              </w:rPr>
+              <w:t xml:space="preserve">Want to grow: speaking in front of others · writing my letters.</w:t>
+            </w:r>
+          </w:p>
+        </w:tc>
+      </w:tr>
+    </w:tbl>
     <w:p>
       <w:pPr>
         <w:spacing w:after="120" w:before="80"/>
@@ -1446,7 +1595,7 @@
           <w:sz w:val="16"/>
           <w:szCs w:val="16"/>
         </w:rPr>
-        <w:t xml:space="preserve">     My goal</w:t>
+        <w:t xml:space="preserve">     Is my goal a good goal?</w:t>
       </w:r>
     </w:p>
     <w:p>
@@ -1461,6 +1610,313 @@
           <w:sz w:val="32"/>
           <w:szCs w:val="32"/>
         </w:rPr>
+        <w:t xml:space="preserve">Is my goal a good goal?</w:t>
+      </w:r>
+    </w:p>
+    <w:p>
+      <w:pPr>
+        <w:spacing w:after="150"/>
+      </w:pPr>
+      <w:r>
+        <w:rPr>
+          <w:color w:val="5A6473"/>
+          <w:sz w:val="22"/>
+          <w:szCs w:val="22"/>
+        </w:rPr>
+        <w:t xml:space="preserve">A good goal passes these four tests. Check your goal against each one. Keep this page — use it every time you set a goal.</w:t>
+      </w:r>
+    </w:p>
+    <w:p>
+      <w:pPr>
+        <w:spacing w:after="40" w:before="120"/>
+      </w:pPr>
+      <w:r>
+        <w:rPr>
+          <w:sz w:val="26"/>
+          <w:szCs w:val="26"/>
+        </w:rPr>
+        <w:t xml:space="preserve">☐   </w:t>
+      </w:r>
+      <w:r>
+        <w:drawing>
+          <wp:inline distT="0" distB="0" distL="0" distR="0">
+            <wp:extent cx="228600" cy="228600"/>
+            <wp:effectExtent t="0" r="0" b="0" l="0"/>
+            <wp:docPr id="1" name="" descr="" title=""/>
+            <wp:cNvGraphicFramePr>
+              <a:graphicFrameLocks xmlns:a="http://schemas.openxmlformats.org/drawingml/2006/main" noChangeAspect="1"/>
+            </wp:cNvGraphicFramePr>
+            <a:graphic xmlns:a="http://schemas.openxmlformats.org/drawingml/2006/main">
+              <a:graphicData uri="http://schemas.openxmlformats.org/drawingml/2006/picture">
+                <pic:pic xmlns:pic="http://schemas.openxmlformats.org/drawingml/2006/picture">
+                  <pic:nvPicPr>
+                    <pic:cNvPr id="0" name="" descr=""/>
+                    <pic:cNvPicPr>
+                      <a:picLocks noChangeAspect="1" noChangeArrowheads="1"/>
+                    </pic:cNvPicPr>
+                  </pic:nvPicPr>
+                  <pic:blipFill>
+                    <a:blip r:embed="rId9" cstate="none"/>
+                    <a:srcRect/>
+                    <a:stretch>
+                      <a:fillRect/>
+                    </a:stretch>
+                  </pic:blipFill>
+                  <pic:spPr bwMode="auto">
+                    <a:xfrm>
+                      <a:off x="0" y="0"/>
+                      <a:ext cx="228600" cy="228600"/>
+                    </a:xfrm>
+                    <a:prstGeom prst="rect">
+                      <a:avLst/>
+                    </a:prstGeom>
+                  </pic:spPr>
+                </pic:pic>
+              </a:graphicData>
+            </a:graphic>
+          </wp:inline>
+        </w:drawing>
+      </w:r>
+      <w:r>
+        <w:rPr>
+          <w:sz w:val="22"/>
+          <w:szCs w:val="22"/>
+        </w:rPr>
+        <w:t xml:space="preserve">    Small  —  I can reach it soon, not in a far-off future.</w:t>
+      </w:r>
+    </w:p>
+    <w:p>
+      <w:pPr>
+        <w:spacing w:after="40" w:before="120"/>
+      </w:pPr>
+      <w:r>
+        <w:rPr>
+          <w:sz w:val="26"/>
+          <w:szCs w:val="26"/>
+        </w:rPr>
+        <w:t xml:space="preserve">☐   </w:t>
+      </w:r>
+      <w:r>
+        <w:drawing>
+          <wp:inline distT="0" distB="0" distL="0" distR="0">
+            <wp:extent cx="228600" cy="228600"/>
+            <wp:effectExtent t="0" r="0" b="0" l="0"/>
+            <wp:docPr id="1" name="" descr="" title=""/>
+            <wp:cNvGraphicFramePr>
+              <a:graphicFrameLocks xmlns:a="http://schemas.openxmlformats.org/drawingml/2006/main" noChangeAspect="1"/>
+            </wp:cNvGraphicFramePr>
+            <a:graphic xmlns:a="http://schemas.openxmlformats.org/drawingml/2006/main">
+              <a:graphicData uri="http://schemas.openxmlformats.org/drawingml/2006/picture">
+                <pic:pic xmlns:pic="http://schemas.openxmlformats.org/drawingml/2006/picture">
+                  <pic:nvPicPr>
+                    <pic:cNvPr id="0" name="" descr=""/>
+                    <pic:cNvPicPr>
+                      <a:picLocks noChangeAspect="1" noChangeArrowheads="1"/>
+                    </pic:cNvPicPr>
+                  </pic:nvPicPr>
+                  <pic:blipFill>
+                    <a:blip r:embed="rId8" cstate="none"/>
+                    <a:srcRect/>
+                    <a:stretch>
+                      <a:fillRect/>
+                    </a:stretch>
+                  </pic:blipFill>
+                  <pic:spPr bwMode="auto">
+                    <a:xfrm>
+                      <a:off x="0" y="0"/>
+                      <a:ext cx="228600" cy="228600"/>
+                    </a:xfrm>
+                    <a:prstGeom prst="rect">
+                      <a:avLst/>
+                    </a:prstGeom>
+                  </pic:spPr>
+                </pic:pic>
+              </a:graphicData>
+            </a:graphic>
+          </wp:inline>
+        </w:drawing>
+      </w:r>
+      <w:r>
+        <w:rPr>
+          <w:sz w:val="22"/>
+          <w:szCs w:val="22"/>
+        </w:rPr>
+        <w:t xml:space="preserve">    Clear  —  I can tell when I have reached it.</w:t>
+      </w:r>
+    </w:p>
+    <w:p>
+      <w:pPr>
+        <w:spacing w:after="40" w:before="120"/>
+      </w:pPr>
+      <w:r>
+        <w:rPr>
+          <w:sz w:val="26"/>
+          <w:szCs w:val="26"/>
+        </w:rPr>
+        <w:t xml:space="preserve">☐   </w:t>
+      </w:r>
+      <w:r>
+        <w:drawing>
+          <wp:inline distT="0" distB="0" distL="0" distR="0">
+            <wp:extent cx="228600" cy="228600"/>
+            <wp:effectExtent t="0" r="0" b="0" l="0"/>
+            <wp:docPr id="1" name="" descr="" title=""/>
+            <wp:cNvGraphicFramePr>
+              <a:graphicFrameLocks xmlns:a="http://schemas.openxmlformats.org/drawingml/2006/main" noChangeAspect="1"/>
+            </wp:cNvGraphicFramePr>
+            <a:graphic xmlns:a="http://schemas.openxmlformats.org/drawingml/2006/main">
+              <a:graphicData uri="http://schemas.openxmlformats.org/drawingml/2006/picture">
+                <pic:pic xmlns:pic="http://schemas.openxmlformats.org/drawingml/2006/picture">
+                  <pic:nvPicPr>
+                    <pic:cNvPr id="0" name="" descr=""/>
+                    <pic:cNvPicPr>
+                      <a:picLocks noChangeAspect="1" noChangeArrowheads="1"/>
+                    </pic:cNvPicPr>
+                  </pic:nvPicPr>
+                  <pic:blipFill>
+                    <a:blip r:embed="rId11" cstate="none"/>
+                    <a:srcRect/>
+                    <a:stretch>
+                      <a:fillRect/>
+                    </a:stretch>
+                  </pic:blipFill>
+                  <pic:spPr bwMode="auto">
+                    <a:xfrm>
+                      <a:off x="0" y="0"/>
+                      <a:ext cx="228600" cy="228600"/>
+                    </a:xfrm>
+                    <a:prstGeom prst="rect">
+                      <a:avLst/>
+                    </a:prstGeom>
+                  </pic:spPr>
+                </pic:pic>
+              </a:graphicData>
+            </a:graphic>
+          </wp:inline>
+        </w:drawing>
+      </w:r>
+      <w:r>
+        <w:rPr>
+          <w:sz w:val="22"/>
+          <w:szCs w:val="22"/>
+        </w:rPr>
+        <w:t xml:space="preserve">    It matters  —  to me, and maybe to people I care about.</w:t>
+      </w:r>
+    </w:p>
+    <w:p>
+      <w:pPr>
+        <w:spacing w:after="40" w:before="120"/>
+      </w:pPr>
+      <w:r>
+        <w:rPr>
+          <w:sz w:val="26"/>
+          <w:szCs w:val="26"/>
+        </w:rPr>
+        <w:t xml:space="preserve">☐   </w:t>
+      </w:r>
+      <w:r>
+        <w:drawing>
+          <wp:inline distT="0" distB="0" distL="0" distR="0">
+            <wp:extent cx="228600" cy="228600"/>
+            <wp:effectExtent t="0" r="0" b="0" l="0"/>
+            <wp:docPr id="1" name="" descr="" title=""/>
+            <wp:cNvGraphicFramePr>
+              <a:graphicFrameLocks xmlns:a="http://schemas.openxmlformats.org/drawingml/2006/main" noChangeAspect="1"/>
+            </wp:cNvGraphicFramePr>
+            <a:graphic xmlns:a="http://schemas.openxmlformats.org/drawingml/2006/main">
+              <a:graphicData uri="http://schemas.openxmlformats.org/drawingml/2006/picture">
+                <pic:pic xmlns:pic="http://schemas.openxmlformats.org/drawingml/2006/picture">
+                  <pic:nvPicPr>
+                    <pic:cNvPr id="0" name="" descr=""/>
+                    <pic:cNvPicPr>
+                      <a:picLocks noChangeAspect="1" noChangeArrowheads="1"/>
+                    </pic:cNvPicPr>
+                  </pic:nvPicPr>
+                  <pic:blipFill>
+                    <a:blip r:embed="rId13" cstate="none"/>
+                    <a:srcRect/>
+                    <a:stretch>
+                      <a:fillRect/>
+                    </a:stretch>
+                  </pic:blipFill>
+                  <pic:spPr bwMode="auto">
+                    <a:xfrm>
+                      <a:off x="0" y="0"/>
+                      <a:ext cx="228600" cy="228600"/>
+                    </a:xfrm>
+                    <a:prstGeom prst="rect">
+                      <a:avLst/>
+                    </a:prstGeom>
+                  </pic:spPr>
+                </pic:pic>
+              </a:graphicData>
+            </a:graphic>
+          </wp:inline>
+        </w:drawing>
+      </w:r>
+      <w:r>
+        <w:rPr>
+          <w:sz w:val="22"/>
+          <w:szCs w:val="22"/>
+        </w:rPr>
+        <w:t xml:space="preserve">    By-when  —  I have picked a day to reach it by.</w:t>
+      </w:r>
+    </w:p>
+    <w:p>
+      <w:pPr>
+        <w:spacing w:after="120" w:before="160"/>
+      </w:pPr>
+      <w:r>
+        <w:rPr>
+          <w:color w:val="5A6473"/>
+          <w:sz w:val="20"/>
+          <w:szCs w:val="20"/>
+        </w:rPr>
+        <w:t xml:space="preserve">If a test does not pass, change your goal a little until it does.</w:t>
+      </w:r>
+    </w:p>
+    <w:p>
+      <w:r>
+        <w:br w:type="page"/>
+      </w:r>
+    </w:p>
+    <w:p>
+      <w:pPr>
+        <w:spacing w:after="60"/>
+      </w:pPr>
+      <w:r>
+        <w:rPr>
+          <w:b/>
+          <w:bCs/>
+          <w:color w:val="7A3B69"/>
+          <w:sz w:val="16"/>
+          <w:szCs w:val="16"/>
+        </w:rPr>
+        <w:t xml:space="preserve">Set your goal</w:t>
+      </w:r>
+      <w:r>
+        <w:rPr>
+          <w:b/>
+          <w:bCs/>
+          <w:color w:val="5A6473"/>
+          <w:sz w:val="16"/>
+          <w:szCs w:val="16"/>
+        </w:rPr>
+        <w:t xml:space="preserve">     My goal</w:t>
+      </w:r>
+    </w:p>
+    <w:p>
+      <w:pPr>
+        <w:spacing w:after="40"/>
+      </w:pPr>
+      <w:r>
+        <w:rPr>
+          <w:b/>
+          <w:bCs/>
+          <w:color w:val="1F3A5F"/>
+          <w:sz w:val="32"/>
+          <w:szCs w:val="32"/>
+        </w:rPr>
         <w:t xml:space="preserve">My goal</w:t>
       </w:r>
     </w:p>
@@ -1475,6 +1931,1073 @@
           <w:szCs w:val="22"/>
         </w:rPr>
         <w:t xml:space="preserve">Draw the thing you want to be able to do.</w:t>
+      </w:r>
+    </w:p>
+    <w:tbl>
+      <w:tblPr>
+        <w:tblW w:type="pct" w:w="100%"/>
+        <w:tblBorders>
+          <w:top w:val="single" w:color="B9B3A6" w:sz="2"/>
+          <w:left w:val="single" w:color="6E7A2E" w:sz="18"/>
+          <w:bottom w:val="single" w:color="B9B3A6" w:sz="2"/>
+          <w:right w:val="single" w:color="B9B3A6" w:sz="2"/>
+          <w:insideH w:val="none"/>
+          <w:insideV w:val="none"/>
+        </w:tblBorders>
+      </w:tblPr>
+      <w:tblGrid>
+        <w:gridCol w:w="10800"/>
+      </w:tblGrid>
+      <w:tr>
+        <w:tc>
+          <w:tcPr>
+            <w:tcW w:type="dxa" w:w="10800"/>
+            <w:tcMar>
+              <w:top w:type="dxa" w:w="120"/>
+              <w:left w:type="dxa" w:w="200"/>
+              <w:bottom w:type="dxa" w:w="120"/>
+              <w:right w:type="dxa" w:w="200"/>
+            </w:tcMar>
+          </w:tcPr>
+          <w:p>
+            <w:pPr>
+              <w:spacing w:after="80"/>
+            </w:pPr>
+            <w:r>
+              <w:rPr>
+                <w:b/>
+                <w:bCs/>
+                <w:color w:val="6E7A2E"/>
+                <w:sz w:val="22"/>
+                <w:szCs w:val="22"/>
+              </w:rPr>
+              <w:t xml:space="preserve">Example  ·  you can do yours your own way</w:t>
+            </w:r>
+          </w:p>
+          <w:p>
+            <w:pPr>
+              <w:spacing w:after="80" w:before="0"/>
+            </w:pPr>
+            <w:r>
+              <w:rPr>
+                <w:sz w:val="21"/>
+                <w:szCs w:val="21"/>
+              </w:rPr>
+              <w:t xml:space="preserve">I want to be able to read a short story out loud.</w:t>
+            </w:r>
+          </w:p>
+          <w:p>
+            <w:pPr>
+              <w:spacing w:after="0" w:before="0"/>
+            </w:pPr>
+            <w:r>
+              <w:rPr>
+                <w:sz w:val="21"/>
+                <w:szCs w:val="21"/>
+              </w:rPr>
+              <w:t xml:space="preserve">It matters because I want to read to my little sister.</w:t>
+            </w:r>
+          </w:p>
+        </w:tc>
+      </w:tr>
+    </w:tbl>
+    <w:tbl>
+      <w:tblPr>
+        <w:tblW w:type="pct" w:w="100%"/>
+        <w:tblBorders>
+          <w:top w:val="single" w:color="auto" w:sz="4"/>
+          <w:left w:val="single" w:color="auto" w:sz="4"/>
+          <w:bottom w:val="single" w:color="auto" w:sz="4"/>
+          <w:right w:val="single" w:color="auto" w:sz="4"/>
+          <w:insideH w:val="single" w:color="auto" w:sz="4"/>
+          <w:insideV w:val="single" w:color="auto" w:sz="4"/>
+        </w:tblBorders>
+      </w:tblPr>
+      <w:tblGrid>
+        <w:gridCol w:w="10800"/>
+      </w:tblGrid>
+      <w:tr>
+        <w:trPr>
+          <w:trHeight w:val="3400" w:hRule="atLeast"/>
+        </w:trPr>
+        <w:tc>
+          <w:tcPr>
+            <w:tcW w:type="dxa" w:w="10800"/>
+          </w:tcPr>
+          <w:p>
+            <w:r>
+              <w:rPr>
+                <w:color w:val="5A6473"/>
+                <w:sz w:val="18"/>
+                <w:szCs w:val="18"/>
+              </w:rPr>
+              <w:t xml:space="preserve">draw your goal here</w:t>
+            </w:r>
+          </w:p>
+        </w:tc>
+      </w:tr>
+    </w:tbl>
+    <w:p>
+      <w:pPr>
+        <w:spacing w:after="100" w:before="160"/>
+      </w:pPr>
+      <w:r>
+        <w:rPr>
+          <w:sz w:val="22"/>
+          <w:szCs w:val="22"/>
+        </w:rPr>
+        <w:t xml:space="preserve">I want to be able to: </w:t>
+      </w:r>
+      <w:r>
+        <w:rPr>
+          <w:color w:val="5A6473"/>
+          <w:sz w:val="22"/>
+          <w:szCs w:val="22"/>
+        </w:rPr>
+        <w:t xml:space="preserve">________________________________________</w:t>
+      </w:r>
+    </w:p>
+    <w:p>
+      <w:pPr>
+        <w:spacing w:after="100" w:before="160"/>
+      </w:pPr>
+      <w:r>
+        <w:rPr>
+          <w:sz w:val="22"/>
+          <w:szCs w:val="22"/>
+        </w:rPr>
+        <w:t xml:space="preserve">It matters to me because: </w:t>
+      </w:r>
+      <w:r>
+        <w:rPr>
+          <w:color w:val="5A6473"/>
+          <w:sz w:val="22"/>
+          <w:szCs w:val="22"/>
+        </w:rPr>
+        <w:t xml:space="preserve">________________________________________</w:t>
+      </w:r>
+    </w:p>
+    <w:p>
+      <w:pPr>
+        <w:spacing w:after="100" w:before="160"/>
+      </w:pPr>
+      <w:r>
+        <w:rPr>
+          <w:sz w:val="22"/>
+          <w:szCs w:val="22"/>
+        </w:rPr>
+        <w:t xml:space="preserve">It could help (someone I care about): </w:t>
+      </w:r>
+      <w:r>
+        <w:rPr>
+          <w:color w:val="5A6473"/>
+          <w:sz w:val="22"/>
+          <w:szCs w:val="22"/>
+        </w:rPr>
+        <w:t xml:space="preserve">________________________________________</w:t>
+      </w:r>
+    </w:p>
+    <w:p>
+      <w:r>
+        <w:br w:type="page"/>
+      </w:r>
+    </w:p>
+    <w:p>
+      <w:pPr>
+        <w:spacing w:after="60"/>
+      </w:pPr>
+      <w:r>
+        <w:rPr>
+          <w:b/>
+          <w:bCs/>
+          <w:color w:val="7A3B69"/>
+          <w:sz w:val="16"/>
+          <w:szCs w:val="16"/>
+        </w:rPr>
+        <w:t xml:space="preserve">Set your goal</w:t>
+      </w:r>
+      <w:r>
+        <w:rPr>
+          <w:b/>
+          <w:bCs/>
+          <w:color w:val="5A6473"/>
+          <w:sz w:val="16"/>
+          <w:szCs w:val="16"/>
+        </w:rPr>
+        <w:t xml:space="preserve">     My steps</w:t>
+      </w:r>
+    </w:p>
+    <w:p>
+      <w:pPr>
+        <w:spacing w:after="40"/>
+      </w:pPr>
+      <w:r>
+        <w:rPr>
+          <w:b/>
+          <w:bCs/>
+          <w:color w:val="1F3A5F"/>
+          <w:sz w:val="32"/>
+          <w:szCs w:val="32"/>
+        </w:rPr>
+        <w:t xml:space="preserve">My steps</w:t>
+      </w:r>
+    </w:p>
+    <w:p>
+      <w:pPr>
+        <w:spacing w:after="150"/>
+      </w:pPr>
+      <w:r>
+        <w:rPr>
+          <w:color w:val="5A6473"/>
+          <w:sz w:val="22"/>
+          <w:szCs w:val="22"/>
+        </w:rPr>
+        <w:t xml:space="preserve">Draw your steps. Colour the first step you can reach.</w:t>
+      </w:r>
+    </w:p>
+    <w:p>
+      <w:pPr>
+        <w:spacing w:after="120" w:before="80"/>
+      </w:pPr>
+      <w:r>
+        <w:rPr>
+          <w:b/>
+          <w:bCs/>
+          <w:color w:val="7A3B69"/>
+          <w:sz w:val="22"/>
+          <w:szCs w:val="22"/>
+        </w:rPr>
+        <w:t xml:space="preserve">My goal (top)</w:t>
+      </w:r>
+    </w:p>
+    <w:tbl>
+      <w:tblPr>
+        <w:tblW w:type="pct" w:w="100%"/>
+        <w:tblBorders>
+          <w:top w:val="single" w:color="auto" w:sz="4"/>
+          <w:left w:val="single" w:color="auto" w:sz="4"/>
+          <w:bottom w:val="single" w:color="auto" w:sz="4"/>
+          <w:right w:val="single" w:color="auto" w:sz="4"/>
+          <w:insideH w:val="single" w:color="auto" w:sz="4"/>
+          <w:insideV w:val="single" w:color="auto" w:sz="4"/>
+        </w:tblBorders>
+      </w:tblPr>
+      <w:tblGrid>
+        <w:gridCol w:w="10800"/>
+      </w:tblGrid>
+      <w:tr>
+        <w:trPr>
+          <w:trHeight w:val="1400" w:hRule="atLeast"/>
+        </w:trPr>
+        <w:tc>
+          <w:tcPr>
+            <w:tcW w:type="dxa" w:w="10800"/>
+          </w:tcPr>
+          <w:p>
+            <w:r>
+              <w:t xml:space="preserve"/>
+            </w:r>
+          </w:p>
+        </w:tc>
+      </w:tr>
+    </w:tbl>
+    <w:p>
+      <w:pPr>
+        <w:spacing w:after="120" w:before="120"/>
+      </w:pPr>
+      <w:r>
+        <w:rPr>
+          <w:color w:val="5A6473"/>
+          <w:sz w:val="20"/>
+          <w:szCs w:val="20"/>
+        </w:rPr>
+        <w:t xml:space="preserve">step 3</w:t>
+      </w:r>
+    </w:p>
+    <w:tbl>
+      <w:tblPr>
+        <w:tblW w:type="pct" w:w="100%"/>
+        <w:tblBorders>
+          <w:top w:val="single" w:color="auto" w:sz="4"/>
+          <w:left w:val="single" w:color="auto" w:sz="4"/>
+          <w:bottom w:val="single" w:color="auto" w:sz="4"/>
+          <w:right w:val="single" w:color="auto" w:sz="4"/>
+          <w:insideH w:val="single" w:color="auto" w:sz="4"/>
+          <w:insideV w:val="single" w:color="auto" w:sz="4"/>
+        </w:tblBorders>
+      </w:tblPr>
+      <w:tblGrid>
+        <w:gridCol w:w="10800"/>
+      </w:tblGrid>
+      <w:tr>
+        <w:trPr>
+          <w:trHeight w:val="1200" w:hRule="atLeast"/>
+        </w:trPr>
+        <w:tc>
+          <w:tcPr>
+            <w:tcW w:type="dxa" w:w="10800"/>
+          </w:tcPr>
+          <w:p>
+            <w:r>
+              <w:t xml:space="preserve"/>
+            </w:r>
+          </w:p>
+        </w:tc>
+      </w:tr>
+    </w:tbl>
+    <w:p>
+      <w:pPr>
+        <w:spacing w:after="120" w:before="120"/>
+      </w:pPr>
+      <w:r>
+        <w:rPr>
+          <w:color w:val="5A6473"/>
+          <w:sz w:val="20"/>
+          <w:szCs w:val="20"/>
+        </w:rPr>
+        <w:t xml:space="preserve">step 2</w:t>
+      </w:r>
+    </w:p>
+    <w:tbl>
+      <w:tblPr>
+        <w:tblW w:type="pct" w:w="100%"/>
+        <w:tblBorders>
+          <w:top w:val="single" w:color="auto" w:sz="4"/>
+          <w:left w:val="single" w:color="auto" w:sz="4"/>
+          <w:bottom w:val="single" w:color="auto" w:sz="4"/>
+          <w:right w:val="single" w:color="auto" w:sz="4"/>
+          <w:insideH w:val="single" w:color="auto" w:sz="4"/>
+          <w:insideV w:val="single" w:color="auto" w:sz="4"/>
+        </w:tblBorders>
+      </w:tblPr>
+      <w:tblGrid>
+        <w:gridCol w:w="10800"/>
+      </w:tblGrid>
+      <w:tr>
+        <w:trPr>
+          <w:trHeight w:val="1200" w:hRule="atLeast"/>
+        </w:trPr>
+        <w:tc>
+          <w:tcPr>
+            <w:tcW w:type="dxa" w:w="10800"/>
+          </w:tcPr>
+          <w:p>
+            <w:r>
+              <w:t xml:space="preserve"/>
+            </w:r>
+          </w:p>
+        </w:tc>
+      </w:tr>
+    </w:tbl>
+    <w:p>
+      <w:pPr>
+        <w:spacing w:after="120" w:before="120"/>
+      </w:pPr>
+      <w:r>
+        <w:rPr>
+          <w:b/>
+          <w:bCs/>
+          <w:color w:val="6E7A2E"/>
+          <w:sz w:val="20"/>
+          <w:szCs w:val="20"/>
+        </w:rPr>
+        <w:t xml:space="preserve">step 1  —  colour this one — I can reach it soon</w:t>
+      </w:r>
+    </w:p>
+    <w:tbl>
+      <w:tblPr>
+        <w:tblW w:type="pct" w:w="100%"/>
+        <w:tblBorders>
+          <w:top w:val="single" w:color="auto" w:sz="4"/>
+          <w:left w:val="single" w:color="auto" w:sz="4"/>
+          <w:bottom w:val="single" w:color="auto" w:sz="4"/>
+          <w:right w:val="single" w:color="auto" w:sz="4"/>
+          <w:insideH w:val="single" w:color="auto" w:sz="4"/>
+          <w:insideV w:val="single" w:color="auto" w:sz="4"/>
+        </w:tblBorders>
+      </w:tblPr>
+      <w:tblGrid>
+        <w:gridCol w:w="10800"/>
+      </w:tblGrid>
+      <w:tr>
+        <w:trPr>
+          <w:trHeight w:val="1200" w:hRule="atLeast"/>
+        </w:trPr>
+        <w:tc>
+          <w:tcPr>
+            <w:tcW w:type="dxa" w:w="10800"/>
+          </w:tcPr>
+          <w:p>
+            <w:r>
+              <w:t xml:space="preserve"/>
+            </w:r>
+          </w:p>
+        </w:tc>
+      </w:tr>
+    </w:tbl>
+    <w:p>
+      <w:r>
+        <w:br w:type="page"/>
+      </w:r>
+    </w:p>
+    <w:p>
+      <w:pPr>
+        <w:spacing w:after="60"/>
+      </w:pPr>
+      <w:r>
+        <w:rPr>
+          <w:b/>
+          <w:bCs/>
+          <w:color w:val="7A3B69"/>
+          <w:sz w:val="16"/>
+          <w:szCs w:val="16"/>
+        </w:rPr>
+        <w:t xml:space="preserve">Plan and take steps</w:t>
+      </w:r>
+      <w:r>
+        <w:rPr>
+          <w:b/>
+          <w:bCs/>
+          <w:color w:val="5A6473"/>
+          <w:sz w:val="16"/>
+          <w:szCs w:val="16"/>
+        </w:rPr>
+        <w:t xml:space="preserve">     My action plan</w:t>
+      </w:r>
+    </w:p>
+    <w:p>
+      <w:pPr>
+        <w:spacing w:after="40"/>
+      </w:pPr>
+      <w:r>
+        <w:rPr>
+          <w:b/>
+          <w:bCs/>
+          <w:color w:val="1F3A5F"/>
+          <w:sz w:val="32"/>
+          <w:szCs w:val="32"/>
+        </w:rPr>
+        <w:t xml:space="preserve">My action plan</w:t>
+      </w:r>
+    </w:p>
+    <w:p>
+      <w:pPr>
+        <w:spacing w:after="150"/>
+      </w:pPr>
+      <w:r>
+        <w:rPr>
+          <w:color w:val="5A6473"/>
+          <w:sz w:val="22"/>
+          <w:szCs w:val="22"/>
+        </w:rPr>
+        <w:t xml:space="preserve">Draw or write the steps to reach your goal, in order. For each step, what do you need?</w:t>
+      </w:r>
+    </w:p>
+    <w:p>
+      <w:pPr>
+        <w:spacing w:after="100" w:before="160"/>
+      </w:pPr>
+      <w:r>
+        <w:rPr>
+          <w:sz w:val="22"/>
+          <w:szCs w:val="22"/>
+        </w:rPr>
+        <w:t xml:space="preserve">My goal: </w:t>
+      </w:r>
+      <w:r>
+        <w:rPr>
+          <w:color w:val="5A6473"/>
+          <w:sz w:val="22"/>
+          <w:szCs w:val="22"/>
+        </w:rPr>
+        <w:t xml:space="preserve">________________________________________</w:t>
+      </w:r>
+    </w:p>
+    <w:p>
+      <w:pPr>
+        <w:spacing w:after="120" w:before="200"/>
+      </w:pPr>
+      <w:r>
+        <w:rPr>
+          <w:b/>
+          <w:bCs/>
+          <w:color w:val="7A3B69"/>
+          <w:sz w:val="22"/>
+          <w:szCs w:val="22"/>
+        </w:rPr>
+        <w:t xml:space="preserve">Step 1 (first)</w:t>
+      </w:r>
+    </w:p>
+    <w:tbl>
+      <w:tblPr>
+        <w:tblW w:type="pct" w:w="100%"/>
+        <w:tblBorders>
+          <w:top w:val="single" w:color="auto" w:sz="4"/>
+          <w:left w:val="single" w:color="auto" w:sz="4"/>
+          <w:bottom w:val="single" w:color="auto" w:sz="4"/>
+          <w:right w:val="single" w:color="auto" w:sz="4"/>
+          <w:insideH w:val="single" w:color="auto" w:sz="4"/>
+          <w:insideV w:val="single" w:color="auto" w:sz="4"/>
+        </w:tblBorders>
+      </w:tblPr>
+      <w:tblGrid>
+        <w:gridCol w:w="10800"/>
+      </w:tblGrid>
+      <w:tr>
+        <w:trPr>
+          <w:trHeight w:val="1600" w:hRule="atLeast"/>
+        </w:trPr>
+        <w:tc>
+          <w:tcPr>
+            <w:tcW w:type="dxa" w:w="10800"/>
+          </w:tcPr>
+          <w:p>
+            <w:r>
+              <w:rPr>
+                <w:color w:val="5A6473"/>
+                <w:sz w:val="18"/>
+                <w:szCs w:val="18"/>
+              </w:rPr>
+              <w:t xml:space="preserve">draw or write this step</w:t>
+            </w:r>
+          </w:p>
+        </w:tc>
+      </w:tr>
+    </w:tbl>
+    <w:p>
+      <w:pPr>
+        <w:spacing w:after="100" w:before="160"/>
+      </w:pPr>
+      <w:r>
+        <w:rPr>
+          <w:sz w:val="22"/>
+          <w:szCs w:val="22"/>
+        </w:rPr>
+        <w:t xml:space="preserve">What I need: </w:t>
+      </w:r>
+      <w:r>
+        <w:rPr>
+          <w:color w:val="5A6473"/>
+          <w:sz w:val="22"/>
+          <w:szCs w:val="22"/>
+        </w:rPr>
+        <w:t xml:space="preserve">________________________________________</w:t>
+      </w:r>
+    </w:p>
+    <w:p>
+      <w:pPr>
+        <w:spacing w:after="120" w:before="200"/>
+      </w:pPr>
+      <w:r>
+        <w:rPr>
+          <w:b/>
+          <w:bCs/>
+          <w:color w:val="7A3B69"/>
+          <w:sz w:val="22"/>
+          <w:szCs w:val="22"/>
+        </w:rPr>
+        <w:t xml:space="preserve">Step 2 (next)</w:t>
+      </w:r>
+    </w:p>
+    <w:tbl>
+      <w:tblPr>
+        <w:tblW w:type="pct" w:w="100%"/>
+        <w:tblBorders>
+          <w:top w:val="single" w:color="auto" w:sz="4"/>
+          <w:left w:val="single" w:color="auto" w:sz="4"/>
+          <w:bottom w:val="single" w:color="auto" w:sz="4"/>
+          <w:right w:val="single" w:color="auto" w:sz="4"/>
+          <w:insideH w:val="single" w:color="auto" w:sz="4"/>
+          <w:insideV w:val="single" w:color="auto" w:sz="4"/>
+        </w:tblBorders>
+      </w:tblPr>
+      <w:tblGrid>
+        <w:gridCol w:w="10800"/>
+      </w:tblGrid>
+      <w:tr>
+        <w:trPr>
+          <w:trHeight w:val="1600" w:hRule="atLeast"/>
+        </w:trPr>
+        <w:tc>
+          <w:tcPr>
+            <w:tcW w:type="dxa" w:w="10800"/>
+          </w:tcPr>
+          <w:p>
+            <w:r>
+              <w:rPr>
+                <w:color w:val="5A6473"/>
+                <w:sz w:val="18"/>
+                <w:szCs w:val="18"/>
+              </w:rPr>
+              <w:t xml:space="preserve">draw or write this step</w:t>
+            </w:r>
+          </w:p>
+        </w:tc>
+      </w:tr>
+    </w:tbl>
+    <w:p>
+      <w:pPr>
+        <w:spacing w:after="100" w:before="160"/>
+      </w:pPr>
+      <w:r>
+        <w:rPr>
+          <w:sz w:val="22"/>
+          <w:szCs w:val="22"/>
+        </w:rPr>
+        <w:t xml:space="preserve">What I need: </w:t>
+      </w:r>
+      <w:r>
+        <w:rPr>
+          <w:color w:val="5A6473"/>
+          <w:sz w:val="22"/>
+          <w:szCs w:val="22"/>
+        </w:rPr>
+        <w:t xml:space="preserve">________________________________________</w:t>
+      </w:r>
+    </w:p>
+    <w:p>
+      <w:pPr>
+        <w:spacing w:after="120" w:before="200"/>
+      </w:pPr>
+      <w:r>
+        <w:rPr>
+          <w:b/>
+          <w:bCs/>
+          <w:color w:val="7A3B69"/>
+          <w:sz w:val="22"/>
+          <w:szCs w:val="22"/>
+        </w:rPr>
+        <w:t xml:space="preserve">Step 3 (then)</w:t>
+      </w:r>
+    </w:p>
+    <w:tbl>
+      <w:tblPr>
+        <w:tblW w:type="pct" w:w="100%"/>
+        <w:tblBorders>
+          <w:top w:val="single" w:color="auto" w:sz="4"/>
+          <w:left w:val="single" w:color="auto" w:sz="4"/>
+          <w:bottom w:val="single" w:color="auto" w:sz="4"/>
+          <w:right w:val="single" w:color="auto" w:sz="4"/>
+          <w:insideH w:val="single" w:color="auto" w:sz="4"/>
+          <w:insideV w:val="single" w:color="auto" w:sz="4"/>
+        </w:tblBorders>
+      </w:tblPr>
+      <w:tblGrid>
+        <w:gridCol w:w="10800"/>
+      </w:tblGrid>
+      <w:tr>
+        <w:trPr>
+          <w:trHeight w:val="1600" w:hRule="atLeast"/>
+        </w:trPr>
+        <w:tc>
+          <w:tcPr>
+            <w:tcW w:type="dxa" w:w="10800"/>
+          </w:tcPr>
+          <w:p>
+            <w:r>
+              <w:rPr>
+                <w:color w:val="5A6473"/>
+                <w:sz w:val="18"/>
+                <w:szCs w:val="18"/>
+              </w:rPr>
+              <w:t xml:space="preserve">draw or write this step</w:t>
+            </w:r>
+          </w:p>
+        </w:tc>
+      </w:tr>
+    </w:tbl>
+    <w:p>
+      <w:pPr>
+        <w:spacing w:after="100" w:before="160"/>
+      </w:pPr>
+      <w:r>
+        <w:rPr>
+          <w:sz w:val="22"/>
+          <w:szCs w:val="22"/>
+        </w:rPr>
+        <w:t xml:space="preserve">What I need: </w:t>
+      </w:r>
+      <w:r>
+        <w:rPr>
+          <w:color w:val="5A6473"/>
+          <w:sz w:val="22"/>
+          <w:szCs w:val="22"/>
+        </w:rPr>
+        <w:t xml:space="preserve">________________________________________</w:t>
+      </w:r>
+    </w:p>
+    <w:p>
+      <w:pPr>
+        <w:spacing w:after="100" w:before="160"/>
+      </w:pPr>
+      <w:r>
+        <w:rPr>
+          <w:sz w:val="22"/>
+          <w:szCs w:val="22"/>
+        </w:rPr>
+        <w:t xml:space="preserve">My first step this week: </w:t>
+      </w:r>
+      <w:r>
+        <w:rPr>
+          <w:color w:val="5A6473"/>
+          <w:sz w:val="22"/>
+          <w:szCs w:val="22"/>
+        </w:rPr>
+        <w:t xml:space="preserve">________________________________________</w:t>
+      </w:r>
+    </w:p>
+    <w:p>
+      <w:pPr>
+        <w:spacing w:after="120" w:before="220"/>
+      </w:pPr>
+      <w:r>
+        <w:rPr>
+          <w:b/>
+          <w:bCs/>
+          <w:color w:val="1F3A5F"/>
+          <w:sz w:val="22"/>
+          <w:szCs w:val="22"/>
+        </w:rPr>
+        <w:t xml:space="preserve">My if–then — for when something gets in the way</w:t>
+      </w:r>
+    </w:p>
+    <w:p>
+      <w:pPr>
+        <w:spacing w:after="40" w:before="120"/>
+      </w:pPr>
+      <w:r>
+        <w:rPr>
+          <w:b/>
+          <w:bCs/>
+          <w:color w:val="7A3B69"/>
+          <w:sz w:val="22"/>
+          <w:szCs w:val="22"/>
+        </w:rPr>
+        <w:t xml:space="preserve">If this gets in the way…</w:t>
+      </w:r>
+    </w:p>
+    <w:tbl>
+      <w:tblPr>
+        <w:tblW w:type="pct" w:w="100%"/>
+        <w:tblBorders>
+          <w:top w:val="single" w:color="auto" w:sz="4"/>
+          <w:left w:val="single" w:color="auto" w:sz="4"/>
+          <w:bottom w:val="single" w:color="auto" w:sz="4"/>
+          <w:right w:val="single" w:color="auto" w:sz="4"/>
+          <w:insideH w:val="single" w:color="auto" w:sz="4"/>
+          <w:insideV w:val="single" w:color="auto" w:sz="4"/>
+        </w:tblBorders>
+      </w:tblPr>
+      <w:tblGrid>
+        <w:gridCol w:w="10800"/>
+      </w:tblGrid>
+      <w:tr>
+        <w:trPr>
+          <w:trHeight w:val="1000" w:hRule="atLeast"/>
+        </w:trPr>
+        <w:tc>
+          <w:tcPr>
+            <w:tcW w:type="dxa" w:w="10800"/>
+          </w:tcPr>
+          <w:p>
+            <w:r>
+              <w:rPr>
+                <w:color w:val="5A6473"/>
+                <w:sz w:val="18"/>
+                <w:szCs w:val="18"/>
+              </w:rPr>
+              <w:t xml:space="preserve">draw the thing that usually stops you</w:t>
+            </w:r>
+          </w:p>
+        </w:tc>
+      </w:tr>
+    </w:tbl>
+    <w:p>
+      <w:pPr>
+        <w:spacing w:after="40" w:before="80"/>
+      </w:pPr>
+      <w:r>
+        <w:rPr>
+          <w:b/>
+          <w:bCs/>
+          <w:color w:val="6E7A2E"/>
+          <w:sz w:val="22"/>
+          <w:szCs w:val="22"/>
+        </w:rPr>
+        <w:t xml:space="preserve">→   then I will still do this…</w:t>
+      </w:r>
+    </w:p>
+    <w:tbl>
+      <w:tblPr>
+        <w:tblW w:type="pct" w:w="100%"/>
+        <w:tblBorders>
+          <w:top w:val="single" w:color="auto" w:sz="4"/>
+          <w:left w:val="single" w:color="auto" w:sz="4"/>
+          <w:bottom w:val="single" w:color="auto" w:sz="4"/>
+          <w:right w:val="single" w:color="auto" w:sz="4"/>
+          <w:insideH w:val="single" w:color="auto" w:sz="4"/>
+          <w:insideV w:val="single" w:color="auto" w:sz="4"/>
+        </w:tblBorders>
+      </w:tblPr>
+      <w:tblGrid>
+        <w:gridCol w:w="10800"/>
+      </w:tblGrid>
+      <w:tr>
+        <w:trPr>
+          <w:trHeight w:val="1000" w:hRule="atLeast"/>
+        </w:trPr>
+        <w:tc>
+          <w:tcPr>
+            <w:tcW w:type="dxa" w:w="10800"/>
+          </w:tcPr>
+          <w:p>
+            <w:r>
+              <w:rPr>
+                <w:color w:val="5A6473"/>
+                <w:sz w:val="18"/>
+                <w:szCs w:val="18"/>
+              </w:rPr>
+              <w:t xml:space="preserve">draw the smaller step you will still take</w:t>
+            </w:r>
+          </w:p>
+        </w:tc>
+      </w:tr>
+    </w:tbl>
+    <w:p>
+      <w:pPr>
+        <w:spacing w:after="120" w:before="120"/>
+      </w:pPr>
+      <w:r>
+        <w:rPr>
+          <w:color w:val="5A6473"/>
+          <w:sz w:val="20"/>
+          <w:szCs w:val="20"/>
+        </w:rPr>
+        <w:t xml:space="preserve">There is an Action Plan sheet you can use again for other goals.</w:t>
+      </w:r>
+    </w:p>
+    <w:p>
+      <w:r>
+        <w:br w:type="page"/>
+      </w:r>
+    </w:p>
+    <w:p>
+      <w:pPr>
+        <w:spacing w:after="60"/>
+      </w:pPr>
+      <w:r>
+        <w:rPr>
+          <w:b/>
+          <w:bCs/>
+          <w:color w:val="7A3B69"/>
+          <w:sz w:val="16"/>
+          <w:szCs w:val="16"/>
+        </w:rPr>
+        <w:t xml:space="preserve">Plan and take steps</w:t>
+      </w:r>
+      <w:r>
+        <w:rPr>
+          <w:b/>
+          <w:bCs/>
+          <w:color w:val="5A6473"/>
+          <w:sz w:val="16"/>
+          <w:szCs w:val="16"/>
+        </w:rPr>
+        <w:t xml:space="preserve">     My time</w:t>
+      </w:r>
+    </w:p>
+    <w:p>
+      <w:pPr>
+        <w:spacing w:after="40"/>
+      </w:pPr>
+      <w:r>
+        <w:rPr>
+          <w:b/>
+          <w:bCs/>
+          <w:color w:val="1F3A5F"/>
+          <w:sz w:val="32"/>
+          <w:szCs w:val="32"/>
+        </w:rPr>
+        <w:t xml:space="preserve">My time</w:t>
+      </w:r>
+    </w:p>
+    <w:p>
+      <w:pPr>
+        <w:spacing w:after="150"/>
+      </w:pPr>
+      <w:r>
+        <w:rPr>
+          <w:color w:val="5A6473"/>
+          <w:sz w:val="22"/>
+          <w:szCs w:val="22"/>
+        </w:rPr>
+        <w:t xml:space="preserve">Mark when you will work on your goal, and protect one small slot you can really keep.</w:t>
+      </w:r>
+    </w:p>
+    <w:p>
+      <w:pPr>
+        <w:spacing w:after="120" w:before="80"/>
+      </w:pPr>
+      <w:r>
+        <w:rPr>
+          <w:sz w:val="22"/>
+          <w:szCs w:val="22"/>
+        </w:rPr>
+        <w:t xml:space="preserve">Days:  Sat · Sun · Mon · Tue · Wed · Thu · Fri</w:t>
+      </w:r>
+    </w:p>
+    <w:tbl>
+      <w:tblPr>
+        <w:tblW w:type="pct" w:w="100%"/>
+        <w:tblBorders>
+          <w:top w:val="single" w:color="auto" w:sz="4"/>
+          <w:left w:val="single" w:color="auto" w:sz="4"/>
+          <w:bottom w:val="single" w:color="auto" w:sz="4"/>
+          <w:right w:val="single" w:color="auto" w:sz="4"/>
+          <w:insideH w:val="single" w:color="auto" w:sz="4"/>
+          <w:insideV w:val="single" w:color="auto" w:sz="4"/>
+        </w:tblBorders>
+      </w:tblPr>
+      <w:tblGrid>
+        <w:gridCol w:w="10800"/>
+      </w:tblGrid>
+      <w:tr>
+        <w:trPr>
+          <w:trHeight w:val="2800" w:hRule="atLeast"/>
+        </w:trPr>
+        <w:tc>
+          <w:tcPr>
+            <w:tcW w:type="dxa" w:w="10800"/>
+          </w:tcPr>
+          <w:p>
+            <w:r>
+              <w:rPr>
+                <w:color w:val="5A6473"/>
+                <w:sz w:val="18"/>
+                <w:szCs w:val="18"/>
+              </w:rPr>
+              <w:t xml:space="preserve">Draw or mark the times you will work on your goal</w:t>
+            </w:r>
+          </w:p>
+        </w:tc>
+      </w:tr>
+    </w:tbl>
+    <w:p>
+      <w:pPr>
+        <w:spacing w:after="100" w:before="160"/>
+      </w:pPr>
+      <w:r>
+        <w:rPr>
+          <w:sz w:val="22"/>
+          <w:szCs w:val="22"/>
+        </w:rPr>
+        <w:t xml:space="preserve">My one small slot I will protect: </w:t>
+      </w:r>
+      <w:r>
+        <w:rPr>
+          <w:color w:val="5A6473"/>
+          <w:sz w:val="22"/>
+          <w:szCs w:val="22"/>
+        </w:rPr>
+        <w:t xml:space="preserve">________________________________________</w:t>
+      </w:r>
+    </w:p>
+    <w:p>
+      <w:pPr>
+        <w:spacing w:after="100" w:before="160"/>
+      </w:pPr>
+      <w:r>
+        <w:rPr>
+          <w:sz w:val="22"/>
+          <w:szCs w:val="22"/>
+        </w:rPr>
+        <w:t xml:space="preserve">The most important thing I will do first: </w:t>
+      </w:r>
+      <w:r>
+        <w:rPr>
+          <w:color w:val="5A6473"/>
+          <w:sz w:val="22"/>
+          <w:szCs w:val="22"/>
+        </w:rPr>
+        <w:t xml:space="preserve">________________________________________</w:t>
+      </w:r>
+    </w:p>
+    <w:p>
+      <w:pPr>
+        <w:spacing w:after="100" w:before="160"/>
+      </w:pPr>
+      <w:r>
+        <w:rPr>
+          <w:sz w:val="22"/>
+          <w:szCs w:val="22"/>
+        </w:rPr>
+        <w:t xml:space="preserve">If my week gets hard, the smaller thing I will still do: </w:t>
+      </w:r>
+      <w:r>
+        <w:rPr>
+          <w:color w:val="5A6473"/>
+          <w:sz w:val="22"/>
+          <w:szCs w:val="22"/>
+        </w:rPr>
+        <w:t xml:space="preserve">________________________________________</w:t>
+      </w:r>
+    </w:p>
+    <w:p>
+      <w:r>
+        <w:br w:type="page"/>
+      </w:r>
+    </w:p>
+    <w:p>
+      <w:pPr>
+        <w:spacing w:after="60"/>
+      </w:pPr>
+      <w:r>
+        <w:rPr>
+          <w:b/>
+          <w:bCs/>
+          <w:color w:val="7A3B69"/>
+          <w:sz w:val="16"/>
+          <w:szCs w:val="16"/>
+        </w:rPr>
+        <w:t xml:space="preserve">Plan and take steps</w:t>
+      </w:r>
+      <w:r>
+        <w:rPr>
+          <w:b/>
+          <w:bCs/>
+          <w:color w:val="5A6473"/>
+          <w:sz w:val="16"/>
+          <w:szCs w:val="16"/>
+        </w:rPr>
+        <w:t xml:space="preserve">     Who and what can help me</w:t>
+      </w:r>
+    </w:p>
+    <w:p>
+      <w:pPr>
+        <w:spacing w:after="40"/>
+      </w:pPr>
+      <w:r>
+        <w:rPr>
+          <w:b/>
+          <w:bCs/>
+          <w:color w:val="1F3A5F"/>
+          <w:sz w:val="32"/>
+          <w:szCs w:val="32"/>
+        </w:rPr>
+        <w:t xml:space="preserve">Who and what can help me</w:t>
+      </w:r>
+    </w:p>
+    <w:p>
+      <w:pPr>
+        <w:spacing w:after="150"/>
+      </w:pPr>
+      <w:r>
+        <w:rPr>
+          <w:color w:val="5A6473"/>
+          <w:sz w:val="22"/>
+          <w:szCs w:val="22"/>
+        </w:rPr>
+        <w:t xml:space="preserve">Draw the people and things that can help you reach your goal. Asking for help is not weakness — no one reaches a goal alone.</w:t>
       </w:r>
     </w:p>
     <w:tbl>
@@ -1507,7 +3030,7 @@
                 <w:sz w:val="18"/>
                 <w:szCs w:val="18"/>
               </w:rPr>
-              <w:t xml:space="preserve">draw your goal here</w:t>
+              <w:t xml:space="preserve">draw here</w:t>
             </w:r>
           </w:p>
         </w:tc>
@@ -1522,7 +3045,7 @@
           <w:sz w:val="22"/>
           <w:szCs w:val="22"/>
         </w:rPr>
-        <w:t xml:space="preserve">I want to be able to: </w:t>
+        <w:t xml:space="preserve">The person I will ask: </w:t>
       </w:r>
       <w:r>
         <w:rPr>
@@ -1542,7 +3065,7 @@
           <w:sz w:val="22"/>
           <w:szCs w:val="22"/>
         </w:rPr>
-        <w:t xml:space="preserve">It matters to me because: </w:t>
+        <w:t xml:space="preserve">What I will ask them for: </w:t>
       </w:r>
       <w:r>
         <w:rPr>
@@ -1570,7 +3093,7 @@
           <w:sz w:val="16"/>
           <w:szCs w:val="16"/>
         </w:rPr>
-        <w:t xml:space="preserve">Set your goal</w:t>
+        <w:t xml:space="preserve">Plan and take steps</w:t>
       </w:r>
       <w:r>
         <w:rPr>
@@ -1580,7 +3103,7 @@
           <w:sz w:val="16"/>
           <w:szCs w:val="16"/>
         </w:rPr>
-        <w:t xml:space="preserve">     My steps</w:t>
+        <w:t xml:space="preserve">     My weekly steps</w:t>
       </w:r>
     </w:p>
     <w:p>
@@ -1595,7 +3118,7 @@
           <w:sz w:val="32"/>
           <w:szCs w:val="32"/>
         </w:rPr>
-        <w:t xml:space="preserve">My steps</w:t>
+        <w:t xml:space="preserve">My weekly steps</w:t>
       </w:r>
     </w:p>
     <w:p>
@@ -1608,22 +3131,843 @@
           <w:sz w:val="22"/>
           <w:szCs w:val="22"/>
         </w:rPr>
-        <w:t xml:space="preserve">Draw your steps. Colour the first step you can reach.</w:t>
-      </w:r>
-    </w:p>
-    <w:p>
-      <w:pPr>
-        <w:spacing w:after="120" w:before="80"/>
+        <w:t xml:space="preserve">Each week, one small step towards your goal. Fill one row every week you work on it.</w:t>
+      </w:r>
+    </w:p>
+    <w:p>
+      <w:pPr>
+        <w:spacing w:after="140" w:before="0"/>
+      </w:pPr>
+      <w:r>
+        <w:rPr>
+          <w:b/>
+          <w:bCs/>
+          <w:color w:val="6E7A2E"/>
+          <w:sz w:val="20"/>
+          <w:szCs w:val="20"/>
+        </w:rPr>
+        <w:t xml:space="preserve">Remember your if–then: if the week gets hard, do the smaller step — do not stop.</w:t>
+      </w:r>
+    </w:p>
+    <w:tbl>
+      <w:tblPr>
+        <w:tblW w:type="pct" w:w="100%"/>
+        <w:tblBorders>
+          <w:top w:val="single" w:color="auto" w:sz="4"/>
+          <w:left w:val="single" w:color="auto" w:sz="4"/>
+          <w:bottom w:val="single" w:color="auto" w:sz="4"/>
+          <w:right w:val="single" w:color="auto" w:sz="4"/>
+          <w:insideH w:val="single" w:color="auto" w:sz="4"/>
+          <w:insideV w:val="single" w:color="auto" w:sz="4"/>
+        </w:tblBorders>
+      </w:tblPr>
+      <w:tblGrid>
+        <w:gridCol w:w="900"/>
+        <w:gridCol w:w="3900"/>
+        <w:gridCol w:w="1500"/>
+        <w:gridCol w:w="4500"/>
+      </w:tblGrid>
+      <w:tr>
+        <w:trPr>
+          <w:tblHeader/>
+        </w:trPr>
+        <w:tc>
+          <w:tcPr>
+            <w:tcW w:type="dxa" w:w="900"/>
+            <w:shd w:fill="F0ECE3"/>
+            <w:tcMar>
+              <w:top w:type="dxa" w:w="60"/>
+              <w:left w:type="dxa" w:w="120"/>
+              <w:bottom w:type="dxa" w:w="60"/>
+              <w:right w:type="dxa" w:w="120"/>
+            </w:tcMar>
+          </w:tcPr>
+          <w:p>
+            <w:r>
+              <w:rPr>
+                <w:b/>
+                <w:bCs/>
+                <w:color w:val="1F3A5F"/>
+                <w:sz w:val="18"/>
+                <w:szCs w:val="18"/>
+              </w:rPr>
+              <w:t xml:space="preserve">Week</w:t>
+            </w:r>
+          </w:p>
+        </w:tc>
+        <w:tc>
+          <w:tcPr>
+            <w:tcW w:type="dxa" w:w="3900"/>
+            <w:shd w:fill="F0ECE3"/>
+            <w:tcMar>
+              <w:top w:type="dxa" w:w="60"/>
+              <w:left w:type="dxa" w:w="120"/>
+              <w:bottom w:type="dxa" w:w="60"/>
+              <w:right w:type="dxa" w:w="120"/>
+            </w:tcMar>
+          </w:tcPr>
+          <w:p>
+            <w:r>
+              <w:rPr>
+                <w:b/>
+                <w:bCs/>
+                <w:color w:val="1F3A5F"/>
+                <w:sz w:val="18"/>
+                <w:szCs w:val="18"/>
+              </w:rPr>
+              <w:t xml:space="preserve">This week I will (my step)</w:t>
+            </w:r>
+          </w:p>
+        </w:tc>
+        <w:tc>
+          <w:tcPr>
+            <w:tcW w:type="dxa" w:w="1500"/>
+            <w:shd w:fill="F0ECE3"/>
+            <w:tcMar>
+              <w:top w:type="dxa" w:w="60"/>
+              <w:left w:type="dxa" w:w="120"/>
+              <w:bottom w:type="dxa" w:w="60"/>
+              <w:right w:type="dxa" w:w="120"/>
+            </w:tcMar>
+          </w:tcPr>
+          <w:p>
+            <w:r>
+              <w:rPr>
+                <w:b/>
+                <w:bCs/>
+                <w:color w:val="1F3A5F"/>
+                <w:sz w:val="18"/>
+                <w:szCs w:val="18"/>
+              </w:rPr>
+              <w:t xml:space="preserve">Did I?</w:t>
+            </w:r>
+          </w:p>
+        </w:tc>
+        <w:tc>
+          <w:tcPr>
+            <w:tcW w:type="dxa" w:w="4500"/>
+            <w:shd w:fill="F0ECE3"/>
+            <w:tcMar>
+              <w:top w:type="dxa" w:w="60"/>
+              <w:left w:type="dxa" w:w="120"/>
+              <w:bottom w:type="dxa" w:w="60"/>
+              <w:right w:type="dxa" w:w="120"/>
+            </w:tcMar>
+          </w:tcPr>
+          <w:p>
+            <w:r>
+              <w:rPr>
+                <w:b/>
+                <w:bCs/>
+                <w:color w:val="1F3A5F"/>
+                <w:sz w:val="18"/>
+                <w:szCs w:val="18"/>
+              </w:rPr>
+              <w:t xml:space="preserve">What happened / what got in the way</w:t>
+            </w:r>
+          </w:p>
+        </w:tc>
+      </w:tr>
+      <w:tr>
+        <w:trPr>
+          <w:cantSplit/>
+          <w:trHeight w:val="1100" w:hRule="atLeast"/>
+        </w:trPr>
+        <w:tc>
+          <w:tcPr>
+            <w:tcW w:type="dxa" w:w="900"/>
+            <w:tcMar>
+              <w:top w:type="dxa" w:w="80"/>
+              <w:left w:type="dxa" w:w="120"/>
+            </w:tcMar>
+          </w:tcPr>
+          <w:p>
+            <w:r>
+              <w:rPr>
+                <w:b/>
+                <w:bCs/>
+                <w:color w:val="7A3B69"/>
+                <w:sz w:val="24"/>
+                <w:szCs w:val="24"/>
+              </w:rPr>
+              <w:t xml:space="preserve">1</w:t>
+            </w:r>
+          </w:p>
+        </w:tc>
+        <w:tc>
+          <w:tcPr>
+            <w:tcW w:type="dxa" w:w="3900"/>
+          </w:tcPr>
+          <w:p>
+            <w:r>
+              <w:t xml:space="preserve"/>
+            </w:r>
+          </w:p>
+        </w:tc>
+        <w:tc>
+          <w:tcPr>
+            <w:tcW w:type="dxa" w:w="1500"/>
+            <w:tcMar>
+              <w:top w:type="dxa" w:w="80"/>
+              <w:left w:type="dxa" w:w="120"/>
+            </w:tcMar>
+          </w:tcPr>
+          <w:p>
+            <w:r>
+              <w:rPr>
+                <w:sz w:val="18"/>
+                <w:szCs w:val="18"/>
+              </w:rPr>
+              <w:t xml:space="preserve">☐ yes</w:t>
+            </w:r>
+          </w:p>
+          <w:p>
+            <w:r>
+              <w:rPr>
+                <w:sz w:val="18"/>
+                <w:szCs w:val="18"/>
+              </w:rPr>
+              <w:t xml:space="preserve">☐ not yet</w:t>
+            </w:r>
+          </w:p>
+        </w:tc>
+        <w:tc>
+          <w:tcPr>
+            <w:tcW w:type="dxa" w:w="4500"/>
+          </w:tcPr>
+          <w:p>
+            <w:r>
+              <w:t xml:space="preserve"/>
+            </w:r>
+          </w:p>
+        </w:tc>
+      </w:tr>
+      <w:tr>
+        <w:trPr>
+          <w:cantSplit/>
+          <w:trHeight w:val="1100" w:hRule="atLeast"/>
+        </w:trPr>
+        <w:tc>
+          <w:tcPr>
+            <w:tcW w:type="dxa" w:w="900"/>
+            <w:tcMar>
+              <w:top w:type="dxa" w:w="80"/>
+              <w:left w:type="dxa" w:w="120"/>
+            </w:tcMar>
+          </w:tcPr>
+          <w:p>
+            <w:r>
+              <w:rPr>
+                <w:b/>
+                <w:bCs/>
+                <w:color w:val="7A3B69"/>
+                <w:sz w:val="24"/>
+                <w:szCs w:val="24"/>
+              </w:rPr>
+              <w:t xml:space="preserve">2</w:t>
+            </w:r>
+          </w:p>
+        </w:tc>
+        <w:tc>
+          <w:tcPr>
+            <w:tcW w:type="dxa" w:w="3900"/>
+          </w:tcPr>
+          <w:p>
+            <w:r>
+              <w:t xml:space="preserve"/>
+            </w:r>
+          </w:p>
+        </w:tc>
+        <w:tc>
+          <w:tcPr>
+            <w:tcW w:type="dxa" w:w="1500"/>
+            <w:tcMar>
+              <w:top w:type="dxa" w:w="80"/>
+              <w:left w:type="dxa" w:w="120"/>
+            </w:tcMar>
+          </w:tcPr>
+          <w:p>
+            <w:r>
+              <w:rPr>
+                <w:sz w:val="18"/>
+                <w:szCs w:val="18"/>
+              </w:rPr>
+              <w:t xml:space="preserve">☐ yes</w:t>
+            </w:r>
+          </w:p>
+          <w:p>
+            <w:r>
+              <w:rPr>
+                <w:sz w:val="18"/>
+                <w:szCs w:val="18"/>
+              </w:rPr>
+              <w:t xml:space="preserve">☐ not yet</w:t>
+            </w:r>
+          </w:p>
+        </w:tc>
+        <w:tc>
+          <w:tcPr>
+            <w:tcW w:type="dxa" w:w="4500"/>
+          </w:tcPr>
+          <w:p>
+            <w:r>
+              <w:t xml:space="preserve"/>
+            </w:r>
+          </w:p>
+        </w:tc>
+      </w:tr>
+      <w:tr>
+        <w:trPr>
+          <w:cantSplit/>
+          <w:trHeight w:val="1100" w:hRule="atLeast"/>
+        </w:trPr>
+        <w:tc>
+          <w:tcPr>
+            <w:tcW w:type="dxa" w:w="900"/>
+            <w:tcMar>
+              <w:top w:type="dxa" w:w="80"/>
+              <w:left w:type="dxa" w:w="120"/>
+            </w:tcMar>
+          </w:tcPr>
+          <w:p>
+            <w:r>
+              <w:rPr>
+                <w:b/>
+                <w:bCs/>
+                <w:color w:val="7A3B69"/>
+                <w:sz w:val="24"/>
+                <w:szCs w:val="24"/>
+              </w:rPr>
+              <w:t xml:space="preserve">3</w:t>
+            </w:r>
+          </w:p>
+        </w:tc>
+        <w:tc>
+          <w:tcPr>
+            <w:tcW w:type="dxa" w:w="3900"/>
+          </w:tcPr>
+          <w:p>
+            <w:r>
+              <w:t xml:space="preserve"/>
+            </w:r>
+          </w:p>
+        </w:tc>
+        <w:tc>
+          <w:tcPr>
+            <w:tcW w:type="dxa" w:w="1500"/>
+            <w:tcMar>
+              <w:top w:type="dxa" w:w="80"/>
+              <w:left w:type="dxa" w:w="120"/>
+            </w:tcMar>
+          </w:tcPr>
+          <w:p>
+            <w:r>
+              <w:rPr>
+                <w:sz w:val="18"/>
+                <w:szCs w:val="18"/>
+              </w:rPr>
+              <w:t xml:space="preserve">☐ yes</w:t>
+            </w:r>
+          </w:p>
+          <w:p>
+            <w:r>
+              <w:rPr>
+                <w:sz w:val="18"/>
+                <w:szCs w:val="18"/>
+              </w:rPr>
+              <w:t xml:space="preserve">☐ not yet</w:t>
+            </w:r>
+          </w:p>
+        </w:tc>
+        <w:tc>
+          <w:tcPr>
+            <w:tcW w:type="dxa" w:w="4500"/>
+          </w:tcPr>
+          <w:p>
+            <w:r>
+              <w:t xml:space="preserve"/>
+            </w:r>
+          </w:p>
+        </w:tc>
+      </w:tr>
+      <w:tr>
+        <w:trPr>
+          <w:cantSplit/>
+          <w:trHeight w:val="1100" w:hRule="atLeast"/>
+        </w:trPr>
+        <w:tc>
+          <w:tcPr>
+            <w:tcW w:type="dxa" w:w="900"/>
+            <w:tcMar>
+              <w:top w:type="dxa" w:w="80"/>
+              <w:left w:type="dxa" w:w="120"/>
+            </w:tcMar>
+          </w:tcPr>
+          <w:p>
+            <w:r>
+              <w:rPr>
+                <w:b/>
+                <w:bCs/>
+                <w:color w:val="7A3B69"/>
+                <w:sz w:val="24"/>
+                <w:szCs w:val="24"/>
+              </w:rPr>
+              <w:t xml:space="preserve">4</w:t>
+            </w:r>
+          </w:p>
+        </w:tc>
+        <w:tc>
+          <w:tcPr>
+            <w:tcW w:type="dxa" w:w="3900"/>
+          </w:tcPr>
+          <w:p>
+            <w:r>
+              <w:t xml:space="preserve"/>
+            </w:r>
+          </w:p>
+        </w:tc>
+        <w:tc>
+          <w:tcPr>
+            <w:tcW w:type="dxa" w:w="1500"/>
+            <w:tcMar>
+              <w:top w:type="dxa" w:w="80"/>
+              <w:left w:type="dxa" w:w="120"/>
+            </w:tcMar>
+          </w:tcPr>
+          <w:p>
+            <w:r>
+              <w:rPr>
+                <w:sz w:val="18"/>
+                <w:szCs w:val="18"/>
+              </w:rPr>
+              <w:t xml:space="preserve">☐ yes</w:t>
+            </w:r>
+          </w:p>
+          <w:p>
+            <w:r>
+              <w:rPr>
+                <w:sz w:val="18"/>
+                <w:szCs w:val="18"/>
+              </w:rPr>
+              <w:t xml:space="preserve">☐ not yet</w:t>
+            </w:r>
+          </w:p>
+        </w:tc>
+        <w:tc>
+          <w:tcPr>
+            <w:tcW w:type="dxa" w:w="4500"/>
+          </w:tcPr>
+          <w:p>
+            <w:r>
+              <w:t xml:space="preserve"/>
+            </w:r>
+          </w:p>
+        </w:tc>
+      </w:tr>
+      <w:tr>
+        <w:trPr>
+          <w:cantSplit/>
+          <w:trHeight w:val="1100" w:hRule="atLeast"/>
+        </w:trPr>
+        <w:tc>
+          <w:tcPr>
+            <w:tcW w:type="dxa" w:w="900"/>
+            <w:tcMar>
+              <w:top w:type="dxa" w:w="80"/>
+              <w:left w:type="dxa" w:w="120"/>
+            </w:tcMar>
+          </w:tcPr>
+          <w:p>
+            <w:r>
+              <w:rPr>
+                <w:b/>
+                <w:bCs/>
+                <w:color w:val="7A3B69"/>
+                <w:sz w:val="24"/>
+                <w:szCs w:val="24"/>
+              </w:rPr>
+              <w:t xml:space="preserve">5</w:t>
+            </w:r>
+          </w:p>
+        </w:tc>
+        <w:tc>
+          <w:tcPr>
+            <w:tcW w:type="dxa" w:w="3900"/>
+          </w:tcPr>
+          <w:p>
+            <w:r>
+              <w:t xml:space="preserve"/>
+            </w:r>
+          </w:p>
+        </w:tc>
+        <w:tc>
+          <w:tcPr>
+            <w:tcW w:type="dxa" w:w="1500"/>
+            <w:tcMar>
+              <w:top w:type="dxa" w:w="80"/>
+              <w:left w:type="dxa" w:w="120"/>
+            </w:tcMar>
+          </w:tcPr>
+          <w:p>
+            <w:r>
+              <w:rPr>
+                <w:sz w:val="18"/>
+                <w:szCs w:val="18"/>
+              </w:rPr>
+              <w:t xml:space="preserve">☐ yes</w:t>
+            </w:r>
+          </w:p>
+          <w:p>
+            <w:r>
+              <w:rPr>
+                <w:sz w:val="18"/>
+                <w:szCs w:val="18"/>
+              </w:rPr>
+              <w:t xml:space="preserve">☐ not yet</w:t>
+            </w:r>
+          </w:p>
+        </w:tc>
+        <w:tc>
+          <w:tcPr>
+            <w:tcW w:type="dxa" w:w="4500"/>
+          </w:tcPr>
+          <w:p>
+            <w:r>
+              <w:t xml:space="preserve"/>
+            </w:r>
+          </w:p>
+        </w:tc>
+      </w:tr>
+      <w:tr>
+        <w:trPr>
+          <w:cantSplit/>
+          <w:trHeight w:val="1100" w:hRule="atLeast"/>
+        </w:trPr>
+        <w:tc>
+          <w:tcPr>
+            <w:tcW w:type="dxa" w:w="900"/>
+            <w:tcMar>
+              <w:top w:type="dxa" w:w="80"/>
+              <w:left w:type="dxa" w:w="120"/>
+            </w:tcMar>
+          </w:tcPr>
+          <w:p>
+            <w:r>
+              <w:rPr>
+                <w:b/>
+                <w:bCs/>
+                <w:color w:val="7A3B69"/>
+                <w:sz w:val="24"/>
+                <w:szCs w:val="24"/>
+              </w:rPr>
+              <w:t xml:space="preserve">6</w:t>
+            </w:r>
+          </w:p>
+        </w:tc>
+        <w:tc>
+          <w:tcPr>
+            <w:tcW w:type="dxa" w:w="3900"/>
+          </w:tcPr>
+          <w:p>
+            <w:r>
+              <w:t xml:space="preserve"/>
+            </w:r>
+          </w:p>
+        </w:tc>
+        <w:tc>
+          <w:tcPr>
+            <w:tcW w:type="dxa" w:w="1500"/>
+            <w:tcMar>
+              <w:top w:type="dxa" w:w="80"/>
+              <w:left w:type="dxa" w:w="120"/>
+            </w:tcMar>
+          </w:tcPr>
+          <w:p>
+            <w:r>
+              <w:rPr>
+                <w:sz w:val="18"/>
+                <w:szCs w:val="18"/>
+              </w:rPr>
+              <w:t xml:space="preserve">☐ yes</w:t>
+            </w:r>
+          </w:p>
+          <w:p>
+            <w:r>
+              <w:rPr>
+                <w:sz w:val="18"/>
+                <w:szCs w:val="18"/>
+              </w:rPr>
+              <w:t xml:space="preserve">☐ not yet</w:t>
+            </w:r>
+          </w:p>
+        </w:tc>
+        <w:tc>
+          <w:tcPr>
+            <w:tcW w:type="dxa" w:w="4500"/>
+          </w:tcPr>
+          <w:p>
+            <w:r>
+              <w:t xml:space="preserve"/>
+            </w:r>
+          </w:p>
+        </w:tc>
+      </w:tr>
+    </w:tbl>
+    <w:p>
+      <w:pPr>
+        <w:spacing w:after="120" w:before="220"/>
+      </w:pPr>
+      <w:r>
+        <w:rPr>
+          <w:color w:val="5A6473"/>
+          <w:sz w:val="20"/>
+          <w:szCs w:val="20"/>
+        </w:rPr>
+        <w:t xml:space="preserve">Every time you take a step, make one small mark or drawing here:</w:t>
+      </w:r>
+    </w:p>
+    <w:tbl>
+      <w:tblPr>
+        <w:tblW w:type="pct" w:w="100%"/>
+        <w:tblBorders>
+          <w:top w:val="single" w:color="auto" w:sz="4"/>
+          <w:left w:val="single" w:color="auto" w:sz="4"/>
+          <w:bottom w:val="single" w:color="auto" w:sz="4"/>
+          <w:right w:val="single" w:color="auto" w:sz="4"/>
+          <w:insideH w:val="single" w:color="auto" w:sz="4"/>
+          <w:insideV w:val="single" w:color="auto" w:sz="4"/>
+        </w:tblBorders>
+      </w:tblPr>
+      <w:tblGrid>
+        <w:gridCol w:w="1800"/>
+        <w:gridCol w:w="1800"/>
+        <w:gridCol w:w="1800"/>
+        <w:gridCol w:w="1800"/>
+        <w:gridCol w:w="1800"/>
+        <w:gridCol w:w="1800"/>
+      </w:tblGrid>
+      <w:tr>
+        <w:trPr>
+          <w:trHeight w:val="700" w:hRule="atLeast"/>
+        </w:trPr>
+        <w:tc>
+          <w:tcPr>
+            <w:tcW w:type="dxa" w:w="1800"/>
+          </w:tcPr>
+          <w:p>
+            <w:r>
+              <w:t xml:space="preserve"/>
+            </w:r>
+          </w:p>
+        </w:tc>
+        <w:tc>
+          <w:tcPr>
+            <w:tcW w:type="dxa" w:w="1800"/>
+          </w:tcPr>
+          <w:p>
+            <w:r>
+              <w:t xml:space="preserve"/>
+            </w:r>
+          </w:p>
+        </w:tc>
+        <w:tc>
+          <w:tcPr>
+            <w:tcW w:type="dxa" w:w="1800"/>
+          </w:tcPr>
+          <w:p>
+            <w:r>
+              <w:t xml:space="preserve"/>
+            </w:r>
+          </w:p>
+        </w:tc>
+        <w:tc>
+          <w:tcPr>
+            <w:tcW w:type="dxa" w:w="1800"/>
+          </w:tcPr>
+          <w:p>
+            <w:r>
+              <w:t xml:space="preserve"/>
+            </w:r>
+          </w:p>
+        </w:tc>
+        <w:tc>
+          <w:tcPr>
+            <w:tcW w:type="dxa" w:w="1800"/>
+          </w:tcPr>
+          <w:p>
+            <w:r>
+              <w:t xml:space="preserve"/>
+            </w:r>
+          </w:p>
+        </w:tc>
+        <w:tc>
+          <w:tcPr>
+            <w:tcW w:type="dxa" w:w="1800"/>
+          </w:tcPr>
+          <w:p>
+            <w:r>
+              <w:t xml:space="preserve"/>
+            </w:r>
+          </w:p>
+        </w:tc>
+      </w:tr>
+      <w:tr>
+        <w:trPr>
+          <w:trHeight w:val="700" w:hRule="atLeast"/>
+        </w:trPr>
+        <w:tc>
+          <w:tcPr>
+            <w:tcW w:type="dxa" w:w="1800"/>
+          </w:tcPr>
+          <w:p>
+            <w:r>
+              <w:t xml:space="preserve"/>
+            </w:r>
+          </w:p>
+        </w:tc>
+        <w:tc>
+          <w:tcPr>
+            <w:tcW w:type="dxa" w:w="1800"/>
+          </w:tcPr>
+          <w:p>
+            <w:r>
+              <w:t xml:space="preserve"/>
+            </w:r>
+          </w:p>
+        </w:tc>
+        <w:tc>
+          <w:tcPr>
+            <w:tcW w:type="dxa" w:w="1800"/>
+          </w:tcPr>
+          <w:p>
+            <w:r>
+              <w:t xml:space="preserve"/>
+            </w:r>
+          </w:p>
+        </w:tc>
+        <w:tc>
+          <w:tcPr>
+            <w:tcW w:type="dxa" w:w="1800"/>
+          </w:tcPr>
+          <w:p>
+            <w:r>
+              <w:t xml:space="preserve"/>
+            </w:r>
+          </w:p>
+        </w:tc>
+        <w:tc>
+          <w:tcPr>
+            <w:tcW w:type="dxa" w:w="1800"/>
+          </w:tcPr>
+          <w:p>
+            <w:r>
+              <w:t xml:space="preserve"/>
+            </w:r>
+          </w:p>
+        </w:tc>
+        <w:tc>
+          <w:tcPr>
+            <w:tcW w:type="dxa" w:w="1800"/>
+          </w:tcPr>
+          <w:p>
+            <w:r>
+              <w:t xml:space="preserve"/>
+            </w:r>
+          </w:p>
+        </w:tc>
+      </w:tr>
+    </w:tbl>
+    <w:p>
+      <w:r>
+        <w:br w:type="page"/>
+      </w:r>
+    </w:p>
+    <w:p>
+      <w:pPr>
+        <w:spacing w:after="60"/>
       </w:pPr>
       <w:r>
         <w:rPr>
           <w:b/>
           <w:bCs/>
           <w:color w:val="7A3B69"/>
-          <w:sz w:val="22"/>
-          <w:szCs w:val="22"/>
-        </w:rPr>
-        <w:t xml:space="preserve">My goal (top)</w:t>
+          <w:sz w:val="16"/>
+          <w:szCs w:val="16"/>
+        </w:rPr>
+        <w:t xml:space="preserve">Track and reflect</w:t>
+      </w:r>
+      <w:r>
+        <w:rPr>
+          <w:b/>
+          <w:bCs/>
+          <w:color w:val="5A6473"/>
+          <w:sz w:val="16"/>
+          <w:szCs w:val="16"/>
+        </w:rPr>
+        <w:t xml:space="preserve">     Feedback I got</w:t>
+      </w:r>
+    </w:p>
+    <w:p>
+      <w:pPr>
+        <w:spacing w:after="40"/>
+      </w:pPr>
+      <w:r>
+        <w:rPr>
+          <w:b/>
+          <w:bCs/>
+          <w:color w:val="1F3A5F"/>
+          <w:sz w:val="32"/>
+          <w:szCs w:val="32"/>
+        </w:rPr>
+        <w:t xml:space="preserve">Feedback I got</w:t>
+      </w:r>
+    </w:p>
+    <w:p>
+      <w:pPr>
+        <w:spacing w:after="150"/>
+      </w:pPr>
+      <w:r>
+        <w:rPr>
+          <w:color w:val="5A6473"/>
+          <w:sz w:val="22"/>
+          <w:szCs w:val="22"/>
+        </w:rPr>
+        <w:t xml:space="preserve">Ask one person: "what is one thing I could do better?" Listen, then decide what to do with it.</w:t>
+      </w:r>
+    </w:p>
+    <w:p>
+      <w:pPr>
+        <w:spacing w:after="100" w:before="160"/>
+      </w:pPr>
+      <w:r>
+        <w:rPr>
+          <w:sz w:val="22"/>
+          <w:szCs w:val="22"/>
+        </w:rPr>
+        <w:t xml:space="preserve">Who I asked: </w:t>
+      </w:r>
+      <w:r>
+        <w:rPr>
+          <w:color w:val="5A6473"/>
+          <w:sz w:val="22"/>
+          <w:szCs w:val="22"/>
+        </w:rPr>
+        <w:t xml:space="preserve">________________________________________</w:t>
+      </w:r>
+    </w:p>
+    <w:p>
+      <w:pPr>
+        <w:spacing w:after="120" w:before="140"/>
+      </w:pPr>
+      <w:r>
+        <w:rPr>
+          <w:b/>
+          <w:bCs/>
+          <w:color w:val="7A3B69"/>
+          <w:sz w:val="22"/>
+          <w:szCs w:val="22"/>
+        </w:rPr>
+        <w:t xml:space="preserve">What they said — draw or write it here:</w:t>
       </w:r>
     </w:p>
     <w:tbl>
@@ -1643,7 +3987,7 @@
       </w:tblGrid>
       <w:tr>
         <w:trPr>
-          <w:trHeight w:val="1400" w:hRule="atLeast"/>
+          <w:trHeight w:val="2200" w:hRule="atLeast"/>
         </w:trPr>
         <w:tc>
           <w:tcPr>
@@ -1651,7 +3995,12 @@
           </w:tcPr>
           <w:p>
             <w:r>
-              <w:t xml:space="preserve"/>
+              <w:rPr>
+                <w:color w:val="5A6473"/>
+                <w:sz w:val="18"/>
+                <w:szCs w:val="18"/>
+              </w:rPr>
+              <w:t xml:space="preserve">draw or write here</w:t>
             </w:r>
           </w:p>
         </w:tc>
@@ -1659,15 +4008,146 @@
     </w:tbl>
     <w:p>
       <w:pPr>
-        <w:spacing w:after="120" w:before="120"/>
-      </w:pPr>
-      <w:r>
-        <w:rPr>
-          <w:color w:val="5A6473"/>
-          <w:sz w:val="20"/>
-          <w:szCs w:val="20"/>
-        </w:rPr>
-        <w:t xml:space="preserve">step 3</w:t>
+        <w:spacing w:after="120" w:before="180"/>
+      </w:pPr>
+      <w:r>
+        <w:rPr>
+          <w:b/>
+          <w:bCs/>
+          <w:color w:val="1F3A5F"/>
+          <w:sz w:val="22"/>
+          <w:szCs w:val="22"/>
+        </w:rPr>
+        <w:t xml:space="preserve">What will I do with it? Mark one:</w:t>
+      </w:r>
+    </w:p>
+    <w:p>
+      <w:pPr>
+        <w:spacing w:after="100"/>
+      </w:pPr>
+      <w:r>
+        <w:rPr>
+          <w:sz w:val="22"/>
+          <w:szCs w:val="22"/>
+        </w:rPr>
+        <w:t xml:space="preserve">☐    Keep it  —  I will try this now.</w:t>
+      </w:r>
+    </w:p>
+    <w:p>
+      <w:pPr>
+        <w:spacing w:after="100"/>
+      </w:pPr>
+      <w:r>
+        <w:rPr>
+          <w:sz w:val="22"/>
+          <w:szCs w:val="22"/>
+        </w:rPr>
+        <w:t xml:space="preserve">☐    Hold it  —  useful later, not now.</w:t>
+      </w:r>
+    </w:p>
+    <w:p>
+      <w:pPr>
+        <w:spacing w:after="100"/>
+      </w:pPr>
+      <w:r>
+        <w:rPr>
+          <w:sz w:val="22"/>
+          <w:szCs w:val="22"/>
+        </w:rPr>
+        <w:t xml:space="preserve">☐    Leave it  —  not for me.</w:t>
+      </w:r>
+    </w:p>
+    <w:p>
+      <w:pPr>
+        <w:spacing w:after="100" w:before="160"/>
+      </w:pPr>
+      <w:r>
+        <w:rPr>
+          <w:sz w:val="22"/>
+          <w:szCs w:val="22"/>
+        </w:rPr>
+        <w:t xml:space="preserve">The one thing I will try: </w:t>
+      </w:r>
+      <w:r>
+        <w:rPr>
+          <w:color w:val="5A6473"/>
+          <w:sz w:val="22"/>
+          <w:szCs w:val="22"/>
+        </w:rPr>
+        <w:t xml:space="preserve">________________________________________</w:t>
+      </w:r>
+    </w:p>
+    <w:p>
+      <w:r>
+        <w:br w:type="page"/>
+      </w:r>
+    </w:p>
+    <w:p>
+      <w:pPr>
+        <w:spacing w:after="60"/>
+      </w:pPr>
+      <w:r>
+        <w:rPr>
+          <w:b/>
+          <w:bCs/>
+          <w:color w:val="7A3B69"/>
+          <w:sz w:val="16"/>
+          <w:szCs w:val="16"/>
+        </w:rPr>
+        <w:t xml:space="preserve">Track and reflect</w:t>
+      </w:r>
+      <w:r>
+        <w:rPr>
+          <w:b/>
+          <w:bCs/>
+          <w:color w:val="5A6473"/>
+          <w:sz w:val="16"/>
+          <w:szCs w:val="16"/>
+        </w:rPr>
+        <w:t xml:space="preserve">     How I have grown</w:t>
+      </w:r>
+    </w:p>
+    <w:p>
+      <w:pPr>
+        <w:spacing w:after="40"/>
+      </w:pPr>
+      <w:r>
+        <w:rPr>
+          <w:b/>
+          <w:bCs/>
+          <w:color w:val="1F3A5F"/>
+          <w:sz w:val="32"/>
+          <w:szCs w:val="32"/>
+        </w:rPr>
+        <w:t xml:space="preserve">How I have grown</w:t>
+      </w:r>
+    </w:p>
+    <w:p>
+      <w:pPr>
+        <w:spacing w:after="150"/>
+      </w:pPr>
+      <w:r>
+        <w:rPr>
+          <w:color w:val="5A6473"/>
+          <w:sz w:val="22"/>
+          <w:szCs w:val="22"/>
+        </w:rPr>
+        <w:t xml:space="preserve">Look back through your book. Draw yourself before, and now, then say how far you came.</w:t>
+      </w:r>
+    </w:p>
+    <w:p>
+      <w:pPr>
+        <w:spacing w:after="120" w:before="80"/>
+      </w:pPr>
+      <w:r>
+        <w:rPr>
+          <w:b/>
+          <w:bCs/>
+          <w:color w:val="7A3B69"/>
+          <w:sz w:val="22"/>
+          <w:szCs w:val="22"/>
+        </w:rPr>
+        <w:t xml:space="preserve">Before</w:t>
       </w:r>
     </w:p>
     <w:tbl>
@@ -1687,7 +4167,7 @@
       </w:tblGrid>
       <w:tr>
         <w:trPr>
-          <w:trHeight w:val="1200" w:hRule="atLeast"/>
+          <w:trHeight w:val="2000" w:hRule="atLeast"/>
         </w:trPr>
         <w:tc>
           <w:tcPr>
@@ -1695,7 +4175,12 @@
           </w:tcPr>
           <w:p>
             <w:r>
-              <w:t xml:space="preserve"/>
+              <w:rPr>
+                <w:color w:val="5A6473"/>
+                <w:sz w:val="18"/>
+                <w:szCs w:val="18"/>
+              </w:rPr>
+              <w:t xml:space="preserve">draw here</w:t>
             </w:r>
           </w:p>
         </w:tc>
@@ -1703,15 +4188,17 @@
     </w:tbl>
     <w:p>
       <w:pPr>
-        <w:spacing w:after="120" w:before="120"/>
-      </w:pPr>
-      <w:r>
-        <w:rPr>
-          <w:color w:val="5A6473"/>
-          <w:sz w:val="20"/>
-          <w:szCs w:val="20"/>
-        </w:rPr>
-        <w:t xml:space="preserve">step 2</w:t>
+        <w:spacing w:after="120" w:before="160"/>
+      </w:pPr>
+      <w:r>
+        <w:rPr>
+          <w:b/>
+          <w:bCs/>
+          <w:color w:val="7A3B69"/>
+          <w:sz w:val="22"/>
+          <w:szCs w:val="22"/>
+        </w:rPr>
+        <w:t xml:space="preserve">Now</w:t>
       </w:r>
     </w:p>
     <w:tbl>
@@ -1731,7 +4218,7 @@
       </w:tblGrid>
       <w:tr>
         <w:trPr>
-          <w:trHeight w:val="1200" w:hRule="atLeast"/>
+          <w:trHeight w:val="2000" w:hRule="atLeast"/>
         </w:trPr>
         <w:tc>
           <w:tcPr>
@@ -1739,7 +4226,12 @@
           </w:tcPr>
           <w:p>
             <w:r>
-              <w:t xml:space="preserve"/>
+              <w:rPr>
+                <w:color w:val="5A6473"/>
+                <w:sz w:val="18"/>
+                <w:szCs w:val="18"/>
+              </w:rPr>
+              <w:t xml:space="preserve">draw here</w:t>
             </w:r>
           </w:p>
         </w:tc>
@@ -1747,17 +4239,153 @@
     </w:tbl>
     <w:p>
       <w:pPr>
-        <w:spacing w:after="120" w:before="120"/>
-      </w:pPr>
-      <w:r>
-        <w:rPr>
-          <w:b/>
-          <w:bCs/>
+        <w:spacing w:after="100" w:before="160"/>
+      </w:pPr>
+      <w:r>
+        <w:rPr>
+          <w:sz w:val="22"/>
+          <w:szCs w:val="22"/>
+        </w:rPr>
+        <w:t xml:space="preserve">My goal was: </w:t>
+      </w:r>
+      <w:r>
+        <w:rPr>
+          <w:color w:val="5A6473"/>
+          <w:sz w:val="22"/>
+          <w:szCs w:val="22"/>
+        </w:rPr>
+        <w:t xml:space="preserve">________________________________________</w:t>
+      </w:r>
+    </w:p>
+    <w:p>
+      <w:pPr>
+        <w:spacing w:after="100" w:before="160"/>
+      </w:pPr>
+      <w:r>
+        <w:rPr>
+          <w:sz w:val="22"/>
+          <w:szCs w:val="22"/>
+        </w:rPr>
+        <w:t xml:space="preserve">How far I got: </w:t>
+      </w:r>
+      <w:r>
+        <w:rPr>
+          <w:color w:val="5A6473"/>
+          <w:sz w:val="22"/>
+          <w:szCs w:val="22"/>
+        </w:rPr>
+        <w:t xml:space="preserve">________________________________________</w:t>
+      </w:r>
+    </w:p>
+    <w:p>
+      <w:pPr>
+        <w:spacing w:after="100" w:before="160"/>
+      </w:pPr>
+      <w:r>
+        <w:rPr>
+          <w:sz w:val="22"/>
+          <w:szCs w:val="22"/>
+        </w:rPr>
+        <w:t xml:space="preserve">What helped me: </w:t>
+      </w:r>
+      <w:r>
+        <w:rPr>
+          <w:color w:val="5A6473"/>
+          <w:sz w:val="22"/>
+          <w:szCs w:val="22"/>
+        </w:rPr>
+        <w:t xml:space="preserve">________________________________________</w:t>
+      </w:r>
+    </w:p>
+    <w:p>
+      <w:pPr>
+        <w:spacing w:after="100" w:before="160"/>
+      </w:pPr>
+      <w:r>
+        <w:rPr>
+          <w:sz w:val="22"/>
+          <w:szCs w:val="22"/>
+        </w:rPr>
+        <w:t xml:space="preserve">What I would do differently next time: </w:t>
+      </w:r>
+      <w:r>
+        <w:rPr>
+          <w:color w:val="5A6473"/>
+          <w:sz w:val="22"/>
+          <w:szCs w:val="22"/>
+        </w:rPr>
+        <w:t xml:space="preserve">________________________________________</w:t>
+      </w:r>
+    </w:p>
+    <w:p>
+      <w:r>
+        <w:br w:type="page"/>
+      </w:r>
+    </w:p>
+    <w:p>
+      <w:pPr>
+        <w:spacing w:after="60"/>
+      </w:pPr>
+      <w:r>
+        <w:rPr>
+          <w:b/>
+          <w:bCs/>
+          <w:color w:val="7A3B69"/>
+          <w:sz w:val="16"/>
+          <w:szCs w:val="16"/>
+        </w:rPr>
+        <w:t xml:space="preserve">Track and reflect</w:t>
+      </w:r>
+      <w:r>
+        <w:rPr>
+          <w:b/>
+          <w:bCs/>
+          <w:color w:val="5A6473"/>
+          <w:sz w:val="16"/>
+          <w:szCs w:val="16"/>
+        </w:rPr>
+        <w:t xml:space="preserve">     My next goal</w:t>
+      </w:r>
+    </w:p>
+    <w:p>
+      <w:pPr>
+        <w:spacing w:after="40"/>
+      </w:pPr>
+      <w:r>
+        <w:rPr>
+          <w:b/>
+          <w:bCs/>
+          <w:color w:val="1F3A5F"/>
+          <w:sz w:val="32"/>
+          <w:szCs w:val="32"/>
+        </w:rPr>
+        <w:t xml:space="preserve">My next goal</w:t>
+      </w:r>
+    </w:p>
+    <w:p>
+      <w:pPr>
+        <w:spacing w:after="150"/>
+      </w:pPr>
+      <w:r>
+        <w:rPr>
+          <w:color w:val="5A6473"/>
+          <w:sz w:val="22"/>
+          <w:szCs w:val="22"/>
+        </w:rPr>
+        <w:t xml:space="preserve">Draw one goal you will keep working on after this course.</w:t>
+      </w:r>
+    </w:p>
+    <w:p>
+      <w:pPr>
+        <w:spacing w:after="140" w:before="40"/>
+      </w:pPr>
+      <w:r>
+        <w:rPr>
           <w:color w:val="6E7A2E"/>
           <w:sz w:val="20"/>
           <w:szCs w:val="20"/>
         </w:rPr>
-        <w:t xml:space="preserve">step 1  —  colour this one — I can reach it soon</w:t>
+        <w:t xml:space="preserve">If your goal was hard to reach, your next goal can be a smaller step of it. That is not failing — that is how goals work.</w:t>
       </w:r>
     </w:p>
     <w:tbl>
@@ -1777,131 +4405,7 @@
       </w:tblGrid>
       <w:tr>
         <w:trPr>
-          <w:trHeight w:val="1200" w:hRule="atLeast"/>
-        </w:trPr>
-        <w:tc>
-          <w:tcPr>
-            <w:tcW w:type="dxa" w:w="10800"/>
-          </w:tcPr>
-          <w:p>
-            <w:r>
-              <w:t xml:space="preserve"/>
-            </w:r>
-          </w:p>
-        </w:tc>
-      </w:tr>
-    </w:tbl>
-    <w:p>
-      <w:r>
-        <w:br w:type="page"/>
-      </w:r>
-    </w:p>
-    <w:p>
-      <w:pPr>
-        <w:spacing w:after="60"/>
-      </w:pPr>
-      <w:r>
-        <w:rPr>
-          <w:b/>
-          <w:bCs/>
-          <w:color w:val="7A3B69"/>
-          <w:sz w:val="16"/>
-          <w:szCs w:val="16"/>
-        </w:rPr>
-        <w:t xml:space="preserve">Plan and take steps</w:t>
-      </w:r>
-      <w:r>
-        <w:rPr>
-          <w:b/>
-          <w:bCs/>
-          <w:color w:val="5A6473"/>
-          <w:sz w:val="16"/>
-          <w:szCs w:val="16"/>
-        </w:rPr>
-        <w:t xml:space="preserve">     My action plan</w:t>
-      </w:r>
-    </w:p>
-    <w:p>
-      <w:pPr>
-        <w:spacing w:after="40"/>
-      </w:pPr>
-      <w:r>
-        <w:rPr>
-          <w:b/>
-          <w:bCs/>
-          <w:color w:val="1F3A5F"/>
-          <w:sz w:val="32"/>
-          <w:szCs w:val="32"/>
-        </w:rPr>
-        <w:t xml:space="preserve">My action plan</w:t>
-      </w:r>
-    </w:p>
-    <w:p>
-      <w:pPr>
-        <w:spacing w:after="150"/>
-      </w:pPr>
-      <w:r>
-        <w:rPr>
-          <w:color w:val="5A6473"/>
-          <w:sz w:val="22"/>
-          <w:szCs w:val="22"/>
-        </w:rPr>
-        <w:t xml:space="preserve">Draw or write the steps to reach your goal, in order. For each step, what do you need?</w:t>
-      </w:r>
-    </w:p>
-    <w:p>
-      <w:pPr>
-        <w:spacing w:after="100" w:before="160"/>
-      </w:pPr>
-      <w:r>
-        <w:rPr>
-          <w:sz w:val="22"/>
-          <w:szCs w:val="22"/>
-        </w:rPr>
-        <w:t xml:space="preserve">My goal: </w:t>
-      </w:r>
-      <w:r>
-        <w:rPr>
-          <w:color w:val="5A6473"/>
-          <w:sz w:val="22"/>
-          <w:szCs w:val="22"/>
-        </w:rPr>
-        <w:t xml:space="preserve">________________________________________</w:t>
-      </w:r>
-    </w:p>
-    <w:p>
-      <w:pPr>
-        <w:spacing w:after="120" w:before="200"/>
-      </w:pPr>
-      <w:r>
-        <w:rPr>
-          <w:b/>
-          <w:bCs/>
-          <w:color w:val="7A3B69"/>
-          <w:sz w:val="22"/>
-          <w:szCs w:val="22"/>
-        </w:rPr>
-        <w:t xml:space="preserve">Step 1 (first)</w:t>
-      </w:r>
-    </w:p>
-    <w:tbl>
-      <w:tblPr>
-        <w:tblW w:type="pct" w:w="100%"/>
-        <w:tblBorders>
-          <w:top w:val="single" w:color="auto" w:sz="4"/>
-          <w:left w:val="single" w:color="auto" w:sz="4"/>
-          <w:bottom w:val="single" w:color="auto" w:sz="4"/>
-          <w:right w:val="single" w:color="auto" w:sz="4"/>
-          <w:insideH w:val="single" w:color="auto" w:sz="4"/>
-          <w:insideV w:val="single" w:color="auto" w:sz="4"/>
-        </w:tblBorders>
-      </w:tblPr>
-      <w:tblGrid>
-        <w:gridCol w:w="10800"/>
-      </w:tblGrid>
-      <w:tr>
-        <w:trPr>
-          <w:trHeight w:val="1600" w:hRule="atLeast"/>
+          <w:trHeight w:val="3400" w:hRule="atLeast"/>
         </w:trPr>
         <w:tc>
           <w:tcPr>
@@ -1914,7 +4418,7 @@
                 <w:sz w:val="18"/>
                 <w:szCs w:val="18"/>
               </w:rPr>
-              <w:t xml:space="preserve">draw or write this step</w:t>
+              <w:t xml:space="preserve">draw here</w:t>
             </w:r>
           </w:p>
         </w:tc>
@@ -1929,7 +4433,7 @@
           <w:sz w:val="22"/>
           <w:szCs w:val="22"/>
         </w:rPr>
-        <w:t xml:space="preserve">What I need: </w:t>
+        <w:t xml:space="preserve">My next goal: </w:t>
       </w:r>
       <w:r>
         <w:rPr>
@@ -1942,57 +4446,6 @@
     </w:p>
     <w:p>
       <w:pPr>
-        <w:spacing w:after="120" w:before="200"/>
-      </w:pPr>
-      <w:r>
-        <w:rPr>
-          <w:b/>
-          <w:bCs/>
-          <w:color w:val="7A3B69"/>
-          <w:sz w:val="22"/>
-          <w:szCs w:val="22"/>
-        </w:rPr>
-        <w:t xml:space="preserve">Step 2 (next)</w:t>
-      </w:r>
-    </w:p>
-    <w:tbl>
-      <w:tblPr>
-        <w:tblW w:type="pct" w:w="100%"/>
-        <w:tblBorders>
-          <w:top w:val="single" w:color="auto" w:sz="4"/>
-          <w:left w:val="single" w:color="auto" w:sz="4"/>
-          <w:bottom w:val="single" w:color="auto" w:sz="4"/>
-          <w:right w:val="single" w:color="auto" w:sz="4"/>
-          <w:insideH w:val="single" w:color="auto" w:sz="4"/>
-          <w:insideV w:val="single" w:color="auto" w:sz="4"/>
-        </w:tblBorders>
-      </w:tblPr>
-      <w:tblGrid>
-        <w:gridCol w:w="10800"/>
-      </w:tblGrid>
-      <w:tr>
-        <w:trPr>
-          <w:trHeight w:val="1600" w:hRule="atLeast"/>
-        </w:trPr>
-        <w:tc>
-          <w:tcPr>
-            <w:tcW w:type="dxa" w:w="10800"/>
-          </w:tcPr>
-          <w:p>
-            <w:r>
-              <w:rPr>
-                <w:color w:val="5A6473"/>
-                <w:sz w:val="18"/>
-                <w:szCs w:val="18"/>
-              </w:rPr>
-              <w:t xml:space="preserve">draw or write this step</w:t>
-            </w:r>
-          </w:p>
-        </w:tc>
-      </w:tr>
-    </w:tbl>
-    <w:p>
-      <w:pPr>
         <w:spacing w:after="100" w:before="160"/>
       </w:pPr>
       <w:r>
@@ -2000,7 +4453,7 @@
           <w:sz w:val="22"/>
           <w:szCs w:val="22"/>
         </w:rPr>
-        <w:t xml:space="preserve">What I need: </w:t>
+        <w:t xml:space="preserve">My first small step: </w:t>
       </w:r>
       <w:r>
         <w:rPr>
@@ -2011,1140 +4464,6 @@
         <w:t xml:space="preserve">________________________________________</w:t>
       </w:r>
     </w:p>
-    <w:p>
-      <w:pPr>
-        <w:spacing w:after="120" w:before="200"/>
-      </w:pPr>
-      <w:r>
-        <w:rPr>
-          <w:b/>
-          <w:bCs/>
-          <w:color w:val="7A3B69"/>
-          <w:sz w:val="22"/>
-          <w:szCs w:val="22"/>
-        </w:rPr>
-        <w:t xml:space="preserve">Step 3 (then)</w:t>
-      </w:r>
-    </w:p>
-    <w:tbl>
-      <w:tblPr>
-        <w:tblW w:type="pct" w:w="100%"/>
-        <w:tblBorders>
-          <w:top w:val="single" w:color="auto" w:sz="4"/>
-          <w:left w:val="single" w:color="auto" w:sz="4"/>
-          <w:bottom w:val="single" w:color="auto" w:sz="4"/>
-          <w:right w:val="single" w:color="auto" w:sz="4"/>
-          <w:insideH w:val="single" w:color="auto" w:sz="4"/>
-          <w:insideV w:val="single" w:color="auto" w:sz="4"/>
-        </w:tblBorders>
-      </w:tblPr>
-      <w:tblGrid>
-        <w:gridCol w:w="10800"/>
-      </w:tblGrid>
-      <w:tr>
-        <w:trPr>
-          <w:trHeight w:val="1600" w:hRule="atLeast"/>
-        </w:trPr>
-        <w:tc>
-          <w:tcPr>
-            <w:tcW w:type="dxa" w:w="10800"/>
-          </w:tcPr>
-          <w:p>
-            <w:r>
-              <w:rPr>
-                <w:color w:val="5A6473"/>
-                <w:sz w:val="18"/>
-                <w:szCs w:val="18"/>
-              </w:rPr>
-              <w:t xml:space="preserve">draw or write this step</w:t>
-            </w:r>
-          </w:p>
-        </w:tc>
-      </w:tr>
-    </w:tbl>
-    <w:p>
-      <w:pPr>
-        <w:spacing w:after="100" w:before="160"/>
-      </w:pPr>
-      <w:r>
-        <w:rPr>
-          <w:sz w:val="22"/>
-          <w:szCs w:val="22"/>
-        </w:rPr>
-        <w:t xml:space="preserve">What I need: </w:t>
-      </w:r>
-      <w:r>
-        <w:rPr>
-          <w:color w:val="5A6473"/>
-          <w:sz w:val="22"/>
-          <w:szCs w:val="22"/>
-        </w:rPr>
-        <w:t xml:space="preserve">________________________________________</w:t>
-      </w:r>
-    </w:p>
-    <w:p>
-      <w:pPr>
-        <w:spacing w:after="100" w:before="160"/>
-      </w:pPr>
-      <w:r>
-        <w:rPr>
-          <w:sz w:val="22"/>
-          <w:szCs w:val="22"/>
-        </w:rPr>
-        <w:t xml:space="preserve">My first step this week: </w:t>
-      </w:r>
-      <w:r>
-        <w:rPr>
-          <w:color w:val="5A6473"/>
-          <w:sz w:val="22"/>
-          <w:szCs w:val="22"/>
-        </w:rPr>
-        <w:t xml:space="preserve">________________________________________</w:t>
-      </w:r>
-    </w:p>
-    <w:p>
-      <w:pPr>
-        <w:spacing w:after="120" w:before="120"/>
-      </w:pPr>
-      <w:r>
-        <w:rPr>
-          <w:color w:val="5A6473"/>
-          <w:sz w:val="20"/>
-          <w:szCs w:val="20"/>
-        </w:rPr>
-        <w:t xml:space="preserve">There is an Action Plan sheet you can use again for other goals.</w:t>
-      </w:r>
-    </w:p>
-    <w:p>
-      <w:r>
-        <w:br w:type="page"/>
-      </w:r>
-    </w:p>
-    <w:p>
-      <w:pPr>
-        <w:spacing w:after="60"/>
-      </w:pPr>
-      <w:r>
-        <w:rPr>
-          <w:b/>
-          <w:bCs/>
-          <w:color w:val="7A3B69"/>
-          <w:sz w:val="16"/>
-          <w:szCs w:val="16"/>
-        </w:rPr>
-        <w:t xml:space="preserve">Plan and take steps</w:t>
-      </w:r>
-      <w:r>
-        <w:rPr>
-          <w:b/>
-          <w:bCs/>
-          <w:color w:val="5A6473"/>
-          <w:sz w:val="16"/>
-          <w:szCs w:val="16"/>
-        </w:rPr>
-        <w:t xml:space="preserve">     My time</w:t>
-      </w:r>
-    </w:p>
-    <w:p>
-      <w:pPr>
-        <w:spacing w:after="40"/>
-      </w:pPr>
-      <w:r>
-        <w:rPr>
-          <w:b/>
-          <w:bCs/>
-          <w:color w:val="1F3A5F"/>
-          <w:sz w:val="32"/>
-          <w:szCs w:val="32"/>
-        </w:rPr>
-        <w:t xml:space="preserve">My time</w:t>
-      </w:r>
-    </w:p>
-    <w:p>
-      <w:pPr>
-        <w:spacing w:after="150"/>
-      </w:pPr>
-      <w:r>
-        <w:rPr>
-          <w:color w:val="5A6473"/>
-          <w:sz w:val="22"/>
-          <w:szCs w:val="22"/>
-        </w:rPr>
-        <w:t xml:space="preserve">Mark when you will work on your goal.</w:t>
-      </w:r>
-    </w:p>
-    <w:p>
-      <w:pPr>
-        <w:spacing w:after="120" w:before="80"/>
-      </w:pPr>
-      <w:r>
-        <w:rPr>
-          <w:sz w:val="22"/>
-          <w:szCs w:val="22"/>
-        </w:rPr>
-        <w:t xml:space="preserve">Days:  Sat · Sun · Mon · Tue · Wed · Thu · Fri</w:t>
-      </w:r>
-    </w:p>
-    <w:tbl>
-      <w:tblPr>
-        <w:tblW w:type="pct" w:w="100%"/>
-        <w:tblBorders>
-          <w:top w:val="single" w:color="auto" w:sz="4"/>
-          <w:left w:val="single" w:color="auto" w:sz="4"/>
-          <w:bottom w:val="single" w:color="auto" w:sz="4"/>
-          <w:right w:val="single" w:color="auto" w:sz="4"/>
-          <w:insideH w:val="single" w:color="auto" w:sz="4"/>
-          <w:insideV w:val="single" w:color="auto" w:sz="4"/>
-        </w:tblBorders>
-      </w:tblPr>
-      <w:tblGrid>
-        <w:gridCol w:w="10800"/>
-      </w:tblGrid>
-      <w:tr>
-        <w:trPr>
-          <w:trHeight w:val="3000" w:hRule="atLeast"/>
-        </w:trPr>
-        <w:tc>
-          <w:tcPr>
-            <w:tcW w:type="dxa" w:w="10800"/>
-          </w:tcPr>
-          <w:p>
-            <w:r>
-              <w:rPr>
-                <w:color w:val="5A6473"/>
-                <w:sz w:val="18"/>
-                <w:szCs w:val="18"/>
-              </w:rPr>
-              <w:t xml:space="preserve">Draw or mark the times you will work on your goal</w:t>
-            </w:r>
-          </w:p>
-        </w:tc>
-      </w:tr>
-    </w:tbl>
-    <w:p>
-      <w:pPr>
-        <w:spacing w:after="100" w:before="160"/>
-      </w:pPr>
-      <w:r>
-        <w:rPr>
-          <w:sz w:val="22"/>
-          <w:szCs w:val="22"/>
-        </w:rPr>
-        <w:t xml:space="preserve">The most important thing I will do first: </w:t>
-      </w:r>
-      <w:r>
-        <w:rPr>
-          <w:color w:val="5A6473"/>
-          <w:sz w:val="22"/>
-          <w:szCs w:val="22"/>
-        </w:rPr>
-        <w:t xml:space="preserve">________________________________________</w:t>
-      </w:r>
-    </w:p>
-    <w:p>
-      <w:r>
-        <w:br w:type="page"/>
-      </w:r>
-    </w:p>
-    <w:p>
-      <w:pPr>
-        <w:spacing w:after="60"/>
-      </w:pPr>
-      <w:r>
-        <w:rPr>
-          <w:b/>
-          <w:bCs/>
-          <w:color w:val="7A3B69"/>
-          <w:sz w:val="16"/>
-          <w:szCs w:val="16"/>
-        </w:rPr>
-        <w:t xml:space="preserve">Plan and take steps</w:t>
-      </w:r>
-      <w:r>
-        <w:rPr>
-          <w:b/>
-          <w:bCs/>
-          <w:color w:val="5A6473"/>
-          <w:sz w:val="16"/>
-          <w:szCs w:val="16"/>
-        </w:rPr>
-        <w:t xml:space="preserve">     Who and what can help me</w:t>
-      </w:r>
-    </w:p>
-    <w:p>
-      <w:pPr>
-        <w:spacing w:after="40"/>
-      </w:pPr>
-      <w:r>
-        <w:rPr>
-          <w:b/>
-          <w:bCs/>
-          <w:color w:val="1F3A5F"/>
-          <w:sz w:val="32"/>
-          <w:szCs w:val="32"/>
-        </w:rPr>
-        <w:t xml:space="preserve">Who and what can help me</w:t>
-      </w:r>
-    </w:p>
-    <w:p>
-      <w:pPr>
-        <w:spacing w:after="150"/>
-      </w:pPr>
-      <w:r>
-        <w:rPr>
-          <w:color w:val="5A6473"/>
-          <w:sz w:val="22"/>
-          <w:szCs w:val="22"/>
-        </w:rPr>
-        <w:t xml:space="preserve">Draw the people and things that can help you reach your goal.</w:t>
-      </w:r>
-    </w:p>
-    <w:tbl>
-      <w:tblPr>
-        <w:tblW w:type="pct" w:w="100%"/>
-        <w:tblBorders>
-          <w:top w:val="single" w:color="auto" w:sz="4"/>
-          <w:left w:val="single" w:color="auto" w:sz="4"/>
-          <w:bottom w:val="single" w:color="auto" w:sz="4"/>
-          <w:right w:val="single" w:color="auto" w:sz="4"/>
-          <w:insideH w:val="single" w:color="auto" w:sz="4"/>
-          <w:insideV w:val="single" w:color="auto" w:sz="4"/>
-        </w:tblBorders>
-      </w:tblPr>
-      <w:tblGrid>
-        <w:gridCol w:w="10800"/>
-      </w:tblGrid>
-      <w:tr>
-        <w:trPr>
-          <w:trHeight w:val="4200" w:hRule="atLeast"/>
-        </w:trPr>
-        <w:tc>
-          <w:tcPr>
-            <w:tcW w:type="dxa" w:w="10800"/>
-          </w:tcPr>
-          <w:p>
-            <w:r>
-              <w:rPr>
-                <w:color w:val="5A6473"/>
-                <w:sz w:val="18"/>
-                <w:szCs w:val="18"/>
-              </w:rPr>
-              <w:t xml:space="preserve">draw here</w:t>
-            </w:r>
-          </w:p>
-        </w:tc>
-      </w:tr>
-    </w:tbl>
-    <w:p>
-      <w:pPr>
-        <w:spacing w:after="100" w:before="160"/>
-      </w:pPr>
-      <w:r>
-        <w:rPr>
-          <w:sz w:val="22"/>
-          <w:szCs w:val="22"/>
-        </w:rPr>
-        <w:t xml:space="preserve">I will ask: </w:t>
-      </w:r>
-      <w:r>
-        <w:rPr>
-          <w:color w:val="5A6473"/>
-          <w:sz w:val="22"/>
-          <w:szCs w:val="22"/>
-        </w:rPr>
-        <w:t xml:space="preserve">________________________________________</w:t>
-      </w:r>
-    </w:p>
-    <w:p>
-      <w:r>
-        <w:br w:type="page"/>
-      </w:r>
-    </w:p>
-    <w:p>
-      <w:pPr>
-        <w:spacing w:after="60"/>
-      </w:pPr>
-      <w:r>
-        <w:rPr>
-          <w:b/>
-          <w:bCs/>
-          <w:color w:val="7A3B69"/>
-          <w:sz w:val="16"/>
-          <w:szCs w:val="16"/>
-        </w:rPr>
-        <w:t xml:space="preserve">Plan and take steps</w:t>
-      </w:r>
-      <w:r>
-        <w:rPr>
-          <w:b/>
-          <w:bCs/>
-          <w:color w:val="5A6473"/>
-          <w:sz w:val="16"/>
-          <w:szCs w:val="16"/>
-        </w:rPr>
-        <w:t xml:space="preserve">     My progress</w:t>
-      </w:r>
-    </w:p>
-    <w:p>
-      <w:pPr>
-        <w:spacing w:after="40"/>
-      </w:pPr>
-      <w:r>
-        <w:rPr>
-          <w:b/>
-          <w:bCs/>
-          <w:color w:val="1F3A5F"/>
-          <w:sz w:val="32"/>
-          <w:szCs w:val="32"/>
-        </w:rPr>
-        <w:t xml:space="preserve">My progress</w:t>
-      </w:r>
-    </w:p>
-    <w:p>
-      <w:pPr>
-        <w:spacing w:after="150"/>
-      </w:pPr>
-      <w:r>
-        <w:rPr>
-          <w:color w:val="5A6473"/>
-          <w:sz w:val="22"/>
-          <w:szCs w:val="22"/>
-        </w:rPr>
-        <w:t xml:space="preserve">Make one small mark or drawing each time you take a step towards your goal.</w:t>
-      </w:r>
-    </w:p>
-    <w:tbl>
-      <w:tblPr>
-        <w:tblW w:type="pct" w:w="100%"/>
-        <w:tblBorders>
-          <w:top w:val="single" w:color="auto" w:sz="4"/>
-          <w:left w:val="single" w:color="auto" w:sz="4"/>
-          <w:bottom w:val="single" w:color="auto" w:sz="4"/>
-          <w:right w:val="single" w:color="auto" w:sz="4"/>
-          <w:insideH w:val="single" w:color="auto" w:sz="4"/>
-          <w:insideV w:val="single" w:color="auto" w:sz="4"/>
-        </w:tblBorders>
-      </w:tblPr>
-      <w:tblGrid>
-        <w:gridCol w:w="2700"/>
-        <w:gridCol w:w="2700"/>
-        <w:gridCol w:w="2700"/>
-        <w:gridCol w:w="2700"/>
-      </w:tblGrid>
-      <w:tr>
-        <w:trPr>
-          <w:trHeight w:val="1200" w:hRule="atLeast"/>
-        </w:trPr>
-        <w:tc>
-          <w:tcPr>
-            <w:tcW w:type="dxa" w:w="2700"/>
-          </w:tcPr>
-          <w:p>
-            <w:r>
-              <w:rPr>
-                <w:color w:val="B9B3A6"/>
-                <w:sz w:val="16"/>
-                <w:szCs w:val="16"/>
-              </w:rPr>
-              <w:t xml:space="preserve">one small drawing or mark each time</w:t>
-            </w:r>
-          </w:p>
-        </w:tc>
-        <w:tc>
-          <w:tcPr>
-            <w:tcW w:type="dxa" w:w="2700"/>
-          </w:tcPr>
-          <w:p>
-            <w:r>
-              <w:rPr>
-                <w:color w:val="B9B3A6"/>
-                <w:sz w:val="16"/>
-                <w:szCs w:val="16"/>
-              </w:rPr>
-              <w:t xml:space="preserve">one small drawing or mark each time</w:t>
-            </w:r>
-          </w:p>
-        </w:tc>
-        <w:tc>
-          <w:tcPr>
-            <w:tcW w:type="dxa" w:w="2700"/>
-          </w:tcPr>
-          <w:p>
-            <w:r>
-              <w:rPr>
-                <w:color w:val="B9B3A6"/>
-                <w:sz w:val="16"/>
-                <w:szCs w:val="16"/>
-              </w:rPr>
-              <w:t xml:space="preserve">one small drawing or mark each time</w:t>
-            </w:r>
-          </w:p>
-        </w:tc>
-        <w:tc>
-          <w:tcPr>
-            <w:tcW w:type="dxa" w:w="2700"/>
-          </w:tcPr>
-          <w:p>
-            <w:r>
-              <w:rPr>
-                <w:color w:val="B9B3A6"/>
-                <w:sz w:val="16"/>
-                <w:szCs w:val="16"/>
-              </w:rPr>
-              <w:t xml:space="preserve">one small drawing or mark each time</w:t>
-            </w:r>
-          </w:p>
-        </w:tc>
-      </w:tr>
-      <w:tr>
-        <w:trPr>
-          <w:trHeight w:val="1200" w:hRule="atLeast"/>
-        </w:trPr>
-        <w:tc>
-          <w:tcPr>
-            <w:tcW w:type="dxa" w:w="2700"/>
-          </w:tcPr>
-          <w:p>
-            <w:r>
-              <w:rPr>
-                <w:color w:val="B9B3A6"/>
-                <w:sz w:val="16"/>
-                <w:szCs w:val="16"/>
-              </w:rPr>
-              <w:t xml:space="preserve">one small drawing or mark each time</w:t>
-            </w:r>
-          </w:p>
-        </w:tc>
-        <w:tc>
-          <w:tcPr>
-            <w:tcW w:type="dxa" w:w="2700"/>
-          </w:tcPr>
-          <w:p>
-            <w:r>
-              <w:rPr>
-                <w:color w:val="B9B3A6"/>
-                <w:sz w:val="16"/>
-                <w:szCs w:val="16"/>
-              </w:rPr>
-              <w:t xml:space="preserve">one small drawing or mark each time</w:t>
-            </w:r>
-          </w:p>
-        </w:tc>
-        <w:tc>
-          <w:tcPr>
-            <w:tcW w:type="dxa" w:w="2700"/>
-          </w:tcPr>
-          <w:p>
-            <w:r>
-              <w:rPr>
-                <w:color w:val="B9B3A6"/>
-                <w:sz w:val="16"/>
-                <w:szCs w:val="16"/>
-              </w:rPr>
-              <w:t xml:space="preserve">one small drawing or mark each time</w:t>
-            </w:r>
-          </w:p>
-        </w:tc>
-        <w:tc>
-          <w:tcPr>
-            <w:tcW w:type="dxa" w:w="2700"/>
-          </w:tcPr>
-          <w:p>
-            <w:r>
-              <w:rPr>
-                <w:color w:val="B9B3A6"/>
-                <w:sz w:val="16"/>
-                <w:szCs w:val="16"/>
-              </w:rPr>
-              <w:t xml:space="preserve">one small drawing or mark each time</w:t>
-            </w:r>
-          </w:p>
-        </w:tc>
-      </w:tr>
-      <w:tr>
-        <w:trPr>
-          <w:trHeight w:val="1200" w:hRule="atLeast"/>
-        </w:trPr>
-        <w:tc>
-          <w:tcPr>
-            <w:tcW w:type="dxa" w:w="2700"/>
-          </w:tcPr>
-          <w:p>
-            <w:r>
-              <w:rPr>
-                <w:color w:val="B9B3A6"/>
-                <w:sz w:val="16"/>
-                <w:szCs w:val="16"/>
-              </w:rPr>
-              <w:t xml:space="preserve">one small drawing or mark each time</w:t>
-            </w:r>
-          </w:p>
-        </w:tc>
-        <w:tc>
-          <w:tcPr>
-            <w:tcW w:type="dxa" w:w="2700"/>
-          </w:tcPr>
-          <w:p>
-            <w:r>
-              <w:rPr>
-                <w:color w:val="B9B3A6"/>
-                <w:sz w:val="16"/>
-                <w:szCs w:val="16"/>
-              </w:rPr>
-              <w:t xml:space="preserve">one small drawing or mark each time</w:t>
-            </w:r>
-          </w:p>
-        </w:tc>
-        <w:tc>
-          <w:tcPr>
-            <w:tcW w:type="dxa" w:w="2700"/>
-          </w:tcPr>
-          <w:p>
-            <w:r>
-              <w:rPr>
-                <w:color w:val="B9B3A6"/>
-                <w:sz w:val="16"/>
-                <w:szCs w:val="16"/>
-              </w:rPr>
-              <w:t xml:space="preserve">one small drawing or mark each time</w:t>
-            </w:r>
-          </w:p>
-        </w:tc>
-        <w:tc>
-          <w:tcPr>
-            <w:tcW w:type="dxa" w:w="2700"/>
-          </w:tcPr>
-          <w:p>
-            <w:r>
-              <w:rPr>
-                <w:color w:val="B9B3A6"/>
-                <w:sz w:val="16"/>
-                <w:szCs w:val="16"/>
-              </w:rPr>
-              <w:t xml:space="preserve">one small drawing or mark each time</w:t>
-            </w:r>
-          </w:p>
-        </w:tc>
-      </w:tr>
-      <w:tr>
-        <w:trPr>
-          <w:trHeight w:val="1200" w:hRule="atLeast"/>
-        </w:trPr>
-        <w:tc>
-          <w:tcPr>
-            <w:tcW w:type="dxa" w:w="2700"/>
-          </w:tcPr>
-          <w:p>
-            <w:r>
-              <w:rPr>
-                <w:color w:val="B9B3A6"/>
-                <w:sz w:val="16"/>
-                <w:szCs w:val="16"/>
-              </w:rPr>
-              <w:t xml:space="preserve">one small drawing or mark each time</w:t>
-            </w:r>
-          </w:p>
-        </w:tc>
-        <w:tc>
-          <w:tcPr>
-            <w:tcW w:type="dxa" w:w="2700"/>
-          </w:tcPr>
-          <w:p>
-            <w:r>
-              <w:rPr>
-                <w:color w:val="B9B3A6"/>
-                <w:sz w:val="16"/>
-                <w:szCs w:val="16"/>
-              </w:rPr>
-              <w:t xml:space="preserve">one small drawing or mark each time</w:t>
-            </w:r>
-          </w:p>
-        </w:tc>
-        <w:tc>
-          <w:tcPr>
-            <w:tcW w:type="dxa" w:w="2700"/>
-          </w:tcPr>
-          <w:p>
-            <w:r>
-              <w:rPr>
-                <w:color w:val="B9B3A6"/>
-                <w:sz w:val="16"/>
-                <w:szCs w:val="16"/>
-              </w:rPr>
-              <w:t xml:space="preserve">one small drawing or mark each time</w:t>
-            </w:r>
-          </w:p>
-        </w:tc>
-        <w:tc>
-          <w:tcPr>
-            <w:tcW w:type="dxa" w:w="2700"/>
-          </w:tcPr>
-          <w:p>
-            <w:r>
-              <w:rPr>
-                <w:color w:val="B9B3A6"/>
-                <w:sz w:val="16"/>
-                <w:szCs w:val="16"/>
-              </w:rPr>
-              <w:t xml:space="preserve">one small drawing or mark each time</w:t>
-            </w:r>
-          </w:p>
-        </w:tc>
-      </w:tr>
-      <w:tr>
-        <w:trPr>
-          <w:trHeight w:val="1200" w:hRule="atLeast"/>
-        </w:trPr>
-        <w:tc>
-          <w:tcPr>
-            <w:tcW w:type="dxa" w:w="2700"/>
-          </w:tcPr>
-          <w:p>
-            <w:r>
-              <w:rPr>
-                <w:color w:val="B9B3A6"/>
-                <w:sz w:val="16"/>
-                <w:szCs w:val="16"/>
-              </w:rPr>
-              <w:t xml:space="preserve">one small drawing or mark each time</w:t>
-            </w:r>
-          </w:p>
-        </w:tc>
-        <w:tc>
-          <w:tcPr>
-            <w:tcW w:type="dxa" w:w="2700"/>
-          </w:tcPr>
-          <w:p>
-            <w:r>
-              <w:rPr>
-                <w:color w:val="B9B3A6"/>
-                <w:sz w:val="16"/>
-                <w:szCs w:val="16"/>
-              </w:rPr>
-              <w:t xml:space="preserve">one small drawing or mark each time</w:t>
-            </w:r>
-          </w:p>
-        </w:tc>
-        <w:tc>
-          <w:tcPr>
-            <w:tcW w:type="dxa" w:w="2700"/>
-          </w:tcPr>
-          <w:p>
-            <w:r>
-              <w:rPr>
-                <w:color w:val="B9B3A6"/>
-                <w:sz w:val="16"/>
-                <w:szCs w:val="16"/>
-              </w:rPr>
-              <w:t xml:space="preserve">one small drawing or mark each time</w:t>
-            </w:r>
-          </w:p>
-        </w:tc>
-        <w:tc>
-          <w:tcPr>
-            <w:tcW w:type="dxa" w:w="2700"/>
-          </w:tcPr>
-          <w:p>
-            <w:r>
-              <w:rPr>
-                <w:color w:val="B9B3A6"/>
-                <w:sz w:val="16"/>
-                <w:szCs w:val="16"/>
-              </w:rPr>
-              <w:t xml:space="preserve">one small drawing or mark each time</w:t>
-            </w:r>
-          </w:p>
-        </w:tc>
-      </w:tr>
-    </w:tbl>
-    <w:p>
-      <w:r>
-        <w:br w:type="page"/>
-      </w:r>
-    </w:p>
-    <w:p>
-      <w:pPr>
-        <w:spacing w:after="60"/>
-      </w:pPr>
-      <w:r>
-        <w:rPr>
-          <w:b/>
-          <w:bCs/>
-          <w:color w:val="7A3B69"/>
-          <w:sz w:val="16"/>
-          <w:szCs w:val="16"/>
-        </w:rPr>
-        <w:t xml:space="preserve">Track and reflect</w:t>
-      </w:r>
-      <w:r>
-        <w:rPr>
-          <w:b/>
-          <w:bCs/>
-          <w:color w:val="5A6473"/>
-          <w:sz w:val="16"/>
-          <w:szCs w:val="16"/>
-        </w:rPr>
-        <w:t xml:space="preserve">     Feedback I got</w:t>
-      </w:r>
-    </w:p>
-    <w:p>
-      <w:pPr>
-        <w:spacing w:after="40"/>
-      </w:pPr>
-      <w:r>
-        <w:rPr>
-          <w:b/>
-          <w:bCs/>
-          <w:color w:val="1F3A5F"/>
-          <w:sz w:val="32"/>
-          <w:szCs w:val="32"/>
-        </w:rPr>
-        <w:t xml:space="preserve">Feedback I got</w:t>
-      </w:r>
-    </w:p>
-    <w:p>
-      <w:pPr>
-        <w:spacing w:after="150"/>
-      </w:pPr>
-      <w:r>
-        <w:rPr>
-          <w:color w:val="5A6473"/>
-          <w:sz w:val="22"/>
-          <w:szCs w:val="22"/>
-        </w:rPr>
-        <w:t xml:space="preserve">Draw or write one thing someone said you could do better.</w:t>
-      </w:r>
-    </w:p>
-    <w:tbl>
-      <w:tblPr>
-        <w:tblW w:type="pct" w:w="100%"/>
-        <w:tblBorders>
-          <w:top w:val="single" w:color="auto" w:sz="4"/>
-          <w:left w:val="single" w:color="auto" w:sz="4"/>
-          <w:bottom w:val="single" w:color="auto" w:sz="4"/>
-          <w:right w:val="single" w:color="auto" w:sz="4"/>
-          <w:insideH w:val="single" w:color="auto" w:sz="4"/>
-          <w:insideV w:val="single" w:color="auto" w:sz="4"/>
-        </w:tblBorders>
-      </w:tblPr>
-      <w:tblGrid>
-        <w:gridCol w:w="10800"/>
-      </w:tblGrid>
-      <w:tr>
-        <w:trPr>
-          <w:trHeight w:val="3600" w:hRule="atLeast"/>
-        </w:trPr>
-        <w:tc>
-          <w:tcPr>
-            <w:tcW w:type="dxa" w:w="10800"/>
-          </w:tcPr>
-          <w:p>
-            <w:r>
-              <w:rPr>
-                <w:color w:val="5A6473"/>
-                <w:sz w:val="18"/>
-                <w:szCs w:val="18"/>
-              </w:rPr>
-              <w:t xml:space="preserve">draw or write here</w:t>
-            </w:r>
-          </w:p>
-        </w:tc>
-      </w:tr>
-    </w:tbl>
-    <w:p>
-      <w:pPr>
-        <w:spacing w:after="100" w:before="160"/>
-      </w:pPr>
-      <w:r>
-        <w:rPr>
-          <w:sz w:val="22"/>
-          <w:szCs w:val="22"/>
-        </w:rPr>
-        <w:t xml:space="preserve">One thing I will try: </w:t>
-      </w:r>
-      <w:r>
-        <w:rPr>
-          <w:color w:val="5A6473"/>
-          <w:sz w:val="22"/>
-          <w:szCs w:val="22"/>
-        </w:rPr>
-        <w:t xml:space="preserve">________________________________________</w:t>
-      </w:r>
-    </w:p>
-    <w:p>
-      <w:r>
-        <w:br w:type="page"/>
-      </w:r>
-    </w:p>
-    <w:p>
-      <w:pPr>
-        <w:spacing w:after="60"/>
-      </w:pPr>
-      <w:r>
-        <w:rPr>
-          <w:b/>
-          <w:bCs/>
-          <w:color w:val="7A3B69"/>
-          <w:sz w:val="16"/>
-          <w:szCs w:val="16"/>
-        </w:rPr>
-        <w:t xml:space="preserve">Track and reflect</w:t>
-      </w:r>
-      <w:r>
-        <w:rPr>
-          <w:b/>
-          <w:bCs/>
-          <w:color w:val="5A6473"/>
-          <w:sz w:val="16"/>
-          <w:szCs w:val="16"/>
-        </w:rPr>
-        <w:t xml:space="preserve">     How I have grown</w:t>
-      </w:r>
-    </w:p>
-    <w:p>
-      <w:pPr>
-        <w:spacing w:after="40"/>
-      </w:pPr>
-      <w:r>
-        <w:rPr>
-          <w:b/>
-          <w:bCs/>
-          <w:color w:val="1F3A5F"/>
-          <w:sz w:val="32"/>
-          <w:szCs w:val="32"/>
-        </w:rPr>
-        <w:t xml:space="preserve">How I have grown</w:t>
-      </w:r>
-    </w:p>
-    <w:p>
-      <w:pPr>
-        <w:spacing w:after="150"/>
-      </w:pPr>
-      <w:r>
-        <w:rPr>
-          <w:color w:val="5A6473"/>
-          <w:sz w:val="22"/>
-          <w:szCs w:val="22"/>
-        </w:rPr>
-        <w:t xml:space="preserve">Draw yourself before, and now.</w:t>
-      </w:r>
-    </w:p>
-    <w:p>
-      <w:pPr>
-        <w:spacing w:after="120" w:before="80"/>
-      </w:pPr>
-      <w:r>
-        <w:rPr>
-          <w:b/>
-          <w:bCs/>
-          <w:color w:val="7A3B69"/>
-          <w:sz w:val="22"/>
-          <w:szCs w:val="22"/>
-        </w:rPr>
-        <w:t xml:space="preserve">Before</w:t>
-      </w:r>
-    </w:p>
-    <w:tbl>
-      <w:tblPr>
-        <w:tblW w:type="pct" w:w="100%"/>
-        <w:tblBorders>
-          <w:top w:val="single" w:color="auto" w:sz="4"/>
-          <w:left w:val="single" w:color="auto" w:sz="4"/>
-          <w:bottom w:val="single" w:color="auto" w:sz="4"/>
-          <w:right w:val="single" w:color="auto" w:sz="4"/>
-          <w:insideH w:val="single" w:color="auto" w:sz="4"/>
-          <w:insideV w:val="single" w:color="auto" w:sz="4"/>
-        </w:tblBorders>
-      </w:tblPr>
-      <w:tblGrid>
-        <w:gridCol w:w="10800"/>
-      </w:tblGrid>
-      <w:tr>
-        <w:trPr>
-          <w:trHeight w:val="2600" w:hRule="atLeast"/>
-        </w:trPr>
-        <w:tc>
-          <w:tcPr>
-            <w:tcW w:type="dxa" w:w="10800"/>
-          </w:tcPr>
-          <w:p>
-            <w:r>
-              <w:rPr>
-                <w:color w:val="5A6473"/>
-                <w:sz w:val="18"/>
-                <w:szCs w:val="18"/>
-              </w:rPr>
-              <w:t xml:space="preserve">draw here</w:t>
-            </w:r>
-          </w:p>
-        </w:tc>
-      </w:tr>
-    </w:tbl>
-    <w:p>
-      <w:pPr>
-        <w:spacing w:after="120" w:before="200"/>
-      </w:pPr>
-      <w:r>
-        <w:rPr>
-          <w:b/>
-          <w:bCs/>
-          <w:color w:val="7A3B69"/>
-          <w:sz w:val="22"/>
-          <w:szCs w:val="22"/>
-        </w:rPr>
-        <w:t xml:space="preserve">Now</w:t>
-      </w:r>
-    </w:p>
-    <w:tbl>
-      <w:tblPr>
-        <w:tblW w:type="pct" w:w="100%"/>
-        <w:tblBorders>
-          <w:top w:val="single" w:color="auto" w:sz="4"/>
-          <w:left w:val="single" w:color="auto" w:sz="4"/>
-          <w:bottom w:val="single" w:color="auto" w:sz="4"/>
-          <w:right w:val="single" w:color="auto" w:sz="4"/>
-          <w:insideH w:val="single" w:color="auto" w:sz="4"/>
-          <w:insideV w:val="single" w:color="auto" w:sz="4"/>
-        </w:tblBorders>
-      </w:tblPr>
-      <w:tblGrid>
-        <w:gridCol w:w="10800"/>
-      </w:tblGrid>
-      <w:tr>
-        <w:trPr>
-          <w:trHeight w:val="2600" w:hRule="atLeast"/>
-        </w:trPr>
-        <w:tc>
-          <w:tcPr>
-            <w:tcW w:type="dxa" w:w="10800"/>
-          </w:tcPr>
-          <w:p>
-            <w:r>
-              <w:rPr>
-                <w:color w:val="5A6473"/>
-                <w:sz w:val="18"/>
-                <w:szCs w:val="18"/>
-              </w:rPr>
-              <w:t xml:space="preserve">draw here</w:t>
-            </w:r>
-          </w:p>
-        </w:tc>
-      </w:tr>
-    </w:tbl>
-    <w:p>
-      <w:pPr>
-        <w:spacing w:after="100" w:before="160"/>
-      </w:pPr>
-      <w:r>
-        <w:rPr>
-          <w:sz w:val="22"/>
-          <w:szCs w:val="22"/>
-        </w:rPr>
-        <w:t xml:space="preserve">Now I can: </w:t>
-      </w:r>
-      <w:r>
-        <w:rPr>
-          <w:color w:val="5A6473"/>
-          <w:sz w:val="22"/>
-          <w:szCs w:val="22"/>
-        </w:rPr>
-        <w:t xml:space="preserve">________________________________________</w:t>
-      </w:r>
-    </w:p>
-    <w:p>
-      <w:r>
-        <w:br w:type="page"/>
-      </w:r>
-    </w:p>
-    <w:p>
-      <w:pPr>
-        <w:spacing w:after="60"/>
-      </w:pPr>
-      <w:r>
-        <w:rPr>
-          <w:b/>
-          <w:bCs/>
-          <w:color w:val="7A3B69"/>
-          <w:sz w:val="16"/>
-          <w:szCs w:val="16"/>
-        </w:rPr>
-        <w:t xml:space="preserve">Track and reflect</w:t>
-      </w:r>
-      <w:r>
-        <w:rPr>
-          <w:b/>
-          <w:bCs/>
-          <w:color w:val="5A6473"/>
-          <w:sz w:val="16"/>
-          <w:szCs w:val="16"/>
-        </w:rPr>
-        <w:t xml:space="preserve">     My next goal</w:t>
-      </w:r>
-    </w:p>
-    <w:p>
-      <w:pPr>
-        <w:spacing w:after="40"/>
-      </w:pPr>
-      <w:r>
-        <w:rPr>
-          <w:b/>
-          <w:bCs/>
-          <w:color w:val="1F3A5F"/>
-          <w:sz w:val="32"/>
-          <w:szCs w:val="32"/>
-        </w:rPr>
-        <w:t xml:space="preserve">My next goal</w:t>
-      </w:r>
-    </w:p>
-    <w:p>
-      <w:pPr>
-        <w:spacing w:after="150"/>
-      </w:pPr>
-      <w:r>
-        <w:rPr>
-          <w:color w:val="5A6473"/>
-          <w:sz w:val="22"/>
-          <w:szCs w:val="22"/>
-        </w:rPr>
-        <w:t xml:space="preserve">Draw one goal you will keep working on after this course.</w:t>
-      </w:r>
-    </w:p>
-    <w:tbl>
-      <w:tblPr>
-        <w:tblW w:type="pct" w:w="100%"/>
-        <w:tblBorders>
-          <w:top w:val="single" w:color="auto" w:sz="4"/>
-          <w:left w:val="single" w:color="auto" w:sz="4"/>
-          <w:bottom w:val="single" w:color="auto" w:sz="4"/>
-          <w:right w:val="single" w:color="auto" w:sz="4"/>
-          <w:insideH w:val="single" w:color="auto" w:sz="4"/>
-          <w:insideV w:val="single" w:color="auto" w:sz="4"/>
-        </w:tblBorders>
-      </w:tblPr>
-      <w:tblGrid>
-        <w:gridCol w:w="10800"/>
-      </w:tblGrid>
-      <w:tr>
-        <w:trPr>
-          <w:trHeight w:val="4000" w:hRule="atLeast"/>
-        </w:trPr>
-        <w:tc>
-          <w:tcPr>
-            <w:tcW w:type="dxa" w:w="10800"/>
-          </w:tcPr>
-          <w:p>
-            <w:r>
-              <w:rPr>
-                <w:color w:val="5A6473"/>
-                <w:sz w:val="18"/>
-                <w:szCs w:val="18"/>
-              </w:rPr>
-              <w:t xml:space="preserve">draw here</w:t>
-            </w:r>
-          </w:p>
-        </w:tc>
-      </w:tr>
-    </w:tbl>
     <w:p>
       <w:pPr>
         <w:spacing w:after="100"/>

--- a/public/downloads/agency-in-learning-student-workbook.docx
+++ b/public/downloads/agency-in-learning-student-workbook.docx
@@ -130,6 +130,27 @@
           </w:p>
         </w:tc>
       </w:tr>
+      <w:tr>
+        <w:trPr>
+          <w:trHeight w:val="460" w:hRule="atLeast"/>
+        </w:trPr>
+        <w:tc>
+          <w:tcPr>
+            <w:tcW w:type="dxa" w:w="9070"/>
+            <w:tcMar>
+              <w:top w:type="dxa" w:w="40"/>
+              <w:left w:type="dxa" w:w="140"/>
+              <w:bottom w:type="dxa" w:w="40"/>
+              <w:right w:type="dxa" w:w="140"/>
+            </w:tcMar>
+          </w:tcPr>
+          <w:p>
+            <w:pPr>
+              <w:spacing w:after="0"/>
+            </w:pPr>
+          </w:p>
+        </w:tc>
+      </w:tr>
     </w:tbl>
     <w:p>
       <w:pPr>
@@ -162,6 +183,27 @@
       <w:tblGrid>
         <w:gridCol w:w="9070"/>
       </w:tblGrid>
+      <w:tr>
+        <w:trPr>
+          <w:trHeight w:val="460" w:hRule="atLeast"/>
+        </w:trPr>
+        <w:tc>
+          <w:tcPr>
+            <w:tcW w:type="dxa" w:w="9070"/>
+            <w:tcMar>
+              <w:top w:type="dxa" w:w="40"/>
+              <w:left w:type="dxa" w:w="140"/>
+              <w:bottom w:type="dxa" w:w="40"/>
+              <w:right w:type="dxa" w:w="140"/>
+            </w:tcMar>
+          </w:tcPr>
+          <w:p>
+            <w:pPr>
+              <w:spacing w:after="0"/>
+            </w:pPr>
+          </w:p>
+        </w:tc>
+      </w:tr>
       <w:tr>
         <w:trPr>
           <w:trHeight w:val="460" w:hRule="atLeast"/>
@@ -435,20 +477,20 @@
           <w:sz w:val="24"/>
           <w:szCs w:val="24"/>
         </w:rPr>
-        <w:t xml:space="preserve">Draw or mark how you would try each one.</w:t>
-      </w:r>
-    </w:p>
-    <w:p>
-      <w:pPr>
-        <w:spacing w:after="60" w:before="160"/>
+        <w:t xml:space="preserve">These are the four things this book helps you do. They are yours to use long after this course.</w:t>
+      </w:r>
+    </w:p>
+    <w:p>
+      <w:pPr>
+        <w:spacing w:after="40" w:before="200"/>
       </w:pPr>
       <w:r>
         <w:rPr>
           <w:b/>
           <w:bCs/>
           <w:color w:val="7A3B69"/>
-          <w:sz w:val="22"/>
-          <w:szCs w:val="22"/>
+          <w:sz w:val="24"/>
+          <w:szCs w:val="24"/>
         </w:rPr>
         <w:t xml:space="preserve">1.  </w:t>
       </w:r>
@@ -497,130 +539,36 @@
           <w:b/>
           <w:bCs/>
           <w:color w:val="7A3B69"/>
-          <w:sz w:val="22"/>
-          <w:szCs w:val="22"/>
+          <w:sz w:val="24"/>
+          <w:szCs w:val="24"/>
         </w:rPr>
         <w:t xml:space="preserve">   Get to know yourself as a learner</w:t>
       </w:r>
     </w:p>
-    <w:tbl>
-      <w:tblPr>
-        <w:tblW w:type="pct" w:w="100%"/>
-        <w:tblBorders>
-          <w:top w:val="single" w:color="B9B3A6" w:sz="6"/>
-          <w:left w:val="single" w:color="B9B3A6" w:sz="6"/>
-          <w:bottom w:val="single" w:color="B9B3A6" w:sz="6"/>
-          <w:right w:val="single" w:color="B9B3A6" w:sz="6"/>
-          <w:insideH w:val="single" w:color="E2DED3" w:sz="1"/>
-          <w:insideV w:val="none"/>
-        </w:tblBorders>
-      </w:tblPr>
-      <w:tblGrid>
-        <w:gridCol w:w="9070"/>
-      </w:tblGrid>
-      <w:tr>
-        <w:tc>
-          <w:tcPr>
-            <w:tcW w:type="dxa" w:w="9070"/>
-            <w:tcMar>
-              <w:top w:type="dxa" w:w="70"/>
-              <w:left w:type="dxa" w:w="140"/>
-              <w:bottom w:type="dxa" w:w="20"/>
-              <w:right w:type="dxa" w:w="140"/>
-            </w:tcMar>
-          </w:tcPr>
-          <w:p>
-            <w:pPr>
-              <w:spacing w:after="0" w:line="260"/>
-            </w:pPr>
-            <w:r>
-              <w:rPr>
-                <w:b/>
-                <w:bCs/>
-                <w:color w:val="7A3B69"/>
-                <w:sz w:val="18"/>
-                <w:szCs w:val="18"/>
-              </w:rPr>
-              <w:t xml:space="preserve">I would start by…</w:t>
-            </w:r>
-          </w:p>
-        </w:tc>
-      </w:tr>
-      <w:tr>
-        <w:trPr>
-          <w:trHeight w:val="460" w:hRule="atLeast"/>
-        </w:trPr>
-        <w:tc>
-          <w:tcPr>
-            <w:tcW w:type="dxa" w:w="9070"/>
-            <w:tcMar>
-              <w:top w:type="dxa" w:w="40"/>
-              <w:left w:type="dxa" w:w="140"/>
-              <w:bottom w:type="dxa" w:w="40"/>
-              <w:right w:type="dxa" w:w="140"/>
-            </w:tcMar>
-          </w:tcPr>
-          <w:p>
-            <w:pPr>
-              <w:spacing w:after="0"/>
-            </w:pPr>
-          </w:p>
-        </w:tc>
-      </w:tr>
-      <w:tr>
-        <w:trPr>
-          <w:trHeight w:val="460" w:hRule="atLeast"/>
-        </w:trPr>
-        <w:tc>
-          <w:tcPr>
-            <w:tcW w:type="dxa" w:w="9070"/>
-            <w:tcMar>
-              <w:top w:type="dxa" w:w="40"/>
-              <w:left w:type="dxa" w:w="140"/>
-              <w:bottom w:type="dxa" w:w="40"/>
-              <w:right w:type="dxa" w:w="140"/>
-            </w:tcMar>
-          </w:tcPr>
-          <w:p>
-            <w:pPr>
-              <w:spacing w:after="0"/>
-            </w:pPr>
-          </w:p>
-        </w:tc>
-      </w:tr>
-      <w:tr>
-        <w:trPr>
-          <w:trHeight w:val="460" w:hRule="atLeast"/>
-        </w:trPr>
-        <w:tc>
-          <w:tcPr>
-            <w:tcW w:type="dxa" w:w="9070"/>
-            <w:tcMar>
-              <w:top w:type="dxa" w:w="40"/>
-              <w:left w:type="dxa" w:w="140"/>
-              <w:bottom w:type="dxa" w:w="40"/>
-              <w:right w:type="dxa" w:w="140"/>
-            </w:tcMar>
-          </w:tcPr>
-          <w:p>
-            <w:pPr>
-              <w:spacing w:after="0"/>
-            </w:pPr>
-          </w:p>
-        </w:tc>
-      </w:tr>
-    </w:tbl>
-    <w:p>
-      <w:pPr>
-        <w:spacing w:after="60" w:before="160"/>
+    <w:p>
+      <w:pPr>
+        <w:spacing w:after="80" w:before="0" w:line="300"/>
+      </w:pPr>
+      <w:r>
+        <w:rPr>
+          <w:color w:val="1F3A5F"/>
+          <w:sz w:val="21"/>
+          <w:szCs w:val="21"/>
+        </w:rPr>
+        <w:t xml:space="preserve">When you know what helps you learn and what gets in your way, you stop guessing. You can set up your learning so that it works for you.</w:t>
+      </w:r>
+    </w:p>
+    <w:p>
+      <w:pPr>
+        <w:spacing w:after="40" w:before="200"/>
       </w:pPr>
       <w:r>
         <w:rPr>
           <w:b/>
           <w:bCs/>
           <w:color w:val="7A3B69"/>
-          <w:sz w:val="22"/>
-          <w:szCs w:val="22"/>
+          <w:sz w:val="24"/>
+          <w:szCs w:val="24"/>
         </w:rPr>
         <w:t xml:space="preserve">2.  </w:t>
       </w:r>
@@ -669,130 +617,36 @@
           <w:b/>
           <w:bCs/>
           <w:color w:val="7A3B69"/>
-          <w:sz w:val="22"/>
-          <w:szCs w:val="22"/>
+          <w:sz w:val="24"/>
+          <w:szCs w:val="24"/>
         </w:rPr>
         <w:t xml:space="preserve">   Choose a learning goal that matters to you</w:t>
       </w:r>
     </w:p>
-    <w:tbl>
-      <w:tblPr>
-        <w:tblW w:type="pct" w:w="100%"/>
-        <w:tblBorders>
-          <w:top w:val="single" w:color="B9B3A6" w:sz="6"/>
-          <w:left w:val="single" w:color="B9B3A6" w:sz="6"/>
-          <w:bottom w:val="single" w:color="B9B3A6" w:sz="6"/>
-          <w:right w:val="single" w:color="B9B3A6" w:sz="6"/>
-          <w:insideH w:val="single" w:color="E2DED3" w:sz="1"/>
-          <w:insideV w:val="none"/>
-        </w:tblBorders>
-      </w:tblPr>
-      <w:tblGrid>
-        <w:gridCol w:w="9070"/>
-      </w:tblGrid>
-      <w:tr>
-        <w:tc>
-          <w:tcPr>
-            <w:tcW w:type="dxa" w:w="9070"/>
-            <w:tcMar>
-              <w:top w:type="dxa" w:w="70"/>
-              <w:left w:type="dxa" w:w="140"/>
-              <w:bottom w:type="dxa" w:w="20"/>
-              <w:right w:type="dxa" w:w="140"/>
-            </w:tcMar>
-          </w:tcPr>
-          <w:p>
-            <w:pPr>
-              <w:spacing w:after="0" w:line="260"/>
-            </w:pPr>
-            <w:r>
-              <w:rPr>
-                <w:b/>
-                <w:bCs/>
-                <w:color w:val="7A3B69"/>
-                <w:sz w:val="18"/>
-                <w:szCs w:val="18"/>
-              </w:rPr>
-              <w:t xml:space="preserve">I would start by…</w:t>
-            </w:r>
-          </w:p>
-        </w:tc>
-      </w:tr>
-      <w:tr>
-        <w:trPr>
-          <w:trHeight w:val="460" w:hRule="atLeast"/>
-        </w:trPr>
-        <w:tc>
-          <w:tcPr>
-            <w:tcW w:type="dxa" w:w="9070"/>
-            <w:tcMar>
-              <w:top w:type="dxa" w:w="40"/>
-              <w:left w:type="dxa" w:w="140"/>
-              <w:bottom w:type="dxa" w:w="40"/>
-              <w:right w:type="dxa" w:w="140"/>
-            </w:tcMar>
-          </w:tcPr>
-          <w:p>
-            <w:pPr>
-              <w:spacing w:after="0"/>
-            </w:pPr>
-          </w:p>
-        </w:tc>
-      </w:tr>
-      <w:tr>
-        <w:trPr>
-          <w:trHeight w:val="460" w:hRule="atLeast"/>
-        </w:trPr>
-        <w:tc>
-          <w:tcPr>
-            <w:tcW w:type="dxa" w:w="9070"/>
-            <w:tcMar>
-              <w:top w:type="dxa" w:w="40"/>
-              <w:left w:type="dxa" w:w="140"/>
-              <w:bottom w:type="dxa" w:w="40"/>
-              <w:right w:type="dxa" w:w="140"/>
-            </w:tcMar>
-          </w:tcPr>
-          <w:p>
-            <w:pPr>
-              <w:spacing w:after="0"/>
-            </w:pPr>
-          </w:p>
-        </w:tc>
-      </w:tr>
-      <w:tr>
-        <w:trPr>
-          <w:trHeight w:val="460" w:hRule="atLeast"/>
-        </w:trPr>
-        <w:tc>
-          <w:tcPr>
-            <w:tcW w:type="dxa" w:w="9070"/>
-            <w:tcMar>
-              <w:top w:type="dxa" w:w="40"/>
-              <w:left w:type="dxa" w:w="140"/>
-              <w:bottom w:type="dxa" w:w="40"/>
-              <w:right w:type="dxa" w:w="140"/>
-            </w:tcMar>
-          </w:tcPr>
-          <w:p>
-            <w:pPr>
-              <w:spacing w:after="0"/>
-            </w:pPr>
-          </w:p>
-        </w:tc>
-      </w:tr>
-    </w:tbl>
-    <w:p>
-      <w:pPr>
-        <w:spacing w:after="60" w:before="160"/>
+    <w:p>
+      <w:pPr>
+        <w:spacing w:after="80" w:before="0" w:line="300"/>
+      </w:pPr>
+      <w:r>
+        <w:rPr>
+          <w:color w:val="1F3A5F"/>
+          <w:sz w:val="21"/>
+          <w:szCs w:val="21"/>
+        </w:rPr>
+        <w:t xml:space="preserve">A goal you choose yourself is one you come back to. A goal someone else picks for you is one you drop when it gets hard.</w:t>
+      </w:r>
+    </w:p>
+    <w:p>
+      <w:pPr>
+        <w:spacing w:after="40" w:before="200"/>
       </w:pPr>
       <w:r>
         <w:rPr>
           <w:b/>
           <w:bCs/>
           <w:color w:val="7A3B69"/>
-          <w:sz w:val="22"/>
-          <w:szCs w:val="22"/>
+          <w:sz w:val="24"/>
+          <w:szCs w:val="24"/>
         </w:rPr>
         <w:t xml:space="preserve">3.  </w:t>
       </w:r>
@@ -841,130 +695,36 @@
           <w:b/>
           <w:bCs/>
           <w:color w:val="7A3B69"/>
-          <w:sz w:val="22"/>
-          <w:szCs w:val="22"/>
+          <w:sz w:val="24"/>
+          <w:szCs w:val="24"/>
         </w:rPr>
         <w:t xml:space="preserve">   Make a plan and take steps</w:t>
       </w:r>
     </w:p>
-    <w:tbl>
-      <w:tblPr>
-        <w:tblW w:type="pct" w:w="100%"/>
-        <w:tblBorders>
-          <w:top w:val="single" w:color="B9B3A6" w:sz="6"/>
-          <w:left w:val="single" w:color="B9B3A6" w:sz="6"/>
-          <w:bottom w:val="single" w:color="B9B3A6" w:sz="6"/>
-          <w:right w:val="single" w:color="B9B3A6" w:sz="6"/>
-          <w:insideH w:val="single" w:color="E2DED3" w:sz="1"/>
-          <w:insideV w:val="none"/>
-        </w:tblBorders>
-      </w:tblPr>
-      <w:tblGrid>
-        <w:gridCol w:w="9070"/>
-      </w:tblGrid>
-      <w:tr>
-        <w:tc>
-          <w:tcPr>
-            <w:tcW w:type="dxa" w:w="9070"/>
-            <w:tcMar>
-              <w:top w:type="dxa" w:w="70"/>
-              <w:left w:type="dxa" w:w="140"/>
-              <w:bottom w:type="dxa" w:w="20"/>
-              <w:right w:type="dxa" w:w="140"/>
-            </w:tcMar>
-          </w:tcPr>
-          <w:p>
-            <w:pPr>
-              <w:spacing w:after="0" w:line="260"/>
-            </w:pPr>
-            <w:r>
-              <w:rPr>
-                <w:b/>
-                <w:bCs/>
-                <w:color w:val="7A3B69"/>
-                <w:sz w:val="18"/>
-                <w:szCs w:val="18"/>
-              </w:rPr>
-              <w:t xml:space="preserve">I would start by…</w:t>
-            </w:r>
-          </w:p>
-        </w:tc>
-      </w:tr>
-      <w:tr>
-        <w:trPr>
-          <w:trHeight w:val="460" w:hRule="atLeast"/>
-        </w:trPr>
-        <w:tc>
-          <w:tcPr>
-            <w:tcW w:type="dxa" w:w="9070"/>
-            <w:tcMar>
-              <w:top w:type="dxa" w:w="40"/>
-              <w:left w:type="dxa" w:w="140"/>
-              <w:bottom w:type="dxa" w:w="40"/>
-              <w:right w:type="dxa" w:w="140"/>
-            </w:tcMar>
-          </w:tcPr>
-          <w:p>
-            <w:pPr>
-              <w:spacing w:after="0"/>
-            </w:pPr>
-          </w:p>
-        </w:tc>
-      </w:tr>
-      <w:tr>
-        <w:trPr>
-          <w:trHeight w:val="460" w:hRule="atLeast"/>
-        </w:trPr>
-        <w:tc>
-          <w:tcPr>
-            <w:tcW w:type="dxa" w:w="9070"/>
-            <w:tcMar>
-              <w:top w:type="dxa" w:w="40"/>
-              <w:left w:type="dxa" w:w="140"/>
-              <w:bottom w:type="dxa" w:w="40"/>
-              <w:right w:type="dxa" w:w="140"/>
-            </w:tcMar>
-          </w:tcPr>
-          <w:p>
-            <w:pPr>
-              <w:spacing w:after="0"/>
-            </w:pPr>
-          </w:p>
-        </w:tc>
-      </w:tr>
-      <w:tr>
-        <w:trPr>
-          <w:trHeight w:val="460" w:hRule="atLeast"/>
-        </w:trPr>
-        <w:tc>
-          <w:tcPr>
-            <w:tcW w:type="dxa" w:w="9070"/>
-            <w:tcMar>
-              <w:top w:type="dxa" w:w="40"/>
-              <w:left w:type="dxa" w:w="140"/>
-              <w:bottom w:type="dxa" w:w="40"/>
-              <w:right w:type="dxa" w:w="140"/>
-            </w:tcMar>
-          </w:tcPr>
-          <w:p>
-            <w:pPr>
-              <w:spacing w:after="0"/>
-            </w:pPr>
-          </w:p>
-        </w:tc>
-      </w:tr>
-    </w:tbl>
-    <w:p>
-      <w:pPr>
-        <w:spacing w:after="60" w:before="160"/>
+    <w:p>
+      <w:pPr>
+        <w:spacing w:after="80" w:before="0" w:line="300"/>
+      </w:pPr>
+      <w:r>
+        <w:rPr>
+          <w:color w:val="1F3A5F"/>
+          <w:sz w:val="21"/>
+          <w:szCs w:val="21"/>
+        </w:rPr>
+        <w:t xml:space="preserve">A goal with no first step stays a wish. Small steps you can really take are what move you.</w:t>
+      </w:r>
+    </w:p>
+    <w:p>
+      <w:pPr>
+        <w:spacing w:after="40" w:before="200"/>
       </w:pPr>
       <w:r>
         <w:rPr>
           <w:b/>
           <w:bCs/>
           <w:color w:val="7A3B69"/>
-          <w:sz w:val="22"/>
-          <w:szCs w:val="22"/>
+          <w:sz w:val="24"/>
+          <w:szCs w:val="24"/>
         </w:rPr>
         <w:t xml:space="preserve">4.  </w:t>
       </w:r>
@@ -1013,10 +773,77 @@
           <w:b/>
           <w:bCs/>
           <w:color w:val="7A3B69"/>
-          <w:sz w:val="22"/>
-          <w:szCs w:val="22"/>
+          <w:sz w:val="24"/>
+          <w:szCs w:val="24"/>
         </w:rPr>
         <w:t xml:space="preserve">   See how you are doing, and grow</w:t>
+      </w:r>
+    </w:p>
+    <w:p>
+      <w:pPr>
+        <w:spacing w:after="80" w:before="0" w:line="300"/>
+      </w:pPr>
+      <w:r>
+        <w:rPr>
+          <w:color w:val="1F3A5F"/>
+          <w:sz w:val="21"/>
+          <w:szCs w:val="21"/>
+        </w:rPr>
+        <w:t xml:space="preserve">Looking back tells you what worked, so the next goal is easier than the last. This is how people get better at getting better.</w:t>
+      </w:r>
+    </w:p>
+    <w:p>
+      <w:r>
+        <w:br w:type="page"/>
+      </w:r>
+    </w:p>
+    <w:p>
+      <w:pPr>
+        <w:keepNext/>
+        <w:pBdr>
+          <w:bottom w:val="single" w:color="B9B3A6" w:sz="4"/>
+        </w:pBdr>
+        <w:spacing w:after="60"/>
+      </w:pPr>
+      <w:r>
+        <w:rPr>
+          <w:b/>
+          <w:bCs/>
+          <w:color w:val="7A3B69"/>
+          <w:spacing w:val="30"/>
+          <w:sz w:val="16"/>
+          <w:szCs w:val="16"/>
+        </w:rPr>
+        <w:t xml:space="preserve">OUR FOUR LEARNING STEPS</w:t>
+      </w:r>
+    </w:p>
+    <w:p>
+      <w:pPr>
+        <w:pStyle w:val="Heading2"/>
+        <w:keepNext/>
+        <w:spacing w:after="180" w:before="160"/>
+      </w:pPr>
+      <w:r>
+        <w:rPr>
+          <w:b/>
+          <w:bCs/>
+          <w:color w:val="1F3A5F"/>
+          <w:sz w:val="38"/>
+          <w:szCs w:val="38"/>
+        </w:rPr>
+        <w:t xml:space="preserve">My notes and drawings</w:t>
+      </w:r>
+    </w:p>
+    <w:p>
+      <w:pPr>
+        <w:spacing w:after="160" w:before="0" w:line="300"/>
+      </w:pPr>
+      <w:r>
+        <w:rPr>
+          <w:sz w:val="24"/>
+          <w:szCs w:val="24"/>
+        </w:rPr>
+        <w:t xml:space="preserve">Anything you want to keep from this step. Words, marks, or a drawing — it is your page, and no one marks it.</w:t>
       </w:r>
     </w:p>
     <w:tbl>
@@ -1035,30 +862,401 @@
         <w:gridCol w:w="9070"/>
       </w:tblGrid>
       <w:tr>
-        <w:tc>
-          <w:tcPr>
-            <w:tcW w:type="dxa" w:w="9070"/>
-            <w:tcMar>
-              <w:top w:type="dxa" w:w="70"/>
-              <w:left w:type="dxa" w:w="140"/>
-              <w:bottom w:type="dxa" w:w="20"/>
-              <w:right w:type="dxa" w:w="140"/>
-            </w:tcMar>
-          </w:tcPr>
-          <w:p>
-            <w:pPr>
-              <w:spacing w:after="0" w:line="260"/>
-            </w:pPr>
-            <w:r>
-              <w:rPr>
-                <w:b/>
-                <w:bCs/>
-                <w:color w:val="7A3B69"/>
-                <w:sz w:val="18"/>
-                <w:szCs w:val="18"/>
-              </w:rPr>
-              <w:t xml:space="preserve">I would start by…</w:t>
-            </w:r>
+        <w:trPr>
+          <w:trHeight w:val="460" w:hRule="atLeast"/>
+        </w:trPr>
+        <w:tc>
+          <w:tcPr>
+            <w:tcW w:type="dxa" w:w="9070"/>
+            <w:tcMar>
+              <w:top w:type="dxa" w:w="40"/>
+              <w:left w:type="dxa" w:w="140"/>
+              <w:bottom w:type="dxa" w:w="40"/>
+              <w:right w:type="dxa" w:w="140"/>
+            </w:tcMar>
+          </w:tcPr>
+          <w:p>
+            <w:pPr>
+              <w:spacing w:after="0"/>
+            </w:pPr>
+          </w:p>
+        </w:tc>
+      </w:tr>
+      <w:tr>
+        <w:trPr>
+          <w:trHeight w:val="460" w:hRule="atLeast"/>
+        </w:trPr>
+        <w:tc>
+          <w:tcPr>
+            <w:tcW w:type="dxa" w:w="9070"/>
+            <w:tcMar>
+              <w:top w:type="dxa" w:w="40"/>
+              <w:left w:type="dxa" w:w="140"/>
+              <w:bottom w:type="dxa" w:w="40"/>
+              <w:right w:type="dxa" w:w="140"/>
+            </w:tcMar>
+          </w:tcPr>
+          <w:p>
+            <w:pPr>
+              <w:spacing w:after="0"/>
+            </w:pPr>
+          </w:p>
+        </w:tc>
+      </w:tr>
+      <w:tr>
+        <w:trPr>
+          <w:trHeight w:val="460" w:hRule="atLeast"/>
+        </w:trPr>
+        <w:tc>
+          <w:tcPr>
+            <w:tcW w:type="dxa" w:w="9070"/>
+            <w:tcMar>
+              <w:top w:type="dxa" w:w="40"/>
+              <w:left w:type="dxa" w:w="140"/>
+              <w:bottom w:type="dxa" w:w="40"/>
+              <w:right w:type="dxa" w:w="140"/>
+            </w:tcMar>
+          </w:tcPr>
+          <w:p>
+            <w:pPr>
+              <w:spacing w:after="0"/>
+            </w:pPr>
+          </w:p>
+        </w:tc>
+      </w:tr>
+      <w:tr>
+        <w:trPr>
+          <w:trHeight w:val="460" w:hRule="atLeast"/>
+        </w:trPr>
+        <w:tc>
+          <w:tcPr>
+            <w:tcW w:type="dxa" w:w="9070"/>
+            <w:tcMar>
+              <w:top w:type="dxa" w:w="40"/>
+              <w:left w:type="dxa" w:w="140"/>
+              <w:bottom w:type="dxa" w:w="40"/>
+              <w:right w:type="dxa" w:w="140"/>
+            </w:tcMar>
+          </w:tcPr>
+          <w:p>
+            <w:pPr>
+              <w:spacing w:after="0"/>
+            </w:pPr>
+          </w:p>
+        </w:tc>
+      </w:tr>
+      <w:tr>
+        <w:trPr>
+          <w:trHeight w:val="460" w:hRule="atLeast"/>
+        </w:trPr>
+        <w:tc>
+          <w:tcPr>
+            <w:tcW w:type="dxa" w:w="9070"/>
+            <w:tcMar>
+              <w:top w:type="dxa" w:w="40"/>
+              <w:left w:type="dxa" w:w="140"/>
+              <w:bottom w:type="dxa" w:w="40"/>
+              <w:right w:type="dxa" w:w="140"/>
+            </w:tcMar>
+          </w:tcPr>
+          <w:p>
+            <w:pPr>
+              <w:spacing w:after="0"/>
+            </w:pPr>
+          </w:p>
+        </w:tc>
+      </w:tr>
+      <w:tr>
+        <w:trPr>
+          <w:trHeight w:val="460" w:hRule="atLeast"/>
+        </w:trPr>
+        <w:tc>
+          <w:tcPr>
+            <w:tcW w:type="dxa" w:w="9070"/>
+            <w:tcMar>
+              <w:top w:type="dxa" w:w="40"/>
+              <w:left w:type="dxa" w:w="140"/>
+              <w:bottom w:type="dxa" w:w="40"/>
+              <w:right w:type="dxa" w:w="140"/>
+            </w:tcMar>
+          </w:tcPr>
+          <w:p>
+            <w:pPr>
+              <w:spacing w:after="0"/>
+            </w:pPr>
+          </w:p>
+        </w:tc>
+      </w:tr>
+      <w:tr>
+        <w:trPr>
+          <w:trHeight w:val="460" w:hRule="atLeast"/>
+        </w:trPr>
+        <w:tc>
+          <w:tcPr>
+            <w:tcW w:type="dxa" w:w="9070"/>
+            <w:tcMar>
+              <w:top w:type="dxa" w:w="40"/>
+              <w:left w:type="dxa" w:w="140"/>
+              <w:bottom w:type="dxa" w:w="40"/>
+              <w:right w:type="dxa" w:w="140"/>
+            </w:tcMar>
+          </w:tcPr>
+          <w:p>
+            <w:pPr>
+              <w:spacing w:after="0"/>
+            </w:pPr>
+          </w:p>
+        </w:tc>
+      </w:tr>
+      <w:tr>
+        <w:trPr>
+          <w:trHeight w:val="460" w:hRule="atLeast"/>
+        </w:trPr>
+        <w:tc>
+          <w:tcPr>
+            <w:tcW w:type="dxa" w:w="9070"/>
+            <w:tcMar>
+              <w:top w:type="dxa" w:w="40"/>
+              <w:left w:type="dxa" w:w="140"/>
+              <w:bottom w:type="dxa" w:w="40"/>
+              <w:right w:type="dxa" w:w="140"/>
+            </w:tcMar>
+          </w:tcPr>
+          <w:p>
+            <w:pPr>
+              <w:spacing w:after="0"/>
+            </w:pPr>
+          </w:p>
+        </w:tc>
+      </w:tr>
+      <w:tr>
+        <w:trPr>
+          <w:trHeight w:val="460" w:hRule="atLeast"/>
+        </w:trPr>
+        <w:tc>
+          <w:tcPr>
+            <w:tcW w:type="dxa" w:w="9070"/>
+            <w:tcMar>
+              <w:top w:type="dxa" w:w="40"/>
+              <w:left w:type="dxa" w:w="140"/>
+              <w:bottom w:type="dxa" w:w="40"/>
+              <w:right w:type="dxa" w:w="140"/>
+            </w:tcMar>
+          </w:tcPr>
+          <w:p>
+            <w:pPr>
+              <w:spacing w:after="0"/>
+            </w:pPr>
+          </w:p>
+        </w:tc>
+      </w:tr>
+      <w:tr>
+        <w:trPr>
+          <w:trHeight w:val="460" w:hRule="atLeast"/>
+        </w:trPr>
+        <w:tc>
+          <w:tcPr>
+            <w:tcW w:type="dxa" w:w="9070"/>
+            <w:tcMar>
+              <w:top w:type="dxa" w:w="40"/>
+              <w:left w:type="dxa" w:w="140"/>
+              <w:bottom w:type="dxa" w:w="40"/>
+              <w:right w:type="dxa" w:w="140"/>
+            </w:tcMar>
+          </w:tcPr>
+          <w:p>
+            <w:pPr>
+              <w:spacing w:after="0"/>
+            </w:pPr>
+          </w:p>
+        </w:tc>
+      </w:tr>
+      <w:tr>
+        <w:trPr>
+          <w:trHeight w:val="460" w:hRule="atLeast"/>
+        </w:trPr>
+        <w:tc>
+          <w:tcPr>
+            <w:tcW w:type="dxa" w:w="9070"/>
+            <w:tcMar>
+              <w:top w:type="dxa" w:w="40"/>
+              <w:left w:type="dxa" w:w="140"/>
+              <w:bottom w:type="dxa" w:w="40"/>
+              <w:right w:type="dxa" w:w="140"/>
+            </w:tcMar>
+          </w:tcPr>
+          <w:p>
+            <w:pPr>
+              <w:spacing w:after="0"/>
+            </w:pPr>
+          </w:p>
+        </w:tc>
+      </w:tr>
+      <w:tr>
+        <w:trPr>
+          <w:trHeight w:val="460" w:hRule="atLeast"/>
+        </w:trPr>
+        <w:tc>
+          <w:tcPr>
+            <w:tcW w:type="dxa" w:w="9070"/>
+            <w:tcMar>
+              <w:top w:type="dxa" w:w="40"/>
+              <w:left w:type="dxa" w:w="140"/>
+              <w:bottom w:type="dxa" w:w="40"/>
+              <w:right w:type="dxa" w:w="140"/>
+            </w:tcMar>
+          </w:tcPr>
+          <w:p>
+            <w:pPr>
+              <w:spacing w:after="0"/>
+            </w:pPr>
+          </w:p>
+        </w:tc>
+      </w:tr>
+      <w:tr>
+        <w:trPr>
+          <w:trHeight w:val="460" w:hRule="atLeast"/>
+        </w:trPr>
+        <w:tc>
+          <w:tcPr>
+            <w:tcW w:type="dxa" w:w="9070"/>
+            <w:tcMar>
+              <w:top w:type="dxa" w:w="40"/>
+              <w:left w:type="dxa" w:w="140"/>
+              <w:bottom w:type="dxa" w:w="40"/>
+              <w:right w:type="dxa" w:w="140"/>
+            </w:tcMar>
+          </w:tcPr>
+          <w:p>
+            <w:pPr>
+              <w:spacing w:after="0"/>
+            </w:pPr>
+          </w:p>
+        </w:tc>
+      </w:tr>
+      <w:tr>
+        <w:trPr>
+          <w:trHeight w:val="460" w:hRule="atLeast"/>
+        </w:trPr>
+        <w:tc>
+          <w:tcPr>
+            <w:tcW w:type="dxa" w:w="9070"/>
+            <w:tcMar>
+              <w:top w:type="dxa" w:w="40"/>
+              <w:left w:type="dxa" w:w="140"/>
+              <w:bottom w:type="dxa" w:w="40"/>
+              <w:right w:type="dxa" w:w="140"/>
+            </w:tcMar>
+          </w:tcPr>
+          <w:p>
+            <w:pPr>
+              <w:spacing w:after="0"/>
+            </w:pPr>
+          </w:p>
+        </w:tc>
+      </w:tr>
+      <w:tr>
+        <w:trPr>
+          <w:trHeight w:val="460" w:hRule="atLeast"/>
+        </w:trPr>
+        <w:tc>
+          <w:tcPr>
+            <w:tcW w:type="dxa" w:w="9070"/>
+            <w:tcMar>
+              <w:top w:type="dxa" w:w="40"/>
+              <w:left w:type="dxa" w:w="140"/>
+              <w:bottom w:type="dxa" w:w="40"/>
+              <w:right w:type="dxa" w:w="140"/>
+            </w:tcMar>
+          </w:tcPr>
+          <w:p>
+            <w:pPr>
+              <w:spacing w:after="0"/>
+            </w:pPr>
+          </w:p>
+        </w:tc>
+      </w:tr>
+      <w:tr>
+        <w:trPr>
+          <w:trHeight w:val="460" w:hRule="atLeast"/>
+        </w:trPr>
+        <w:tc>
+          <w:tcPr>
+            <w:tcW w:type="dxa" w:w="9070"/>
+            <w:tcMar>
+              <w:top w:type="dxa" w:w="40"/>
+              <w:left w:type="dxa" w:w="140"/>
+              <w:bottom w:type="dxa" w:w="40"/>
+              <w:right w:type="dxa" w:w="140"/>
+            </w:tcMar>
+          </w:tcPr>
+          <w:p>
+            <w:pPr>
+              <w:spacing w:after="0"/>
+            </w:pPr>
+          </w:p>
+        </w:tc>
+      </w:tr>
+      <w:tr>
+        <w:trPr>
+          <w:trHeight w:val="460" w:hRule="atLeast"/>
+        </w:trPr>
+        <w:tc>
+          <w:tcPr>
+            <w:tcW w:type="dxa" w:w="9070"/>
+            <w:tcMar>
+              <w:top w:type="dxa" w:w="40"/>
+              <w:left w:type="dxa" w:w="140"/>
+              <w:bottom w:type="dxa" w:w="40"/>
+              <w:right w:type="dxa" w:w="140"/>
+            </w:tcMar>
+          </w:tcPr>
+          <w:p>
+            <w:pPr>
+              <w:spacing w:after="0"/>
+            </w:pPr>
+          </w:p>
+        </w:tc>
+      </w:tr>
+      <w:tr>
+        <w:trPr>
+          <w:trHeight w:val="460" w:hRule="atLeast"/>
+        </w:trPr>
+        <w:tc>
+          <w:tcPr>
+            <w:tcW w:type="dxa" w:w="9070"/>
+            <w:tcMar>
+              <w:top w:type="dxa" w:w="40"/>
+              <w:left w:type="dxa" w:w="140"/>
+              <w:bottom w:type="dxa" w:w="40"/>
+              <w:right w:type="dxa" w:w="140"/>
+            </w:tcMar>
+          </w:tcPr>
+          <w:p>
+            <w:pPr>
+              <w:spacing w:after="0"/>
+            </w:pPr>
+          </w:p>
+        </w:tc>
+      </w:tr>
+      <w:tr>
+        <w:trPr>
+          <w:trHeight w:val="460" w:hRule="atLeast"/>
+        </w:trPr>
+        <w:tc>
+          <w:tcPr>
+            <w:tcW w:type="dxa" w:w="9070"/>
+            <w:tcMar>
+              <w:top w:type="dxa" w:w="40"/>
+              <w:left w:type="dxa" w:w="140"/>
+              <w:bottom w:type="dxa" w:w="40"/>
+              <w:right w:type="dxa" w:w="140"/>
+            </w:tcMar>
+          </w:tcPr>
+          <w:p>
+            <w:pPr>
+              <w:spacing w:after="0"/>
+            </w:pPr>
           </w:p>
         </w:tc>
       </w:tr>
@@ -1148,7 +1346,7 @@
           <w:sz w:val="16"/>
           <w:szCs w:val="16"/>
         </w:rPr>
-        <w:t xml:space="preserve">OUR FOUR LEARNING STEPS</w:t>
+        <w:t xml:space="preserve">GETTING STARTED  ·  WHAT WE WILL LEARN</w:t>
       </w:r>
     </w:p>
     <w:p>
@@ -1165,19 +1363,45 @@
           <w:sz w:val="38"/>
           <w:szCs w:val="38"/>
         </w:rPr>
-        <w:t xml:space="preserve">My notes and drawings</w:t>
-      </w:r>
-    </w:p>
-    <w:p>
-      <w:pPr>
-        <w:spacing w:after="160" w:before="0" w:line="300"/>
-      </w:pPr>
-      <w:r>
-        <w:rPr>
+        <w:t xml:space="preserve">Why these matter to me</w:t>
+      </w:r>
+    </w:p>
+    <w:p>
+      <w:pPr>
+        <w:spacing w:after="180" w:before="0" w:line="300"/>
+      </w:pPr>
+      <w:r>
+        <w:rPr>
+          <w:color w:val="5A6473"/>
           <w:sz w:val="24"/>
           <w:szCs w:val="24"/>
         </w:rPr>
-        <w:t xml:space="preserve">Anything you want to keep from this step. Words, marks, or a drawing — it is your page, and no one marks it.</w:t>
+        <w:t xml:space="preserve">For each one, say or write why it matters to YOU, and how you would start. There is no right answer here — these are your own reasons.</w:t>
+      </w:r>
+    </w:p>
+    <w:p>
+      <w:pPr>
+        <w:spacing w:after="60" w:before="200"/>
+      </w:pPr>
+      <w:r>
+        <w:rPr>
+          <w:b/>
+          <w:bCs/>
+          <w:color w:val="7A3B69"/>
+          <w:sz w:val="22"/>
+          <w:szCs w:val="22"/>
+        </w:rPr>
+        <w:t xml:space="preserve">1.  </w:t>
+      </w:r>
+      <w:r>
+        <w:rPr>
+          <w:b/>
+          <w:bCs/>
+          <w:color w:val="7A3B69"/>
+          <w:sz w:val="22"/>
+          <w:szCs w:val="22"/>
+        </w:rPr>
+        <w:t xml:space="preserve">Get to know yourself as a learner</w:t>
       </w:r>
     </w:p>
     <w:tbl>
@@ -1196,422 +1420,30 @@
         <w:gridCol w:w="9070"/>
       </w:tblGrid>
       <w:tr>
-        <w:trPr>
-          <w:trHeight w:val="460" w:hRule="atLeast"/>
-        </w:trPr>
-        <w:tc>
-          <w:tcPr>
-            <w:tcW w:type="dxa" w:w="9070"/>
-            <w:tcMar>
-              <w:top w:type="dxa" w:w="40"/>
-              <w:left w:type="dxa" w:w="140"/>
-              <w:bottom w:type="dxa" w:w="40"/>
-              <w:right w:type="dxa" w:w="140"/>
-            </w:tcMar>
-          </w:tcPr>
-          <w:p>
-            <w:pPr>
-              <w:spacing w:after="0"/>
-            </w:pPr>
-          </w:p>
-        </w:tc>
-      </w:tr>
-      <w:tr>
-        <w:trPr>
-          <w:trHeight w:val="460" w:hRule="atLeast"/>
-        </w:trPr>
-        <w:tc>
-          <w:tcPr>
-            <w:tcW w:type="dxa" w:w="9070"/>
-            <w:tcMar>
-              <w:top w:type="dxa" w:w="40"/>
-              <w:left w:type="dxa" w:w="140"/>
-              <w:bottom w:type="dxa" w:w="40"/>
-              <w:right w:type="dxa" w:w="140"/>
-            </w:tcMar>
-          </w:tcPr>
-          <w:p>
-            <w:pPr>
-              <w:spacing w:after="0"/>
-            </w:pPr>
-          </w:p>
-        </w:tc>
-      </w:tr>
-      <w:tr>
-        <w:trPr>
-          <w:trHeight w:val="460" w:hRule="atLeast"/>
-        </w:trPr>
-        <w:tc>
-          <w:tcPr>
-            <w:tcW w:type="dxa" w:w="9070"/>
-            <w:tcMar>
-              <w:top w:type="dxa" w:w="40"/>
-              <w:left w:type="dxa" w:w="140"/>
-              <w:bottom w:type="dxa" w:w="40"/>
-              <w:right w:type="dxa" w:w="140"/>
-            </w:tcMar>
-          </w:tcPr>
-          <w:p>
-            <w:pPr>
-              <w:spacing w:after="0"/>
-            </w:pPr>
-          </w:p>
-        </w:tc>
-      </w:tr>
-      <w:tr>
-        <w:trPr>
-          <w:trHeight w:val="460" w:hRule="atLeast"/>
-        </w:trPr>
-        <w:tc>
-          <w:tcPr>
-            <w:tcW w:type="dxa" w:w="9070"/>
-            <w:tcMar>
-              <w:top w:type="dxa" w:w="40"/>
-              <w:left w:type="dxa" w:w="140"/>
-              <w:bottom w:type="dxa" w:w="40"/>
-              <w:right w:type="dxa" w:w="140"/>
-            </w:tcMar>
-          </w:tcPr>
-          <w:p>
-            <w:pPr>
-              <w:spacing w:after="0"/>
-            </w:pPr>
-          </w:p>
-        </w:tc>
-      </w:tr>
-      <w:tr>
-        <w:trPr>
-          <w:trHeight w:val="460" w:hRule="atLeast"/>
-        </w:trPr>
-        <w:tc>
-          <w:tcPr>
-            <w:tcW w:type="dxa" w:w="9070"/>
-            <w:tcMar>
-              <w:top w:type="dxa" w:w="40"/>
-              <w:left w:type="dxa" w:w="140"/>
-              <w:bottom w:type="dxa" w:w="40"/>
-              <w:right w:type="dxa" w:w="140"/>
-            </w:tcMar>
-          </w:tcPr>
-          <w:p>
-            <w:pPr>
-              <w:spacing w:after="0"/>
-            </w:pPr>
-          </w:p>
-        </w:tc>
-      </w:tr>
-      <w:tr>
-        <w:trPr>
-          <w:trHeight w:val="460" w:hRule="atLeast"/>
-        </w:trPr>
-        <w:tc>
-          <w:tcPr>
-            <w:tcW w:type="dxa" w:w="9070"/>
-            <w:tcMar>
-              <w:top w:type="dxa" w:w="40"/>
-              <w:left w:type="dxa" w:w="140"/>
-              <w:bottom w:type="dxa" w:w="40"/>
-              <w:right w:type="dxa" w:w="140"/>
-            </w:tcMar>
-          </w:tcPr>
-          <w:p>
-            <w:pPr>
-              <w:spacing w:after="0"/>
-            </w:pPr>
-          </w:p>
-        </w:tc>
-      </w:tr>
-      <w:tr>
-        <w:trPr>
-          <w:trHeight w:val="460" w:hRule="atLeast"/>
-        </w:trPr>
-        <w:tc>
-          <w:tcPr>
-            <w:tcW w:type="dxa" w:w="9070"/>
-            <w:tcMar>
-              <w:top w:type="dxa" w:w="40"/>
-              <w:left w:type="dxa" w:w="140"/>
-              <w:bottom w:type="dxa" w:w="40"/>
-              <w:right w:type="dxa" w:w="140"/>
-            </w:tcMar>
-          </w:tcPr>
-          <w:p>
-            <w:pPr>
-              <w:spacing w:after="0"/>
-            </w:pPr>
-          </w:p>
-        </w:tc>
-      </w:tr>
-      <w:tr>
-        <w:trPr>
-          <w:trHeight w:val="460" w:hRule="atLeast"/>
-        </w:trPr>
-        <w:tc>
-          <w:tcPr>
-            <w:tcW w:type="dxa" w:w="9070"/>
-            <w:tcMar>
-              <w:top w:type="dxa" w:w="40"/>
-              <w:left w:type="dxa" w:w="140"/>
-              <w:bottom w:type="dxa" w:w="40"/>
-              <w:right w:type="dxa" w:w="140"/>
-            </w:tcMar>
-          </w:tcPr>
-          <w:p>
-            <w:pPr>
-              <w:spacing w:after="0"/>
-            </w:pPr>
-          </w:p>
-        </w:tc>
-      </w:tr>
-      <w:tr>
-        <w:trPr>
-          <w:trHeight w:val="460" w:hRule="atLeast"/>
-        </w:trPr>
-        <w:tc>
-          <w:tcPr>
-            <w:tcW w:type="dxa" w:w="9070"/>
-            <w:tcMar>
-              <w:top w:type="dxa" w:w="40"/>
-              <w:left w:type="dxa" w:w="140"/>
-              <w:bottom w:type="dxa" w:w="40"/>
-              <w:right w:type="dxa" w:w="140"/>
-            </w:tcMar>
-          </w:tcPr>
-          <w:p>
-            <w:pPr>
-              <w:spacing w:after="0"/>
-            </w:pPr>
-          </w:p>
-        </w:tc>
-      </w:tr>
-      <w:tr>
-        <w:trPr>
-          <w:trHeight w:val="460" w:hRule="atLeast"/>
-        </w:trPr>
-        <w:tc>
-          <w:tcPr>
-            <w:tcW w:type="dxa" w:w="9070"/>
-            <w:tcMar>
-              <w:top w:type="dxa" w:w="40"/>
-              <w:left w:type="dxa" w:w="140"/>
-              <w:bottom w:type="dxa" w:w="40"/>
-              <w:right w:type="dxa" w:w="140"/>
-            </w:tcMar>
-          </w:tcPr>
-          <w:p>
-            <w:pPr>
-              <w:spacing w:after="0"/>
-            </w:pPr>
-          </w:p>
-        </w:tc>
-      </w:tr>
-      <w:tr>
-        <w:trPr>
-          <w:trHeight w:val="460" w:hRule="atLeast"/>
-        </w:trPr>
-        <w:tc>
-          <w:tcPr>
-            <w:tcW w:type="dxa" w:w="9070"/>
-            <w:tcMar>
-              <w:top w:type="dxa" w:w="40"/>
-              <w:left w:type="dxa" w:w="140"/>
-              <w:bottom w:type="dxa" w:w="40"/>
-              <w:right w:type="dxa" w:w="140"/>
-            </w:tcMar>
-          </w:tcPr>
-          <w:p>
-            <w:pPr>
-              <w:spacing w:after="0"/>
-            </w:pPr>
-          </w:p>
-        </w:tc>
-      </w:tr>
-      <w:tr>
-        <w:trPr>
-          <w:trHeight w:val="460" w:hRule="atLeast"/>
-        </w:trPr>
-        <w:tc>
-          <w:tcPr>
-            <w:tcW w:type="dxa" w:w="9070"/>
-            <w:tcMar>
-              <w:top w:type="dxa" w:w="40"/>
-              <w:left w:type="dxa" w:w="140"/>
-              <w:bottom w:type="dxa" w:w="40"/>
-              <w:right w:type="dxa" w:w="140"/>
-            </w:tcMar>
-          </w:tcPr>
-          <w:p>
-            <w:pPr>
-              <w:spacing w:after="0"/>
-            </w:pPr>
-          </w:p>
-        </w:tc>
-      </w:tr>
-      <w:tr>
-        <w:trPr>
-          <w:trHeight w:val="460" w:hRule="atLeast"/>
-        </w:trPr>
-        <w:tc>
-          <w:tcPr>
-            <w:tcW w:type="dxa" w:w="9070"/>
-            <w:tcMar>
-              <w:top w:type="dxa" w:w="40"/>
-              <w:left w:type="dxa" w:w="140"/>
-              <w:bottom w:type="dxa" w:w="40"/>
-              <w:right w:type="dxa" w:w="140"/>
-            </w:tcMar>
-          </w:tcPr>
-          <w:p>
-            <w:pPr>
-              <w:spacing w:after="0"/>
-            </w:pPr>
-          </w:p>
-        </w:tc>
-      </w:tr>
-      <w:tr>
-        <w:trPr>
-          <w:trHeight w:val="460" w:hRule="atLeast"/>
-        </w:trPr>
-        <w:tc>
-          <w:tcPr>
-            <w:tcW w:type="dxa" w:w="9070"/>
-            <w:tcMar>
-              <w:top w:type="dxa" w:w="40"/>
-              <w:left w:type="dxa" w:w="140"/>
-              <w:bottom w:type="dxa" w:w="40"/>
-              <w:right w:type="dxa" w:w="140"/>
-            </w:tcMar>
-          </w:tcPr>
-          <w:p>
-            <w:pPr>
-              <w:spacing w:after="0"/>
-            </w:pPr>
-          </w:p>
-        </w:tc>
-      </w:tr>
-      <w:tr>
-        <w:trPr>
-          <w:trHeight w:val="460" w:hRule="atLeast"/>
-        </w:trPr>
-        <w:tc>
-          <w:tcPr>
-            <w:tcW w:type="dxa" w:w="9070"/>
-            <w:tcMar>
-              <w:top w:type="dxa" w:w="40"/>
-              <w:left w:type="dxa" w:w="140"/>
-              <w:bottom w:type="dxa" w:w="40"/>
-              <w:right w:type="dxa" w:w="140"/>
-            </w:tcMar>
-          </w:tcPr>
-          <w:p>
-            <w:pPr>
-              <w:spacing w:after="0"/>
-            </w:pPr>
-          </w:p>
-        </w:tc>
-      </w:tr>
-      <w:tr>
-        <w:trPr>
-          <w:trHeight w:val="460" w:hRule="atLeast"/>
-        </w:trPr>
-        <w:tc>
-          <w:tcPr>
-            <w:tcW w:type="dxa" w:w="9070"/>
-            <w:tcMar>
-              <w:top w:type="dxa" w:w="40"/>
-              <w:left w:type="dxa" w:w="140"/>
-              <w:bottom w:type="dxa" w:w="40"/>
-              <w:right w:type="dxa" w:w="140"/>
-            </w:tcMar>
-          </w:tcPr>
-          <w:p>
-            <w:pPr>
-              <w:spacing w:after="0"/>
-            </w:pPr>
-          </w:p>
-        </w:tc>
-      </w:tr>
-      <w:tr>
-        <w:trPr>
-          <w:trHeight w:val="460" w:hRule="atLeast"/>
-        </w:trPr>
-        <w:tc>
-          <w:tcPr>
-            <w:tcW w:type="dxa" w:w="9070"/>
-            <w:tcMar>
-              <w:top w:type="dxa" w:w="40"/>
-              <w:left w:type="dxa" w:w="140"/>
-              <w:bottom w:type="dxa" w:w="40"/>
-              <w:right w:type="dxa" w:w="140"/>
-            </w:tcMar>
-          </w:tcPr>
-          <w:p>
-            <w:pPr>
-              <w:spacing w:after="0"/>
-            </w:pPr>
-          </w:p>
-        </w:tc>
-      </w:tr>
-      <w:tr>
-        <w:trPr>
-          <w:trHeight w:val="460" w:hRule="atLeast"/>
-        </w:trPr>
-        <w:tc>
-          <w:tcPr>
-            <w:tcW w:type="dxa" w:w="9070"/>
-            <w:tcMar>
-              <w:top w:type="dxa" w:w="40"/>
-              <w:left w:type="dxa" w:w="140"/>
-              <w:bottom w:type="dxa" w:w="40"/>
-              <w:right w:type="dxa" w:w="140"/>
-            </w:tcMar>
-          </w:tcPr>
-          <w:p>
-            <w:pPr>
-              <w:spacing w:after="0"/>
-            </w:pPr>
-          </w:p>
-        </w:tc>
-      </w:tr>
-      <w:tr>
-        <w:trPr>
-          <w:trHeight w:val="460" w:hRule="atLeast"/>
-        </w:trPr>
-        <w:tc>
-          <w:tcPr>
-            <w:tcW w:type="dxa" w:w="9070"/>
-            <w:tcMar>
-              <w:top w:type="dxa" w:w="40"/>
-              <w:left w:type="dxa" w:w="140"/>
-              <w:bottom w:type="dxa" w:w="40"/>
-              <w:right w:type="dxa" w:w="140"/>
-            </w:tcMar>
-          </w:tcPr>
-          <w:p>
-            <w:pPr>
-              <w:spacing w:after="0"/>
-            </w:pPr>
-          </w:p>
-        </w:tc>
-      </w:tr>
-      <w:tr>
-        <w:trPr>
-          <w:trHeight w:val="460" w:hRule="atLeast"/>
-        </w:trPr>
-        <w:tc>
-          <w:tcPr>
-            <w:tcW w:type="dxa" w:w="9070"/>
-            <w:tcMar>
-              <w:top w:type="dxa" w:w="40"/>
-              <w:left w:type="dxa" w:w="140"/>
-              <w:bottom w:type="dxa" w:w="40"/>
-              <w:right w:type="dxa" w:w="140"/>
-            </w:tcMar>
-          </w:tcPr>
-          <w:p>
-            <w:pPr>
-              <w:spacing w:after="0"/>
-            </w:pPr>
+        <w:tc>
+          <w:tcPr>
+            <w:tcW w:type="dxa" w:w="9070"/>
+            <w:tcMar>
+              <w:top w:type="dxa" w:w="70"/>
+              <w:left w:type="dxa" w:w="140"/>
+              <w:bottom w:type="dxa" w:w="20"/>
+              <w:right w:type="dxa" w:w="140"/>
+            </w:tcMar>
+          </w:tcPr>
+          <w:p>
+            <w:pPr>
+              <w:spacing w:after="0" w:line="260"/>
+            </w:pPr>
+            <w:r>
+              <w:rPr>
+                <w:b/>
+                <w:bCs/>
+                <w:color w:val="7A3B69"/>
+                <w:sz w:val="18"/>
+                <w:szCs w:val="18"/>
+              </w:rPr>
+              <w:t xml:space="preserve">This matters to me because…</w:t>
+            </w:r>
           </w:p>
         </w:tc>
       </w:tr>
@@ -1658,190 +1490,6 @@
         </w:tc>
       </w:tr>
     </w:tbl>
-    <w:p>
-      <w:r>
-        <w:br w:type="page"/>
-      </w:r>
-    </w:p>
-    <w:p>
-      <w:pPr>
-        <w:keepNext/>
-        <w:pBdr>
-          <w:bottom w:val="single" w:color="B9B3A6" w:sz="4"/>
-        </w:pBdr>
-        <w:spacing w:after="60"/>
-      </w:pPr>
-      <w:r>
-        <w:rPr>
-          <w:b/>
-          <w:bCs/>
-          <w:color w:val="7A3B69"/>
-          <w:spacing w:val="30"/>
-          <w:sz w:val="16"/>
-          <w:szCs w:val="16"/>
-        </w:rPr>
-        <w:t xml:space="preserve">GETTING STARTED  ·  GETTING BETTER AT GOALS</w:t>
-      </w:r>
-    </w:p>
-    <w:p>
-      <w:pPr>
-        <w:pStyle w:val="Heading2"/>
-        <w:keepNext/>
-        <w:spacing w:after="180" w:before="160"/>
-      </w:pPr>
-      <w:r>
-        <w:rPr>
-          <w:b/>
-          <w:bCs/>
-          <w:color w:val="1F3A5F"/>
-          <w:sz w:val="38"/>
-          <w:szCs w:val="38"/>
-        </w:rPr>
-        <w:t xml:space="preserve">Getting better at goals</w:t>
-      </w:r>
-    </w:p>
-    <w:p>
-      <w:pPr>
-        <w:spacing w:after="180" w:before="0" w:line="300"/>
-      </w:pPr>
-      <w:r>
-        <w:rPr>
-          <w:color w:val="5A6473"/>
-          <w:sz w:val="24"/>
-          <w:szCs w:val="24"/>
-        </w:rPr>
-        <w:t xml:space="preserve">How people grow at setting and pursuing goals. Mark where you are now, and again at the end.</w:t>
-      </w:r>
-    </w:p>
-    <w:p>
-      <w:pPr>
-        <w:spacing w:after="140" w:before="0" w:line="300"/>
-      </w:pPr>
-      <w:r>
-        <w:rPr>
-          <w:color w:val="5A6473"/>
-          <w:sz w:val="20"/>
-          <w:szCs w:val="20"/>
-        </w:rPr>
-        <w:t xml:space="preserve">Each step is a bit further along. Mark the one most like you now.</w:t>
-      </w:r>
-    </w:p>
-    <w:p>
-      <w:pPr>
-        <w:spacing w:after="120" w:line="300"/>
-      </w:pPr>
-      <w:r>
-        <w:rPr>
-          <w:color w:val="7A3B69"/>
-          <w:sz w:val="24"/>
-          <w:szCs w:val="24"/>
-        </w:rPr>
-        <w:t xml:space="preserve">□   </w:t>
-      </w:r>
-      <w:r>
-        <w:rPr>
-          <w:sz w:val="24"/>
-          <w:szCs w:val="24"/>
-        </w:rPr>
-        <w:t xml:space="preserve">I am not sure how to set a goal or work towards one yet.</w:t>
-      </w:r>
-    </w:p>
-    <w:p>
-      <w:pPr>
-        <w:spacing w:after="120" w:line="300"/>
-      </w:pPr>
-      <w:r>
-        <w:rPr>
-          <w:color w:val="7A3B69"/>
-          <w:sz w:val="24"/>
-          <w:szCs w:val="24"/>
-        </w:rPr>
-        <w:t xml:space="preserve">□   </w:t>
-      </w:r>
-      <w:r>
-        <w:rPr>
-          <w:sz w:val="24"/>
-          <w:szCs w:val="24"/>
-        </w:rPr>
-        <w:t xml:space="preserve">I can say how I would set a goal and take steps towards it.</w:t>
-      </w:r>
-    </w:p>
-    <w:p>
-      <w:pPr>
-        <w:spacing w:after="120" w:line="300"/>
-      </w:pPr>
-      <w:r>
-        <w:rPr>
-          <w:color w:val="7A3B69"/>
-          <w:sz w:val="24"/>
-          <w:szCs w:val="24"/>
-        </w:rPr>
-        <w:t xml:space="preserve">□   </w:t>
-      </w:r>
-      <w:r>
-        <w:rPr>
-          <w:sz w:val="24"/>
-          <w:szCs w:val="24"/>
-        </w:rPr>
-        <w:t xml:space="preserve">I have set a goal and taken real steps, and I can say why.</w:t>
-      </w:r>
-    </w:p>
-    <w:p>
-      <w:pPr>
-        <w:spacing w:after="120" w:line="300"/>
-      </w:pPr>
-      <w:r>
-        <w:rPr>
-          <w:color w:val="7A3B69"/>
-          <w:sz w:val="24"/>
-          <w:szCs w:val="24"/>
-        </w:rPr>
-        <w:t xml:space="preserve">□   </w:t>
-      </w:r>
-      <w:r>
-        <w:rPr>
-          <w:sz w:val="24"/>
-          <w:szCs w:val="24"/>
-        </w:rPr>
-        <w:t xml:space="preserve">I reached a goal, and I can say what helped and what I would do better.</w:t>
-      </w:r>
-    </w:p>
-    <w:p>
-      <w:pPr>
-        <w:spacing w:after="120" w:line="300"/>
-      </w:pPr>
-      <w:r>
-        <w:rPr>
-          <w:color w:val="7A3B69"/>
-          <w:sz w:val="24"/>
-          <w:szCs w:val="24"/>
-        </w:rPr>
-        <w:t xml:space="preserve">□   </w:t>
-      </w:r>
-      <w:r>
-        <w:rPr>
-          <w:sz w:val="24"/>
-          <w:szCs w:val="24"/>
-        </w:rPr>
-        <w:t xml:space="preserve">I keep reaching goals, and I keep getting better at it.</w:t>
-      </w:r>
-    </w:p>
-    <w:p>
-      <w:pPr>
-        <w:keepNext/>
-        <w:spacing w:after="60" w:before="220"/>
-      </w:pPr>
-      <w:r>
-        <w:rPr>
-          <w:b/>
-          <w:bCs/>
-          <w:color w:val="1F3A5F"/>
-          <w:sz w:val="24"/>
-          <w:szCs w:val="24"/>
-        </w:rPr>
-        <w:t xml:space="preserve">My next step</w:t>
-      </w:r>
-    </w:p>
     <w:tbl>
       <w:tblPr>
         <w:tblW w:type="pct" w:w="100%"/>
@@ -1858,6 +1506,55 @@
         <w:gridCol w:w="9070"/>
       </w:tblGrid>
       <w:tr>
+        <w:tc>
+          <w:tcPr>
+            <w:tcW w:type="dxa" w:w="9070"/>
+            <w:tcMar>
+              <w:top w:type="dxa" w:w="70"/>
+              <w:left w:type="dxa" w:w="140"/>
+              <w:bottom w:type="dxa" w:w="20"/>
+              <w:right w:type="dxa" w:w="140"/>
+            </w:tcMar>
+          </w:tcPr>
+          <w:p>
+            <w:pPr>
+              <w:spacing w:after="0" w:line="260"/>
+            </w:pPr>
+            <w:r>
+              <w:rPr>
+                <w:b/>
+                <w:bCs/>
+                <w:color w:val="7A3B69"/>
+                <w:sz w:val="18"/>
+                <w:szCs w:val="18"/>
+              </w:rPr>
+              <w:t xml:space="preserve">I would start by…</w:t>
+            </w:r>
+          </w:p>
+        </w:tc>
+      </w:tr>
+      <w:tr>
+        <w:trPr>
+          <w:trHeight w:val="460" w:hRule="atLeast"/>
+        </w:trPr>
+        <w:tc>
+          <w:tcPr>
+            <w:tcW w:type="dxa" w:w="9070"/>
+            <w:tcMar>
+              <w:top w:type="dxa" w:w="40"/>
+              <w:left w:type="dxa" w:w="140"/>
+              <w:bottom w:type="dxa" w:w="40"/>
+              <w:right w:type="dxa" w:w="140"/>
+            </w:tcMar>
+          </w:tcPr>
+          <w:p>
+            <w:pPr>
+              <w:spacing w:after="0"/>
+            </w:pPr>
+          </w:p>
+        </w:tc>
+      </w:tr>
+      <w:tr>
         <w:trPr>
           <w:trHeight w:val="460" w:hRule="atLeast"/>
         </w:trPr>
@@ -1880,57 +1577,28 @@
       </w:tr>
     </w:tbl>
     <w:p>
-      <w:r>
-        <w:br w:type="page"/>
-      </w:r>
-    </w:p>
-    <w:p>
-      <w:pPr>
-        <w:keepNext/>
-        <w:pBdr>
-          <w:bottom w:val="single" w:color="B9B3A6" w:sz="4"/>
-        </w:pBdr>
-        <w:spacing w:after="60"/>
+      <w:pPr>
+        <w:spacing w:after="60" w:before="200"/>
       </w:pPr>
       <w:r>
         <w:rPr>
           <w:b/>
           <w:bCs/>
           <w:color w:val="7A3B69"/>
-          <w:spacing w:val="30"/>
-          <w:sz w:val="16"/>
-          <w:szCs w:val="16"/>
-        </w:rPr>
-        <w:t xml:space="preserve">GETTING BETTER AT GOALS</w:t>
-      </w:r>
-    </w:p>
-    <w:p>
-      <w:pPr>
-        <w:pStyle w:val="Heading2"/>
-        <w:keepNext/>
-        <w:spacing w:after="180" w:before="160"/>
-      </w:pPr>
+          <w:sz w:val="22"/>
+          <w:szCs w:val="22"/>
+        </w:rPr>
+        <w:t xml:space="preserve">2.  </w:t>
+      </w:r>
       <w:r>
         <w:rPr>
           <w:b/>
           <w:bCs/>
-          <w:color w:val="1F3A5F"/>
-          <w:sz w:val="38"/>
-          <w:szCs w:val="38"/>
-        </w:rPr>
-        <w:t xml:space="preserve">My notes and drawings</w:t>
-      </w:r>
-    </w:p>
-    <w:p>
-      <w:pPr>
-        <w:spacing w:after="160" w:before="0" w:line="300"/>
-      </w:pPr>
-      <w:r>
-        <w:rPr>
-          <w:sz w:val="24"/>
-          <w:szCs w:val="24"/>
-        </w:rPr>
-        <w:t xml:space="preserve">Anything you want to keep from this step. Words, marks, or a drawing — it is your page, and no one marks it.</w:t>
+          <w:color w:val="7A3B69"/>
+          <w:sz w:val="22"/>
+          <w:szCs w:val="22"/>
+        </w:rPr>
+        <w:t xml:space="preserve">Choose a learning goal that matters to you</w:t>
       </w:r>
     </w:p>
     <w:tbl>
@@ -1949,6 +1617,1579 @@
         <w:gridCol w:w="9070"/>
       </w:tblGrid>
       <w:tr>
+        <w:tc>
+          <w:tcPr>
+            <w:tcW w:type="dxa" w:w="9070"/>
+            <w:tcMar>
+              <w:top w:type="dxa" w:w="70"/>
+              <w:left w:type="dxa" w:w="140"/>
+              <w:bottom w:type="dxa" w:w="20"/>
+              <w:right w:type="dxa" w:w="140"/>
+            </w:tcMar>
+          </w:tcPr>
+          <w:p>
+            <w:pPr>
+              <w:spacing w:after="0" w:line="260"/>
+            </w:pPr>
+            <w:r>
+              <w:rPr>
+                <w:b/>
+                <w:bCs/>
+                <w:color w:val="7A3B69"/>
+                <w:sz w:val="18"/>
+                <w:szCs w:val="18"/>
+              </w:rPr>
+              <w:t xml:space="preserve">This matters to me because…</w:t>
+            </w:r>
+          </w:p>
+        </w:tc>
+      </w:tr>
+      <w:tr>
+        <w:trPr>
+          <w:trHeight w:val="460" w:hRule="atLeast"/>
+        </w:trPr>
+        <w:tc>
+          <w:tcPr>
+            <w:tcW w:type="dxa" w:w="9070"/>
+            <w:tcMar>
+              <w:top w:type="dxa" w:w="40"/>
+              <w:left w:type="dxa" w:w="140"/>
+              <w:bottom w:type="dxa" w:w="40"/>
+              <w:right w:type="dxa" w:w="140"/>
+            </w:tcMar>
+          </w:tcPr>
+          <w:p>
+            <w:pPr>
+              <w:spacing w:after="0"/>
+            </w:pPr>
+          </w:p>
+        </w:tc>
+      </w:tr>
+      <w:tr>
+        <w:trPr>
+          <w:trHeight w:val="460" w:hRule="atLeast"/>
+        </w:trPr>
+        <w:tc>
+          <w:tcPr>
+            <w:tcW w:type="dxa" w:w="9070"/>
+            <w:tcMar>
+              <w:top w:type="dxa" w:w="40"/>
+              <w:left w:type="dxa" w:w="140"/>
+              <w:bottom w:type="dxa" w:w="40"/>
+              <w:right w:type="dxa" w:w="140"/>
+            </w:tcMar>
+          </w:tcPr>
+          <w:p>
+            <w:pPr>
+              <w:spacing w:after="0"/>
+            </w:pPr>
+          </w:p>
+        </w:tc>
+      </w:tr>
+    </w:tbl>
+    <w:tbl>
+      <w:tblPr>
+        <w:tblW w:type="pct" w:w="100%"/>
+        <w:tblBorders>
+          <w:top w:val="single" w:color="B9B3A6" w:sz="6"/>
+          <w:left w:val="single" w:color="B9B3A6" w:sz="6"/>
+          <w:bottom w:val="single" w:color="B9B3A6" w:sz="6"/>
+          <w:right w:val="single" w:color="B9B3A6" w:sz="6"/>
+          <w:insideH w:val="single" w:color="E2DED3" w:sz="1"/>
+          <w:insideV w:val="none"/>
+        </w:tblBorders>
+      </w:tblPr>
+      <w:tblGrid>
+        <w:gridCol w:w="9070"/>
+      </w:tblGrid>
+      <w:tr>
+        <w:tc>
+          <w:tcPr>
+            <w:tcW w:type="dxa" w:w="9070"/>
+            <w:tcMar>
+              <w:top w:type="dxa" w:w="70"/>
+              <w:left w:type="dxa" w:w="140"/>
+              <w:bottom w:type="dxa" w:w="20"/>
+              <w:right w:type="dxa" w:w="140"/>
+            </w:tcMar>
+          </w:tcPr>
+          <w:p>
+            <w:pPr>
+              <w:spacing w:after="0" w:line="260"/>
+            </w:pPr>
+            <w:r>
+              <w:rPr>
+                <w:b/>
+                <w:bCs/>
+                <w:color w:val="7A3B69"/>
+                <w:sz w:val="18"/>
+                <w:szCs w:val="18"/>
+              </w:rPr>
+              <w:t xml:space="preserve">I would start by…</w:t>
+            </w:r>
+          </w:p>
+        </w:tc>
+      </w:tr>
+      <w:tr>
+        <w:trPr>
+          <w:trHeight w:val="460" w:hRule="atLeast"/>
+        </w:trPr>
+        <w:tc>
+          <w:tcPr>
+            <w:tcW w:type="dxa" w:w="9070"/>
+            <w:tcMar>
+              <w:top w:type="dxa" w:w="40"/>
+              <w:left w:type="dxa" w:w="140"/>
+              <w:bottom w:type="dxa" w:w="40"/>
+              <w:right w:type="dxa" w:w="140"/>
+            </w:tcMar>
+          </w:tcPr>
+          <w:p>
+            <w:pPr>
+              <w:spacing w:after="0"/>
+            </w:pPr>
+          </w:p>
+        </w:tc>
+      </w:tr>
+      <w:tr>
+        <w:trPr>
+          <w:trHeight w:val="460" w:hRule="atLeast"/>
+        </w:trPr>
+        <w:tc>
+          <w:tcPr>
+            <w:tcW w:type="dxa" w:w="9070"/>
+            <w:tcMar>
+              <w:top w:type="dxa" w:w="40"/>
+              <w:left w:type="dxa" w:w="140"/>
+              <w:bottom w:type="dxa" w:w="40"/>
+              <w:right w:type="dxa" w:w="140"/>
+            </w:tcMar>
+          </w:tcPr>
+          <w:p>
+            <w:pPr>
+              <w:spacing w:after="0"/>
+            </w:pPr>
+          </w:p>
+        </w:tc>
+      </w:tr>
+    </w:tbl>
+    <w:p>
+      <w:pPr>
+        <w:spacing w:after="60" w:before="200"/>
+      </w:pPr>
+      <w:r>
+        <w:rPr>
+          <w:b/>
+          <w:bCs/>
+          <w:color w:val="7A3B69"/>
+          <w:sz w:val="22"/>
+          <w:szCs w:val="22"/>
+        </w:rPr>
+        <w:t xml:space="preserve">3.  </w:t>
+      </w:r>
+      <w:r>
+        <w:rPr>
+          <w:b/>
+          <w:bCs/>
+          <w:color w:val="7A3B69"/>
+          <w:sz w:val="22"/>
+          <w:szCs w:val="22"/>
+        </w:rPr>
+        <w:t xml:space="preserve">Make a plan and take steps</w:t>
+      </w:r>
+    </w:p>
+    <w:tbl>
+      <w:tblPr>
+        <w:tblW w:type="pct" w:w="100%"/>
+        <w:tblBorders>
+          <w:top w:val="single" w:color="B9B3A6" w:sz="6"/>
+          <w:left w:val="single" w:color="B9B3A6" w:sz="6"/>
+          <w:bottom w:val="single" w:color="B9B3A6" w:sz="6"/>
+          <w:right w:val="single" w:color="B9B3A6" w:sz="6"/>
+          <w:insideH w:val="single" w:color="E2DED3" w:sz="1"/>
+          <w:insideV w:val="none"/>
+        </w:tblBorders>
+      </w:tblPr>
+      <w:tblGrid>
+        <w:gridCol w:w="9070"/>
+      </w:tblGrid>
+      <w:tr>
+        <w:tc>
+          <w:tcPr>
+            <w:tcW w:type="dxa" w:w="9070"/>
+            <w:tcMar>
+              <w:top w:type="dxa" w:w="70"/>
+              <w:left w:type="dxa" w:w="140"/>
+              <w:bottom w:type="dxa" w:w="20"/>
+              <w:right w:type="dxa" w:w="140"/>
+            </w:tcMar>
+          </w:tcPr>
+          <w:p>
+            <w:pPr>
+              <w:spacing w:after="0" w:line="260"/>
+            </w:pPr>
+            <w:r>
+              <w:rPr>
+                <w:b/>
+                <w:bCs/>
+                <w:color w:val="7A3B69"/>
+                <w:sz w:val="18"/>
+                <w:szCs w:val="18"/>
+              </w:rPr>
+              <w:t xml:space="preserve">This matters to me because…</w:t>
+            </w:r>
+          </w:p>
+        </w:tc>
+      </w:tr>
+      <w:tr>
+        <w:trPr>
+          <w:trHeight w:val="460" w:hRule="atLeast"/>
+        </w:trPr>
+        <w:tc>
+          <w:tcPr>
+            <w:tcW w:type="dxa" w:w="9070"/>
+            <w:tcMar>
+              <w:top w:type="dxa" w:w="40"/>
+              <w:left w:type="dxa" w:w="140"/>
+              <w:bottom w:type="dxa" w:w="40"/>
+              <w:right w:type="dxa" w:w="140"/>
+            </w:tcMar>
+          </w:tcPr>
+          <w:p>
+            <w:pPr>
+              <w:spacing w:after="0"/>
+            </w:pPr>
+          </w:p>
+        </w:tc>
+      </w:tr>
+      <w:tr>
+        <w:trPr>
+          <w:trHeight w:val="460" w:hRule="atLeast"/>
+        </w:trPr>
+        <w:tc>
+          <w:tcPr>
+            <w:tcW w:type="dxa" w:w="9070"/>
+            <w:tcMar>
+              <w:top w:type="dxa" w:w="40"/>
+              <w:left w:type="dxa" w:w="140"/>
+              <w:bottom w:type="dxa" w:w="40"/>
+              <w:right w:type="dxa" w:w="140"/>
+            </w:tcMar>
+          </w:tcPr>
+          <w:p>
+            <w:pPr>
+              <w:spacing w:after="0"/>
+            </w:pPr>
+          </w:p>
+        </w:tc>
+      </w:tr>
+    </w:tbl>
+    <w:tbl>
+      <w:tblPr>
+        <w:tblW w:type="pct" w:w="100%"/>
+        <w:tblBorders>
+          <w:top w:val="single" w:color="B9B3A6" w:sz="6"/>
+          <w:left w:val="single" w:color="B9B3A6" w:sz="6"/>
+          <w:bottom w:val="single" w:color="B9B3A6" w:sz="6"/>
+          <w:right w:val="single" w:color="B9B3A6" w:sz="6"/>
+          <w:insideH w:val="single" w:color="E2DED3" w:sz="1"/>
+          <w:insideV w:val="none"/>
+        </w:tblBorders>
+      </w:tblPr>
+      <w:tblGrid>
+        <w:gridCol w:w="9070"/>
+      </w:tblGrid>
+      <w:tr>
+        <w:tc>
+          <w:tcPr>
+            <w:tcW w:type="dxa" w:w="9070"/>
+            <w:tcMar>
+              <w:top w:type="dxa" w:w="70"/>
+              <w:left w:type="dxa" w:w="140"/>
+              <w:bottom w:type="dxa" w:w="20"/>
+              <w:right w:type="dxa" w:w="140"/>
+            </w:tcMar>
+          </w:tcPr>
+          <w:p>
+            <w:pPr>
+              <w:spacing w:after="0" w:line="260"/>
+            </w:pPr>
+            <w:r>
+              <w:rPr>
+                <w:b/>
+                <w:bCs/>
+                <w:color w:val="7A3B69"/>
+                <w:sz w:val="18"/>
+                <w:szCs w:val="18"/>
+              </w:rPr>
+              <w:t xml:space="preserve">I would start by…</w:t>
+            </w:r>
+          </w:p>
+        </w:tc>
+      </w:tr>
+      <w:tr>
+        <w:trPr>
+          <w:trHeight w:val="460" w:hRule="atLeast"/>
+        </w:trPr>
+        <w:tc>
+          <w:tcPr>
+            <w:tcW w:type="dxa" w:w="9070"/>
+            <w:tcMar>
+              <w:top w:type="dxa" w:w="40"/>
+              <w:left w:type="dxa" w:w="140"/>
+              <w:bottom w:type="dxa" w:w="40"/>
+              <w:right w:type="dxa" w:w="140"/>
+            </w:tcMar>
+          </w:tcPr>
+          <w:p>
+            <w:pPr>
+              <w:spacing w:after="0"/>
+            </w:pPr>
+          </w:p>
+        </w:tc>
+      </w:tr>
+      <w:tr>
+        <w:trPr>
+          <w:trHeight w:val="460" w:hRule="atLeast"/>
+        </w:trPr>
+        <w:tc>
+          <w:tcPr>
+            <w:tcW w:type="dxa" w:w="9070"/>
+            <w:tcMar>
+              <w:top w:type="dxa" w:w="40"/>
+              <w:left w:type="dxa" w:w="140"/>
+              <w:bottom w:type="dxa" w:w="40"/>
+              <w:right w:type="dxa" w:w="140"/>
+            </w:tcMar>
+          </w:tcPr>
+          <w:p>
+            <w:pPr>
+              <w:spacing w:after="0"/>
+            </w:pPr>
+          </w:p>
+        </w:tc>
+      </w:tr>
+    </w:tbl>
+    <w:p>
+      <w:pPr>
+        <w:spacing w:after="60" w:before="200"/>
+      </w:pPr>
+      <w:r>
+        <w:rPr>
+          <w:b/>
+          <w:bCs/>
+          <w:color w:val="7A3B69"/>
+          <w:sz w:val="22"/>
+          <w:szCs w:val="22"/>
+        </w:rPr>
+        <w:t xml:space="preserve">4.  </w:t>
+      </w:r>
+      <w:r>
+        <w:rPr>
+          <w:b/>
+          <w:bCs/>
+          <w:color w:val="7A3B69"/>
+          <w:sz w:val="22"/>
+          <w:szCs w:val="22"/>
+        </w:rPr>
+        <w:t xml:space="preserve">See how you are doing, and grow</w:t>
+      </w:r>
+    </w:p>
+    <w:tbl>
+      <w:tblPr>
+        <w:tblW w:type="pct" w:w="100%"/>
+        <w:tblBorders>
+          <w:top w:val="single" w:color="B9B3A6" w:sz="6"/>
+          <w:left w:val="single" w:color="B9B3A6" w:sz="6"/>
+          <w:bottom w:val="single" w:color="B9B3A6" w:sz="6"/>
+          <w:right w:val="single" w:color="B9B3A6" w:sz="6"/>
+          <w:insideH w:val="single" w:color="E2DED3" w:sz="1"/>
+          <w:insideV w:val="none"/>
+        </w:tblBorders>
+      </w:tblPr>
+      <w:tblGrid>
+        <w:gridCol w:w="9070"/>
+      </w:tblGrid>
+      <w:tr>
+        <w:tc>
+          <w:tcPr>
+            <w:tcW w:type="dxa" w:w="9070"/>
+            <w:tcMar>
+              <w:top w:type="dxa" w:w="70"/>
+              <w:left w:type="dxa" w:w="140"/>
+              <w:bottom w:type="dxa" w:w="20"/>
+              <w:right w:type="dxa" w:w="140"/>
+            </w:tcMar>
+          </w:tcPr>
+          <w:p>
+            <w:pPr>
+              <w:spacing w:after="0" w:line="260"/>
+            </w:pPr>
+            <w:r>
+              <w:rPr>
+                <w:b/>
+                <w:bCs/>
+                <w:color w:val="7A3B69"/>
+                <w:sz w:val="18"/>
+                <w:szCs w:val="18"/>
+              </w:rPr>
+              <w:t xml:space="preserve">This matters to me because…</w:t>
+            </w:r>
+          </w:p>
+        </w:tc>
+      </w:tr>
+      <w:tr>
+        <w:trPr>
+          <w:trHeight w:val="460" w:hRule="atLeast"/>
+        </w:trPr>
+        <w:tc>
+          <w:tcPr>
+            <w:tcW w:type="dxa" w:w="9070"/>
+            <w:tcMar>
+              <w:top w:type="dxa" w:w="40"/>
+              <w:left w:type="dxa" w:w="140"/>
+              <w:bottom w:type="dxa" w:w="40"/>
+              <w:right w:type="dxa" w:w="140"/>
+            </w:tcMar>
+          </w:tcPr>
+          <w:p>
+            <w:pPr>
+              <w:spacing w:after="0"/>
+            </w:pPr>
+          </w:p>
+        </w:tc>
+      </w:tr>
+      <w:tr>
+        <w:trPr>
+          <w:trHeight w:val="460" w:hRule="atLeast"/>
+        </w:trPr>
+        <w:tc>
+          <w:tcPr>
+            <w:tcW w:type="dxa" w:w="9070"/>
+            <w:tcMar>
+              <w:top w:type="dxa" w:w="40"/>
+              <w:left w:type="dxa" w:w="140"/>
+              <w:bottom w:type="dxa" w:w="40"/>
+              <w:right w:type="dxa" w:w="140"/>
+            </w:tcMar>
+          </w:tcPr>
+          <w:p>
+            <w:pPr>
+              <w:spacing w:after="0"/>
+            </w:pPr>
+          </w:p>
+        </w:tc>
+      </w:tr>
+    </w:tbl>
+    <w:tbl>
+      <w:tblPr>
+        <w:tblW w:type="pct" w:w="100%"/>
+        <w:tblBorders>
+          <w:top w:val="single" w:color="B9B3A6" w:sz="6"/>
+          <w:left w:val="single" w:color="B9B3A6" w:sz="6"/>
+          <w:bottom w:val="single" w:color="B9B3A6" w:sz="6"/>
+          <w:right w:val="single" w:color="B9B3A6" w:sz="6"/>
+          <w:insideH w:val="single" w:color="E2DED3" w:sz="1"/>
+          <w:insideV w:val="none"/>
+        </w:tblBorders>
+      </w:tblPr>
+      <w:tblGrid>
+        <w:gridCol w:w="9070"/>
+      </w:tblGrid>
+      <w:tr>
+        <w:tc>
+          <w:tcPr>
+            <w:tcW w:type="dxa" w:w="9070"/>
+            <w:tcMar>
+              <w:top w:type="dxa" w:w="70"/>
+              <w:left w:type="dxa" w:w="140"/>
+              <w:bottom w:type="dxa" w:w="20"/>
+              <w:right w:type="dxa" w:w="140"/>
+            </w:tcMar>
+          </w:tcPr>
+          <w:p>
+            <w:pPr>
+              <w:spacing w:after="0" w:line="260"/>
+            </w:pPr>
+            <w:r>
+              <w:rPr>
+                <w:b/>
+                <w:bCs/>
+                <w:color w:val="7A3B69"/>
+                <w:sz w:val="18"/>
+                <w:szCs w:val="18"/>
+              </w:rPr>
+              <w:t xml:space="preserve">I would start by…</w:t>
+            </w:r>
+          </w:p>
+        </w:tc>
+      </w:tr>
+      <w:tr>
+        <w:trPr>
+          <w:trHeight w:val="460" w:hRule="atLeast"/>
+        </w:trPr>
+        <w:tc>
+          <w:tcPr>
+            <w:tcW w:type="dxa" w:w="9070"/>
+            <w:tcMar>
+              <w:top w:type="dxa" w:w="40"/>
+              <w:left w:type="dxa" w:w="140"/>
+              <w:bottom w:type="dxa" w:w="40"/>
+              <w:right w:type="dxa" w:w="140"/>
+            </w:tcMar>
+          </w:tcPr>
+          <w:p>
+            <w:pPr>
+              <w:spacing w:after="0"/>
+            </w:pPr>
+          </w:p>
+        </w:tc>
+      </w:tr>
+      <w:tr>
+        <w:trPr>
+          <w:trHeight w:val="460" w:hRule="atLeast"/>
+        </w:trPr>
+        <w:tc>
+          <w:tcPr>
+            <w:tcW w:type="dxa" w:w="9070"/>
+            <w:tcMar>
+              <w:top w:type="dxa" w:w="40"/>
+              <w:left w:type="dxa" w:w="140"/>
+              <w:bottom w:type="dxa" w:w="40"/>
+              <w:right w:type="dxa" w:w="140"/>
+            </w:tcMar>
+          </w:tcPr>
+          <w:p>
+            <w:pPr>
+              <w:spacing w:after="0"/>
+            </w:pPr>
+          </w:p>
+        </w:tc>
+      </w:tr>
+    </w:tbl>
+    <w:p>
+      <w:r>
+        <w:br w:type="page"/>
+      </w:r>
+    </w:p>
+    <w:p>
+      <w:pPr>
+        <w:keepNext/>
+        <w:pBdr>
+          <w:bottom w:val="single" w:color="B9B3A6" w:sz="4"/>
+        </w:pBdr>
+        <w:spacing w:after="60"/>
+      </w:pPr>
+      <w:r>
+        <w:rPr>
+          <w:b/>
+          <w:bCs/>
+          <w:color w:val="7A3B69"/>
+          <w:spacing w:val="30"/>
+          <w:sz w:val="16"/>
+          <w:szCs w:val="16"/>
+        </w:rPr>
+        <w:t xml:space="preserve">WHY THESE MATTER TO ME</w:t>
+      </w:r>
+    </w:p>
+    <w:p>
+      <w:pPr>
+        <w:pStyle w:val="Heading2"/>
+        <w:keepNext/>
+        <w:spacing w:after="180" w:before="160"/>
+      </w:pPr>
+      <w:r>
+        <w:rPr>
+          <w:b/>
+          <w:bCs/>
+          <w:color w:val="1F3A5F"/>
+          <w:sz w:val="38"/>
+          <w:szCs w:val="38"/>
+        </w:rPr>
+        <w:t xml:space="preserve">My notes and drawings</w:t>
+      </w:r>
+    </w:p>
+    <w:p>
+      <w:pPr>
+        <w:spacing w:after="160" w:before="0" w:line="300"/>
+      </w:pPr>
+      <w:r>
+        <w:rPr>
+          <w:sz w:val="24"/>
+          <w:szCs w:val="24"/>
+        </w:rPr>
+        <w:t xml:space="preserve">Anything you want to keep from this step. Words, marks, or a drawing — it is your page, and no one marks it.</w:t>
+      </w:r>
+    </w:p>
+    <w:tbl>
+      <w:tblPr>
+        <w:tblW w:type="pct" w:w="100%"/>
+        <w:tblBorders>
+          <w:top w:val="single" w:color="B9B3A6" w:sz="6"/>
+          <w:left w:val="single" w:color="B9B3A6" w:sz="6"/>
+          <w:bottom w:val="single" w:color="B9B3A6" w:sz="6"/>
+          <w:right w:val="single" w:color="B9B3A6" w:sz="6"/>
+          <w:insideH w:val="single" w:color="E2DED3" w:sz="1"/>
+          <w:insideV w:val="none"/>
+        </w:tblBorders>
+      </w:tblPr>
+      <w:tblGrid>
+        <w:gridCol w:w="9070"/>
+      </w:tblGrid>
+      <w:tr>
+        <w:trPr>
+          <w:trHeight w:val="460" w:hRule="atLeast"/>
+        </w:trPr>
+        <w:tc>
+          <w:tcPr>
+            <w:tcW w:type="dxa" w:w="9070"/>
+            <w:tcMar>
+              <w:top w:type="dxa" w:w="40"/>
+              <w:left w:type="dxa" w:w="140"/>
+              <w:bottom w:type="dxa" w:w="40"/>
+              <w:right w:type="dxa" w:w="140"/>
+            </w:tcMar>
+          </w:tcPr>
+          <w:p>
+            <w:pPr>
+              <w:spacing w:after="0"/>
+            </w:pPr>
+          </w:p>
+        </w:tc>
+      </w:tr>
+      <w:tr>
+        <w:trPr>
+          <w:trHeight w:val="460" w:hRule="atLeast"/>
+        </w:trPr>
+        <w:tc>
+          <w:tcPr>
+            <w:tcW w:type="dxa" w:w="9070"/>
+            <w:tcMar>
+              <w:top w:type="dxa" w:w="40"/>
+              <w:left w:type="dxa" w:w="140"/>
+              <w:bottom w:type="dxa" w:w="40"/>
+              <w:right w:type="dxa" w:w="140"/>
+            </w:tcMar>
+          </w:tcPr>
+          <w:p>
+            <w:pPr>
+              <w:spacing w:after="0"/>
+            </w:pPr>
+          </w:p>
+        </w:tc>
+      </w:tr>
+      <w:tr>
+        <w:trPr>
+          <w:trHeight w:val="460" w:hRule="atLeast"/>
+        </w:trPr>
+        <w:tc>
+          <w:tcPr>
+            <w:tcW w:type="dxa" w:w="9070"/>
+            <w:tcMar>
+              <w:top w:type="dxa" w:w="40"/>
+              <w:left w:type="dxa" w:w="140"/>
+              <w:bottom w:type="dxa" w:w="40"/>
+              <w:right w:type="dxa" w:w="140"/>
+            </w:tcMar>
+          </w:tcPr>
+          <w:p>
+            <w:pPr>
+              <w:spacing w:after="0"/>
+            </w:pPr>
+          </w:p>
+        </w:tc>
+      </w:tr>
+      <w:tr>
+        <w:trPr>
+          <w:trHeight w:val="460" w:hRule="atLeast"/>
+        </w:trPr>
+        <w:tc>
+          <w:tcPr>
+            <w:tcW w:type="dxa" w:w="9070"/>
+            <w:tcMar>
+              <w:top w:type="dxa" w:w="40"/>
+              <w:left w:type="dxa" w:w="140"/>
+              <w:bottom w:type="dxa" w:w="40"/>
+              <w:right w:type="dxa" w:w="140"/>
+            </w:tcMar>
+          </w:tcPr>
+          <w:p>
+            <w:pPr>
+              <w:spacing w:after="0"/>
+            </w:pPr>
+          </w:p>
+        </w:tc>
+      </w:tr>
+      <w:tr>
+        <w:trPr>
+          <w:trHeight w:val="460" w:hRule="atLeast"/>
+        </w:trPr>
+        <w:tc>
+          <w:tcPr>
+            <w:tcW w:type="dxa" w:w="9070"/>
+            <w:tcMar>
+              <w:top w:type="dxa" w:w="40"/>
+              <w:left w:type="dxa" w:w="140"/>
+              <w:bottom w:type="dxa" w:w="40"/>
+              <w:right w:type="dxa" w:w="140"/>
+            </w:tcMar>
+          </w:tcPr>
+          <w:p>
+            <w:pPr>
+              <w:spacing w:after="0"/>
+            </w:pPr>
+          </w:p>
+        </w:tc>
+      </w:tr>
+      <w:tr>
+        <w:trPr>
+          <w:trHeight w:val="460" w:hRule="atLeast"/>
+        </w:trPr>
+        <w:tc>
+          <w:tcPr>
+            <w:tcW w:type="dxa" w:w="9070"/>
+            <w:tcMar>
+              <w:top w:type="dxa" w:w="40"/>
+              <w:left w:type="dxa" w:w="140"/>
+              <w:bottom w:type="dxa" w:w="40"/>
+              <w:right w:type="dxa" w:w="140"/>
+            </w:tcMar>
+          </w:tcPr>
+          <w:p>
+            <w:pPr>
+              <w:spacing w:after="0"/>
+            </w:pPr>
+          </w:p>
+        </w:tc>
+      </w:tr>
+      <w:tr>
+        <w:trPr>
+          <w:trHeight w:val="460" w:hRule="atLeast"/>
+        </w:trPr>
+        <w:tc>
+          <w:tcPr>
+            <w:tcW w:type="dxa" w:w="9070"/>
+            <w:tcMar>
+              <w:top w:type="dxa" w:w="40"/>
+              <w:left w:type="dxa" w:w="140"/>
+              <w:bottom w:type="dxa" w:w="40"/>
+              <w:right w:type="dxa" w:w="140"/>
+            </w:tcMar>
+          </w:tcPr>
+          <w:p>
+            <w:pPr>
+              <w:spacing w:after="0"/>
+            </w:pPr>
+          </w:p>
+        </w:tc>
+      </w:tr>
+      <w:tr>
+        <w:trPr>
+          <w:trHeight w:val="460" w:hRule="atLeast"/>
+        </w:trPr>
+        <w:tc>
+          <w:tcPr>
+            <w:tcW w:type="dxa" w:w="9070"/>
+            <w:tcMar>
+              <w:top w:type="dxa" w:w="40"/>
+              <w:left w:type="dxa" w:w="140"/>
+              <w:bottom w:type="dxa" w:w="40"/>
+              <w:right w:type="dxa" w:w="140"/>
+            </w:tcMar>
+          </w:tcPr>
+          <w:p>
+            <w:pPr>
+              <w:spacing w:after="0"/>
+            </w:pPr>
+          </w:p>
+        </w:tc>
+      </w:tr>
+      <w:tr>
+        <w:trPr>
+          <w:trHeight w:val="460" w:hRule="atLeast"/>
+        </w:trPr>
+        <w:tc>
+          <w:tcPr>
+            <w:tcW w:type="dxa" w:w="9070"/>
+            <w:tcMar>
+              <w:top w:type="dxa" w:w="40"/>
+              <w:left w:type="dxa" w:w="140"/>
+              <w:bottom w:type="dxa" w:w="40"/>
+              <w:right w:type="dxa" w:w="140"/>
+            </w:tcMar>
+          </w:tcPr>
+          <w:p>
+            <w:pPr>
+              <w:spacing w:after="0"/>
+            </w:pPr>
+          </w:p>
+        </w:tc>
+      </w:tr>
+      <w:tr>
+        <w:trPr>
+          <w:trHeight w:val="460" w:hRule="atLeast"/>
+        </w:trPr>
+        <w:tc>
+          <w:tcPr>
+            <w:tcW w:type="dxa" w:w="9070"/>
+            <w:tcMar>
+              <w:top w:type="dxa" w:w="40"/>
+              <w:left w:type="dxa" w:w="140"/>
+              <w:bottom w:type="dxa" w:w="40"/>
+              <w:right w:type="dxa" w:w="140"/>
+            </w:tcMar>
+          </w:tcPr>
+          <w:p>
+            <w:pPr>
+              <w:spacing w:after="0"/>
+            </w:pPr>
+          </w:p>
+        </w:tc>
+      </w:tr>
+      <w:tr>
+        <w:trPr>
+          <w:trHeight w:val="460" w:hRule="atLeast"/>
+        </w:trPr>
+        <w:tc>
+          <w:tcPr>
+            <w:tcW w:type="dxa" w:w="9070"/>
+            <w:tcMar>
+              <w:top w:type="dxa" w:w="40"/>
+              <w:left w:type="dxa" w:w="140"/>
+              <w:bottom w:type="dxa" w:w="40"/>
+              <w:right w:type="dxa" w:w="140"/>
+            </w:tcMar>
+          </w:tcPr>
+          <w:p>
+            <w:pPr>
+              <w:spacing w:after="0"/>
+            </w:pPr>
+          </w:p>
+        </w:tc>
+      </w:tr>
+      <w:tr>
+        <w:trPr>
+          <w:trHeight w:val="460" w:hRule="atLeast"/>
+        </w:trPr>
+        <w:tc>
+          <w:tcPr>
+            <w:tcW w:type="dxa" w:w="9070"/>
+            <w:tcMar>
+              <w:top w:type="dxa" w:w="40"/>
+              <w:left w:type="dxa" w:w="140"/>
+              <w:bottom w:type="dxa" w:w="40"/>
+              <w:right w:type="dxa" w:w="140"/>
+            </w:tcMar>
+          </w:tcPr>
+          <w:p>
+            <w:pPr>
+              <w:spacing w:after="0"/>
+            </w:pPr>
+          </w:p>
+        </w:tc>
+      </w:tr>
+      <w:tr>
+        <w:trPr>
+          <w:trHeight w:val="460" w:hRule="atLeast"/>
+        </w:trPr>
+        <w:tc>
+          <w:tcPr>
+            <w:tcW w:type="dxa" w:w="9070"/>
+            <w:tcMar>
+              <w:top w:type="dxa" w:w="40"/>
+              <w:left w:type="dxa" w:w="140"/>
+              <w:bottom w:type="dxa" w:w="40"/>
+              <w:right w:type="dxa" w:w="140"/>
+            </w:tcMar>
+          </w:tcPr>
+          <w:p>
+            <w:pPr>
+              <w:spacing w:after="0"/>
+            </w:pPr>
+          </w:p>
+        </w:tc>
+      </w:tr>
+      <w:tr>
+        <w:trPr>
+          <w:trHeight w:val="460" w:hRule="atLeast"/>
+        </w:trPr>
+        <w:tc>
+          <w:tcPr>
+            <w:tcW w:type="dxa" w:w="9070"/>
+            <w:tcMar>
+              <w:top w:type="dxa" w:w="40"/>
+              <w:left w:type="dxa" w:w="140"/>
+              <w:bottom w:type="dxa" w:w="40"/>
+              <w:right w:type="dxa" w:w="140"/>
+            </w:tcMar>
+          </w:tcPr>
+          <w:p>
+            <w:pPr>
+              <w:spacing w:after="0"/>
+            </w:pPr>
+          </w:p>
+        </w:tc>
+      </w:tr>
+      <w:tr>
+        <w:trPr>
+          <w:trHeight w:val="460" w:hRule="atLeast"/>
+        </w:trPr>
+        <w:tc>
+          <w:tcPr>
+            <w:tcW w:type="dxa" w:w="9070"/>
+            <w:tcMar>
+              <w:top w:type="dxa" w:w="40"/>
+              <w:left w:type="dxa" w:w="140"/>
+              <w:bottom w:type="dxa" w:w="40"/>
+              <w:right w:type="dxa" w:w="140"/>
+            </w:tcMar>
+          </w:tcPr>
+          <w:p>
+            <w:pPr>
+              <w:spacing w:after="0"/>
+            </w:pPr>
+          </w:p>
+        </w:tc>
+      </w:tr>
+      <w:tr>
+        <w:trPr>
+          <w:trHeight w:val="460" w:hRule="atLeast"/>
+        </w:trPr>
+        <w:tc>
+          <w:tcPr>
+            <w:tcW w:type="dxa" w:w="9070"/>
+            <w:tcMar>
+              <w:top w:type="dxa" w:w="40"/>
+              <w:left w:type="dxa" w:w="140"/>
+              <w:bottom w:type="dxa" w:w="40"/>
+              <w:right w:type="dxa" w:w="140"/>
+            </w:tcMar>
+          </w:tcPr>
+          <w:p>
+            <w:pPr>
+              <w:spacing w:after="0"/>
+            </w:pPr>
+          </w:p>
+        </w:tc>
+      </w:tr>
+      <w:tr>
+        <w:trPr>
+          <w:trHeight w:val="460" w:hRule="atLeast"/>
+        </w:trPr>
+        <w:tc>
+          <w:tcPr>
+            <w:tcW w:type="dxa" w:w="9070"/>
+            <w:tcMar>
+              <w:top w:type="dxa" w:w="40"/>
+              <w:left w:type="dxa" w:w="140"/>
+              <w:bottom w:type="dxa" w:w="40"/>
+              <w:right w:type="dxa" w:w="140"/>
+            </w:tcMar>
+          </w:tcPr>
+          <w:p>
+            <w:pPr>
+              <w:spacing w:after="0"/>
+            </w:pPr>
+          </w:p>
+        </w:tc>
+      </w:tr>
+      <w:tr>
+        <w:trPr>
+          <w:trHeight w:val="460" w:hRule="atLeast"/>
+        </w:trPr>
+        <w:tc>
+          <w:tcPr>
+            <w:tcW w:type="dxa" w:w="9070"/>
+            <w:tcMar>
+              <w:top w:type="dxa" w:w="40"/>
+              <w:left w:type="dxa" w:w="140"/>
+              <w:bottom w:type="dxa" w:w="40"/>
+              <w:right w:type="dxa" w:w="140"/>
+            </w:tcMar>
+          </w:tcPr>
+          <w:p>
+            <w:pPr>
+              <w:spacing w:after="0"/>
+            </w:pPr>
+          </w:p>
+        </w:tc>
+      </w:tr>
+      <w:tr>
+        <w:trPr>
+          <w:trHeight w:val="460" w:hRule="atLeast"/>
+        </w:trPr>
+        <w:tc>
+          <w:tcPr>
+            <w:tcW w:type="dxa" w:w="9070"/>
+            <w:tcMar>
+              <w:top w:type="dxa" w:w="40"/>
+              <w:left w:type="dxa" w:w="140"/>
+              <w:bottom w:type="dxa" w:w="40"/>
+              <w:right w:type="dxa" w:w="140"/>
+            </w:tcMar>
+          </w:tcPr>
+          <w:p>
+            <w:pPr>
+              <w:spacing w:after="0"/>
+            </w:pPr>
+          </w:p>
+        </w:tc>
+      </w:tr>
+      <w:tr>
+        <w:trPr>
+          <w:trHeight w:val="460" w:hRule="atLeast"/>
+        </w:trPr>
+        <w:tc>
+          <w:tcPr>
+            <w:tcW w:type="dxa" w:w="9070"/>
+            <w:tcMar>
+              <w:top w:type="dxa" w:w="40"/>
+              <w:left w:type="dxa" w:w="140"/>
+              <w:bottom w:type="dxa" w:w="40"/>
+              <w:right w:type="dxa" w:w="140"/>
+            </w:tcMar>
+          </w:tcPr>
+          <w:p>
+            <w:pPr>
+              <w:spacing w:after="0"/>
+            </w:pPr>
+          </w:p>
+        </w:tc>
+      </w:tr>
+      <w:tr>
+        <w:trPr>
+          <w:trHeight w:val="460" w:hRule="atLeast"/>
+        </w:trPr>
+        <w:tc>
+          <w:tcPr>
+            <w:tcW w:type="dxa" w:w="9070"/>
+            <w:tcMar>
+              <w:top w:type="dxa" w:w="40"/>
+              <w:left w:type="dxa" w:w="140"/>
+              <w:bottom w:type="dxa" w:w="40"/>
+              <w:right w:type="dxa" w:w="140"/>
+            </w:tcMar>
+          </w:tcPr>
+          <w:p>
+            <w:pPr>
+              <w:spacing w:after="0"/>
+            </w:pPr>
+          </w:p>
+        </w:tc>
+      </w:tr>
+      <w:tr>
+        <w:trPr>
+          <w:trHeight w:val="460" w:hRule="atLeast"/>
+        </w:trPr>
+        <w:tc>
+          <w:tcPr>
+            <w:tcW w:type="dxa" w:w="9070"/>
+            <w:tcMar>
+              <w:top w:type="dxa" w:w="40"/>
+              <w:left w:type="dxa" w:w="140"/>
+              <w:bottom w:type="dxa" w:w="40"/>
+              <w:right w:type="dxa" w:w="140"/>
+            </w:tcMar>
+          </w:tcPr>
+          <w:p>
+            <w:pPr>
+              <w:spacing w:after="0"/>
+            </w:pPr>
+          </w:p>
+        </w:tc>
+      </w:tr>
+    </w:tbl>
+    <w:p>
+      <w:r>
+        <w:br w:type="page"/>
+      </w:r>
+    </w:p>
+    <w:p>
+      <w:pPr>
+        <w:keepNext/>
+        <w:pBdr>
+          <w:bottom w:val="single" w:color="B9B3A6" w:sz="4"/>
+        </w:pBdr>
+        <w:spacing w:after="60"/>
+      </w:pPr>
+      <w:r>
+        <w:rPr>
+          <w:b/>
+          <w:bCs/>
+          <w:color w:val="7A3B69"/>
+          <w:spacing w:val="30"/>
+          <w:sz w:val="16"/>
+          <w:szCs w:val="16"/>
+        </w:rPr>
+        <w:t xml:space="preserve">GETTING STARTED  ·  GETTING BETTER AT GOALS</w:t>
+      </w:r>
+    </w:p>
+    <w:p>
+      <w:pPr>
+        <w:pStyle w:val="Heading2"/>
+        <w:keepNext/>
+        <w:spacing w:after="180" w:before="160"/>
+      </w:pPr>
+      <w:r>
+        <w:rPr>
+          <w:b/>
+          <w:bCs/>
+          <w:color w:val="1F3A5F"/>
+          <w:sz w:val="38"/>
+          <w:szCs w:val="38"/>
+        </w:rPr>
+        <w:t xml:space="preserve">Why goals, and where am I now?</w:t>
+      </w:r>
+    </w:p>
+    <w:p>
+      <w:pPr>
+        <w:spacing w:after="180" w:before="0" w:line="300"/>
+      </w:pPr>
+      <w:r>
+        <w:rPr>
+          <w:color w:val="5A6473"/>
+          <w:sz w:val="24"/>
+          <w:szCs w:val="24"/>
+        </w:rPr>
+        <w:t xml:space="preserve">Setting a goal is a skill. Like any skill, you can be a beginner at it and get better.</w:t>
+      </w:r>
+    </w:p>
+    <w:tbl>
+      <w:tblPr>
+        <w:tblW w:type="pct" w:w="100%"/>
+        <w:tblBorders>
+          <w:top w:val="none"/>
+          <w:left w:val="single" w:color="1F3A5F" w:sz="18"/>
+          <w:bottom w:val="none"/>
+          <w:right w:val="none"/>
+          <w:insideH w:val="none"/>
+          <w:insideV w:val="none"/>
+        </w:tblBorders>
+      </w:tblPr>
+      <w:tblGrid>
+        <w:gridCol w:w="9070"/>
+      </w:tblGrid>
+      <w:tr>
+        <w:tc>
+          <w:tcPr>
+            <w:tcW w:type="dxa" w:w="9070"/>
+            <w:tcMar>
+              <w:top w:type="dxa" w:w="100"/>
+              <w:left w:type="dxa" w:w="200"/>
+              <w:bottom w:type="dxa" w:w="100"/>
+              <w:right w:type="dxa" w:w="120"/>
+            </w:tcMar>
+          </w:tcPr>
+          <w:p>
+            <w:pPr>
+              <w:spacing w:after="80"/>
+            </w:pPr>
+            <w:r>
+              <w:rPr>
+                <w:b/>
+                <w:bCs/>
+                <w:color w:val="1F3A5F"/>
+                <w:spacing w:val="24"/>
+                <w:sz w:val="17"/>
+                <w:szCs w:val="17"/>
+              </w:rPr>
+              <w:t xml:space="preserve">WHY THIS MATTERS</w:t>
+            </w:r>
+          </w:p>
+          <w:p>
+            <w:pPr>
+              <w:spacing w:after="60" w:line="280"/>
+            </w:pPr>
+            <w:r>
+              <w:rPr>
+                <w:sz w:val="21"/>
+                <w:szCs w:val="21"/>
+              </w:rPr>
+              <w:t xml:space="preserve">Much of life in the camp is decided by other people. A goal you set yourself is a piece of it that is yours.</w:t>
+            </w:r>
+          </w:p>
+          <w:p>
+            <w:pPr>
+              <w:spacing w:after="60" w:line="280"/>
+            </w:pPr>
+            <w:r>
+              <w:rPr>
+                <w:sz w:val="21"/>
+                <w:szCs w:val="21"/>
+              </w:rPr>
+              <w:t xml:space="preserve">A goal turns "I wish" into "I will" — it names one thing, and the first step towards it.</w:t>
+            </w:r>
+          </w:p>
+          <w:p>
+            <w:pPr>
+              <w:spacing w:after="60" w:line="280"/>
+            </w:pPr>
+            <w:r>
+              <w:rPr>
+                <w:sz w:val="21"/>
+                <w:szCs w:val="21"/>
+              </w:rPr>
+              <w:t xml:space="preserve">People who set their own goals keep going for longer when things get hard, because the reason is theirs.</w:t>
+            </w:r>
+          </w:p>
+          <w:p>
+            <w:pPr>
+              <w:spacing w:after="60" w:line="280"/>
+            </w:pPr>
+            <w:r>
+              <w:rPr>
+                <w:sz w:val="21"/>
+                <w:szCs w:val="21"/>
+              </w:rPr>
+              <w:t xml:space="preserve">And it carries: the same four steps work for learning English, for a job, for anything you want next.</w:t>
+            </w:r>
+          </w:p>
+        </w:tc>
+      </w:tr>
+    </w:tbl>
+    <w:p>
+      <w:pPr>
+        <w:spacing w:after="140" w:before="200" w:line="300"/>
+      </w:pPr>
+      <w:r>
+        <w:rPr>
+          <w:sz w:val="22"/>
+          <w:szCs w:val="22"/>
+        </w:rPr>
+        <w:t xml:space="preserve">Nobody starts good at this. Here is how people grow at it — each step is a bit further along than the one before.</w:t>
+      </w:r>
+    </w:p>
+    <w:p>
+      <w:pPr>
+        <w:spacing w:after="140" w:before="0" w:line="300"/>
+      </w:pPr>
+      <w:r>
+        <w:rPr>
+          <w:color w:val="5A6473"/>
+          <w:sz w:val="20"/>
+          <w:szCs w:val="20"/>
+        </w:rPr>
+        <w:t xml:space="preserve">Mark the one most like you NOW. At the end of the course, come back and mark it again.</w:t>
+      </w:r>
+    </w:p>
+    <w:p>
+      <w:pPr>
+        <w:spacing w:after="120" w:line="300"/>
+      </w:pPr>
+      <w:r>
+        <w:rPr>
+          <w:color w:val="7A3B69"/>
+          <w:sz w:val="24"/>
+          <w:szCs w:val="24"/>
+        </w:rPr>
+        <w:t xml:space="preserve">□   </w:t>
+      </w:r>
+      <w:r>
+        <w:rPr>
+          <w:sz w:val="24"/>
+          <w:szCs w:val="24"/>
+        </w:rPr>
+        <w:t xml:space="preserve">I am not sure how to set a goal or work towards one yet.</w:t>
+      </w:r>
+    </w:p>
+    <w:p>
+      <w:pPr>
+        <w:spacing w:after="120" w:line="300"/>
+      </w:pPr>
+      <w:r>
+        <w:rPr>
+          <w:color w:val="7A3B69"/>
+          <w:sz w:val="24"/>
+          <w:szCs w:val="24"/>
+        </w:rPr>
+        <w:t xml:space="preserve">□   </w:t>
+      </w:r>
+      <w:r>
+        <w:rPr>
+          <w:sz w:val="24"/>
+          <w:szCs w:val="24"/>
+        </w:rPr>
+        <w:t xml:space="preserve">I can say how I would set a goal and take steps towards it.</w:t>
+      </w:r>
+    </w:p>
+    <w:p>
+      <w:pPr>
+        <w:spacing w:after="120" w:line="300"/>
+      </w:pPr>
+      <w:r>
+        <w:rPr>
+          <w:color w:val="7A3B69"/>
+          <w:sz w:val="24"/>
+          <w:szCs w:val="24"/>
+        </w:rPr>
+        <w:t xml:space="preserve">□   </w:t>
+      </w:r>
+      <w:r>
+        <w:rPr>
+          <w:sz w:val="24"/>
+          <w:szCs w:val="24"/>
+        </w:rPr>
+        <w:t xml:space="preserve">I have set a goal and taken real steps, and I can say why.</w:t>
+      </w:r>
+    </w:p>
+    <w:p>
+      <w:pPr>
+        <w:spacing w:after="120" w:line="300"/>
+      </w:pPr>
+      <w:r>
+        <w:rPr>
+          <w:color w:val="7A3B69"/>
+          <w:sz w:val="24"/>
+          <w:szCs w:val="24"/>
+        </w:rPr>
+        <w:t xml:space="preserve">□   </w:t>
+      </w:r>
+      <w:r>
+        <w:rPr>
+          <w:sz w:val="24"/>
+          <w:szCs w:val="24"/>
+        </w:rPr>
+        <w:t xml:space="preserve">I reached a goal, and I can say what helped and what I would do better.</w:t>
+      </w:r>
+    </w:p>
+    <w:p>
+      <w:pPr>
+        <w:spacing w:after="120" w:line="300"/>
+      </w:pPr>
+      <w:r>
+        <w:rPr>
+          <w:color w:val="7A3B69"/>
+          <w:sz w:val="24"/>
+          <w:szCs w:val="24"/>
+        </w:rPr>
+        <w:t xml:space="preserve">□   </w:t>
+      </w:r>
+      <w:r>
+        <w:rPr>
+          <w:sz w:val="24"/>
+          <w:szCs w:val="24"/>
+        </w:rPr>
+        <w:t xml:space="preserve">I keep reaching goals, and I keep getting better at it.</w:t>
+      </w:r>
+    </w:p>
+    <w:p>
+      <w:pPr>
+        <w:keepNext/>
+        <w:spacing w:after="60" w:before="220"/>
+      </w:pPr>
+      <w:r>
+        <w:rPr>
+          <w:b/>
+          <w:bCs/>
+          <w:color w:val="1F3A5F"/>
+          <w:sz w:val="24"/>
+          <w:szCs w:val="24"/>
+        </w:rPr>
+        <w:t xml:space="preserve">The one thing I most want to be able to do by the end</w:t>
+      </w:r>
+    </w:p>
+    <w:tbl>
+      <w:tblPr>
+        <w:tblW w:type="pct" w:w="100%"/>
+        <w:tblBorders>
+          <w:top w:val="single" w:color="B9B3A6" w:sz="6"/>
+          <w:left w:val="single" w:color="B9B3A6" w:sz="6"/>
+          <w:bottom w:val="single" w:color="B9B3A6" w:sz="6"/>
+          <w:right w:val="single" w:color="B9B3A6" w:sz="6"/>
+          <w:insideH w:val="single" w:color="E2DED3" w:sz="1"/>
+          <w:insideV w:val="none"/>
+        </w:tblBorders>
+      </w:tblPr>
+      <w:tblGrid>
+        <w:gridCol w:w="9070"/>
+      </w:tblGrid>
+      <w:tr>
+        <w:trPr>
+          <w:trHeight w:val="460" w:hRule="atLeast"/>
+        </w:trPr>
+        <w:tc>
+          <w:tcPr>
+            <w:tcW w:type="dxa" w:w="9070"/>
+            <w:tcMar>
+              <w:top w:type="dxa" w:w="40"/>
+              <w:left w:type="dxa" w:w="140"/>
+              <w:bottom w:type="dxa" w:w="40"/>
+              <w:right w:type="dxa" w:w="140"/>
+            </w:tcMar>
+          </w:tcPr>
+          <w:p>
+            <w:pPr>
+              <w:spacing w:after="0"/>
+            </w:pPr>
+          </w:p>
+        </w:tc>
+      </w:tr>
+      <w:tr>
+        <w:trPr>
+          <w:trHeight w:val="460" w:hRule="atLeast"/>
+        </w:trPr>
+        <w:tc>
+          <w:tcPr>
+            <w:tcW w:type="dxa" w:w="9070"/>
+            <w:tcMar>
+              <w:top w:type="dxa" w:w="40"/>
+              <w:left w:type="dxa" w:w="140"/>
+              <w:bottom w:type="dxa" w:w="40"/>
+              <w:right w:type="dxa" w:w="140"/>
+            </w:tcMar>
+          </w:tcPr>
+          <w:p>
+            <w:pPr>
+              <w:spacing w:after="0"/>
+            </w:pPr>
+          </w:p>
+        </w:tc>
+      </w:tr>
+    </w:tbl>
+    <w:p>
+      <w:pPr>
+        <w:keepNext/>
+        <w:spacing w:after="60" w:before="220"/>
+      </w:pPr>
+      <w:r>
+        <w:rPr>
+          <w:b/>
+          <w:bCs/>
+          <w:color w:val="1F3A5F"/>
+          <w:sz w:val="24"/>
+          <w:szCs w:val="24"/>
+        </w:rPr>
+        <w:t xml:space="preserve">My next step</w:t>
+      </w:r>
+    </w:p>
+    <w:tbl>
+      <w:tblPr>
+        <w:tblW w:type="pct" w:w="100%"/>
+        <w:tblBorders>
+          <w:top w:val="single" w:color="B9B3A6" w:sz="6"/>
+          <w:left w:val="single" w:color="B9B3A6" w:sz="6"/>
+          <w:bottom w:val="single" w:color="B9B3A6" w:sz="6"/>
+          <w:right w:val="single" w:color="B9B3A6" w:sz="6"/>
+          <w:insideH w:val="single" w:color="E2DED3" w:sz="1"/>
+          <w:insideV w:val="none"/>
+        </w:tblBorders>
+      </w:tblPr>
+      <w:tblGrid>
+        <w:gridCol w:w="9070"/>
+      </w:tblGrid>
+      <w:tr>
+        <w:trPr>
+          <w:trHeight w:val="460" w:hRule="atLeast"/>
+        </w:trPr>
+        <w:tc>
+          <w:tcPr>
+            <w:tcW w:type="dxa" w:w="9070"/>
+            <w:tcMar>
+              <w:top w:type="dxa" w:w="40"/>
+              <w:left w:type="dxa" w:w="140"/>
+              <w:bottom w:type="dxa" w:w="40"/>
+              <w:right w:type="dxa" w:w="140"/>
+            </w:tcMar>
+          </w:tcPr>
+          <w:p>
+            <w:pPr>
+              <w:spacing w:after="0"/>
+            </w:pPr>
+          </w:p>
+        </w:tc>
+      </w:tr>
+      <w:tr>
+        <w:trPr>
+          <w:trHeight w:val="460" w:hRule="atLeast"/>
+        </w:trPr>
+        <w:tc>
+          <w:tcPr>
+            <w:tcW w:type="dxa" w:w="9070"/>
+            <w:tcMar>
+              <w:top w:type="dxa" w:w="40"/>
+              <w:left w:type="dxa" w:w="140"/>
+              <w:bottom w:type="dxa" w:w="40"/>
+              <w:right w:type="dxa" w:w="140"/>
+            </w:tcMar>
+          </w:tcPr>
+          <w:p>
+            <w:pPr>
+              <w:spacing w:after="0"/>
+            </w:pPr>
+          </w:p>
+        </w:tc>
+      </w:tr>
+    </w:tbl>
+    <w:p>
+      <w:r>
+        <w:br w:type="page"/>
+      </w:r>
+    </w:p>
+    <w:p>
+      <w:pPr>
+        <w:keepNext/>
+        <w:pBdr>
+          <w:bottom w:val="single" w:color="B9B3A6" w:sz="4"/>
+        </w:pBdr>
+        <w:spacing w:after="60"/>
+      </w:pPr>
+      <w:r>
+        <w:rPr>
+          <w:b/>
+          <w:bCs/>
+          <w:color w:val="7A3B69"/>
+          <w:spacing w:val="30"/>
+          <w:sz w:val="16"/>
+          <w:szCs w:val="16"/>
+        </w:rPr>
+        <w:t xml:space="preserve">WHY GOALS, AND WHERE AM I NOW?</w:t>
+      </w:r>
+    </w:p>
+    <w:p>
+      <w:pPr>
+        <w:pStyle w:val="Heading2"/>
+        <w:keepNext/>
+        <w:spacing w:after="180" w:before="160"/>
+      </w:pPr>
+      <w:r>
+        <w:rPr>
+          <w:b/>
+          <w:bCs/>
+          <w:color w:val="1F3A5F"/>
+          <w:sz w:val="38"/>
+          <w:szCs w:val="38"/>
+        </w:rPr>
+        <w:t xml:space="preserve">My notes and drawings</w:t>
+      </w:r>
+    </w:p>
+    <w:p>
+      <w:pPr>
+        <w:spacing w:after="160" w:before="0" w:line="300"/>
+      </w:pPr>
+      <w:r>
+        <w:rPr>
+          <w:sz w:val="24"/>
+          <w:szCs w:val="24"/>
+        </w:rPr>
+        <w:t xml:space="preserve">Anything you want to keep from this step. Words, marks, or a drawing — it is your page, and no one marks it.</w:t>
+      </w:r>
+    </w:p>
+    <w:tbl>
+      <w:tblPr>
+        <w:tblW w:type="pct" w:w="100%"/>
+        <w:tblBorders>
+          <w:top w:val="single" w:color="B9B3A6" w:sz="6"/>
+          <w:left w:val="single" w:color="B9B3A6" w:sz="6"/>
+          <w:bottom w:val="single" w:color="B9B3A6" w:sz="6"/>
+          <w:right w:val="single" w:color="B9B3A6" w:sz="6"/>
+          <w:insideH w:val="single" w:color="E2DED3" w:sz="1"/>
+          <w:insideV w:val="none"/>
+        </w:tblBorders>
+      </w:tblPr>
+      <w:tblGrid>
+        <w:gridCol w:w="9070"/>
+      </w:tblGrid>
+      <w:tr>
         <w:trPr>
           <w:trHeight w:val="460" w:hRule="atLeast"/>
         </w:trPr>
@@ -2539,34 +3780,31 @@
       <w:tblPr>
         <w:tblW w:type="pct" w:w="100%"/>
         <w:tblBorders>
-          <w:top w:val="single" w:color="B9B3A6" w:sz="2"/>
-          <w:left w:val="single" w:color="B9B3A6" w:sz="2"/>
-          <w:bottom w:val="single" w:color="B9B3A6" w:sz="2"/>
-          <w:right w:val="single" w:color="B9B3A6" w:sz="2"/>
-          <w:insideH w:val="single" w:color="B9B3A6" w:sz="2"/>
-          <w:insideV w:val="single" w:color="B9B3A6" w:sz="2"/>
+          <w:top w:val="single" w:color="B9B3A6" w:sz="6"/>
+          <w:left w:val="single" w:color="B9B3A6" w:sz="6"/>
+          <w:bottom w:val="single" w:color="B9B3A6" w:sz="6"/>
+          <w:right w:val="single" w:color="B9B3A6" w:sz="6"/>
+          <w:insideH w:val="single" w:color="E2DED3" w:sz="1"/>
+          <w:insideV w:val="none"/>
         </w:tblBorders>
       </w:tblPr>
       <w:tblGrid>
         <w:gridCol w:w="9070"/>
       </w:tblGrid>
       <w:tr>
-        <w:trPr>
-          <w:trHeight w:val="5000" w:hRule="atLeast"/>
-        </w:trPr>
-        <w:tc>
-          <w:tcPr>
-            <w:tcW w:type="dxa" w:w="9070"/>
-            <w:tcMar>
-              <w:top w:type="dxa" w:w="80"/>
-              <w:left w:type="dxa" w:w="140"/>
-              <w:bottom w:type="dxa" w:w="80"/>
-              <w:right w:type="dxa" w:w="140"/>
-            </w:tcMar>
-          </w:tcPr>
-          <w:p>
-            <w:pPr>
-              <w:spacing w:line="260"/>
+        <w:tc>
+          <w:tcPr>
+            <w:tcW w:type="dxa" w:w="9070"/>
+            <w:tcMar>
+              <w:top w:type="dxa" w:w="70"/>
+              <w:left w:type="dxa" w:w="140"/>
+              <w:bottom w:type="dxa" w:w="20"/>
+              <w:right w:type="dxa" w:w="140"/>
+            </w:tcMar>
+          </w:tcPr>
+          <w:p>
+            <w:pPr>
+              <w:spacing w:after="0" w:line="260"/>
             </w:pPr>
             <w:r>
               <w:rPr>
@@ -2576,8 +3814,239 @@
                 <w:sz w:val="18"/>
                 <w:szCs w:val="18"/>
               </w:rPr>
-              <w:t xml:space="preserve">Draw it here</w:t>
+              <w:t xml:space="preserve">Draw or write it here</w:t>
             </w:r>
+          </w:p>
+        </w:tc>
+      </w:tr>
+      <w:tr>
+        <w:trPr>
+          <w:trHeight w:val="460" w:hRule="atLeast"/>
+        </w:trPr>
+        <w:tc>
+          <w:tcPr>
+            <w:tcW w:type="dxa" w:w="9070"/>
+            <w:tcMar>
+              <w:top w:type="dxa" w:w="40"/>
+              <w:left w:type="dxa" w:w="140"/>
+              <w:bottom w:type="dxa" w:w="40"/>
+              <w:right w:type="dxa" w:w="140"/>
+            </w:tcMar>
+          </w:tcPr>
+          <w:p>
+            <w:pPr>
+              <w:spacing w:after="0"/>
+            </w:pPr>
+          </w:p>
+        </w:tc>
+      </w:tr>
+      <w:tr>
+        <w:trPr>
+          <w:trHeight w:val="460" w:hRule="atLeast"/>
+        </w:trPr>
+        <w:tc>
+          <w:tcPr>
+            <w:tcW w:type="dxa" w:w="9070"/>
+            <w:tcMar>
+              <w:top w:type="dxa" w:w="40"/>
+              <w:left w:type="dxa" w:w="140"/>
+              <w:bottom w:type="dxa" w:w="40"/>
+              <w:right w:type="dxa" w:w="140"/>
+            </w:tcMar>
+          </w:tcPr>
+          <w:p>
+            <w:pPr>
+              <w:spacing w:after="0"/>
+            </w:pPr>
+          </w:p>
+        </w:tc>
+      </w:tr>
+      <w:tr>
+        <w:trPr>
+          <w:trHeight w:val="460" w:hRule="atLeast"/>
+        </w:trPr>
+        <w:tc>
+          <w:tcPr>
+            <w:tcW w:type="dxa" w:w="9070"/>
+            <w:tcMar>
+              <w:top w:type="dxa" w:w="40"/>
+              <w:left w:type="dxa" w:w="140"/>
+              <w:bottom w:type="dxa" w:w="40"/>
+              <w:right w:type="dxa" w:w="140"/>
+            </w:tcMar>
+          </w:tcPr>
+          <w:p>
+            <w:pPr>
+              <w:spacing w:after="0"/>
+            </w:pPr>
+          </w:p>
+        </w:tc>
+      </w:tr>
+      <w:tr>
+        <w:trPr>
+          <w:trHeight w:val="460" w:hRule="atLeast"/>
+        </w:trPr>
+        <w:tc>
+          <w:tcPr>
+            <w:tcW w:type="dxa" w:w="9070"/>
+            <w:tcMar>
+              <w:top w:type="dxa" w:w="40"/>
+              <w:left w:type="dxa" w:w="140"/>
+              <w:bottom w:type="dxa" w:w="40"/>
+              <w:right w:type="dxa" w:w="140"/>
+            </w:tcMar>
+          </w:tcPr>
+          <w:p>
+            <w:pPr>
+              <w:spacing w:after="0"/>
+            </w:pPr>
+          </w:p>
+        </w:tc>
+      </w:tr>
+      <w:tr>
+        <w:trPr>
+          <w:trHeight w:val="460" w:hRule="atLeast"/>
+        </w:trPr>
+        <w:tc>
+          <w:tcPr>
+            <w:tcW w:type="dxa" w:w="9070"/>
+            <w:tcMar>
+              <w:top w:type="dxa" w:w="40"/>
+              <w:left w:type="dxa" w:w="140"/>
+              <w:bottom w:type="dxa" w:w="40"/>
+              <w:right w:type="dxa" w:w="140"/>
+            </w:tcMar>
+          </w:tcPr>
+          <w:p>
+            <w:pPr>
+              <w:spacing w:after="0"/>
+            </w:pPr>
+          </w:p>
+        </w:tc>
+      </w:tr>
+      <w:tr>
+        <w:trPr>
+          <w:trHeight w:val="460" w:hRule="atLeast"/>
+        </w:trPr>
+        <w:tc>
+          <w:tcPr>
+            <w:tcW w:type="dxa" w:w="9070"/>
+            <w:tcMar>
+              <w:top w:type="dxa" w:w="40"/>
+              <w:left w:type="dxa" w:w="140"/>
+              <w:bottom w:type="dxa" w:w="40"/>
+              <w:right w:type="dxa" w:w="140"/>
+            </w:tcMar>
+          </w:tcPr>
+          <w:p>
+            <w:pPr>
+              <w:spacing w:after="0"/>
+            </w:pPr>
+          </w:p>
+        </w:tc>
+      </w:tr>
+      <w:tr>
+        <w:trPr>
+          <w:trHeight w:val="460" w:hRule="atLeast"/>
+        </w:trPr>
+        <w:tc>
+          <w:tcPr>
+            <w:tcW w:type="dxa" w:w="9070"/>
+            <w:tcMar>
+              <w:top w:type="dxa" w:w="40"/>
+              <w:left w:type="dxa" w:w="140"/>
+              <w:bottom w:type="dxa" w:w="40"/>
+              <w:right w:type="dxa" w:w="140"/>
+            </w:tcMar>
+          </w:tcPr>
+          <w:p>
+            <w:pPr>
+              <w:spacing w:after="0"/>
+            </w:pPr>
+          </w:p>
+        </w:tc>
+      </w:tr>
+      <w:tr>
+        <w:trPr>
+          <w:trHeight w:val="460" w:hRule="atLeast"/>
+        </w:trPr>
+        <w:tc>
+          <w:tcPr>
+            <w:tcW w:type="dxa" w:w="9070"/>
+            <w:tcMar>
+              <w:top w:type="dxa" w:w="40"/>
+              <w:left w:type="dxa" w:w="140"/>
+              <w:bottom w:type="dxa" w:w="40"/>
+              <w:right w:type="dxa" w:w="140"/>
+            </w:tcMar>
+          </w:tcPr>
+          <w:p>
+            <w:pPr>
+              <w:spacing w:after="0"/>
+            </w:pPr>
+          </w:p>
+        </w:tc>
+      </w:tr>
+      <w:tr>
+        <w:trPr>
+          <w:trHeight w:val="460" w:hRule="atLeast"/>
+        </w:trPr>
+        <w:tc>
+          <w:tcPr>
+            <w:tcW w:type="dxa" w:w="9070"/>
+            <w:tcMar>
+              <w:top w:type="dxa" w:w="40"/>
+              <w:left w:type="dxa" w:w="140"/>
+              <w:bottom w:type="dxa" w:w="40"/>
+              <w:right w:type="dxa" w:w="140"/>
+            </w:tcMar>
+          </w:tcPr>
+          <w:p>
+            <w:pPr>
+              <w:spacing w:after="0"/>
+            </w:pPr>
+          </w:p>
+        </w:tc>
+      </w:tr>
+      <w:tr>
+        <w:trPr>
+          <w:trHeight w:val="460" w:hRule="atLeast"/>
+        </w:trPr>
+        <w:tc>
+          <w:tcPr>
+            <w:tcW w:type="dxa" w:w="9070"/>
+            <w:tcMar>
+              <w:top w:type="dxa" w:w="40"/>
+              <w:left w:type="dxa" w:w="140"/>
+              <w:bottom w:type="dxa" w:w="40"/>
+              <w:right w:type="dxa" w:w="140"/>
+            </w:tcMar>
+          </w:tcPr>
+          <w:p>
+            <w:pPr>
+              <w:spacing w:after="0"/>
+            </w:pPr>
+          </w:p>
+        </w:tc>
+      </w:tr>
+      <w:tr>
+        <w:trPr>
+          <w:trHeight w:val="460" w:hRule="atLeast"/>
+        </w:trPr>
+        <w:tc>
+          <w:tcPr>
+            <w:tcW w:type="dxa" w:w="9070"/>
+            <w:tcMar>
+              <w:top w:type="dxa" w:w="40"/>
+              <w:left w:type="dxa" w:w="140"/>
+              <w:bottom w:type="dxa" w:w="40"/>
+              <w:right w:type="dxa" w:w="140"/>
+            </w:tcMar>
+          </w:tcPr>
+          <w:p>
+            <w:pPr>
+              <w:spacing w:after="0"/>
+            </w:pPr>
           </w:p>
         </w:tc>
       </w:tr>
@@ -2634,6 +4103,27 @@
           </w:p>
         </w:tc>
       </w:tr>
+      <w:tr>
+        <w:trPr>
+          <w:trHeight w:val="460" w:hRule="atLeast"/>
+        </w:trPr>
+        <w:tc>
+          <w:tcPr>
+            <w:tcW w:type="dxa" w:w="9070"/>
+            <w:tcMar>
+              <w:top w:type="dxa" w:w="40"/>
+              <w:left w:type="dxa" w:w="140"/>
+              <w:bottom w:type="dxa" w:w="40"/>
+              <w:right w:type="dxa" w:w="140"/>
+            </w:tcMar>
+          </w:tcPr>
+          <w:p>
+            <w:pPr>
+              <w:spacing w:after="0"/>
+            </w:pPr>
+          </w:p>
+        </w:tc>
+      </w:tr>
     </w:tbl>
     <w:p>
       <w:pPr>
@@ -2666,6 +4156,27 @@
       <w:tblGrid>
         <w:gridCol w:w="9070"/>
       </w:tblGrid>
+      <w:tr>
+        <w:trPr>
+          <w:trHeight w:val="460" w:hRule="atLeast"/>
+        </w:trPr>
+        <w:tc>
+          <w:tcPr>
+            <w:tcW w:type="dxa" w:w="9070"/>
+            <w:tcMar>
+              <w:top w:type="dxa" w:w="40"/>
+              <w:left w:type="dxa" w:w="140"/>
+              <w:bottom w:type="dxa" w:w="40"/>
+              <w:right w:type="dxa" w:w="140"/>
+            </w:tcMar>
+          </w:tcPr>
+          <w:p>
+            <w:pPr>
+              <w:spacing w:after="0"/>
+            </w:pPr>
+          </w:p>
+        </w:tc>
+      </w:tr>
       <w:tr>
         <w:trPr>
           <w:trHeight w:val="460" w:hRule="atLeast"/>
@@ -4441,35 +5952,210 @@
       <w:tblPr>
         <w:tblW w:type="pct" w:w="100%"/>
         <w:tblBorders>
-          <w:top w:val="single" w:color="B9B3A6" w:sz="2"/>
-          <w:left w:val="single" w:color="B9B3A6" w:sz="2"/>
-          <w:bottom w:val="single" w:color="B9B3A6" w:sz="2"/>
-          <w:right w:val="single" w:color="B9B3A6" w:sz="2"/>
-          <w:insideH w:val="single" w:color="B9B3A6" w:sz="2"/>
-          <w:insideV w:val="single" w:color="B9B3A6" w:sz="2"/>
+          <w:top w:val="single" w:color="B9B3A6" w:sz="6"/>
+          <w:left w:val="single" w:color="B9B3A6" w:sz="6"/>
+          <w:bottom w:val="single" w:color="B9B3A6" w:sz="6"/>
+          <w:right w:val="single" w:color="B9B3A6" w:sz="6"/>
+          <w:insideH w:val="single" w:color="E2DED3" w:sz="1"/>
+          <w:insideV w:val="none"/>
         </w:tblBorders>
       </w:tblPr>
       <w:tblGrid>
         <w:gridCol w:w="9070"/>
       </w:tblGrid>
       <w:tr>
-        <w:trPr>
-          <w:trHeight w:val="3800" w:hRule="atLeast"/>
-        </w:trPr>
-        <w:tc>
-          <w:tcPr>
-            <w:tcW w:type="dxa" w:w="9070"/>
-            <w:tcMar>
-              <w:top w:type="dxa" w:w="80"/>
-              <w:left w:type="dxa" w:w="140"/>
-              <w:bottom w:type="dxa" w:w="80"/>
-              <w:right w:type="dxa" w:w="140"/>
-            </w:tcMar>
-          </w:tcPr>
-          <w:p>
+        <w:tc>
+          <w:tcPr>
+            <w:tcW w:type="dxa" w:w="9070"/>
+            <w:tcMar>
+              <w:top w:type="dxa" w:w="70"/>
+              <w:left w:type="dxa" w:w="140"/>
+              <w:bottom w:type="dxa" w:w="20"/>
+              <w:right w:type="dxa" w:w="140"/>
+            </w:tcMar>
+          </w:tcPr>
+          <w:p>
+            <w:pPr>
+              <w:spacing w:after="0" w:line="260"/>
+            </w:pPr>
             <w:r>
-              <w:t xml:space="preserve"/>
+              <w:rPr>
+                <w:b/>
+                <w:bCs/>
+                <w:color w:val="7A3B69"/>
+                <w:sz w:val="18"/>
+                <w:szCs w:val="18"/>
+              </w:rPr>
+              <w:t xml:space="preserve">Draw or write it here</w:t>
             </w:r>
+          </w:p>
+        </w:tc>
+      </w:tr>
+      <w:tr>
+        <w:trPr>
+          <w:trHeight w:val="460" w:hRule="atLeast"/>
+        </w:trPr>
+        <w:tc>
+          <w:tcPr>
+            <w:tcW w:type="dxa" w:w="9070"/>
+            <w:tcMar>
+              <w:top w:type="dxa" w:w="40"/>
+              <w:left w:type="dxa" w:w="140"/>
+              <w:bottom w:type="dxa" w:w="40"/>
+              <w:right w:type="dxa" w:w="140"/>
+            </w:tcMar>
+          </w:tcPr>
+          <w:p>
+            <w:pPr>
+              <w:spacing w:after="0"/>
+            </w:pPr>
+          </w:p>
+        </w:tc>
+      </w:tr>
+      <w:tr>
+        <w:trPr>
+          <w:trHeight w:val="460" w:hRule="atLeast"/>
+        </w:trPr>
+        <w:tc>
+          <w:tcPr>
+            <w:tcW w:type="dxa" w:w="9070"/>
+            <w:tcMar>
+              <w:top w:type="dxa" w:w="40"/>
+              <w:left w:type="dxa" w:w="140"/>
+              <w:bottom w:type="dxa" w:w="40"/>
+              <w:right w:type="dxa" w:w="140"/>
+            </w:tcMar>
+          </w:tcPr>
+          <w:p>
+            <w:pPr>
+              <w:spacing w:after="0"/>
+            </w:pPr>
+          </w:p>
+        </w:tc>
+      </w:tr>
+      <w:tr>
+        <w:trPr>
+          <w:trHeight w:val="460" w:hRule="atLeast"/>
+        </w:trPr>
+        <w:tc>
+          <w:tcPr>
+            <w:tcW w:type="dxa" w:w="9070"/>
+            <w:tcMar>
+              <w:top w:type="dxa" w:w="40"/>
+              <w:left w:type="dxa" w:w="140"/>
+              <w:bottom w:type="dxa" w:w="40"/>
+              <w:right w:type="dxa" w:w="140"/>
+            </w:tcMar>
+          </w:tcPr>
+          <w:p>
+            <w:pPr>
+              <w:spacing w:after="0"/>
+            </w:pPr>
+          </w:p>
+        </w:tc>
+      </w:tr>
+      <w:tr>
+        <w:trPr>
+          <w:trHeight w:val="460" w:hRule="atLeast"/>
+        </w:trPr>
+        <w:tc>
+          <w:tcPr>
+            <w:tcW w:type="dxa" w:w="9070"/>
+            <w:tcMar>
+              <w:top w:type="dxa" w:w="40"/>
+              <w:left w:type="dxa" w:w="140"/>
+              <w:bottom w:type="dxa" w:w="40"/>
+              <w:right w:type="dxa" w:w="140"/>
+            </w:tcMar>
+          </w:tcPr>
+          <w:p>
+            <w:pPr>
+              <w:spacing w:after="0"/>
+            </w:pPr>
+          </w:p>
+        </w:tc>
+      </w:tr>
+      <w:tr>
+        <w:trPr>
+          <w:trHeight w:val="460" w:hRule="atLeast"/>
+        </w:trPr>
+        <w:tc>
+          <w:tcPr>
+            <w:tcW w:type="dxa" w:w="9070"/>
+            <w:tcMar>
+              <w:top w:type="dxa" w:w="40"/>
+              <w:left w:type="dxa" w:w="140"/>
+              <w:bottom w:type="dxa" w:w="40"/>
+              <w:right w:type="dxa" w:w="140"/>
+            </w:tcMar>
+          </w:tcPr>
+          <w:p>
+            <w:pPr>
+              <w:spacing w:after="0"/>
+            </w:pPr>
+          </w:p>
+        </w:tc>
+      </w:tr>
+      <w:tr>
+        <w:trPr>
+          <w:trHeight w:val="460" w:hRule="atLeast"/>
+        </w:trPr>
+        <w:tc>
+          <w:tcPr>
+            <w:tcW w:type="dxa" w:w="9070"/>
+            <w:tcMar>
+              <w:top w:type="dxa" w:w="40"/>
+              <w:left w:type="dxa" w:w="140"/>
+              <w:bottom w:type="dxa" w:w="40"/>
+              <w:right w:type="dxa" w:w="140"/>
+            </w:tcMar>
+          </w:tcPr>
+          <w:p>
+            <w:pPr>
+              <w:spacing w:after="0"/>
+            </w:pPr>
+          </w:p>
+        </w:tc>
+      </w:tr>
+      <w:tr>
+        <w:trPr>
+          <w:trHeight w:val="460" w:hRule="atLeast"/>
+        </w:trPr>
+        <w:tc>
+          <w:tcPr>
+            <w:tcW w:type="dxa" w:w="9070"/>
+            <w:tcMar>
+              <w:top w:type="dxa" w:w="40"/>
+              <w:left w:type="dxa" w:w="140"/>
+              <w:bottom w:type="dxa" w:w="40"/>
+              <w:right w:type="dxa" w:w="140"/>
+            </w:tcMar>
+          </w:tcPr>
+          <w:p>
+            <w:pPr>
+              <w:spacing w:after="0"/>
+            </w:pPr>
+          </w:p>
+        </w:tc>
+      </w:tr>
+      <w:tr>
+        <w:trPr>
+          <w:trHeight w:val="460" w:hRule="atLeast"/>
+        </w:trPr>
+        <w:tc>
+          <w:tcPr>
+            <w:tcW w:type="dxa" w:w="9070"/>
+            <w:tcMar>
+              <w:top w:type="dxa" w:w="40"/>
+              <w:left w:type="dxa" w:w="140"/>
+              <w:bottom w:type="dxa" w:w="40"/>
+              <w:right w:type="dxa" w:w="140"/>
+            </w:tcMar>
+          </w:tcPr>
+          <w:p>
+            <w:pPr>
+              <w:spacing w:after="0"/>
+            </w:pPr>
           </w:p>
         </w:tc>
       </w:tr>
@@ -4526,6 +6212,27 @@
           </w:p>
         </w:tc>
       </w:tr>
+      <w:tr>
+        <w:trPr>
+          <w:trHeight w:val="460" w:hRule="atLeast"/>
+        </w:trPr>
+        <w:tc>
+          <w:tcPr>
+            <w:tcW w:type="dxa" w:w="9070"/>
+            <w:tcMar>
+              <w:top w:type="dxa" w:w="40"/>
+              <w:left w:type="dxa" w:w="140"/>
+              <w:bottom w:type="dxa" w:w="40"/>
+              <w:right w:type="dxa" w:w="140"/>
+            </w:tcMar>
+          </w:tcPr>
+          <w:p>
+            <w:pPr>
+              <w:spacing w:after="0"/>
+            </w:pPr>
+          </w:p>
+        </w:tc>
+      </w:tr>
     </w:tbl>
     <w:p>
       <w:pPr>
@@ -4558,6 +6265,27 @@
       <w:tblGrid>
         <w:gridCol w:w="9070"/>
       </w:tblGrid>
+      <w:tr>
+        <w:trPr>
+          <w:trHeight w:val="460" w:hRule="atLeast"/>
+        </w:trPr>
+        <w:tc>
+          <w:tcPr>
+            <w:tcW w:type="dxa" w:w="9070"/>
+            <w:tcMar>
+              <w:top w:type="dxa" w:w="40"/>
+              <w:left w:type="dxa" w:w="140"/>
+              <w:bottom w:type="dxa" w:w="40"/>
+              <w:right w:type="dxa" w:w="140"/>
+            </w:tcMar>
+          </w:tcPr>
+          <w:p>
+            <w:pPr>
+              <w:spacing w:after="0"/>
+            </w:pPr>
+          </w:p>
+        </w:tc>
+      </w:tr>
       <w:tr>
         <w:trPr>
           <w:trHeight w:val="460" w:hRule="atLeast"/>
@@ -6076,34 +7804,31 @@
       <w:tblPr>
         <w:tblW w:type="pct" w:w="100%"/>
         <w:tblBorders>
-          <w:top w:val="single" w:color="B9B3A6" w:sz="2"/>
-          <w:left w:val="single" w:color="B9B3A6" w:sz="2"/>
-          <w:bottom w:val="single" w:color="B9B3A6" w:sz="2"/>
-          <w:right w:val="single" w:color="B9B3A6" w:sz="2"/>
-          <w:insideH w:val="single" w:color="B9B3A6" w:sz="2"/>
-          <w:insideV w:val="single" w:color="B9B3A6" w:sz="2"/>
+          <w:top w:val="single" w:color="B9B3A6" w:sz="6"/>
+          <w:left w:val="single" w:color="B9B3A6" w:sz="6"/>
+          <w:bottom w:val="single" w:color="B9B3A6" w:sz="6"/>
+          <w:right w:val="single" w:color="B9B3A6" w:sz="6"/>
+          <w:insideH w:val="single" w:color="E2DED3" w:sz="1"/>
+          <w:insideV w:val="none"/>
         </w:tblBorders>
       </w:tblPr>
       <w:tblGrid>
         <w:gridCol w:w="9070"/>
       </w:tblGrid>
       <w:tr>
-        <w:trPr>
-          <w:trHeight w:val="4600" w:hRule="atLeast"/>
-        </w:trPr>
-        <w:tc>
-          <w:tcPr>
-            <w:tcW w:type="dxa" w:w="9070"/>
-            <w:tcMar>
-              <w:top w:type="dxa" w:w="80"/>
-              <w:left w:type="dxa" w:w="140"/>
-              <w:bottom w:type="dxa" w:w="80"/>
-              <w:right w:type="dxa" w:w="140"/>
-            </w:tcMar>
-          </w:tcPr>
-          <w:p>
-            <w:pPr>
-              <w:spacing w:line="260"/>
+        <w:tc>
+          <w:tcPr>
+            <w:tcW w:type="dxa" w:w="9070"/>
+            <w:tcMar>
+              <w:top w:type="dxa" w:w="70"/>
+              <w:left w:type="dxa" w:w="140"/>
+              <w:bottom w:type="dxa" w:w="20"/>
+              <w:right w:type="dxa" w:w="140"/>
+            </w:tcMar>
+          </w:tcPr>
+          <w:p>
+            <w:pPr>
+              <w:spacing w:after="0" w:line="260"/>
             </w:pPr>
             <w:r>
               <w:rPr>
@@ -6113,8 +7838,218 @@
                 <w:sz w:val="18"/>
                 <w:szCs w:val="18"/>
               </w:rPr>
-              <w:t xml:space="preserve">Draw your goal here</w:t>
+              <w:t xml:space="preserve">Draw or write your goal here</w:t>
             </w:r>
+          </w:p>
+        </w:tc>
+      </w:tr>
+      <w:tr>
+        <w:trPr>
+          <w:trHeight w:val="460" w:hRule="atLeast"/>
+        </w:trPr>
+        <w:tc>
+          <w:tcPr>
+            <w:tcW w:type="dxa" w:w="9070"/>
+            <w:tcMar>
+              <w:top w:type="dxa" w:w="40"/>
+              <w:left w:type="dxa" w:w="140"/>
+              <w:bottom w:type="dxa" w:w="40"/>
+              <w:right w:type="dxa" w:w="140"/>
+            </w:tcMar>
+          </w:tcPr>
+          <w:p>
+            <w:pPr>
+              <w:spacing w:after="0"/>
+            </w:pPr>
+          </w:p>
+        </w:tc>
+      </w:tr>
+      <w:tr>
+        <w:trPr>
+          <w:trHeight w:val="460" w:hRule="atLeast"/>
+        </w:trPr>
+        <w:tc>
+          <w:tcPr>
+            <w:tcW w:type="dxa" w:w="9070"/>
+            <w:tcMar>
+              <w:top w:type="dxa" w:w="40"/>
+              <w:left w:type="dxa" w:w="140"/>
+              <w:bottom w:type="dxa" w:w="40"/>
+              <w:right w:type="dxa" w:w="140"/>
+            </w:tcMar>
+          </w:tcPr>
+          <w:p>
+            <w:pPr>
+              <w:spacing w:after="0"/>
+            </w:pPr>
+          </w:p>
+        </w:tc>
+      </w:tr>
+      <w:tr>
+        <w:trPr>
+          <w:trHeight w:val="460" w:hRule="atLeast"/>
+        </w:trPr>
+        <w:tc>
+          <w:tcPr>
+            <w:tcW w:type="dxa" w:w="9070"/>
+            <w:tcMar>
+              <w:top w:type="dxa" w:w="40"/>
+              <w:left w:type="dxa" w:w="140"/>
+              <w:bottom w:type="dxa" w:w="40"/>
+              <w:right w:type="dxa" w:w="140"/>
+            </w:tcMar>
+          </w:tcPr>
+          <w:p>
+            <w:pPr>
+              <w:spacing w:after="0"/>
+            </w:pPr>
+          </w:p>
+        </w:tc>
+      </w:tr>
+      <w:tr>
+        <w:trPr>
+          <w:trHeight w:val="460" w:hRule="atLeast"/>
+        </w:trPr>
+        <w:tc>
+          <w:tcPr>
+            <w:tcW w:type="dxa" w:w="9070"/>
+            <w:tcMar>
+              <w:top w:type="dxa" w:w="40"/>
+              <w:left w:type="dxa" w:w="140"/>
+              <w:bottom w:type="dxa" w:w="40"/>
+              <w:right w:type="dxa" w:w="140"/>
+            </w:tcMar>
+          </w:tcPr>
+          <w:p>
+            <w:pPr>
+              <w:spacing w:after="0"/>
+            </w:pPr>
+          </w:p>
+        </w:tc>
+      </w:tr>
+      <w:tr>
+        <w:trPr>
+          <w:trHeight w:val="460" w:hRule="atLeast"/>
+        </w:trPr>
+        <w:tc>
+          <w:tcPr>
+            <w:tcW w:type="dxa" w:w="9070"/>
+            <w:tcMar>
+              <w:top w:type="dxa" w:w="40"/>
+              <w:left w:type="dxa" w:w="140"/>
+              <w:bottom w:type="dxa" w:w="40"/>
+              <w:right w:type="dxa" w:w="140"/>
+            </w:tcMar>
+          </w:tcPr>
+          <w:p>
+            <w:pPr>
+              <w:spacing w:after="0"/>
+            </w:pPr>
+          </w:p>
+        </w:tc>
+      </w:tr>
+      <w:tr>
+        <w:trPr>
+          <w:trHeight w:val="460" w:hRule="atLeast"/>
+        </w:trPr>
+        <w:tc>
+          <w:tcPr>
+            <w:tcW w:type="dxa" w:w="9070"/>
+            <w:tcMar>
+              <w:top w:type="dxa" w:w="40"/>
+              <w:left w:type="dxa" w:w="140"/>
+              <w:bottom w:type="dxa" w:w="40"/>
+              <w:right w:type="dxa" w:w="140"/>
+            </w:tcMar>
+          </w:tcPr>
+          <w:p>
+            <w:pPr>
+              <w:spacing w:after="0"/>
+            </w:pPr>
+          </w:p>
+        </w:tc>
+      </w:tr>
+      <w:tr>
+        <w:trPr>
+          <w:trHeight w:val="460" w:hRule="atLeast"/>
+        </w:trPr>
+        <w:tc>
+          <w:tcPr>
+            <w:tcW w:type="dxa" w:w="9070"/>
+            <w:tcMar>
+              <w:top w:type="dxa" w:w="40"/>
+              <w:left w:type="dxa" w:w="140"/>
+              <w:bottom w:type="dxa" w:w="40"/>
+              <w:right w:type="dxa" w:w="140"/>
+            </w:tcMar>
+          </w:tcPr>
+          <w:p>
+            <w:pPr>
+              <w:spacing w:after="0"/>
+            </w:pPr>
+          </w:p>
+        </w:tc>
+      </w:tr>
+      <w:tr>
+        <w:trPr>
+          <w:trHeight w:val="460" w:hRule="atLeast"/>
+        </w:trPr>
+        <w:tc>
+          <w:tcPr>
+            <w:tcW w:type="dxa" w:w="9070"/>
+            <w:tcMar>
+              <w:top w:type="dxa" w:w="40"/>
+              <w:left w:type="dxa" w:w="140"/>
+              <w:bottom w:type="dxa" w:w="40"/>
+              <w:right w:type="dxa" w:w="140"/>
+            </w:tcMar>
+          </w:tcPr>
+          <w:p>
+            <w:pPr>
+              <w:spacing w:after="0"/>
+            </w:pPr>
+          </w:p>
+        </w:tc>
+      </w:tr>
+      <w:tr>
+        <w:trPr>
+          <w:trHeight w:val="460" w:hRule="atLeast"/>
+        </w:trPr>
+        <w:tc>
+          <w:tcPr>
+            <w:tcW w:type="dxa" w:w="9070"/>
+            <w:tcMar>
+              <w:top w:type="dxa" w:w="40"/>
+              <w:left w:type="dxa" w:w="140"/>
+              <w:bottom w:type="dxa" w:w="40"/>
+              <w:right w:type="dxa" w:w="140"/>
+            </w:tcMar>
+          </w:tcPr>
+          <w:p>
+            <w:pPr>
+              <w:spacing w:after="0"/>
+            </w:pPr>
+          </w:p>
+        </w:tc>
+      </w:tr>
+      <w:tr>
+        <w:trPr>
+          <w:trHeight w:val="460" w:hRule="atLeast"/>
+        </w:trPr>
+        <w:tc>
+          <w:tcPr>
+            <w:tcW w:type="dxa" w:w="9070"/>
+            <w:tcMar>
+              <w:top w:type="dxa" w:w="40"/>
+              <w:left w:type="dxa" w:w="140"/>
+              <w:bottom w:type="dxa" w:w="40"/>
+              <w:right w:type="dxa" w:w="140"/>
+            </w:tcMar>
+          </w:tcPr>
+          <w:p>
+            <w:pPr>
+              <w:spacing w:after="0"/>
+            </w:pPr>
           </w:p>
         </w:tc>
       </w:tr>
@@ -6171,6 +8106,27 @@
           </w:p>
         </w:tc>
       </w:tr>
+      <w:tr>
+        <w:trPr>
+          <w:trHeight w:val="460" w:hRule="atLeast"/>
+        </w:trPr>
+        <w:tc>
+          <w:tcPr>
+            <w:tcW w:type="dxa" w:w="9070"/>
+            <w:tcMar>
+              <w:top w:type="dxa" w:w="40"/>
+              <w:left w:type="dxa" w:w="140"/>
+              <w:bottom w:type="dxa" w:w="40"/>
+              <w:right w:type="dxa" w:w="140"/>
+            </w:tcMar>
+          </w:tcPr>
+          <w:p>
+            <w:pPr>
+              <w:spacing w:after="0"/>
+            </w:pPr>
+          </w:p>
+        </w:tc>
+      </w:tr>
     </w:tbl>
     <w:p>
       <w:pPr>
@@ -6224,6 +8180,27 @@
           </w:p>
         </w:tc>
       </w:tr>
+      <w:tr>
+        <w:trPr>
+          <w:trHeight w:val="460" w:hRule="atLeast"/>
+        </w:trPr>
+        <w:tc>
+          <w:tcPr>
+            <w:tcW w:type="dxa" w:w="9070"/>
+            <w:tcMar>
+              <w:top w:type="dxa" w:w="40"/>
+              <w:left w:type="dxa" w:w="140"/>
+              <w:bottom w:type="dxa" w:w="40"/>
+              <w:right w:type="dxa" w:w="140"/>
+            </w:tcMar>
+          </w:tcPr>
+          <w:p>
+            <w:pPr>
+              <w:spacing w:after="0"/>
+            </w:pPr>
+          </w:p>
+        </w:tc>
+      </w:tr>
     </w:tbl>
     <w:p>
       <w:pPr>
@@ -6256,6 +8233,27 @@
       <w:tblGrid>
         <w:gridCol w:w="9070"/>
       </w:tblGrid>
+      <w:tr>
+        <w:trPr>
+          <w:trHeight w:val="460" w:hRule="atLeast"/>
+        </w:trPr>
+        <w:tc>
+          <w:tcPr>
+            <w:tcW w:type="dxa" w:w="9070"/>
+            <w:tcMar>
+              <w:top w:type="dxa" w:w="40"/>
+              <w:left w:type="dxa" w:w="140"/>
+              <w:bottom w:type="dxa" w:w="40"/>
+              <w:right w:type="dxa" w:w="140"/>
+            </w:tcMar>
+          </w:tcPr>
+          <w:p>
+            <w:pPr>
+              <w:spacing w:after="0"/>
+            </w:pPr>
+          </w:p>
+        </w:tc>
+      </w:tr>
       <w:tr>
         <w:trPr>
           <w:trHeight w:val="460" w:hRule="atLeast"/>
@@ -7932,6 +9930,27 @@
           </w:p>
         </w:tc>
       </w:tr>
+      <w:tr>
+        <w:trPr>
+          <w:trHeight w:val="460" w:hRule="atLeast"/>
+        </w:trPr>
+        <w:tc>
+          <w:tcPr>
+            <w:tcW w:type="dxa" w:w="9070"/>
+            <w:tcMar>
+              <w:top w:type="dxa" w:w="40"/>
+              <w:left w:type="dxa" w:w="140"/>
+              <w:bottom w:type="dxa" w:w="40"/>
+              <w:right w:type="dxa" w:w="140"/>
+            </w:tcMar>
+          </w:tcPr>
+          <w:p>
+            <w:pPr>
+              <w:spacing w:after="0"/>
+            </w:pPr>
+          </w:p>
+        </w:tc>
+      </w:tr>
     </w:tbl>
     <w:p>
       <w:pPr>
@@ -8107,6 +10126,27 @@
           </w:p>
         </w:tc>
       </w:tr>
+      <w:tr>
+        <w:trPr>
+          <w:trHeight w:val="460" w:hRule="atLeast"/>
+        </w:trPr>
+        <w:tc>
+          <w:tcPr>
+            <w:tcW w:type="dxa" w:w="9070"/>
+            <w:tcMar>
+              <w:top w:type="dxa" w:w="40"/>
+              <w:left w:type="dxa" w:w="140"/>
+              <w:bottom w:type="dxa" w:w="40"/>
+              <w:right w:type="dxa" w:w="140"/>
+            </w:tcMar>
+          </w:tcPr>
+          <w:p>
+            <w:pPr>
+              <w:spacing w:after="0"/>
+            </w:pPr>
+          </w:p>
+        </w:tc>
+      </w:tr>
     </w:tbl>
     <w:p>
       <w:pPr>
@@ -8282,6 +10322,27 @@
           </w:p>
         </w:tc>
       </w:tr>
+      <w:tr>
+        <w:trPr>
+          <w:trHeight w:val="460" w:hRule="atLeast"/>
+        </w:trPr>
+        <w:tc>
+          <w:tcPr>
+            <w:tcW w:type="dxa" w:w="9070"/>
+            <w:tcMar>
+              <w:top w:type="dxa" w:w="40"/>
+              <w:left w:type="dxa" w:w="140"/>
+              <w:bottom w:type="dxa" w:w="40"/>
+              <w:right w:type="dxa" w:w="140"/>
+            </w:tcMar>
+          </w:tcPr>
+          <w:p>
+            <w:pPr>
+              <w:spacing w:after="0"/>
+            </w:pPr>
+          </w:p>
+        </w:tc>
+      </w:tr>
     </w:tbl>
     <w:p>
       <w:pPr>
@@ -8457,6 +10518,27 @@
           </w:p>
         </w:tc>
       </w:tr>
+      <w:tr>
+        <w:trPr>
+          <w:trHeight w:val="460" w:hRule="atLeast"/>
+        </w:trPr>
+        <w:tc>
+          <w:tcPr>
+            <w:tcW w:type="dxa" w:w="9070"/>
+            <w:tcMar>
+              <w:top w:type="dxa" w:w="40"/>
+              <w:left w:type="dxa" w:w="140"/>
+              <w:bottom w:type="dxa" w:w="40"/>
+              <w:right w:type="dxa" w:w="140"/>
+            </w:tcMar>
+          </w:tcPr>
+          <w:p>
+            <w:pPr>
+              <w:spacing w:after="0"/>
+            </w:pPr>
+          </w:p>
+        </w:tc>
+      </w:tr>
     </w:tbl>
     <w:p>
       <w:pPr>
@@ -8510,6 +10592,27 @@
           </w:p>
         </w:tc>
       </w:tr>
+      <w:tr>
+        <w:trPr>
+          <w:trHeight w:val="460" w:hRule="atLeast"/>
+        </w:trPr>
+        <w:tc>
+          <w:tcPr>
+            <w:tcW w:type="dxa" w:w="9070"/>
+            <w:tcMar>
+              <w:top w:type="dxa" w:w="40"/>
+              <w:left w:type="dxa" w:w="140"/>
+              <w:bottom w:type="dxa" w:w="40"/>
+              <w:right w:type="dxa" w:w="140"/>
+            </w:tcMar>
+          </w:tcPr>
+          <w:p>
+            <w:pPr>
+              <w:spacing w:after="0"/>
+            </w:pPr>
+          </w:p>
+        </w:tc>
+      </w:tr>
     </w:tbl>
     <w:p>
       <w:pPr>
@@ -9386,34 +11489,31 @@
       <w:tblPr>
         <w:tblW w:type="pct" w:w="100%"/>
         <w:tblBorders>
-          <w:top w:val="single" w:color="B9B3A6" w:sz="2"/>
-          <w:left w:val="single" w:color="B9B3A6" w:sz="2"/>
-          <w:bottom w:val="single" w:color="B9B3A6" w:sz="2"/>
-          <w:right w:val="single" w:color="B9B3A6" w:sz="2"/>
-          <w:insideH w:val="single" w:color="B9B3A6" w:sz="2"/>
-          <w:insideV w:val="single" w:color="B9B3A6" w:sz="2"/>
+          <w:top w:val="single" w:color="B9B3A6" w:sz="6"/>
+          <w:left w:val="single" w:color="B9B3A6" w:sz="6"/>
+          <w:bottom w:val="single" w:color="B9B3A6" w:sz="6"/>
+          <w:right w:val="single" w:color="B9B3A6" w:sz="6"/>
+          <w:insideH w:val="single" w:color="E2DED3" w:sz="1"/>
+          <w:insideV w:val="none"/>
         </w:tblBorders>
       </w:tblPr>
       <w:tblGrid>
         <w:gridCol w:w="9070"/>
       </w:tblGrid>
       <w:tr>
-        <w:trPr>
-          <w:trHeight w:val="3600" w:hRule="atLeast"/>
-        </w:trPr>
-        <w:tc>
-          <w:tcPr>
-            <w:tcW w:type="dxa" w:w="9070"/>
-            <w:tcMar>
-              <w:top w:type="dxa" w:w="80"/>
-              <w:left w:type="dxa" w:w="140"/>
-              <w:bottom w:type="dxa" w:w="80"/>
-              <w:right w:type="dxa" w:w="140"/>
-            </w:tcMar>
-          </w:tcPr>
-          <w:p>
-            <w:pPr>
-              <w:spacing w:line="260"/>
+        <w:tc>
+          <w:tcPr>
+            <w:tcW w:type="dxa" w:w="9070"/>
+            <w:tcMar>
+              <w:top w:type="dxa" w:w="70"/>
+              <w:left w:type="dxa" w:w="140"/>
+              <w:bottom w:type="dxa" w:w="20"/>
+              <w:right w:type="dxa" w:w="140"/>
+            </w:tcMar>
+          </w:tcPr>
+          <w:p>
+            <w:pPr>
+              <w:spacing w:after="0" w:line="260"/>
             </w:pPr>
             <w:r>
               <w:rPr>
@@ -9423,8 +11523,176 @@
                 <w:sz w:val="18"/>
                 <w:szCs w:val="18"/>
               </w:rPr>
-              <w:t xml:space="preserve">Draw or mark the times you will work on your goal</w:t>
+              <w:t xml:space="preserve">Draw, mark or write the times you will work on your goal</w:t>
             </w:r>
+          </w:p>
+        </w:tc>
+      </w:tr>
+      <w:tr>
+        <w:trPr>
+          <w:trHeight w:val="460" w:hRule="atLeast"/>
+        </w:trPr>
+        <w:tc>
+          <w:tcPr>
+            <w:tcW w:type="dxa" w:w="9070"/>
+            <w:tcMar>
+              <w:top w:type="dxa" w:w="40"/>
+              <w:left w:type="dxa" w:w="140"/>
+              <w:bottom w:type="dxa" w:w="40"/>
+              <w:right w:type="dxa" w:w="140"/>
+            </w:tcMar>
+          </w:tcPr>
+          <w:p>
+            <w:pPr>
+              <w:spacing w:after="0"/>
+            </w:pPr>
+          </w:p>
+        </w:tc>
+      </w:tr>
+      <w:tr>
+        <w:trPr>
+          <w:trHeight w:val="460" w:hRule="atLeast"/>
+        </w:trPr>
+        <w:tc>
+          <w:tcPr>
+            <w:tcW w:type="dxa" w:w="9070"/>
+            <w:tcMar>
+              <w:top w:type="dxa" w:w="40"/>
+              <w:left w:type="dxa" w:w="140"/>
+              <w:bottom w:type="dxa" w:w="40"/>
+              <w:right w:type="dxa" w:w="140"/>
+            </w:tcMar>
+          </w:tcPr>
+          <w:p>
+            <w:pPr>
+              <w:spacing w:after="0"/>
+            </w:pPr>
+          </w:p>
+        </w:tc>
+      </w:tr>
+      <w:tr>
+        <w:trPr>
+          <w:trHeight w:val="460" w:hRule="atLeast"/>
+        </w:trPr>
+        <w:tc>
+          <w:tcPr>
+            <w:tcW w:type="dxa" w:w="9070"/>
+            <w:tcMar>
+              <w:top w:type="dxa" w:w="40"/>
+              <w:left w:type="dxa" w:w="140"/>
+              <w:bottom w:type="dxa" w:w="40"/>
+              <w:right w:type="dxa" w:w="140"/>
+            </w:tcMar>
+          </w:tcPr>
+          <w:p>
+            <w:pPr>
+              <w:spacing w:after="0"/>
+            </w:pPr>
+          </w:p>
+        </w:tc>
+      </w:tr>
+      <w:tr>
+        <w:trPr>
+          <w:trHeight w:val="460" w:hRule="atLeast"/>
+        </w:trPr>
+        <w:tc>
+          <w:tcPr>
+            <w:tcW w:type="dxa" w:w="9070"/>
+            <w:tcMar>
+              <w:top w:type="dxa" w:w="40"/>
+              <w:left w:type="dxa" w:w="140"/>
+              <w:bottom w:type="dxa" w:w="40"/>
+              <w:right w:type="dxa" w:w="140"/>
+            </w:tcMar>
+          </w:tcPr>
+          <w:p>
+            <w:pPr>
+              <w:spacing w:after="0"/>
+            </w:pPr>
+          </w:p>
+        </w:tc>
+      </w:tr>
+      <w:tr>
+        <w:trPr>
+          <w:trHeight w:val="460" w:hRule="atLeast"/>
+        </w:trPr>
+        <w:tc>
+          <w:tcPr>
+            <w:tcW w:type="dxa" w:w="9070"/>
+            <w:tcMar>
+              <w:top w:type="dxa" w:w="40"/>
+              <w:left w:type="dxa" w:w="140"/>
+              <w:bottom w:type="dxa" w:w="40"/>
+              <w:right w:type="dxa" w:w="140"/>
+            </w:tcMar>
+          </w:tcPr>
+          <w:p>
+            <w:pPr>
+              <w:spacing w:after="0"/>
+            </w:pPr>
+          </w:p>
+        </w:tc>
+      </w:tr>
+      <w:tr>
+        <w:trPr>
+          <w:trHeight w:val="460" w:hRule="atLeast"/>
+        </w:trPr>
+        <w:tc>
+          <w:tcPr>
+            <w:tcW w:type="dxa" w:w="9070"/>
+            <w:tcMar>
+              <w:top w:type="dxa" w:w="40"/>
+              <w:left w:type="dxa" w:w="140"/>
+              <w:bottom w:type="dxa" w:w="40"/>
+              <w:right w:type="dxa" w:w="140"/>
+            </w:tcMar>
+          </w:tcPr>
+          <w:p>
+            <w:pPr>
+              <w:spacing w:after="0"/>
+            </w:pPr>
+          </w:p>
+        </w:tc>
+      </w:tr>
+      <w:tr>
+        <w:trPr>
+          <w:trHeight w:val="460" w:hRule="atLeast"/>
+        </w:trPr>
+        <w:tc>
+          <w:tcPr>
+            <w:tcW w:type="dxa" w:w="9070"/>
+            <w:tcMar>
+              <w:top w:type="dxa" w:w="40"/>
+              <w:left w:type="dxa" w:w="140"/>
+              <w:bottom w:type="dxa" w:w="40"/>
+              <w:right w:type="dxa" w:w="140"/>
+            </w:tcMar>
+          </w:tcPr>
+          <w:p>
+            <w:pPr>
+              <w:spacing w:after="0"/>
+            </w:pPr>
+          </w:p>
+        </w:tc>
+      </w:tr>
+      <w:tr>
+        <w:trPr>
+          <w:trHeight w:val="460" w:hRule="atLeast"/>
+        </w:trPr>
+        <w:tc>
+          <w:tcPr>
+            <w:tcW w:type="dxa" w:w="9070"/>
+            <w:tcMar>
+              <w:top w:type="dxa" w:w="40"/>
+              <w:left w:type="dxa" w:w="140"/>
+              <w:bottom w:type="dxa" w:w="40"/>
+              <w:right w:type="dxa" w:w="140"/>
+            </w:tcMar>
+          </w:tcPr>
+          <w:p>
+            <w:pPr>
+              <w:spacing w:after="0"/>
+            </w:pPr>
           </w:p>
         </w:tc>
       </w:tr>
@@ -9481,6 +11749,27 @@
           </w:p>
         </w:tc>
       </w:tr>
+      <w:tr>
+        <w:trPr>
+          <w:trHeight w:val="460" w:hRule="atLeast"/>
+        </w:trPr>
+        <w:tc>
+          <w:tcPr>
+            <w:tcW w:type="dxa" w:w="9070"/>
+            <w:tcMar>
+              <w:top w:type="dxa" w:w="40"/>
+              <w:left w:type="dxa" w:w="140"/>
+              <w:bottom w:type="dxa" w:w="40"/>
+              <w:right w:type="dxa" w:w="140"/>
+            </w:tcMar>
+          </w:tcPr>
+          <w:p>
+            <w:pPr>
+              <w:spacing w:after="0"/>
+            </w:pPr>
+          </w:p>
+        </w:tc>
+      </w:tr>
     </w:tbl>
     <w:p>
       <w:pPr>
@@ -9534,6 +11823,27 @@
           </w:p>
         </w:tc>
       </w:tr>
+      <w:tr>
+        <w:trPr>
+          <w:trHeight w:val="460" w:hRule="atLeast"/>
+        </w:trPr>
+        <w:tc>
+          <w:tcPr>
+            <w:tcW w:type="dxa" w:w="9070"/>
+            <w:tcMar>
+              <w:top w:type="dxa" w:w="40"/>
+              <w:left w:type="dxa" w:w="140"/>
+              <w:bottom w:type="dxa" w:w="40"/>
+              <w:right w:type="dxa" w:w="140"/>
+            </w:tcMar>
+          </w:tcPr>
+          <w:p>
+            <w:pPr>
+              <w:spacing w:after="0"/>
+            </w:pPr>
+          </w:p>
+        </w:tc>
+      </w:tr>
     </w:tbl>
     <w:p>
       <w:pPr>
@@ -9587,6 +11897,27 @@
           </w:p>
         </w:tc>
       </w:tr>
+      <w:tr>
+        <w:trPr>
+          <w:trHeight w:val="460" w:hRule="atLeast"/>
+        </w:trPr>
+        <w:tc>
+          <w:tcPr>
+            <w:tcW w:type="dxa" w:w="9070"/>
+            <w:tcMar>
+              <w:top w:type="dxa" w:w="40"/>
+              <w:left w:type="dxa" w:w="140"/>
+              <w:bottom w:type="dxa" w:w="40"/>
+              <w:right w:type="dxa" w:w="140"/>
+            </w:tcMar>
+          </w:tcPr>
+          <w:p>
+            <w:pPr>
+              <w:spacing w:after="0"/>
+            </w:pPr>
+          </w:p>
+        </w:tc>
+      </w:tr>
     </w:tbl>
     <w:p>
       <w:r>
@@ -10179,34 +12510,31 @@
       <w:tblPr>
         <w:tblW w:type="pct" w:w="100%"/>
         <w:tblBorders>
-          <w:top w:val="single" w:color="B9B3A6" w:sz="2"/>
-          <w:left w:val="single" w:color="B9B3A6" w:sz="2"/>
-          <w:bottom w:val="single" w:color="B9B3A6" w:sz="2"/>
-          <w:right w:val="single" w:color="B9B3A6" w:sz="2"/>
-          <w:insideH w:val="single" w:color="B9B3A6" w:sz="2"/>
-          <w:insideV w:val="single" w:color="B9B3A6" w:sz="2"/>
+          <w:top w:val="single" w:color="B9B3A6" w:sz="6"/>
+          <w:left w:val="single" w:color="B9B3A6" w:sz="6"/>
+          <w:bottom w:val="single" w:color="B9B3A6" w:sz="6"/>
+          <w:right w:val="single" w:color="B9B3A6" w:sz="6"/>
+          <w:insideH w:val="single" w:color="E2DED3" w:sz="1"/>
+          <w:insideV w:val="none"/>
         </w:tblBorders>
       </w:tblPr>
       <w:tblGrid>
         <w:gridCol w:w="9070"/>
       </w:tblGrid>
       <w:tr>
-        <w:trPr>
-          <w:trHeight w:val="5000" w:hRule="atLeast"/>
-        </w:trPr>
-        <w:tc>
-          <w:tcPr>
-            <w:tcW w:type="dxa" w:w="9070"/>
-            <w:tcMar>
-              <w:top w:type="dxa" w:w="80"/>
-              <w:left w:type="dxa" w:w="140"/>
-              <w:bottom w:type="dxa" w:w="80"/>
-              <w:right w:type="dxa" w:w="140"/>
-            </w:tcMar>
-          </w:tcPr>
-          <w:p>
-            <w:pPr>
-              <w:spacing w:line="260"/>
+        <w:tc>
+          <w:tcPr>
+            <w:tcW w:type="dxa" w:w="9070"/>
+            <w:tcMar>
+              <w:top w:type="dxa" w:w="70"/>
+              <w:left w:type="dxa" w:w="140"/>
+              <w:bottom w:type="dxa" w:w="20"/>
+              <w:right w:type="dxa" w:w="140"/>
+            </w:tcMar>
+          </w:tcPr>
+          <w:p>
+            <w:pPr>
+              <w:spacing w:after="0" w:line="260"/>
             </w:pPr>
             <w:r>
               <w:rPr>
@@ -10216,8 +12544,239 @@
                 <w:sz w:val="18"/>
                 <w:szCs w:val="18"/>
               </w:rPr>
-              <w:t xml:space="preserve">Draw it here</w:t>
+              <w:t xml:space="preserve">Draw or write it here</w:t>
             </w:r>
+          </w:p>
+        </w:tc>
+      </w:tr>
+      <w:tr>
+        <w:trPr>
+          <w:trHeight w:val="460" w:hRule="atLeast"/>
+        </w:trPr>
+        <w:tc>
+          <w:tcPr>
+            <w:tcW w:type="dxa" w:w="9070"/>
+            <w:tcMar>
+              <w:top w:type="dxa" w:w="40"/>
+              <w:left w:type="dxa" w:w="140"/>
+              <w:bottom w:type="dxa" w:w="40"/>
+              <w:right w:type="dxa" w:w="140"/>
+            </w:tcMar>
+          </w:tcPr>
+          <w:p>
+            <w:pPr>
+              <w:spacing w:after="0"/>
+            </w:pPr>
+          </w:p>
+        </w:tc>
+      </w:tr>
+      <w:tr>
+        <w:trPr>
+          <w:trHeight w:val="460" w:hRule="atLeast"/>
+        </w:trPr>
+        <w:tc>
+          <w:tcPr>
+            <w:tcW w:type="dxa" w:w="9070"/>
+            <w:tcMar>
+              <w:top w:type="dxa" w:w="40"/>
+              <w:left w:type="dxa" w:w="140"/>
+              <w:bottom w:type="dxa" w:w="40"/>
+              <w:right w:type="dxa" w:w="140"/>
+            </w:tcMar>
+          </w:tcPr>
+          <w:p>
+            <w:pPr>
+              <w:spacing w:after="0"/>
+            </w:pPr>
+          </w:p>
+        </w:tc>
+      </w:tr>
+      <w:tr>
+        <w:trPr>
+          <w:trHeight w:val="460" w:hRule="atLeast"/>
+        </w:trPr>
+        <w:tc>
+          <w:tcPr>
+            <w:tcW w:type="dxa" w:w="9070"/>
+            <w:tcMar>
+              <w:top w:type="dxa" w:w="40"/>
+              <w:left w:type="dxa" w:w="140"/>
+              <w:bottom w:type="dxa" w:w="40"/>
+              <w:right w:type="dxa" w:w="140"/>
+            </w:tcMar>
+          </w:tcPr>
+          <w:p>
+            <w:pPr>
+              <w:spacing w:after="0"/>
+            </w:pPr>
+          </w:p>
+        </w:tc>
+      </w:tr>
+      <w:tr>
+        <w:trPr>
+          <w:trHeight w:val="460" w:hRule="atLeast"/>
+        </w:trPr>
+        <w:tc>
+          <w:tcPr>
+            <w:tcW w:type="dxa" w:w="9070"/>
+            <w:tcMar>
+              <w:top w:type="dxa" w:w="40"/>
+              <w:left w:type="dxa" w:w="140"/>
+              <w:bottom w:type="dxa" w:w="40"/>
+              <w:right w:type="dxa" w:w="140"/>
+            </w:tcMar>
+          </w:tcPr>
+          <w:p>
+            <w:pPr>
+              <w:spacing w:after="0"/>
+            </w:pPr>
+          </w:p>
+        </w:tc>
+      </w:tr>
+      <w:tr>
+        <w:trPr>
+          <w:trHeight w:val="460" w:hRule="atLeast"/>
+        </w:trPr>
+        <w:tc>
+          <w:tcPr>
+            <w:tcW w:type="dxa" w:w="9070"/>
+            <w:tcMar>
+              <w:top w:type="dxa" w:w="40"/>
+              <w:left w:type="dxa" w:w="140"/>
+              <w:bottom w:type="dxa" w:w="40"/>
+              <w:right w:type="dxa" w:w="140"/>
+            </w:tcMar>
+          </w:tcPr>
+          <w:p>
+            <w:pPr>
+              <w:spacing w:after="0"/>
+            </w:pPr>
+          </w:p>
+        </w:tc>
+      </w:tr>
+      <w:tr>
+        <w:trPr>
+          <w:trHeight w:val="460" w:hRule="atLeast"/>
+        </w:trPr>
+        <w:tc>
+          <w:tcPr>
+            <w:tcW w:type="dxa" w:w="9070"/>
+            <w:tcMar>
+              <w:top w:type="dxa" w:w="40"/>
+              <w:left w:type="dxa" w:w="140"/>
+              <w:bottom w:type="dxa" w:w="40"/>
+              <w:right w:type="dxa" w:w="140"/>
+            </w:tcMar>
+          </w:tcPr>
+          <w:p>
+            <w:pPr>
+              <w:spacing w:after="0"/>
+            </w:pPr>
+          </w:p>
+        </w:tc>
+      </w:tr>
+      <w:tr>
+        <w:trPr>
+          <w:trHeight w:val="460" w:hRule="atLeast"/>
+        </w:trPr>
+        <w:tc>
+          <w:tcPr>
+            <w:tcW w:type="dxa" w:w="9070"/>
+            <w:tcMar>
+              <w:top w:type="dxa" w:w="40"/>
+              <w:left w:type="dxa" w:w="140"/>
+              <w:bottom w:type="dxa" w:w="40"/>
+              <w:right w:type="dxa" w:w="140"/>
+            </w:tcMar>
+          </w:tcPr>
+          <w:p>
+            <w:pPr>
+              <w:spacing w:after="0"/>
+            </w:pPr>
+          </w:p>
+        </w:tc>
+      </w:tr>
+      <w:tr>
+        <w:trPr>
+          <w:trHeight w:val="460" w:hRule="atLeast"/>
+        </w:trPr>
+        <w:tc>
+          <w:tcPr>
+            <w:tcW w:type="dxa" w:w="9070"/>
+            <w:tcMar>
+              <w:top w:type="dxa" w:w="40"/>
+              <w:left w:type="dxa" w:w="140"/>
+              <w:bottom w:type="dxa" w:w="40"/>
+              <w:right w:type="dxa" w:w="140"/>
+            </w:tcMar>
+          </w:tcPr>
+          <w:p>
+            <w:pPr>
+              <w:spacing w:after="0"/>
+            </w:pPr>
+          </w:p>
+        </w:tc>
+      </w:tr>
+      <w:tr>
+        <w:trPr>
+          <w:trHeight w:val="460" w:hRule="atLeast"/>
+        </w:trPr>
+        <w:tc>
+          <w:tcPr>
+            <w:tcW w:type="dxa" w:w="9070"/>
+            <w:tcMar>
+              <w:top w:type="dxa" w:w="40"/>
+              <w:left w:type="dxa" w:w="140"/>
+              <w:bottom w:type="dxa" w:w="40"/>
+              <w:right w:type="dxa" w:w="140"/>
+            </w:tcMar>
+          </w:tcPr>
+          <w:p>
+            <w:pPr>
+              <w:spacing w:after="0"/>
+            </w:pPr>
+          </w:p>
+        </w:tc>
+      </w:tr>
+      <w:tr>
+        <w:trPr>
+          <w:trHeight w:val="460" w:hRule="atLeast"/>
+        </w:trPr>
+        <w:tc>
+          <w:tcPr>
+            <w:tcW w:type="dxa" w:w="9070"/>
+            <w:tcMar>
+              <w:top w:type="dxa" w:w="40"/>
+              <w:left w:type="dxa" w:w="140"/>
+              <w:bottom w:type="dxa" w:w="40"/>
+              <w:right w:type="dxa" w:w="140"/>
+            </w:tcMar>
+          </w:tcPr>
+          <w:p>
+            <w:pPr>
+              <w:spacing w:after="0"/>
+            </w:pPr>
+          </w:p>
+        </w:tc>
+      </w:tr>
+      <w:tr>
+        <w:trPr>
+          <w:trHeight w:val="460" w:hRule="atLeast"/>
+        </w:trPr>
+        <w:tc>
+          <w:tcPr>
+            <w:tcW w:type="dxa" w:w="9070"/>
+            <w:tcMar>
+              <w:top w:type="dxa" w:w="40"/>
+              <w:left w:type="dxa" w:w="140"/>
+              <w:bottom w:type="dxa" w:w="40"/>
+              <w:right w:type="dxa" w:w="140"/>
+            </w:tcMar>
+          </w:tcPr>
+          <w:p>
+            <w:pPr>
+              <w:spacing w:after="0"/>
+            </w:pPr>
           </w:p>
         </w:tc>
       </w:tr>
@@ -10274,6 +12833,27 @@
           </w:p>
         </w:tc>
       </w:tr>
+      <w:tr>
+        <w:trPr>
+          <w:trHeight w:val="460" w:hRule="atLeast"/>
+        </w:trPr>
+        <w:tc>
+          <w:tcPr>
+            <w:tcW w:type="dxa" w:w="9070"/>
+            <w:tcMar>
+              <w:top w:type="dxa" w:w="40"/>
+              <w:left w:type="dxa" w:w="140"/>
+              <w:bottom w:type="dxa" w:w="40"/>
+              <w:right w:type="dxa" w:w="140"/>
+            </w:tcMar>
+          </w:tcPr>
+          <w:p>
+            <w:pPr>
+              <w:spacing w:after="0"/>
+            </w:pPr>
+          </w:p>
+        </w:tc>
+      </w:tr>
     </w:tbl>
     <w:p>
       <w:pPr>
@@ -10306,6 +12886,27 @@
       <w:tblGrid>
         <w:gridCol w:w="9070"/>
       </w:tblGrid>
+      <w:tr>
+        <w:trPr>
+          <w:trHeight w:val="460" w:hRule="atLeast"/>
+        </w:trPr>
+        <w:tc>
+          <w:tcPr>
+            <w:tcW w:type="dxa" w:w="9070"/>
+            <w:tcMar>
+              <w:top w:type="dxa" w:w="40"/>
+              <w:left w:type="dxa" w:w="140"/>
+              <w:bottom w:type="dxa" w:w="40"/>
+              <w:right w:type="dxa" w:w="140"/>
+            </w:tcMar>
+          </w:tcPr>
+          <w:p>
+            <w:pPr>
+              <w:spacing w:after="0"/>
+            </w:pPr>
+          </w:p>
+        </w:tc>
+      </w:tr>
       <w:tr>
         <w:trPr>
           <w:trHeight w:val="460" w:hRule="atLeast"/>
@@ -12369,6 +14970,27 @@
           </w:p>
         </w:tc>
       </w:tr>
+      <w:tr>
+        <w:trPr>
+          <w:trHeight w:val="460" w:hRule="atLeast"/>
+        </w:trPr>
+        <w:tc>
+          <w:tcPr>
+            <w:tcW w:type="dxa" w:w="9070"/>
+            <w:tcMar>
+              <w:top w:type="dxa" w:w="40"/>
+              <w:left w:type="dxa" w:w="140"/>
+              <w:bottom w:type="dxa" w:w="40"/>
+              <w:right w:type="dxa" w:w="140"/>
+            </w:tcMar>
+          </w:tcPr>
+          <w:p>
+            <w:pPr>
+              <w:spacing w:after="0"/>
+            </w:pPr>
+          </w:p>
+        </w:tc>
+      </w:tr>
     </w:tbl>
     <w:tbl>
       <w:tblPr>
@@ -12625,6 +15247,27 @@
           </w:p>
         </w:tc>
       </w:tr>
+      <w:tr>
+        <w:trPr>
+          <w:trHeight w:val="460" w:hRule="atLeast"/>
+        </w:trPr>
+        <w:tc>
+          <w:tcPr>
+            <w:tcW w:type="dxa" w:w="9070"/>
+            <w:tcMar>
+              <w:top w:type="dxa" w:w="40"/>
+              <w:left w:type="dxa" w:w="140"/>
+              <w:bottom w:type="dxa" w:w="40"/>
+              <w:right w:type="dxa" w:w="140"/>
+            </w:tcMar>
+          </w:tcPr>
+          <w:p>
+            <w:pPr>
+              <w:spacing w:after="0"/>
+            </w:pPr>
+          </w:p>
+        </w:tc>
+      </w:tr>
     </w:tbl>
     <w:p>
       <w:r>
@@ -13232,34 +15875,31 @@
       <w:tblPr>
         <w:tblW w:type="pct" w:w="100%"/>
         <w:tblBorders>
-          <w:top w:val="single" w:color="B9B3A6" w:sz="2"/>
-          <w:left w:val="single" w:color="B9B3A6" w:sz="2"/>
-          <w:bottom w:val="single" w:color="B9B3A6" w:sz="2"/>
-          <w:right w:val="single" w:color="B9B3A6" w:sz="2"/>
-          <w:insideH w:val="single" w:color="B9B3A6" w:sz="2"/>
-          <w:insideV w:val="single" w:color="B9B3A6" w:sz="2"/>
+          <w:top w:val="single" w:color="B9B3A6" w:sz="6"/>
+          <w:left w:val="single" w:color="B9B3A6" w:sz="6"/>
+          <w:bottom w:val="single" w:color="B9B3A6" w:sz="6"/>
+          <w:right w:val="single" w:color="B9B3A6" w:sz="6"/>
+          <w:insideH w:val="single" w:color="E2DED3" w:sz="1"/>
+          <w:insideV w:val="none"/>
         </w:tblBorders>
       </w:tblPr>
       <w:tblGrid>
         <w:gridCol w:w="9070"/>
       </w:tblGrid>
       <w:tr>
-        <w:trPr>
-          <w:trHeight w:val="2800" w:hRule="atLeast"/>
-        </w:trPr>
-        <w:tc>
-          <w:tcPr>
-            <w:tcW w:type="dxa" w:w="9070"/>
-            <w:tcMar>
-              <w:top w:type="dxa" w:w="80"/>
-              <w:left w:type="dxa" w:w="140"/>
-              <w:bottom w:type="dxa" w:w="80"/>
-              <w:right w:type="dxa" w:w="140"/>
-            </w:tcMar>
-          </w:tcPr>
-          <w:p>
-            <w:pPr>
-              <w:spacing w:line="260"/>
+        <w:tc>
+          <w:tcPr>
+            <w:tcW w:type="dxa" w:w="9070"/>
+            <w:tcMar>
+              <w:top w:type="dxa" w:w="70"/>
+              <w:left w:type="dxa" w:w="140"/>
+              <w:bottom w:type="dxa" w:w="20"/>
+              <w:right w:type="dxa" w:w="140"/>
+            </w:tcMar>
+          </w:tcPr>
+          <w:p>
+            <w:pPr>
+              <w:spacing w:after="0" w:line="260"/>
             </w:pPr>
             <w:r>
               <w:rPr>
@@ -13269,8 +15909,134 @@
                 <w:sz w:val="18"/>
                 <w:szCs w:val="18"/>
               </w:rPr>
-              <w:t xml:space="preserve">Draw it here</w:t>
+              <w:t xml:space="preserve">Draw or write it here</w:t>
             </w:r>
+          </w:p>
+        </w:tc>
+      </w:tr>
+      <w:tr>
+        <w:trPr>
+          <w:trHeight w:val="460" w:hRule="atLeast"/>
+        </w:trPr>
+        <w:tc>
+          <w:tcPr>
+            <w:tcW w:type="dxa" w:w="9070"/>
+            <w:tcMar>
+              <w:top w:type="dxa" w:w="40"/>
+              <w:left w:type="dxa" w:w="140"/>
+              <w:bottom w:type="dxa" w:w="40"/>
+              <w:right w:type="dxa" w:w="140"/>
+            </w:tcMar>
+          </w:tcPr>
+          <w:p>
+            <w:pPr>
+              <w:spacing w:after="0"/>
+            </w:pPr>
+          </w:p>
+        </w:tc>
+      </w:tr>
+      <w:tr>
+        <w:trPr>
+          <w:trHeight w:val="460" w:hRule="atLeast"/>
+        </w:trPr>
+        <w:tc>
+          <w:tcPr>
+            <w:tcW w:type="dxa" w:w="9070"/>
+            <w:tcMar>
+              <w:top w:type="dxa" w:w="40"/>
+              <w:left w:type="dxa" w:w="140"/>
+              <w:bottom w:type="dxa" w:w="40"/>
+              <w:right w:type="dxa" w:w="140"/>
+            </w:tcMar>
+          </w:tcPr>
+          <w:p>
+            <w:pPr>
+              <w:spacing w:after="0"/>
+            </w:pPr>
+          </w:p>
+        </w:tc>
+      </w:tr>
+      <w:tr>
+        <w:trPr>
+          <w:trHeight w:val="460" w:hRule="atLeast"/>
+        </w:trPr>
+        <w:tc>
+          <w:tcPr>
+            <w:tcW w:type="dxa" w:w="9070"/>
+            <w:tcMar>
+              <w:top w:type="dxa" w:w="40"/>
+              <w:left w:type="dxa" w:w="140"/>
+              <w:bottom w:type="dxa" w:w="40"/>
+              <w:right w:type="dxa" w:w="140"/>
+            </w:tcMar>
+          </w:tcPr>
+          <w:p>
+            <w:pPr>
+              <w:spacing w:after="0"/>
+            </w:pPr>
+          </w:p>
+        </w:tc>
+      </w:tr>
+      <w:tr>
+        <w:trPr>
+          <w:trHeight w:val="460" w:hRule="atLeast"/>
+        </w:trPr>
+        <w:tc>
+          <w:tcPr>
+            <w:tcW w:type="dxa" w:w="9070"/>
+            <w:tcMar>
+              <w:top w:type="dxa" w:w="40"/>
+              <w:left w:type="dxa" w:w="140"/>
+              <w:bottom w:type="dxa" w:w="40"/>
+              <w:right w:type="dxa" w:w="140"/>
+            </w:tcMar>
+          </w:tcPr>
+          <w:p>
+            <w:pPr>
+              <w:spacing w:after="0"/>
+            </w:pPr>
+          </w:p>
+        </w:tc>
+      </w:tr>
+      <w:tr>
+        <w:trPr>
+          <w:trHeight w:val="460" w:hRule="atLeast"/>
+        </w:trPr>
+        <w:tc>
+          <w:tcPr>
+            <w:tcW w:type="dxa" w:w="9070"/>
+            <w:tcMar>
+              <w:top w:type="dxa" w:w="40"/>
+              <w:left w:type="dxa" w:w="140"/>
+              <w:bottom w:type="dxa" w:w="40"/>
+              <w:right w:type="dxa" w:w="140"/>
+            </w:tcMar>
+          </w:tcPr>
+          <w:p>
+            <w:pPr>
+              <w:spacing w:after="0"/>
+            </w:pPr>
+          </w:p>
+        </w:tc>
+      </w:tr>
+      <w:tr>
+        <w:trPr>
+          <w:trHeight w:val="460" w:hRule="atLeast"/>
+        </w:trPr>
+        <w:tc>
+          <w:tcPr>
+            <w:tcW w:type="dxa" w:w="9070"/>
+            <w:tcMar>
+              <w:top w:type="dxa" w:w="40"/>
+              <w:left w:type="dxa" w:w="140"/>
+              <w:bottom w:type="dxa" w:w="40"/>
+              <w:right w:type="dxa" w:w="140"/>
+            </w:tcMar>
+          </w:tcPr>
+          <w:p>
+            <w:pPr>
+              <w:spacing w:after="0"/>
+            </w:pPr>
           </w:p>
         </w:tc>
       </w:tr>
@@ -13288,69 +16054,6 @@
           <w:szCs w:val="22"/>
         </w:rPr>
         <w:t xml:space="preserve">Now</w:t>
-      </w:r>
-    </w:p>
-    <w:tbl>
-      <w:tblPr>
-        <w:tblW w:type="pct" w:w="100%"/>
-        <w:tblBorders>
-          <w:top w:val="single" w:color="B9B3A6" w:sz="2"/>
-          <w:left w:val="single" w:color="B9B3A6" w:sz="2"/>
-          <w:bottom w:val="single" w:color="B9B3A6" w:sz="2"/>
-          <w:right w:val="single" w:color="B9B3A6" w:sz="2"/>
-          <w:insideH w:val="single" w:color="B9B3A6" w:sz="2"/>
-          <w:insideV w:val="single" w:color="B9B3A6" w:sz="2"/>
-        </w:tblBorders>
-      </w:tblPr>
-      <w:tblGrid>
-        <w:gridCol w:w="9070"/>
-      </w:tblGrid>
-      <w:tr>
-        <w:trPr>
-          <w:trHeight w:val="2800" w:hRule="atLeast"/>
-        </w:trPr>
-        <w:tc>
-          <w:tcPr>
-            <w:tcW w:type="dxa" w:w="9070"/>
-            <w:tcMar>
-              <w:top w:type="dxa" w:w="80"/>
-              <w:left w:type="dxa" w:w="140"/>
-              <w:bottom w:type="dxa" w:w="80"/>
-              <w:right w:type="dxa" w:w="140"/>
-            </w:tcMar>
-          </w:tcPr>
-          <w:p>
-            <w:pPr>
-              <w:spacing w:line="260"/>
-            </w:pPr>
-            <w:r>
-              <w:rPr>
-                <w:b/>
-                <w:bCs/>
-                <w:color w:val="7A3B69"/>
-                <w:sz w:val="18"/>
-                <w:szCs w:val="18"/>
-              </w:rPr>
-              <w:t xml:space="preserve">Draw it here</w:t>
-            </w:r>
-          </w:p>
-        </w:tc>
-      </w:tr>
-    </w:tbl>
-    <w:p>
-      <w:pPr>
-        <w:keepNext/>
-        <w:spacing w:after="60" w:before="220"/>
-      </w:pPr>
-      <w:r>
-        <w:rPr>
-          <w:b/>
-          <w:bCs/>
-          <w:color w:val="1F3A5F"/>
-          <w:sz w:val="24"/>
-          <w:szCs w:val="24"/>
-        </w:rPr>
-        <w:t xml:space="preserve">My goal was</w:t>
       </w:r>
     </w:p>
     <w:tbl>
@@ -13369,6 +16072,139 @@
         <w:gridCol w:w="9070"/>
       </w:tblGrid>
       <w:tr>
+        <w:tc>
+          <w:tcPr>
+            <w:tcW w:type="dxa" w:w="9070"/>
+            <w:tcMar>
+              <w:top w:type="dxa" w:w="70"/>
+              <w:left w:type="dxa" w:w="140"/>
+              <w:bottom w:type="dxa" w:w="20"/>
+              <w:right w:type="dxa" w:w="140"/>
+            </w:tcMar>
+          </w:tcPr>
+          <w:p>
+            <w:pPr>
+              <w:spacing w:after="0" w:line="260"/>
+            </w:pPr>
+            <w:r>
+              <w:rPr>
+                <w:b/>
+                <w:bCs/>
+                <w:color w:val="7A3B69"/>
+                <w:sz w:val="18"/>
+                <w:szCs w:val="18"/>
+              </w:rPr>
+              <w:t xml:space="preserve">Draw or write it here</w:t>
+            </w:r>
+          </w:p>
+        </w:tc>
+      </w:tr>
+      <w:tr>
+        <w:trPr>
+          <w:trHeight w:val="460" w:hRule="atLeast"/>
+        </w:trPr>
+        <w:tc>
+          <w:tcPr>
+            <w:tcW w:type="dxa" w:w="9070"/>
+            <w:tcMar>
+              <w:top w:type="dxa" w:w="40"/>
+              <w:left w:type="dxa" w:w="140"/>
+              <w:bottom w:type="dxa" w:w="40"/>
+              <w:right w:type="dxa" w:w="140"/>
+            </w:tcMar>
+          </w:tcPr>
+          <w:p>
+            <w:pPr>
+              <w:spacing w:after="0"/>
+            </w:pPr>
+          </w:p>
+        </w:tc>
+      </w:tr>
+      <w:tr>
+        <w:trPr>
+          <w:trHeight w:val="460" w:hRule="atLeast"/>
+        </w:trPr>
+        <w:tc>
+          <w:tcPr>
+            <w:tcW w:type="dxa" w:w="9070"/>
+            <w:tcMar>
+              <w:top w:type="dxa" w:w="40"/>
+              <w:left w:type="dxa" w:w="140"/>
+              <w:bottom w:type="dxa" w:w="40"/>
+              <w:right w:type="dxa" w:w="140"/>
+            </w:tcMar>
+          </w:tcPr>
+          <w:p>
+            <w:pPr>
+              <w:spacing w:after="0"/>
+            </w:pPr>
+          </w:p>
+        </w:tc>
+      </w:tr>
+      <w:tr>
+        <w:trPr>
+          <w:trHeight w:val="460" w:hRule="atLeast"/>
+        </w:trPr>
+        <w:tc>
+          <w:tcPr>
+            <w:tcW w:type="dxa" w:w="9070"/>
+            <w:tcMar>
+              <w:top w:type="dxa" w:w="40"/>
+              <w:left w:type="dxa" w:w="140"/>
+              <w:bottom w:type="dxa" w:w="40"/>
+              <w:right w:type="dxa" w:w="140"/>
+            </w:tcMar>
+          </w:tcPr>
+          <w:p>
+            <w:pPr>
+              <w:spacing w:after="0"/>
+            </w:pPr>
+          </w:p>
+        </w:tc>
+      </w:tr>
+      <w:tr>
+        <w:trPr>
+          <w:trHeight w:val="460" w:hRule="atLeast"/>
+        </w:trPr>
+        <w:tc>
+          <w:tcPr>
+            <w:tcW w:type="dxa" w:w="9070"/>
+            <w:tcMar>
+              <w:top w:type="dxa" w:w="40"/>
+              <w:left w:type="dxa" w:w="140"/>
+              <w:bottom w:type="dxa" w:w="40"/>
+              <w:right w:type="dxa" w:w="140"/>
+            </w:tcMar>
+          </w:tcPr>
+          <w:p>
+            <w:pPr>
+              <w:spacing w:after="0"/>
+            </w:pPr>
+          </w:p>
+        </w:tc>
+      </w:tr>
+      <w:tr>
+        <w:trPr>
+          <w:trHeight w:val="460" w:hRule="atLeast"/>
+        </w:trPr>
+        <w:tc>
+          <w:tcPr>
+            <w:tcW w:type="dxa" w:w="9070"/>
+            <w:tcMar>
+              <w:top w:type="dxa" w:w="40"/>
+              <w:left w:type="dxa" w:w="140"/>
+              <w:bottom w:type="dxa" w:w="40"/>
+              <w:right w:type="dxa" w:w="140"/>
+            </w:tcMar>
+          </w:tcPr>
+          <w:p>
+            <w:pPr>
+              <w:spacing w:after="0"/>
+            </w:pPr>
+          </w:p>
+        </w:tc>
+      </w:tr>
+      <w:tr>
         <w:trPr>
           <w:trHeight w:val="460" w:hRule="atLeast"/>
         </w:trPr>
@@ -13403,7 +16239,7 @@
           <w:sz w:val="24"/>
           <w:szCs w:val="24"/>
         </w:rPr>
-        <w:t xml:space="preserve">How far I got</w:t>
+        <w:t xml:space="preserve">My goal was</w:t>
       </w:r>
     </w:p>
     <w:tbl>
@@ -13442,6 +16278,27 @@
           </w:p>
         </w:tc>
       </w:tr>
+      <w:tr>
+        <w:trPr>
+          <w:trHeight w:val="460" w:hRule="atLeast"/>
+        </w:trPr>
+        <w:tc>
+          <w:tcPr>
+            <w:tcW w:type="dxa" w:w="9070"/>
+            <w:tcMar>
+              <w:top w:type="dxa" w:w="40"/>
+              <w:left w:type="dxa" w:w="140"/>
+              <w:bottom w:type="dxa" w:w="40"/>
+              <w:right w:type="dxa" w:w="140"/>
+            </w:tcMar>
+          </w:tcPr>
+          <w:p>
+            <w:pPr>
+              <w:spacing w:after="0"/>
+            </w:pPr>
+          </w:p>
+        </w:tc>
+      </w:tr>
     </w:tbl>
     <w:p>
       <w:pPr>
@@ -13456,7 +16313,7 @@
           <w:sz w:val="24"/>
           <w:szCs w:val="24"/>
         </w:rPr>
-        <w:t xml:space="preserve">What helped me</w:t>
+        <w:t xml:space="preserve">How far I got</w:t>
       </w:r>
     </w:p>
     <w:tbl>
@@ -13495,6 +16352,27 @@
           </w:p>
         </w:tc>
       </w:tr>
+      <w:tr>
+        <w:trPr>
+          <w:trHeight w:val="460" w:hRule="atLeast"/>
+        </w:trPr>
+        <w:tc>
+          <w:tcPr>
+            <w:tcW w:type="dxa" w:w="9070"/>
+            <w:tcMar>
+              <w:top w:type="dxa" w:w="40"/>
+              <w:left w:type="dxa" w:w="140"/>
+              <w:bottom w:type="dxa" w:w="40"/>
+              <w:right w:type="dxa" w:w="140"/>
+            </w:tcMar>
+          </w:tcPr>
+          <w:p>
+            <w:pPr>
+              <w:spacing w:after="0"/>
+            </w:pPr>
+          </w:p>
+        </w:tc>
+      </w:tr>
     </w:tbl>
     <w:p>
       <w:pPr>
@@ -13509,7 +16387,7 @@
           <w:sz w:val="24"/>
           <w:szCs w:val="24"/>
         </w:rPr>
-        <w:t xml:space="preserve">What I would do differently next time</w:t>
+        <w:t xml:space="preserve">What helped me</w:t>
       </w:r>
     </w:p>
     <w:tbl>
@@ -13548,59 +16426,42 @@
           </w:p>
         </w:tc>
       </w:tr>
+      <w:tr>
+        <w:trPr>
+          <w:trHeight w:val="460" w:hRule="atLeast"/>
+        </w:trPr>
+        <w:tc>
+          <w:tcPr>
+            <w:tcW w:type="dxa" w:w="9070"/>
+            <w:tcMar>
+              <w:top w:type="dxa" w:w="40"/>
+              <w:left w:type="dxa" w:w="140"/>
+              <w:bottom w:type="dxa" w:w="40"/>
+              <w:right w:type="dxa" w:w="140"/>
+            </w:tcMar>
+          </w:tcPr>
+          <w:p>
+            <w:pPr>
+              <w:spacing w:after="0"/>
+            </w:pPr>
+          </w:p>
+        </w:tc>
+      </w:tr>
     </w:tbl>
     <w:p>
-      <w:r>
-        <w:br w:type="page"/>
-      </w:r>
-    </w:p>
-    <w:p>
       <w:pPr>
         <w:keepNext/>
-        <w:pBdr>
-          <w:bottom w:val="single" w:color="B9B3A6" w:sz="4"/>
-        </w:pBdr>
-        <w:spacing w:after="60"/>
-      </w:pPr>
-      <w:r>
-        <w:rPr>
-          <w:b/>
-          <w:bCs/>
-          <w:color w:val="7A3B69"/>
-          <w:spacing w:val="30"/>
-          <w:sz w:val="16"/>
-          <w:szCs w:val="16"/>
-        </w:rPr>
-        <w:t xml:space="preserve">HOW I HAVE GROWN</w:t>
-      </w:r>
-    </w:p>
-    <w:p>
-      <w:pPr>
-        <w:pStyle w:val="Heading2"/>
-        <w:keepNext/>
-        <w:spacing w:after="180" w:before="160"/>
+        <w:spacing w:after="60" w:before="220"/>
       </w:pPr>
       <w:r>
         <w:rPr>
           <w:b/>
           <w:bCs/>
           <w:color w:val="1F3A5F"/>
-          <w:sz w:val="38"/>
-          <w:szCs w:val="38"/>
-        </w:rPr>
-        <w:t xml:space="preserve">My notes and drawings</w:t>
-      </w:r>
-    </w:p>
-    <w:p>
-      <w:pPr>
-        <w:spacing w:after="160" w:before="0" w:line="300"/>
-      </w:pPr>
-      <w:r>
-        <w:rPr>
           <w:sz w:val="24"/>
           <w:szCs w:val="24"/>
         </w:rPr>
-        <w:t xml:space="preserve">Anything you want to keep from this step. Words, marks, or a drawing — it is your page, and no one marks it.</w:t>
+        <w:t xml:space="preserve">What I would do differently next time</w:t>
       </w:r>
     </w:p>
     <w:tbl>
@@ -13660,426 +16521,6 @@
           </w:p>
         </w:tc>
       </w:tr>
-      <w:tr>
-        <w:trPr>
-          <w:trHeight w:val="460" w:hRule="atLeast"/>
-        </w:trPr>
-        <w:tc>
-          <w:tcPr>
-            <w:tcW w:type="dxa" w:w="9070"/>
-            <w:tcMar>
-              <w:top w:type="dxa" w:w="40"/>
-              <w:left w:type="dxa" w:w="140"/>
-              <w:bottom w:type="dxa" w:w="40"/>
-              <w:right w:type="dxa" w:w="140"/>
-            </w:tcMar>
-          </w:tcPr>
-          <w:p>
-            <w:pPr>
-              <w:spacing w:after="0"/>
-            </w:pPr>
-          </w:p>
-        </w:tc>
-      </w:tr>
-      <w:tr>
-        <w:trPr>
-          <w:trHeight w:val="460" w:hRule="atLeast"/>
-        </w:trPr>
-        <w:tc>
-          <w:tcPr>
-            <w:tcW w:type="dxa" w:w="9070"/>
-            <w:tcMar>
-              <w:top w:type="dxa" w:w="40"/>
-              <w:left w:type="dxa" w:w="140"/>
-              <w:bottom w:type="dxa" w:w="40"/>
-              <w:right w:type="dxa" w:w="140"/>
-            </w:tcMar>
-          </w:tcPr>
-          <w:p>
-            <w:pPr>
-              <w:spacing w:after="0"/>
-            </w:pPr>
-          </w:p>
-        </w:tc>
-      </w:tr>
-      <w:tr>
-        <w:trPr>
-          <w:trHeight w:val="460" w:hRule="atLeast"/>
-        </w:trPr>
-        <w:tc>
-          <w:tcPr>
-            <w:tcW w:type="dxa" w:w="9070"/>
-            <w:tcMar>
-              <w:top w:type="dxa" w:w="40"/>
-              <w:left w:type="dxa" w:w="140"/>
-              <w:bottom w:type="dxa" w:w="40"/>
-              <w:right w:type="dxa" w:w="140"/>
-            </w:tcMar>
-          </w:tcPr>
-          <w:p>
-            <w:pPr>
-              <w:spacing w:after="0"/>
-            </w:pPr>
-          </w:p>
-        </w:tc>
-      </w:tr>
-      <w:tr>
-        <w:trPr>
-          <w:trHeight w:val="460" w:hRule="atLeast"/>
-        </w:trPr>
-        <w:tc>
-          <w:tcPr>
-            <w:tcW w:type="dxa" w:w="9070"/>
-            <w:tcMar>
-              <w:top w:type="dxa" w:w="40"/>
-              <w:left w:type="dxa" w:w="140"/>
-              <w:bottom w:type="dxa" w:w="40"/>
-              <w:right w:type="dxa" w:w="140"/>
-            </w:tcMar>
-          </w:tcPr>
-          <w:p>
-            <w:pPr>
-              <w:spacing w:after="0"/>
-            </w:pPr>
-          </w:p>
-        </w:tc>
-      </w:tr>
-      <w:tr>
-        <w:trPr>
-          <w:trHeight w:val="460" w:hRule="atLeast"/>
-        </w:trPr>
-        <w:tc>
-          <w:tcPr>
-            <w:tcW w:type="dxa" w:w="9070"/>
-            <w:tcMar>
-              <w:top w:type="dxa" w:w="40"/>
-              <w:left w:type="dxa" w:w="140"/>
-              <w:bottom w:type="dxa" w:w="40"/>
-              <w:right w:type="dxa" w:w="140"/>
-            </w:tcMar>
-          </w:tcPr>
-          <w:p>
-            <w:pPr>
-              <w:spacing w:after="0"/>
-            </w:pPr>
-          </w:p>
-        </w:tc>
-      </w:tr>
-      <w:tr>
-        <w:trPr>
-          <w:trHeight w:val="460" w:hRule="atLeast"/>
-        </w:trPr>
-        <w:tc>
-          <w:tcPr>
-            <w:tcW w:type="dxa" w:w="9070"/>
-            <w:tcMar>
-              <w:top w:type="dxa" w:w="40"/>
-              <w:left w:type="dxa" w:w="140"/>
-              <w:bottom w:type="dxa" w:w="40"/>
-              <w:right w:type="dxa" w:w="140"/>
-            </w:tcMar>
-          </w:tcPr>
-          <w:p>
-            <w:pPr>
-              <w:spacing w:after="0"/>
-            </w:pPr>
-          </w:p>
-        </w:tc>
-      </w:tr>
-      <w:tr>
-        <w:trPr>
-          <w:trHeight w:val="460" w:hRule="atLeast"/>
-        </w:trPr>
-        <w:tc>
-          <w:tcPr>
-            <w:tcW w:type="dxa" w:w="9070"/>
-            <w:tcMar>
-              <w:top w:type="dxa" w:w="40"/>
-              <w:left w:type="dxa" w:w="140"/>
-              <w:bottom w:type="dxa" w:w="40"/>
-              <w:right w:type="dxa" w:w="140"/>
-            </w:tcMar>
-          </w:tcPr>
-          <w:p>
-            <w:pPr>
-              <w:spacing w:after="0"/>
-            </w:pPr>
-          </w:p>
-        </w:tc>
-      </w:tr>
-      <w:tr>
-        <w:trPr>
-          <w:trHeight w:val="460" w:hRule="atLeast"/>
-        </w:trPr>
-        <w:tc>
-          <w:tcPr>
-            <w:tcW w:type="dxa" w:w="9070"/>
-            <w:tcMar>
-              <w:top w:type="dxa" w:w="40"/>
-              <w:left w:type="dxa" w:w="140"/>
-              <w:bottom w:type="dxa" w:w="40"/>
-              <w:right w:type="dxa" w:w="140"/>
-            </w:tcMar>
-          </w:tcPr>
-          <w:p>
-            <w:pPr>
-              <w:spacing w:after="0"/>
-            </w:pPr>
-          </w:p>
-        </w:tc>
-      </w:tr>
-      <w:tr>
-        <w:trPr>
-          <w:trHeight w:val="460" w:hRule="atLeast"/>
-        </w:trPr>
-        <w:tc>
-          <w:tcPr>
-            <w:tcW w:type="dxa" w:w="9070"/>
-            <w:tcMar>
-              <w:top w:type="dxa" w:w="40"/>
-              <w:left w:type="dxa" w:w="140"/>
-              <w:bottom w:type="dxa" w:w="40"/>
-              <w:right w:type="dxa" w:w="140"/>
-            </w:tcMar>
-          </w:tcPr>
-          <w:p>
-            <w:pPr>
-              <w:spacing w:after="0"/>
-            </w:pPr>
-          </w:p>
-        </w:tc>
-      </w:tr>
-      <w:tr>
-        <w:trPr>
-          <w:trHeight w:val="460" w:hRule="atLeast"/>
-        </w:trPr>
-        <w:tc>
-          <w:tcPr>
-            <w:tcW w:type="dxa" w:w="9070"/>
-            <w:tcMar>
-              <w:top w:type="dxa" w:w="40"/>
-              <w:left w:type="dxa" w:w="140"/>
-              <w:bottom w:type="dxa" w:w="40"/>
-              <w:right w:type="dxa" w:w="140"/>
-            </w:tcMar>
-          </w:tcPr>
-          <w:p>
-            <w:pPr>
-              <w:spacing w:after="0"/>
-            </w:pPr>
-          </w:p>
-        </w:tc>
-      </w:tr>
-      <w:tr>
-        <w:trPr>
-          <w:trHeight w:val="460" w:hRule="atLeast"/>
-        </w:trPr>
-        <w:tc>
-          <w:tcPr>
-            <w:tcW w:type="dxa" w:w="9070"/>
-            <w:tcMar>
-              <w:top w:type="dxa" w:w="40"/>
-              <w:left w:type="dxa" w:w="140"/>
-              <w:bottom w:type="dxa" w:w="40"/>
-              <w:right w:type="dxa" w:w="140"/>
-            </w:tcMar>
-          </w:tcPr>
-          <w:p>
-            <w:pPr>
-              <w:spacing w:after="0"/>
-            </w:pPr>
-          </w:p>
-        </w:tc>
-      </w:tr>
-      <w:tr>
-        <w:trPr>
-          <w:trHeight w:val="460" w:hRule="atLeast"/>
-        </w:trPr>
-        <w:tc>
-          <w:tcPr>
-            <w:tcW w:type="dxa" w:w="9070"/>
-            <w:tcMar>
-              <w:top w:type="dxa" w:w="40"/>
-              <w:left w:type="dxa" w:w="140"/>
-              <w:bottom w:type="dxa" w:w="40"/>
-              <w:right w:type="dxa" w:w="140"/>
-            </w:tcMar>
-          </w:tcPr>
-          <w:p>
-            <w:pPr>
-              <w:spacing w:after="0"/>
-            </w:pPr>
-          </w:p>
-        </w:tc>
-      </w:tr>
-      <w:tr>
-        <w:trPr>
-          <w:trHeight w:val="460" w:hRule="atLeast"/>
-        </w:trPr>
-        <w:tc>
-          <w:tcPr>
-            <w:tcW w:type="dxa" w:w="9070"/>
-            <w:tcMar>
-              <w:top w:type="dxa" w:w="40"/>
-              <w:left w:type="dxa" w:w="140"/>
-              <w:bottom w:type="dxa" w:w="40"/>
-              <w:right w:type="dxa" w:w="140"/>
-            </w:tcMar>
-          </w:tcPr>
-          <w:p>
-            <w:pPr>
-              <w:spacing w:after="0"/>
-            </w:pPr>
-          </w:p>
-        </w:tc>
-      </w:tr>
-      <w:tr>
-        <w:trPr>
-          <w:trHeight w:val="460" w:hRule="atLeast"/>
-        </w:trPr>
-        <w:tc>
-          <w:tcPr>
-            <w:tcW w:type="dxa" w:w="9070"/>
-            <w:tcMar>
-              <w:top w:type="dxa" w:w="40"/>
-              <w:left w:type="dxa" w:w="140"/>
-              <w:bottom w:type="dxa" w:w="40"/>
-              <w:right w:type="dxa" w:w="140"/>
-            </w:tcMar>
-          </w:tcPr>
-          <w:p>
-            <w:pPr>
-              <w:spacing w:after="0"/>
-            </w:pPr>
-          </w:p>
-        </w:tc>
-      </w:tr>
-      <w:tr>
-        <w:trPr>
-          <w:trHeight w:val="460" w:hRule="atLeast"/>
-        </w:trPr>
-        <w:tc>
-          <w:tcPr>
-            <w:tcW w:type="dxa" w:w="9070"/>
-            <w:tcMar>
-              <w:top w:type="dxa" w:w="40"/>
-              <w:left w:type="dxa" w:w="140"/>
-              <w:bottom w:type="dxa" w:w="40"/>
-              <w:right w:type="dxa" w:w="140"/>
-            </w:tcMar>
-          </w:tcPr>
-          <w:p>
-            <w:pPr>
-              <w:spacing w:after="0"/>
-            </w:pPr>
-          </w:p>
-        </w:tc>
-      </w:tr>
-      <w:tr>
-        <w:trPr>
-          <w:trHeight w:val="460" w:hRule="atLeast"/>
-        </w:trPr>
-        <w:tc>
-          <w:tcPr>
-            <w:tcW w:type="dxa" w:w="9070"/>
-            <w:tcMar>
-              <w:top w:type="dxa" w:w="40"/>
-              <w:left w:type="dxa" w:w="140"/>
-              <w:bottom w:type="dxa" w:w="40"/>
-              <w:right w:type="dxa" w:w="140"/>
-            </w:tcMar>
-          </w:tcPr>
-          <w:p>
-            <w:pPr>
-              <w:spacing w:after="0"/>
-            </w:pPr>
-          </w:p>
-        </w:tc>
-      </w:tr>
-      <w:tr>
-        <w:trPr>
-          <w:trHeight w:val="460" w:hRule="atLeast"/>
-        </w:trPr>
-        <w:tc>
-          <w:tcPr>
-            <w:tcW w:type="dxa" w:w="9070"/>
-            <w:tcMar>
-              <w:top w:type="dxa" w:w="40"/>
-              <w:left w:type="dxa" w:w="140"/>
-              <w:bottom w:type="dxa" w:w="40"/>
-              <w:right w:type="dxa" w:w="140"/>
-            </w:tcMar>
-          </w:tcPr>
-          <w:p>
-            <w:pPr>
-              <w:spacing w:after="0"/>
-            </w:pPr>
-          </w:p>
-        </w:tc>
-      </w:tr>
-      <w:tr>
-        <w:trPr>
-          <w:trHeight w:val="460" w:hRule="atLeast"/>
-        </w:trPr>
-        <w:tc>
-          <w:tcPr>
-            <w:tcW w:type="dxa" w:w="9070"/>
-            <w:tcMar>
-              <w:top w:type="dxa" w:w="40"/>
-              <w:left w:type="dxa" w:w="140"/>
-              <w:bottom w:type="dxa" w:w="40"/>
-              <w:right w:type="dxa" w:w="140"/>
-            </w:tcMar>
-          </w:tcPr>
-          <w:p>
-            <w:pPr>
-              <w:spacing w:after="0"/>
-            </w:pPr>
-          </w:p>
-        </w:tc>
-      </w:tr>
-      <w:tr>
-        <w:trPr>
-          <w:trHeight w:val="460" w:hRule="atLeast"/>
-        </w:trPr>
-        <w:tc>
-          <w:tcPr>
-            <w:tcW w:type="dxa" w:w="9070"/>
-            <w:tcMar>
-              <w:top w:type="dxa" w:w="40"/>
-              <w:left w:type="dxa" w:w="140"/>
-              <w:bottom w:type="dxa" w:w="40"/>
-              <w:right w:type="dxa" w:w="140"/>
-            </w:tcMar>
-          </w:tcPr>
-          <w:p>
-            <w:pPr>
-              <w:spacing w:after="0"/>
-            </w:pPr>
-          </w:p>
-        </w:tc>
-      </w:tr>
-      <w:tr>
-        <w:trPr>
-          <w:trHeight w:val="460" w:hRule="atLeast"/>
-        </w:trPr>
-        <w:tc>
-          <w:tcPr>
-            <w:tcW w:type="dxa" w:w="9070"/>
-            <w:tcMar>
-              <w:top w:type="dxa" w:w="40"/>
-              <w:left w:type="dxa" w:w="140"/>
-              <w:bottom w:type="dxa" w:w="40"/>
-              <w:right w:type="dxa" w:w="140"/>
-            </w:tcMar>
-          </w:tcPr>
-          <w:p>
-            <w:pPr>
-              <w:spacing w:after="0"/>
-            </w:pPr>
-          </w:p>
-        </w:tc>
-      </w:tr>
     </w:tbl>
     <w:p>
       <w:r>
@@ -14103,7 +16544,7 @@
           <w:sz w:val="16"/>
           <w:szCs w:val="16"/>
         </w:rPr>
-        <w:t xml:space="preserve">TRACK AND REFLECT  ·  MY NEXT GOAL</w:t>
+        <w:t xml:space="preserve">HOW I HAVE GROWN</w:t>
       </w:r>
     </w:p>
     <w:p>
@@ -14120,96 +16561,19 @@
           <w:sz w:val="38"/>
           <w:szCs w:val="38"/>
         </w:rPr>
-        <w:t xml:space="preserve">My next goal</w:t>
-      </w:r>
-    </w:p>
-    <w:p>
-      <w:pPr>
-        <w:spacing w:after="180" w:before="0" w:line="300"/>
-      </w:pPr>
-      <w:r>
-        <w:rPr>
-          <w:color w:val="5A6473"/>
+        <w:t xml:space="preserve">My notes and drawings</w:t>
+      </w:r>
+    </w:p>
+    <w:p>
+      <w:pPr>
+        <w:spacing w:after="160" w:before="0" w:line="300"/>
+      </w:pPr>
+      <w:r>
+        <w:rPr>
           <w:sz w:val="24"/>
           <w:szCs w:val="24"/>
         </w:rPr>
-        <w:t xml:space="preserve">Draw one goal you will keep working on after this course.</w:t>
-      </w:r>
-    </w:p>
-    <w:p>
-      <w:pPr>
-        <w:spacing w:after="140" w:before="40" w:line="300"/>
-      </w:pPr>
-      <w:r>
-        <w:rPr>
-          <w:color w:val="6E7A2E"/>
-          <w:sz w:val="20"/>
-          <w:szCs w:val="20"/>
-        </w:rPr>
-        <w:t xml:space="preserve">If your goal was hard to reach, your next goal can be a smaller step of it. That is not failing — that is how goals work.</w:t>
-      </w:r>
-    </w:p>
-    <w:tbl>
-      <w:tblPr>
-        <w:tblW w:type="pct" w:w="100%"/>
-        <w:tblBorders>
-          <w:top w:val="single" w:color="B9B3A6" w:sz="2"/>
-          <w:left w:val="single" w:color="B9B3A6" w:sz="2"/>
-          <w:bottom w:val="single" w:color="B9B3A6" w:sz="2"/>
-          <w:right w:val="single" w:color="B9B3A6" w:sz="2"/>
-          <w:insideH w:val="single" w:color="B9B3A6" w:sz="2"/>
-          <w:insideV w:val="single" w:color="B9B3A6" w:sz="2"/>
-        </w:tblBorders>
-      </w:tblPr>
-      <w:tblGrid>
-        <w:gridCol w:w="9070"/>
-      </w:tblGrid>
-      <w:tr>
-        <w:trPr>
-          <w:trHeight w:val="5000" w:hRule="atLeast"/>
-        </w:trPr>
-        <w:tc>
-          <w:tcPr>
-            <w:tcW w:type="dxa" w:w="9070"/>
-            <w:tcMar>
-              <w:top w:type="dxa" w:w="80"/>
-              <w:left w:type="dxa" w:w="140"/>
-              <w:bottom w:type="dxa" w:w="80"/>
-              <w:right w:type="dxa" w:w="140"/>
-            </w:tcMar>
-          </w:tcPr>
-          <w:p>
-            <w:pPr>
-              <w:spacing w:line="260"/>
-            </w:pPr>
-            <w:r>
-              <w:rPr>
-                <w:b/>
-                <w:bCs/>
-                <w:color w:val="7A3B69"/>
-                <w:sz w:val="18"/>
-                <w:szCs w:val="18"/>
-              </w:rPr>
-              <w:t xml:space="preserve">Draw it here</w:t>
-            </w:r>
-          </w:p>
-        </w:tc>
-      </w:tr>
-    </w:tbl>
-    <w:p>
-      <w:pPr>
-        <w:keepNext/>
-        <w:spacing w:after="60" w:before="220"/>
-      </w:pPr>
-      <w:r>
-        <w:rPr>
-          <w:b/>
-          <w:bCs/>
-          <w:color w:val="1F3A5F"/>
-          <w:sz w:val="24"/>
-          <w:szCs w:val="24"/>
-        </w:rPr>
-        <w:t xml:space="preserve">My next goal</w:t>
+        <w:t xml:space="preserve">Anything you want to keep from this step. Words, marks, or a drawing — it is your page, and no one marks it.</w:t>
       </w:r>
     </w:p>
     <w:tbl>
@@ -14248,21 +16612,514 @@
           </w:p>
         </w:tc>
       </w:tr>
+      <w:tr>
+        <w:trPr>
+          <w:trHeight w:val="460" w:hRule="atLeast"/>
+        </w:trPr>
+        <w:tc>
+          <w:tcPr>
+            <w:tcW w:type="dxa" w:w="9070"/>
+            <w:tcMar>
+              <w:top w:type="dxa" w:w="40"/>
+              <w:left w:type="dxa" w:w="140"/>
+              <w:bottom w:type="dxa" w:w="40"/>
+              <w:right w:type="dxa" w:w="140"/>
+            </w:tcMar>
+          </w:tcPr>
+          <w:p>
+            <w:pPr>
+              <w:spacing w:after="0"/>
+            </w:pPr>
+          </w:p>
+        </w:tc>
+      </w:tr>
+      <w:tr>
+        <w:trPr>
+          <w:trHeight w:val="460" w:hRule="atLeast"/>
+        </w:trPr>
+        <w:tc>
+          <w:tcPr>
+            <w:tcW w:type="dxa" w:w="9070"/>
+            <w:tcMar>
+              <w:top w:type="dxa" w:w="40"/>
+              <w:left w:type="dxa" w:w="140"/>
+              <w:bottom w:type="dxa" w:w="40"/>
+              <w:right w:type="dxa" w:w="140"/>
+            </w:tcMar>
+          </w:tcPr>
+          <w:p>
+            <w:pPr>
+              <w:spacing w:after="0"/>
+            </w:pPr>
+          </w:p>
+        </w:tc>
+      </w:tr>
+      <w:tr>
+        <w:trPr>
+          <w:trHeight w:val="460" w:hRule="atLeast"/>
+        </w:trPr>
+        <w:tc>
+          <w:tcPr>
+            <w:tcW w:type="dxa" w:w="9070"/>
+            <w:tcMar>
+              <w:top w:type="dxa" w:w="40"/>
+              <w:left w:type="dxa" w:w="140"/>
+              <w:bottom w:type="dxa" w:w="40"/>
+              <w:right w:type="dxa" w:w="140"/>
+            </w:tcMar>
+          </w:tcPr>
+          <w:p>
+            <w:pPr>
+              <w:spacing w:after="0"/>
+            </w:pPr>
+          </w:p>
+        </w:tc>
+      </w:tr>
+      <w:tr>
+        <w:trPr>
+          <w:trHeight w:val="460" w:hRule="atLeast"/>
+        </w:trPr>
+        <w:tc>
+          <w:tcPr>
+            <w:tcW w:type="dxa" w:w="9070"/>
+            <w:tcMar>
+              <w:top w:type="dxa" w:w="40"/>
+              <w:left w:type="dxa" w:w="140"/>
+              <w:bottom w:type="dxa" w:w="40"/>
+              <w:right w:type="dxa" w:w="140"/>
+            </w:tcMar>
+          </w:tcPr>
+          <w:p>
+            <w:pPr>
+              <w:spacing w:after="0"/>
+            </w:pPr>
+          </w:p>
+        </w:tc>
+      </w:tr>
+      <w:tr>
+        <w:trPr>
+          <w:trHeight w:val="460" w:hRule="atLeast"/>
+        </w:trPr>
+        <w:tc>
+          <w:tcPr>
+            <w:tcW w:type="dxa" w:w="9070"/>
+            <w:tcMar>
+              <w:top w:type="dxa" w:w="40"/>
+              <w:left w:type="dxa" w:w="140"/>
+              <w:bottom w:type="dxa" w:w="40"/>
+              <w:right w:type="dxa" w:w="140"/>
+            </w:tcMar>
+          </w:tcPr>
+          <w:p>
+            <w:pPr>
+              <w:spacing w:after="0"/>
+            </w:pPr>
+          </w:p>
+        </w:tc>
+      </w:tr>
+      <w:tr>
+        <w:trPr>
+          <w:trHeight w:val="460" w:hRule="atLeast"/>
+        </w:trPr>
+        <w:tc>
+          <w:tcPr>
+            <w:tcW w:type="dxa" w:w="9070"/>
+            <w:tcMar>
+              <w:top w:type="dxa" w:w="40"/>
+              <w:left w:type="dxa" w:w="140"/>
+              <w:bottom w:type="dxa" w:w="40"/>
+              <w:right w:type="dxa" w:w="140"/>
+            </w:tcMar>
+          </w:tcPr>
+          <w:p>
+            <w:pPr>
+              <w:spacing w:after="0"/>
+            </w:pPr>
+          </w:p>
+        </w:tc>
+      </w:tr>
+      <w:tr>
+        <w:trPr>
+          <w:trHeight w:val="460" w:hRule="atLeast"/>
+        </w:trPr>
+        <w:tc>
+          <w:tcPr>
+            <w:tcW w:type="dxa" w:w="9070"/>
+            <w:tcMar>
+              <w:top w:type="dxa" w:w="40"/>
+              <w:left w:type="dxa" w:w="140"/>
+              <w:bottom w:type="dxa" w:w="40"/>
+              <w:right w:type="dxa" w:w="140"/>
+            </w:tcMar>
+          </w:tcPr>
+          <w:p>
+            <w:pPr>
+              <w:spacing w:after="0"/>
+            </w:pPr>
+          </w:p>
+        </w:tc>
+      </w:tr>
+      <w:tr>
+        <w:trPr>
+          <w:trHeight w:val="460" w:hRule="atLeast"/>
+        </w:trPr>
+        <w:tc>
+          <w:tcPr>
+            <w:tcW w:type="dxa" w:w="9070"/>
+            <w:tcMar>
+              <w:top w:type="dxa" w:w="40"/>
+              <w:left w:type="dxa" w:w="140"/>
+              <w:bottom w:type="dxa" w:w="40"/>
+              <w:right w:type="dxa" w:w="140"/>
+            </w:tcMar>
+          </w:tcPr>
+          <w:p>
+            <w:pPr>
+              <w:spacing w:after="0"/>
+            </w:pPr>
+          </w:p>
+        </w:tc>
+      </w:tr>
+      <w:tr>
+        <w:trPr>
+          <w:trHeight w:val="460" w:hRule="atLeast"/>
+        </w:trPr>
+        <w:tc>
+          <w:tcPr>
+            <w:tcW w:type="dxa" w:w="9070"/>
+            <w:tcMar>
+              <w:top w:type="dxa" w:w="40"/>
+              <w:left w:type="dxa" w:w="140"/>
+              <w:bottom w:type="dxa" w:w="40"/>
+              <w:right w:type="dxa" w:w="140"/>
+            </w:tcMar>
+          </w:tcPr>
+          <w:p>
+            <w:pPr>
+              <w:spacing w:after="0"/>
+            </w:pPr>
+          </w:p>
+        </w:tc>
+      </w:tr>
+      <w:tr>
+        <w:trPr>
+          <w:trHeight w:val="460" w:hRule="atLeast"/>
+        </w:trPr>
+        <w:tc>
+          <w:tcPr>
+            <w:tcW w:type="dxa" w:w="9070"/>
+            <w:tcMar>
+              <w:top w:type="dxa" w:w="40"/>
+              <w:left w:type="dxa" w:w="140"/>
+              <w:bottom w:type="dxa" w:w="40"/>
+              <w:right w:type="dxa" w:w="140"/>
+            </w:tcMar>
+          </w:tcPr>
+          <w:p>
+            <w:pPr>
+              <w:spacing w:after="0"/>
+            </w:pPr>
+          </w:p>
+        </w:tc>
+      </w:tr>
+      <w:tr>
+        <w:trPr>
+          <w:trHeight w:val="460" w:hRule="atLeast"/>
+        </w:trPr>
+        <w:tc>
+          <w:tcPr>
+            <w:tcW w:type="dxa" w:w="9070"/>
+            <w:tcMar>
+              <w:top w:type="dxa" w:w="40"/>
+              <w:left w:type="dxa" w:w="140"/>
+              <w:bottom w:type="dxa" w:w="40"/>
+              <w:right w:type="dxa" w:w="140"/>
+            </w:tcMar>
+          </w:tcPr>
+          <w:p>
+            <w:pPr>
+              <w:spacing w:after="0"/>
+            </w:pPr>
+          </w:p>
+        </w:tc>
+      </w:tr>
+      <w:tr>
+        <w:trPr>
+          <w:trHeight w:val="460" w:hRule="atLeast"/>
+        </w:trPr>
+        <w:tc>
+          <w:tcPr>
+            <w:tcW w:type="dxa" w:w="9070"/>
+            <w:tcMar>
+              <w:top w:type="dxa" w:w="40"/>
+              <w:left w:type="dxa" w:w="140"/>
+              <w:bottom w:type="dxa" w:w="40"/>
+              <w:right w:type="dxa" w:w="140"/>
+            </w:tcMar>
+          </w:tcPr>
+          <w:p>
+            <w:pPr>
+              <w:spacing w:after="0"/>
+            </w:pPr>
+          </w:p>
+        </w:tc>
+      </w:tr>
+      <w:tr>
+        <w:trPr>
+          <w:trHeight w:val="460" w:hRule="atLeast"/>
+        </w:trPr>
+        <w:tc>
+          <w:tcPr>
+            <w:tcW w:type="dxa" w:w="9070"/>
+            <w:tcMar>
+              <w:top w:type="dxa" w:w="40"/>
+              <w:left w:type="dxa" w:w="140"/>
+              <w:bottom w:type="dxa" w:w="40"/>
+              <w:right w:type="dxa" w:w="140"/>
+            </w:tcMar>
+          </w:tcPr>
+          <w:p>
+            <w:pPr>
+              <w:spacing w:after="0"/>
+            </w:pPr>
+          </w:p>
+        </w:tc>
+      </w:tr>
+      <w:tr>
+        <w:trPr>
+          <w:trHeight w:val="460" w:hRule="atLeast"/>
+        </w:trPr>
+        <w:tc>
+          <w:tcPr>
+            <w:tcW w:type="dxa" w:w="9070"/>
+            <w:tcMar>
+              <w:top w:type="dxa" w:w="40"/>
+              <w:left w:type="dxa" w:w="140"/>
+              <w:bottom w:type="dxa" w:w="40"/>
+              <w:right w:type="dxa" w:w="140"/>
+            </w:tcMar>
+          </w:tcPr>
+          <w:p>
+            <w:pPr>
+              <w:spacing w:after="0"/>
+            </w:pPr>
+          </w:p>
+        </w:tc>
+      </w:tr>
+      <w:tr>
+        <w:trPr>
+          <w:trHeight w:val="460" w:hRule="atLeast"/>
+        </w:trPr>
+        <w:tc>
+          <w:tcPr>
+            <w:tcW w:type="dxa" w:w="9070"/>
+            <w:tcMar>
+              <w:top w:type="dxa" w:w="40"/>
+              <w:left w:type="dxa" w:w="140"/>
+              <w:bottom w:type="dxa" w:w="40"/>
+              <w:right w:type="dxa" w:w="140"/>
+            </w:tcMar>
+          </w:tcPr>
+          <w:p>
+            <w:pPr>
+              <w:spacing w:after="0"/>
+            </w:pPr>
+          </w:p>
+        </w:tc>
+      </w:tr>
+      <w:tr>
+        <w:trPr>
+          <w:trHeight w:val="460" w:hRule="atLeast"/>
+        </w:trPr>
+        <w:tc>
+          <w:tcPr>
+            <w:tcW w:type="dxa" w:w="9070"/>
+            <w:tcMar>
+              <w:top w:type="dxa" w:w="40"/>
+              <w:left w:type="dxa" w:w="140"/>
+              <w:bottom w:type="dxa" w:w="40"/>
+              <w:right w:type="dxa" w:w="140"/>
+            </w:tcMar>
+          </w:tcPr>
+          <w:p>
+            <w:pPr>
+              <w:spacing w:after="0"/>
+            </w:pPr>
+          </w:p>
+        </w:tc>
+      </w:tr>
+      <w:tr>
+        <w:trPr>
+          <w:trHeight w:val="460" w:hRule="atLeast"/>
+        </w:trPr>
+        <w:tc>
+          <w:tcPr>
+            <w:tcW w:type="dxa" w:w="9070"/>
+            <w:tcMar>
+              <w:top w:type="dxa" w:w="40"/>
+              <w:left w:type="dxa" w:w="140"/>
+              <w:bottom w:type="dxa" w:w="40"/>
+              <w:right w:type="dxa" w:w="140"/>
+            </w:tcMar>
+          </w:tcPr>
+          <w:p>
+            <w:pPr>
+              <w:spacing w:after="0"/>
+            </w:pPr>
+          </w:p>
+        </w:tc>
+      </w:tr>
+      <w:tr>
+        <w:trPr>
+          <w:trHeight w:val="460" w:hRule="atLeast"/>
+        </w:trPr>
+        <w:tc>
+          <w:tcPr>
+            <w:tcW w:type="dxa" w:w="9070"/>
+            <w:tcMar>
+              <w:top w:type="dxa" w:w="40"/>
+              <w:left w:type="dxa" w:w="140"/>
+              <w:bottom w:type="dxa" w:w="40"/>
+              <w:right w:type="dxa" w:w="140"/>
+            </w:tcMar>
+          </w:tcPr>
+          <w:p>
+            <w:pPr>
+              <w:spacing w:after="0"/>
+            </w:pPr>
+          </w:p>
+        </w:tc>
+      </w:tr>
+      <w:tr>
+        <w:trPr>
+          <w:trHeight w:val="460" w:hRule="atLeast"/>
+        </w:trPr>
+        <w:tc>
+          <w:tcPr>
+            <w:tcW w:type="dxa" w:w="9070"/>
+            <w:tcMar>
+              <w:top w:type="dxa" w:w="40"/>
+              <w:left w:type="dxa" w:w="140"/>
+              <w:bottom w:type="dxa" w:w="40"/>
+              <w:right w:type="dxa" w:w="140"/>
+            </w:tcMar>
+          </w:tcPr>
+          <w:p>
+            <w:pPr>
+              <w:spacing w:after="0"/>
+            </w:pPr>
+          </w:p>
+        </w:tc>
+      </w:tr>
+      <w:tr>
+        <w:trPr>
+          <w:trHeight w:val="460" w:hRule="atLeast"/>
+        </w:trPr>
+        <w:tc>
+          <w:tcPr>
+            <w:tcW w:type="dxa" w:w="9070"/>
+            <w:tcMar>
+              <w:top w:type="dxa" w:w="40"/>
+              <w:left w:type="dxa" w:w="140"/>
+              <w:bottom w:type="dxa" w:w="40"/>
+              <w:right w:type="dxa" w:w="140"/>
+            </w:tcMar>
+          </w:tcPr>
+          <w:p>
+            <w:pPr>
+              <w:spacing w:after="0"/>
+            </w:pPr>
+          </w:p>
+        </w:tc>
+      </w:tr>
+      <w:tr>
+        <w:trPr>
+          <w:trHeight w:val="460" w:hRule="atLeast"/>
+        </w:trPr>
+        <w:tc>
+          <w:tcPr>
+            <w:tcW w:type="dxa" w:w="9070"/>
+            <w:tcMar>
+              <w:top w:type="dxa" w:w="40"/>
+              <w:left w:type="dxa" w:w="140"/>
+              <w:bottom w:type="dxa" w:w="40"/>
+              <w:right w:type="dxa" w:w="140"/>
+            </w:tcMar>
+          </w:tcPr>
+          <w:p>
+            <w:pPr>
+              <w:spacing w:after="0"/>
+            </w:pPr>
+          </w:p>
+        </w:tc>
+      </w:tr>
     </w:tbl>
     <w:p>
+      <w:r>
+        <w:br w:type="page"/>
+      </w:r>
+    </w:p>
+    <w:p>
       <w:pPr>
         <w:keepNext/>
-        <w:spacing w:after="60" w:before="220"/>
+        <w:pBdr>
+          <w:bottom w:val="single" w:color="B9B3A6" w:sz="4"/>
+        </w:pBdr>
+        <w:spacing w:after="60"/>
+      </w:pPr>
+      <w:r>
+        <w:rPr>
+          <w:b/>
+          <w:bCs/>
+          <w:color w:val="7A3B69"/>
+          <w:spacing w:val="30"/>
+          <w:sz w:val="16"/>
+          <w:szCs w:val="16"/>
+        </w:rPr>
+        <w:t xml:space="preserve">TRACK AND REFLECT  ·  MY NEXT GOAL</w:t>
+      </w:r>
+    </w:p>
+    <w:p>
+      <w:pPr>
+        <w:pStyle w:val="Heading2"/>
+        <w:keepNext/>
+        <w:spacing w:after="180" w:before="160"/>
       </w:pPr>
       <w:r>
         <w:rPr>
           <w:b/>
           <w:bCs/>
           <w:color w:val="1F3A5F"/>
+          <w:sz w:val="38"/>
+          <w:szCs w:val="38"/>
+        </w:rPr>
+        <w:t xml:space="preserve">My next goal</w:t>
+      </w:r>
+    </w:p>
+    <w:p>
+      <w:pPr>
+        <w:spacing w:after="180" w:before="0" w:line="300"/>
+      </w:pPr>
+      <w:r>
+        <w:rPr>
+          <w:color w:val="5A6473"/>
           <w:sz w:val="24"/>
           <w:szCs w:val="24"/>
         </w:rPr>
-        <w:t xml:space="preserve">My first small step</w:t>
+        <w:t xml:space="preserve">Draw one goal you will keep working on after this course.</w:t>
+      </w:r>
+    </w:p>
+    <w:p>
+      <w:pPr>
+        <w:spacing w:after="140" w:before="40" w:line="300"/>
+      </w:pPr>
+      <w:r>
+        <w:rPr>
+          <w:color w:val="6E7A2E"/>
+          <w:sz w:val="20"/>
+          <w:szCs w:val="20"/>
+        </w:rPr>
+        <w:t xml:space="preserve">If your goal was hard to reach, your next goal can be a smaller step of it. That is not failing — that is how goals work.</w:t>
       </w:r>
     </w:p>
     <w:tbl>
@@ -14280,6 +17137,392 @@
       <w:tblGrid>
         <w:gridCol w:w="9070"/>
       </w:tblGrid>
+      <w:tr>
+        <w:tc>
+          <w:tcPr>
+            <w:tcW w:type="dxa" w:w="9070"/>
+            <w:tcMar>
+              <w:top w:type="dxa" w:w="70"/>
+              <w:left w:type="dxa" w:w="140"/>
+              <w:bottom w:type="dxa" w:w="20"/>
+              <w:right w:type="dxa" w:w="140"/>
+            </w:tcMar>
+          </w:tcPr>
+          <w:p>
+            <w:pPr>
+              <w:spacing w:after="0" w:line="260"/>
+            </w:pPr>
+            <w:r>
+              <w:rPr>
+                <w:b/>
+                <w:bCs/>
+                <w:color w:val="7A3B69"/>
+                <w:sz w:val="18"/>
+                <w:szCs w:val="18"/>
+              </w:rPr>
+              <w:t xml:space="preserve">Draw or write it here</w:t>
+            </w:r>
+          </w:p>
+        </w:tc>
+      </w:tr>
+      <w:tr>
+        <w:trPr>
+          <w:trHeight w:val="460" w:hRule="atLeast"/>
+        </w:trPr>
+        <w:tc>
+          <w:tcPr>
+            <w:tcW w:type="dxa" w:w="9070"/>
+            <w:tcMar>
+              <w:top w:type="dxa" w:w="40"/>
+              <w:left w:type="dxa" w:w="140"/>
+              <w:bottom w:type="dxa" w:w="40"/>
+              <w:right w:type="dxa" w:w="140"/>
+            </w:tcMar>
+          </w:tcPr>
+          <w:p>
+            <w:pPr>
+              <w:spacing w:after="0"/>
+            </w:pPr>
+          </w:p>
+        </w:tc>
+      </w:tr>
+      <w:tr>
+        <w:trPr>
+          <w:trHeight w:val="460" w:hRule="atLeast"/>
+        </w:trPr>
+        <w:tc>
+          <w:tcPr>
+            <w:tcW w:type="dxa" w:w="9070"/>
+            <w:tcMar>
+              <w:top w:type="dxa" w:w="40"/>
+              <w:left w:type="dxa" w:w="140"/>
+              <w:bottom w:type="dxa" w:w="40"/>
+              <w:right w:type="dxa" w:w="140"/>
+            </w:tcMar>
+          </w:tcPr>
+          <w:p>
+            <w:pPr>
+              <w:spacing w:after="0"/>
+            </w:pPr>
+          </w:p>
+        </w:tc>
+      </w:tr>
+      <w:tr>
+        <w:trPr>
+          <w:trHeight w:val="460" w:hRule="atLeast"/>
+        </w:trPr>
+        <w:tc>
+          <w:tcPr>
+            <w:tcW w:type="dxa" w:w="9070"/>
+            <w:tcMar>
+              <w:top w:type="dxa" w:w="40"/>
+              <w:left w:type="dxa" w:w="140"/>
+              <w:bottom w:type="dxa" w:w="40"/>
+              <w:right w:type="dxa" w:w="140"/>
+            </w:tcMar>
+          </w:tcPr>
+          <w:p>
+            <w:pPr>
+              <w:spacing w:after="0"/>
+            </w:pPr>
+          </w:p>
+        </w:tc>
+      </w:tr>
+      <w:tr>
+        <w:trPr>
+          <w:trHeight w:val="460" w:hRule="atLeast"/>
+        </w:trPr>
+        <w:tc>
+          <w:tcPr>
+            <w:tcW w:type="dxa" w:w="9070"/>
+            <w:tcMar>
+              <w:top w:type="dxa" w:w="40"/>
+              <w:left w:type="dxa" w:w="140"/>
+              <w:bottom w:type="dxa" w:w="40"/>
+              <w:right w:type="dxa" w:w="140"/>
+            </w:tcMar>
+          </w:tcPr>
+          <w:p>
+            <w:pPr>
+              <w:spacing w:after="0"/>
+            </w:pPr>
+          </w:p>
+        </w:tc>
+      </w:tr>
+      <w:tr>
+        <w:trPr>
+          <w:trHeight w:val="460" w:hRule="atLeast"/>
+        </w:trPr>
+        <w:tc>
+          <w:tcPr>
+            <w:tcW w:type="dxa" w:w="9070"/>
+            <w:tcMar>
+              <w:top w:type="dxa" w:w="40"/>
+              <w:left w:type="dxa" w:w="140"/>
+              <w:bottom w:type="dxa" w:w="40"/>
+              <w:right w:type="dxa" w:w="140"/>
+            </w:tcMar>
+          </w:tcPr>
+          <w:p>
+            <w:pPr>
+              <w:spacing w:after="0"/>
+            </w:pPr>
+          </w:p>
+        </w:tc>
+      </w:tr>
+      <w:tr>
+        <w:trPr>
+          <w:trHeight w:val="460" w:hRule="atLeast"/>
+        </w:trPr>
+        <w:tc>
+          <w:tcPr>
+            <w:tcW w:type="dxa" w:w="9070"/>
+            <w:tcMar>
+              <w:top w:type="dxa" w:w="40"/>
+              <w:left w:type="dxa" w:w="140"/>
+              <w:bottom w:type="dxa" w:w="40"/>
+              <w:right w:type="dxa" w:w="140"/>
+            </w:tcMar>
+          </w:tcPr>
+          <w:p>
+            <w:pPr>
+              <w:spacing w:after="0"/>
+            </w:pPr>
+          </w:p>
+        </w:tc>
+      </w:tr>
+      <w:tr>
+        <w:trPr>
+          <w:trHeight w:val="460" w:hRule="atLeast"/>
+        </w:trPr>
+        <w:tc>
+          <w:tcPr>
+            <w:tcW w:type="dxa" w:w="9070"/>
+            <w:tcMar>
+              <w:top w:type="dxa" w:w="40"/>
+              <w:left w:type="dxa" w:w="140"/>
+              <w:bottom w:type="dxa" w:w="40"/>
+              <w:right w:type="dxa" w:w="140"/>
+            </w:tcMar>
+          </w:tcPr>
+          <w:p>
+            <w:pPr>
+              <w:spacing w:after="0"/>
+            </w:pPr>
+          </w:p>
+        </w:tc>
+      </w:tr>
+      <w:tr>
+        <w:trPr>
+          <w:trHeight w:val="460" w:hRule="atLeast"/>
+        </w:trPr>
+        <w:tc>
+          <w:tcPr>
+            <w:tcW w:type="dxa" w:w="9070"/>
+            <w:tcMar>
+              <w:top w:type="dxa" w:w="40"/>
+              <w:left w:type="dxa" w:w="140"/>
+              <w:bottom w:type="dxa" w:w="40"/>
+              <w:right w:type="dxa" w:w="140"/>
+            </w:tcMar>
+          </w:tcPr>
+          <w:p>
+            <w:pPr>
+              <w:spacing w:after="0"/>
+            </w:pPr>
+          </w:p>
+        </w:tc>
+      </w:tr>
+      <w:tr>
+        <w:trPr>
+          <w:trHeight w:val="460" w:hRule="atLeast"/>
+        </w:trPr>
+        <w:tc>
+          <w:tcPr>
+            <w:tcW w:type="dxa" w:w="9070"/>
+            <w:tcMar>
+              <w:top w:type="dxa" w:w="40"/>
+              <w:left w:type="dxa" w:w="140"/>
+              <w:bottom w:type="dxa" w:w="40"/>
+              <w:right w:type="dxa" w:w="140"/>
+            </w:tcMar>
+          </w:tcPr>
+          <w:p>
+            <w:pPr>
+              <w:spacing w:after="0"/>
+            </w:pPr>
+          </w:p>
+        </w:tc>
+      </w:tr>
+      <w:tr>
+        <w:trPr>
+          <w:trHeight w:val="460" w:hRule="atLeast"/>
+        </w:trPr>
+        <w:tc>
+          <w:tcPr>
+            <w:tcW w:type="dxa" w:w="9070"/>
+            <w:tcMar>
+              <w:top w:type="dxa" w:w="40"/>
+              <w:left w:type="dxa" w:w="140"/>
+              <w:bottom w:type="dxa" w:w="40"/>
+              <w:right w:type="dxa" w:w="140"/>
+            </w:tcMar>
+          </w:tcPr>
+          <w:p>
+            <w:pPr>
+              <w:spacing w:after="0"/>
+            </w:pPr>
+          </w:p>
+        </w:tc>
+      </w:tr>
+      <w:tr>
+        <w:trPr>
+          <w:trHeight w:val="460" w:hRule="atLeast"/>
+        </w:trPr>
+        <w:tc>
+          <w:tcPr>
+            <w:tcW w:type="dxa" w:w="9070"/>
+            <w:tcMar>
+              <w:top w:type="dxa" w:w="40"/>
+              <w:left w:type="dxa" w:w="140"/>
+              <w:bottom w:type="dxa" w:w="40"/>
+              <w:right w:type="dxa" w:w="140"/>
+            </w:tcMar>
+          </w:tcPr>
+          <w:p>
+            <w:pPr>
+              <w:spacing w:after="0"/>
+            </w:pPr>
+          </w:p>
+        </w:tc>
+      </w:tr>
+    </w:tbl>
+    <w:p>
+      <w:pPr>
+        <w:keepNext/>
+        <w:spacing w:after="60" w:before="220"/>
+      </w:pPr>
+      <w:r>
+        <w:rPr>
+          <w:b/>
+          <w:bCs/>
+          <w:color w:val="1F3A5F"/>
+          <w:sz w:val="24"/>
+          <w:szCs w:val="24"/>
+        </w:rPr>
+        <w:t xml:space="preserve">My next goal</w:t>
+      </w:r>
+    </w:p>
+    <w:tbl>
+      <w:tblPr>
+        <w:tblW w:type="pct" w:w="100%"/>
+        <w:tblBorders>
+          <w:top w:val="single" w:color="B9B3A6" w:sz="6"/>
+          <w:left w:val="single" w:color="B9B3A6" w:sz="6"/>
+          <w:bottom w:val="single" w:color="B9B3A6" w:sz="6"/>
+          <w:right w:val="single" w:color="B9B3A6" w:sz="6"/>
+          <w:insideH w:val="single" w:color="E2DED3" w:sz="1"/>
+          <w:insideV w:val="none"/>
+        </w:tblBorders>
+      </w:tblPr>
+      <w:tblGrid>
+        <w:gridCol w:w="9070"/>
+      </w:tblGrid>
+      <w:tr>
+        <w:trPr>
+          <w:trHeight w:val="460" w:hRule="atLeast"/>
+        </w:trPr>
+        <w:tc>
+          <w:tcPr>
+            <w:tcW w:type="dxa" w:w="9070"/>
+            <w:tcMar>
+              <w:top w:type="dxa" w:w="40"/>
+              <w:left w:type="dxa" w:w="140"/>
+              <w:bottom w:type="dxa" w:w="40"/>
+              <w:right w:type="dxa" w:w="140"/>
+            </w:tcMar>
+          </w:tcPr>
+          <w:p>
+            <w:pPr>
+              <w:spacing w:after="0"/>
+            </w:pPr>
+          </w:p>
+        </w:tc>
+      </w:tr>
+      <w:tr>
+        <w:trPr>
+          <w:trHeight w:val="460" w:hRule="atLeast"/>
+        </w:trPr>
+        <w:tc>
+          <w:tcPr>
+            <w:tcW w:type="dxa" w:w="9070"/>
+            <w:tcMar>
+              <w:top w:type="dxa" w:w="40"/>
+              <w:left w:type="dxa" w:w="140"/>
+              <w:bottom w:type="dxa" w:w="40"/>
+              <w:right w:type="dxa" w:w="140"/>
+            </w:tcMar>
+          </w:tcPr>
+          <w:p>
+            <w:pPr>
+              <w:spacing w:after="0"/>
+            </w:pPr>
+          </w:p>
+        </w:tc>
+      </w:tr>
+    </w:tbl>
+    <w:p>
+      <w:pPr>
+        <w:keepNext/>
+        <w:spacing w:after="60" w:before="220"/>
+      </w:pPr>
+      <w:r>
+        <w:rPr>
+          <w:b/>
+          <w:bCs/>
+          <w:color w:val="1F3A5F"/>
+          <w:sz w:val="24"/>
+          <w:szCs w:val="24"/>
+        </w:rPr>
+        <w:t xml:space="preserve">My first small step</w:t>
+      </w:r>
+    </w:p>
+    <w:tbl>
+      <w:tblPr>
+        <w:tblW w:type="pct" w:w="100%"/>
+        <w:tblBorders>
+          <w:top w:val="single" w:color="B9B3A6" w:sz="6"/>
+          <w:left w:val="single" w:color="B9B3A6" w:sz="6"/>
+          <w:bottom w:val="single" w:color="B9B3A6" w:sz="6"/>
+          <w:right w:val="single" w:color="B9B3A6" w:sz="6"/>
+          <w:insideH w:val="single" w:color="E2DED3" w:sz="1"/>
+          <w:insideV w:val="none"/>
+        </w:tblBorders>
+      </w:tblPr>
+      <w:tblGrid>
+        <w:gridCol w:w="9070"/>
+      </w:tblGrid>
+      <w:tr>
+        <w:trPr>
+          <w:trHeight w:val="460" w:hRule="atLeast"/>
+        </w:trPr>
+        <w:tc>
+          <w:tcPr>
+            <w:tcW w:type="dxa" w:w="9070"/>
+            <w:tcMar>
+              <w:top w:type="dxa" w:w="40"/>
+              <w:left w:type="dxa" w:w="140"/>
+              <w:bottom w:type="dxa" w:w="40"/>
+              <w:right w:type="dxa" w:w="140"/>
+            </w:tcMar>
+          </w:tcPr>
+          <w:p>
+            <w:pPr>
+              <w:spacing w:after="0"/>
+            </w:pPr>
+          </w:p>
+        </w:tc>
+      </w:tr>
       <w:tr>
         <w:trPr>
           <w:trHeight w:val="460" w:hRule="atLeast"/>

--- a/public/downloads/agency-in-learning-student-workbook.docx
+++ b/public/downloads/agency-in-learning-student-workbook.docx
@@ -1404,6 +1404,18 @@
         <w:t xml:space="preserve">Get to know yourself as a learner</w:t>
       </w:r>
     </w:p>
+    <w:p>
+      <w:pPr>
+        <w:spacing w:after="90"/>
+      </w:pPr>
+      <w:r>
+        <w:rPr>
+          <w:sz w:val="8"/>
+          <w:szCs w:val="8"/>
+        </w:rPr>
+        <w:t xml:space="preserve"/>
+      </w:r>
+    </w:p>
     <w:tbl>
       <w:tblPr>
         <w:tblW w:type="pct" w:w="100%"/>
@@ -1486,6 +1498,2450 @@
             <w:pPr>
               <w:spacing w:after="0"/>
             </w:pPr>
+          </w:p>
+        </w:tc>
+      </w:tr>
+    </w:tbl>
+    <w:p>
+      <w:pPr>
+        <w:spacing w:after="90"/>
+      </w:pPr>
+      <w:r>
+        <w:rPr>
+          <w:sz w:val="8"/>
+          <w:szCs w:val="8"/>
+        </w:rPr>
+        <w:t xml:space="preserve"/>
+      </w:r>
+    </w:p>
+    <w:tbl>
+      <w:tblPr>
+        <w:tblW w:type="pct" w:w="100%"/>
+        <w:tblBorders>
+          <w:top w:val="single" w:color="B9B3A6" w:sz="6"/>
+          <w:left w:val="single" w:color="B9B3A6" w:sz="6"/>
+          <w:bottom w:val="single" w:color="B9B3A6" w:sz="6"/>
+          <w:right w:val="single" w:color="B9B3A6" w:sz="6"/>
+          <w:insideH w:val="single" w:color="E2DED3" w:sz="1"/>
+          <w:insideV w:val="none"/>
+        </w:tblBorders>
+      </w:tblPr>
+      <w:tblGrid>
+        <w:gridCol w:w="9070"/>
+      </w:tblGrid>
+      <w:tr>
+        <w:tc>
+          <w:tcPr>
+            <w:tcW w:type="dxa" w:w="9070"/>
+            <w:tcMar>
+              <w:top w:type="dxa" w:w="70"/>
+              <w:left w:type="dxa" w:w="140"/>
+              <w:bottom w:type="dxa" w:w="20"/>
+              <w:right w:type="dxa" w:w="140"/>
+            </w:tcMar>
+          </w:tcPr>
+          <w:p>
+            <w:pPr>
+              <w:spacing w:after="0" w:line="260"/>
+            </w:pPr>
+            <w:r>
+              <w:rPr>
+                <w:b/>
+                <w:bCs/>
+                <w:color w:val="7A3B69"/>
+                <w:sz w:val="18"/>
+                <w:szCs w:val="18"/>
+              </w:rPr>
+              <w:t xml:space="preserve">I would start by…</w:t>
+            </w:r>
+          </w:p>
+        </w:tc>
+      </w:tr>
+      <w:tr>
+        <w:trPr>
+          <w:trHeight w:val="460" w:hRule="atLeast"/>
+        </w:trPr>
+        <w:tc>
+          <w:tcPr>
+            <w:tcW w:type="dxa" w:w="9070"/>
+            <w:tcMar>
+              <w:top w:type="dxa" w:w="40"/>
+              <w:left w:type="dxa" w:w="140"/>
+              <w:bottom w:type="dxa" w:w="40"/>
+              <w:right w:type="dxa" w:w="140"/>
+            </w:tcMar>
+          </w:tcPr>
+          <w:p>
+            <w:pPr>
+              <w:spacing w:after="0"/>
+            </w:pPr>
+          </w:p>
+        </w:tc>
+      </w:tr>
+      <w:tr>
+        <w:trPr>
+          <w:trHeight w:val="460" w:hRule="atLeast"/>
+        </w:trPr>
+        <w:tc>
+          <w:tcPr>
+            <w:tcW w:type="dxa" w:w="9070"/>
+            <w:tcMar>
+              <w:top w:type="dxa" w:w="40"/>
+              <w:left w:type="dxa" w:w="140"/>
+              <w:bottom w:type="dxa" w:w="40"/>
+              <w:right w:type="dxa" w:w="140"/>
+            </w:tcMar>
+          </w:tcPr>
+          <w:p>
+            <w:pPr>
+              <w:spacing w:after="0"/>
+            </w:pPr>
+          </w:p>
+        </w:tc>
+      </w:tr>
+    </w:tbl>
+    <w:p>
+      <w:pPr>
+        <w:spacing w:after="60" w:before="200"/>
+      </w:pPr>
+      <w:r>
+        <w:rPr>
+          <w:b/>
+          <w:bCs/>
+          <w:color w:val="7A3B69"/>
+          <w:sz w:val="22"/>
+          <w:szCs w:val="22"/>
+        </w:rPr>
+        <w:t xml:space="preserve">2.  </w:t>
+      </w:r>
+      <w:r>
+        <w:rPr>
+          <w:b/>
+          <w:bCs/>
+          <w:color w:val="7A3B69"/>
+          <w:sz w:val="22"/>
+          <w:szCs w:val="22"/>
+        </w:rPr>
+        <w:t xml:space="preserve">Choose a learning goal that matters to you</w:t>
+      </w:r>
+    </w:p>
+    <w:p>
+      <w:pPr>
+        <w:spacing w:after="90"/>
+      </w:pPr>
+      <w:r>
+        <w:rPr>
+          <w:sz w:val="8"/>
+          <w:szCs w:val="8"/>
+        </w:rPr>
+        <w:t xml:space="preserve"/>
+      </w:r>
+    </w:p>
+    <w:tbl>
+      <w:tblPr>
+        <w:tblW w:type="pct" w:w="100%"/>
+        <w:tblBorders>
+          <w:top w:val="single" w:color="B9B3A6" w:sz="6"/>
+          <w:left w:val="single" w:color="B9B3A6" w:sz="6"/>
+          <w:bottom w:val="single" w:color="B9B3A6" w:sz="6"/>
+          <w:right w:val="single" w:color="B9B3A6" w:sz="6"/>
+          <w:insideH w:val="single" w:color="E2DED3" w:sz="1"/>
+          <w:insideV w:val="none"/>
+        </w:tblBorders>
+      </w:tblPr>
+      <w:tblGrid>
+        <w:gridCol w:w="9070"/>
+      </w:tblGrid>
+      <w:tr>
+        <w:tc>
+          <w:tcPr>
+            <w:tcW w:type="dxa" w:w="9070"/>
+            <w:tcMar>
+              <w:top w:type="dxa" w:w="70"/>
+              <w:left w:type="dxa" w:w="140"/>
+              <w:bottom w:type="dxa" w:w="20"/>
+              <w:right w:type="dxa" w:w="140"/>
+            </w:tcMar>
+          </w:tcPr>
+          <w:p>
+            <w:pPr>
+              <w:spacing w:after="0" w:line="260"/>
+            </w:pPr>
+            <w:r>
+              <w:rPr>
+                <w:b/>
+                <w:bCs/>
+                <w:color w:val="7A3B69"/>
+                <w:sz w:val="18"/>
+                <w:szCs w:val="18"/>
+              </w:rPr>
+              <w:t xml:space="preserve">This matters to me because…</w:t>
+            </w:r>
+          </w:p>
+        </w:tc>
+      </w:tr>
+      <w:tr>
+        <w:trPr>
+          <w:trHeight w:val="460" w:hRule="atLeast"/>
+        </w:trPr>
+        <w:tc>
+          <w:tcPr>
+            <w:tcW w:type="dxa" w:w="9070"/>
+            <w:tcMar>
+              <w:top w:type="dxa" w:w="40"/>
+              <w:left w:type="dxa" w:w="140"/>
+              <w:bottom w:type="dxa" w:w="40"/>
+              <w:right w:type="dxa" w:w="140"/>
+            </w:tcMar>
+          </w:tcPr>
+          <w:p>
+            <w:pPr>
+              <w:spacing w:after="0"/>
+            </w:pPr>
+          </w:p>
+        </w:tc>
+      </w:tr>
+      <w:tr>
+        <w:trPr>
+          <w:trHeight w:val="460" w:hRule="atLeast"/>
+        </w:trPr>
+        <w:tc>
+          <w:tcPr>
+            <w:tcW w:type="dxa" w:w="9070"/>
+            <w:tcMar>
+              <w:top w:type="dxa" w:w="40"/>
+              <w:left w:type="dxa" w:w="140"/>
+              <w:bottom w:type="dxa" w:w="40"/>
+              <w:right w:type="dxa" w:w="140"/>
+            </w:tcMar>
+          </w:tcPr>
+          <w:p>
+            <w:pPr>
+              <w:spacing w:after="0"/>
+            </w:pPr>
+          </w:p>
+        </w:tc>
+      </w:tr>
+    </w:tbl>
+    <w:p>
+      <w:pPr>
+        <w:spacing w:after="90"/>
+      </w:pPr>
+      <w:r>
+        <w:rPr>
+          <w:sz w:val="8"/>
+          <w:szCs w:val="8"/>
+        </w:rPr>
+        <w:t xml:space="preserve"/>
+      </w:r>
+    </w:p>
+    <w:tbl>
+      <w:tblPr>
+        <w:tblW w:type="pct" w:w="100%"/>
+        <w:tblBorders>
+          <w:top w:val="single" w:color="B9B3A6" w:sz="6"/>
+          <w:left w:val="single" w:color="B9B3A6" w:sz="6"/>
+          <w:bottom w:val="single" w:color="B9B3A6" w:sz="6"/>
+          <w:right w:val="single" w:color="B9B3A6" w:sz="6"/>
+          <w:insideH w:val="single" w:color="E2DED3" w:sz="1"/>
+          <w:insideV w:val="none"/>
+        </w:tblBorders>
+      </w:tblPr>
+      <w:tblGrid>
+        <w:gridCol w:w="9070"/>
+      </w:tblGrid>
+      <w:tr>
+        <w:tc>
+          <w:tcPr>
+            <w:tcW w:type="dxa" w:w="9070"/>
+            <w:tcMar>
+              <w:top w:type="dxa" w:w="70"/>
+              <w:left w:type="dxa" w:w="140"/>
+              <w:bottom w:type="dxa" w:w="20"/>
+              <w:right w:type="dxa" w:w="140"/>
+            </w:tcMar>
+          </w:tcPr>
+          <w:p>
+            <w:pPr>
+              <w:spacing w:after="0" w:line="260"/>
+            </w:pPr>
+            <w:r>
+              <w:rPr>
+                <w:b/>
+                <w:bCs/>
+                <w:color w:val="7A3B69"/>
+                <w:sz w:val="18"/>
+                <w:szCs w:val="18"/>
+              </w:rPr>
+              <w:t xml:space="preserve">I would start by…</w:t>
+            </w:r>
+          </w:p>
+        </w:tc>
+      </w:tr>
+      <w:tr>
+        <w:trPr>
+          <w:trHeight w:val="460" w:hRule="atLeast"/>
+        </w:trPr>
+        <w:tc>
+          <w:tcPr>
+            <w:tcW w:type="dxa" w:w="9070"/>
+            <w:tcMar>
+              <w:top w:type="dxa" w:w="40"/>
+              <w:left w:type="dxa" w:w="140"/>
+              <w:bottom w:type="dxa" w:w="40"/>
+              <w:right w:type="dxa" w:w="140"/>
+            </w:tcMar>
+          </w:tcPr>
+          <w:p>
+            <w:pPr>
+              <w:spacing w:after="0"/>
+            </w:pPr>
+          </w:p>
+        </w:tc>
+      </w:tr>
+      <w:tr>
+        <w:trPr>
+          <w:trHeight w:val="460" w:hRule="atLeast"/>
+        </w:trPr>
+        <w:tc>
+          <w:tcPr>
+            <w:tcW w:type="dxa" w:w="9070"/>
+            <w:tcMar>
+              <w:top w:type="dxa" w:w="40"/>
+              <w:left w:type="dxa" w:w="140"/>
+              <w:bottom w:type="dxa" w:w="40"/>
+              <w:right w:type="dxa" w:w="140"/>
+            </w:tcMar>
+          </w:tcPr>
+          <w:p>
+            <w:pPr>
+              <w:spacing w:after="0"/>
+            </w:pPr>
+          </w:p>
+        </w:tc>
+      </w:tr>
+    </w:tbl>
+    <w:p>
+      <w:pPr>
+        <w:spacing w:after="60" w:before="200"/>
+      </w:pPr>
+      <w:r>
+        <w:rPr>
+          <w:b/>
+          <w:bCs/>
+          <w:color w:val="7A3B69"/>
+          <w:sz w:val="22"/>
+          <w:szCs w:val="22"/>
+        </w:rPr>
+        <w:t xml:space="preserve">3.  </w:t>
+      </w:r>
+      <w:r>
+        <w:rPr>
+          <w:b/>
+          <w:bCs/>
+          <w:color w:val="7A3B69"/>
+          <w:sz w:val="22"/>
+          <w:szCs w:val="22"/>
+        </w:rPr>
+        <w:t xml:space="preserve">Make a plan and take steps</w:t>
+      </w:r>
+    </w:p>
+    <w:p>
+      <w:pPr>
+        <w:spacing w:after="90"/>
+      </w:pPr>
+      <w:r>
+        <w:rPr>
+          <w:sz w:val="8"/>
+          <w:szCs w:val="8"/>
+        </w:rPr>
+        <w:t xml:space="preserve"/>
+      </w:r>
+    </w:p>
+    <w:tbl>
+      <w:tblPr>
+        <w:tblW w:type="pct" w:w="100%"/>
+        <w:tblBorders>
+          <w:top w:val="single" w:color="B9B3A6" w:sz="6"/>
+          <w:left w:val="single" w:color="B9B3A6" w:sz="6"/>
+          <w:bottom w:val="single" w:color="B9B3A6" w:sz="6"/>
+          <w:right w:val="single" w:color="B9B3A6" w:sz="6"/>
+          <w:insideH w:val="single" w:color="E2DED3" w:sz="1"/>
+          <w:insideV w:val="none"/>
+        </w:tblBorders>
+      </w:tblPr>
+      <w:tblGrid>
+        <w:gridCol w:w="9070"/>
+      </w:tblGrid>
+      <w:tr>
+        <w:tc>
+          <w:tcPr>
+            <w:tcW w:type="dxa" w:w="9070"/>
+            <w:tcMar>
+              <w:top w:type="dxa" w:w="70"/>
+              <w:left w:type="dxa" w:w="140"/>
+              <w:bottom w:type="dxa" w:w="20"/>
+              <w:right w:type="dxa" w:w="140"/>
+            </w:tcMar>
+          </w:tcPr>
+          <w:p>
+            <w:pPr>
+              <w:spacing w:after="0" w:line="260"/>
+            </w:pPr>
+            <w:r>
+              <w:rPr>
+                <w:b/>
+                <w:bCs/>
+                <w:color w:val="7A3B69"/>
+                <w:sz w:val="18"/>
+                <w:szCs w:val="18"/>
+              </w:rPr>
+              <w:t xml:space="preserve">This matters to me because…</w:t>
+            </w:r>
+          </w:p>
+        </w:tc>
+      </w:tr>
+      <w:tr>
+        <w:trPr>
+          <w:trHeight w:val="460" w:hRule="atLeast"/>
+        </w:trPr>
+        <w:tc>
+          <w:tcPr>
+            <w:tcW w:type="dxa" w:w="9070"/>
+            <w:tcMar>
+              <w:top w:type="dxa" w:w="40"/>
+              <w:left w:type="dxa" w:w="140"/>
+              <w:bottom w:type="dxa" w:w="40"/>
+              <w:right w:type="dxa" w:w="140"/>
+            </w:tcMar>
+          </w:tcPr>
+          <w:p>
+            <w:pPr>
+              <w:spacing w:after="0"/>
+            </w:pPr>
+          </w:p>
+        </w:tc>
+      </w:tr>
+      <w:tr>
+        <w:trPr>
+          <w:trHeight w:val="460" w:hRule="atLeast"/>
+        </w:trPr>
+        <w:tc>
+          <w:tcPr>
+            <w:tcW w:type="dxa" w:w="9070"/>
+            <w:tcMar>
+              <w:top w:type="dxa" w:w="40"/>
+              <w:left w:type="dxa" w:w="140"/>
+              <w:bottom w:type="dxa" w:w="40"/>
+              <w:right w:type="dxa" w:w="140"/>
+            </w:tcMar>
+          </w:tcPr>
+          <w:p>
+            <w:pPr>
+              <w:spacing w:after="0"/>
+            </w:pPr>
+          </w:p>
+        </w:tc>
+      </w:tr>
+    </w:tbl>
+    <w:p>
+      <w:pPr>
+        <w:spacing w:after="90"/>
+      </w:pPr>
+      <w:r>
+        <w:rPr>
+          <w:sz w:val="8"/>
+          <w:szCs w:val="8"/>
+        </w:rPr>
+        <w:t xml:space="preserve"/>
+      </w:r>
+    </w:p>
+    <w:tbl>
+      <w:tblPr>
+        <w:tblW w:type="pct" w:w="100%"/>
+        <w:tblBorders>
+          <w:top w:val="single" w:color="B9B3A6" w:sz="6"/>
+          <w:left w:val="single" w:color="B9B3A6" w:sz="6"/>
+          <w:bottom w:val="single" w:color="B9B3A6" w:sz="6"/>
+          <w:right w:val="single" w:color="B9B3A6" w:sz="6"/>
+          <w:insideH w:val="single" w:color="E2DED3" w:sz="1"/>
+          <w:insideV w:val="none"/>
+        </w:tblBorders>
+      </w:tblPr>
+      <w:tblGrid>
+        <w:gridCol w:w="9070"/>
+      </w:tblGrid>
+      <w:tr>
+        <w:tc>
+          <w:tcPr>
+            <w:tcW w:type="dxa" w:w="9070"/>
+            <w:tcMar>
+              <w:top w:type="dxa" w:w="70"/>
+              <w:left w:type="dxa" w:w="140"/>
+              <w:bottom w:type="dxa" w:w="20"/>
+              <w:right w:type="dxa" w:w="140"/>
+            </w:tcMar>
+          </w:tcPr>
+          <w:p>
+            <w:pPr>
+              <w:spacing w:after="0" w:line="260"/>
+            </w:pPr>
+            <w:r>
+              <w:rPr>
+                <w:b/>
+                <w:bCs/>
+                <w:color w:val="7A3B69"/>
+                <w:sz w:val="18"/>
+                <w:szCs w:val="18"/>
+              </w:rPr>
+              <w:t xml:space="preserve">I would start by…</w:t>
+            </w:r>
+          </w:p>
+        </w:tc>
+      </w:tr>
+      <w:tr>
+        <w:trPr>
+          <w:trHeight w:val="460" w:hRule="atLeast"/>
+        </w:trPr>
+        <w:tc>
+          <w:tcPr>
+            <w:tcW w:type="dxa" w:w="9070"/>
+            <w:tcMar>
+              <w:top w:type="dxa" w:w="40"/>
+              <w:left w:type="dxa" w:w="140"/>
+              <w:bottom w:type="dxa" w:w="40"/>
+              <w:right w:type="dxa" w:w="140"/>
+            </w:tcMar>
+          </w:tcPr>
+          <w:p>
+            <w:pPr>
+              <w:spacing w:after="0"/>
+            </w:pPr>
+          </w:p>
+        </w:tc>
+      </w:tr>
+      <w:tr>
+        <w:trPr>
+          <w:trHeight w:val="460" w:hRule="atLeast"/>
+        </w:trPr>
+        <w:tc>
+          <w:tcPr>
+            <w:tcW w:type="dxa" w:w="9070"/>
+            <w:tcMar>
+              <w:top w:type="dxa" w:w="40"/>
+              <w:left w:type="dxa" w:w="140"/>
+              <w:bottom w:type="dxa" w:w="40"/>
+              <w:right w:type="dxa" w:w="140"/>
+            </w:tcMar>
+          </w:tcPr>
+          <w:p>
+            <w:pPr>
+              <w:spacing w:after="0"/>
+            </w:pPr>
+          </w:p>
+        </w:tc>
+      </w:tr>
+    </w:tbl>
+    <w:p>
+      <w:pPr>
+        <w:spacing w:after="60" w:before="200"/>
+      </w:pPr>
+      <w:r>
+        <w:rPr>
+          <w:b/>
+          <w:bCs/>
+          <w:color w:val="7A3B69"/>
+          <w:sz w:val="22"/>
+          <w:szCs w:val="22"/>
+        </w:rPr>
+        <w:t xml:space="preserve">4.  </w:t>
+      </w:r>
+      <w:r>
+        <w:rPr>
+          <w:b/>
+          <w:bCs/>
+          <w:color w:val="7A3B69"/>
+          <w:sz w:val="22"/>
+          <w:szCs w:val="22"/>
+        </w:rPr>
+        <w:t xml:space="preserve">See how you are doing, and grow</w:t>
+      </w:r>
+    </w:p>
+    <w:p>
+      <w:pPr>
+        <w:spacing w:after="90"/>
+      </w:pPr>
+      <w:r>
+        <w:rPr>
+          <w:sz w:val="8"/>
+          <w:szCs w:val="8"/>
+        </w:rPr>
+        <w:t xml:space="preserve"/>
+      </w:r>
+    </w:p>
+    <w:tbl>
+      <w:tblPr>
+        <w:tblW w:type="pct" w:w="100%"/>
+        <w:tblBorders>
+          <w:top w:val="single" w:color="B9B3A6" w:sz="6"/>
+          <w:left w:val="single" w:color="B9B3A6" w:sz="6"/>
+          <w:bottom w:val="single" w:color="B9B3A6" w:sz="6"/>
+          <w:right w:val="single" w:color="B9B3A6" w:sz="6"/>
+          <w:insideH w:val="single" w:color="E2DED3" w:sz="1"/>
+          <w:insideV w:val="none"/>
+        </w:tblBorders>
+      </w:tblPr>
+      <w:tblGrid>
+        <w:gridCol w:w="9070"/>
+      </w:tblGrid>
+      <w:tr>
+        <w:tc>
+          <w:tcPr>
+            <w:tcW w:type="dxa" w:w="9070"/>
+            <w:tcMar>
+              <w:top w:type="dxa" w:w="70"/>
+              <w:left w:type="dxa" w:w="140"/>
+              <w:bottom w:type="dxa" w:w="20"/>
+              <w:right w:type="dxa" w:w="140"/>
+            </w:tcMar>
+          </w:tcPr>
+          <w:p>
+            <w:pPr>
+              <w:spacing w:after="0" w:line="260"/>
+            </w:pPr>
+            <w:r>
+              <w:rPr>
+                <w:b/>
+                <w:bCs/>
+                <w:color w:val="7A3B69"/>
+                <w:sz w:val="18"/>
+                <w:szCs w:val="18"/>
+              </w:rPr>
+              <w:t xml:space="preserve">This matters to me because…</w:t>
+            </w:r>
+          </w:p>
+        </w:tc>
+      </w:tr>
+      <w:tr>
+        <w:trPr>
+          <w:trHeight w:val="460" w:hRule="atLeast"/>
+        </w:trPr>
+        <w:tc>
+          <w:tcPr>
+            <w:tcW w:type="dxa" w:w="9070"/>
+            <w:tcMar>
+              <w:top w:type="dxa" w:w="40"/>
+              <w:left w:type="dxa" w:w="140"/>
+              <w:bottom w:type="dxa" w:w="40"/>
+              <w:right w:type="dxa" w:w="140"/>
+            </w:tcMar>
+          </w:tcPr>
+          <w:p>
+            <w:pPr>
+              <w:spacing w:after="0"/>
+            </w:pPr>
+          </w:p>
+        </w:tc>
+      </w:tr>
+      <w:tr>
+        <w:trPr>
+          <w:trHeight w:val="460" w:hRule="atLeast"/>
+        </w:trPr>
+        <w:tc>
+          <w:tcPr>
+            <w:tcW w:type="dxa" w:w="9070"/>
+            <w:tcMar>
+              <w:top w:type="dxa" w:w="40"/>
+              <w:left w:type="dxa" w:w="140"/>
+              <w:bottom w:type="dxa" w:w="40"/>
+              <w:right w:type="dxa" w:w="140"/>
+            </w:tcMar>
+          </w:tcPr>
+          <w:p>
+            <w:pPr>
+              <w:spacing w:after="0"/>
+            </w:pPr>
+          </w:p>
+        </w:tc>
+      </w:tr>
+    </w:tbl>
+    <w:p>
+      <w:pPr>
+        <w:spacing w:after="90"/>
+      </w:pPr>
+      <w:r>
+        <w:rPr>
+          <w:sz w:val="8"/>
+          <w:szCs w:val="8"/>
+        </w:rPr>
+        <w:t xml:space="preserve"/>
+      </w:r>
+    </w:p>
+    <w:tbl>
+      <w:tblPr>
+        <w:tblW w:type="pct" w:w="100%"/>
+        <w:tblBorders>
+          <w:top w:val="single" w:color="B9B3A6" w:sz="6"/>
+          <w:left w:val="single" w:color="B9B3A6" w:sz="6"/>
+          <w:bottom w:val="single" w:color="B9B3A6" w:sz="6"/>
+          <w:right w:val="single" w:color="B9B3A6" w:sz="6"/>
+          <w:insideH w:val="single" w:color="E2DED3" w:sz="1"/>
+          <w:insideV w:val="none"/>
+        </w:tblBorders>
+      </w:tblPr>
+      <w:tblGrid>
+        <w:gridCol w:w="9070"/>
+      </w:tblGrid>
+      <w:tr>
+        <w:tc>
+          <w:tcPr>
+            <w:tcW w:type="dxa" w:w="9070"/>
+            <w:tcMar>
+              <w:top w:type="dxa" w:w="70"/>
+              <w:left w:type="dxa" w:w="140"/>
+              <w:bottom w:type="dxa" w:w="20"/>
+              <w:right w:type="dxa" w:w="140"/>
+            </w:tcMar>
+          </w:tcPr>
+          <w:p>
+            <w:pPr>
+              <w:spacing w:after="0" w:line="260"/>
+            </w:pPr>
+            <w:r>
+              <w:rPr>
+                <w:b/>
+                <w:bCs/>
+                <w:color w:val="7A3B69"/>
+                <w:sz w:val="18"/>
+                <w:szCs w:val="18"/>
+              </w:rPr>
+              <w:t xml:space="preserve">I would start by…</w:t>
+            </w:r>
+          </w:p>
+        </w:tc>
+      </w:tr>
+      <w:tr>
+        <w:trPr>
+          <w:trHeight w:val="460" w:hRule="atLeast"/>
+        </w:trPr>
+        <w:tc>
+          <w:tcPr>
+            <w:tcW w:type="dxa" w:w="9070"/>
+            <w:tcMar>
+              <w:top w:type="dxa" w:w="40"/>
+              <w:left w:type="dxa" w:w="140"/>
+              <w:bottom w:type="dxa" w:w="40"/>
+              <w:right w:type="dxa" w:w="140"/>
+            </w:tcMar>
+          </w:tcPr>
+          <w:p>
+            <w:pPr>
+              <w:spacing w:after="0"/>
+            </w:pPr>
+          </w:p>
+        </w:tc>
+      </w:tr>
+      <w:tr>
+        <w:trPr>
+          <w:trHeight w:val="460" w:hRule="atLeast"/>
+        </w:trPr>
+        <w:tc>
+          <w:tcPr>
+            <w:tcW w:type="dxa" w:w="9070"/>
+            <w:tcMar>
+              <w:top w:type="dxa" w:w="40"/>
+              <w:left w:type="dxa" w:w="140"/>
+              <w:bottom w:type="dxa" w:w="40"/>
+              <w:right w:type="dxa" w:w="140"/>
+            </w:tcMar>
+          </w:tcPr>
+          <w:p>
+            <w:pPr>
+              <w:spacing w:after="0"/>
+            </w:pPr>
+          </w:p>
+        </w:tc>
+      </w:tr>
+    </w:tbl>
+    <w:p>
+      <w:r>
+        <w:br w:type="page"/>
+      </w:r>
+    </w:p>
+    <w:p>
+      <w:pPr>
+        <w:keepNext/>
+        <w:pBdr>
+          <w:bottom w:val="single" w:color="B9B3A6" w:sz="4"/>
+        </w:pBdr>
+        <w:spacing w:after="60"/>
+      </w:pPr>
+      <w:r>
+        <w:rPr>
+          <w:b/>
+          <w:bCs/>
+          <w:color w:val="7A3B69"/>
+          <w:spacing w:val="30"/>
+          <w:sz w:val="16"/>
+          <w:szCs w:val="16"/>
+        </w:rPr>
+        <w:t xml:space="preserve">WHY THESE MATTER TO ME</w:t>
+      </w:r>
+    </w:p>
+    <w:p>
+      <w:pPr>
+        <w:pStyle w:val="Heading2"/>
+        <w:keepNext/>
+        <w:spacing w:after="180" w:before="160"/>
+      </w:pPr>
+      <w:r>
+        <w:rPr>
+          <w:b/>
+          <w:bCs/>
+          <w:color w:val="1F3A5F"/>
+          <w:sz w:val="38"/>
+          <w:szCs w:val="38"/>
+        </w:rPr>
+        <w:t xml:space="preserve">My notes and drawings</w:t>
+      </w:r>
+    </w:p>
+    <w:p>
+      <w:pPr>
+        <w:spacing w:after="160" w:before="0" w:line="300"/>
+      </w:pPr>
+      <w:r>
+        <w:rPr>
+          <w:sz w:val="24"/>
+          <w:szCs w:val="24"/>
+        </w:rPr>
+        <w:t xml:space="preserve">Anything you want to keep from this step. Words, marks, or a drawing — it is your page, and no one marks it.</w:t>
+      </w:r>
+    </w:p>
+    <w:tbl>
+      <w:tblPr>
+        <w:tblW w:type="pct" w:w="100%"/>
+        <w:tblBorders>
+          <w:top w:val="single" w:color="B9B3A6" w:sz="6"/>
+          <w:left w:val="single" w:color="B9B3A6" w:sz="6"/>
+          <w:bottom w:val="single" w:color="B9B3A6" w:sz="6"/>
+          <w:right w:val="single" w:color="B9B3A6" w:sz="6"/>
+          <w:insideH w:val="single" w:color="E2DED3" w:sz="1"/>
+          <w:insideV w:val="none"/>
+        </w:tblBorders>
+      </w:tblPr>
+      <w:tblGrid>
+        <w:gridCol w:w="9070"/>
+      </w:tblGrid>
+      <w:tr>
+        <w:trPr>
+          <w:trHeight w:val="460" w:hRule="atLeast"/>
+        </w:trPr>
+        <w:tc>
+          <w:tcPr>
+            <w:tcW w:type="dxa" w:w="9070"/>
+            <w:tcMar>
+              <w:top w:type="dxa" w:w="40"/>
+              <w:left w:type="dxa" w:w="140"/>
+              <w:bottom w:type="dxa" w:w="40"/>
+              <w:right w:type="dxa" w:w="140"/>
+            </w:tcMar>
+          </w:tcPr>
+          <w:p>
+            <w:pPr>
+              <w:spacing w:after="0"/>
+            </w:pPr>
+          </w:p>
+        </w:tc>
+      </w:tr>
+      <w:tr>
+        <w:trPr>
+          <w:trHeight w:val="460" w:hRule="atLeast"/>
+        </w:trPr>
+        <w:tc>
+          <w:tcPr>
+            <w:tcW w:type="dxa" w:w="9070"/>
+            <w:tcMar>
+              <w:top w:type="dxa" w:w="40"/>
+              <w:left w:type="dxa" w:w="140"/>
+              <w:bottom w:type="dxa" w:w="40"/>
+              <w:right w:type="dxa" w:w="140"/>
+            </w:tcMar>
+          </w:tcPr>
+          <w:p>
+            <w:pPr>
+              <w:spacing w:after="0"/>
+            </w:pPr>
+          </w:p>
+        </w:tc>
+      </w:tr>
+      <w:tr>
+        <w:trPr>
+          <w:trHeight w:val="460" w:hRule="atLeast"/>
+        </w:trPr>
+        <w:tc>
+          <w:tcPr>
+            <w:tcW w:type="dxa" w:w="9070"/>
+            <w:tcMar>
+              <w:top w:type="dxa" w:w="40"/>
+              <w:left w:type="dxa" w:w="140"/>
+              <w:bottom w:type="dxa" w:w="40"/>
+              <w:right w:type="dxa" w:w="140"/>
+            </w:tcMar>
+          </w:tcPr>
+          <w:p>
+            <w:pPr>
+              <w:spacing w:after="0"/>
+            </w:pPr>
+          </w:p>
+        </w:tc>
+      </w:tr>
+      <w:tr>
+        <w:trPr>
+          <w:trHeight w:val="460" w:hRule="atLeast"/>
+        </w:trPr>
+        <w:tc>
+          <w:tcPr>
+            <w:tcW w:type="dxa" w:w="9070"/>
+            <w:tcMar>
+              <w:top w:type="dxa" w:w="40"/>
+              <w:left w:type="dxa" w:w="140"/>
+              <w:bottom w:type="dxa" w:w="40"/>
+              <w:right w:type="dxa" w:w="140"/>
+            </w:tcMar>
+          </w:tcPr>
+          <w:p>
+            <w:pPr>
+              <w:spacing w:after="0"/>
+            </w:pPr>
+          </w:p>
+        </w:tc>
+      </w:tr>
+      <w:tr>
+        <w:trPr>
+          <w:trHeight w:val="460" w:hRule="atLeast"/>
+        </w:trPr>
+        <w:tc>
+          <w:tcPr>
+            <w:tcW w:type="dxa" w:w="9070"/>
+            <w:tcMar>
+              <w:top w:type="dxa" w:w="40"/>
+              <w:left w:type="dxa" w:w="140"/>
+              <w:bottom w:type="dxa" w:w="40"/>
+              <w:right w:type="dxa" w:w="140"/>
+            </w:tcMar>
+          </w:tcPr>
+          <w:p>
+            <w:pPr>
+              <w:spacing w:after="0"/>
+            </w:pPr>
+          </w:p>
+        </w:tc>
+      </w:tr>
+      <w:tr>
+        <w:trPr>
+          <w:trHeight w:val="460" w:hRule="atLeast"/>
+        </w:trPr>
+        <w:tc>
+          <w:tcPr>
+            <w:tcW w:type="dxa" w:w="9070"/>
+            <w:tcMar>
+              <w:top w:type="dxa" w:w="40"/>
+              <w:left w:type="dxa" w:w="140"/>
+              <w:bottom w:type="dxa" w:w="40"/>
+              <w:right w:type="dxa" w:w="140"/>
+            </w:tcMar>
+          </w:tcPr>
+          <w:p>
+            <w:pPr>
+              <w:spacing w:after="0"/>
+            </w:pPr>
+          </w:p>
+        </w:tc>
+      </w:tr>
+      <w:tr>
+        <w:trPr>
+          <w:trHeight w:val="460" w:hRule="atLeast"/>
+        </w:trPr>
+        <w:tc>
+          <w:tcPr>
+            <w:tcW w:type="dxa" w:w="9070"/>
+            <w:tcMar>
+              <w:top w:type="dxa" w:w="40"/>
+              <w:left w:type="dxa" w:w="140"/>
+              <w:bottom w:type="dxa" w:w="40"/>
+              <w:right w:type="dxa" w:w="140"/>
+            </w:tcMar>
+          </w:tcPr>
+          <w:p>
+            <w:pPr>
+              <w:spacing w:after="0"/>
+            </w:pPr>
+          </w:p>
+        </w:tc>
+      </w:tr>
+      <w:tr>
+        <w:trPr>
+          <w:trHeight w:val="460" w:hRule="atLeast"/>
+        </w:trPr>
+        <w:tc>
+          <w:tcPr>
+            <w:tcW w:type="dxa" w:w="9070"/>
+            <w:tcMar>
+              <w:top w:type="dxa" w:w="40"/>
+              <w:left w:type="dxa" w:w="140"/>
+              <w:bottom w:type="dxa" w:w="40"/>
+              <w:right w:type="dxa" w:w="140"/>
+            </w:tcMar>
+          </w:tcPr>
+          <w:p>
+            <w:pPr>
+              <w:spacing w:after="0"/>
+            </w:pPr>
+          </w:p>
+        </w:tc>
+      </w:tr>
+      <w:tr>
+        <w:trPr>
+          <w:trHeight w:val="460" w:hRule="atLeast"/>
+        </w:trPr>
+        <w:tc>
+          <w:tcPr>
+            <w:tcW w:type="dxa" w:w="9070"/>
+            <w:tcMar>
+              <w:top w:type="dxa" w:w="40"/>
+              <w:left w:type="dxa" w:w="140"/>
+              <w:bottom w:type="dxa" w:w="40"/>
+              <w:right w:type="dxa" w:w="140"/>
+            </w:tcMar>
+          </w:tcPr>
+          <w:p>
+            <w:pPr>
+              <w:spacing w:after="0"/>
+            </w:pPr>
+          </w:p>
+        </w:tc>
+      </w:tr>
+      <w:tr>
+        <w:trPr>
+          <w:trHeight w:val="460" w:hRule="atLeast"/>
+        </w:trPr>
+        <w:tc>
+          <w:tcPr>
+            <w:tcW w:type="dxa" w:w="9070"/>
+            <w:tcMar>
+              <w:top w:type="dxa" w:w="40"/>
+              <w:left w:type="dxa" w:w="140"/>
+              <w:bottom w:type="dxa" w:w="40"/>
+              <w:right w:type="dxa" w:w="140"/>
+            </w:tcMar>
+          </w:tcPr>
+          <w:p>
+            <w:pPr>
+              <w:spacing w:after="0"/>
+            </w:pPr>
+          </w:p>
+        </w:tc>
+      </w:tr>
+      <w:tr>
+        <w:trPr>
+          <w:trHeight w:val="460" w:hRule="atLeast"/>
+        </w:trPr>
+        <w:tc>
+          <w:tcPr>
+            <w:tcW w:type="dxa" w:w="9070"/>
+            <w:tcMar>
+              <w:top w:type="dxa" w:w="40"/>
+              <w:left w:type="dxa" w:w="140"/>
+              <w:bottom w:type="dxa" w:w="40"/>
+              <w:right w:type="dxa" w:w="140"/>
+            </w:tcMar>
+          </w:tcPr>
+          <w:p>
+            <w:pPr>
+              <w:spacing w:after="0"/>
+            </w:pPr>
+          </w:p>
+        </w:tc>
+      </w:tr>
+      <w:tr>
+        <w:trPr>
+          <w:trHeight w:val="460" w:hRule="atLeast"/>
+        </w:trPr>
+        <w:tc>
+          <w:tcPr>
+            <w:tcW w:type="dxa" w:w="9070"/>
+            <w:tcMar>
+              <w:top w:type="dxa" w:w="40"/>
+              <w:left w:type="dxa" w:w="140"/>
+              <w:bottom w:type="dxa" w:w="40"/>
+              <w:right w:type="dxa" w:w="140"/>
+            </w:tcMar>
+          </w:tcPr>
+          <w:p>
+            <w:pPr>
+              <w:spacing w:after="0"/>
+            </w:pPr>
+          </w:p>
+        </w:tc>
+      </w:tr>
+      <w:tr>
+        <w:trPr>
+          <w:trHeight w:val="460" w:hRule="atLeast"/>
+        </w:trPr>
+        <w:tc>
+          <w:tcPr>
+            <w:tcW w:type="dxa" w:w="9070"/>
+            <w:tcMar>
+              <w:top w:type="dxa" w:w="40"/>
+              <w:left w:type="dxa" w:w="140"/>
+              <w:bottom w:type="dxa" w:w="40"/>
+              <w:right w:type="dxa" w:w="140"/>
+            </w:tcMar>
+          </w:tcPr>
+          <w:p>
+            <w:pPr>
+              <w:spacing w:after="0"/>
+            </w:pPr>
+          </w:p>
+        </w:tc>
+      </w:tr>
+      <w:tr>
+        <w:trPr>
+          <w:trHeight w:val="460" w:hRule="atLeast"/>
+        </w:trPr>
+        <w:tc>
+          <w:tcPr>
+            <w:tcW w:type="dxa" w:w="9070"/>
+            <w:tcMar>
+              <w:top w:type="dxa" w:w="40"/>
+              <w:left w:type="dxa" w:w="140"/>
+              <w:bottom w:type="dxa" w:w="40"/>
+              <w:right w:type="dxa" w:w="140"/>
+            </w:tcMar>
+          </w:tcPr>
+          <w:p>
+            <w:pPr>
+              <w:spacing w:after="0"/>
+            </w:pPr>
+          </w:p>
+        </w:tc>
+      </w:tr>
+      <w:tr>
+        <w:trPr>
+          <w:trHeight w:val="460" w:hRule="atLeast"/>
+        </w:trPr>
+        <w:tc>
+          <w:tcPr>
+            <w:tcW w:type="dxa" w:w="9070"/>
+            <w:tcMar>
+              <w:top w:type="dxa" w:w="40"/>
+              <w:left w:type="dxa" w:w="140"/>
+              <w:bottom w:type="dxa" w:w="40"/>
+              <w:right w:type="dxa" w:w="140"/>
+            </w:tcMar>
+          </w:tcPr>
+          <w:p>
+            <w:pPr>
+              <w:spacing w:after="0"/>
+            </w:pPr>
+          </w:p>
+        </w:tc>
+      </w:tr>
+      <w:tr>
+        <w:trPr>
+          <w:trHeight w:val="460" w:hRule="atLeast"/>
+        </w:trPr>
+        <w:tc>
+          <w:tcPr>
+            <w:tcW w:type="dxa" w:w="9070"/>
+            <w:tcMar>
+              <w:top w:type="dxa" w:w="40"/>
+              <w:left w:type="dxa" w:w="140"/>
+              <w:bottom w:type="dxa" w:w="40"/>
+              <w:right w:type="dxa" w:w="140"/>
+            </w:tcMar>
+          </w:tcPr>
+          <w:p>
+            <w:pPr>
+              <w:spacing w:after="0"/>
+            </w:pPr>
+          </w:p>
+        </w:tc>
+      </w:tr>
+      <w:tr>
+        <w:trPr>
+          <w:trHeight w:val="460" w:hRule="atLeast"/>
+        </w:trPr>
+        <w:tc>
+          <w:tcPr>
+            <w:tcW w:type="dxa" w:w="9070"/>
+            <w:tcMar>
+              <w:top w:type="dxa" w:w="40"/>
+              <w:left w:type="dxa" w:w="140"/>
+              <w:bottom w:type="dxa" w:w="40"/>
+              <w:right w:type="dxa" w:w="140"/>
+            </w:tcMar>
+          </w:tcPr>
+          <w:p>
+            <w:pPr>
+              <w:spacing w:after="0"/>
+            </w:pPr>
+          </w:p>
+        </w:tc>
+      </w:tr>
+      <w:tr>
+        <w:trPr>
+          <w:trHeight w:val="460" w:hRule="atLeast"/>
+        </w:trPr>
+        <w:tc>
+          <w:tcPr>
+            <w:tcW w:type="dxa" w:w="9070"/>
+            <w:tcMar>
+              <w:top w:type="dxa" w:w="40"/>
+              <w:left w:type="dxa" w:w="140"/>
+              <w:bottom w:type="dxa" w:w="40"/>
+              <w:right w:type="dxa" w:w="140"/>
+            </w:tcMar>
+          </w:tcPr>
+          <w:p>
+            <w:pPr>
+              <w:spacing w:after="0"/>
+            </w:pPr>
+          </w:p>
+        </w:tc>
+      </w:tr>
+      <w:tr>
+        <w:trPr>
+          <w:trHeight w:val="460" w:hRule="atLeast"/>
+        </w:trPr>
+        <w:tc>
+          <w:tcPr>
+            <w:tcW w:type="dxa" w:w="9070"/>
+            <w:tcMar>
+              <w:top w:type="dxa" w:w="40"/>
+              <w:left w:type="dxa" w:w="140"/>
+              <w:bottom w:type="dxa" w:w="40"/>
+              <w:right w:type="dxa" w:w="140"/>
+            </w:tcMar>
+          </w:tcPr>
+          <w:p>
+            <w:pPr>
+              <w:spacing w:after="0"/>
+            </w:pPr>
+          </w:p>
+        </w:tc>
+      </w:tr>
+      <w:tr>
+        <w:trPr>
+          <w:trHeight w:val="460" w:hRule="atLeast"/>
+        </w:trPr>
+        <w:tc>
+          <w:tcPr>
+            <w:tcW w:type="dxa" w:w="9070"/>
+            <w:tcMar>
+              <w:top w:type="dxa" w:w="40"/>
+              <w:left w:type="dxa" w:w="140"/>
+              <w:bottom w:type="dxa" w:w="40"/>
+              <w:right w:type="dxa" w:w="140"/>
+            </w:tcMar>
+          </w:tcPr>
+          <w:p>
+            <w:pPr>
+              <w:spacing w:after="0"/>
+            </w:pPr>
+          </w:p>
+        </w:tc>
+      </w:tr>
+      <w:tr>
+        <w:trPr>
+          <w:trHeight w:val="460" w:hRule="atLeast"/>
+        </w:trPr>
+        <w:tc>
+          <w:tcPr>
+            <w:tcW w:type="dxa" w:w="9070"/>
+            <w:tcMar>
+              <w:top w:type="dxa" w:w="40"/>
+              <w:left w:type="dxa" w:w="140"/>
+              <w:bottom w:type="dxa" w:w="40"/>
+              <w:right w:type="dxa" w:w="140"/>
+            </w:tcMar>
+          </w:tcPr>
+          <w:p>
+            <w:pPr>
+              <w:spacing w:after="0"/>
+            </w:pPr>
+          </w:p>
+        </w:tc>
+      </w:tr>
+      <w:tr>
+        <w:trPr>
+          <w:trHeight w:val="460" w:hRule="atLeast"/>
+        </w:trPr>
+        <w:tc>
+          <w:tcPr>
+            <w:tcW w:type="dxa" w:w="9070"/>
+            <w:tcMar>
+              <w:top w:type="dxa" w:w="40"/>
+              <w:left w:type="dxa" w:w="140"/>
+              <w:bottom w:type="dxa" w:w="40"/>
+              <w:right w:type="dxa" w:w="140"/>
+            </w:tcMar>
+          </w:tcPr>
+          <w:p>
+            <w:pPr>
+              <w:spacing w:after="0"/>
+            </w:pPr>
+          </w:p>
+        </w:tc>
+      </w:tr>
+    </w:tbl>
+    <w:p>
+      <w:r>
+        <w:br w:type="page"/>
+      </w:r>
+    </w:p>
+    <w:p>
+      <w:pPr>
+        <w:keepNext/>
+        <w:pBdr>
+          <w:bottom w:val="single" w:color="B9B3A6" w:sz="4"/>
+        </w:pBdr>
+        <w:spacing w:after="60"/>
+      </w:pPr>
+      <w:r>
+        <w:rPr>
+          <w:b/>
+          <w:bCs/>
+          <w:color w:val="7A3B69"/>
+          <w:spacing w:val="30"/>
+          <w:sz w:val="16"/>
+          <w:szCs w:val="16"/>
+        </w:rPr>
+        <w:t xml:space="preserve">GETTING STARTED  ·  GETTING BETTER AT GOALS</w:t>
+      </w:r>
+    </w:p>
+    <w:p>
+      <w:pPr>
+        <w:pStyle w:val="Heading2"/>
+        <w:keepNext/>
+        <w:spacing w:after="180" w:before="160"/>
+      </w:pPr>
+      <w:r>
+        <w:rPr>
+          <w:b/>
+          <w:bCs/>
+          <w:color w:val="1F3A5F"/>
+          <w:sz w:val="38"/>
+          <w:szCs w:val="38"/>
+        </w:rPr>
+        <w:t xml:space="preserve">Why goals, and where am I now?</w:t>
+      </w:r>
+    </w:p>
+    <w:p>
+      <w:pPr>
+        <w:spacing w:after="180" w:before="0" w:line="300"/>
+      </w:pPr>
+      <w:r>
+        <w:rPr>
+          <w:color w:val="5A6473"/>
+          <w:sz w:val="24"/>
+          <w:szCs w:val="24"/>
+        </w:rPr>
+        <w:t xml:space="preserve">Setting a goal is a skill. Like any skill, you can be a beginner at it and get better.</w:t>
+      </w:r>
+    </w:p>
+    <w:tbl>
+      <w:tblPr>
+        <w:tblW w:type="pct" w:w="100%"/>
+        <w:tblBorders>
+          <w:top w:val="none"/>
+          <w:left w:val="single" w:color="1F3A5F" w:sz="18"/>
+          <w:bottom w:val="none"/>
+          <w:right w:val="none"/>
+          <w:insideH w:val="none"/>
+          <w:insideV w:val="none"/>
+        </w:tblBorders>
+      </w:tblPr>
+      <w:tblGrid>
+        <w:gridCol w:w="9070"/>
+      </w:tblGrid>
+      <w:tr>
+        <w:tc>
+          <w:tcPr>
+            <w:tcW w:type="dxa" w:w="9070"/>
+            <w:tcMar>
+              <w:top w:type="dxa" w:w="100"/>
+              <w:left w:type="dxa" w:w="200"/>
+              <w:bottom w:type="dxa" w:w="100"/>
+              <w:right w:type="dxa" w:w="120"/>
+            </w:tcMar>
+          </w:tcPr>
+          <w:p>
+            <w:pPr>
+              <w:spacing w:after="80"/>
+            </w:pPr>
+            <w:r>
+              <w:rPr>
+                <w:b/>
+                <w:bCs/>
+                <w:color w:val="1F3A5F"/>
+                <w:spacing w:val="24"/>
+                <w:sz w:val="17"/>
+                <w:szCs w:val="17"/>
+              </w:rPr>
+              <w:t xml:space="preserve">WHY THIS MATTERS</w:t>
+            </w:r>
+          </w:p>
+          <w:p>
+            <w:pPr>
+              <w:spacing w:after="60" w:line="280"/>
+            </w:pPr>
+            <w:r>
+              <w:rPr>
+                <w:sz w:val="21"/>
+                <w:szCs w:val="21"/>
+              </w:rPr>
+              <w:t xml:space="preserve">Much of life in the camp is decided by other people. A goal you set yourself is a piece of it that is yours.</w:t>
+            </w:r>
+          </w:p>
+          <w:p>
+            <w:pPr>
+              <w:spacing w:after="60" w:line="280"/>
+            </w:pPr>
+            <w:r>
+              <w:rPr>
+                <w:sz w:val="21"/>
+                <w:szCs w:val="21"/>
+              </w:rPr>
+              <w:t xml:space="preserve">A goal turns "I wish" into "I will" — it names one thing, and the first step towards it.</w:t>
+            </w:r>
+          </w:p>
+          <w:p>
+            <w:pPr>
+              <w:spacing w:after="60" w:line="280"/>
+            </w:pPr>
+            <w:r>
+              <w:rPr>
+                <w:sz w:val="21"/>
+                <w:szCs w:val="21"/>
+              </w:rPr>
+              <w:t xml:space="preserve">People who set their own goals keep going for longer when things get hard, because the reason is theirs.</w:t>
+            </w:r>
+          </w:p>
+          <w:p>
+            <w:pPr>
+              <w:spacing w:after="60" w:line="280"/>
+            </w:pPr>
+            <w:r>
+              <w:rPr>
+                <w:sz w:val="21"/>
+                <w:szCs w:val="21"/>
+              </w:rPr>
+              <w:t xml:space="preserve">And it carries: the same four steps work for learning English, for a job, for anything you want next.</w:t>
+            </w:r>
+          </w:p>
+        </w:tc>
+      </w:tr>
+    </w:tbl>
+    <w:p>
+      <w:pPr>
+        <w:spacing w:after="140" w:before="200" w:line="300"/>
+      </w:pPr>
+      <w:r>
+        <w:rPr>
+          <w:sz w:val="22"/>
+          <w:szCs w:val="22"/>
+        </w:rPr>
+        <w:t xml:space="preserve">Nobody starts good at this. Here is how people grow at it — each step is a bit further along than the one before.</w:t>
+      </w:r>
+    </w:p>
+    <w:p>
+      <w:pPr>
+        <w:spacing w:after="140" w:before="0" w:line="300"/>
+      </w:pPr>
+      <w:r>
+        <w:rPr>
+          <w:color w:val="5A6473"/>
+          <w:sz w:val="20"/>
+          <w:szCs w:val="20"/>
+        </w:rPr>
+        <w:t xml:space="preserve">Mark the one most like you NOW. At the end of the course, come back and mark it again.</w:t>
+      </w:r>
+    </w:p>
+    <w:p>
+      <w:pPr>
+        <w:spacing w:after="120" w:line="300"/>
+      </w:pPr>
+      <w:r>
+        <w:rPr>
+          <w:color w:val="7A3B69"/>
+          <w:sz w:val="24"/>
+          <w:szCs w:val="24"/>
+        </w:rPr>
+        <w:t xml:space="preserve">□   </w:t>
+      </w:r>
+      <w:r>
+        <w:rPr>
+          <w:sz w:val="24"/>
+          <w:szCs w:val="24"/>
+        </w:rPr>
+        <w:t xml:space="preserve">I am not sure how to set a goal or work towards one yet.</w:t>
+      </w:r>
+    </w:p>
+    <w:p>
+      <w:pPr>
+        <w:spacing w:after="120" w:line="300"/>
+      </w:pPr>
+      <w:r>
+        <w:rPr>
+          <w:color w:val="7A3B69"/>
+          <w:sz w:val="24"/>
+          <w:szCs w:val="24"/>
+        </w:rPr>
+        <w:t xml:space="preserve">□   </w:t>
+      </w:r>
+      <w:r>
+        <w:rPr>
+          <w:sz w:val="24"/>
+          <w:szCs w:val="24"/>
+        </w:rPr>
+        <w:t xml:space="preserve">I can say how I would set a goal and take steps towards it.</w:t>
+      </w:r>
+    </w:p>
+    <w:p>
+      <w:pPr>
+        <w:spacing w:after="120" w:line="300"/>
+      </w:pPr>
+      <w:r>
+        <w:rPr>
+          <w:color w:val="7A3B69"/>
+          <w:sz w:val="24"/>
+          <w:szCs w:val="24"/>
+        </w:rPr>
+        <w:t xml:space="preserve">□   </w:t>
+      </w:r>
+      <w:r>
+        <w:rPr>
+          <w:sz w:val="24"/>
+          <w:szCs w:val="24"/>
+        </w:rPr>
+        <w:t xml:space="preserve">I have set a goal and taken real steps, and I can say why.</w:t>
+      </w:r>
+    </w:p>
+    <w:p>
+      <w:pPr>
+        <w:spacing w:after="120" w:line="300"/>
+      </w:pPr>
+      <w:r>
+        <w:rPr>
+          <w:color w:val="7A3B69"/>
+          <w:sz w:val="24"/>
+          <w:szCs w:val="24"/>
+        </w:rPr>
+        <w:t xml:space="preserve">□   </w:t>
+      </w:r>
+      <w:r>
+        <w:rPr>
+          <w:sz w:val="24"/>
+          <w:szCs w:val="24"/>
+        </w:rPr>
+        <w:t xml:space="preserve">I reached a goal, and I can say what helped and what I would do better.</w:t>
+      </w:r>
+    </w:p>
+    <w:p>
+      <w:pPr>
+        <w:spacing w:after="120" w:line="300"/>
+      </w:pPr>
+      <w:r>
+        <w:rPr>
+          <w:color w:val="7A3B69"/>
+          <w:sz w:val="24"/>
+          <w:szCs w:val="24"/>
+        </w:rPr>
+        <w:t xml:space="preserve">□   </w:t>
+      </w:r>
+      <w:r>
+        <w:rPr>
+          <w:sz w:val="24"/>
+          <w:szCs w:val="24"/>
+        </w:rPr>
+        <w:t xml:space="preserve">I keep reaching goals, and I keep getting better at it.</w:t>
+      </w:r>
+    </w:p>
+    <w:p>
+      <w:pPr>
+        <w:keepNext/>
+        <w:spacing w:after="60" w:before="220"/>
+      </w:pPr>
+      <w:r>
+        <w:rPr>
+          <w:b/>
+          <w:bCs/>
+          <w:color w:val="1F3A5F"/>
+          <w:sz w:val="24"/>
+          <w:szCs w:val="24"/>
+        </w:rPr>
+        <w:t xml:space="preserve">What makes me say that is where I am — a time it happened</w:t>
+      </w:r>
+    </w:p>
+    <w:tbl>
+      <w:tblPr>
+        <w:tblW w:type="pct" w:w="100%"/>
+        <w:tblBorders>
+          <w:top w:val="single" w:color="B9B3A6" w:sz="6"/>
+          <w:left w:val="single" w:color="B9B3A6" w:sz="6"/>
+          <w:bottom w:val="single" w:color="B9B3A6" w:sz="6"/>
+          <w:right w:val="single" w:color="B9B3A6" w:sz="6"/>
+          <w:insideH w:val="single" w:color="E2DED3" w:sz="1"/>
+          <w:insideV w:val="none"/>
+        </w:tblBorders>
+      </w:tblPr>
+      <w:tblGrid>
+        <w:gridCol w:w="9070"/>
+      </w:tblGrid>
+      <w:tr>
+        <w:trPr>
+          <w:trHeight w:val="460" w:hRule="atLeast"/>
+        </w:trPr>
+        <w:tc>
+          <w:tcPr>
+            <w:tcW w:type="dxa" w:w="9070"/>
+            <w:tcMar>
+              <w:top w:type="dxa" w:w="40"/>
+              <w:left w:type="dxa" w:w="140"/>
+              <w:bottom w:type="dxa" w:w="40"/>
+              <w:right w:type="dxa" w:w="140"/>
+            </w:tcMar>
+          </w:tcPr>
+          <w:p>
+            <w:pPr>
+              <w:spacing w:after="0"/>
+            </w:pPr>
+          </w:p>
+        </w:tc>
+      </w:tr>
+      <w:tr>
+        <w:trPr>
+          <w:trHeight w:val="460" w:hRule="atLeast"/>
+        </w:trPr>
+        <w:tc>
+          <w:tcPr>
+            <w:tcW w:type="dxa" w:w="9070"/>
+            <w:tcMar>
+              <w:top w:type="dxa" w:w="40"/>
+              <w:left w:type="dxa" w:w="140"/>
+              <w:bottom w:type="dxa" w:w="40"/>
+              <w:right w:type="dxa" w:w="140"/>
+            </w:tcMar>
+          </w:tcPr>
+          <w:p>
+            <w:pPr>
+              <w:spacing w:after="0"/>
+            </w:pPr>
+          </w:p>
+        </w:tc>
+      </w:tr>
+    </w:tbl>
+    <w:p>
+      <w:pPr>
+        <w:keepNext/>
+        <w:spacing w:after="60" w:before="220"/>
+      </w:pPr>
+      <w:r>
+        <w:rPr>
+          <w:b/>
+          <w:bCs/>
+          <w:color w:val="1F3A5F"/>
+          <w:sz w:val="24"/>
+          <w:szCs w:val="24"/>
+        </w:rPr>
+        <w:t xml:space="preserve">The one thing I most want to be able to do by the end</w:t>
+      </w:r>
+    </w:p>
+    <w:tbl>
+      <w:tblPr>
+        <w:tblW w:type="pct" w:w="100%"/>
+        <w:tblBorders>
+          <w:top w:val="single" w:color="B9B3A6" w:sz="6"/>
+          <w:left w:val="single" w:color="B9B3A6" w:sz="6"/>
+          <w:bottom w:val="single" w:color="B9B3A6" w:sz="6"/>
+          <w:right w:val="single" w:color="B9B3A6" w:sz="6"/>
+          <w:insideH w:val="single" w:color="E2DED3" w:sz="1"/>
+          <w:insideV w:val="none"/>
+        </w:tblBorders>
+      </w:tblPr>
+      <w:tblGrid>
+        <w:gridCol w:w="9070"/>
+      </w:tblGrid>
+      <w:tr>
+        <w:trPr>
+          <w:trHeight w:val="460" w:hRule="atLeast"/>
+        </w:trPr>
+        <w:tc>
+          <w:tcPr>
+            <w:tcW w:type="dxa" w:w="9070"/>
+            <w:tcMar>
+              <w:top w:type="dxa" w:w="40"/>
+              <w:left w:type="dxa" w:w="140"/>
+              <w:bottom w:type="dxa" w:w="40"/>
+              <w:right w:type="dxa" w:w="140"/>
+            </w:tcMar>
+          </w:tcPr>
+          <w:p>
+            <w:pPr>
+              <w:spacing w:after="0"/>
+            </w:pPr>
+          </w:p>
+        </w:tc>
+      </w:tr>
+      <w:tr>
+        <w:trPr>
+          <w:trHeight w:val="460" w:hRule="atLeast"/>
+        </w:trPr>
+        <w:tc>
+          <w:tcPr>
+            <w:tcW w:type="dxa" w:w="9070"/>
+            <w:tcMar>
+              <w:top w:type="dxa" w:w="40"/>
+              <w:left w:type="dxa" w:w="140"/>
+              <w:bottom w:type="dxa" w:w="40"/>
+              <w:right w:type="dxa" w:w="140"/>
+            </w:tcMar>
+          </w:tcPr>
+          <w:p>
+            <w:pPr>
+              <w:spacing w:after="0"/>
+            </w:pPr>
+          </w:p>
+        </w:tc>
+      </w:tr>
+    </w:tbl>
+    <w:p>
+      <w:pPr>
+        <w:keepNext/>
+        <w:spacing w:after="60" w:before="220"/>
+      </w:pPr>
+      <w:r>
+        <w:rPr>
+          <w:b/>
+          <w:bCs/>
+          <w:color w:val="1F3A5F"/>
+          <w:sz w:val="24"/>
+          <w:szCs w:val="24"/>
+        </w:rPr>
+        <w:t xml:space="preserve">My next step</w:t>
+      </w:r>
+    </w:p>
+    <w:tbl>
+      <w:tblPr>
+        <w:tblW w:type="pct" w:w="100%"/>
+        <w:tblBorders>
+          <w:top w:val="single" w:color="B9B3A6" w:sz="6"/>
+          <w:left w:val="single" w:color="B9B3A6" w:sz="6"/>
+          <w:bottom w:val="single" w:color="B9B3A6" w:sz="6"/>
+          <w:right w:val="single" w:color="B9B3A6" w:sz="6"/>
+          <w:insideH w:val="single" w:color="E2DED3" w:sz="1"/>
+          <w:insideV w:val="none"/>
+        </w:tblBorders>
+      </w:tblPr>
+      <w:tblGrid>
+        <w:gridCol w:w="9070"/>
+      </w:tblGrid>
+      <w:tr>
+        <w:trPr>
+          <w:trHeight w:val="460" w:hRule="atLeast"/>
+        </w:trPr>
+        <w:tc>
+          <w:tcPr>
+            <w:tcW w:type="dxa" w:w="9070"/>
+            <w:tcMar>
+              <w:top w:type="dxa" w:w="40"/>
+              <w:left w:type="dxa" w:w="140"/>
+              <w:bottom w:type="dxa" w:w="40"/>
+              <w:right w:type="dxa" w:w="140"/>
+            </w:tcMar>
+          </w:tcPr>
+          <w:p>
+            <w:pPr>
+              <w:spacing w:after="0"/>
+            </w:pPr>
+          </w:p>
+        </w:tc>
+      </w:tr>
+      <w:tr>
+        <w:trPr>
+          <w:trHeight w:val="460" w:hRule="atLeast"/>
+        </w:trPr>
+        <w:tc>
+          <w:tcPr>
+            <w:tcW w:type="dxa" w:w="9070"/>
+            <w:tcMar>
+              <w:top w:type="dxa" w:w="40"/>
+              <w:left w:type="dxa" w:w="140"/>
+              <w:bottom w:type="dxa" w:w="40"/>
+              <w:right w:type="dxa" w:w="140"/>
+            </w:tcMar>
+          </w:tcPr>
+          <w:p>
+            <w:pPr>
+              <w:spacing w:after="0"/>
+            </w:pPr>
+          </w:p>
+        </w:tc>
+      </w:tr>
+    </w:tbl>
+    <w:p>
+      <w:r>
+        <w:br w:type="page"/>
+      </w:r>
+    </w:p>
+    <w:p>
+      <w:pPr>
+        <w:keepNext/>
+        <w:pBdr>
+          <w:bottom w:val="single" w:color="B9B3A6" w:sz="4"/>
+        </w:pBdr>
+        <w:spacing w:after="60"/>
+      </w:pPr>
+      <w:r>
+        <w:rPr>
+          <w:b/>
+          <w:bCs/>
+          <w:color w:val="7A3B69"/>
+          <w:spacing w:val="30"/>
+          <w:sz w:val="16"/>
+          <w:szCs w:val="16"/>
+        </w:rPr>
+        <w:t xml:space="preserve">WHY GOALS, AND WHERE AM I NOW?</w:t>
+      </w:r>
+    </w:p>
+    <w:p>
+      <w:pPr>
+        <w:pStyle w:val="Heading2"/>
+        <w:keepNext/>
+        <w:spacing w:after="180" w:before="160"/>
+      </w:pPr>
+      <w:r>
+        <w:rPr>
+          <w:b/>
+          <w:bCs/>
+          <w:color w:val="1F3A5F"/>
+          <w:sz w:val="38"/>
+          <w:szCs w:val="38"/>
+        </w:rPr>
+        <w:t xml:space="preserve">My notes and drawings</w:t>
+      </w:r>
+    </w:p>
+    <w:p>
+      <w:pPr>
+        <w:spacing w:after="160" w:before="0" w:line="300"/>
+      </w:pPr>
+      <w:r>
+        <w:rPr>
+          <w:sz w:val="24"/>
+          <w:szCs w:val="24"/>
+        </w:rPr>
+        <w:t xml:space="preserve">Anything you want to keep from this step. Words, marks, or a drawing — it is your page, and no one marks it.</w:t>
+      </w:r>
+    </w:p>
+    <w:tbl>
+      <w:tblPr>
+        <w:tblW w:type="pct" w:w="100%"/>
+        <w:tblBorders>
+          <w:top w:val="single" w:color="B9B3A6" w:sz="6"/>
+          <w:left w:val="single" w:color="B9B3A6" w:sz="6"/>
+          <w:bottom w:val="single" w:color="B9B3A6" w:sz="6"/>
+          <w:right w:val="single" w:color="B9B3A6" w:sz="6"/>
+          <w:insideH w:val="single" w:color="E2DED3" w:sz="1"/>
+          <w:insideV w:val="none"/>
+        </w:tblBorders>
+      </w:tblPr>
+      <w:tblGrid>
+        <w:gridCol w:w="9070"/>
+      </w:tblGrid>
+      <w:tr>
+        <w:trPr>
+          <w:trHeight w:val="460" w:hRule="atLeast"/>
+        </w:trPr>
+        <w:tc>
+          <w:tcPr>
+            <w:tcW w:type="dxa" w:w="9070"/>
+            <w:tcMar>
+              <w:top w:type="dxa" w:w="40"/>
+              <w:left w:type="dxa" w:w="140"/>
+              <w:bottom w:type="dxa" w:w="40"/>
+              <w:right w:type="dxa" w:w="140"/>
+            </w:tcMar>
+          </w:tcPr>
+          <w:p>
+            <w:pPr>
+              <w:spacing w:after="0"/>
+            </w:pPr>
+          </w:p>
+        </w:tc>
+      </w:tr>
+      <w:tr>
+        <w:trPr>
+          <w:trHeight w:val="460" w:hRule="atLeast"/>
+        </w:trPr>
+        <w:tc>
+          <w:tcPr>
+            <w:tcW w:type="dxa" w:w="9070"/>
+            <w:tcMar>
+              <w:top w:type="dxa" w:w="40"/>
+              <w:left w:type="dxa" w:w="140"/>
+              <w:bottom w:type="dxa" w:w="40"/>
+              <w:right w:type="dxa" w:w="140"/>
+            </w:tcMar>
+          </w:tcPr>
+          <w:p>
+            <w:pPr>
+              <w:spacing w:after="0"/>
+            </w:pPr>
+          </w:p>
+        </w:tc>
+      </w:tr>
+      <w:tr>
+        <w:trPr>
+          <w:trHeight w:val="460" w:hRule="atLeast"/>
+        </w:trPr>
+        <w:tc>
+          <w:tcPr>
+            <w:tcW w:type="dxa" w:w="9070"/>
+            <w:tcMar>
+              <w:top w:type="dxa" w:w="40"/>
+              <w:left w:type="dxa" w:w="140"/>
+              <w:bottom w:type="dxa" w:w="40"/>
+              <w:right w:type="dxa" w:w="140"/>
+            </w:tcMar>
+          </w:tcPr>
+          <w:p>
+            <w:pPr>
+              <w:spacing w:after="0"/>
+            </w:pPr>
+          </w:p>
+        </w:tc>
+      </w:tr>
+      <w:tr>
+        <w:trPr>
+          <w:trHeight w:val="460" w:hRule="atLeast"/>
+        </w:trPr>
+        <w:tc>
+          <w:tcPr>
+            <w:tcW w:type="dxa" w:w="9070"/>
+            <w:tcMar>
+              <w:top w:type="dxa" w:w="40"/>
+              <w:left w:type="dxa" w:w="140"/>
+              <w:bottom w:type="dxa" w:w="40"/>
+              <w:right w:type="dxa" w:w="140"/>
+            </w:tcMar>
+          </w:tcPr>
+          <w:p>
+            <w:pPr>
+              <w:spacing w:after="0"/>
+            </w:pPr>
+          </w:p>
+        </w:tc>
+      </w:tr>
+      <w:tr>
+        <w:trPr>
+          <w:trHeight w:val="460" w:hRule="atLeast"/>
+        </w:trPr>
+        <w:tc>
+          <w:tcPr>
+            <w:tcW w:type="dxa" w:w="9070"/>
+            <w:tcMar>
+              <w:top w:type="dxa" w:w="40"/>
+              <w:left w:type="dxa" w:w="140"/>
+              <w:bottom w:type="dxa" w:w="40"/>
+              <w:right w:type="dxa" w:w="140"/>
+            </w:tcMar>
+          </w:tcPr>
+          <w:p>
+            <w:pPr>
+              <w:spacing w:after="0"/>
+            </w:pPr>
+          </w:p>
+        </w:tc>
+      </w:tr>
+      <w:tr>
+        <w:trPr>
+          <w:trHeight w:val="460" w:hRule="atLeast"/>
+        </w:trPr>
+        <w:tc>
+          <w:tcPr>
+            <w:tcW w:type="dxa" w:w="9070"/>
+            <w:tcMar>
+              <w:top w:type="dxa" w:w="40"/>
+              <w:left w:type="dxa" w:w="140"/>
+              <w:bottom w:type="dxa" w:w="40"/>
+              <w:right w:type="dxa" w:w="140"/>
+            </w:tcMar>
+          </w:tcPr>
+          <w:p>
+            <w:pPr>
+              <w:spacing w:after="0"/>
+            </w:pPr>
+          </w:p>
+        </w:tc>
+      </w:tr>
+      <w:tr>
+        <w:trPr>
+          <w:trHeight w:val="460" w:hRule="atLeast"/>
+        </w:trPr>
+        <w:tc>
+          <w:tcPr>
+            <w:tcW w:type="dxa" w:w="9070"/>
+            <w:tcMar>
+              <w:top w:type="dxa" w:w="40"/>
+              <w:left w:type="dxa" w:w="140"/>
+              <w:bottom w:type="dxa" w:w="40"/>
+              <w:right w:type="dxa" w:w="140"/>
+            </w:tcMar>
+          </w:tcPr>
+          <w:p>
+            <w:pPr>
+              <w:spacing w:after="0"/>
+            </w:pPr>
+          </w:p>
+        </w:tc>
+      </w:tr>
+      <w:tr>
+        <w:trPr>
+          <w:trHeight w:val="460" w:hRule="atLeast"/>
+        </w:trPr>
+        <w:tc>
+          <w:tcPr>
+            <w:tcW w:type="dxa" w:w="9070"/>
+            <w:tcMar>
+              <w:top w:type="dxa" w:w="40"/>
+              <w:left w:type="dxa" w:w="140"/>
+              <w:bottom w:type="dxa" w:w="40"/>
+              <w:right w:type="dxa" w:w="140"/>
+            </w:tcMar>
+          </w:tcPr>
+          <w:p>
+            <w:pPr>
+              <w:spacing w:after="0"/>
+            </w:pPr>
+          </w:p>
+        </w:tc>
+      </w:tr>
+      <w:tr>
+        <w:trPr>
+          <w:trHeight w:val="460" w:hRule="atLeast"/>
+        </w:trPr>
+        <w:tc>
+          <w:tcPr>
+            <w:tcW w:type="dxa" w:w="9070"/>
+            <w:tcMar>
+              <w:top w:type="dxa" w:w="40"/>
+              <w:left w:type="dxa" w:w="140"/>
+              <w:bottom w:type="dxa" w:w="40"/>
+              <w:right w:type="dxa" w:w="140"/>
+            </w:tcMar>
+          </w:tcPr>
+          <w:p>
+            <w:pPr>
+              <w:spacing w:after="0"/>
+            </w:pPr>
+          </w:p>
+        </w:tc>
+      </w:tr>
+      <w:tr>
+        <w:trPr>
+          <w:trHeight w:val="460" w:hRule="atLeast"/>
+        </w:trPr>
+        <w:tc>
+          <w:tcPr>
+            <w:tcW w:type="dxa" w:w="9070"/>
+            <w:tcMar>
+              <w:top w:type="dxa" w:w="40"/>
+              <w:left w:type="dxa" w:w="140"/>
+              <w:bottom w:type="dxa" w:w="40"/>
+              <w:right w:type="dxa" w:w="140"/>
+            </w:tcMar>
+          </w:tcPr>
+          <w:p>
+            <w:pPr>
+              <w:spacing w:after="0"/>
+            </w:pPr>
+          </w:p>
+        </w:tc>
+      </w:tr>
+      <w:tr>
+        <w:trPr>
+          <w:trHeight w:val="460" w:hRule="atLeast"/>
+        </w:trPr>
+        <w:tc>
+          <w:tcPr>
+            <w:tcW w:type="dxa" w:w="9070"/>
+            <w:tcMar>
+              <w:top w:type="dxa" w:w="40"/>
+              <w:left w:type="dxa" w:w="140"/>
+              <w:bottom w:type="dxa" w:w="40"/>
+              <w:right w:type="dxa" w:w="140"/>
+            </w:tcMar>
+          </w:tcPr>
+          <w:p>
+            <w:pPr>
+              <w:spacing w:after="0"/>
+            </w:pPr>
+          </w:p>
+        </w:tc>
+      </w:tr>
+      <w:tr>
+        <w:trPr>
+          <w:trHeight w:val="460" w:hRule="atLeast"/>
+        </w:trPr>
+        <w:tc>
+          <w:tcPr>
+            <w:tcW w:type="dxa" w:w="9070"/>
+            <w:tcMar>
+              <w:top w:type="dxa" w:w="40"/>
+              <w:left w:type="dxa" w:w="140"/>
+              <w:bottom w:type="dxa" w:w="40"/>
+              <w:right w:type="dxa" w:w="140"/>
+            </w:tcMar>
+          </w:tcPr>
+          <w:p>
+            <w:pPr>
+              <w:spacing w:after="0"/>
+            </w:pPr>
+          </w:p>
+        </w:tc>
+      </w:tr>
+      <w:tr>
+        <w:trPr>
+          <w:trHeight w:val="460" w:hRule="atLeast"/>
+        </w:trPr>
+        <w:tc>
+          <w:tcPr>
+            <w:tcW w:type="dxa" w:w="9070"/>
+            <w:tcMar>
+              <w:top w:type="dxa" w:w="40"/>
+              <w:left w:type="dxa" w:w="140"/>
+              <w:bottom w:type="dxa" w:w="40"/>
+              <w:right w:type="dxa" w:w="140"/>
+            </w:tcMar>
+          </w:tcPr>
+          <w:p>
+            <w:pPr>
+              <w:spacing w:after="0"/>
+            </w:pPr>
+          </w:p>
+        </w:tc>
+      </w:tr>
+      <w:tr>
+        <w:trPr>
+          <w:trHeight w:val="460" w:hRule="atLeast"/>
+        </w:trPr>
+        <w:tc>
+          <w:tcPr>
+            <w:tcW w:type="dxa" w:w="9070"/>
+            <w:tcMar>
+              <w:top w:type="dxa" w:w="40"/>
+              <w:left w:type="dxa" w:w="140"/>
+              <w:bottom w:type="dxa" w:w="40"/>
+              <w:right w:type="dxa" w:w="140"/>
+            </w:tcMar>
+          </w:tcPr>
+          <w:p>
+            <w:pPr>
+              <w:spacing w:after="0"/>
+            </w:pPr>
+          </w:p>
+        </w:tc>
+      </w:tr>
+      <w:tr>
+        <w:trPr>
+          <w:trHeight w:val="460" w:hRule="atLeast"/>
+        </w:trPr>
+        <w:tc>
+          <w:tcPr>
+            <w:tcW w:type="dxa" w:w="9070"/>
+            <w:tcMar>
+              <w:top w:type="dxa" w:w="40"/>
+              <w:left w:type="dxa" w:w="140"/>
+              <w:bottom w:type="dxa" w:w="40"/>
+              <w:right w:type="dxa" w:w="140"/>
+            </w:tcMar>
+          </w:tcPr>
+          <w:p>
+            <w:pPr>
+              <w:spacing w:after="0"/>
+            </w:pPr>
+          </w:p>
+        </w:tc>
+      </w:tr>
+      <w:tr>
+        <w:trPr>
+          <w:trHeight w:val="460" w:hRule="atLeast"/>
+        </w:trPr>
+        <w:tc>
+          <w:tcPr>
+            <w:tcW w:type="dxa" w:w="9070"/>
+            <w:tcMar>
+              <w:top w:type="dxa" w:w="40"/>
+              <w:left w:type="dxa" w:w="140"/>
+              <w:bottom w:type="dxa" w:w="40"/>
+              <w:right w:type="dxa" w:w="140"/>
+            </w:tcMar>
+          </w:tcPr>
+          <w:p>
+            <w:pPr>
+              <w:spacing w:after="0"/>
+            </w:pPr>
+          </w:p>
+        </w:tc>
+      </w:tr>
+      <w:tr>
+        <w:trPr>
+          <w:trHeight w:val="460" w:hRule="atLeast"/>
+        </w:trPr>
+        <w:tc>
+          <w:tcPr>
+            <w:tcW w:type="dxa" w:w="9070"/>
+            <w:tcMar>
+              <w:top w:type="dxa" w:w="40"/>
+              <w:left w:type="dxa" w:w="140"/>
+              <w:bottom w:type="dxa" w:w="40"/>
+              <w:right w:type="dxa" w:w="140"/>
+            </w:tcMar>
+          </w:tcPr>
+          <w:p>
+            <w:pPr>
+              <w:spacing w:after="0"/>
+            </w:pPr>
+          </w:p>
+        </w:tc>
+      </w:tr>
+      <w:tr>
+        <w:trPr>
+          <w:trHeight w:val="460" w:hRule="atLeast"/>
+        </w:trPr>
+        <w:tc>
+          <w:tcPr>
+            <w:tcW w:type="dxa" w:w="9070"/>
+            <w:tcMar>
+              <w:top w:type="dxa" w:w="40"/>
+              <w:left w:type="dxa" w:w="140"/>
+              <w:bottom w:type="dxa" w:w="40"/>
+              <w:right w:type="dxa" w:w="140"/>
+            </w:tcMar>
+          </w:tcPr>
+          <w:p>
+            <w:pPr>
+              <w:spacing w:after="0"/>
+            </w:pPr>
+          </w:p>
+        </w:tc>
+      </w:tr>
+      <w:tr>
+        <w:trPr>
+          <w:trHeight w:val="460" w:hRule="atLeast"/>
+        </w:trPr>
+        <w:tc>
+          <w:tcPr>
+            <w:tcW w:type="dxa" w:w="9070"/>
+            <w:tcMar>
+              <w:top w:type="dxa" w:w="40"/>
+              <w:left w:type="dxa" w:w="140"/>
+              <w:bottom w:type="dxa" w:w="40"/>
+              <w:right w:type="dxa" w:w="140"/>
+            </w:tcMar>
+          </w:tcPr>
+          <w:p>
+            <w:pPr>
+              <w:spacing w:after="0"/>
+            </w:pPr>
+          </w:p>
+        </w:tc>
+      </w:tr>
+      <w:tr>
+        <w:trPr>
+          <w:trHeight w:val="460" w:hRule="atLeast"/>
+        </w:trPr>
+        <w:tc>
+          <w:tcPr>
+            <w:tcW w:type="dxa" w:w="9070"/>
+            <w:tcMar>
+              <w:top w:type="dxa" w:w="40"/>
+              <w:left w:type="dxa" w:w="140"/>
+              <w:bottom w:type="dxa" w:w="40"/>
+              <w:right w:type="dxa" w:w="140"/>
+            </w:tcMar>
+          </w:tcPr>
+          <w:p>
+            <w:pPr>
+              <w:spacing w:after="0"/>
+            </w:pPr>
+          </w:p>
+        </w:tc>
+      </w:tr>
+      <w:tr>
+        <w:trPr>
+          <w:trHeight w:val="460" w:hRule="atLeast"/>
+        </w:trPr>
+        <w:tc>
+          <w:tcPr>
+            <w:tcW w:type="dxa" w:w="9070"/>
+            <w:tcMar>
+              <w:top w:type="dxa" w:w="40"/>
+              <w:left w:type="dxa" w:w="140"/>
+              <w:bottom w:type="dxa" w:w="40"/>
+              <w:right w:type="dxa" w:w="140"/>
+            </w:tcMar>
+          </w:tcPr>
+          <w:p>
+            <w:pPr>
+              <w:spacing w:after="0"/>
+            </w:pPr>
+          </w:p>
+        </w:tc>
+      </w:tr>
+      <w:tr>
+        <w:trPr>
+          <w:trHeight w:val="460" w:hRule="atLeast"/>
+        </w:trPr>
+        <w:tc>
+          <w:tcPr>
+            <w:tcW w:type="dxa" w:w="9070"/>
+            <w:tcMar>
+              <w:top w:type="dxa" w:w="40"/>
+              <w:left w:type="dxa" w:w="140"/>
+              <w:bottom w:type="dxa" w:w="40"/>
+              <w:right w:type="dxa" w:w="140"/>
+            </w:tcMar>
+          </w:tcPr>
+          <w:p>
+            <w:pPr>
+              <w:spacing w:after="0"/>
+            </w:pPr>
+          </w:p>
+        </w:tc>
+      </w:tr>
+    </w:tbl>
+    <w:p>
+      <w:r>
+        <w:br w:type="page"/>
+      </w:r>
+    </w:p>
+    <w:p>
+      <w:pPr>
+        <w:keepNext/>
+        <w:pBdr>
+          <w:bottom w:val="single" w:color="B9B3A6" w:sz="4"/>
+        </w:pBdr>
+        <w:spacing w:after="60"/>
+      </w:pPr>
+      <w:r>
+        <w:rPr>
+          <w:b/>
+          <w:bCs/>
+          <w:color w:val="7A3B69"/>
+          <w:spacing w:val="30"/>
+          <w:sz w:val="16"/>
+          <w:szCs w:val="16"/>
+        </w:rPr>
+        <w:t xml:space="preserve">UNDERSTAND YOURSELF  ·  YOU CAN GROW</w:t>
+      </w:r>
+    </w:p>
+    <w:p>
+      <w:pPr>
+        <w:pStyle w:val="Heading2"/>
+        <w:keepNext/>
+        <w:spacing w:after="180" w:before="160"/>
+      </w:pPr>
+      <w:r>
+        <w:rPr>
+          <w:b/>
+          <w:bCs/>
+          <w:color w:val="1F3A5F"/>
+          <w:sz w:val="38"/>
+          <w:szCs w:val="38"/>
+        </w:rPr>
+        <w:t xml:space="preserve">You can grow</w:t>
+      </w:r>
+    </w:p>
+    <w:p>
+      <w:pPr>
+        <w:spacing w:after="180" w:before="0" w:line="300"/>
+      </w:pPr>
+      <w:r>
+        <w:rPr>
+          <w:color w:val="5A6473"/>
+          <w:sz w:val="24"/>
+          <w:szCs w:val="24"/>
+        </w:rPr>
+        <w:t xml:space="preserve">Draw a time you got better at something that was hard at first.</w:t>
+      </w:r>
+    </w:p>
+    <w:tbl>
+      <w:tblPr>
+        <w:tblW w:type="pct" w:w="100%"/>
+        <w:tblBorders>
+          <w:top w:val="none"/>
+          <w:left w:val="single" w:color="6E7A2E" w:sz="18"/>
+          <w:bottom w:val="none"/>
+          <w:right w:val="none"/>
+          <w:insideH w:val="none"/>
+          <w:insideV w:val="none"/>
+        </w:tblBorders>
+      </w:tblPr>
+      <w:tblGrid>
+        <w:gridCol w:w="9070"/>
+      </w:tblGrid>
+      <w:tr>
+        <w:tc>
+          <w:tcPr>
+            <w:tcW w:type="dxa" w:w="9070"/>
+            <w:tcMar>
+              <w:top w:type="dxa" w:w="120"/>
+              <w:left w:type="dxa" w:w="200"/>
+              <w:bottom w:type="dxa" w:w="120"/>
+              <w:right w:type="dxa" w:w="140"/>
+            </w:tcMar>
+          </w:tcPr>
+          <w:p>
+            <w:pPr>
+              <w:spacing w:after="90"/>
+            </w:pPr>
+            <w:r>
+              <w:rPr>
+                <w:b/>
+                <w:bCs/>
+                <w:color w:val="6E7A2E"/>
+                <w:spacing w:val="24"/>
+                <w:sz w:val="17"/>
+                <w:szCs w:val="17"/>
+              </w:rPr>
+              <w:t xml:space="preserve">EXAMPLE  ·  YOU CAN DO YOURS YOUR OWN WAY</w:t>
+            </w:r>
+          </w:p>
+          <w:p>
+            <w:pPr>
+              <w:spacing w:after="90" w:before="0" w:line="300"/>
+            </w:pPr>
+            <w:r>
+              <w:rPr>
+                <w:sz w:val="21"/>
+                <w:szCs w:val="21"/>
+              </w:rPr>
+              <w:t xml:space="preserve">A learner could not read the letters. She practised a little each day and asked a friend to help.</w:t>
+            </w:r>
+          </w:p>
+          <w:p>
+            <w:pPr>
+              <w:spacing w:after="0" w:before="0" w:line="300"/>
+            </w:pPr>
+            <w:r>
+              <w:rPr>
+                <w:sz w:val="21"/>
+                <w:szCs w:val="21"/>
+              </w:rPr>
+              <w:t xml:space="preserve">Now she can read short words. What helped: practising, and asking for help.</w:t>
+            </w:r>
           </w:p>
         </w:tc>
       </w:tr>
@@ -1528,7 +3984,7 @@
                 <w:sz w:val="18"/>
                 <w:szCs w:val="18"/>
               </w:rPr>
-              <w:t xml:space="preserve">I would start by…</w:t>
+              <w:t xml:space="preserve">Draw or write it here</w:t>
             </w:r>
           </w:p>
         </w:tc>
@@ -1575,30 +4031,210 @@
           </w:p>
         </w:tc>
       </w:tr>
+      <w:tr>
+        <w:trPr>
+          <w:trHeight w:val="460" w:hRule="atLeast"/>
+        </w:trPr>
+        <w:tc>
+          <w:tcPr>
+            <w:tcW w:type="dxa" w:w="9070"/>
+            <w:tcMar>
+              <w:top w:type="dxa" w:w="40"/>
+              <w:left w:type="dxa" w:w="140"/>
+              <w:bottom w:type="dxa" w:w="40"/>
+              <w:right w:type="dxa" w:w="140"/>
+            </w:tcMar>
+          </w:tcPr>
+          <w:p>
+            <w:pPr>
+              <w:spacing w:after="0"/>
+            </w:pPr>
+          </w:p>
+        </w:tc>
+      </w:tr>
+      <w:tr>
+        <w:trPr>
+          <w:trHeight w:val="460" w:hRule="atLeast"/>
+        </w:trPr>
+        <w:tc>
+          <w:tcPr>
+            <w:tcW w:type="dxa" w:w="9070"/>
+            <w:tcMar>
+              <w:top w:type="dxa" w:w="40"/>
+              <w:left w:type="dxa" w:w="140"/>
+              <w:bottom w:type="dxa" w:w="40"/>
+              <w:right w:type="dxa" w:w="140"/>
+            </w:tcMar>
+          </w:tcPr>
+          <w:p>
+            <w:pPr>
+              <w:spacing w:after="0"/>
+            </w:pPr>
+          </w:p>
+        </w:tc>
+      </w:tr>
+      <w:tr>
+        <w:trPr>
+          <w:trHeight w:val="460" w:hRule="atLeast"/>
+        </w:trPr>
+        <w:tc>
+          <w:tcPr>
+            <w:tcW w:type="dxa" w:w="9070"/>
+            <w:tcMar>
+              <w:top w:type="dxa" w:w="40"/>
+              <w:left w:type="dxa" w:w="140"/>
+              <w:bottom w:type="dxa" w:w="40"/>
+              <w:right w:type="dxa" w:w="140"/>
+            </w:tcMar>
+          </w:tcPr>
+          <w:p>
+            <w:pPr>
+              <w:spacing w:after="0"/>
+            </w:pPr>
+          </w:p>
+        </w:tc>
+      </w:tr>
+      <w:tr>
+        <w:trPr>
+          <w:trHeight w:val="460" w:hRule="atLeast"/>
+        </w:trPr>
+        <w:tc>
+          <w:tcPr>
+            <w:tcW w:type="dxa" w:w="9070"/>
+            <w:tcMar>
+              <w:top w:type="dxa" w:w="40"/>
+              <w:left w:type="dxa" w:w="140"/>
+              <w:bottom w:type="dxa" w:w="40"/>
+              <w:right w:type="dxa" w:w="140"/>
+            </w:tcMar>
+          </w:tcPr>
+          <w:p>
+            <w:pPr>
+              <w:spacing w:after="0"/>
+            </w:pPr>
+          </w:p>
+        </w:tc>
+      </w:tr>
+      <w:tr>
+        <w:trPr>
+          <w:trHeight w:val="460" w:hRule="atLeast"/>
+        </w:trPr>
+        <w:tc>
+          <w:tcPr>
+            <w:tcW w:type="dxa" w:w="9070"/>
+            <w:tcMar>
+              <w:top w:type="dxa" w:w="40"/>
+              <w:left w:type="dxa" w:w="140"/>
+              <w:bottom w:type="dxa" w:w="40"/>
+              <w:right w:type="dxa" w:w="140"/>
+            </w:tcMar>
+          </w:tcPr>
+          <w:p>
+            <w:pPr>
+              <w:spacing w:after="0"/>
+            </w:pPr>
+          </w:p>
+        </w:tc>
+      </w:tr>
+      <w:tr>
+        <w:trPr>
+          <w:trHeight w:val="460" w:hRule="atLeast"/>
+        </w:trPr>
+        <w:tc>
+          <w:tcPr>
+            <w:tcW w:type="dxa" w:w="9070"/>
+            <w:tcMar>
+              <w:top w:type="dxa" w:w="40"/>
+              <w:left w:type="dxa" w:w="140"/>
+              <w:bottom w:type="dxa" w:w="40"/>
+              <w:right w:type="dxa" w:w="140"/>
+            </w:tcMar>
+          </w:tcPr>
+          <w:p>
+            <w:pPr>
+              <w:spacing w:after="0"/>
+            </w:pPr>
+          </w:p>
+        </w:tc>
+      </w:tr>
+      <w:tr>
+        <w:trPr>
+          <w:trHeight w:val="460" w:hRule="atLeast"/>
+        </w:trPr>
+        <w:tc>
+          <w:tcPr>
+            <w:tcW w:type="dxa" w:w="9070"/>
+            <w:tcMar>
+              <w:top w:type="dxa" w:w="40"/>
+              <w:left w:type="dxa" w:w="140"/>
+              <w:bottom w:type="dxa" w:w="40"/>
+              <w:right w:type="dxa" w:w="140"/>
+            </w:tcMar>
+          </w:tcPr>
+          <w:p>
+            <w:pPr>
+              <w:spacing w:after="0"/>
+            </w:pPr>
+          </w:p>
+        </w:tc>
+      </w:tr>
+      <w:tr>
+        <w:trPr>
+          <w:trHeight w:val="460" w:hRule="atLeast"/>
+        </w:trPr>
+        <w:tc>
+          <w:tcPr>
+            <w:tcW w:type="dxa" w:w="9070"/>
+            <w:tcMar>
+              <w:top w:type="dxa" w:w="40"/>
+              <w:left w:type="dxa" w:w="140"/>
+              <w:bottom w:type="dxa" w:w="40"/>
+              <w:right w:type="dxa" w:w="140"/>
+            </w:tcMar>
+          </w:tcPr>
+          <w:p>
+            <w:pPr>
+              <w:spacing w:after="0"/>
+            </w:pPr>
+          </w:p>
+        </w:tc>
+      </w:tr>
+      <w:tr>
+        <w:trPr>
+          <w:trHeight w:val="460" w:hRule="atLeast"/>
+        </w:trPr>
+        <w:tc>
+          <w:tcPr>
+            <w:tcW w:type="dxa" w:w="9070"/>
+            <w:tcMar>
+              <w:top w:type="dxa" w:w="40"/>
+              <w:left w:type="dxa" w:w="140"/>
+              <w:bottom w:type="dxa" w:w="40"/>
+              <w:right w:type="dxa" w:w="140"/>
+            </w:tcMar>
+          </w:tcPr>
+          <w:p>
+            <w:pPr>
+              <w:spacing w:after="0"/>
+            </w:pPr>
+          </w:p>
+        </w:tc>
+      </w:tr>
     </w:tbl>
     <w:p>
       <w:pPr>
-        <w:spacing w:after="60" w:before="200"/>
+        <w:keepNext/>
+        <w:spacing w:after="60" w:before="220"/>
       </w:pPr>
       <w:r>
         <w:rPr>
           <w:b/>
           <w:bCs/>
-          <w:color w:val="7A3B69"/>
-          <w:sz w:val="22"/>
-          <w:szCs w:val="22"/>
-        </w:rPr>
-        <w:t xml:space="preserve">2.  </w:t>
-      </w:r>
-      <w:r>
-        <w:rPr>
-          <w:b/>
-          <w:bCs/>
-          <w:color w:val="7A3B69"/>
-          <w:sz w:val="22"/>
-          <w:szCs w:val="22"/>
-        </w:rPr>
-        <w:t xml:space="preserve">Choose a learning goal that matters to you</w:t>
+          <w:color w:val="1F3A5F"/>
+          <w:sz w:val="24"/>
+          <w:szCs w:val="24"/>
+        </w:rPr>
+        <w:t xml:space="preserve">I got better at</w:t>
       </w:r>
     </w:p>
     <w:tbl>
@@ -1617,34 +4253,6 @@
         <w:gridCol w:w="9070"/>
       </w:tblGrid>
       <w:tr>
-        <w:tc>
-          <w:tcPr>
-            <w:tcW w:type="dxa" w:w="9070"/>
-            <w:tcMar>
-              <w:top w:type="dxa" w:w="70"/>
-              <w:left w:type="dxa" w:w="140"/>
-              <w:bottom w:type="dxa" w:w="20"/>
-              <w:right w:type="dxa" w:w="140"/>
-            </w:tcMar>
-          </w:tcPr>
-          <w:p>
-            <w:pPr>
-              <w:spacing w:after="0" w:line="260"/>
-            </w:pPr>
-            <w:r>
-              <w:rPr>
-                <w:b/>
-                <w:bCs/>
-                <w:color w:val="7A3B69"/>
-                <w:sz w:val="18"/>
-                <w:szCs w:val="18"/>
-              </w:rPr>
-              <w:t xml:space="preserve">This matters to me because…</w:t>
-            </w:r>
-          </w:p>
-        </w:tc>
-      </w:tr>
-      <w:tr>
         <w:trPr>
           <w:trHeight w:val="460" w:hRule="atLeast"/>
         </w:trPr>
@@ -1687,6 +4295,22 @@
         </w:tc>
       </w:tr>
     </w:tbl>
+    <w:p>
+      <w:pPr>
+        <w:keepNext/>
+        <w:spacing w:after="60" w:before="220"/>
+      </w:pPr>
+      <w:r>
+        <w:rPr>
+          <w:b/>
+          <w:bCs/>
+          <w:color w:val="1F3A5F"/>
+          <w:sz w:val="24"/>
+          <w:szCs w:val="24"/>
+        </w:rPr>
+        <w:t xml:space="preserve">What helped me</w:t>
+      </w:r>
+    </w:p>
     <w:tbl>
       <w:tblPr>
         <w:tblW w:type="pct" w:w="100%"/>
@@ -1703,34 +4327,6 @@
         <w:gridCol w:w="9070"/>
       </w:tblGrid>
       <w:tr>
-        <w:tc>
-          <w:tcPr>
-            <w:tcW w:type="dxa" w:w="9070"/>
-            <w:tcMar>
-              <w:top w:type="dxa" w:w="70"/>
-              <w:left w:type="dxa" w:w="140"/>
-              <w:bottom w:type="dxa" w:w="20"/>
-              <w:right w:type="dxa" w:w="140"/>
-            </w:tcMar>
-          </w:tcPr>
-          <w:p>
-            <w:pPr>
-              <w:spacing w:after="0" w:line="260"/>
-            </w:pPr>
-            <w:r>
-              <w:rPr>
-                <w:b/>
-                <w:bCs/>
-                <w:color w:val="7A3B69"/>
-                <w:sz w:val="18"/>
-                <w:szCs w:val="18"/>
-              </w:rPr>
-              <w:t xml:space="preserve">I would start by…</w:t>
-            </w:r>
-          </w:p>
-        </w:tc>
-      </w:tr>
-      <w:tr>
         <w:trPr>
           <w:trHeight w:val="460" w:hRule="atLeast"/>
         </w:trPr>
@@ -1774,28 +4370,57 @@
       </w:tr>
     </w:tbl>
     <w:p>
-      <w:pPr>
-        <w:spacing w:after="60" w:before="200"/>
+      <w:r>
+        <w:br w:type="page"/>
+      </w:r>
+    </w:p>
+    <w:p>
+      <w:pPr>
+        <w:keepNext/>
+        <w:pBdr>
+          <w:bottom w:val="single" w:color="B9B3A6" w:sz="4"/>
+        </w:pBdr>
+        <w:spacing w:after="60"/>
       </w:pPr>
       <w:r>
         <w:rPr>
           <w:b/>
           <w:bCs/>
           <w:color w:val="7A3B69"/>
-          <w:sz w:val="22"/>
-          <w:szCs w:val="22"/>
-        </w:rPr>
-        <w:t xml:space="preserve">3.  </w:t>
-      </w:r>
+          <w:spacing w:val="30"/>
+          <w:sz w:val="16"/>
+          <w:szCs w:val="16"/>
+        </w:rPr>
+        <w:t xml:space="preserve">YOU CAN GROW</w:t>
+      </w:r>
+    </w:p>
+    <w:p>
+      <w:pPr>
+        <w:pStyle w:val="Heading2"/>
+        <w:keepNext/>
+        <w:spacing w:after="180" w:before="160"/>
+      </w:pPr>
       <w:r>
         <w:rPr>
           <w:b/>
           <w:bCs/>
-          <w:color w:val="7A3B69"/>
-          <w:sz w:val="22"/>
-          <w:szCs w:val="22"/>
-        </w:rPr>
-        <w:t xml:space="preserve">Make a plan and take steps</w:t>
+          <w:color w:val="1F3A5F"/>
+          <w:sz w:val="38"/>
+          <w:szCs w:val="38"/>
+        </w:rPr>
+        <w:t xml:space="preserve">My notes and drawings</w:t>
+      </w:r>
+    </w:p>
+    <w:p>
+      <w:pPr>
+        <w:spacing w:after="160" w:before="0" w:line="300"/>
+      </w:pPr>
+      <w:r>
+        <w:rPr>
+          <w:sz w:val="24"/>
+          <w:szCs w:val="24"/>
+        </w:rPr>
+        <w:t xml:space="preserve">Anything you want to keep from this step. Words, marks, or a drawing — it is your page, and no one marks it.</w:t>
       </w:r>
     </w:p>
     <w:tbl>
@@ -1814,76 +4439,697 @@
         <w:gridCol w:w="9070"/>
       </w:tblGrid>
       <w:tr>
-        <w:tc>
-          <w:tcPr>
-            <w:tcW w:type="dxa" w:w="9070"/>
-            <w:tcMar>
-              <w:top w:type="dxa" w:w="70"/>
-              <w:left w:type="dxa" w:w="140"/>
-              <w:bottom w:type="dxa" w:w="20"/>
-              <w:right w:type="dxa" w:w="140"/>
-            </w:tcMar>
-          </w:tcPr>
-          <w:p>
-            <w:pPr>
-              <w:spacing w:after="0" w:line="260"/>
+        <w:trPr>
+          <w:trHeight w:val="460" w:hRule="atLeast"/>
+        </w:trPr>
+        <w:tc>
+          <w:tcPr>
+            <w:tcW w:type="dxa" w:w="9070"/>
+            <w:tcMar>
+              <w:top w:type="dxa" w:w="40"/>
+              <w:left w:type="dxa" w:w="140"/>
+              <w:bottom w:type="dxa" w:w="40"/>
+              <w:right w:type="dxa" w:w="140"/>
+            </w:tcMar>
+          </w:tcPr>
+          <w:p>
+            <w:pPr>
+              <w:spacing w:after="0"/>
+            </w:pPr>
+          </w:p>
+        </w:tc>
+      </w:tr>
+      <w:tr>
+        <w:trPr>
+          <w:trHeight w:val="460" w:hRule="atLeast"/>
+        </w:trPr>
+        <w:tc>
+          <w:tcPr>
+            <w:tcW w:type="dxa" w:w="9070"/>
+            <w:tcMar>
+              <w:top w:type="dxa" w:w="40"/>
+              <w:left w:type="dxa" w:w="140"/>
+              <w:bottom w:type="dxa" w:w="40"/>
+              <w:right w:type="dxa" w:w="140"/>
+            </w:tcMar>
+          </w:tcPr>
+          <w:p>
+            <w:pPr>
+              <w:spacing w:after="0"/>
+            </w:pPr>
+          </w:p>
+        </w:tc>
+      </w:tr>
+      <w:tr>
+        <w:trPr>
+          <w:trHeight w:val="460" w:hRule="atLeast"/>
+        </w:trPr>
+        <w:tc>
+          <w:tcPr>
+            <w:tcW w:type="dxa" w:w="9070"/>
+            <w:tcMar>
+              <w:top w:type="dxa" w:w="40"/>
+              <w:left w:type="dxa" w:w="140"/>
+              <w:bottom w:type="dxa" w:w="40"/>
+              <w:right w:type="dxa" w:w="140"/>
+            </w:tcMar>
+          </w:tcPr>
+          <w:p>
+            <w:pPr>
+              <w:spacing w:after="0"/>
+            </w:pPr>
+          </w:p>
+        </w:tc>
+      </w:tr>
+      <w:tr>
+        <w:trPr>
+          <w:trHeight w:val="460" w:hRule="atLeast"/>
+        </w:trPr>
+        <w:tc>
+          <w:tcPr>
+            <w:tcW w:type="dxa" w:w="9070"/>
+            <w:tcMar>
+              <w:top w:type="dxa" w:w="40"/>
+              <w:left w:type="dxa" w:w="140"/>
+              <w:bottom w:type="dxa" w:w="40"/>
+              <w:right w:type="dxa" w:w="140"/>
+            </w:tcMar>
+          </w:tcPr>
+          <w:p>
+            <w:pPr>
+              <w:spacing w:after="0"/>
+            </w:pPr>
+          </w:p>
+        </w:tc>
+      </w:tr>
+      <w:tr>
+        <w:trPr>
+          <w:trHeight w:val="460" w:hRule="atLeast"/>
+        </w:trPr>
+        <w:tc>
+          <w:tcPr>
+            <w:tcW w:type="dxa" w:w="9070"/>
+            <w:tcMar>
+              <w:top w:type="dxa" w:w="40"/>
+              <w:left w:type="dxa" w:w="140"/>
+              <w:bottom w:type="dxa" w:w="40"/>
+              <w:right w:type="dxa" w:w="140"/>
+            </w:tcMar>
+          </w:tcPr>
+          <w:p>
+            <w:pPr>
+              <w:spacing w:after="0"/>
+            </w:pPr>
+          </w:p>
+        </w:tc>
+      </w:tr>
+      <w:tr>
+        <w:trPr>
+          <w:trHeight w:val="460" w:hRule="atLeast"/>
+        </w:trPr>
+        <w:tc>
+          <w:tcPr>
+            <w:tcW w:type="dxa" w:w="9070"/>
+            <w:tcMar>
+              <w:top w:type="dxa" w:w="40"/>
+              <w:left w:type="dxa" w:w="140"/>
+              <w:bottom w:type="dxa" w:w="40"/>
+              <w:right w:type="dxa" w:w="140"/>
+            </w:tcMar>
+          </w:tcPr>
+          <w:p>
+            <w:pPr>
+              <w:spacing w:after="0"/>
+            </w:pPr>
+          </w:p>
+        </w:tc>
+      </w:tr>
+      <w:tr>
+        <w:trPr>
+          <w:trHeight w:val="460" w:hRule="atLeast"/>
+        </w:trPr>
+        <w:tc>
+          <w:tcPr>
+            <w:tcW w:type="dxa" w:w="9070"/>
+            <w:tcMar>
+              <w:top w:type="dxa" w:w="40"/>
+              <w:left w:type="dxa" w:w="140"/>
+              <w:bottom w:type="dxa" w:w="40"/>
+              <w:right w:type="dxa" w:w="140"/>
+            </w:tcMar>
+          </w:tcPr>
+          <w:p>
+            <w:pPr>
+              <w:spacing w:after="0"/>
+            </w:pPr>
+          </w:p>
+        </w:tc>
+      </w:tr>
+      <w:tr>
+        <w:trPr>
+          <w:trHeight w:val="460" w:hRule="atLeast"/>
+        </w:trPr>
+        <w:tc>
+          <w:tcPr>
+            <w:tcW w:type="dxa" w:w="9070"/>
+            <w:tcMar>
+              <w:top w:type="dxa" w:w="40"/>
+              <w:left w:type="dxa" w:w="140"/>
+              <w:bottom w:type="dxa" w:w="40"/>
+              <w:right w:type="dxa" w:w="140"/>
+            </w:tcMar>
+          </w:tcPr>
+          <w:p>
+            <w:pPr>
+              <w:spacing w:after="0"/>
+            </w:pPr>
+          </w:p>
+        </w:tc>
+      </w:tr>
+      <w:tr>
+        <w:trPr>
+          <w:trHeight w:val="460" w:hRule="atLeast"/>
+        </w:trPr>
+        <w:tc>
+          <w:tcPr>
+            <w:tcW w:type="dxa" w:w="9070"/>
+            <w:tcMar>
+              <w:top w:type="dxa" w:w="40"/>
+              <w:left w:type="dxa" w:w="140"/>
+              <w:bottom w:type="dxa" w:w="40"/>
+              <w:right w:type="dxa" w:w="140"/>
+            </w:tcMar>
+          </w:tcPr>
+          <w:p>
+            <w:pPr>
+              <w:spacing w:after="0"/>
+            </w:pPr>
+          </w:p>
+        </w:tc>
+      </w:tr>
+      <w:tr>
+        <w:trPr>
+          <w:trHeight w:val="460" w:hRule="atLeast"/>
+        </w:trPr>
+        <w:tc>
+          <w:tcPr>
+            <w:tcW w:type="dxa" w:w="9070"/>
+            <w:tcMar>
+              <w:top w:type="dxa" w:w="40"/>
+              <w:left w:type="dxa" w:w="140"/>
+              <w:bottom w:type="dxa" w:w="40"/>
+              <w:right w:type="dxa" w:w="140"/>
+            </w:tcMar>
+          </w:tcPr>
+          <w:p>
+            <w:pPr>
+              <w:spacing w:after="0"/>
+            </w:pPr>
+          </w:p>
+        </w:tc>
+      </w:tr>
+      <w:tr>
+        <w:trPr>
+          <w:trHeight w:val="460" w:hRule="atLeast"/>
+        </w:trPr>
+        <w:tc>
+          <w:tcPr>
+            <w:tcW w:type="dxa" w:w="9070"/>
+            <w:tcMar>
+              <w:top w:type="dxa" w:w="40"/>
+              <w:left w:type="dxa" w:w="140"/>
+              <w:bottom w:type="dxa" w:w="40"/>
+              <w:right w:type="dxa" w:w="140"/>
+            </w:tcMar>
+          </w:tcPr>
+          <w:p>
+            <w:pPr>
+              <w:spacing w:after="0"/>
+            </w:pPr>
+          </w:p>
+        </w:tc>
+      </w:tr>
+      <w:tr>
+        <w:trPr>
+          <w:trHeight w:val="460" w:hRule="atLeast"/>
+        </w:trPr>
+        <w:tc>
+          <w:tcPr>
+            <w:tcW w:type="dxa" w:w="9070"/>
+            <w:tcMar>
+              <w:top w:type="dxa" w:w="40"/>
+              <w:left w:type="dxa" w:w="140"/>
+              <w:bottom w:type="dxa" w:w="40"/>
+              <w:right w:type="dxa" w:w="140"/>
+            </w:tcMar>
+          </w:tcPr>
+          <w:p>
+            <w:pPr>
+              <w:spacing w:after="0"/>
+            </w:pPr>
+          </w:p>
+        </w:tc>
+      </w:tr>
+      <w:tr>
+        <w:trPr>
+          <w:trHeight w:val="460" w:hRule="atLeast"/>
+        </w:trPr>
+        <w:tc>
+          <w:tcPr>
+            <w:tcW w:type="dxa" w:w="9070"/>
+            <w:tcMar>
+              <w:top w:type="dxa" w:w="40"/>
+              <w:left w:type="dxa" w:w="140"/>
+              <w:bottom w:type="dxa" w:w="40"/>
+              <w:right w:type="dxa" w:w="140"/>
+            </w:tcMar>
+          </w:tcPr>
+          <w:p>
+            <w:pPr>
+              <w:spacing w:after="0"/>
+            </w:pPr>
+          </w:p>
+        </w:tc>
+      </w:tr>
+      <w:tr>
+        <w:trPr>
+          <w:trHeight w:val="460" w:hRule="atLeast"/>
+        </w:trPr>
+        <w:tc>
+          <w:tcPr>
+            <w:tcW w:type="dxa" w:w="9070"/>
+            <w:tcMar>
+              <w:top w:type="dxa" w:w="40"/>
+              <w:left w:type="dxa" w:w="140"/>
+              <w:bottom w:type="dxa" w:w="40"/>
+              <w:right w:type="dxa" w:w="140"/>
+            </w:tcMar>
+          </w:tcPr>
+          <w:p>
+            <w:pPr>
+              <w:spacing w:after="0"/>
+            </w:pPr>
+          </w:p>
+        </w:tc>
+      </w:tr>
+      <w:tr>
+        <w:trPr>
+          <w:trHeight w:val="460" w:hRule="atLeast"/>
+        </w:trPr>
+        <w:tc>
+          <w:tcPr>
+            <w:tcW w:type="dxa" w:w="9070"/>
+            <w:tcMar>
+              <w:top w:type="dxa" w:w="40"/>
+              <w:left w:type="dxa" w:w="140"/>
+              <w:bottom w:type="dxa" w:w="40"/>
+              <w:right w:type="dxa" w:w="140"/>
+            </w:tcMar>
+          </w:tcPr>
+          <w:p>
+            <w:pPr>
+              <w:spacing w:after="0"/>
+            </w:pPr>
+          </w:p>
+        </w:tc>
+      </w:tr>
+      <w:tr>
+        <w:trPr>
+          <w:trHeight w:val="460" w:hRule="atLeast"/>
+        </w:trPr>
+        <w:tc>
+          <w:tcPr>
+            <w:tcW w:type="dxa" w:w="9070"/>
+            <w:tcMar>
+              <w:top w:type="dxa" w:w="40"/>
+              <w:left w:type="dxa" w:w="140"/>
+              <w:bottom w:type="dxa" w:w="40"/>
+              <w:right w:type="dxa" w:w="140"/>
+            </w:tcMar>
+          </w:tcPr>
+          <w:p>
+            <w:pPr>
+              <w:spacing w:after="0"/>
+            </w:pPr>
+          </w:p>
+        </w:tc>
+      </w:tr>
+      <w:tr>
+        <w:trPr>
+          <w:trHeight w:val="460" w:hRule="atLeast"/>
+        </w:trPr>
+        <w:tc>
+          <w:tcPr>
+            <w:tcW w:type="dxa" w:w="9070"/>
+            <w:tcMar>
+              <w:top w:type="dxa" w:w="40"/>
+              <w:left w:type="dxa" w:w="140"/>
+              <w:bottom w:type="dxa" w:w="40"/>
+              <w:right w:type="dxa" w:w="140"/>
+            </w:tcMar>
+          </w:tcPr>
+          <w:p>
+            <w:pPr>
+              <w:spacing w:after="0"/>
+            </w:pPr>
+          </w:p>
+        </w:tc>
+      </w:tr>
+      <w:tr>
+        <w:trPr>
+          <w:trHeight w:val="460" w:hRule="atLeast"/>
+        </w:trPr>
+        <w:tc>
+          <w:tcPr>
+            <w:tcW w:type="dxa" w:w="9070"/>
+            <w:tcMar>
+              <w:top w:type="dxa" w:w="40"/>
+              <w:left w:type="dxa" w:w="140"/>
+              <w:bottom w:type="dxa" w:w="40"/>
+              <w:right w:type="dxa" w:w="140"/>
+            </w:tcMar>
+          </w:tcPr>
+          <w:p>
+            <w:pPr>
+              <w:spacing w:after="0"/>
+            </w:pPr>
+          </w:p>
+        </w:tc>
+      </w:tr>
+      <w:tr>
+        <w:trPr>
+          <w:trHeight w:val="460" w:hRule="atLeast"/>
+        </w:trPr>
+        <w:tc>
+          <w:tcPr>
+            <w:tcW w:type="dxa" w:w="9070"/>
+            <w:tcMar>
+              <w:top w:type="dxa" w:w="40"/>
+              <w:left w:type="dxa" w:w="140"/>
+              <w:bottom w:type="dxa" w:w="40"/>
+              <w:right w:type="dxa" w:w="140"/>
+            </w:tcMar>
+          </w:tcPr>
+          <w:p>
+            <w:pPr>
+              <w:spacing w:after="0"/>
+            </w:pPr>
+          </w:p>
+        </w:tc>
+      </w:tr>
+      <w:tr>
+        <w:trPr>
+          <w:trHeight w:val="460" w:hRule="atLeast"/>
+        </w:trPr>
+        <w:tc>
+          <w:tcPr>
+            <w:tcW w:type="dxa" w:w="9070"/>
+            <w:tcMar>
+              <w:top w:type="dxa" w:w="40"/>
+              <w:left w:type="dxa" w:w="140"/>
+              <w:bottom w:type="dxa" w:w="40"/>
+              <w:right w:type="dxa" w:w="140"/>
+            </w:tcMar>
+          </w:tcPr>
+          <w:p>
+            <w:pPr>
+              <w:spacing w:after="0"/>
+            </w:pPr>
+          </w:p>
+        </w:tc>
+      </w:tr>
+      <w:tr>
+        <w:trPr>
+          <w:trHeight w:val="460" w:hRule="atLeast"/>
+        </w:trPr>
+        <w:tc>
+          <w:tcPr>
+            <w:tcW w:type="dxa" w:w="9070"/>
+            <w:tcMar>
+              <w:top w:type="dxa" w:w="40"/>
+              <w:left w:type="dxa" w:w="140"/>
+              <w:bottom w:type="dxa" w:w="40"/>
+              <w:right w:type="dxa" w:w="140"/>
+            </w:tcMar>
+          </w:tcPr>
+          <w:p>
+            <w:pPr>
+              <w:spacing w:after="0"/>
+            </w:pPr>
+          </w:p>
+        </w:tc>
+      </w:tr>
+      <w:tr>
+        <w:trPr>
+          <w:trHeight w:val="460" w:hRule="atLeast"/>
+        </w:trPr>
+        <w:tc>
+          <w:tcPr>
+            <w:tcW w:type="dxa" w:w="9070"/>
+            <w:tcMar>
+              <w:top w:type="dxa" w:w="40"/>
+              <w:left w:type="dxa" w:w="140"/>
+              <w:bottom w:type="dxa" w:w="40"/>
+              <w:right w:type="dxa" w:w="140"/>
+            </w:tcMar>
+          </w:tcPr>
+          <w:p>
+            <w:pPr>
+              <w:spacing w:after="0"/>
+            </w:pPr>
+          </w:p>
+        </w:tc>
+      </w:tr>
+    </w:tbl>
+    <w:p>
+      <w:r>
+        <w:br w:type="page"/>
+      </w:r>
+    </w:p>
+    <w:p>
+      <w:pPr>
+        <w:keepNext/>
+        <w:pBdr>
+          <w:bottom w:val="single" w:color="B9B3A6" w:sz="4"/>
+        </w:pBdr>
+        <w:spacing w:after="60"/>
+      </w:pPr>
+      <w:r>
+        <w:rPr>
+          <w:b/>
+          <w:bCs/>
+          <w:color w:val="7A3B69"/>
+          <w:spacing w:val="30"/>
+          <w:sz w:val="16"/>
+          <w:szCs w:val="16"/>
+        </w:rPr>
+        <w:t xml:space="preserve">UNDERSTAND YOURSELF  ·  WHAT I AM GOOD AT</w:t>
+      </w:r>
+    </w:p>
+    <w:p>
+      <w:pPr>
+        <w:pStyle w:val="Heading2"/>
+        <w:keepNext/>
+        <w:spacing w:after="180" w:before="160"/>
+      </w:pPr>
+      <w:r>
+        <w:rPr>
+          <w:b/>
+          <w:bCs/>
+          <w:color w:val="1F3A5F"/>
+          <w:sz w:val="38"/>
+          <w:szCs w:val="38"/>
+        </w:rPr>
+        <w:t xml:space="preserve">What I am good at</w:t>
+      </w:r>
+    </w:p>
+    <w:p>
+      <w:pPr>
+        <w:spacing w:after="180" w:before="0" w:line="300"/>
+      </w:pPr>
+      <w:r>
+        <w:rPr>
+          <w:color w:val="5A6473"/>
+          <w:sz w:val="24"/>
+          <w:szCs w:val="24"/>
+        </w:rPr>
+        <w:t xml:space="preserve">Not just WHAT you are good at — how you know. For each one, think of a time it actually happened.</w:t>
+      </w:r>
+    </w:p>
+    <w:tbl>
+      <w:tblPr>
+        <w:tblW w:type="pct" w:w="100%"/>
+        <w:tblBorders>
+          <w:top w:val="none"/>
+          <w:left w:val="single" w:color="6E7A2E" w:sz="18"/>
+          <w:bottom w:val="none"/>
+          <w:right w:val="none"/>
+          <w:insideH w:val="none"/>
+          <w:insideV w:val="none"/>
+        </w:tblBorders>
+      </w:tblPr>
+      <w:tblGrid>
+        <w:gridCol w:w="9070"/>
+      </w:tblGrid>
+      <w:tr>
+        <w:tc>
+          <w:tcPr>
+            <w:tcW w:type="dxa" w:w="9070"/>
+            <w:tcMar>
+              <w:top w:type="dxa" w:w="120"/>
+              <w:left w:type="dxa" w:w="200"/>
+              <w:bottom w:type="dxa" w:w="120"/>
+              <w:right w:type="dxa" w:w="140"/>
+            </w:tcMar>
+          </w:tcPr>
+          <w:p>
+            <w:pPr>
+              <w:spacing w:after="90"/>
             </w:pPr>
             <w:r>
               <w:rPr>
                 <w:b/>
                 <w:bCs/>
-                <w:color w:val="7A3B69"/>
-                <w:sz w:val="18"/>
-                <w:szCs w:val="18"/>
+                <w:color w:val="6E7A2E"/>
+                <w:spacing w:val="24"/>
+                <w:sz w:val="17"/>
+                <w:szCs w:val="17"/>
               </w:rPr>
-              <w:t xml:space="preserve">This matters to me because…</w:t>
+              <w:t xml:space="preserve">EXAMPLE  ·  YOU CAN DO YOURS YOUR OWN WAY</w:t>
             </w:r>
           </w:p>
-        </w:tc>
-      </w:tr>
-      <w:tr>
-        <w:trPr>
-          <w:trHeight w:val="460" w:hRule="atLeast"/>
-        </w:trPr>
-        <w:tc>
-          <w:tcPr>
-            <w:tcW w:type="dxa" w:w="9070"/>
-            <w:tcMar>
-              <w:top w:type="dxa" w:w="40"/>
-              <w:left w:type="dxa" w:w="140"/>
-              <w:bottom w:type="dxa" w:w="40"/>
-              <w:right w:type="dxa" w:w="140"/>
-            </w:tcMar>
-          </w:tcPr>
-          <w:p>
-            <w:pPr>
-              <w:spacing w:after="0"/>
-            </w:pPr>
-          </w:p>
-        </w:tc>
-      </w:tr>
-      <w:tr>
-        <w:trPr>
-          <w:trHeight w:val="460" w:hRule="atLeast"/>
-        </w:trPr>
-        <w:tc>
-          <w:tcPr>
-            <w:tcW w:type="dxa" w:w="9070"/>
-            <w:tcMar>
-              <w:top w:type="dxa" w:w="40"/>
-              <w:left w:type="dxa" w:w="140"/>
-              <w:bottom w:type="dxa" w:w="40"/>
-              <w:right w:type="dxa" w:w="140"/>
-            </w:tcMar>
-          </w:tcPr>
-          <w:p>
-            <w:pPr>
-              <w:spacing w:after="0"/>
-            </w:pPr>
+          <w:p>
+            <w:pPr>
+              <w:spacing w:after="90" w:before="0" w:line="300"/>
+            </w:pPr>
+            <w:r>
+              <w:rPr>
+                <w:sz w:val="21"/>
+                <w:szCs w:val="21"/>
+              </w:rPr>
+              <w:t xml:space="preserve">I am good at: helping younger children.</w:t>
+            </w:r>
+          </w:p>
+          <w:p>
+            <w:pPr>
+              <w:spacing w:after="0" w:before="0" w:line="300"/>
+            </w:pPr>
+            <w:r>
+              <w:rPr>
+                <w:sz w:val="21"/>
+                <w:szCs w:val="21"/>
+              </w:rPr>
+              <w:t xml:space="preserve">How I know: last month I taught my cousin to count to twenty. She can do it on her own now.</w:t>
+            </w:r>
           </w:p>
         </w:tc>
       </w:tr>
     </w:tbl>
+    <w:p>
+      <w:pPr>
+        <w:spacing w:after="90"/>
+      </w:pPr>
+      <w:r>
+        <w:rPr>
+          <w:sz w:val="8"/>
+          <w:szCs w:val="8"/>
+        </w:rPr>
+        <w:t xml:space="preserve"/>
+      </w:r>
+    </w:p>
+    <w:tbl>
+      <w:tblPr>
+        <w:tblW w:type="pct" w:w="100%"/>
+        <w:tblBorders>
+          <w:top w:val="none"/>
+          <w:left w:val="single" w:color="1F3A5F" w:sz="18"/>
+          <w:bottom w:val="none"/>
+          <w:right w:val="none"/>
+          <w:insideH w:val="none"/>
+          <w:insideV w:val="none"/>
+        </w:tblBorders>
+      </w:tblPr>
+      <w:tblGrid>
+        <w:gridCol w:w="9070"/>
+      </w:tblGrid>
+      <w:tr>
+        <w:tc>
+          <w:tcPr>
+            <w:tcW w:type="dxa" w:w="9070"/>
+            <w:tcMar>
+              <w:top w:type="dxa" w:w="100"/>
+              <w:left w:type="dxa" w:w="200"/>
+              <w:bottom w:type="dxa" w:w="100"/>
+              <w:right w:type="dxa" w:w="120"/>
+            </w:tcMar>
+          </w:tcPr>
+          <w:p>
+            <w:pPr>
+              <w:spacing w:after="80"/>
+            </w:pPr>
+            <w:r>
+              <w:rPr>
+                <w:b/>
+                <w:bCs/>
+                <w:color w:val="1F3A5F"/>
+                <w:spacing w:val="24"/>
+                <w:sz w:val="17"/>
+                <w:szCs w:val="17"/>
+              </w:rPr>
+              <w:t xml:space="preserve">HOW DO I KNOW?</w:t>
+            </w:r>
+          </w:p>
+          <w:p>
+            <w:pPr>
+              <w:spacing w:after="60" w:line="280"/>
+            </w:pPr>
+            <w:r>
+              <w:rPr>
+                <w:sz w:val="21"/>
+                <w:szCs w:val="21"/>
+              </w:rPr>
+              <w:t xml:space="preserve">Anyone can say "I am good at helping people." A researcher asks: how do you know?</w:t>
+            </w:r>
+          </w:p>
+          <w:p>
+            <w:pPr>
+              <w:spacing w:after="60" w:line="280"/>
+            </w:pPr>
+            <w:r>
+              <w:rPr>
+                <w:sz w:val="21"/>
+                <w:szCs w:val="21"/>
+              </w:rPr>
+              <w:t xml:space="preserve">The answer is a time it really happened — what you did, and what came of it.</w:t>
+            </w:r>
+          </w:p>
+          <w:p>
+            <w:pPr>
+              <w:spacing w:after="60" w:line="280"/>
+            </w:pPr>
+            <w:r>
+              <w:rPr>
+                <w:sz w:val="21"/>
+                <w:szCs w:val="21"/>
+              </w:rPr>
+              <w:t xml:space="preserve">That is what makes it true, and it is what you will do with every claim in this programme.</w:t>
+            </w:r>
+          </w:p>
+        </w:tc>
+      </w:tr>
+    </w:tbl>
+    <w:p>
+      <w:pPr>
+        <w:spacing w:after="90"/>
+      </w:pPr>
+      <w:r>
+        <w:rPr>
+          <w:sz w:val="8"/>
+          <w:szCs w:val="8"/>
+        </w:rPr>
+        <w:t xml:space="preserve"/>
+      </w:r>
+    </w:p>
     <w:tbl>
       <w:tblPr>
         <w:tblW w:type="pct" w:w="100%"/>
@@ -1922,7 +5168,7 @@
                 <w:sz w:val="18"/>
                 <w:szCs w:val="18"/>
               </w:rPr>
-              <w:t xml:space="preserve">I would start by…</w:t>
+              <w:t xml:space="preserve">I am good at…</w:t>
             </w:r>
           </w:p>
         </w:tc>
@@ -1972,27 +5218,14 @@
     </w:tbl>
     <w:p>
       <w:pPr>
-        <w:spacing w:after="60" w:before="200"/>
-      </w:pPr>
-      <w:r>
-        <w:rPr>
-          <w:b/>
-          <w:bCs/>
-          <w:color w:val="7A3B69"/>
-          <w:sz w:val="22"/>
-          <w:szCs w:val="22"/>
-        </w:rPr>
-        <w:t xml:space="preserve">4.  </w:t>
-      </w:r>
-      <w:r>
-        <w:rPr>
-          <w:b/>
-          <w:bCs/>
-          <w:color w:val="7A3B69"/>
-          <w:sz w:val="22"/>
-          <w:szCs w:val="22"/>
-        </w:rPr>
-        <w:t xml:space="preserve">See how you are doing, and grow</w:t>
+        <w:spacing w:after="90"/>
+      </w:pPr>
+      <w:r>
+        <w:rPr>
+          <w:sz w:val="8"/>
+          <w:szCs w:val="8"/>
+        </w:rPr>
+        <w:t xml:space="preserve"/>
       </w:r>
     </w:p>
     <w:tbl>
@@ -2033,7 +5266,7 @@
                 <w:sz w:val="18"/>
                 <w:szCs w:val="18"/>
               </w:rPr>
-              <w:t xml:space="preserve">This matters to me because…</w:t>
+              <w:t xml:space="preserve">How I know — a time it happened…</w:t>
             </w:r>
           </w:p>
         </w:tc>
@@ -2080,7 +5313,40 @@
           </w:p>
         </w:tc>
       </w:tr>
+      <w:tr>
+        <w:trPr>
+          <w:trHeight w:val="460" w:hRule="atLeast"/>
+        </w:trPr>
+        <w:tc>
+          <w:tcPr>
+            <w:tcW w:type="dxa" w:w="9070"/>
+            <w:tcMar>
+              <w:top w:type="dxa" w:w="40"/>
+              <w:left w:type="dxa" w:w="140"/>
+              <w:bottom w:type="dxa" w:w="40"/>
+              <w:right w:type="dxa" w:w="140"/>
+            </w:tcMar>
+          </w:tcPr>
+          <w:p>
+            <w:pPr>
+              <w:spacing w:after="0"/>
+            </w:pPr>
+          </w:p>
+        </w:tc>
+      </w:tr>
     </w:tbl>
+    <w:p>
+      <w:pPr>
+        <w:spacing w:after="90"/>
+      </w:pPr>
+      <w:r>
+        <w:rPr>
+          <w:sz w:val="8"/>
+          <w:szCs w:val="8"/>
+        </w:rPr>
+        <w:t xml:space="preserve"/>
+      </w:r>
+    </w:p>
     <w:tbl>
       <w:tblPr>
         <w:tblW w:type="pct" w:w="100%"/>
@@ -2119,7 +5385,7 @@
                 <w:sz w:val="18"/>
                 <w:szCs w:val="18"/>
               </w:rPr>
-              <w:t xml:space="preserve">I would start by…</w:t>
+              <w:t xml:space="preserve">I am also good at…</w:t>
             </w:r>
           </w:p>
         </w:tc>
@@ -2168,57 +5434,15 @@
       </w:tr>
     </w:tbl>
     <w:p>
-      <w:r>
-        <w:br w:type="page"/>
-      </w:r>
-    </w:p>
-    <w:p>
-      <w:pPr>
-        <w:keepNext/>
-        <w:pBdr>
-          <w:bottom w:val="single" w:color="B9B3A6" w:sz="4"/>
-        </w:pBdr>
-        <w:spacing w:after="60"/>
-      </w:pPr>
-      <w:r>
-        <w:rPr>
-          <w:b/>
-          <w:bCs/>
-          <w:color w:val="7A3B69"/>
-          <w:spacing w:val="30"/>
-          <w:sz w:val="16"/>
-          <w:szCs w:val="16"/>
-        </w:rPr>
-        <w:t xml:space="preserve">WHY THESE MATTER TO ME</w:t>
-      </w:r>
-    </w:p>
-    <w:p>
-      <w:pPr>
-        <w:pStyle w:val="Heading2"/>
-        <w:keepNext/>
-        <w:spacing w:after="180" w:before="160"/>
-      </w:pPr>
-      <w:r>
-        <w:rPr>
-          <w:b/>
-          <w:bCs/>
-          <w:color w:val="1F3A5F"/>
-          <w:sz w:val="38"/>
-          <w:szCs w:val="38"/>
-        </w:rPr>
-        <w:t xml:space="preserve">My notes and drawings</w:t>
-      </w:r>
-    </w:p>
-    <w:p>
-      <w:pPr>
-        <w:spacing w:after="160" w:before="0" w:line="300"/>
-      </w:pPr>
-      <w:r>
-        <w:rPr>
-          <w:sz w:val="24"/>
-          <w:szCs w:val="24"/>
-        </w:rPr>
-        <w:t xml:space="preserve">Anything you want to keep from this step. Words, marks, or a drawing — it is your page, and no one marks it.</w:t>
+      <w:pPr>
+        <w:spacing w:after="90"/>
+      </w:pPr>
+      <w:r>
+        <w:rPr>
+          <w:sz w:val="8"/>
+          <w:szCs w:val="8"/>
+        </w:rPr>
+        <w:t xml:space="preserve"/>
       </w:r>
     </w:p>
     <w:tbl>
@@ -2237,401 +5461,30 @@
         <w:gridCol w:w="9070"/>
       </w:tblGrid>
       <w:tr>
-        <w:trPr>
-          <w:trHeight w:val="460" w:hRule="atLeast"/>
-        </w:trPr>
-        <w:tc>
-          <w:tcPr>
-            <w:tcW w:type="dxa" w:w="9070"/>
-            <w:tcMar>
-              <w:top w:type="dxa" w:w="40"/>
-              <w:left w:type="dxa" w:w="140"/>
-              <w:bottom w:type="dxa" w:w="40"/>
-              <w:right w:type="dxa" w:w="140"/>
-            </w:tcMar>
-          </w:tcPr>
-          <w:p>
-            <w:pPr>
-              <w:spacing w:after="0"/>
-            </w:pPr>
-          </w:p>
-        </w:tc>
-      </w:tr>
-      <w:tr>
-        <w:trPr>
-          <w:trHeight w:val="460" w:hRule="atLeast"/>
-        </w:trPr>
-        <w:tc>
-          <w:tcPr>
-            <w:tcW w:type="dxa" w:w="9070"/>
-            <w:tcMar>
-              <w:top w:type="dxa" w:w="40"/>
-              <w:left w:type="dxa" w:w="140"/>
-              <w:bottom w:type="dxa" w:w="40"/>
-              <w:right w:type="dxa" w:w="140"/>
-            </w:tcMar>
-          </w:tcPr>
-          <w:p>
-            <w:pPr>
-              <w:spacing w:after="0"/>
-            </w:pPr>
-          </w:p>
-        </w:tc>
-      </w:tr>
-      <w:tr>
-        <w:trPr>
-          <w:trHeight w:val="460" w:hRule="atLeast"/>
-        </w:trPr>
-        <w:tc>
-          <w:tcPr>
-            <w:tcW w:type="dxa" w:w="9070"/>
-            <w:tcMar>
-              <w:top w:type="dxa" w:w="40"/>
-              <w:left w:type="dxa" w:w="140"/>
-              <w:bottom w:type="dxa" w:w="40"/>
-              <w:right w:type="dxa" w:w="140"/>
-            </w:tcMar>
-          </w:tcPr>
-          <w:p>
-            <w:pPr>
-              <w:spacing w:after="0"/>
-            </w:pPr>
-          </w:p>
-        </w:tc>
-      </w:tr>
-      <w:tr>
-        <w:trPr>
-          <w:trHeight w:val="460" w:hRule="atLeast"/>
-        </w:trPr>
-        <w:tc>
-          <w:tcPr>
-            <w:tcW w:type="dxa" w:w="9070"/>
-            <w:tcMar>
-              <w:top w:type="dxa" w:w="40"/>
-              <w:left w:type="dxa" w:w="140"/>
-              <w:bottom w:type="dxa" w:w="40"/>
-              <w:right w:type="dxa" w:w="140"/>
-            </w:tcMar>
-          </w:tcPr>
-          <w:p>
-            <w:pPr>
-              <w:spacing w:after="0"/>
-            </w:pPr>
-          </w:p>
-        </w:tc>
-      </w:tr>
-      <w:tr>
-        <w:trPr>
-          <w:trHeight w:val="460" w:hRule="atLeast"/>
-        </w:trPr>
-        <w:tc>
-          <w:tcPr>
-            <w:tcW w:type="dxa" w:w="9070"/>
-            <w:tcMar>
-              <w:top w:type="dxa" w:w="40"/>
-              <w:left w:type="dxa" w:w="140"/>
-              <w:bottom w:type="dxa" w:w="40"/>
-              <w:right w:type="dxa" w:w="140"/>
-            </w:tcMar>
-          </w:tcPr>
-          <w:p>
-            <w:pPr>
-              <w:spacing w:after="0"/>
-            </w:pPr>
-          </w:p>
-        </w:tc>
-      </w:tr>
-      <w:tr>
-        <w:trPr>
-          <w:trHeight w:val="460" w:hRule="atLeast"/>
-        </w:trPr>
-        <w:tc>
-          <w:tcPr>
-            <w:tcW w:type="dxa" w:w="9070"/>
-            <w:tcMar>
-              <w:top w:type="dxa" w:w="40"/>
-              <w:left w:type="dxa" w:w="140"/>
-              <w:bottom w:type="dxa" w:w="40"/>
-              <w:right w:type="dxa" w:w="140"/>
-            </w:tcMar>
-          </w:tcPr>
-          <w:p>
-            <w:pPr>
-              <w:spacing w:after="0"/>
-            </w:pPr>
-          </w:p>
-        </w:tc>
-      </w:tr>
-      <w:tr>
-        <w:trPr>
-          <w:trHeight w:val="460" w:hRule="atLeast"/>
-        </w:trPr>
-        <w:tc>
-          <w:tcPr>
-            <w:tcW w:type="dxa" w:w="9070"/>
-            <w:tcMar>
-              <w:top w:type="dxa" w:w="40"/>
-              <w:left w:type="dxa" w:w="140"/>
-              <w:bottom w:type="dxa" w:w="40"/>
-              <w:right w:type="dxa" w:w="140"/>
-            </w:tcMar>
-          </w:tcPr>
-          <w:p>
-            <w:pPr>
-              <w:spacing w:after="0"/>
-            </w:pPr>
-          </w:p>
-        </w:tc>
-      </w:tr>
-      <w:tr>
-        <w:trPr>
-          <w:trHeight w:val="460" w:hRule="atLeast"/>
-        </w:trPr>
-        <w:tc>
-          <w:tcPr>
-            <w:tcW w:type="dxa" w:w="9070"/>
-            <w:tcMar>
-              <w:top w:type="dxa" w:w="40"/>
-              <w:left w:type="dxa" w:w="140"/>
-              <w:bottom w:type="dxa" w:w="40"/>
-              <w:right w:type="dxa" w:w="140"/>
-            </w:tcMar>
-          </w:tcPr>
-          <w:p>
-            <w:pPr>
-              <w:spacing w:after="0"/>
-            </w:pPr>
-          </w:p>
-        </w:tc>
-      </w:tr>
-      <w:tr>
-        <w:trPr>
-          <w:trHeight w:val="460" w:hRule="atLeast"/>
-        </w:trPr>
-        <w:tc>
-          <w:tcPr>
-            <w:tcW w:type="dxa" w:w="9070"/>
-            <w:tcMar>
-              <w:top w:type="dxa" w:w="40"/>
-              <w:left w:type="dxa" w:w="140"/>
-              <w:bottom w:type="dxa" w:w="40"/>
-              <w:right w:type="dxa" w:w="140"/>
-            </w:tcMar>
-          </w:tcPr>
-          <w:p>
-            <w:pPr>
-              <w:spacing w:after="0"/>
-            </w:pPr>
-          </w:p>
-        </w:tc>
-      </w:tr>
-      <w:tr>
-        <w:trPr>
-          <w:trHeight w:val="460" w:hRule="atLeast"/>
-        </w:trPr>
-        <w:tc>
-          <w:tcPr>
-            <w:tcW w:type="dxa" w:w="9070"/>
-            <w:tcMar>
-              <w:top w:type="dxa" w:w="40"/>
-              <w:left w:type="dxa" w:w="140"/>
-              <w:bottom w:type="dxa" w:w="40"/>
-              <w:right w:type="dxa" w:w="140"/>
-            </w:tcMar>
-          </w:tcPr>
-          <w:p>
-            <w:pPr>
-              <w:spacing w:after="0"/>
-            </w:pPr>
-          </w:p>
-        </w:tc>
-      </w:tr>
-      <w:tr>
-        <w:trPr>
-          <w:trHeight w:val="460" w:hRule="atLeast"/>
-        </w:trPr>
-        <w:tc>
-          <w:tcPr>
-            <w:tcW w:type="dxa" w:w="9070"/>
-            <w:tcMar>
-              <w:top w:type="dxa" w:w="40"/>
-              <w:left w:type="dxa" w:w="140"/>
-              <w:bottom w:type="dxa" w:w="40"/>
-              <w:right w:type="dxa" w:w="140"/>
-            </w:tcMar>
-          </w:tcPr>
-          <w:p>
-            <w:pPr>
-              <w:spacing w:after="0"/>
-            </w:pPr>
-          </w:p>
-        </w:tc>
-      </w:tr>
-      <w:tr>
-        <w:trPr>
-          <w:trHeight w:val="460" w:hRule="atLeast"/>
-        </w:trPr>
-        <w:tc>
-          <w:tcPr>
-            <w:tcW w:type="dxa" w:w="9070"/>
-            <w:tcMar>
-              <w:top w:type="dxa" w:w="40"/>
-              <w:left w:type="dxa" w:w="140"/>
-              <w:bottom w:type="dxa" w:w="40"/>
-              <w:right w:type="dxa" w:w="140"/>
-            </w:tcMar>
-          </w:tcPr>
-          <w:p>
-            <w:pPr>
-              <w:spacing w:after="0"/>
-            </w:pPr>
-          </w:p>
-        </w:tc>
-      </w:tr>
-      <w:tr>
-        <w:trPr>
-          <w:trHeight w:val="460" w:hRule="atLeast"/>
-        </w:trPr>
-        <w:tc>
-          <w:tcPr>
-            <w:tcW w:type="dxa" w:w="9070"/>
-            <w:tcMar>
-              <w:top w:type="dxa" w:w="40"/>
-              <w:left w:type="dxa" w:w="140"/>
-              <w:bottom w:type="dxa" w:w="40"/>
-              <w:right w:type="dxa" w:w="140"/>
-            </w:tcMar>
-          </w:tcPr>
-          <w:p>
-            <w:pPr>
-              <w:spacing w:after="0"/>
-            </w:pPr>
-          </w:p>
-        </w:tc>
-      </w:tr>
-      <w:tr>
-        <w:trPr>
-          <w:trHeight w:val="460" w:hRule="atLeast"/>
-        </w:trPr>
-        <w:tc>
-          <w:tcPr>
-            <w:tcW w:type="dxa" w:w="9070"/>
-            <w:tcMar>
-              <w:top w:type="dxa" w:w="40"/>
-              <w:left w:type="dxa" w:w="140"/>
-              <w:bottom w:type="dxa" w:w="40"/>
-              <w:right w:type="dxa" w:w="140"/>
-            </w:tcMar>
-          </w:tcPr>
-          <w:p>
-            <w:pPr>
-              <w:spacing w:after="0"/>
-            </w:pPr>
-          </w:p>
-        </w:tc>
-      </w:tr>
-      <w:tr>
-        <w:trPr>
-          <w:trHeight w:val="460" w:hRule="atLeast"/>
-        </w:trPr>
-        <w:tc>
-          <w:tcPr>
-            <w:tcW w:type="dxa" w:w="9070"/>
-            <w:tcMar>
-              <w:top w:type="dxa" w:w="40"/>
-              <w:left w:type="dxa" w:w="140"/>
-              <w:bottom w:type="dxa" w:w="40"/>
-              <w:right w:type="dxa" w:w="140"/>
-            </w:tcMar>
-          </w:tcPr>
-          <w:p>
-            <w:pPr>
-              <w:spacing w:after="0"/>
-            </w:pPr>
-          </w:p>
-        </w:tc>
-      </w:tr>
-      <w:tr>
-        <w:trPr>
-          <w:trHeight w:val="460" w:hRule="atLeast"/>
-        </w:trPr>
-        <w:tc>
-          <w:tcPr>
-            <w:tcW w:type="dxa" w:w="9070"/>
-            <w:tcMar>
-              <w:top w:type="dxa" w:w="40"/>
-              <w:left w:type="dxa" w:w="140"/>
-              <w:bottom w:type="dxa" w:w="40"/>
-              <w:right w:type="dxa" w:w="140"/>
-            </w:tcMar>
-          </w:tcPr>
-          <w:p>
-            <w:pPr>
-              <w:spacing w:after="0"/>
-            </w:pPr>
-          </w:p>
-        </w:tc>
-      </w:tr>
-      <w:tr>
-        <w:trPr>
-          <w:trHeight w:val="460" w:hRule="atLeast"/>
-        </w:trPr>
-        <w:tc>
-          <w:tcPr>
-            <w:tcW w:type="dxa" w:w="9070"/>
-            <w:tcMar>
-              <w:top w:type="dxa" w:w="40"/>
-              <w:left w:type="dxa" w:w="140"/>
-              <w:bottom w:type="dxa" w:w="40"/>
-              <w:right w:type="dxa" w:w="140"/>
-            </w:tcMar>
-          </w:tcPr>
-          <w:p>
-            <w:pPr>
-              <w:spacing w:after="0"/>
-            </w:pPr>
-          </w:p>
-        </w:tc>
-      </w:tr>
-      <w:tr>
-        <w:trPr>
-          <w:trHeight w:val="460" w:hRule="atLeast"/>
-        </w:trPr>
-        <w:tc>
-          <w:tcPr>
-            <w:tcW w:type="dxa" w:w="9070"/>
-            <w:tcMar>
-              <w:top w:type="dxa" w:w="40"/>
-              <w:left w:type="dxa" w:w="140"/>
-              <w:bottom w:type="dxa" w:w="40"/>
-              <w:right w:type="dxa" w:w="140"/>
-            </w:tcMar>
-          </w:tcPr>
-          <w:p>
-            <w:pPr>
-              <w:spacing w:after="0"/>
-            </w:pPr>
-          </w:p>
-        </w:tc>
-      </w:tr>
-      <w:tr>
-        <w:trPr>
-          <w:trHeight w:val="460" w:hRule="atLeast"/>
-        </w:trPr>
-        <w:tc>
-          <w:tcPr>
-            <w:tcW w:type="dxa" w:w="9070"/>
-            <w:tcMar>
-              <w:top w:type="dxa" w:w="40"/>
-              <w:left w:type="dxa" w:w="140"/>
-              <w:bottom w:type="dxa" w:w="40"/>
-              <w:right w:type="dxa" w:w="140"/>
-            </w:tcMar>
-          </w:tcPr>
-          <w:p>
-            <w:pPr>
-              <w:spacing w:after="0"/>
-            </w:pPr>
+        <w:tc>
+          <w:tcPr>
+            <w:tcW w:type="dxa" w:w="9070"/>
+            <w:tcMar>
+              <w:top w:type="dxa" w:w="70"/>
+              <w:left w:type="dxa" w:w="140"/>
+              <w:bottom w:type="dxa" w:w="20"/>
+              <w:right w:type="dxa" w:w="140"/>
+            </w:tcMar>
+          </w:tcPr>
+          <w:p>
+            <w:pPr>
+              <w:spacing w:after="0" w:line="260"/>
+            </w:pPr>
+            <w:r>
+              <w:rPr>
+                <w:b/>
+                <w:bCs/>
+                <w:color w:val="7A3B69"/>
+                <w:sz w:val="18"/>
+                <w:szCs w:val="18"/>
+              </w:rPr>
+              <w:t xml:space="preserve">How I know — a time it happened…</w:t>
+            </w:r>
           </w:p>
         </w:tc>
       </w:tr>
@@ -2721,7 +5574,7 @@
           <w:sz w:val="16"/>
           <w:szCs w:val="16"/>
         </w:rPr>
-        <w:t xml:space="preserve">GETTING STARTED  ·  GETTING BETTER AT GOALS</w:t>
+        <w:t xml:space="preserve">WHAT I AM GOOD AT</w:t>
       </w:r>
     </w:p>
     <w:p>
@@ -2738,254 +5591,19 @@
           <w:sz w:val="38"/>
           <w:szCs w:val="38"/>
         </w:rPr>
-        <w:t xml:space="preserve">Why goals, and where am I now?</w:t>
-      </w:r>
-    </w:p>
-    <w:p>
-      <w:pPr>
-        <w:spacing w:after="180" w:before="0" w:line="300"/>
-      </w:pPr>
-      <w:r>
-        <w:rPr>
-          <w:color w:val="5A6473"/>
+        <w:t xml:space="preserve">My notes and drawings</w:t>
+      </w:r>
+    </w:p>
+    <w:p>
+      <w:pPr>
+        <w:spacing w:after="160" w:before="0" w:line="300"/>
+      </w:pPr>
+      <w:r>
+        <w:rPr>
           <w:sz w:val="24"/>
           <w:szCs w:val="24"/>
         </w:rPr>
-        <w:t xml:space="preserve">Setting a goal is a skill. Like any skill, you can be a beginner at it and get better.</w:t>
-      </w:r>
-    </w:p>
-    <w:tbl>
-      <w:tblPr>
-        <w:tblW w:type="pct" w:w="100%"/>
-        <w:tblBorders>
-          <w:top w:val="none"/>
-          <w:left w:val="single" w:color="1F3A5F" w:sz="18"/>
-          <w:bottom w:val="none"/>
-          <w:right w:val="none"/>
-          <w:insideH w:val="none"/>
-          <w:insideV w:val="none"/>
-        </w:tblBorders>
-      </w:tblPr>
-      <w:tblGrid>
-        <w:gridCol w:w="9070"/>
-      </w:tblGrid>
-      <w:tr>
-        <w:tc>
-          <w:tcPr>
-            <w:tcW w:type="dxa" w:w="9070"/>
-            <w:tcMar>
-              <w:top w:type="dxa" w:w="100"/>
-              <w:left w:type="dxa" w:w="200"/>
-              <w:bottom w:type="dxa" w:w="100"/>
-              <w:right w:type="dxa" w:w="120"/>
-            </w:tcMar>
-          </w:tcPr>
-          <w:p>
-            <w:pPr>
-              <w:spacing w:after="80"/>
-            </w:pPr>
-            <w:r>
-              <w:rPr>
-                <w:b/>
-                <w:bCs/>
-                <w:color w:val="1F3A5F"/>
-                <w:spacing w:val="24"/>
-                <w:sz w:val="17"/>
-                <w:szCs w:val="17"/>
-              </w:rPr>
-              <w:t xml:space="preserve">WHY THIS MATTERS</w:t>
-            </w:r>
-          </w:p>
-          <w:p>
-            <w:pPr>
-              <w:spacing w:after="60" w:line="280"/>
-            </w:pPr>
-            <w:r>
-              <w:rPr>
-                <w:sz w:val="21"/>
-                <w:szCs w:val="21"/>
-              </w:rPr>
-              <w:t xml:space="preserve">Much of life in the camp is decided by other people. A goal you set yourself is a piece of it that is yours.</w:t>
-            </w:r>
-          </w:p>
-          <w:p>
-            <w:pPr>
-              <w:spacing w:after="60" w:line="280"/>
-            </w:pPr>
-            <w:r>
-              <w:rPr>
-                <w:sz w:val="21"/>
-                <w:szCs w:val="21"/>
-              </w:rPr>
-              <w:t xml:space="preserve">A goal turns "I wish" into "I will" — it names one thing, and the first step towards it.</w:t>
-            </w:r>
-          </w:p>
-          <w:p>
-            <w:pPr>
-              <w:spacing w:after="60" w:line="280"/>
-            </w:pPr>
-            <w:r>
-              <w:rPr>
-                <w:sz w:val="21"/>
-                <w:szCs w:val="21"/>
-              </w:rPr>
-              <w:t xml:space="preserve">People who set their own goals keep going for longer when things get hard, because the reason is theirs.</w:t>
-            </w:r>
-          </w:p>
-          <w:p>
-            <w:pPr>
-              <w:spacing w:after="60" w:line="280"/>
-            </w:pPr>
-            <w:r>
-              <w:rPr>
-                <w:sz w:val="21"/>
-                <w:szCs w:val="21"/>
-              </w:rPr>
-              <w:t xml:space="preserve">And it carries: the same four steps work for learning English, for a job, for anything you want next.</w:t>
-            </w:r>
-          </w:p>
-        </w:tc>
-      </w:tr>
-    </w:tbl>
-    <w:p>
-      <w:pPr>
-        <w:spacing w:after="140" w:before="200" w:line="300"/>
-      </w:pPr>
-      <w:r>
-        <w:rPr>
-          <w:sz w:val="22"/>
-          <w:szCs w:val="22"/>
-        </w:rPr>
-        <w:t xml:space="preserve">Nobody starts good at this. Here is how people grow at it — each step is a bit further along than the one before.</w:t>
-      </w:r>
-    </w:p>
-    <w:p>
-      <w:pPr>
-        <w:spacing w:after="140" w:before="0" w:line="300"/>
-      </w:pPr>
-      <w:r>
-        <w:rPr>
-          <w:color w:val="5A6473"/>
-          <w:sz w:val="20"/>
-          <w:szCs w:val="20"/>
-        </w:rPr>
-        <w:t xml:space="preserve">Mark the one most like you NOW. At the end of the course, come back and mark it again.</w:t>
-      </w:r>
-    </w:p>
-    <w:p>
-      <w:pPr>
-        <w:spacing w:after="120" w:line="300"/>
-      </w:pPr>
-      <w:r>
-        <w:rPr>
-          <w:color w:val="7A3B69"/>
-          <w:sz w:val="24"/>
-          <w:szCs w:val="24"/>
-        </w:rPr>
-        <w:t xml:space="preserve">□   </w:t>
-      </w:r>
-      <w:r>
-        <w:rPr>
-          <w:sz w:val="24"/>
-          <w:szCs w:val="24"/>
-        </w:rPr>
-        <w:t xml:space="preserve">I am not sure how to set a goal or work towards one yet.</w:t>
-      </w:r>
-    </w:p>
-    <w:p>
-      <w:pPr>
-        <w:spacing w:after="120" w:line="300"/>
-      </w:pPr>
-      <w:r>
-        <w:rPr>
-          <w:color w:val="7A3B69"/>
-          <w:sz w:val="24"/>
-          <w:szCs w:val="24"/>
-        </w:rPr>
-        <w:t xml:space="preserve">□   </w:t>
-      </w:r>
-      <w:r>
-        <w:rPr>
-          <w:sz w:val="24"/>
-          <w:szCs w:val="24"/>
-        </w:rPr>
-        <w:t xml:space="preserve">I can say how I would set a goal and take steps towards it.</w:t>
-      </w:r>
-    </w:p>
-    <w:p>
-      <w:pPr>
-        <w:spacing w:after="120" w:line="300"/>
-      </w:pPr>
-      <w:r>
-        <w:rPr>
-          <w:color w:val="7A3B69"/>
-          <w:sz w:val="24"/>
-          <w:szCs w:val="24"/>
-        </w:rPr>
-        <w:t xml:space="preserve">□   </w:t>
-      </w:r>
-      <w:r>
-        <w:rPr>
-          <w:sz w:val="24"/>
-          <w:szCs w:val="24"/>
-        </w:rPr>
-        <w:t xml:space="preserve">I have set a goal and taken real steps, and I can say why.</w:t>
-      </w:r>
-    </w:p>
-    <w:p>
-      <w:pPr>
-        <w:spacing w:after="120" w:line="300"/>
-      </w:pPr>
-      <w:r>
-        <w:rPr>
-          <w:color w:val="7A3B69"/>
-          <w:sz w:val="24"/>
-          <w:szCs w:val="24"/>
-        </w:rPr>
-        <w:t xml:space="preserve">□   </w:t>
-      </w:r>
-      <w:r>
-        <w:rPr>
-          <w:sz w:val="24"/>
-          <w:szCs w:val="24"/>
-        </w:rPr>
-        <w:t xml:space="preserve">I reached a goal, and I can say what helped and what I would do better.</w:t>
-      </w:r>
-    </w:p>
-    <w:p>
-      <w:pPr>
-        <w:spacing w:after="120" w:line="300"/>
-      </w:pPr>
-      <w:r>
-        <w:rPr>
-          <w:color w:val="7A3B69"/>
-          <w:sz w:val="24"/>
-          <w:szCs w:val="24"/>
-        </w:rPr>
-        <w:t xml:space="preserve">□   </w:t>
-      </w:r>
-      <w:r>
-        <w:rPr>
-          <w:sz w:val="24"/>
-          <w:szCs w:val="24"/>
-        </w:rPr>
-        <w:t xml:space="preserve">I keep reaching goals, and I keep getting better at it.</w:t>
-      </w:r>
-    </w:p>
-    <w:p>
-      <w:pPr>
-        <w:keepNext/>
-        <w:spacing w:after="60" w:before="220"/>
-      </w:pPr>
-      <w:r>
-        <w:rPr>
-          <w:b/>
-          <w:bCs/>
-          <w:color w:val="1F3A5F"/>
-          <w:sz w:val="24"/>
-          <w:szCs w:val="24"/>
-        </w:rPr>
-        <w:t xml:space="preserve">The one thing I most want to be able to do by the end</w:t>
+        <w:t xml:space="preserve">Anything you want to keep from this step. Words, marks, or a drawing — it is your page, and no one marks it.</w:t>
       </w:r>
     </w:p>
     <w:tbl>
@@ -3045,21 +5663,561 @@
           </w:p>
         </w:tc>
       </w:tr>
+      <w:tr>
+        <w:trPr>
+          <w:trHeight w:val="460" w:hRule="atLeast"/>
+        </w:trPr>
+        <w:tc>
+          <w:tcPr>
+            <w:tcW w:type="dxa" w:w="9070"/>
+            <w:tcMar>
+              <w:top w:type="dxa" w:w="40"/>
+              <w:left w:type="dxa" w:w="140"/>
+              <w:bottom w:type="dxa" w:w="40"/>
+              <w:right w:type="dxa" w:w="140"/>
+            </w:tcMar>
+          </w:tcPr>
+          <w:p>
+            <w:pPr>
+              <w:spacing w:after="0"/>
+            </w:pPr>
+          </w:p>
+        </w:tc>
+      </w:tr>
+      <w:tr>
+        <w:trPr>
+          <w:trHeight w:val="460" w:hRule="atLeast"/>
+        </w:trPr>
+        <w:tc>
+          <w:tcPr>
+            <w:tcW w:type="dxa" w:w="9070"/>
+            <w:tcMar>
+              <w:top w:type="dxa" w:w="40"/>
+              <w:left w:type="dxa" w:w="140"/>
+              <w:bottom w:type="dxa" w:w="40"/>
+              <w:right w:type="dxa" w:w="140"/>
+            </w:tcMar>
+          </w:tcPr>
+          <w:p>
+            <w:pPr>
+              <w:spacing w:after="0"/>
+            </w:pPr>
+          </w:p>
+        </w:tc>
+      </w:tr>
+      <w:tr>
+        <w:trPr>
+          <w:trHeight w:val="460" w:hRule="atLeast"/>
+        </w:trPr>
+        <w:tc>
+          <w:tcPr>
+            <w:tcW w:type="dxa" w:w="9070"/>
+            <w:tcMar>
+              <w:top w:type="dxa" w:w="40"/>
+              <w:left w:type="dxa" w:w="140"/>
+              <w:bottom w:type="dxa" w:w="40"/>
+              <w:right w:type="dxa" w:w="140"/>
+            </w:tcMar>
+          </w:tcPr>
+          <w:p>
+            <w:pPr>
+              <w:spacing w:after="0"/>
+            </w:pPr>
+          </w:p>
+        </w:tc>
+      </w:tr>
+      <w:tr>
+        <w:trPr>
+          <w:trHeight w:val="460" w:hRule="atLeast"/>
+        </w:trPr>
+        <w:tc>
+          <w:tcPr>
+            <w:tcW w:type="dxa" w:w="9070"/>
+            <w:tcMar>
+              <w:top w:type="dxa" w:w="40"/>
+              <w:left w:type="dxa" w:w="140"/>
+              <w:bottom w:type="dxa" w:w="40"/>
+              <w:right w:type="dxa" w:w="140"/>
+            </w:tcMar>
+          </w:tcPr>
+          <w:p>
+            <w:pPr>
+              <w:spacing w:after="0"/>
+            </w:pPr>
+          </w:p>
+        </w:tc>
+      </w:tr>
+      <w:tr>
+        <w:trPr>
+          <w:trHeight w:val="460" w:hRule="atLeast"/>
+        </w:trPr>
+        <w:tc>
+          <w:tcPr>
+            <w:tcW w:type="dxa" w:w="9070"/>
+            <w:tcMar>
+              <w:top w:type="dxa" w:w="40"/>
+              <w:left w:type="dxa" w:w="140"/>
+              <w:bottom w:type="dxa" w:w="40"/>
+              <w:right w:type="dxa" w:w="140"/>
+            </w:tcMar>
+          </w:tcPr>
+          <w:p>
+            <w:pPr>
+              <w:spacing w:after="0"/>
+            </w:pPr>
+          </w:p>
+        </w:tc>
+      </w:tr>
+      <w:tr>
+        <w:trPr>
+          <w:trHeight w:val="460" w:hRule="atLeast"/>
+        </w:trPr>
+        <w:tc>
+          <w:tcPr>
+            <w:tcW w:type="dxa" w:w="9070"/>
+            <w:tcMar>
+              <w:top w:type="dxa" w:w="40"/>
+              <w:left w:type="dxa" w:w="140"/>
+              <w:bottom w:type="dxa" w:w="40"/>
+              <w:right w:type="dxa" w:w="140"/>
+            </w:tcMar>
+          </w:tcPr>
+          <w:p>
+            <w:pPr>
+              <w:spacing w:after="0"/>
+            </w:pPr>
+          </w:p>
+        </w:tc>
+      </w:tr>
+      <w:tr>
+        <w:trPr>
+          <w:trHeight w:val="460" w:hRule="atLeast"/>
+        </w:trPr>
+        <w:tc>
+          <w:tcPr>
+            <w:tcW w:type="dxa" w:w="9070"/>
+            <w:tcMar>
+              <w:top w:type="dxa" w:w="40"/>
+              <w:left w:type="dxa" w:w="140"/>
+              <w:bottom w:type="dxa" w:w="40"/>
+              <w:right w:type="dxa" w:w="140"/>
+            </w:tcMar>
+          </w:tcPr>
+          <w:p>
+            <w:pPr>
+              <w:spacing w:after="0"/>
+            </w:pPr>
+          </w:p>
+        </w:tc>
+      </w:tr>
+      <w:tr>
+        <w:trPr>
+          <w:trHeight w:val="460" w:hRule="atLeast"/>
+        </w:trPr>
+        <w:tc>
+          <w:tcPr>
+            <w:tcW w:type="dxa" w:w="9070"/>
+            <w:tcMar>
+              <w:top w:type="dxa" w:w="40"/>
+              <w:left w:type="dxa" w:w="140"/>
+              <w:bottom w:type="dxa" w:w="40"/>
+              <w:right w:type="dxa" w:w="140"/>
+            </w:tcMar>
+          </w:tcPr>
+          <w:p>
+            <w:pPr>
+              <w:spacing w:after="0"/>
+            </w:pPr>
+          </w:p>
+        </w:tc>
+      </w:tr>
+      <w:tr>
+        <w:trPr>
+          <w:trHeight w:val="460" w:hRule="atLeast"/>
+        </w:trPr>
+        <w:tc>
+          <w:tcPr>
+            <w:tcW w:type="dxa" w:w="9070"/>
+            <w:tcMar>
+              <w:top w:type="dxa" w:w="40"/>
+              <w:left w:type="dxa" w:w="140"/>
+              <w:bottom w:type="dxa" w:w="40"/>
+              <w:right w:type="dxa" w:w="140"/>
+            </w:tcMar>
+          </w:tcPr>
+          <w:p>
+            <w:pPr>
+              <w:spacing w:after="0"/>
+            </w:pPr>
+          </w:p>
+        </w:tc>
+      </w:tr>
+      <w:tr>
+        <w:trPr>
+          <w:trHeight w:val="460" w:hRule="atLeast"/>
+        </w:trPr>
+        <w:tc>
+          <w:tcPr>
+            <w:tcW w:type="dxa" w:w="9070"/>
+            <w:tcMar>
+              <w:top w:type="dxa" w:w="40"/>
+              <w:left w:type="dxa" w:w="140"/>
+              <w:bottom w:type="dxa" w:w="40"/>
+              <w:right w:type="dxa" w:w="140"/>
+            </w:tcMar>
+          </w:tcPr>
+          <w:p>
+            <w:pPr>
+              <w:spacing w:after="0"/>
+            </w:pPr>
+          </w:p>
+        </w:tc>
+      </w:tr>
+      <w:tr>
+        <w:trPr>
+          <w:trHeight w:val="460" w:hRule="atLeast"/>
+        </w:trPr>
+        <w:tc>
+          <w:tcPr>
+            <w:tcW w:type="dxa" w:w="9070"/>
+            <w:tcMar>
+              <w:top w:type="dxa" w:w="40"/>
+              <w:left w:type="dxa" w:w="140"/>
+              <w:bottom w:type="dxa" w:w="40"/>
+              <w:right w:type="dxa" w:w="140"/>
+            </w:tcMar>
+          </w:tcPr>
+          <w:p>
+            <w:pPr>
+              <w:spacing w:after="0"/>
+            </w:pPr>
+          </w:p>
+        </w:tc>
+      </w:tr>
+      <w:tr>
+        <w:trPr>
+          <w:trHeight w:val="460" w:hRule="atLeast"/>
+        </w:trPr>
+        <w:tc>
+          <w:tcPr>
+            <w:tcW w:type="dxa" w:w="9070"/>
+            <w:tcMar>
+              <w:top w:type="dxa" w:w="40"/>
+              <w:left w:type="dxa" w:w="140"/>
+              <w:bottom w:type="dxa" w:w="40"/>
+              <w:right w:type="dxa" w:w="140"/>
+            </w:tcMar>
+          </w:tcPr>
+          <w:p>
+            <w:pPr>
+              <w:spacing w:after="0"/>
+            </w:pPr>
+          </w:p>
+        </w:tc>
+      </w:tr>
+      <w:tr>
+        <w:trPr>
+          <w:trHeight w:val="460" w:hRule="atLeast"/>
+        </w:trPr>
+        <w:tc>
+          <w:tcPr>
+            <w:tcW w:type="dxa" w:w="9070"/>
+            <w:tcMar>
+              <w:top w:type="dxa" w:w="40"/>
+              <w:left w:type="dxa" w:w="140"/>
+              <w:bottom w:type="dxa" w:w="40"/>
+              <w:right w:type="dxa" w:w="140"/>
+            </w:tcMar>
+          </w:tcPr>
+          <w:p>
+            <w:pPr>
+              <w:spacing w:after="0"/>
+            </w:pPr>
+          </w:p>
+        </w:tc>
+      </w:tr>
+      <w:tr>
+        <w:trPr>
+          <w:trHeight w:val="460" w:hRule="atLeast"/>
+        </w:trPr>
+        <w:tc>
+          <w:tcPr>
+            <w:tcW w:type="dxa" w:w="9070"/>
+            <w:tcMar>
+              <w:top w:type="dxa" w:w="40"/>
+              <w:left w:type="dxa" w:w="140"/>
+              <w:bottom w:type="dxa" w:w="40"/>
+              <w:right w:type="dxa" w:w="140"/>
+            </w:tcMar>
+          </w:tcPr>
+          <w:p>
+            <w:pPr>
+              <w:spacing w:after="0"/>
+            </w:pPr>
+          </w:p>
+        </w:tc>
+      </w:tr>
+      <w:tr>
+        <w:trPr>
+          <w:trHeight w:val="460" w:hRule="atLeast"/>
+        </w:trPr>
+        <w:tc>
+          <w:tcPr>
+            <w:tcW w:type="dxa" w:w="9070"/>
+            <w:tcMar>
+              <w:top w:type="dxa" w:w="40"/>
+              <w:left w:type="dxa" w:w="140"/>
+              <w:bottom w:type="dxa" w:w="40"/>
+              <w:right w:type="dxa" w:w="140"/>
+            </w:tcMar>
+          </w:tcPr>
+          <w:p>
+            <w:pPr>
+              <w:spacing w:after="0"/>
+            </w:pPr>
+          </w:p>
+        </w:tc>
+      </w:tr>
+      <w:tr>
+        <w:trPr>
+          <w:trHeight w:val="460" w:hRule="atLeast"/>
+        </w:trPr>
+        <w:tc>
+          <w:tcPr>
+            <w:tcW w:type="dxa" w:w="9070"/>
+            <w:tcMar>
+              <w:top w:type="dxa" w:w="40"/>
+              <w:left w:type="dxa" w:w="140"/>
+              <w:bottom w:type="dxa" w:w="40"/>
+              <w:right w:type="dxa" w:w="140"/>
+            </w:tcMar>
+          </w:tcPr>
+          <w:p>
+            <w:pPr>
+              <w:spacing w:after="0"/>
+            </w:pPr>
+          </w:p>
+        </w:tc>
+      </w:tr>
+      <w:tr>
+        <w:trPr>
+          <w:trHeight w:val="460" w:hRule="atLeast"/>
+        </w:trPr>
+        <w:tc>
+          <w:tcPr>
+            <w:tcW w:type="dxa" w:w="9070"/>
+            <w:tcMar>
+              <w:top w:type="dxa" w:w="40"/>
+              <w:left w:type="dxa" w:w="140"/>
+              <w:bottom w:type="dxa" w:w="40"/>
+              <w:right w:type="dxa" w:w="140"/>
+            </w:tcMar>
+          </w:tcPr>
+          <w:p>
+            <w:pPr>
+              <w:spacing w:after="0"/>
+            </w:pPr>
+          </w:p>
+        </w:tc>
+      </w:tr>
+      <w:tr>
+        <w:trPr>
+          <w:trHeight w:val="460" w:hRule="atLeast"/>
+        </w:trPr>
+        <w:tc>
+          <w:tcPr>
+            <w:tcW w:type="dxa" w:w="9070"/>
+            <w:tcMar>
+              <w:top w:type="dxa" w:w="40"/>
+              <w:left w:type="dxa" w:w="140"/>
+              <w:bottom w:type="dxa" w:w="40"/>
+              <w:right w:type="dxa" w:w="140"/>
+            </w:tcMar>
+          </w:tcPr>
+          <w:p>
+            <w:pPr>
+              <w:spacing w:after="0"/>
+            </w:pPr>
+          </w:p>
+        </w:tc>
+      </w:tr>
+      <w:tr>
+        <w:trPr>
+          <w:trHeight w:val="460" w:hRule="atLeast"/>
+        </w:trPr>
+        <w:tc>
+          <w:tcPr>
+            <w:tcW w:type="dxa" w:w="9070"/>
+            <w:tcMar>
+              <w:top w:type="dxa" w:w="40"/>
+              <w:left w:type="dxa" w:w="140"/>
+              <w:bottom w:type="dxa" w:w="40"/>
+              <w:right w:type="dxa" w:w="140"/>
+            </w:tcMar>
+          </w:tcPr>
+          <w:p>
+            <w:pPr>
+              <w:spacing w:after="0"/>
+            </w:pPr>
+          </w:p>
+        </w:tc>
+      </w:tr>
+      <w:tr>
+        <w:trPr>
+          <w:trHeight w:val="460" w:hRule="atLeast"/>
+        </w:trPr>
+        <w:tc>
+          <w:tcPr>
+            <w:tcW w:type="dxa" w:w="9070"/>
+            <w:tcMar>
+              <w:top w:type="dxa" w:w="40"/>
+              <w:left w:type="dxa" w:w="140"/>
+              <w:bottom w:type="dxa" w:w="40"/>
+              <w:right w:type="dxa" w:w="140"/>
+            </w:tcMar>
+          </w:tcPr>
+          <w:p>
+            <w:pPr>
+              <w:spacing w:after="0"/>
+            </w:pPr>
+          </w:p>
+        </w:tc>
+      </w:tr>
     </w:tbl>
     <w:p>
+      <w:r>
+        <w:br w:type="page"/>
+      </w:r>
+    </w:p>
+    <w:p>
       <w:pPr>
         <w:keepNext/>
-        <w:spacing w:after="60" w:before="220"/>
+        <w:pBdr>
+          <w:bottom w:val="single" w:color="B9B3A6" w:sz="4"/>
+        </w:pBdr>
+        <w:spacing w:after="60"/>
+      </w:pPr>
+      <w:r>
+        <w:rPr>
+          <w:b/>
+          <w:bCs/>
+          <w:color w:val="7A3B69"/>
+          <w:spacing w:val="30"/>
+          <w:sz w:val="16"/>
+          <w:szCs w:val="16"/>
+        </w:rPr>
+        <w:t xml:space="preserve">UNDERSTAND YOURSELF  ·  WHAT I AM GOOD AT</w:t>
+      </w:r>
+    </w:p>
+    <w:p>
+      <w:pPr>
+        <w:pStyle w:val="Heading2"/>
+        <w:keepNext/>
+        <w:spacing w:after="180" w:before="160"/>
       </w:pPr>
       <w:r>
         <w:rPr>
           <w:b/>
           <w:bCs/>
           <w:color w:val="1F3A5F"/>
+          <w:sz w:val="38"/>
+          <w:szCs w:val="38"/>
+        </w:rPr>
+        <w:t xml:space="preserve">What I want to get better at</w:t>
+      </w:r>
+    </w:p>
+    <w:p>
+      <w:pPr>
+        <w:spacing w:after="180" w:before="0" w:line="300"/>
+      </w:pPr>
+      <w:r>
+        <w:rPr>
+          <w:color w:val="5A6473"/>
           <w:sz w:val="24"/>
           <w:szCs w:val="24"/>
         </w:rPr>
-        <w:t xml:space="preserve">My next step</w:t>
+        <w:t xml:space="preserve">And the same question again: what makes you say that?</w:t>
+      </w:r>
+    </w:p>
+    <w:tbl>
+      <w:tblPr>
+        <w:tblW w:type="pct" w:w="100%"/>
+        <w:tblBorders>
+          <w:top w:val="none"/>
+          <w:left w:val="single" w:color="6E7A2E" w:sz="18"/>
+          <w:bottom w:val="none"/>
+          <w:right w:val="none"/>
+          <w:insideH w:val="none"/>
+          <w:insideV w:val="none"/>
+        </w:tblBorders>
+      </w:tblPr>
+      <w:tblGrid>
+        <w:gridCol w:w="9070"/>
+      </w:tblGrid>
+      <w:tr>
+        <w:tc>
+          <w:tcPr>
+            <w:tcW w:type="dxa" w:w="9070"/>
+            <w:tcMar>
+              <w:top w:type="dxa" w:w="120"/>
+              <w:left w:type="dxa" w:w="200"/>
+              <w:bottom w:type="dxa" w:w="120"/>
+              <w:right w:type="dxa" w:w="140"/>
+            </w:tcMar>
+          </w:tcPr>
+          <w:p>
+            <w:pPr>
+              <w:spacing w:after="90"/>
+            </w:pPr>
+            <w:r>
+              <w:rPr>
+                <w:b/>
+                <w:bCs/>
+                <w:color w:val="6E7A2E"/>
+                <w:spacing w:val="24"/>
+                <w:sz w:val="17"/>
+                <w:szCs w:val="17"/>
+              </w:rPr>
+              <w:t xml:space="preserve">EXAMPLE  ·  YOU CAN DO YOURS YOUR OWN WAY</w:t>
+            </w:r>
+          </w:p>
+          <w:p>
+            <w:pPr>
+              <w:spacing w:after="90" w:before="0" w:line="300"/>
+            </w:pPr>
+            <w:r>
+              <w:rPr>
+                <w:sz w:val="21"/>
+                <w:szCs w:val="21"/>
+              </w:rPr>
+              <w:t xml:space="preserve">I want to get better at: speaking in front of other people.</w:t>
+            </w:r>
+          </w:p>
+          <w:p>
+            <w:pPr>
+              <w:spacing w:after="0" w:before="0" w:line="300"/>
+            </w:pPr>
+            <w:r>
+              <w:rPr>
+                <w:sz w:val="21"/>
+                <w:szCs w:val="21"/>
+              </w:rPr>
+              <w:t xml:space="preserve">What makes me say that: at the group meeting I had something to say and I did not say it.</w:t>
+            </w:r>
+          </w:p>
+        </w:tc>
+      </w:tr>
+    </w:tbl>
+    <w:p>
+      <w:pPr>
+        <w:spacing w:after="90"/>
+      </w:pPr>
+      <w:r>
+        <w:rPr>
+          <w:sz w:val="8"/>
+          <w:szCs w:val="8"/>
+        </w:rPr>
+        <w:t xml:space="preserve"/>
       </w:r>
     </w:p>
     <w:tbl>
@@ -3078,6 +6236,34 @@
         <w:gridCol w:w="9070"/>
       </w:tblGrid>
       <w:tr>
+        <w:tc>
+          <w:tcPr>
+            <w:tcW w:type="dxa" w:w="9070"/>
+            <w:tcMar>
+              <w:top w:type="dxa" w:w="70"/>
+              <w:left w:type="dxa" w:w="140"/>
+              <w:bottom w:type="dxa" w:w="20"/>
+              <w:right w:type="dxa" w:w="140"/>
+            </w:tcMar>
+          </w:tcPr>
+          <w:p>
+            <w:pPr>
+              <w:spacing w:after="0" w:line="260"/>
+            </w:pPr>
+            <w:r>
+              <w:rPr>
+                <w:b/>
+                <w:bCs/>
+                <w:color w:val="7A3B69"/>
+                <w:sz w:val="18"/>
+                <w:szCs w:val="18"/>
+              </w:rPr>
+              <w:t xml:space="preserve">I want to get better at…</w:t>
+            </w:r>
+          </w:p>
+        </w:tc>
+      </w:tr>
+      <w:tr>
         <w:trPr>
           <w:trHeight w:val="460" w:hRule="atLeast"/>
         </w:trPr>
@@ -3121,57 +6307,15 @@
       </w:tr>
     </w:tbl>
     <w:p>
-      <w:r>
-        <w:br w:type="page"/>
-      </w:r>
-    </w:p>
-    <w:p>
-      <w:pPr>
-        <w:keepNext/>
-        <w:pBdr>
-          <w:bottom w:val="single" w:color="B9B3A6" w:sz="4"/>
-        </w:pBdr>
-        <w:spacing w:after="60"/>
-      </w:pPr>
-      <w:r>
-        <w:rPr>
-          <w:b/>
-          <w:bCs/>
-          <w:color w:val="7A3B69"/>
-          <w:spacing w:val="30"/>
-          <w:sz w:val="16"/>
-          <w:szCs w:val="16"/>
-        </w:rPr>
-        <w:t xml:space="preserve">WHY GOALS, AND WHERE AM I NOW?</w:t>
-      </w:r>
-    </w:p>
-    <w:p>
-      <w:pPr>
-        <w:pStyle w:val="Heading2"/>
-        <w:keepNext/>
-        <w:spacing w:after="180" w:before="160"/>
-      </w:pPr>
-      <w:r>
-        <w:rPr>
-          <w:b/>
-          <w:bCs/>
-          <w:color w:val="1F3A5F"/>
-          <w:sz w:val="38"/>
-          <w:szCs w:val="38"/>
-        </w:rPr>
-        <w:t xml:space="preserve">My notes and drawings</w:t>
-      </w:r>
-    </w:p>
-    <w:p>
-      <w:pPr>
-        <w:spacing w:after="160" w:before="0" w:line="300"/>
-      </w:pPr>
-      <w:r>
-        <w:rPr>
-          <w:sz w:val="24"/>
-          <w:szCs w:val="24"/>
-        </w:rPr>
-        <w:t xml:space="preserve">Anything you want to keep from this step. Words, marks, or a drawing — it is your page, and no one marks it.</w:t>
+      <w:pPr>
+        <w:spacing w:after="90"/>
+      </w:pPr>
+      <w:r>
+        <w:rPr>
+          <w:sz w:val="8"/>
+          <w:szCs w:val="8"/>
+        </w:rPr>
+        <w:t xml:space="preserve"/>
       </w:r>
     </w:p>
     <w:tbl>
@@ -3190,592 +6334,109 @@
         <w:gridCol w:w="9070"/>
       </w:tblGrid>
       <w:tr>
-        <w:trPr>
-          <w:trHeight w:val="460" w:hRule="atLeast"/>
-        </w:trPr>
-        <w:tc>
-          <w:tcPr>
-            <w:tcW w:type="dxa" w:w="9070"/>
-            <w:tcMar>
-              <w:top w:type="dxa" w:w="40"/>
-              <w:left w:type="dxa" w:w="140"/>
-              <w:bottom w:type="dxa" w:w="40"/>
-              <w:right w:type="dxa" w:w="140"/>
-            </w:tcMar>
-          </w:tcPr>
-          <w:p>
-            <w:pPr>
-              <w:spacing w:after="0"/>
-            </w:pPr>
-          </w:p>
-        </w:tc>
-      </w:tr>
-      <w:tr>
-        <w:trPr>
-          <w:trHeight w:val="460" w:hRule="atLeast"/>
-        </w:trPr>
-        <w:tc>
-          <w:tcPr>
-            <w:tcW w:type="dxa" w:w="9070"/>
-            <w:tcMar>
-              <w:top w:type="dxa" w:w="40"/>
-              <w:left w:type="dxa" w:w="140"/>
-              <w:bottom w:type="dxa" w:w="40"/>
-              <w:right w:type="dxa" w:w="140"/>
-            </w:tcMar>
-          </w:tcPr>
-          <w:p>
-            <w:pPr>
-              <w:spacing w:after="0"/>
-            </w:pPr>
-          </w:p>
-        </w:tc>
-      </w:tr>
-      <w:tr>
-        <w:trPr>
-          <w:trHeight w:val="460" w:hRule="atLeast"/>
-        </w:trPr>
-        <w:tc>
-          <w:tcPr>
-            <w:tcW w:type="dxa" w:w="9070"/>
-            <w:tcMar>
-              <w:top w:type="dxa" w:w="40"/>
-              <w:left w:type="dxa" w:w="140"/>
-              <w:bottom w:type="dxa" w:w="40"/>
-              <w:right w:type="dxa" w:w="140"/>
-            </w:tcMar>
-          </w:tcPr>
-          <w:p>
-            <w:pPr>
-              <w:spacing w:after="0"/>
-            </w:pPr>
-          </w:p>
-        </w:tc>
-      </w:tr>
-      <w:tr>
-        <w:trPr>
-          <w:trHeight w:val="460" w:hRule="atLeast"/>
-        </w:trPr>
-        <w:tc>
-          <w:tcPr>
-            <w:tcW w:type="dxa" w:w="9070"/>
-            <w:tcMar>
-              <w:top w:type="dxa" w:w="40"/>
-              <w:left w:type="dxa" w:w="140"/>
-              <w:bottom w:type="dxa" w:w="40"/>
-              <w:right w:type="dxa" w:w="140"/>
-            </w:tcMar>
-          </w:tcPr>
-          <w:p>
-            <w:pPr>
-              <w:spacing w:after="0"/>
-            </w:pPr>
-          </w:p>
-        </w:tc>
-      </w:tr>
-      <w:tr>
-        <w:trPr>
-          <w:trHeight w:val="460" w:hRule="atLeast"/>
-        </w:trPr>
-        <w:tc>
-          <w:tcPr>
-            <w:tcW w:type="dxa" w:w="9070"/>
-            <w:tcMar>
-              <w:top w:type="dxa" w:w="40"/>
-              <w:left w:type="dxa" w:w="140"/>
-              <w:bottom w:type="dxa" w:w="40"/>
-              <w:right w:type="dxa" w:w="140"/>
-            </w:tcMar>
-          </w:tcPr>
-          <w:p>
-            <w:pPr>
-              <w:spacing w:after="0"/>
-            </w:pPr>
-          </w:p>
-        </w:tc>
-      </w:tr>
-      <w:tr>
-        <w:trPr>
-          <w:trHeight w:val="460" w:hRule="atLeast"/>
-        </w:trPr>
-        <w:tc>
-          <w:tcPr>
-            <w:tcW w:type="dxa" w:w="9070"/>
-            <w:tcMar>
-              <w:top w:type="dxa" w:w="40"/>
-              <w:left w:type="dxa" w:w="140"/>
-              <w:bottom w:type="dxa" w:w="40"/>
-              <w:right w:type="dxa" w:w="140"/>
-            </w:tcMar>
-          </w:tcPr>
-          <w:p>
-            <w:pPr>
-              <w:spacing w:after="0"/>
-            </w:pPr>
-          </w:p>
-        </w:tc>
-      </w:tr>
-      <w:tr>
-        <w:trPr>
-          <w:trHeight w:val="460" w:hRule="atLeast"/>
-        </w:trPr>
-        <w:tc>
-          <w:tcPr>
-            <w:tcW w:type="dxa" w:w="9070"/>
-            <w:tcMar>
-              <w:top w:type="dxa" w:w="40"/>
-              <w:left w:type="dxa" w:w="140"/>
-              <w:bottom w:type="dxa" w:w="40"/>
-              <w:right w:type="dxa" w:w="140"/>
-            </w:tcMar>
-          </w:tcPr>
-          <w:p>
-            <w:pPr>
-              <w:spacing w:after="0"/>
-            </w:pPr>
-          </w:p>
-        </w:tc>
-      </w:tr>
-      <w:tr>
-        <w:trPr>
-          <w:trHeight w:val="460" w:hRule="atLeast"/>
-        </w:trPr>
-        <w:tc>
-          <w:tcPr>
-            <w:tcW w:type="dxa" w:w="9070"/>
-            <w:tcMar>
-              <w:top w:type="dxa" w:w="40"/>
-              <w:left w:type="dxa" w:w="140"/>
-              <w:bottom w:type="dxa" w:w="40"/>
-              <w:right w:type="dxa" w:w="140"/>
-            </w:tcMar>
-          </w:tcPr>
-          <w:p>
-            <w:pPr>
-              <w:spacing w:after="0"/>
-            </w:pPr>
-          </w:p>
-        </w:tc>
-      </w:tr>
-      <w:tr>
-        <w:trPr>
-          <w:trHeight w:val="460" w:hRule="atLeast"/>
-        </w:trPr>
-        <w:tc>
-          <w:tcPr>
-            <w:tcW w:type="dxa" w:w="9070"/>
-            <w:tcMar>
-              <w:top w:type="dxa" w:w="40"/>
-              <w:left w:type="dxa" w:w="140"/>
-              <w:bottom w:type="dxa" w:w="40"/>
-              <w:right w:type="dxa" w:w="140"/>
-            </w:tcMar>
-          </w:tcPr>
-          <w:p>
-            <w:pPr>
-              <w:spacing w:after="0"/>
-            </w:pPr>
-          </w:p>
-        </w:tc>
-      </w:tr>
-      <w:tr>
-        <w:trPr>
-          <w:trHeight w:val="460" w:hRule="atLeast"/>
-        </w:trPr>
-        <w:tc>
-          <w:tcPr>
-            <w:tcW w:type="dxa" w:w="9070"/>
-            <w:tcMar>
-              <w:top w:type="dxa" w:w="40"/>
-              <w:left w:type="dxa" w:w="140"/>
-              <w:bottom w:type="dxa" w:w="40"/>
-              <w:right w:type="dxa" w:w="140"/>
-            </w:tcMar>
-          </w:tcPr>
-          <w:p>
-            <w:pPr>
-              <w:spacing w:after="0"/>
-            </w:pPr>
-          </w:p>
-        </w:tc>
-      </w:tr>
-      <w:tr>
-        <w:trPr>
-          <w:trHeight w:val="460" w:hRule="atLeast"/>
-        </w:trPr>
-        <w:tc>
-          <w:tcPr>
-            <w:tcW w:type="dxa" w:w="9070"/>
-            <w:tcMar>
-              <w:top w:type="dxa" w:w="40"/>
-              <w:left w:type="dxa" w:w="140"/>
-              <w:bottom w:type="dxa" w:w="40"/>
-              <w:right w:type="dxa" w:w="140"/>
-            </w:tcMar>
-          </w:tcPr>
-          <w:p>
-            <w:pPr>
-              <w:spacing w:after="0"/>
-            </w:pPr>
-          </w:p>
-        </w:tc>
-      </w:tr>
-      <w:tr>
-        <w:trPr>
-          <w:trHeight w:val="460" w:hRule="atLeast"/>
-        </w:trPr>
-        <w:tc>
-          <w:tcPr>
-            <w:tcW w:type="dxa" w:w="9070"/>
-            <w:tcMar>
-              <w:top w:type="dxa" w:w="40"/>
-              <w:left w:type="dxa" w:w="140"/>
-              <w:bottom w:type="dxa" w:w="40"/>
-              <w:right w:type="dxa" w:w="140"/>
-            </w:tcMar>
-          </w:tcPr>
-          <w:p>
-            <w:pPr>
-              <w:spacing w:after="0"/>
-            </w:pPr>
-          </w:p>
-        </w:tc>
-      </w:tr>
-      <w:tr>
-        <w:trPr>
-          <w:trHeight w:val="460" w:hRule="atLeast"/>
-        </w:trPr>
-        <w:tc>
-          <w:tcPr>
-            <w:tcW w:type="dxa" w:w="9070"/>
-            <w:tcMar>
-              <w:top w:type="dxa" w:w="40"/>
-              <w:left w:type="dxa" w:w="140"/>
-              <w:bottom w:type="dxa" w:w="40"/>
-              <w:right w:type="dxa" w:w="140"/>
-            </w:tcMar>
-          </w:tcPr>
-          <w:p>
-            <w:pPr>
-              <w:spacing w:after="0"/>
-            </w:pPr>
-          </w:p>
-        </w:tc>
-      </w:tr>
-      <w:tr>
-        <w:trPr>
-          <w:trHeight w:val="460" w:hRule="atLeast"/>
-        </w:trPr>
-        <w:tc>
-          <w:tcPr>
-            <w:tcW w:type="dxa" w:w="9070"/>
-            <w:tcMar>
-              <w:top w:type="dxa" w:w="40"/>
-              <w:left w:type="dxa" w:w="140"/>
-              <w:bottom w:type="dxa" w:w="40"/>
-              <w:right w:type="dxa" w:w="140"/>
-            </w:tcMar>
-          </w:tcPr>
-          <w:p>
-            <w:pPr>
-              <w:spacing w:after="0"/>
-            </w:pPr>
-          </w:p>
-        </w:tc>
-      </w:tr>
-      <w:tr>
-        <w:trPr>
-          <w:trHeight w:val="460" w:hRule="atLeast"/>
-        </w:trPr>
-        <w:tc>
-          <w:tcPr>
-            <w:tcW w:type="dxa" w:w="9070"/>
-            <w:tcMar>
-              <w:top w:type="dxa" w:w="40"/>
-              <w:left w:type="dxa" w:w="140"/>
-              <w:bottom w:type="dxa" w:w="40"/>
-              <w:right w:type="dxa" w:w="140"/>
-            </w:tcMar>
-          </w:tcPr>
-          <w:p>
-            <w:pPr>
-              <w:spacing w:after="0"/>
-            </w:pPr>
-          </w:p>
-        </w:tc>
-      </w:tr>
-      <w:tr>
-        <w:trPr>
-          <w:trHeight w:val="460" w:hRule="atLeast"/>
-        </w:trPr>
-        <w:tc>
-          <w:tcPr>
-            <w:tcW w:type="dxa" w:w="9070"/>
-            <w:tcMar>
-              <w:top w:type="dxa" w:w="40"/>
-              <w:left w:type="dxa" w:w="140"/>
-              <w:bottom w:type="dxa" w:w="40"/>
-              <w:right w:type="dxa" w:w="140"/>
-            </w:tcMar>
-          </w:tcPr>
-          <w:p>
-            <w:pPr>
-              <w:spacing w:after="0"/>
-            </w:pPr>
-          </w:p>
-        </w:tc>
-      </w:tr>
-      <w:tr>
-        <w:trPr>
-          <w:trHeight w:val="460" w:hRule="atLeast"/>
-        </w:trPr>
-        <w:tc>
-          <w:tcPr>
-            <w:tcW w:type="dxa" w:w="9070"/>
-            <w:tcMar>
-              <w:top w:type="dxa" w:w="40"/>
-              <w:left w:type="dxa" w:w="140"/>
-              <w:bottom w:type="dxa" w:w="40"/>
-              <w:right w:type="dxa" w:w="140"/>
-            </w:tcMar>
-          </w:tcPr>
-          <w:p>
-            <w:pPr>
-              <w:spacing w:after="0"/>
-            </w:pPr>
-          </w:p>
-        </w:tc>
-      </w:tr>
-      <w:tr>
-        <w:trPr>
-          <w:trHeight w:val="460" w:hRule="atLeast"/>
-        </w:trPr>
-        <w:tc>
-          <w:tcPr>
-            <w:tcW w:type="dxa" w:w="9070"/>
-            <w:tcMar>
-              <w:top w:type="dxa" w:w="40"/>
-              <w:left w:type="dxa" w:w="140"/>
-              <w:bottom w:type="dxa" w:w="40"/>
-              <w:right w:type="dxa" w:w="140"/>
-            </w:tcMar>
-          </w:tcPr>
-          <w:p>
-            <w:pPr>
-              <w:spacing w:after="0"/>
-            </w:pPr>
-          </w:p>
-        </w:tc>
-      </w:tr>
-      <w:tr>
-        <w:trPr>
-          <w:trHeight w:val="460" w:hRule="atLeast"/>
-        </w:trPr>
-        <w:tc>
-          <w:tcPr>
-            <w:tcW w:type="dxa" w:w="9070"/>
-            <w:tcMar>
-              <w:top w:type="dxa" w:w="40"/>
-              <w:left w:type="dxa" w:w="140"/>
-              <w:bottom w:type="dxa" w:w="40"/>
-              <w:right w:type="dxa" w:w="140"/>
-            </w:tcMar>
-          </w:tcPr>
-          <w:p>
-            <w:pPr>
-              <w:spacing w:after="0"/>
-            </w:pPr>
-          </w:p>
-        </w:tc>
-      </w:tr>
-      <w:tr>
-        <w:trPr>
-          <w:trHeight w:val="460" w:hRule="atLeast"/>
-        </w:trPr>
-        <w:tc>
-          <w:tcPr>
-            <w:tcW w:type="dxa" w:w="9070"/>
-            <w:tcMar>
-              <w:top w:type="dxa" w:w="40"/>
-              <w:left w:type="dxa" w:w="140"/>
-              <w:bottom w:type="dxa" w:w="40"/>
-              <w:right w:type="dxa" w:w="140"/>
-            </w:tcMar>
-          </w:tcPr>
-          <w:p>
-            <w:pPr>
-              <w:spacing w:after="0"/>
-            </w:pPr>
-          </w:p>
-        </w:tc>
-      </w:tr>
-      <w:tr>
-        <w:trPr>
-          <w:trHeight w:val="460" w:hRule="atLeast"/>
-        </w:trPr>
-        <w:tc>
-          <w:tcPr>
-            <w:tcW w:type="dxa" w:w="9070"/>
-            <w:tcMar>
-              <w:top w:type="dxa" w:w="40"/>
-              <w:left w:type="dxa" w:w="140"/>
-              <w:bottom w:type="dxa" w:w="40"/>
-              <w:right w:type="dxa" w:w="140"/>
-            </w:tcMar>
-          </w:tcPr>
-          <w:p>
-            <w:pPr>
-              <w:spacing w:after="0"/>
-            </w:pPr>
-          </w:p>
-        </w:tc>
-      </w:tr>
-      <w:tr>
-        <w:trPr>
-          <w:trHeight w:val="460" w:hRule="atLeast"/>
-        </w:trPr>
-        <w:tc>
-          <w:tcPr>
-            <w:tcW w:type="dxa" w:w="9070"/>
-            <w:tcMar>
-              <w:top w:type="dxa" w:w="40"/>
-              <w:left w:type="dxa" w:w="140"/>
-              <w:bottom w:type="dxa" w:w="40"/>
-              <w:right w:type="dxa" w:w="140"/>
-            </w:tcMar>
-          </w:tcPr>
-          <w:p>
-            <w:pPr>
-              <w:spacing w:after="0"/>
-            </w:pPr>
-          </w:p>
-        </w:tc>
-      </w:tr>
-    </w:tbl>
-    <w:p>
-      <w:r>
-        <w:br w:type="page"/>
-      </w:r>
-    </w:p>
-    <w:p>
-      <w:pPr>
-        <w:keepNext/>
-        <w:pBdr>
-          <w:bottom w:val="single" w:color="B9B3A6" w:sz="4"/>
-        </w:pBdr>
-        <w:spacing w:after="60"/>
-      </w:pPr>
-      <w:r>
-        <w:rPr>
-          <w:b/>
-          <w:bCs/>
-          <w:color w:val="7A3B69"/>
-          <w:spacing w:val="30"/>
-          <w:sz w:val="16"/>
-          <w:szCs w:val="16"/>
-        </w:rPr>
-        <w:t xml:space="preserve">UNDERSTAND YOURSELF  ·  YOU CAN GROW</w:t>
-      </w:r>
-    </w:p>
-    <w:p>
-      <w:pPr>
-        <w:pStyle w:val="Heading2"/>
-        <w:keepNext/>
-        <w:spacing w:after="180" w:before="160"/>
-      </w:pPr>
-      <w:r>
-        <w:rPr>
-          <w:b/>
-          <w:bCs/>
-          <w:color w:val="1F3A5F"/>
-          <w:sz w:val="38"/>
-          <w:szCs w:val="38"/>
-        </w:rPr>
-        <w:t xml:space="preserve">You can grow</w:t>
-      </w:r>
-    </w:p>
-    <w:p>
-      <w:pPr>
-        <w:spacing w:after="180" w:before="0" w:line="300"/>
-      </w:pPr>
-      <w:r>
-        <w:rPr>
-          <w:color w:val="5A6473"/>
-          <w:sz w:val="24"/>
-          <w:szCs w:val="24"/>
-        </w:rPr>
-        <w:t xml:space="preserve">Draw a time you got better at something that was hard at first.</w:t>
-      </w:r>
-    </w:p>
-    <w:tbl>
-      <w:tblPr>
-        <w:tblW w:type="pct" w:w="100%"/>
-        <w:tblBorders>
-          <w:top w:val="none"/>
-          <w:left w:val="single" w:color="6E7A2E" w:sz="18"/>
-          <w:bottom w:val="none"/>
-          <w:right w:val="none"/>
-          <w:insideH w:val="none"/>
-          <w:insideV w:val="none"/>
-        </w:tblBorders>
-      </w:tblPr>
-      <w:tblGrid>
-        <w:gridCol w:w="9070"/>
-      </w:tblGrid>
-      <w:tr>
-        <w:tc>
-          <w:tcPr>
-            <w:tcW w:type="dxa" w:w="9070"/>
-            <w:tcMar>
-              <w:top w:type="dxa" w:w="120"/>
-              <w:left w:type="dxa" w:w="200"/>
-              <w:bottom w:type="dxa" w:w="120"/>
-              <w:right w:type="dxa" w:w="140"/>
-            </w:tcMar>
-          </w:tcPr>
-          <w:p>
-            <w:pPr>
-              <w:spacing w:after="90"/>
+        <w:tc>
+          <w:tcPr>
+            <w:tcW w:type="dxa" w:w="9070"/>
+            <w:tcMar>
+              <w:top w:type="dxa" w:w="70"/>
+              <w:left w:type="dxa" w:w="140"/>
+              <w:bottom w:type="dxa" w:w="20"/>
+              <w:right w:type="dxa" w:w="140"/>
+            </w:tcMar>
+          </w:tcPr>
+          <w:p>
+            <w:pPr>
+              <w:spacing w:after="0" w:line="260"/>
             </w:pPr>
             <w:r>
               <w:rPr>
                 <w:b/>
                 <w:bCs/>
-                <w:color w:val="6E7A2E"/>
-                <w:spacing w:val="24"/>
-                <w:sz w:val="17"/>
-                <w:szCs w:val="17"/>
+                <w:color w:val="7A3B69"/>
+                <w:sz w:val="18"/>
+                <w:szCs w:val="18"/>
               </w:rPr>
-              <w:t xml:space="preserve">EXAMPLE  ·  YOU CAN DO YOURS YOUR OWN WAY</w:t>
+              <w:t xml:space="preserve">What makes me say that — a time it happened…</w:t>
             </w:r>
           </w:p>
-          <w:p>
-            <w:pPr>
-              <w:spacing w:after="90" w:before="0" w:line="300"/>
-            </w:pPr>
-            <w:r>
-              <w:rPr>
-                <w:sz w:val="21"/>
-                <w:szCs w:val="21"/>
-              </w:rPr>
-              <w:t xml:space="preserve">A learner could not read the letters. She practised a little each day and asked a friend to help.</w:t>
-            </w:r>
-          </w:p>
-          <w:p>
-            <w:pPr>
-              <w:spacing w:after="0" w:before="0" w:line="300"/>
-            </w:pPr>
-            <w:r>
-              <w:rPr>
-                <w:sz w:val="21"/>
-                <w:szCs w:val="21"/>
-              </w:rPr>
-              <w:t xml:space="preserve">Now she can read short words. What helped: practising, and asking for help.</w:t>
-            </w:r>
+        </w:tc>
+      </w:tr>
+      <w:tr>
+        <w:trPr>
+          <w:trHeight w:val="460" w:hRule="atLeast"/>
+        </w:trPr>
+        <w:tc>
+          <w:tcPr>
+            <w:tcW w:type="dxa" w:w="9070"/>
+            <w:tcMar>
+              <w:top w:type="dxa" w:w="40"/>
+              <w:left w:type="dxa" w:w="140"/>
+              <w:bottom w:type="dxa" w:w="40"/>
+              <w:right w:type="dxa" w:w="140"/>
+            </w:tcMar>
+          </w:tcPr>
+          <w:p>
+            <w:pPr>
+              <w:spacing w:after="0"/>
+            </w:pPr>
+          </w:p>
+        </w:tc>
+      </w:tr>
+      <w:tr>
+        <w:trPr>
+          <w:trHeight w:val="460" w:hRule="atLeast"/>
+        </w:trPr>
+        <w:tc>
+          <w:tcPr>
+            <w:tcW w:type="dxa" w:w="9070"/>
+            <w:tcMar>
+              <w:top w:type="dxa" w:w="40"/>
+              <w:left w:type="dxa" w:w="140"/>
+              <w:bottom w:type="dxa" w:w="40"/>
+              <w:right w:type="dxa" w:w="140"/>
+            </w:tcMar>
+          </w:tcPr>
+          <w:p>
+            <w:pPr>
+              <w:spacing w:after="0"/>
+            </w:pPr>
+          </w:p>
+        </w:tc>
+      </w:tr>
+      <w:tr>
+        <w:trPr>
+          <w:trHeight w:val="460" w:hRule="atLeast"/>
+        </w:trPr>
+        <w:tc>
+          <w:tcPr>
+            <w:tcW w:type="dxa" w:w="9070"/>
+            <w:tcMar>
+              <w:top w:type="dxa" w:w="40"/>
+              <w:left w:type="dxa" w:w="140"/>
+              <w:bottom w:type="dxa" w:w="40"/>
+              <w:right w:type="dxa" w:w="140"/>
+            </w:tcMar>
+          </w:tcPr>
+          <w:p>
+            <w:pPr>
+              <w:spacing w:after="0"/>
+            </w:pPr>
           </w:p>
         </w:tc>
       </w:tr>
     </w:tbl>
+    <w:p>
+      <w:pPr>
+        <w:spacing w:after="90"/>
+      </w:pPr>
+      <w:r>
+        <w:rPr>
+          <w:sz w:val="8"/>
+          <w:szCs w:val="8"/>
+        </w:rPr>
+        <w:t xml:space="preserve"/>
+      </w:r>
+    </w:p>
     <w:tbl>
       <w:tblPr>
         <w:tblW w:type="pct" w:w="100%"/>
@@ -3814,7 +6475,7 @@
                 <w:sz w:val="18"/>
                 <w:szCs w:val="18"/>
               </w:rPr>
-              <w:t xml:space="preserve">Draw or write it here</w:t>
+              <w:t xml:space="preserve">And I want to get better at…</w:t>
             </w:r>
           </w:p>
         </w:tc>
@@ -3861,210 +6522,17 @@
           </w:p>
         </w:tc>
       </w:tr>
-      <w:tr>
-        <w:trPr>
-          <w:trHeight w:val="460" w:hRule="atLeast"/>
-        </w:trPr>
-        <w:tc>
-          <w:tcPr>
-            <w:tcW w:type="dxa" w:w="9070"/>
-            <w:tcMar>
-              <w:top w:type="dxa" w:w="40"/>
-              <w:left w:type="dxa" w:w="140"/>
-              <w:bottom w:type="dxa" w:w="40"/>
-              <w:right w:type="dxa" w:w="140"/>
-            </w:tcMar>
-          </w:tcPr>
-          <w:p>
-            <w:pPr>
-              <w:spacing w:after="0"/>
-            </w:pPr>
-          </w:p>
-        </w:tc>
-      </w:tr>
-      <w:tr>
-        <w:trPr>
-          <w:trHeight w:val="460" w:hRule="atLeast"/>
-        </w:trPr>
-        <w:tc>
-          <w:tcPr>
-            <w:tcW w:type="dxa" w:w="9070"/>
-            <w:tcMar>
-              <w:top w:type="dxa" w:w="40"/>
-              <w:left w:type="dxa" w:w="140"/>
-              <w:bottom w:type="dxa" w:w="40"/>
-              <w:right w:type="dxa" w:w="140"/>
-            </w:tcMar>
-          </w:tcPr>
-          <w:p>
-            <w:pPr>
-              <w:spacing w:after="0"/>
-            </w:pPr>
-          </w:p>
-        </w:tc>
-      </w:tr>
-      <w:tr>
-        <w:trPr>
-          <w:trHeight w:val="460" w:hRule="atLeast"/>
-        </w:trPr>
-        <w:tc>
-          <w:tcPr>
-            <w:tcW w:type="dxa" w:w="9070"/>
-            <w:tcMar>
-              <w:top w:type="dxa" w:w="40"/>
-              <w:left w:type="dxa" w:w="140"/>
-              <w:bottom w:type="dxa" w:w="40"/>
-              <w:right w:type="dxa" w:w="140"/>
-            </w:tcMar>
-          </w:tcPr>
-          <w:p>
-            <w:pPr>
-              <w:spacing w:after="0"/>
-            </w:pPr>
-          </w:p>
-        </w:tc>
-      </w:tr>
-      <w:tr>
-        <w:trPr>
-          <w:trHeight w:val="460" w:hRule="atLeast"/>
-        </w:trPr>
-        <w:tc>
-          <w:tcPr>
-            <w:tcW w:type="dxa" w:w="9070"/>
-            <w:tcMar>
-              <w:top w:type="dxa" w:w="40"/>
-              <w:left w:type="dxa" w:w="140"/>
-              <w:bottom w:type="dxa" w:w="40"/>
-              <w:right w:type="dxa" w:w="140"/>
-            </w:tcMar>
-          </w:tcPr>
-          <w:p>
-            <w:pPr>
-              <w:spacing w:after="0"/>
-            </w:pPr>
-          </w:p>
-        </w:tc>
-      </w:tr>
-      <w:tr>
-        <w:trPr>
-          <w:trHeight w:val="460" w:hRule="atLeast"/>
-        </w:trPr>
-        <w:tc>
-          <w:tcPr>
-            <w:tcW w:type="dxa" w:w="9070"/>
-            <w:tcMar>
-              <w:top w:type="dxa" w:w="40"/>
-              <w:left w:type="dxa" w:w="140"/>
-              <w:bottom w:type="dxa" w:w="40"/>
-              <w:right w:type="dxa" w:w="140"/>
-            </w:tcMar>
-          </w:tcPr>
-          <w:p>
-            <w:pPr>
-              <w:spacing w:after="0"/>
-            </w:pPr>
-          </w:p>
-        </w:tc>
-      </w:tr>
-      <w:tr>
-        <w:trPr>
-          <w:trHeight w:val="460" w:hRule="atLeast"/>
-        </w:trPr>
-        <w:tc>
-          <w:tcPr>
-            <w:tcW w:type="dxa" w:w="9070"/>
-            <w:tcMar>
-              <w:top w:type="dxa" w:w="40"/>
-              <w:left w:type="dxa" w:w="140"/>
-              <w:bottom w:type="dxa" w:w="40"/>
-              <w:right w:type="dxa" w:w="140"/>
-            </w:tcMar>
-          </w:tcPr>
-          <w:p>
-            <w:pPr>
-              <w:spacing w:after="0"/>
-            </w:pPr>
-          </w:p>
-        </w:tc>
-      </w:tr>
-      <w:tr>
-        <w:trPr>
-          <w:trHeight w:val="460" w:hRule="atLeast"/>
-        </w:trPr>
-        <w:tc>
-          <w:tcPr>
-            <w:tcW w:type="dxa" w:w="9070"/>
-            <w:tcMar>
-              <w:top w:type="dxa" w:w="40"/>
-              <w:left w:type="dxa" w:w="140"/>
-              <w:bottom w:type="dxa" w:w="40"/>
-              <w:right w:type="dxa" w:w="140"/>
-            </w:tcMar>
-          </w:tcPr>
-          <w:p>
-            <w:pPr>
-              <w:spacing w:after="0"/>
-            </w:pPr>
-          </w:p>
-        </w:tc>
-      </w:tr>
-      <w:tr>
-        <w:trPr>
-          <w:trHeight w:val="460" w:hRule="atLeast"/>
-        </w:trPr>
-        <w:tc>
-          <w:tcPr>
-            <w:tcW w:type="dxa" w:w="9070"/>
-            <w:tcMar>
-              <w:top w:type="dxa" w:w="40"/>
-              <w:left w:type="dxa" w:w="140"/>
-              <w:bottom w:type="dxa" w:w="40"/>
-              <w:right w:type="dxa" w:w="140"/>
-            </w:tcMar>
-          </w:tcPr>
-          <w:p>
-            <w:pPr>
-              <w:spacing w:after="0"/>
-            </w:pPr>
-          </w:p>
-        </w:tc>
-      </w:tr>
-      <w:tr>
-        <w:trPr>
-          <w:trHeight w:val="460" w:hRule="atLeast"/>
-        </w:trPr>
-        <w:tc>
-          <w:tcPr>
-            <w:tcW w:type="dxa" w:w="9070"/>
-            <w:tcMar>
-              <w:top w:type="dxa" w:w="40"/>
-              <w:left w:type="dxa" w:w="140"/>
-              <w:bottom w:type="dxa" w:w="40"/>
-              <w:right w:type="dxa" w:w="140"/>
-            </w:tcMar>
-          </w:tcPr>
-          <w:p>
-            <w:pPr>
-              <w:spacing w:after="0"/>
-            </w:pPr>
-          </w:p>
-        </w:tc>
-      </w:tr>
     </w:tbl>
     <w:p>
       <w:pPr>
-        <w:keepNext/>
-        <w:spacing w:after="60" w:before="220"/>
-      </w:pPr>
-      <w:r>
-        <w:rPr>
-          <w:b/>
-          <w:bCs/>
-          <w:color w:val="1F3A5F"/>
-          <w:sz w:val="24"/>
-          <w:szCs w:val="24"/>
-        </w:rPr>
-        <w:t xml:space="preserve">I got better at</w:t>
+        <w:spacing w:after="90"/>
+      </w:pPr>
+      <w:r>
+        <w:rPr>
+          <w:sz w:val="8"/>
+          <w:szCs w:val="8"/>
+        </w:rPr>
+        <w:t xml:space="preserve"/>
       </w:r>
     </w:p>
     <w:tbl>
@@ -4083,794 +6551,6 @@
         <w:gridCol w:w="9070"/>
       </w:tblGrid>
       <w:tr>
-        <w:trPr>
-          <w:trHeight w:val="460" w:hRule="atLeast"/>
-        </w:trPr>
-        <w:tc>
-          <w:tcPr>
-            <w:tcW w:type="dxa" w:w="9070"/>
-            <w:tcMar>
-              <w:top w:type="dxa" w:w="40"/>
-              <w:left w:type="dxa" w:w="140"/>
-              <w:bottom w:type="dxa" w:w="40"/>
-              <w:right w:type="dxa" w:w="140"/>
-            </w:tcMar>
-          </w:tcPr>
-          <w:p>
-            <w:pPr>
-              <w:spacing w:after="0"/>
-            </w:pPr>
-          </w:p>
-        </w:tc>
-      </w:tr>
-      <w:tr>
-        <w:trPr>
-          <w:trHeight w:val="460" w:hRule="atLeast"/>
-        </w:trPr>
-        <w:tc>
-          <w:tcPr>
-            <w:tcW w:type="dxa" w:w="9070"/>
-            <w:tcMar>
-              <w:top w:type="dxa" w:w="40"/>
-              <w:left w:type="dxa" w:w="140"/>
-              <w:bottom w:type="dxa" w:w="40"/>
-              <w:right w:type="dxa" w:w="140"/>
-            </w:tcMar>
-          </w:tcPr>
-          <w:p>
-            <w:pPr>
-              <w:spacing w:after="0"/>
-            </w:pPr>
-          </w:p>
-        </w:tc>
-      </w:tr>
-    </w:tbl>
-    <w:p>
-      <w:pPr>
-        <w:keepNext/>
-        <w:spacing w:after="60" w:before="220"/>
-      </w:pPr>
-      <w:r>
-        <w:rPr>
-          <w:b/>
-          <w:bCs/>
-          <w:color w:val="1F3A5F"/>
-          <w:sz w:val="24"/>
-          <w:szCs w:val="24"/>
-        </w:rPr>
-        <w:t xml:space="preserve">What helped me</w:t>
-      </w:r>
-    </w:p>
-    <w:tbl>
-      <w:tblPr>
-        <w:tblW w:type="pct" w:w="100%"/>
-        <w:tblBorders>
-          <w:top w:val="single" w:color="B9B3A6" w:sz="6"/>
-          <w:left w:val="single" w:color="B9B3A6" w:sz="6"/>
-          <w:bottom w:val="single" w:color="B9B3A6" w:sz="6"/>
-          <w:right w:val="single" w:color="B9B3A6" w:sz="6"/>
-          <w:insideH w:val="single" w:color="E2DED3" w:sz="1"/>
-          <w:insideV w:val="none"/>
-        </w:tblBorders>
-      </w:tblPr>
-      <w:tblGrid>
-        <w:gridCol w:w="9070"/>
-      </w:tblGrid>
-      <w:tr>
-        <w:trPr>
-          <w:trHeight w:val="460" w:hRule="atLeast"/>
-        </w:trPr>
-        <w:tc>
-          <w:tcPr>
-            <w:tcW w:type="dxa" w:w="9070"/>
-            <w:tcMar>
-              <w:top w:type="dxa" w:w="40"/>
-              <w:left w:type="dxa" w:w="140"/>
-              <w:bottom w:type="dxa" w:w="40"/>
-              <w:right w:type="dxa" w:w="140"/>
-            </w:tcMar>
-          </w:tcPr>
-          <w:p>
-            <w:pPr>
-              <w:spacing w:after="0"/>
-            </w:pPr>
-          </w:p>
-        </w:tc>
-      </w:tr>
-      <w:tr>
-        <w:trPr>
-          <w:trHeight w:val="460" w:hRule="atLeast"/>
-        </w:trPr>
-        <w:tc>
-          <w:tcPr>
-            <w:tcW w:type="dxa" w:w="9070"/>
-            <w:tcMar>
-              <w:top w:type="dxa" w:w="40"/>
-              <w:left w:type="dxa" w:w="140"/>
-              <w:bottom w:type="dxa" w:w="40"/>
-              <w:right w:type="dxa" w:w="140"/>
-            </w:tcMar>
-          </w:tcPr>
-          <w:p>
-            <w:pPr>
-              <w:spacing w:after="0"/>
-            </w:pPr>
-          </w:p>
-        </w:tc>
-      </w:tr>
-    </w:tbl>
-    <w:p>
-      <w:r>
-        <w:br w:type="page"/>
-      </w:r>
-    </w:p>
-    <w:p>
-      <w:pPr>
-        <w:keepNext/>
-        <w:pBdr>
-          <w:bottom w:val="single" w:color="B9B3A6" w:sz="4"/>
-        </w:pBdr>
-        <w:spacing w:after="60"/>
-      </w:pPr>
-      <w:r>
-        <w:rPr>
-          <w:b/>
-          <w:bCs/>
-          <w:color w:val="7A3B69"/>
-          <w:spacing w:val="30"/>
-          <w:sz w:val="16"/>
-          <w:szCs w:val="16"/>
-        </w:rPr>
-        <w:t xml:space="preserve">YOU CAN GROW</w:t>
-      </w:r>
-    </w:p>
-    <w:p>
-      <w:pPr>
-        <w:pStyle w:val="Heading2"/>
-        <w:keepNext/>
-        <w:spacing w:after="180" w:before="160"/>
-      </w:pPr>
-      <w:r>
-        <w:rPr>
-          <w:b/>
-          <w:bCs/>
-          <w:color w:val="1F3A5F"/>
-          <w:sz w:val="38"/>
-          <w:szCs w:val="38"/>
-        </w:rPr>
-        <w:t xml:space="preserve">My notes and drawings</w:t>
-      </w:r>
-    </w:p>
-    <w:p>
-      <w:pPr>
-        <w:spacing w:after="160" w:before="0" w:line="300"/>
-      </w:pPr>
-      <w:r>
-        <w:rPr>
-          <w:sz w:val="24"/>
-          <w:szCs w:val="24"/>
-        </w:rPr>
-        <w:t xml:space="preserve">Anything you want to keep from this step. Words, marks, or a drawing — it is your page, and no one marks it.</w:t>
-      </w:r>
-    </w:p>
-    <w:tbl>
-      <w:tblPr>
-        <w:tblW w:type="pct" w:w="100%"/>
-        <w:tblBorders>
-          <w:top w:val="single" w:color="B9B3A6" w:sz="6"/>
-          <w:left w:val="single" w:color="B9B3A6" w:sz="6"/>
-          <w:bottom w:val="single" w:color="B9B3A6" w:sz="6"/>
-          <w:right w:val="single" w:color="B9B3A6" w:sz="6"/>
-          <w:insideH w:val="single" w:color="E2DED3" w:sz="1"/>
-          <w:insideV w:val="none"/>
-        </w:tblBorders>
-      </w:tblPr>
-      <w:tblGrid>
-        <w:gridCol w:w="9070"/>
-      </w:tblGrid>
-      <w:tr>
-        <w:trPr>
-          <w:trHeight w:val="460" w:hRule="atLeast"/>
-        </w:trPr>
-        <w:tc>
-          <w:tcPr>
-            <w:tcW w:type="dxa" w:w="9070"/>
-            <w:tcMar>
-              <w:top w:type="dxa" w:w="40"/>
-              <w:left w:type="dxa" w:w="140"/>
-              <w:bottom w:type="dxa" w:w="40"/>
-              <w:right w:type="dxa" w:w="140"/>
-            </w:tcMar>
-          </w:tcPr>
-          <w:p>
-            <w:pPr>
-              <w:spacing w:after="0"/>
-            </w:pPr>
-          </w:p>
-        </w:tc>
-      </w:tr>
-      <w:tr>
-        <w:trPr>
-          <w:trHeight w:val="460" w:hRule="atLeast"/>
-        </w:trPr>
-        <w:tc>
-          <w:tcPr>
-            <w:tcW w:type="dxa" w:w="9070"/>
-            <w:tcMar>
-              <w:top w:type="dxa" w:w="40"/>
-              <w:left w:type="dxa" w:w="140"/>
-              <w:bottom w:type="dxa" w:w="40"/>
-              <w:right w:type="dxa" w:w="140"/>
-            </w:tcMar>
-          </w:tcPr>
-          <w:p>
-            <w:pPr>
-              <w:spacing w:after="0"/>
-            </w:pPr>
-          </w:p>
-        </w:tc>
-      </w:tr>
-      <w:tr>
-        <w:trPr>
-          <w:trHeight w:val="460" w:hRule="atLeast"/>
-        </w:trPr>
-        <w:tc>
-          <w:tcPr>
-            <w:tcW w:type="dxa" w:w="9070"/>
-            <w:tcMar>
-              <w:top w:type="dxa" w:w="40"/>
-              <w:left w:type="dxa" w:w="140"/>
-              <w:bottom w:type="dxa" w:w="40"/>
-              <w:right w:type="dxa" w:w="140"/>
-            </w:tcMar>
-          </w:tcPr>
-          <w:p>
-            <w:pPr>
-              <w:spacing w:after="0"/>
-            </w:pPr>
-          </w:p>
-        </w:tc>
-      </w:tr>
-      <w:tr>
-        <w:trPr>
-          <w:trHeight w:val="460" w:hRule="atLeast"/>
-        </w:trPr>
-        <w:tc>
-          <w:tcPr>
-            <w:tcW w:type="dxa" w:w="9070"/>
-            <w:tcMar>
-              <w:top w:type="dxa" w:w="40"/>
-              <w:left w:type="dxa" w:w="140"/>
-              <w:bottom w:type="dxa" w:w="40"/>
-              <w:right w:type="dxa" w:w="140"/>
-            </w:tcMar>
-          </w:tcPr>
-          <w:p>
-            <w:pPr>
-              <w:spacing w:after="0"/>
-            </w:pPr>
-          </w:p>
-        </w:tc>
-      </w:tr>
-      <w:tr>
-        <w:trPr>
-          <w:trHeight w:val="460" w:hRule="atLeast"/>
-        </w:trPr>
-        <w:tc>
-          <w:tcPr>
-            <w:tcW w:type="dxa" w:w="9070"/>
-            <w:tcMar>
-              <w:top w:type="dxa" w:w="40"/>
-              <w:left w:type="dxa" w:w="140"/>
-              <w:bottom w:type="dxa" w:w="40"/>
-              <w:right w:type="dxa" w:w="140"/>
-            </w:tcMar>
-          </w:tcPr>
-          <w:p>
-            <w:pPr>
-              <w:spacing w:after="0"/>
-            </w:pPr>
-          </w:p>
-        </w:tc>
-      </w:tr>
-      <w:tr>
-        <w:trPr>
-          <w:trHeight w:val="460" w:hRule="atLeast"/>
-        </w:trPr>
-        <w:tc>
-          <w:tcPr>
-            <w:tcW w:type="dxa" w:w="9070"/>
-            <w:tcMar>
-              <w:top w:type="dxa" w:w="40"/>
-              <w:left w:type="dxa" w:w="140"/>
-              <w:bottom w:type="dxa" w:w="40"/>
-              <w:right w:type="dxa" w:w="140"/>
-            </w:tcMar>
-          </w:tcPr>
-          <w:p>
-            <w:pPr>
-              <w:spacing w:after="0"/>
-            </w:pPr>
-          </w:p>
-        </w:tc>
-      </w:tr>
-      <w:tr>
-        <w:trPr>
-          <w:trHeight w:val="460" w:hRule="atLeast"/>
-        </w:trPr>
-        <w:tc>
-          <w:tcPr>
-            <w:tcW w:type="dxa" w:w="9070"/>
-            <w:tcMar>
-              <w:top w:type="dxa" w:w="40"/>
-              <w:left w:type="dxa" w:w="140"/>
-              <w:bottom w:type="dxa" w:w="40"/>
-              <w:right w:type="dxa" w:w="140"/>
-            </w:tcMar>
-          </w:tcPr>
-          <w:p>
-            <w:pPr>
-              <w:spacing w:after="0"/>
-            </w:pPr>
-          </w:p>
-        </w:tc>
-      </w:tr>
-      <w:tr>
-        <w:trPr>
-          <w:trHeight w:val="460" w:hRule="atLeast"/>
-        </w:trPr>
-        <w:tc>
-          <w:tcPr>
-            <w:tcW w:type="dxa" w:w="9070"/>
-            <w:tcMar>
-              <w:top w:type="dxa" w:w="40"/>
-              <w:left w:type="dxa" w:w="140"/>
-              <w:bottom w:type="dxa" w:w="40"/>
-              <w:right w:type="dxa" w:w="140"/>
-            </w:tcMar>
-          </w:tcPr>
-          <w:p>
-            <w:pPr>
-              <w:spacing w:after="0"/>
-            </w:pPr>
-          </w:p>
-        </w:tc>
-      </w:tr>
-      <w:tr>
-        <w:trPr>
-          <w:trHeight w:val="460" w:hRule="atLeast"/>
-        </w:trPr>
-        <w:tc>
-          <w:tcPr>
-            <w:tcW w:type="dxa" w:w="9070"/>
-            <w:tcMar>
-              <w:top w:type="dxa" w:w="40"/>
-              <w:left w:type="dxa" w:w="140"/>
-              <w:bottom w:type="dxa" w:w="40"/>
-              <w:right w:type="dxa" w:w="140"/>
-            </w:tcMar>
-          </w:tcPr>
-          <w:p>
-            <w:pPr>
-              <w:spacing w:after="0"/>
-            </w:pPr>
-          </w:p>
-        </w:tc>
-      </w:tr>
-      <w:tr>
-        <w:trPr>
-          <w:trHeight w:val="460" w:hRule="atLeast"/>
-        </w:trPr>
-        <w:tc>
-          <w:tcPr>
-            <w:tcW w:type="dxa" w:w="9070"/>
-            <w:tcMar>
-              <w:top w:type="dxa" w:w="40"/>
-              <w:left w:type="dxa" w:w="140"/>
-              <w:bottom w:type="dxa" w:w="40"/>
-              <w:right w:type="dxa" w:w="140"/>
-            </w:tcMar>
-          </w:tcPr>
-          <w:p>
-            <w:pPr>
-              <w:spacing w:after="0"/>
-            </w:pPr>
-          </w:p>
-        </w:tc>
-      </w:tr>
-      <w:tr>
-        <w:trPr>
-          <w:trHeight w:val="460" w:hRule="atLeast"/>
-        </w:trPr>
-        <w:tc>
-          <w:tcPr>
-            <w:tcW w:type="dxa" w:w="9070"/>
-            <w:tcMar>
-              <w:top w:type="dxa" w:w="40"/>
-              <w:left w:type="dxa" w:w="140"/>
-              <w:bottom w:type="dxa" w:w="40"/>
-              <w:right w:type="dxa" w:w="140"/>
-            </w:tcMar>
-          </w:tcPr>
-          <w:p>
-            <w:pPr>
-              <w:spacing w:after="0"/>
-            </w:pPr>
-          </w:p>
-        </w:tc>
-      </w:tr>
-      <w:tr>
-        <w:trPr>
-          <w:trHeight w:val="460" w:hRule="atLeast"/>
-        </w:trPr>
-        <w:tc>
-          <w:tcPr>
-            <w:tcW w:type="dxa" w:w="9070"/>
-            <w:tcMar>
-              <w:top w:type="dxa" w:w="40"/>
-              <w:left w:type="dxa" w:w="140"/>
-              <w:bottom w:type="dxa" w:w="40"/>
-              <w:right w:type="dxa" w:w="140"/>
-            </w:tcMar>
-          </w:tcPr>
-          <w:p>
-            <w:pPr>
-              <w:spacing w:after="0"/>
-            </w:pPr>
-          </w:p>
-        </w:tc>
-      </w:tr>
-      <w:tr>
-        <w:trPr>
-          <w:trHeight w:val="460" w:hRule="atLeast"/>
-        </w:trPr>
-        <w:tc>
-          <w:tcPr>
-            <w:tcW w:type="dxa" w:w="9070"/>
-            <w:tcMar>
-              <w:top w:type="dxa" w:w="40"/>
-              <w:left w:type="dxa" w:w="140"/>
-              <w:bottom w:type="dxa" w:w="40"/>
-              <w:right w:type="dxa" w:w="140"/>
-            </w:tcMar>
-          </w:tcPr>
-          <w:p>
-            <w:pPr>
-              <w:spacing w:after="0"/>
-            </w:pPr>
-          </w:p>
-        </w:tc>
-      </w:tr>
-      <w:tr>
-        <w:trPr>
-          <w:trHeight w:val="460" w:hRule="atLeast"/>
-        </w:trPr>
-        <w:tc>
-          <w:tcPr>
-            <w:tcW w:type="dxa" w:w="9070"/>
-            <w:tcMar>
-              <w:top w:type="dxa" w:w="40"/>
-              <w:left w:type="dxa" w:w="140"/>
-              <w:bottom w:type="dxa" w:w="40"/>
-              <w:right w:type="dxa" w:w="140"/>
-            </w:tcMar>
-          </w:tcPr>
-          <w:p>
-            <w:pPr>
-              <w:spacing w:after="0"/>
-            </w:pPr>
-          </w:p>
-        </w:tc>
-      </w:tr>
-      <w:tr>
-        <w:trPr>
-          <w:trHeight w:val="460" w:hRule="atLeast"/>
-        </w:trPr>
-        <w:tc>
-          <w:tcPr>
-            <w:tcW w:type="dxa" w:w="9070"/>
-            <w:tcMar>
-              <w:top w:type="dxa" w:w="40"/>
-              <w:left w:type="dxa" w:w="140"/>
-              <w:bottom w:type="dxa" w:w="40"/>
-              <w:right w:type="dxa" w:w="140"/>
-            </w:tcMar>
-          </w:tcPr>
-          <w:p>
-            <w:pPr>
-              <w:spacing w:after="0"/>
-            </w:pPr>
-          </w:p>
-        </w:tc>
-      </w:tr>
-      <w:tr>
-        <w:trPr>
-          <w:trHeight w:val="460" w:hRule="atLeast"/>
-        </w:trPr>
-        <w:tc>
-          <w:tcPr>
-            <w:tcW w:type="dxa" w:w="9070"/>
-            <w:tcMar>
-              <w:top w:type="dxa" w:w="40"/>
-              <w:left w:type="dxa" w:w="140"/>
-              <w:bottom w:type="dxa" w:w="40"/>
-              <w:right w:type="dxa" w:w="140"/>
-            </w:tcMar>
-          </w:tcPr>
-          <w:p>
-            <w:pPr>
-              <w:spacing w:after="0"/>
-            </w:pPr>
-          </w:p>
-        </w:tc>
-      </w:tr>
-      <w:tr>
-        <w:trPr>
-          <w:trHeight w:val="460" w:hRule="atLeast"/>
-        </w:trPr>
-        <w:tc>
-          <w:tcPr>
-            <w:tcW w:type="dxa" w:w="9070"/>
-            <w:tcMar>
-              <w:top w:type="dxa" w:w="40"/>
-              <w:left w:type="dxa" w:w="140"/>
-              <w:bottom w:type="dxa" w:w="40"/>
-              <w:right w:type="dxa" w:w="140"/>
-            </w:tcMar>
-          </w:tcPr>
-          <w:p>
-            <w:pPr>
-              <w:spacing w:after="0"/>
-            </w:pPr>
-          </w:p>
-        </w:tc>
-      </w:tr>
-      <w:tr>
-        <w:trPr>
-          <w:trHeight w:val="460" w:hRule="atLeast"/>
-        </w:trPr>
-        <w:tc>
-          <w:tcPr>
-            <w:tcW w:type="dxa" w:w="9070"/>
-            <w:tcMar>
-              <w:top w:type="dxa" w:w="40"/>
-              <w:left w:type="dxa" w:w="140"/>
-              <w:bottom w:type="dxa" w:w="40"/>
-              <w:right w:type="dxa" w:w="140"/>
-            </w:tcMar>
-          </w:tcPr>
-          <w:p>
-            <w:pPr>
-              <w:spacing w:after="0"/>
-            </w:pPr>
-          </w:p>
-        </w:tc>
-      </w:tr>
-      <w:tr>
-        <w:trPr>
-          <w:trHeight w:val="460" w:hRule="atLeast"/>
-        </w:trPr>
-        <w:tc>
-          <w:tcPr>
-            <w:tcW w:type="dxa" w:w="9070"/>
-            <w:tcMar>
-              <w:top w:type="dxa" w:w="40"/>
-              <w:left w:type="dxa" w:w="140"/>
-              <w:bottom w:type="dxa" w:w="40"/>
-              <w:right w:type="dxa" w:w="140"/>
-            </w:tcMar>
-          </w:tcPr>
-          <w:p>
-            <w:pPr>
-              <w:spacing w:after="0"/>
-            </w:pPr>
-          </w:p>
-        </w:tc>
-      </w:tr>
-      <w:tr>
-        <w:trPr>
-          <w:trHeight w:val="460" w:hRule="atLeast"/>
-        </w:trPr>
-        <w:tc>
-          <w:tcPr>
-            <w:tcW w:type="dxa" w:w="9070"/>
-            <w:tcMar>
-              <w:top w:type="dxa" w:w="40"/>
-              <w:left w:type="dxa" w:w="140"/>
-              <w:bottom w:type="dxa" w:w="40"/>
-              <w:right w:type="dxa" w:w="140"/>
-            </w:tcMar>
-          </w:tcPr>
-          <w:p>
-            <w:pPr>
-              <w:spacing w:after="0"/>
-            </w:pPr>
-          </w:p>
-        </w:tc>
-      </w:tr>
-      <w:tr>
-        <w:trPr>
-          <w:trHeight w:val="460" w:hRule="atLeast"/>
-        </w:trPr>
-        <w:tc>
-          <w:tcPr>
-            <w:tcW w:type="dxa" w:w="9070"/>
-            <w:tcMar>
-              <w:top w:type="dxa" w:w="40"/>
-              <w:left w:type="dxa" w:w="140"/>
-              <w:bottom w:type="dxa" w:w="40"/>
-              <w:right w:type="dxa" w:w="140"/>
-            </w:tcMar>
-          </w:tcPr>
-          <w:p>
-            <w:pPr>
-              <w:spacing w:after="0"/>
-            </w:pPr>
-          </w:p>
-        </w:tc>
-      </w:tr>
-      <w:tr>
-        <w:trPr>
-          <w:trHeight w:val="460" w:hRule="atLeast"/>
-        </w:trPr>
-        <w:tc>
-          <w:tcPr>
-            <w:tcW w:type="dxa" w:w="9070"/>
-            <w:tcMar>
-              <w:top w:type="dxa" w:w="40"/>
-              <w:left w:type="dxa" w:w="140"/>
-              <w:bottom w:type="dxa" w:w="40"/>
-              <w:right w:type="dxa" w:w="140"/>
-            </w:tcMar>
-          </w:tcPr>
-          <w:p>
-            <w:pPr>
-              <w:spacing w:after="0"/>
-            </w:pPr>
-          </w:p>
-        </w:tc>
-      </w:tr>
-    </w:tbl>
-    <w:p>
-      <w:r>
-        <w:br w:type="page"/>
-      </w:r>
-    </w:p>
-    <w:p>
-      <w:pPr>
-        <w:keepNext/>
-        <w:pBdr>
-          <w:bottom w:val="single" w:color="B9B3A6" w:sz="4"/>
-        </w:pBdr>
-        <w:spacing w:after="60"/>
-      </w:pPr>
-      <w:r>
-        <w:rPr>
-          <w:b/>
-          <w:bCs/>
-          <w:color w:val="7A3B69"/>
-          <w:spacing w:val="30"/>
-          <w:sz w:val="16"/>
-          <w:szCs w:val="16"/>
-        </w:rPr>
-        <w:t xml:space="preserve">UNDERSTAND YOURSELF  ·  WHAT I AM GOOD AT</w:t>
-      </w:r>
-    </w:p>
-    <w:p>
-      <w:pPr>
-        <w:pStyle w:val="Heading2"/>
-        <w:keepNext/>
-        <w:spacing w:after="180" w:before="160"/>
-      </w:pPr>
-      <w:r>
-        <w:rPr>
-          <w:b/>
-          <w:bCs/>
-          <w:color w:val="1F3A5F"/>
-          <w:sz w:val="38"/>
-          <w:szCs w:val="38"/>
-        </w:rPr>
-        <w:t xml:space="preserve">What I am good at</w:t>
-      </w:r>
-    </w:p>
-    <w:p>
-      <w:pPr>
-        <w:spacing w:after="180" w:before="0" w:line="300"/>
-      </w:pPr>
-      <w:r>
-        <w:rPr>
-          <w:color w:val="5A6473"/>
-          <w:sz w:val="24"/>
-          <w:szCs w:val="24"/>
-        </w:rPr>
-        <w:t xml:space="preserve">Draw or mark what you are good at as a learner.</w:t>
-      </w:r>
-    </w:p>
-    <w:tbl>
-      <w:tblPr>
-        <w:tblW w:type="pct" w:w="100%"/>
-        <w:tblBorders>
-          <w:top w:val="none"/>
-          <w:left w:val="single" w:color="6E7A2E" w:sz="18"/>
-          <w:bottom w:val="none"/>
-          <w:right w:val="none"/>
-          <w:insideH w:val="none"/>
-          <w:insideV w:val="none"/>
-        </w:tblBorders>
-      </w:tblPr>
-      <w:tblGrid>
-        <w:gridCol w:w="9070"/>
-      </w:tblGrid>
-      <w:tr>
-        <w:tc>
-          <w:tcPr>
-            <w:tcW w:type="dxa" w:w="9070"/>
-            <w:tcMar>
-              <w:top w:type="dxa" w:w="120"/>
-              <w:left w:type="dxa" w:w="200"/>
-              <w:bottom w:type="dxa" w:w="120"/>
-              <w:right w:type="dxa" w:w="140"/>
-            </w:tcMar>
-          </w:tcPr>
-          <w:p>
-            <w:pPr>
-              <w:spacing w:after="90"/>
-            </w:pPr>
-            <w:r>
-              <w:rPr>
-                <w:b/>
-                <w:bCs/>
-                <w:color w:val="6E7A2E"/>
-                <w:spacing w:val="24"/>
-                <w:sz w:val="17"/>
-                <w:szCs w:val="17"/>
-              </w:rPr>
-              <w:t xml:space="preserve">EXAMPLE  ·  YOU CAN DO YOURS YOUR OWN WAY</w:t>
-            </w:r>
-          </w:p>
-          <w:p>
-            <w:pPr>
-              <w:spacing w:after="90" w:before="0" w:line="300"/>
-            </w:pPr>
-            <w:r>
-              <w:rPr>
-                <w:sz w:val="21"/>
-                <w:szCs w:val="21"/>
-              </w:rPr>
-              <w:t xml:space="preserve">Good at: remembering stories · helping younger children · fixing things with my hands.</w:t>
-            </w:r>
-          </w:p>
-          <w:p>
-            <w:pPr>
-              <w:spacing w:after="0" w:before="0" w:line="300"/>
-            </w:pPr>
-            <w:r>
-              <w:rPr>
-                <w:sz w:val="21"/>
-                <w:szCs w:val="21"/>
-              </w:rPr>
-              <w:t xml:space="preserve">Want to grow: speaking in front of others · writing my letters.</w:t>
-            </w:r>
-          </w:p>
-        </w:tc>
-      </w:tr>
-    </w:tbl>
-    <w:tbl>
-      <w:tblPr>
-        <w:tblW w:type="pct" w:w="100%"/>
-        <w:tblBorders>
-          <w:top w:val="single" w:color="B9B3A6" w:sz="6"/>
-          <w:left w:val="single" w:color="B9B3A6" w:sz="6"/>
-          <w:bottom w:val="single" w:color="B9B3A6" w:sz="6"/>
-          <w:right w:val="single" w:color="B9B3A6" w:sz="6"/>
-          <w:insideH w:val="single" w:color="E2DED3" w:sz="1"/>
-          <w:insideV w:val="none"/>
-        </w:tblBorders>
-      </w:tblPr>
-      <w:tblGrid>
-        <w:gridCol w:w="9070"/>
-      </w:tblGrid>
-      <w:tr>
         <w:tc>
           <w:tcPr>
             <w:tcW w:type="dxa" w:w="9070"/>
@@ -4893,157 +6573,8 @@
                 <w:sz w:val="18"/>
                 <w:szCs w:val="18"/>
               </w:rPr>
-              <w:t xml:space="preserve">I am good at…</w:t>
+              <w:t xml:space="preserve">What makes me say that — a time it happened…</w:t>
             </w:r>
-          </w:p>
-        </w:tc>
-      </w:tr>
-      <w:tr>
-        <w:trPr>
-          <w:trHeight w:val="460" w:hRule="atLeast"/>
-        </w:trPr>
-        <w:tc>
-          <w:tcPr>
-            <w:tcW w:type="dxa" w:w="9070"/>
-            <w:tcMar>
-              <w:top w:type="dxa" w:w="40"/>
-              <w:left w:type="dxa" w:w="140"/>
-              <w:bottom w:type="dxa" w:w="40"/>
-              <w:right w:type="dxa" w:w="140"/>
-            </w:tcMar>
-          </w:tcPr>
-          <w:p>
-            <w:pPr>
-              <w:spacing w:after="0"/>
-            </w:pPr>
-          </w:p>
-        </w:tc>
-      </w:tr>
-      <w:tr>
-        <w:trPr>
-          <w:trHeight w:val="460" w:hRule="atLeast"/>
-        </w:trPr>
-        <w:tc>
-          <w:tcPr>
-            <w:tcW w:type="dxa" w:w="9070"/>
-            <w:tcMar>
-              <w:top w:type="dxa" w:w="40"/>
-              <w:left w:type="dxa" w:w="140"/>
-              <w:bottom w:type="dxa" w:w="40"/>
-              <w:right w:type="dxa" w:w="140"/>
-            </w:tcMar>
-          </w:tcPr>
-          <w:p>
-            <w:pPr>
-              <w:spacing w:after="0"/>
-            </w:pPr>
-          </w:p>
-        </w:tc>
-      </w:tr>
-      <w:tr>
-        <w:trPr>
-          <w:trHeight w:val="460" w:hRule="atLeast"/>
-        </w:trPr>
-        <w:tc>
-          <w:tcPr>
-            <w:tcW w:type="dxa" w:w="9070"/>
-            <w:tcMar>
-              <w:top w:type="dxa" w:w="40"/>
-              <w:left w:type="dxa" w:w="140"/>
-              <w:bottom w:type="dxa" w:w="40"/>
-              <w:right w:type="dxa" w:w="140"/>
-            </w:tcMar>
-          </w:tcPr>
-          <w:p>
-            <w:pPr>
-              <w:spacing w:after="0"/>
-            </w:pPr>
-          </w:p>
-        </w:tc>
-      </w:tr>
-      <w:tr>
-        <w:trPr>
-          <w:trHeight w:val="460" w:hRule="atLeast"/>
-        </w:trPr>
-        <w:tc>
-          <w:tcPr>
-            <w:tcW w:type="dxa" w:w="9070"/>
-            <w:tcMar>
-              <w:top w:type="dxa" w:w="40"/>
-              <w:left w:type="dxa" w:w="140"/>
-              <w:bottom w:type="dxa" w:w="40"/>
-              <w:right w:type="dxa" w:w="140"/>
-            </w:tcMar>
-          </w:tcPr>
-          <w:p>
-            <w:pPr>
-              <w:spacing w:after="0"/>
-            </w:pPr>
-          </w:p>
-        </w:tc>
-      </w:tr>
-    </w:tbl>
-    <w:tbl>
-      <w:tblPr>
-        <w:tblW w:type="pct" w:w="100%"/>
-        <w:tblBorders>
-          <w:top w:val="single" w:color="B9B3A6" w:sz="6"/>
-          <w:left w:val="single" w:color="B9B3A6" w:sz="6"/>
-          <w:bottom w:val="single" w:color="B9B3A6" w:sz="6"/>
-          <w:right w:val="single" w:color="B9B3A6" w:sz="6"/>
-          <w:insideH w:val="single" w:color="E2DED3" w:sz="1"/>
-          <w:insideV w:val="none"/>
-        </w:tblBorders>
-      </w:tblPr>
-      <w:tblGrid>
-        <w:gridCol w:w="9070"/>
-      </w:tblGrid>
-      <w:tr>
-        <w:tc>
-          <w:tcPr>
-            <w:tcW w:type="dxa" w:w="9070"/>
-            <w:tcMar>
-              <w:top w:type="dxa" w:w="70"/>
-              <w:left w:type="dxa" w:w="140"/>
-              <w:bottom w:type="dxa" w:w="20"/>
-              <w:right w:type="dxa" w:w="140"/>
-            </w:tcMar>
-          </w:tcPr>
-          <w:p>
-            <w:pPr>
-              <w:spacing w:after="0" w:line="260"/>
-            </w:pPr>
-            <w:r>
-              <w:rPr>
-                <w:b/>
-                <w:bCs/>
-                <w:color w:val="7A3B69"/>
-                <w:sz w:val="18"/>
-                <w:szCs w:val="18"/>
-              </w:rPr>
-              <w:t xml:space="preserve">I want to get better at…</w:t>
-            </w:r>
-          </w:p>
-        </w:tc>
-      </w:tr>
-      <w:tr>
-        <w:trPr>
-          <w:trHeight w:val="460" w:hRule="atLeast"/>
-        </w:trPr>
-        <w:tc>
-          <w:tcPr>
-            <w:tcW w:type="dxa" w:w="9070"/>
-            <w:tcMar>
-              <w:top w:type="dxa" w:w="40"/>
-              <w:left w:type="dxa" w:w="140"/>
-              <w:bottom w:type="dxa" w:w="40"/>
-              <w:right w:type="dxa" w:w="140"/>
-            </w:tcMar>
-          </w:tcPr>
-          <w:p>
-            <w:pPr>
-              <w:spacing w:after="0"/>
-            </w:pPr>
           </w:p>
         </w:tc>
       </w:tr>
@@ -5133,7 +6664,7 @@
           <w:sz w:val="16"/>
           <w:szCs w:val="16"/>
         </w:rPr>
-        <w:t xml:space="preserve">WHAT I AM GOOD AT</w:t>
+        <w:t xml:space="preserve">WHAT I WANT TO GET BETTER AT</w:t>
       </w:r>
     </w:p>
     <w:p>
@@ -8863,6 +10394,18 @@
         <w:t xml:space="preserve">Draw your steps. Colour the first step you can reach.</w:t>
       </w:r>
     </w:p>
+    <w:p>
+      <w:pPr>
+        <w:spacing w:after="90"/>
+      </w:pPr>
+      <w:r>
+        <w:rPr>
+          <w:sz w:val="8"/>
+          <w:szCs w:val="8"/>
+        </w:rPr>
+        <w:t xml:space="preserve"/>
+      </w:r>
+    </w:p>
     <w:tbl>
       <w:tblPr>
         <w:tblW w:type="pct" w:w="100%"/>
@@ -8970,6 +10513,18 @@
         </w:tc>
       </w:tr>
     </w:tbl>
+    <w:p>
+      <w:pPr>
+        <w:spacing w:after="90"/>
+      </w:pPr>
+      <w:r>
+        <w:rPr>
+          <w:sz w:val="8"/>
+          <w:szCs w:val="8"/>
+        </w:rPr>
+        <w:t xml:space="preserve"/>
+      </w:r>
+    </w:p>
     <w:tbl>
       <w:tblPr>
         <w:tblW w:type="pct" w:w="100%"/>
@@ -9077,6 +10632,18 @@
         </w:tc>
       </w:tr>
     </w:tbl>
+    <w:p>
+      <w:pPr>
+        <w:spacing w:after="90"/>
+      </w:pPr>
+      <w:r>
+        <w:rPr>
+          <w:sz w:val="8"/>
+          <w:szCs w:val="8"/>
+        </w:rPr>
+        <w:t xml:space="preserve"/>
+      </w:r>
+    </w:p>
     <w:tbl>
       <w:tblPr>
         <w:tblW w:type="pct" w:w="100%"/>
@@ -9184,6 +10751,18 @@
         </w:tc>
       </w:tr>
     </w:tbl>
+    <w:p>
+      <w:pPr>
+        <w:spacing w:after="90"/>
+      </w:pPr>
+      <w:r>
+        <w:rPr>
+          <w:sz w:val="8"/>
+          <w:szCs w:val="8"/>
+        </w:rPr>
+        <w:t xml:space="preserve"/>
+      </w:r>
+    </w:p>
     <w:tbl>
       <w:tblPr>
         <w:tblW w:type="pct" w:w="100%"/>
@@ -9967,6 +11546,18 @@
         <w:t xml:space="preserve">Step 1 (first)</w:t>
       </w:r>
     </w:p>
+    <w:p>
+      <w:pPr>
+        <w:spacing w:after="90"/>
+      </w:pPr>
+      <w:r>
+        <w:rPr>
+          <w:sz w:val="8"/>
+          <w:szCs w:val="8"/>
+        </w:rPr>
+        <w:t xml:space="preserve"/>
+      </w:r>
+    </w:p>
     <w:tbl>
       <w:tblPr>
         <w:tblW w:type="pct" w:w="100%"/>
@@ -10163,6 +11754,18 @@
         <w:t xml:space="preserve">Step 2 (next)</w:t>
       </w:r>
     </w:p>
+    <w:p>
+      <w:pPr>
+        <w:spacing w:after="90"/>
+      </w:pPr>
+      <w:r>
+        <w:rPr>
+          <w:sz w:val="8"/>
+          <w:szCs w:val="8"/>
+        </w:rPr>
+        <w:t xml:space="preserve"/>
+      </w:r>
+    </w:p>
     <w:tbl>
       <w:tblPr>
         <w:tblW w:type="pct" w:w="100%"/>
@@ -10359,6 +11962,18 @@
         <w:t xml:space="preserve">Step 3 (then)</w:t>
       </w:r>
     </w:p>
+    <w:p>
+      <w:pPr>
+        <w:spacing w:after="90"/>
+      </w:pPr>
+      <w:r>
+        <w:rPr>
+          <w:sz w:val="8"/>
+          <w:szCs w:val="8"/>
+        </w:rPr>
+        <w:t xml:space="preserve"/>
+      </w:r>
+    </w:p>
     <w:tbl>
       <w:tblPr>
         <w:tblW w:type="pct" w:w="100%"/>
@@ -10644,6 +12259,18 @@
         <w:t xml:space="preserve">If this gets in the way…</w:t>
       </w:r>
     </w:p>
+    <w:p>
+      <w:pPr>
+        <w:spacing w:after="90"/>
+      </w:pPr>
+      <w:r>
+        <w:rPr>
+          <w:sz w:val="8"/>
+          <w:szCs w:val="8"/>
+        </w:rPr>
+        <w:t xml:space="preserve"/>
+      </w:r>
+    </w:p>
     <w:tbl>
       <w:tblPr>
         <w:tblW w:type="pct" w:w="100%"/>
@@ -10764,6 +12391,18 @@
           <w:szCs w:val="22"/>
         </w:rPr>
         <w:t xml:space="preserve">→   then I will still do this…</w:t>
+      </w:r>
+    </w:p>
+    <w:p>
+      <w:pPr>
+        <w:spacing w:after="90"/>
+      </w:pPr>
+      <w:r>
+        <w:rPr>
+          <w:sz w:val="8"/>
+          <w:szCs w:val="8"/>
+        </w:rPr>
+        <w:t xml:space="preserve"/>
       </w:r>
     </w:p>
     <w:tbl>
@@ -14992,6 +16631,18 @@
         </w:tc>
       </w:tr>
     </w:tbl>
+    <w:p>
+      <w:pPr>
+        <w:spacing w:after="90"/>
+      </w:pPr>
+      <w:r>
+        <w:rPr>
+          <w:sz w:val="8"/>
+          <w:szCs w:val="8"/>
+        </w:rPr>
+        <w:t xml:space="preserve"/>
+      </w:r>
+    </w:p>
     <w:tbl>
       <w:tblPr>
         <w:tblW w:type="pct" w:w="100%"/>
@@ -16314,6 +17965,80 @@
           <w:szCs w:val="24"/>
         </w:rPr>
         <w:t xml:space="preserve">How far I got</w:t>
+      </w:r>
+    </w:p>
+    <w:tbl>
+      <w:tblPr>
+        <w:tblW w:type="pct" w:w="100%"/>
+        <w:tblBorders>
+          <w:top w:val="single" w:color="B9B3A6" w:sz="6"/>
+          <w:left w:val="single" w:color="B9B3A6" w:sz="6"/>
+          <w:bottom w:val="single" w:color="B9B3A6" w:sz="6"/>
+          <w:right w:val="single" w:color="B9B3A6" w:sz="6"/>
+          <w:insideH w:val="single" w:color="E2DED3" w:sz="1"/>
+          <w:insideV w:val="none"/>
+        </w:tblBorders>
+      </w:tblPr>
+      <w:tblGrid>
+        <w:gridCol w:w="9070"/>
+      </w:tblGrid>
+      <w:tr>
+        <w:trPr>
+          <w:trHeight w:val="460" w:hRule="atLeast"/>
+        </w:trPr>
+        <w:tc>
+          <w:tcPr>
+            <w:tcW w:type="dxa" w:w="9070"/>
+            <w:tcMar>
+              <w:top w:type="dxa" w:w="40"/>
+              <w:left w:type="dxa" w:w="140"/>
+              <w:bottom w:type="dxa" w:w="40"/>
+              <w:right w:type="dxa" w:w="140"/>
+            </w:tcMar>
+          </w:tcPr>
+          <w:p>
+            <w:pPr>
+              <w:spacing w:after="0"/>
+            </w:pPr>
+          </w:p>
+        </w:tc>
+      </w:tr>
+      <w:tr>
+        <w:trPr>
+          <w:trHeight w:val="460" w:hRule="atLeast"/>
+        </w:trPr>
+        <w:tc>
+          <w:tcPr>
+            <w:tcW w:type="dxa" w:w="9070"/>
+            <w:tcMar>
+              <w:top w:type="dxa" w:w="40"/>
+              <w:left w:type="dxa" w:w="140"/>
+              <w:bottom w:type="dxa" w:w="40"/>
+              <w:right w:type="dxa" w:w="140"/>
+            </w:tcMar>
+          </w:tcPr>
+          <w:p>
+            <w:pPr>
+              <w:spacing w:after="0"/>
+            </w:pPr>
+          </w:p>
+        </w:tc>
+      </w:tr>
+    </w:tbl>
+    <w:p>
+      <w:pPr>
+        <w:keepNext/>
+        <w:spacing w:after="60" w:before="220"/>
+      </w:pPr>
+      <w:r>
+        <w:rPr>
+          <w:b/>
+          <w:bCs/>
+          <w:color w:val="1F3A5F"/>
+          <w:sz w:val="24"/>
+          <w:szCs w:val="24"/>
+        </w:rPr>
+        <w:t xml:space="preserve">How I know I have grown — a time it showed</w:t>
       </w:r>
     </w:p>
     <w:tbl>

--- a/public/downloads/agency-in-learning-student-workbook.docx
+++ b/public/downloads/agency-in-learning-student-workbook.docx
@@ -8388,6 +8388,684 @@
         <w:rPr>
           <w:b/>
           <w:bCs/>
+          <w:color w:val="FFFFFF"/>
+          <w:spacing w:val="30"/>
+          <w:sz w:val="16"/>
+          <w:szCs w:val="16"/>
+          <w:shd w:fill="7A3B69" w:val="clear"/>
+        </w:rPr>
+        <w:t xml:space="preserve">  LEARN IT  </w:t>
+      </w:r>
+      <w:r>
+        <w:rPr>
+          <w:b/>
+          <w:bCs/>
+          <w:color w:val="7A3B69"/>
+          <w:spacing w:val="30"/>
+          <w:sz w:val="16"/>
+          <w:szCs w:val="16"/>
+        </w:rPr>
+        <w:t xml:space="preserve">   WHAT MAKES A GOOD GOAL</w:t>
+      </w:r>
+    </w:p>
+    <w:p>
+      <w:pPr>
+        <w:pStyle w:val="Heading2"/>
+        <w:keepNext/>
+        <w:spacing w:after="180" w:before="160"/>
+      </w:pPr>
+      <w:r>
+        <w:rPr>
+          <w:b/>
+          <w:bCs/>
+          <w:color w:val="1F3A5F"/>
+          <w:sz w:val="38"/>
+          <w:szCs w:val="38"/>
+        </w:rPr>
+        <w:t xml:space="preserve">How to tell a good goal from a weak one</w:t>
+      </w:r>
+    </w:p>
+    <w:p>
+      <w:pPr>
+        <w:spacing w:after="140" w:before="0" w:line="300"/>
+      </w:pPr>
+      <w:r>
+        <w:rPr>
+          <w:sz w:val="22"/>
+          <w:szCs w:val="22"/>
+        </w:rPr>
+        <w:t xml:space="preserve">You are going to choose a goal of your own. Before you do, you need to be able to tell a good goal from a weak one — because a weak goal wastes weeks, and it makes you feel it was your fault.</w:t>
+      </w:r>
+    </w:p>
+    <w:p>
+      <w:pPr>
+        <w:spacing w:after="140" w:before="0" w:line="300"/>
+      </w:pPr>
+      <w:r>
+        <w:rPr>
+          <w:sz w:val="22"/>
+          <w:szCs w:val="22"/>
+        </w:rPr>
+        <w:t xml:space="preserve">A good goal passes four tests.</w:t>
+      </w:r>
+    </w:p>
+    <w:p>
+      <w:pPr>
+        <w:pStyle w:val="Heading3"/>
+        <w:keepNext/>
+        <w:spacing w:after="80" w:before="220"/>
+      </w:pPr>
+      <w:r>
+        <w:rPr>
+          <w:b/>
+          <w:bCs/>
+          <w:color w:val="1F3A5F"/>
+          <w:sz w:val="24"/>
+          <w:szCs w:val="24"/>
+        </w:rPr>
+        <w:t xml:space="preserve">Test 1 — Is it small enough to reach?</w:t>
+      </w:r>
+    </w:p>
+    <w:p>
+      <w:pPr>
+        <w:spacing w:after="140" w:before="0" w:line="300"/>
+      </w:pPr>
+      <w:r>
+        <w:rPr>
+          <w:sz w:val="22"/>
+          <w:szCs w:val="22"/>
+        </w:rPr>
+        <w:t xml:space="preserve">Small enough that you could finish it in the weeks we have.</w:t>
+      </w:r>
+    </w:p>
+    <w:p>
+      <w:pPr>
+        <w:pStyle w:val="ListParagraph"/>
+        <w:numPr>
+          <w:ilvl w:val="0"/>
+          <w:numId w:val="1"/>
+        </w:numPr>
+        <w:spacing w:after="80" w:line="300"/>
+      </w:pPr>
+      <w:r>
+        <w:rPr>
+          <w:sz w:val="22"/>
+          <w:szCs w:val="22"/>
+        </w:rPr>
+        <w:t xml:space="preserve">"Learn English" — too big. That takes years.</w:t>
+      </w:r>
+    </w:p>
+    <w:p>
+      <w:pPr>
+        <w:pStyle w:val="ListParagraph"/>
+        <w:numPr>
+          <w:ilvl w:val="0"/>
+          <w:numId w:val="1"/>
+        </w:numPr>
+        <w:spacing w:after="80" w:line="300"/>
+      </w:pPr>
+      <w:r>
+        <w:rPr>
+          <w:sz w:val="22"/>
+          <w:szCs w:val="22"/>
+        </w:rPr>
+        <w:t xml:space="preserve">"Say five true sentences about myself in English" — small enough.</w:t>
+      </w:r>
+    </w:p>
+    <w:p>
+      <w:pPr>
+        <w:spacing w:after="140" w:before="0" w:line="300"/>
+      </w:pPr>
+      <w:r>
+        <w:rPr>
+          <w:sz w:val="22"/>
+          <w:szCs w:val="22"/>
+        </w:rPr>
+        <w:t xml:space="preserve">A big wish is not a bad thing. But a goal is a piece of it you can actually reach.</w:t>
+      </w:r>
+    </w:p>
+    <w:p>
+      <w:pPr>
+        <w:pStyle w:val="Heading3"/>
+        <w:keepNext/>
+        <w:spacing w:after="80" w:before="220"/>
+      </w:pPr>
+      <w:r>
+        <w:rPr>
+          <w:b/>
+          <w:bCs/>
+          <w:color w:val="1F3A5F"/>
+          <w:sz w:val="24"/>
+          <w:szCs w:val="24"/>
+        </w:rPr>
+        <w:t xml:space="preserve">Test 2 — Is it clear? Will you KNOW when it is done?</w:t>
+      </w:r>
+    </w:p>
+    <w:p>
+      <w:pPr>
+        <w:spacing w:after="140" w:before="0" w:line="300"/>
+      </w:pPr>
+      <w:r>
+        <w:rPr>
+          <w:sz w:val="22"/>
+          <w:szCs w:val="22"/>
+        </w:rPr>
+        <w:t xml:space="preserve">You must be able to tell whether you have done it.</w:t>
+      </w:r>
+    </w:p>
+    <w:p>
+      <w:pPr>
+        <w:pStyle w:val="ListParagraph"/>
+        <w:numPr>
+          <w:ilvl w:val="0"/>
+          <w:numId w:val="1"/>
+        </w:numPr>
+        <w:spacing w:after="80" w:line="300"/>
+      </w:pPr>
+      <w:r>
+        <w:rPr>
+          <w:sz w:val="22"/>
+          <w:szCs w:val="22"/>
+        </w:rPr>
+        <w:t xml:space="preserve">"Get better at reading" — how would you know? Better than what?</w:t>
+      </w:r>
+    </w:p>
+    <w:p>
+      <w:pPr>
+        <w:pStyle w:val="ListParagraph"/>
+        <w:numPr>
+          <w:ilvl w:val="0"/>
+          <w:numId w:val="1"/>
+        </w:numPr>
+        <w:spacing w:after="80" w:line="300"/>
+      </w:pPr>
+      <w:r>
+        <w:rPr>
+          <w:sz w:val="22"/>
+          <w:szCs w:val="22"/>
+        </w:rPr>
+        <w:t xml:space="preserve">"Read the words on the signs near my shelter" — you will know. You either can or you cannot.</w:t>
+      </w:r>
+    </w:p>
+    <w:p>
+      <w:pPr>
+        <w:spacing w:after="140" w:before="0" w:line="300"/>
+      </w:pPr>
+      <w:r>
+        <w:rPr>
+          <w:sz w:val="22"/>
+          <w:szCs w:val="22"/>
+        </w:rPr>
+        <w:t xml:space="preserve">Ask yourself: how will I know I have done it?</w:t>
+      </w:r>
+    </w:p>
+    <w:p>
+      <w:pPr>
+        <w:pStyle w:val="Heading3"/>
+        <w:keepNext/>
+        <w:spacing w:after="80" w:before="220"/>
+      </w:pPr>
+      <w:r>
+        <w:rPr>
+          <w:b/>
+          <w:bCs/>
+          <w:color w:val="1F3A5F"/>
+          <w:sz w:val="24"/>
+          <w:szCs w:val="24"/>
+        </w:rPr>
+        <w:t xml:space="preserve">Test 3 — Does it matter to ME?</w:t>
+      </w:r>
+    </w:p>
+    <w:p>
+      <w:pPr>
+        <w:spacing w:after="140" w:before="0" w:line="300"/>
+      </w:pPr>
+      <w:r>
+        <w:rPr>
+          <w:sz w:val="22"/>
+          <w:szCs w:val="22"/>
+        </w:rPr>
+        <w:t xml:space="preserve">This is the most important one, and the easiest to get wrong.</w:t>
+      </w:r>
+    </w:p>
+    <w:p>
+      <w:pPr>
+        <w:spacing w:after="140" w:before="0" w:line="300"/>
+      </w:pPr>
+      <w:r>
+        <w:rPr>
+          <w:sz w:val="22"/>
+          <w:szCs w:val="22"/>
+        </w:rPr>
+        <w:t xml:space="preserve">Do not choose the goal you think your facilitator wants to hear. "Study hard every day" sounds good and means nothing. Nobody is marking your goal.</w:t>
+      </w:r>
+    </w:p>
+    <w:p>
+      <w:pPr>
+        <w:spacing w:after="140" w:before="0" w:line="300"/>
+      </w:pPr>
+      <w:r>
+        <w:rPr>
+          <w:sz w:val="22"/>
+          <w:szCs w:val="22"/>
+        </w:rPr>
+        <w:t xml:space="preserve">Ask yourself: what would be different for me if I did this? If you cannot answer, it is not your goal yet. Choose again.</w:t>
+      </w:r>
+    </w:p>
+    <w:p>
+      <w:pPr>
+        <w:pStyle w:val="Heading3"/>
+        <w:keepNext/>
+        <w:spacing w:after="80" w:before="220"/>
+      </w:pPr>
+      <w:r>
+        <w:rPr>
+          <w:b/>
+          <w:bCs/>
+          <w:color w:val="1F3A5F"/>
+          <w:sz w:val="24"/>
+          <w:szCs w:val="24"/>
+        </w:rPr>
+        <w:t xml:space="preserve">Test 4 — Is there a by-when?</w:t>
+      </w:r>
+    </w:p>
+    <w:p>
+      <w:pPr>
+        <w:spacing w:after="140" w:before="0" w:line="300"/>
+      </w:pPr>
+      <w:r>
+        <w:rPr>
+          <w:sz w:val="22"/>
+          <w:szCs w:val="22"/>
+        </w:rPr>
+        <w:t xml:space="preserve">A goal with no time is always about to start. Say when: by the end of this course, in four weeks, by the time the rains come.</w:t>
+      </w:r>
+    </w:p>
+    <w:p>
+      <w:pPr>
+        <w:pStyle w:val="Heading3"/>
+        <w:keepNext/>
+        <w:spacing w:after="80" w:before="220"/>
+      </w:pPr>
+      <w:r>
+        <w:rPr>
+          <w:b/>
+          <w:bCs/>
+          <w:color w:val="1F3A5F"/>
+          <w:sz w:val="24"/>
+          <w:szCs w:val="24"/>
+        </w:rPr>
+        <w:t xml:space="preserve">One more thing: choose something YOU can decide</w:t>
+      </w:r>
+    </w:p>
+    <w:p>
+      <w:pPr>
+        <w:spacing w:after="140" w:before="0" w:line="300"/>
+      </w:pPr>
+      <w:r>
+        <w:rPr>
+          <w:sz w:val="22"/>
+          <w:szCs w:val="22"/>
+        </w:rPr>
+        <w:t xml:space="preserve">Some things are decided by other people. Whether you get a place somewhere is not yours to decide.</w:t>
+      </w:r>
+    </w:p>
+    <w:p>
+      <w:pPr>
+        <w:spacing w:after="140" w:before="0" w:line="300"/>
+      </w:pPr>
+      <w:r>
+        <w:rPr>
+          <w:sz w:val="22"/>
+          <w:szCs w:val="22"/>
+        </w:rPr>
+        <w:t xml:space="preserve">So make your goal the part that IS yours. Not "get into the school" — but "be able to introduce myself in English". You can do that one. Nobody has to say yes first.</w:t>
+      </w:r>
+    </w:p>
+    <w:tbl>
+      <w:tblPr>
+        <w:tblW w:type="pct" w:w="100%"/>
+        <w:tblBorders>
+          <w:top w:val="none"/>
+          <w:left w:val="single" w:color="1F3A5F" w:sz="18"/>
+          <w:bottom w:val="none"/>
+          <w:right w:val="none"/>
+          <w:insideH w:val="none"/>
+          <w:insideV w:val="none"/>
+        </w:tblBorders>
+      </w:tblPr>
+      <w:tblGrid>
+        <w:gridCol w:w="9070"/>
+      </w:tblGrid>
+      <w:tr>
+        <w:tc>
+          <w:tcPr>
+            <w:tcW w:type="dxa" w:w="9070"/>
+            <w:tcMar>
+              <w:top w:type="dxa" w:w="100"/>
+              <w:left w:type="dxa" w:w="200"/>
+              <w:bottom w:type="dxa" w:w="100"/>
+              <w:right w:type="dxa" w:w="120"/>
+            </w:tcMar>
+          </w:tcPr>
+          <w:p>
+            <w:pPr>
+              <w:spacing w:after="80"/>
+            </w:pPr>
+            <w:r>
+              <w:rPr>
+                <w:b/>
+                <w:bCs/>
+                <w:color w:val="1F3A5F"/>
+                <w:spacing w:val="24"/>
+                <w:sz w:val="17"/>
+                <w:szCs w:val="17"/>
+              </w:rPr>
+              <w:t xml:space="preserve">NEW WORDS</w:t>
+            </w:r>
+          </w:p>
+          <w:p>
+            <w:pPr>
+              <w:spacing w:after="60" w:line="280"/>
+            </w:pPr>
+            <w:r>
+              <w:rPr>
+                <w:sz w:val="21"/>
+                <w:szCs w:val="21"/>
+              </w:rPr>
+              <w:t xml:space="preserve">goal — something you decide you want to be able to do, and go after on purpose</w:t>
+            </w:r>
+          </w:p>
+          <w:p>
+            <w:pPr>
+              <w:spacing w:after="60" w:line="280"/>
+            </w:pPr>
+            <w:r>
+              <w:rPr>
+                <w:sz w:val="21"/>
+                <w:szCs w:val="21"/>
+              </w:rPr>
+              <w:t xml:space="preserve">by-when — the time you say you will have done it by</w:t>
+            </w:r>
+          </w:p>
+          <w:p>
+            <w:pPr>
+              <w:spacing w:after="60" w:line="280"/>
+            </w:pPr>
+            <w:r>
+              <w:rPr>
+                <w:sz w:val="21"/>
+                <w:szCs w:val="21"/>
+              </w:rPr>
+              <w:t xml:space="preserve">reachable — small enough that you really could finish it</w:t>
+            </w:r>
+          </w:p>
+        </w:tc>
+      </w:tr>
+    </w:tbl>
+    <w:p>
+      <w:pPr>
+        <w:spacing w:after="60" w:before="200"/>
+      </w:pPr>
+      <w:r>
+        <w:rPr>
+          <w:b/>
+          <w:bCs/>
+          <w:color w:val="7A3B69"/>
+          <w:sz w:val="23"/>
+          <w:szCs w:val="23"/>
+        </w:rPr>
+        <w:t xml:space="preserve">Try it yourself</w:t>
+      </w:r>
+    </w:p>
+    <w:p>
+      <w:pPr>
+        <w:spacing w:after="140" w:before="0" w:line="300"/>
+      </w:pPr>
+      <w:r>
+        <w:rPr>
+          <w:sz w:val="22"/>
+          <w:szCs w:val="22"/>
+        </w:rPr>
+        <w:t xml:space="preserve">Read each goal. Does it pass all four tests, or does it fail one? Circle your answer, and see if you can say WHICH test it fails. Then check at the back of the book.</w:t>
+      </w:r>
+    </w:p>
+    <w:p>
+      <w:pPr>
+        <w:spacing w:after="20" w:before="80" w:line="300"/>
+      </w:pPr>
+      <w:r>
+        <w:rPr>
+          <w:sz w:val="22"/>
+          <w:szCs w:val="22"/>
+        </w:rPr>
+        <w:t xml:space="preserve">1.   I want to be better.</w:t>
+      </w:r>
+    </w:p>
+    <w:p>
+      <w:pPr>
+        <w:spacing w:after="60" w:line="280"/>
+        <w:ind w:left="340"/>
+      </w:pPr>
+      <w:r>
+        <w:rPr>
+          <w:color w:val="7A3B69"/>
+          <w:sz w:val="22"/>
+          <w:szCs w:val="22"/>
+        </w:rPr>
+        <w:t xml:space="preserve">○  </w:t>
+      </w:r>
+      <w:r>
+        <w:rPr>
+          <w:sz w:val="22"/>
+          <w:szCs w:val="22"/>
+        </w:rPr>
+        <w:t xml:space="preserve">good goal      </w:t>
+      </w:r>
+      <w:r>
+        <w:rPr>
+          <w:color w:val="7A3B69"/>
+          <w:sz w:val="22"/>
+          <w:szCs w:val="22"/>
+        </w:rPr>
+        <w:t xml:space="preserve">○  </w:t>
+      </w:r>
+      <w:r>
+        <w:rPr>
+          <w:sz w:val="22"/>
+          <w:szCs w:val="22"/>
+        </w:rPr>
+        <w:t xml:space="preserve">fails a test      </w:t>
+      </w:r>
+    </w:p>
+    <w:p>
+      <w:pPr>
+        <w:spacing w:after="20" w:before="80" w:line="300"/>
+      </w:pPr>
+      <w:r>
+        <w:rPr>
+          <w:sz w:val="22"/>
+          <w:szCs w:val="22"/>
+        </w:rPr>
+        <w:t xml:space="preserve">2.   By the end of this course, I want to be able to write my name and say three sentences about myself.</w:t>
+      </w:r>
+    </w:p>
+    <w:p>
+      <w:pPr>
+        <w:spacing w:after="60" w:line="280"/>
+        <w:ind w:left="340"/>
+      </w:pPr>
+      <w:r>
+        <w:rPr>
+          <w:color w:val="7A3B69"/>
+          <w:sz w:val="22"/>
+          <w:szCs w:val="22"/>
+        </w:rPr>
+        <w:t xml:space="preserve">○  </w:t>
+      </w:r>
+      <w:r>
+        <w:rPr>
+          <w:sz w:val="22"/>
+          <w:szCs w:val="22"/>
+        </w:rPr>
+        <w:t xml:space="preserve">good goal      </w:t>
+      </w:r>
+      <w:r>
+        <w:rPr>
+          <w:color w:val="7A3B69"/>
+          <w:sz w:val="22"/>
+          <w:szCs w:val="22"/>
+        </w:rPr>
+        <w:t xml:space="preserve">○  </w:t>
+      </w:r>
+      <w:r>
+        <w:rPr>
+          <w:sz w:val="22"/>
+          <w:szCs w:val="22"/>
+        </w:rPr>
+        <w:t xml:space="preserve">fails a test      </w:t>
+      </w:r>
+    </w:p>
+    <w:p>
+      <w:pPr>
+        <w:spacing w:after="20" w:before="80" w:line="300"/>
+      </w:pPr>
+      <w:r>
+        <w:rPr>
+          <w:sz w:val="22"/>
+          <w:szCs w:val="22"/>
+        </w:rPr>
+        <w:t xml:space="preserve">3.   I want to study hard every day and be a good student.</w:t>
+      </w:r>
+    </w:p>
+    <w:p>
+      <w:pPr>
+        <w:spacing w:after="60" w:line="280"/>
+        <w:ind w:left="340"/>
+      </w:pPr>
+      <w:r>
+        <w:rPr>
+          <w:color w:val="7A3B69"/>
+          <w:sz w:val="22"/>
+          <w:szCs w:val="22"/>
+        </w:rPr>
+        <w:t xml:space="preserve">○  </w:t>
+      </w:r>
+      <w:r>
+        <w:rPr>
+          <w:sz w:val="22"/>
+          <w:szCs w:val="22"/>
+        </w:rPr>
+        <w:t xml:space="preserve">good goal      </w:t>
+      </w:r>
+      <w:r>
+        <w:rPr>
+          <w:color w:val="7A3B69"/>
+          <w:sz w:val="22"/>
+          <w:szCs w:val="22"/>
+        </w:rPr>
+        <w:t xml:space="preserve">○  </w:t>
+      </w:r>
+      <w:r>
+        <w:rPr>
+          <w:sz w:val="22"/>
+          <w:szCs w:val="22"/>
+        </w:rPr>
+        <w:t xml:space="preserve">fails a test      </w:t>
+      </w:r>
+    </w:p>
+    <w:p>
+      <w:pPr>
+        <w:spacing w:after="20" w:before="80" w:line="300"/>
+      </w:pPr>
+      <w:r>
+        <w:rPr>
+          <w:sz w:val="22"/>
+          <w:szCs w:val="22"/>
+        </w:rPr>
+        <w:t xml:space="preserve">4.   I want to get a place at the secondary school next year.</w:t>
+      </w:r>
+    </w:p>
+    <w:p>
+      <w:pPr>
+        <w:spacing w:after="60" w:line="280"/>
+        <w:ind w:left="340"/>
+      </w:pPr>
+      <w:r>
+        <w:rPr>
+          <w:color w:val="7A3B69"/>
+          <w:sz w:val="22"/>
+          <w:szCs w:val="22"/>
+        </w:rPr>
+        <w:t xml:space="preserve">○  </w:t>
+      </w:r>
+      <w:r>
+        <w:rPr>
+          <w:sz w:val="22"/>
+          <w:szCs w:val="22"/>
+        </w:rPr>
+        <w:t xml:space="preserve">good goal      </w:t>
+      </w:r>
+      <w:r>
+        <w:rPr>
+          <w:color w:val="7A3B69"/>
+          <w:sz w:val="22"/>
+          <w:szCs w:val="22"/>
+        </w:rPr>
+        <w:t xml:space="preserve">○  </w:t>
+      </w:r>
+      <w:r>
+        <w:rPr>
+          <w:sz w:val="22"/>
+          <w:szCs w:val="22"/>
+        </w:rPr>
+        <w:t xml:space="preserve">fails a test      </w:t>
+      </w:r>
+    </w:p>
+    <w:p>
+      <w:pPr>
+        <w:spacing w:after="140" w:before="60" w:line="300"/>
+      </w:pPr>
+      <w:r>
+        <w:rPr>
+          <w:sz w:val="22"/>
+          <w:szCs w:val="22"/>
+        </w:rPr>
+        <w:t xml:space="preserve">Now take one rough goal of your own and run all four tests on it. It does not have to pass yet — that is what next session is for.</w:t>
+      </w:r>
+    </w:p>
+    <w:p>
+      <w:pPr>
+        <w:spacing w:after="140" w:before="80" w:line="300"/>
+      </w:pPr>
+      <w:r>
+        <w:rPr>
+          <w:b/>
+          <w:bCs/>
+          <w:color w:val="5A6473"/>
+          <w:sz w:val="20"/>
+          <w:szCs w:val="20"/>
+        </w:rPr>
+        <w:t xml:space="preserve">The answers are at the back of your book. Try it first, then check.</w:t>
+      </w:r>
+    </w:p>
+    <w:p>
+      <w:r>
+        <w:br w:type="page"/>
+      </w:r>
+    </w:p>
+    <w:p>
+      <w:pPr>
+        <w:keepNext/>
+        <w:pBdr>
+          <w:bottom w:val="single" w:color="B9B3A6" w:sz="4"/>
+        </w:pBdr>
+        <w:spacing w:after="60"/>
+      </w:pPr>
+      <w:r>
+        <w:rPr>
+          <w:b/>
+          <w:bCs/>
           <w:color w:val="7A3B69"/>
           <w:spacing w:val="30"/>
           <w:sz w:val="16"/>
@@ -10356,6 +11034,749 @@
         <w:rPr>
           <w:b/>
           <w:bCs/>
+          <w:color w:val="FFFFFF"/>
+          <w:spacing w:val="30"/>
+          <w:sz w:val="16"/>
+          <w:szCs w:val="16"/>
+          <w:shd w:fill="7A3B69" w:val="clear"/>
+        </w:rPr>
+        <w:t xml:space="preserve">  LEARN IT  </w:t>
+      </w:r>
+      <w:r>
+        <w:rPr>
+          <w:b/>
+          <w:bCs/>
+          <w:color w:val="7A3B69"/>
+          <w:spacing w:val="30"/>
+          <w:sz w:val="16"/>
+          <w:szCs w:val="16"/>
+        </w:rPr>
+        <w:t xml:space="preserve">   YOUR STEPS, AND YOUR FIRST STEP</w:t>
+      </w:r>
+    </w:p>
+    <w:p>
+      <w:pPr>
+        <w:pStyle w:val="Heading2"/>
+        <w:keepNext/>
+        <w:spacing w:after="180" w:before="160"/>
+      </w:pPr>
+      <w:r>
+        <w:rPr>
+          <w:b/>
+          <w:bCs/>
+          <w:color w:val="1F3A5F"/>
+          <w:sz w:val="38"/>
+          <w:szCs w:val="38"/>
+        </w:rPr>
+        <w:t xml:space="preserve">How to break a goal into steps you can actually take</w:t>
+      </w:r>
+    </w:p>
+    <w:p>
+      <w:pPr>
+        <w:spacing w:after="140" w:before="0" w:line="300"/>
+      </w:pPr>
+      <w:r>
+        <w:rPr>
+          <w:sz w:val="22"/>
+          <w:szCs w:val="22"/>
+        </w:rPr>
+        <w:t xml:space="preserve">You have a goal now. A goal on a page does nothing on its own. This is how you turn it into something you can start.</w:t>
+      </w:r>
+    </w:p>
+    <w:p>
+      <w:pPr>
+        <w:pStyle w:val="Heading3"/>
+        <w:keepNext/>
+        <w:spacing w:after="80" w:before="220"/>
+      </w:pPr>
+      <w:r>
+        <w:rPr>
+          <w:b/>
+          <w:bCs/>
+          <w:color w:val="1F3A5F"/>
+          <w:sz w:val="24"/>
+          <w:szCs w:val="24"/>
+        </w:rPr>
+        <w:t xml:space="preserve">Why steps?</w:t>
+      </w:r>
+    </w:p>
+    <w:p>
+      <w:pPr>
+        <w:spacing w:after="140" w:before="0" w:line="300"/>
+      </w:pPr>
+      <w:r>
+        <w:rPr>
+          <w:sz w:val="22"/>
+          <w:szCs w:val="22"/>
+        </w:rPr>
+        <w:t xml:space="preserve">Two reasons.</w:t>
+      </w:r>
+    </w:p>
+    <w:p>
+      <w:pPr>
+        <w:spacing w:after="140" w:before="0" w:line="300"/>
+      </w:pPr>
+      <w:r>
+        <w:rPr>
+          <w:sz w:val="22"/>
+          <w:szCs w:val="22"/>
+        </w:rPr>
+        <w:t xml:space="preserve">A big thing is hard to start. Not because you are lazy — because you cannot see where to put your hand first. Steps give you somewhere to put your hand.</w:t>
+      </w:r>
+    </w:p>
+    <w:p>
+      <w:pPr>
+        <w:spacing w:after="140" w:before="0" w:line="300"/>
+      </w:pPr>
+      <w:r>
+        <w:rPr>
+          <w:sz w:val="22"/>
+          <w:szCs w:val="22"/>
+        </w:rPr>
+        <w:t xml:space="preserve">Steps are how you find out you are moving. If your goal takes ten weeks and you have no steps, you will not know for ten weeks whether anything is happening. If you finish step two, you KNOW you moved. That is worth a lot.</w:t>
+      </w:r>
+    </w:p>
+    <w:p>
+      <w:pPr>
+        <w:pStyle w:val="Heading3"/>
+        <w:keepNext/>
+        <w:spacing w:after="80" w:before="220"/>
+      </w:pPr>
+      <w:r>
+        <w:rPr>
+          <w:b/>
+          <w:bCs/>
+          <w:color w:val="1F3A5F"/>
+          <w:sz w:val="24"/>
+          <w:szCs w:val="24"/>
+        </w:rPr>
+        <w:t xml:space="preserve">What makes something a step</w:t>
+      </w:r>
+    </w:p>
+    <w:p>
+      <w:pPr>
+        <w:spacing w:after="140" w:before="0" w:line="300"/>
+      </w:pPr>
+      <w:r>
+        <w:rPr>
+          <w:sz w:val="22"/>
+          <w:szCs w:val="22"/>
+        </w:rPr>
+        <w:t xml:space="preserve">A step is something you could finish in one go, and know you had finished it.</w:t>
+      </w:r>
+    </w:p>
+    <w:p>
+      <w:pPr>
+        <w:pStyle w:val="ListParagraph"/>
+        <w:numPr>
+          <w:ilvl w:val="0"/>
+          <w:numId w:val="1"/>
+        </w:numPr>
+        <w:spacing w:after="80" w:line="300"/>
+      </w:pPr>
+      <w:r>
+        <w:rPr>
+          <w:sz w:val="22"/>
+          <w:szCs w:val="22"/>
+        </w:rPr>
+        <w:t xml:space="preserve">"Learn to read" — not a step. That is another goal.</w:t>
+      </w:r>
+    </w:p>
+    <w:p>
+      <w:pPr>
+        <w:pStyle w:val="ListParagraph"/>
+        <w:numPr>
+          <w:ilvl w:val="0"/>
+          <w:numId w:val="1"/>
+        </w:numPr>
+        <w:spacing w:after="80" w:line="300"/>
+      </w:pPr>
+      <w:r>
+        <w:rPr>
+          <w:sz w:val="22"/>
+          <w:szCs w:val="22"/>
+        </w:rPr>
+        <w:t xml:space="preserve">"Ask my neighbour to show me the letters in my name" — a step. You can finish it. You will know.</w:t>
+      </w:r>
+    </w:p>
+    <w:p>
+      <w:pPr>
+        <w:spacing w:after="140" w:before="0" w:line="300"/>
+      </w:pPr>
+      <w:r>
+        <w:rPr>
+          <w:sz w:val="22"/>
+          <w:szCs w:val="22"/>
+        </w:rPr>
+        <w:t xml:space="preserve">Four or five steps is about right. If you have ten, they are too small. If you have two, they are probably still goals in disguise.</w:t>
+      </w:r>
+    </w:p>
+    <w:p>
+      <w:pPr>
+        <w:pStyle w:val="Heading3"/>
+        <w:keepNext/>
+        <w:spacing w:after="80" w:before="220"/>
+      </w:pPr>
+      <w:r>
+        <w:rPr>
+          <w:b/>
+          <w:bCs/>
+          <w:color w:val="1F3A5F"/>
+          <w:sz w:val="24"/>
+          <w:szCs w:val="24"/>
+        </w:rPr>
+        <w:t xml:space="preserve">Put them in order</w:t>
+      </w:r>
+    </w:p>
+    <w:p>
+      <w:pPr>
+        <w:spacing w:after="140" w:before="0" w:line="300"/>
+      </w:pPr>
+      <w:r>
+        <w:rPr>
+          <w:sz w:val="22"/>
+          <w:szCs w:val="22"/>
+        </w:rPr>
+        <w:t xml:space="preserve">Which one has to happen first? Which one cannot happen until another is done?</w:t>
+      </w:r>
+    </w:p>
+    <w:p>
+      <w:pPr>
+        <w:spacing w:after="140" w:before="0" w:line="300"/>
+      </w:pPr>
+      <w:r>
+        <w:rPr>
+          <w:sz w:val="22"/>
+          <w:szCs w:val="22"/>
+        </w:rPr>
+        <w:t xml:space="preserve">Watch out for a ladder that is upside down. If your first step is the hardest one, swap it.</w:t>
+      </w:r>
+    </w:p>
+    <w:p>
+      <w:pPr>
+        <w:pStyle w:val="Heading3"/>
+        <w:keepNext/>
+        <w:spacing w:after="80" w:before="220"/>
+      </w:pPr>
+      <w:r>
+        <w:rPr>
+          <w:b/>
+          <w:bCs/>
+          <w:color w:val="1F3A5F"/>
+          <w:sz w:val="24"/>
+          <w:szCs w:val="24"/>
+        </w:rPr>
+        <w:t xml:space="preserve">Now the important part: your FIRST step</w:t>
+      </w:r>
+    </w:p>
+    <w:p>
+      <w:pPr>
+        <w:spacing w:after="140" w:before="0" w:line="300"/>
+      </w:pPr>
+      <w:r>
+        <w:rPr>
+          <w:sz w:val="22"/>
+          <w:szCs w:val="22"/>
+        </w:rPr>
+        <w:t xml:space="preserve">Choose the first step. Then make it smaller.</w:t>
+      </w:r>
+    </w:p>
+    <w:p>
+      <w:pPr>
+        <w:spacing w:after="140" w:before="0" w:line="300"/>
+      </w:pPr>
+      <w:r>
+        <w:rPr>
+          <w:sz w:val="22"/>
+          <w:szCs w:val="22"/>
+        </w:rPr>
+        <w:t xml:space="preserve">A good first step is one you could do today, on your own, with what you already have.</w:t>
+      </w:r>
+    </w:p>
+    <w:p>
+      <w:pPr>
+        <w:pStyle w:val="ListParagraph"/>
+        <w:numPr>
+          <w:ilvl w:val="0"/>
+          <w:numId w:val="1"/>
+        </w:numPr>
+        <w:spacing w:after="80" w:line="300"/>
+      </w:pPr>
+      <w:r>
+        <w:rPr>
+          <w:sz w:val="22"/>
+          <w:szCs w:val="22"/>
+        </w:rPr>
+        <w:t xml:space="preserve">"Practise English for an hour every day" — this is not a first step. It is a habit, and habits</w:t>
+      </w:r>
+    </w:p>
+    <w:p>
+      <w:pPr>
+        <w:spacing w:after="140" w:before="0" w:line="300"/>
+      </w:pPr>
+      <w:r>
+        <w:rPr>
+          <w:sz w:val="22"/>
+          <w:szCs w:val="22"/>
+        </w:rPr>
+        <w:t xml:space="preserve">are hard to start.</w:t>
+      </w:r>
+    </w:p>
+    <w:p>
+      <w:pPr>
+        <w:pStyle w:val="ListParagraph"/>
+        <w:numPr>
+          <w:ilvl w:val="0"/>
+          <w:numId w:val="1"/>
+        </w:numPr>
+        <w:spacing w:after="80" w:line="300"/>
+      </w:pPr>
+      <w:r>
+        <w:rPr>
+          <w:sz w:val="22"/>
+          <w:szCs w:val="22"/>
+        </w:rPr>
+        <w:t xml:space="preserve">"Ask one person to teach me three words" — this is a first step. You could do it this afternoon.</w:t>
+      </w:r>
+    </w:p>
+    <w:p>
+      <w:pPr>
+        <w:spacing w:after="140" w:before="0" w:line="300"/>
+      </w:pPr>
+      <w:r>
+        <w:rPr>
+          <w:sz w:val="22"/>
+          <w:szCs w:val="22"/>
+        </w:rPr>
+        <w:t xml:space="preserve">Ask yourself honestly: could I do this before we meet again, even if this week goes badly?</w:t>
+      </w:r>
+    </w:p>
+    <w:p>
+      <w:pPr>
+        <w:spacing w:after="140" w:before="0" w:line="300"/>
+      </w:pPr>
+      <w:r>
+        <w:rPr>
+          <w:sz w:val="22"/>
+          <w:szCs w:val="22"/>
+        </w:rPr>
+        <w:t xml:space="preserve">If the answer is no, make it smaller. Then ask again.</w:t>
+      </w:r>
+    </w:p>
+    <w:p>
+      <w:pPr>
+        <w:pStyle w:val="Heading3"/>
+        <w:keepNext/>
+        <w:spacing w:after="80" w:before="220"/>
+      </w:pPr>
+      <w:r>
+        <w:rPr>
+          <w:b/>
+          <w:bCs/>
+          <w:color w:val="1F3A5F"/>
+          <w:sz w:val="24"/>
+          <w:szCs w:val="24"/>
+        </w:rPr>
+        <w:t xml:space="preserve">Why so small?</w:t>
+      </w:r>
+    </w:p>
+    <w:p>
+      <w:pPr>
+        <w:spacing w:after="140" w:before="0" w:line="300"/>
+      </w:pPr>
+      <w:r>
+        <w:rPr>
+          <w:sz w:val="22"/>
+          <w:szCs w:val="22"/>
+        </w:rPr>
+        <w:t xml:space="preserve">Because the point of the first step is not to get a lot done. The point is to find out that you can move at all. Everything after that is easier.</w:t>
+      </w:r>
+    </w:p>
+    <w:p>
+      <w:pPr>
+        <w:pStyle w:val="Heading3"/>
+        <w:keepNext/>
+        <w:spacing w:after="80" w:before="220"/>
+      </w:pPr>
+      <w:r>
+        <w:rPr>
+          <w:b/>
+          <w:bCs/>
+          <w:color w:val="1F3A5F"/>
+          <w:sz w:val="24"/>
+          <w:szCs w:val="24"/>
+        </w:rPr>
+        <w:t xml:space="preserve">Say it out loud</w:t>
+      </w:r>
+    </w:p>
+    <w:p>
+      <w:pPr>
+        <w:spacing w:after="140" w:before="0" w:line="300"/>
+      </w:pPr>
+      <w:r>
+        <w:rPr>
+          <w:sz w:val="22"/>
+          <w:szCs w:val="22"/>
+        </w:rPr>
+        <w:t xml:space="preserve">Tell your partner your first step. Out loud, to a person.</w:t>
+      </w:r>
+    </w:p>
+    <w:p>
+      <w:pPr>
+        <w:spacing w:after="140" w:before="0" w:line="300"/>
+      </w:pPr>
+      <w:r>
+        <w:rPr>
+          <w:sz w:val="22"/>
+          <w:szCs w:val="22"/>
+        </w:rPr>
+        <w:t xml:space="preserve">A step you have said to someone is much more likely to actually happen than one you only wrote down. Nobody knows why, but it is true.</w:t>
+      </w:r>
+    </w:p>
+    <w:tbl>
+      <w:tblPr>
+        <w:tblW w:type="pct" w:w="100%"/>
+        <w:tblBorders>
+          <w:top w:val="none"/>
+          <w:left w:val="single" w:color="1F3A5F" w:sz="18"/>
+          <w:bottom w:val="none"/>
+          <w:right w:val="none"/>
+          <w:insideH w:val="none"/>
+          <w:insideV w:val="none"/>
+        </w:tblBorders>
+      </w:tblPr>
+      <w:tblGrid>
+        <w:gridCol w:w="9070"/>
+      </w:tblGrid>
+      <w:tr>
+        <w:tc>
+          <w:tcPr>
+            <w:tcW w:type="dxa" w:w="9070"/>
+            <w:tcMar>
+              <w:top w:type="dxa" w:w="100"/>
+              <w:left w:type="dxa" w:w="200"/>
+              <w:bottom w:type="dxa" w:w="100"/>
+              <w:right w:type="dxa" w:w="120"/>
+            </w:tcMar>
+          </w:tcPr>
+          <w:p>
+            <w:pPr>
+              <w:spacing w:after="80"/>
+            </w:pPr>
+            <w:r>
+              <w:rPr>
+                <w:b/>
+                <w:bCs/>
+                <w:color w:val="1F3A5F"/>
+                <w:spacing w:val="24"/>
+                <w:sz w:val="17"/>
+                <w:szCs w:val="17"/>
+              </w:rPr>
+              <w:t xml:space="preserve">NEW WORDS</w:t>
+            </w:r>
+          </w:p>
+          <w:p>
+            <w:pPr>
+              <w:spacing w:after="60" w:line="280"/>
+            </w:pPr>
+            <w:r>
+              <w:rPr>
+                <w:sz w:val="21"/>
+                <w:szCs w:val="21"/>
+              </w:rPr>
+              <w:t xml:space="preserve">step — something small you can finish in one go, on the way to your goal</w:t>
+            </w:r>
+          </w:p>
+          <w:p>
+            <w:pPr>
+              <w:spacing w:after="60" w:line="280"/>
+            </w:pPr>
+            <w:r>
+              <w:rPr>
+                <w:sz w:val="21"/>
+                <w:szCs w:val="21"/>
+              </w:rPr>
+              <w:t xml:space="preserve">first step — the one you will do first — small enough to do today</w:t>
+            </w:r>
+          </w:p>
+          <w:p>
+            <w:pPr>
+              <w:spacing w:after="60" w:line="280"/>
+            </w:pPr>
+            <w:r>
+              <w:rPr>
+                <w:sz w:val="21"/>
+                <w:szCs w:val="21"/>
+              </w:rPr>
+              <w:t xml:space="preserve">ladder — your steps drawn in order, from the one you do first to the one you do last</w:t>
+            </w:r>
+          </w:p>
+        </w:tc>
+      </w:tr>
+    </w:tbl>
+    <w:p>
+      <w:pPr>
+        <w:spacing w:after="60" w:before="200"/>
+      </w:pPr>
+      <w:r>
+        <w:rPr>
+          <w:b/>
+          <w:bCs/>
+          <w:color w:val="7A3B69"/>
+          <w:sz w:val="23"/>
+          <w:szCs w:val="23"/>
+        </w:rPr>
+        <w:t xml:space="preserve">Try it yourself</w:t>
+      </w:r>
+    </w:p>
+    <w:p>
+      <w:pPr>
+        <w:spacing w:after="140" w:before="0" w:line="300"/>
+      </w:pPr>
+      <w:r>
+        <w:rPr>
+          <w:sz w:val="22"/>
+          <w:szCs w:val="22"/>
+        </w:rPr>
+        <w:t xml:space="preserve">Someone's goal is "be able to introduce myself in English". Is each of these a good FIRST step, or is it too big? Circle your answer, then check at the back of the book.</w:t>
+      </w:r>
+    </w:p>
+    <w:p>
+      <w:pPr>
+        <w:spacing w:after="20" w:before="80" w:line="300"/>
+      </w:pPr>
+      <w:r>
+        <w:rPr>
+          <w:sz w:val="22"/>
+          <w:szCs w:val="22"/>
+        </w:rPr>
+        <w:t xml:space="preserve">1.   Practise English for one hour every evening.</w:t>
+      </w:r>
+    </w:p>
+    <w:p>
+      <w:pPr>
+        <w:spacing w:after="60" w:line="280"/>
+        <w:ind w:left="340"/>
+      </w:pPr>
+      <w:r>
+        <w:rPr>
+          <w:color w:val="7A3B69"/>
+          <w:sz w:val="22"/>
+          <w:szCs w:val="22"/>
+        </w:rPr>
+        <w:t xml:space="preserve">○  </w:t>
+      </w:r>
+      <w:r>
+        <w:rPr>
+          <w:sz w:val="22"/>
+          <w:szCs w:val="22"/>
+        </w:rPr>
+        <w:t xml:space="preserve">good first step      </w:t>
+      </w:r>
+      <w:r>
+        <w:rPr>
+          <w:color w:val="7A3B69"/>
+          <w:sz w:val="22"/>
+          <w:szCs w:val="22"/>
+        </w:rPr>
+        <w:t xml:space="preserve">○  </w:t>
+      </w:r>
+      <w:r>
+        <w:rPr>
+          <w:sz w:val="22"/>
+          <w:szCs w:val="22"/>
+        </w:rPr>
+        <w:t xml:space="preserve">too big      </w:t>
+      </w:r>
+    </w:p>
+    <w:p>
+      <w:pPr>
+        <w:spacing w:after="20" w:before="80" w:line="300"/>
+      </w:pPr>
+      <w:r>
+        <w:rPr>
+          <w:sz w:val="22"/>
+          <w:szCs w:val="22"/>
+        </w:rPr>
+        <w:t xml:space="preserve">2.   Ask my facilitator to say the words "my name is" so I can hear them.</w:t>
+      </w:r>
+    </w:p>
+    <w:p>
+      <w:pPr>
+        <w:spacing w:after="60" w:line="280"/>
+        <w:ind w:left="340"/>
+      </w:pPr>
+      <w:r>
+        <w:rPr>
+          <w:color w:val="7A3B69"/>
+          <w:sz w:val="22"/>
+          <w:szCs w:val="22"/>
+        </w:rPr>
+        <w:t xml:space="preserve">○  </w:t>
+      </w:r>
+      <w:r>
+        <w:rPr>
+          <w:sz w:val="22"/>
+          <w:szCs w:val="22"/>
+        </w:rPr>
+        <w:t xml:space="preserve">good first step      </w:t>
+      </w:r>
+      <w:r>
+        <w:rPr>
+          <w:color w:val="7A3B69"/>
+          <w:sz w:val="22"/>
+          <w:szCs w:val="22"/>
+        </w:rPr>
+        <w:t xml:space="preserve">○  </w:t>
+      </w:r>
+      <w:r>
+        <w:rPr>
+          <w:sz w:val="22"/>
+          <w:szCs w:val="22"/>
+        </w:rPr>
+        <w:t xml:space="preserve">too big      </w:t>
+      </w:r>
+    </w:p>
+    <w:p>
+      <w:pPr>
+        <w:spacing w:after="20" w:before="80" w:line="300"/>
+      </w:pPr>
+      <w:r>
+        <w:rPr>
+          <w:sz w:val="22"/>
+          <w:szCs w:val="22"/>
+        </w:rPr>
+        <w:t xml:space="preserve">3.   Become confident speaking English to strangers.</w:t>
+      </w:r>
+    </w:p>
+    <w:p>
+      <w:pPr>
+        <w:spacing w:after="60" w:line="280"/>
+        <w:ind w:left="340"/>
+      </w:pPr>
+      <w:r>
+        <w:rPr>
+          <w:color w:val="7A3B69"/>
+          <w:sz w:val="22"/>
+          <w:szCs w:val="22"/>
+        </w:rPr>
+        <w:t xml:space="preserve">○  </w:t>
+      </w:r>
+      <w:r>
+        <w:rPr>
+          <w:sz w:val="22"/>
+          <w:szCs w:val="22"/>
+        </w:rPr>
+        <w:t xml:space="preserve">good first step      </w:t>
+      </w:r>
+      <w:r>
+        <w:rPr>
+          <w:color w:val="7A3B69"/>
+          <w:sz w:val="22"/>
+          <w:szCs w:val="22"/>
+        </w:rPr>
+        <w:t xml:space="preserve">○  </w:t>
+      </w:r>
+      <w:r>
+        <w:rPr>
+          <w:sz w:val="22"/>
+          <w:szCs w:val="22"/>
+        </w:rPr>
+        <w:t xml:space="preserve">too big      </w:t>
+      </w:r>
+    </w:p>
+    <w:p>
+      <w:pPr>
+        <w:spacing w:after="20" w:before="80" w:line="300"/>
+      </w:pPr>
+      <w:r>
+        <w:rPr>
+          <w:sz w:val="22"/>
+          <w:szCs w:val="22"/>
+        </w:rPr>
+        <w:t xml:space="preserve">4.   Say my name in English to one person in my family tonight.</w:t>
+      </w:r>
+    </w:p>
+    <w:p>
+      <w:pPr>
+        <w:spacing w:after="60" w:line="280"/>
+        <w:ind w:left="340"/>
+      </w:pPr>
+      <w:r>
+        <w:rPr>
+          <w:color w:val="7A3B69"/>
+          <w:sz w:val="22"/>
+          <w:szCs w:val="22"/>
+        </w:rPr>
+        <w:t xml:space="preserve">○  </w:t>
+      </w:r>
+      <w:r>
+        <w:rPr>
+          <w:sz w:val="22"/>
+          <w:szCs w:val="22"/>
+        </w:rPr>
+        <w:t xml:space="preserve">good first step      </w:t>
+      </w:r>
+      <w:r>
+        <w:rPr>
+          <w:color w:val="7A3B69"/>
+          <w:sz w:val="22"/>
+          <w:szCs w:val="22"/>
+        </w:rPr>
+        <w:t xml:space="preserve">○  </w:t>
+      </w:r>
+      <w:r>
+        <w:rPr>
+          <w:sz w:val="22"/>
+          <w:szCs w:val="22"/>
+        </w:rPr>
+        <w:t xml:space="preserve">too big      </w:t>
+      </w:r>
+    </w:p>
+    <w:p>
+      <w:pPr>
+        <w:spacing w:after="140" w:before="60" w:line="300"/>
+      </w:pPr>
+      <w:r>
+        <w:rPr>
+          <w:sz w:val="22"/>
+          <w:szCs w:val="22"/>
+        </w:rPr>
+        <w:t xml:space="preserve">Now look at your own first step. Could you do it before we meet again, even if this week goes badly? If not, make it smaller.</w:t>
+      </w:r>
+    </w:p>
+    <w:p>
+      <w:pPr>
+        <w:spacing w:after="140" w:before="80" w:line="300"/>
+      </w:pPr>
+      <w:r>
+        <w:rPr>
+          <w:b/>
+          <w:bCs/>
+          <w:color w:val="5A6473"/>
+          <w:sz w:val="20"/>
+          <w:szCs w:val="20"/>
+        </w:rPr>
+        <w:t xml:space="preserve">The answers are at the back of your book. Try it first, then check.</w:t>
+      </w:r>
+    </w:p>
+    <w:p>
+      <w:r>
+        <w:br w:type="page"/>
+      </w:r>
+    </w:p>
+    <w:p>
+      <w:pPr>
+        <w:keepNext/>
+        <w:pBdr>
+          <w:bottom w:val="single" w:color="B9B3A6" w:sz="4"/>
+        </w:pBdr>
+        <w:spacing w:after="60"/>
+      </w:pPr>
+      <w:r>
+        <w:rPr>
+          <w:b/>
+          <w:bCs/>
           <w:color w:val="7A3B69"/>
           <w:spacing w:val="30"/>
           <w:sz w:val="16"/>
@@ -16519,6 +17940,805 @@
         <w:rPr>
           <w:b/>
           <w:bCs/>
+          <w:color w:val="FFFFFF"/>
+          <w:spacing w:val="30"/>
+          <w:sz w:val="16"/>
+          <w:szCs w:val="16"/>
+          <w:shd w:fill="7A3B69" w:val="clear"/>
+        </w:rPr>
+        <w:t xml:space="preserve">  LEARN IT  </w:t>
+      </w:r>
+      <w:r>
+        <w:rPr>
+          <w:b/>
+          <w:bCs/>
+          <w:color w:val="7A3B69"/>
+          <w:spacing w:val="30"/>
+          <w:sz w:val="16"/>
+          <w:szCs w:val="16"/>
+        </w:rPr>
+        <w:t xml:space="preserve">   ASKING FOR HELP TO GET BETTER</w:t>
+      </w:r>
+    </w:p>
+    <w:p>
+      <w:pPr>
+        <w:pStyle w:val="Heading2"/>
+        <w:keepNext/>
+        <w:spacing w:after="180" w:before="160"/>
+      </w:pPr>
+      <w:r>
+        <w:rPr>
+          <w:b/>
+          <w:bCs/>
+          <w:color w:val="1F3A5F"/>
+          <w:sz w:val="38"/>
+          <w:szCs w:val="38"/>
+        </w:rPr>
+        <w:t xml:space="preserve">How to ask for feedback, and what to do with it</w:t>
+      </w:r>
+    </w:p>
+    <w:p>
+      <w:pPr>
+        <w:spacing w:after="140" w:before="0" w:line="300"/>
+      </w:pPr>
+      <w:r>
+        <w:rPr>
+          <w:sz w:val="22"/>
+          <w:szCs w:val="22"/>
+        </w:rPr>
+        <w:t xml:space="preserve">Feedback is not someone judging you. Feedback is you asking for something you want to know.</w:t>
+      </w:r>
+    </w:p>
+    <w:p>
+      <w:pPr>
+        <w:spacing w:after="140" w:before="0" w:line="300"/>
+      </w:pPr>
+      <w:r>
+        <w:rPr>
+          <w:sz w:val="22"/>
+          <w:szCs w:val="22"/>
+        </w:rPr>
+        <w:t xml:space="preserve">That difference matters. When someone tells you what they think without you asking, it can feel like a verdict. When you asked, about a thing you chose, it is a tool — and you decide what to do with it.</w:t>
+      </w:r>
+    </w:p>
+    <w:p>
+      <w:pPr>
+        <w:pStyle w:val="Heading3"/>
+        <w:keepNext/>
+        <w:spacing w:after="80" w:before="220"/>
+      </w:pPr>
+      <w:r>
+        <w:rPr>
+          <w:b/>
+          <w:bCs/>
+          <w:color w:val="1F3A5F"/>
+          <w:sz w:val="24"/>
+          <w:szCs w:val="24"/>
+        </w:rPr>
+        <w:t xml:space="preserve">Why "how am I doing?" is a waste of a question</w:t>
+      </w:r>
+    </w:p>
+    <w:p>
+      <w:pPr>
+        <w:spacing w:after="140" w:before="0" w:line="300"/>
+      </w:pPr>
+      <w:r>
+        <w:rPr>
+          <w:sz w:val="22"/>
+          <w:szCs w:val="22"/>
+        </w:rPr>
+        <w:t xml:space="preserve">Ask "how am I doing?" and you will get "fine, well done." Every time, from everyone.</w:t>
+      </w:r>
+    </w:p>
+    <w:p>
+      <w:pPr>
+        <w:spacing w:after="140" w:before="0" w:line="300"/>
+      </w:pPr>
+      <w:r>
+        <w:rPr>
+          <w:sz w:val="22"/>
+          <w:szCs w:val="22"/>
+        </w:rPr>
+        <w:t xml:space="preserve">Not because people are being polite. Because the question cannot be answered. Nobody can look at your whole self and give you something useful on the spot.</w:t>
+      </w:r>
+    </w:p>
+    <w:p>
+      <w:pPr>
+        <w:pStyle w:val="Heading3"/>
+        <w:keepNext/>
+        <w:spacing w:after="80" w:before="220"/>
+      </w:pPr>
+      <w:r>
+        <w:rPr>
+          <w:b/>
+          <w:bCs/>
+          <w:color w:val="1F3A5F"/>
+          <w:sz w:val="24"/>
+          <w:szCs w:val="24"/>
+        </w:rPr>
+        <w:t xml:space="preserve">Ask for one thing, from one person who saw it</w:t>
+      </w:r>
+    </w:p>
+    <w:p>
+      <w:pPr>
+        <w:spacing w:after="140" w:before="0" w:line="300"/>
+      </w:pPr>
+      <w:r>
+        <w:rPr>
+          <w:sz w:val="22"/>
+          <w:szCs w:val="22"/>
+        </w:rPr>
+        <w:t xml:space="preserve">A good ask has three parts:</w:t>
+      </w:r>
+    </w:p>
+    <w:p>
+      <w:pPr>
+        <w:pStyle w:val="ListParagraph"/>
+        <w:numPr>
+          <w:ilvl w:val="0"/>
+          <w:numId w:val="1"/>
+        </w:numPr>
+        <w:spacing w:after="80" w:line="300"/>
+      </w:pPr>
+      <w:r>
+        <w:rPr>
+          <w:sz w:val="22"/>
+          <w:szCs w:val="22"/>
+        </w:rPr>
+        <w:t xml:space="preserve">One thing. Not everything. One.</w:t>
+      </w:r>
+    </w:p>
+    <w:p>
+      <w:pPr>
+        <w:pStyle w:val="ListParagraph"/>
+        <w:numPr>
+          <w:ilvl w:val="0"/>
+          <w:numId w:val="1"/>
+        </w:numPr>
+        <w:spacing w:after="80" w:line="300"/>
+      </w:pPr>
+      <w:r>
+        <w:rPr>
+          <w:sz w:val="22"/>
+          <w:szCs w:val="22"/>
+        </w:rPr>
+        <w:t xml:space="preserve">One person who actually saw it. Not just anyone.</w:t>
+      </w:r>
+    </w:p>
+    <w:p>
+      <w:pPr>
+        <w:pStyle w:val="ListParagraph"/>
+        <w:numPr>
+          <w:ilvl w:val="0"/>
+          <w:numId w:val="1"/>
+        </w:numPr>
+        <w:spacing w:after="80" w:line="300"/>
+      </w:pPr>
+      <w:r>
+        <w:rPr>
+          <w:sz w:val="22"/>
+          <w:szCs w:val="22"/>
+        </w:rPr>
+        <w:t xml:space="preserve">A question they can answer.</w:t>
+      </w:r>
+    </w:p>
+    <w:p>
+      <w:pPr>
+        <w:spacing w:after="140" w:before="0" w:line="300"/>
+      </w:pPr>
+      <w:r>
+        <w:rPr>
+          <w:sz w:val="22"/>
+          <w:szCs w:val="22"/>
+        </w:rPr>
+        <w:t xml:space="preserve">Compare these:</w:t>
+      </w:r>
+    </w:p>
+    <w:p>
+      <w:pPr>
+        <w:pStyle w:val="ListParagraph"/>
+        <w:numPr>
+          <w:ilvl w:val="0"/>
+          <w:numId w:val="1"/>
+        </w:numPr>
+        <w:spacing w:after="80" w:line="300"/>
+      </w:pPr>
+      <w:r>
+        <w:rPr>
+          <w:sz w:val="22"/>
+          <w:szCs w:val="22"/>
+        </w:rPr>
+        <w:t xml:space="preserve">"How am I doing with English?" — unanswerable.</w:t>
+      </w:r>
+    </w:p>
+    <w:p>
+      <w:pPr>
+        <w:pStyle w:val="ListParagraph"/>
+        <w:numPr>
+          <w:ilvl w:val="0"/>
+          <w:numId w:val="1"/>
+        </w:numPr>
+        <w:spacing w:after="80" w:line="300"/>
+      </w:pPr>
+      <w:r>
+        <w:rPr>
+          <w:sz w:val="22"/>
+          <w:szCs w:val="22"/>
+        </w:rPr>
+        <w:t xml:space="preserve">"When I said my sentences yesterday, which word was hard to understand?" — they can answer that.</w:t>
+      </w:r>
+    </w:p>
+    <w:p>
+      <w:pPr>
+        <w:pStyle w:val="Heading3"/>
+        <w:keepNext/>
+        <w:spacing w:after="80" w:before="220"/>
+      </w:pPr>
+      <w:r>
+        <w:rPr>
+          <w:b/>
+          <w:bCs/>
+          <w:color w:val="1F3A5F"/>
+          <w:sz w:val="24"/>
+          <w:szCs w:val="24"/>
+        </w:rPr>
+        <w:t xml:space="preserve">Who to ask</w:t>
+      </w:r>
+    </w:p>
+    <w:p>
+      <w:pPr>
+        <w:spacing w:after="140" w:before="0" w:line="300"/>
+      </w:pPr>
+      <w:r>
+        <w:rPr>
+          <w:sz w:val="22"/>
+          <w:szCs w:val="22"/>
+        </w:rPr>
+        <w:t xml:space="preserve">Not always your facilitator. Ask the person who SAW the thing:</w:t>
+      </w:r>
+    </w:p>
+    <w:p>
+      <w:pPr>
+        <w:pStyle w:val="ListParagraph"/>
+        <w:numPr>
+          <w:ilvl w:val="0"/>
+          <w:numId w:val="1"/>
+        </w:numPr>
+        <w:spacing w:after="80" w:line="300"/>
+      </w:pPr>
+      <w:r>
+        <w:rPr>
+          <w:sz w:val="22"/>
+          <w:szCs w:val="22"/>
+        </w:rPr>
+        <w:t xml:space="preserve">The person you practised English with.</w:t>
+      </w:r>
+    </w:p>
+    <w:p>
+      <w:pPr>
+        <w:pStyle w:val="ListParagraph"/>
+        <w:numPr>
+          <w:ilvl w:val="0"/>
+          <w:numId w:val="1"/>
+        </w:numPr>
+        <w:spacing w:after="80" w:line="300"/>
+      </w:pPr>
+      <w:r>
+        <w:rPr>
+          <w:sz w:val="22"/>
+          <w:szCs w:val="22"/>
+        </w:rPr>
+        <w:t xml:space="preserve">Your partner in the group.</w:t>
+      </w:r>
+    </w:p>
+    <w:p>
+      <w:pPr>
+        <w:pStyle w:val="ListParagraph"/>
+        <w:numPr>
+          <w:ilvl w:val="0"/>
+          <w:numId w:val="1"/>
+        </w:numPr>
+        <w:spacing w:after="80" w:line="300"/>
+      </w:pPr>
+      <w:r>
+        <w:rPr>
+          <w:sz w:val="22"/>
+          <w:szCs w:val="22"/>
+        </w:rPr>
+        <w:t xml:space="preserve">Your brother or sister — younger ones are surprisingly good at this, because they say what they</w:t>
+      </w:r>
+    </w:p>
+    <w:p>
+      <w:pPr>
+        <w:spacing w:after="140" w:before="0" w:line="300"/>
+      </w:pPr>
+      <w:r>
+        <w:rPr>
+          <w:sz w:val="22"/>
+          <w:szCs w:val="22"/>
+        </w:rPr>
+        <w:t xml:space="preserve">actually think.</w:t>
+      </w:r>
+    </w:p>
+    <w:p>
+      <w:pPr>
+        <w:pStyle w:val="ListParagraph"/>
+        <w:numPr>
+          <w:ilvl w:val="0"/>
+          <w:numId w:val="1"/>
+        </w:numPr>
+        <w:spacing w:after="80" w:line="300"/>
+      </w:pPr>
+      <w:r>
+        <w:rPr>
+          <w:sz w:val="22"/>
+          <w:szCs w:val="22"/>
+        </w:rPr>
+        <w:t xml:space="preserve">Your mentor.</w:t>
+      </w:r>
+    </w:p>
+    <w:p>
+      <w:pPr>
+        <w:pStyle w:val="Heading3"/>
+        <w:keepNext/>
+        <w:spacing w:after="80" w:before="220"/>
+      </w:pPr>
+      <w:r>
+        <w:rPr>
+          <w:b/>
+          <w:bCs/>
+          <w:color w:val="1F3A5F"/>
+          <w:sz w:val="24"/>
+          <w:szCs w:val="24"/>
+        </w:rPr>
+        <w:t xml:space="preserve">The hard part: listening without defending</w:t>
+      </w:r>
+    </w:p>
+    <w:p>
+      <w:pPr>
+        <w:spacing w:after="140" w:before="0" w:line="300"/>
+      </w:pPr>
+      <w:r>
+        <w:rPr>
+          <w:sz w:val="22"/>
+          <w:szCs w:val="22"/>
+        </w:rPr>
+        <w:t xml:space="preserve">When someone says something you did not do well, your body wants to explain. Everybody's does. This is normal and it is also the thing that ruins feedback — because while you are explaining, you are not listening, and the person learns not to tell you things.</w:t>
+      </w:r>
+    </w:p>
+    <w:p>
+      <w:pPr>
+        <w:spacing w:after="140" w:before="0" w:line="300"/>
+      </w:pPr>
+      <w:r>
+        <w:rPr>
+          <w:sz w:val="22"/>
+          <w:szCs w:val="22"/>
+        </w:rPr>
+        <w:t xml:space="preserve">Two things to do instead:</w:t>
+      </w:r>
+    </w:p>
+    <w:p>
+      <w:pPr>
+        <w:spacing w:after="140" w:before="0" w:line="300"/>
+      </w:pPr>
+      <w:r>
+        <w:rPr>
+          <w:sz w:val="22"/>
+          <w:szCs w:val="22"/>
+        </w:rPr>
+        <w:t xml:space="preserve">1. Say "thank you" and nothing else until they have finished. Not "yes, but". 2. Ask one question to understand. "Can you show me where?" is understanding. "But wasn't the rest all right?" is arguing.</w:t>
+      </w:r>
+    </w:p>
+    <w:p>
+      <w:pPr>
+        <w:spacing w:after="140" w:before="0" w:line="300"/>
+      </w:pPr>
+      <w:r>
+        <w:rPr>
+          <w:sz w:val="22"/>
+          <w:szCs w:val="22"/>
+        </w:rPr>
+        <w:t xml:space="preserve">You can think about whether you agree afterwards. Not while they are talking.</w:t>
+      </w:r>
+    </w:p>
+    <w:p>
+      <w:pPr>
+        <w:pStyle w:val="Heading3"/>
+        <w:keepNext/>
+        <w:spacing w:after="80" w:before="220"/>
+      </w:pPr>
+      <w:r>
+        <w:rPr>
+          <w:b/>
+          <w:bCs/>
+          <w:color w:val="1F3A5F"/>
+          <w:sz w:val="24"/>
+          <w:szCs w:val="24"/>
+        </w:rPr>
+        <w:t xml:space="preserve">Then YOU choose</w:t>
+      </w:r>
+    </w:p>
+    <w:p>
+      <w:pPr>
+        <w:spacing w:after="140" w:before="0" w:line="300"/>
+      </w:pPr>
+      <w:r>
+        <w:rPr>
+          <w:sz w:val="22"/>
+          <w:szCs w:val="22"/>
+        </w:rPr>
+        <w:t xml:space="preserve">You do not have to do everything you are told. You also should not ignore all of it.</w:t>
+      </w:r>
+    </w:p>
+    <w:p>
+      <w:pPr>
+        <w:spacing w:after="140" w:before="0" w:line="300"/>
+      </w:pPr>
+      <w:r>
+        <w:rPr>
+          <w:sz w:val="22"/>
+          <w:szCs w:val="22"/>
+        </w:rPr>
+        <w:t xml:space="preserve">Listen to all of it. Then choose one thing to change, and try it.</w:t>
+      </w:r>
+    </w:p>
+    <w:p>
+      <w:pPr>
+        <w:spacing w:after="140" w:before="0" w:line="300"/>
+      </w:pPr>
+      <w:r>
+        <w:rPr>
+          <w:sz w:val="22"/>
+          <w:szCs w:val="22"/>
+        </w:rPr>
+        <w:t xml:space="preserve">Some advice will not fit you, and you are allowed to decide that — as long as you really thought about it. Choosing is your job. That is what keeps this your goal.</w:t>
+      </w:r>
+    </w:p>
+    <w:tbl>
+      <w:tblPr>
+        <w:tblW w:type="pct" w:w="100%"/>
+        <w:tblBorders>
+          <w:top w:val="none"/>
+          <w:left w:val="single" w:color="1F3A5F" w:sz="18"/>
+          <w:bottom w:val="none"/>
+          <w:right w:val="none"/>
+          <w:insideH w:val="none"/>
+          <w:insideV w:val="none"/>
+        </w:tblBorders>
+      </w:tblPr>
+      <w:tblGrid>
+        <w:gridCol w:w="9070"/>
+      </w:tblGrid>
+      <w:tr>
+        <w:tc>
+          <w:tcPr>
+            <w:tcW w:type="dxa" w:w="9070"/>
+            <w:tcMar>
+              <w:top w:type="dxa" w:w="100"/>
+              <w:left w:type="dxa" w:w="200"/>
+              <w:bottom w:type="dxa" w:w="100"/>
+              <w:right w:type="dxa" w:w="120"/>
+            </w:tcMar>
+          </w:tcPr>
+          <w:p>
+            <w:pPr>
+              <w:spacing w:after="80"/>
+            </w:pPr>
+            <w:r>
+              <w:rPr>
+                <w:b/>
+                <w:bCs/>
+                <w:color w:val="1F3A5F"/>
+                <w:spacing w:val="24"/>
+                <w:sz w:val="17"/>
+                <w:szCs w:val="17"/>
+              </w:rPr>
+              <w:t xml:space="preserve">NEW WORDS</w:t>
+            </w:r>
+          </w:p>
+          <w:p>
+            <w:pPr>
+              <w:spacing w:after="60" w:line="280"/>
+            </w:pPr>
+            <w:r>
+              <w:rPr>
+                <w:sz w:val="21"/>
+                <w:szCs w:val="21"/>
+              </w:rPr>
+              <w:t xml:space="preserve">feedback — what someone tells you about something you did, when you asked them</w:t>
+            </w:r>
+          </w:p>
+          <w:p>
+            <w:pPr>
+              <w:spacing w:after="60" w:line="280"/>
+            </w:pPr>
+            <w:r>
+              <w:rPr>
+                <w:sz w:val="21"/>
+                <w:szCs w:val="21"/>
+              </w:rPr>
+              <w:t xml:space="preserve">specific — about one exact thing, not about everything</w:t>
+            </w:r>
+          </w:p>
+          <w:p>
+            <w:pPr>
+              <w:spacing w:after="60" w:line="280"/>
+            </w:pPr>
+            <w:r>
+              <w:rPr>
+                <w:sz w:val="21"/>
+                <w:szCs w:val="21"/>
+              </w:rPr>
+              <w:t xml:space="preserve">defending — explaining why you did it, instead of listening</w:t>
+            </w:r>
+          </w:p>
+        </w:tc>
+      </w:tr>
+    </w:tbl>
+    <w:p>
+      <w:pPr>
+        <w:spacing w:after="60" w:before="200"/>
+      </w:pPr>
+      <w:r>
+        <w:rPr>
+          <w:b/>
+          <w:bCs/>
+          <w:color w:val="7A3B69"/>
+          <w:sz w:val="23"/>
+          <w:szCs w:val="23"/>
+        </w:rPr>
+        <w:t xml:space="preserve">Try it yourself</w:t>
+      </w:r>
+    </w:p>
+    <w:p>
+      <w:pPr>
+        <w:spacing w:after="140" w:before="0" w:line="300"/>
+      </w:pPr>
+      <w:r>
+        <w:rPr>
+          <w:sz w:val="22"/>
+          <w:szCs w:val="22"/>
+        </w:rPr>
+        <w:t xml:space="preserve">Is each of these a good ask for feedback, or a weak one? Circle your answer, then check at the back of the book.</w:t>
+      </w:r>
+    </w:p>
+    <w:p>
+      <w:pPr>
+        <w:spacing w:after="20" w:before="80" w:line="300"/>
+      </w:pPr>
+      <w:r>
+        <w:rPr>
+          <w:sz w:val="22"/>
+          <w:szCs w:val="22"/>
+        </w:rPr>
+        <w:t xml:space="preserve">1.   Am I doing all right?</w:t>
+      </w:r>
+    </w:p>
+    <w:p>
+      <w:pPr>
+        <w:spacing w:after="60" w:line="280"/>
+        <w:ind w:left="340"/>
+      </w:pPr>
+      <w:r>
+        <w:rPr>
+          <w:color w:val="7A3B69"/>
+          <w:sz w:val="22"/>
+          <w:szCs w:val="22"/>
+        </w:rPr>
+        <w:t xml:space="preserve">○  </w:t>
+      </w:r>
+      <w:r>
+        <w:rPr>
+          <w:sz w:val="22"/>
+          <w:szCs w:val="22"/>
+        </w:rPr>
+        <w:t xml:space="preserve">good ask      </w:t>
+      </w:r>
+      <w:r>
+        <w:rPr>
+          <w:color w:val="7A3B69"/>
+          <w:sz w:val="22"/>
+          <w:szCs w:val="22"/>
+        </w:rPr>
+        <w:t xml:space="preserve">○  </w:t>
+      </w:r>
+      <w:r>
+        <w:rPr>
+          <w:sz w:val="22"/>
+          <w:szCs w:val="22"/>
+        </w:rPr>
+        <w:t xml:space="preserve">weak ask      </w:t>
+      </w:r>
+    </w:p>
+    <w:p>
+      <w:pPr>
+        <w:spacing w:after="20" w:before="80" w:line="300"/>
+      </w:pPr>
+      <w:r>
+        <w:rPr>
+          <w:sz w:val="22"/>
+          <w:szCs w:val="22"/>
+        </w:rPr>
+        <w:t xml:space="preserve">2.   When I told you my three sentences yesterday, which part did you not understand?</w:t>
+      </w:r>
+    </w:p>
+    <w:p>
+      <w:pPr>
+        <w:spacing w:after="60" w:line="280"/>
+        <w:ind w:left="340"/>
+      </w:pPr>
+      <w:r>
+        <w:rPr>
+          <w:color w:val="7A3B69"/>
+          <w:sz w:val="22"/>
+          <w:szCs w:val="22"/>
+        </w:rPr>
+        <w:t xml:space="preserve">○  </w:t>
+      </w:r>
+      <w:r>
+        <w:rPr>
+          <w:sz w:val="22"/>
+          <w:szCs w:val="22"/>
+        </w:rPr>
+        <w:t xml:space="preserve">good ask      </w:t>
+      </w:r>
+      <w:r>
+        <w:rPr>
+          <w:color w:val="7A3B69"/>
+          <w:sz w:val="22"/>
+          <w:szCs w:val="22"/>
+        </w:rPr>
+        <w:t xml:space="preserve">○  </w:t>
+      </w:r>
+      <w:r>
+        <w:rPr>
+          <w:sz w:val="22"/>
+          <w:szCs w:val="22"/>
+        </w:rPr>
+        <w:t xml:space="preserve">weak ask      </w:t>
+      </w:r>
+    </w:p>
+    <w:p>
+      <w:pPr>
+        <w:spacing w:after="20" w:before="80" w:line="300"/>
+      </w:pPr>
+      <w:r>
+        <w:rPr>
+          <w:sz w:val="22"/>
+          <w:szCs w:val="22"/>
+        </w:rPr>
+        <w:t xml:space="preserve">3.   Is my English good?</w:t>
+      </w:r>
+    </w:p>
+    <w:p>
+      <w:pPr>
+        <w:spacing w:after="60" w:line="280"/>
+        <w:ind w:left="340"/>
+      </w:pPr>
+      <w:r>
+        <w:rPr>
+          <w:color w:val="7A3B69"/>
+          <w:sz w:val="22"/>
+          <w:szCs w:val="22"/>
+        </w:rPr>
+        <w:t xml:space="preserve">○  </w:t>
+      </w:r>
+      <w:r>
+        <w:rPr>
+          <w:sz w:val="22"/>
+          <w:szCs w:val="22"/>
+        </w:rPr>
+        <w:t xml:space="preserve">good ask      </w:t>
+      </w:r>
+      <w:r>
+        <w:rPr>
+          <w:color w:val="7A3B69"/>
+          <w:sz w:val="22"/>
+          <w:szCs w:val="22"/>
+        </w:rPr>
+        <w:t xml:space="preserve">○  </w:t>
+      </w:r>
+      <w:r>
+        <w:rPr>
+          <w:sz w:val="22"/>
+          <w:szCs w:val="22"/>
+        </w:rPr>
+        <w:t xml:space="preserve">weak ask      </w:t>
+      </w:r>
+    </w:p>
+    <w:p>
+      <w:pPr>
+        <w:spacing w:after="20" w:before="80" w:line="300"/>
+      </w:pPr>
+      <w:r>
+        <w:rPr>
+          <w:sz w:val="22"/>
+          <w:szCs w:val="22"/>
+        </w:rPr>
+        <w:t xml:space="preserve">4.   You watched me ask my neighbour those questions. What is one thing I could do better next time?</w:t>
+      </w:r>
+    </w:p>
+    <w:p>
+      <w:pPr>
+        <w:spacing w:after="60" w:line="280"/>
+        <w:ind w:left="340"/>
+      </w:pPr>
+      <w:r>
+        <w:rPr>
+          <w:color w:val="7A3B69"/>
+          <w:sz w:val="22"/>
+          <w:szCs w:val="22"/>
+        </w:rPr>
+        <w:t xml:space="preserve">○  </w:t>
+      </w:r>
+      <w:r>
+        <w:rPr>
+          <w:sz w:val="22"/>
+          <w:szCs w:val="22"/>
+        </w:rPr>
+        <w:t xml:space="preserve">good ask      </w:t>
+      </w:r>
+      <w:r>
+        <w:rPr>
+          <w:color w:val="7A3B69"/>
+          <w:sz w:val="22"/>
+          <w:szCs w:val="22"/>
+        </w:rPr>
+        <w:t xml:space="preserve">○  </w:t>
+      </w:r>
+      <w:r>
+        <w:rPr>
+          <w:sz w:val="22"/>
+          <w:szCs w:val="22"/>
+        </w:rPr>
+        <w:t xml:space="preserve">weak ask      </w:t>
+      </w:r>
+    </w:p>
+    <w:p>
+      <w:pPr>
+        <w:spacing w:after="140" w:before="60" w:line="300"/>
+      </w:pPr>
+      <w:r>
+        <w:rPr>
+          <w:sz w:val="22"/>
+          <w:szCs w:val="22"/>
+        </w:rPr>
+        <w:t xml:space="preserve">Now write or draw your own ask: one thing, one person who saw it, one question. Then go and ask it.</w:t>
+      </w:r>
+    </w:p>
+    <w:p>
+      <w:pPr>
+        <w:spacing w:after="140" w:before="80" w:line="300"/>
+      </w:pPr>
+      <w:r>
+        <w:rPr>
+          <w:b/>
+          <w:bCs/>
+          <w:color w:val="5A6473"/>
+          <w:sz w:val="20"/>
+          <w:szCs w:val="20"/>
+        </w:rPr>
+        <w:t xml:space="preserve">The answers are at the back of your book. Try it first, then check.</w:t>
+      </w:r>
+    </w:p>
+    <w:p>
+      <w:r>
+        <w:br w:type="page"/>
+      </w:r>
+    </w:p>
+    <w:p>
+      <w:pPr>
+        <w:keepNext/>
+        <w:pBdr>
+          <w:bottom w:val="single" w:color="B9B3A6" w:sz="4"/>
+        </w:pBdr>
+        <w:spacing w:after="60"/>
+      </w:pPr>
+      <w:r>
+        <w:rPr>
+          <w:b/>
+          <w:bCs/>
           <w:color w:val="7A3B69"/>
           <w:spacing w:val="30"/>
           <w:sz w:val="16"/>
@@ -19289,6 +21509,429 @@
         </w:rPr>
         <w:t xml:space="preserve">I shared one way I have grown with my group.</w:t>
       </w:r>
+    </w:p>
+    <w:p>
+      <w:pPr>
+        <w:pStyle w:val="Heading2"/>
+        <w:keepNext/>
+        <w:spacing w:after="180" w:before="160"/>
+      </w:pPr>
+      <w:r>
+        <w:rPr>
+          <w:b/>
+          <w:bCs/>
+          <w:color w:val="1F3A5F"/>
+          <w:sz w:val="38"/>
+          <w:szCs w:val="38"/>
+        </w:rPr>
+        <w:t xml:space="preserve">Answers — try it yourself</w:t>
+      </w:r>
+    </w:p>
+    <w:p>
+      <w:pPr>
+        <w:spacing w:after="180" w:before="0" w:line="300"/>
+      </w:pPr>
+      <w:r>
+        <w:rPr>
+          <w:color w:val="5A6473"/>
+          <w:sz w:val="24"/>
+          <w:szCs w:val="24"/>
+        </w:rPr>
+        <w:t xml:space="preserve">Do the "Try it yourself" on the Learn it page first, then look here. Getting one wrong is useful — go back and read that page again, and see why.</w:t>
+      </w:r>
+    </w:p>
+    <w:p>
+      <w:pPr>
+        <w:spacing w:after="60" w:before="160" w:line="300"/>
+      </w:pPr>
+      <w:r>
+        <w:rPr>
+          <w:b/>
+          <w:bCs/>
+          <w:color w:val="1F3A5F"/>
+          <w:sz w:val="24"/>
+          <w:szCs w:val="24"/>
+        </w:rPr>
+        <w:t xml:space="preserve">How to tell a good goal from a weak one</w:t>
+      </w:r>
+    </w:p>
+    <w:p>
+      <w:pPr>
+        <w:spacing w:after="30" w:before="80" w:line="300"/>
+      </w:pPr>
+      <w:r>
+        <w:rPr>
+          <w:b/>
+          <w:bCs/>
+          <w:sz w:val="21"/>
+          <w:szCs w:val="21"/>
+        </w:rPr>
+        <w:t xml:space="preserve">1.   I want to be better.</w:t>
+      </w:r>
+    </w:p>
+    <w:p>
+      <w:pPr>
+        <w:spacing w:after="40" w:before="0" w:line="300"/>
+      </w:pPr>
+      <w:r>
+        <w:rPr>
+          <w:color w:val="3F4A34"/>
+          <w:sz w:val="21"/>
+          <w:szCs w:val="21"/>
+        </w:rPr>
+        <w:t xml:space="preserve">Fails Test 2 — it is not clear. Better at what? How would you know? Ask: what would I be able to DO?</w:t>
+      </w:r>
+    </w:p>
+    <w:p>
+      <w:pPr>
+        <w:spacing w:after="30" w:before="80" w:line="300"/>
+      </w:pPr>
+      <w:r>
+        <w:rPr>
+          <w:b/>
+          <w:bCs/>
+          <w:sz w:val="21"/>
+          <w:szCs w:val="21"/>
+        </w:rPr>
+        <w:t xml:space="preserve">2.   By the end of this course, I want to be able to write my name and say three sentences about myself.</w:t>
+      </w:r>
+    </w:p>
+    <w:p>
+      <w:pPr>
+        <w:spacing w:after="40" w:before="0" w:line="300"/>
+      </w:pPr>
+      <w:r>
+        <w:rPr>
+          <w:color w:val="3F4A34"/>
+          <w:sz w:val="21"/>
+          <w:szCs w:val="21"/>
+        </w:rPr>
+        <w:t xml:space="preserve">A good goal. It is small, it is clear (you can tell), and it has a by-when. Whether it passes Test 3 only YOU can say.</w:t>
+      </w:r>
+    </w:p>
+    <w:p>
+      <w:pPr>
+        <w:spacing w:after="30" w:before="80" w:line="300"/>
+      </w:pPr>
+      <w:r>
+        <w:rPr>
+          <w:b/>
+          <w:bCs/>
+          <w:sz w:val="21"/>
+          <w:szCs w:val="21"/>
+        </w:rPr>
+        <w:t xml:space="preserve">3.   I want to study hard every day and be a good student.</w:t>
+      </w:r>
+    </w:p>
+    <w:p>
+      <w:pPr>
+        <w:spacing w:after="40" w:before="0" w:line="300"/>
+      </w:pPr>
+      <w:r>
+        <w:rPr>
+          <w:color w:val="3F4A34"/>
+          <w:sz w:val="21"/>
+          <w:szCs w:val="21"/>
+        </w:rPr>
+        <w:t xml:space="preserve">Fails Test 3 — and probably Test 2. It sounds like the answer a teacher wants. What would actually be different for you? Answer that, and you will find your real goal.</w:t>
+      </w:r>
+    </w:p>
+    <w:p>
+      <w:pPr>
+        <w:spacing w:after="30" w:before="80" w:line="300"/>
+      </w:pPr>
+      <w:r>
+        <w:rPr>
+          <w:b/>
+          <w:bCs/>
+          <w:sz w:val="21"/>
+          <w:szCs w:val="21"/>
+        </w:rPr>
+        <w:t xml:space="preserve">4.   I want to get a place at the secondary school next year.</w:t>
+      </w:r>
+    </w:p>
+    <w:p>
+      <w:pPr>
+        <w:spacing w:after="40" w:before="0" w:line="300"/>
+      </w:pPr>
+      <w:r>
+        <w:rPr>
+          <w:color w:val="3F4A34"/>
+          <w:sz w:val="21"/>
+          <w:szCs w:val="21"/>
+        </w:rPr>
+        <w:t xml:space="preserve">Fails the last rule — it is not yours to decide. Someone else decides who gets a place. Make your goal the part you CAN decide: what would you need to be able to do to be ready?</w:t>
+      </w:r>
+    </w:p>
+    <w:p>
+      <w:pPr>
+        <w:pBdr>
+          <w:bottom w:val="single" w:color="B9B3A6" w:sz="4"/>
+        </w:pBdr>
+        <w:spacing w:after="180" w:before="60"/>
+      </w:pPr>
+    </w:p>
+    <w:p>
+      <w:pPr>
+        <w:spacing w:after="60" w:before="160" w:line="300"/>
+      </w:pPr>
+      <w:r>
+        <w:rPr>
+          <w:b/>
+          <w:bCs/>
+          <w:color w:val="1F3A5F"/>
+          <w:sz w:val="24"/>
+          <w:szCs w:val="24"/>
+        </w:rPr>
+        <w:t xml:space="preserve">How to break a goal into steps you can actually take</w:t>
+      </w:r>
+    </w:p>
+    <w:p>
+      <w:pPr>
+        <w:spacing w:after="30" w:before="80" w:line="300"/>
+      </w:pPr>
+      <w:r>
+        <w:rPr>
+          <w:b/>
+          <w:bCs/>
+          <w:sz w:val="21"/>
+          <w:szCs w:val="21"/>
+        </w:rPr>
+        <w:t xml:space="preserve">1.   Practise English for one hour every evening.</w:t>
+      </w:r>
+    </w:p>
+    <w:p>
+      <w:pPr>
+        <w:spacing w:after="40" w:before="0" w:line="300"/>
+      </w:pPr>
+      <w:r>
+        <w:rPr>
+          <w:color w:val="3F4A34"/>
+          <w:sz w:val="21"/>
+          <w:szCs w:val="21"/>
+        </w:rPr>
+        <w:t xml:space="preserve">Too big. This is a habit, not a step — and if you miss one evening it feels like you have already failed. Habits come later.</w:t>
+      </w:r>
+    </w:p>
+    <w:p>
+      <w:pPr>
+        <w:spacing w:after="30" w:before="80" w:line="300"/>
+      </w:pPr>
+      <w:r>
+        <w:rPr>
+          <w:b/>
+          <w:bCs/>
+          <w:sz w:val="21"/>
+          <w:szCs w:val="21"/>
+        </w:rPr>
+        <w:t xml:space="preserve">2.   Ask my facilitator to say the words "my name is" so I can hear them.</w:t>
+      </w:r>
+    </w:p>
+    <w:p>
+      <w:pPr>
+        <w:spacing w:after="40" w:before="0" w:line="300"/>
+      </w:pPr>
+      <w:r>
+        <w:rPr>
+          <w:color w:val="3F4A34"/>
+          <w:sz w:val="21"/>
+          <w:szCs w:val="21"/>
+        </w:rPr>
+        <w:t xml:space="preserve">A good first step. You could do it today, it needs nothing you do not have, and you will know when it is done.</w:t>
+      </w:r>
+    </w:p>
+    <w:p>
+      <w:pPr>
+        <w:spacing w:after="30" w:before="80" w:line="300"/>
+      </w:pPr>
+      <w:r>
+        <w:rPr>
+          <w:b/>
+          <w:bCs/>
+          <w:sz w:val="21"/>
+          <w:szCs w:val="21"/>
+        </w:rPr>
+        <w:t xml:space="preserve">3.   Become confident speaking English to strangers.</w:t>
+      </w:r>
+    </w:p>
+    <w:p>
+      <w:pPr>
+        <w:spacing w:after="40" w:before="0" w:line="300"/>
+      </w:pPr>
+      <w:r>
+        <w:rPr>
+          <w:color w:val="3F4A34"/>
+          <w:sz w:val="21"/>
+          <w:szCs w:val="21"/>
+        </w:rPr>
+        <w:t xml:space="preserve">Too big. This is not a step at all, it is a bigger goal than the one you started with. Ask: what is the smallest piece of this?</w:t>
+      </w:r>
+    </w:p>
+    <w:p>
+      <w:pPr>
+        <w:spacing w:after="30" w:before="80" w:line="300"/>
+      </w:pPr>
+      <w:r>
+        <w:rPr>
+          <w:b/>
+          <w:bCs/>
+          <w:sz w:val="21"/>
+          <w:szCs w:val="21"/>
+        </w:rPr>
+        <w:t xml:space="preserve">4.   Say my name in English to one person in my family tonight.</w:t>
+      </w:r>
+    </w:p>
+    <w:p>
+      <w:pPr>
+        <w:spacing w:after="40" w:before="0" w:line="300"/>
+      </w:pPr>
+      <w:r>
+        <w:rPr>
+          <w:color w:val="3F4A34"/>
+          <w:sz w:val="21"/>
+          <w:szCs w:val="21"/>
+        </w:rPr>
+        <w:t xml:space="preserve">A good first step. Small, today, one person, and you will know. This is exactly the right size — it may even feel too easy, which is fine.</w:t>
+      </w:r>
+    </w:p>
+    <w:p>
+      <w:pPr>
+        <w:pBdr>
+          <w:bottom w:val="single" w:color="B9B3A6" w:sz="4"/>
+        </w:pBdr>
+        <w:spacing w:after="180" w:before="60"/>
+      </w:pPr>
+    </w:p>
+    <w:p>
+      <w:pPr>
+        <w:spacing w:after="60" w:before="160" w:line="300"/>
+      </w:pPr>
+      <w:r>
+        <w:rPr>
+          <w:b/>
+          <w:bCs/>
+          <w:color w:val="1F3A5F"/>
+          <w:sz w:val="24"/>
+          <w:szCs w:val="24"/>
+        </w:rPr>
+        <w:t xml:space="preserve">How to ask for feedback, and what to do with it</w:t>
+      </w:r>
+    </w:p>
+    <w:p>
+      <w:pPr>
+        <w:spacing w:after="30" w:before="80" w:line="300"/>
+      </w:pPr>
+      <w:r>
+        <w:rPr>
+          <w:b/>
+          <w:bCs/>
+          <w:sz w:val="21"/>
+          <w:szCs w:val="21"/>
+        </w:rPr>
+        <w:t xml:space="preserve">1.   Am I doing all right?</w:t>
+      </w:r>
+    </w:p>
+    <w:p>
+      <w:pPr>
+        <w:spacing w:after="40" w:before="0" w:line="300"/>
+      </w:pPr>
+      <w:r>
+        <w:rPr>
+          <w:color w:val="3F4A34"/>
+          <w:sz w:val="21"/>
+          <w:szCs w:val="21"/>
+        </w:rPr>
+        <w:t xml:space="preserve">Weak. It cannot be answered, so you will get "yes, fine" — which tells you nothing.</w:t>
+      </w:r>
+    </w:p>
+    <w:p>
+      <w:pPr>
+        <w:spacing w:after="30" w:before="80" w:line="300"/>
+      </w:pPr>
+      <w:r>
+        <w:rPr>
+          <w:b/>
+          <w:bCs/>
+          <w:sz w:val="21"/>
+          <w:szCs w:val="21"/>
+        </w:rPr>
+        <w:t xml:space="preserve">2.   When I told you my three sentences yesterday, which part did you not understand?</w:t>
+      </w:r>
+    </w:p>
+    <w:p>
+      <w:pPr>
+        <w:spacing w:after="40" w:before="0" w:line="300"/>
+      </w:pPr>
+      <w:r>
+        <w:rPr>
+          <w:color w:val="3F4A34"/>
+          <w:sz w:val="21"/>
+          <w:szCs w:val="21"/>
+        </w:rPr>
+        <w:t xml:space="preserve">Good. One thing, one person who was there, and a question they can answer. This will get you something real.</w:t>
+      </w:r>
+    </w:p>
+    <w:p>
+      <w:pPr>
+        <w:spacing w:after="30" w:before="80" w:line="300"/>
+      </w:pPr>
+      <w:r>
+        <w:rPr>
+          <w:b/>
+          <w:bCs/>
+          <w:sz w:val="21"/>
+          <w:szCs w:val="21"/>
+        </w:rPr>
+        <w:t xml:space="preserve">3.   Is my English good?</w:t>
+      </w:r>
+    </w:p>
+    <w:p>
+      <w:pPr>
+        <w:spacing w:after="40" w:before="0" w:line="300"/>
+      </w:pPr>
+      <w:r>
+        <w:rPr>
+          <w:color w:val="3F4A34"/>
+          <w:sz w:val="21"/>
+          <w:szCs w:val="21"/>
+        </w:rPr>
+        <w:t xml:space="preserve">Weak. Good compared with what? Ask about one thing you actually did, that they actually heard.</w:t>
+      </w:r>
+    </w:p>
+    <w:p>
+      <w:pPr>
+        <w:spacing w:after="30" w:before="80" w:line="300"/>
+      </w:pPr>
+      <w:r>
+        <w:rPr>
+          <w:b/>
+          <w:bCs/>
+          <w:sz w:val="21"/>
+          <w:szCs w:val="21"/>
+        </w:rPr>
+        <w:t xml:space="preserve">4.   You watched me ask my neighbour those questions. What is one thing I could do better next time?</w:t>
+      </w:r>
+    </w:p>
+    <w:p>
+      <w:pPr>
+        <w:spacing w:after="40" w:before="0" w:line="300"/>
+      </w:pPr>
+      <w:r>
+        <w:rPr>
+          <w:color w:val="3F4A34"/>
+          <w:sz w:val="21"/>
+          <w:szCs w:val="21"/>
+        </w:rPr>
+        <w:t xml:space="preserve">Good. It names what they saw, asks for ONE thing, and asks about next time — which is easier for someone to answer honestly than asking what was wrong.</w:t>
+      </w:r>
+    </w:p>
+    <w:p>
+      <w:pPr>
+        <w:pBdr>
+          <w:bottom w:val="single" w:color="B9B3A6" w:sz="4"/>
+        </w:pBdr>
+        <w:spacing w:after="180" w:before="60"/>
+      </w:pPr>
     </w:p>
     <w:sectPr>
       <w:pgSz w:w="11906" w:h="16838" w:orient="portrait"/>

--- a/public/downloads/agency-in-learning-student-workbook.docx
+++ b/public/downloads/agency-in-learning-student-workbook.docx
@@ -3822,6 +3822,746 @@
         </w:tc>
       </w:tr>
     </w:tbl>
+    <w:p>
+      <w:r>
+        <w:br w:type="page"/>
+      </w:r>
+    </w:p>
+    <w:p>
+      <w:pPr>
+        <w:keepNext/>
+        <w:pBdr>
+          <w:bottom w:val="single" w:color="B9B3A6" w:sz="4"/>
+        </w:pBdr>
+        <w:spacing w:after="60"/>
+      </w:pPr>
+      <w:r>
+        <w:rPr>
+          <w:b/>
+          <w:bCs/>
+          <w:color w:val="FFFFFF"/>
+          <w:spacing w:val="30"/>
+          <w:sz w:val="16"/>
+          <w:szCs w:val="16"/>
+          <w:shd w:fill="7A3B69" w:val="clear"/>
+        </w:rPr>
+        <w:t xml:space="preserve">  LEARN IT  </w:t>
+      </w:r>
+      <w:r>
+        <w:rPr>
+          <w:b/>
+          <w:bCs/>
+          <w:color w:val="7A3B69"/>
+          <w:spacing w:val="30"/>
+          <w:sz w:val="16"/>
+          <w:szCs w:val="16"/>
+        </w:rPr>
+        <w:t xml:space="preserve">   YOU CAN GROW</w:t>
+      </w:r>
+    </w:p>
+    <w:p>
+      <w:pPr>
+        <w:pStyle w:val="Heading2"/>
+        <w:keepNext/>
+        <w:spacing w:after="180" w:before="160"/>
+      </w:pPr>
+      <w:r>
+        <w:rPr>
+          <w:b/>
+          <w:bCs/>
+          <w:color w:val="1F3A5F"/>
+          <w:sz w:val="38"/>
+          <w:szCs w:val="38"/>
+        </w:rPr>
+        <w:t xml:space="preserve">How people get better at things</w:t>
+      </w:r>
+    </w:p>
+    <w:p>
+      <w:pPr>
+        <w:spacing w:after="140" w:before="0" w:line="300"/>
+      </w:pPr>
+      <w:r>
+        <w:rPr>
+          <w:sz w:val="22"/>
+          <w:szCs w:val="22"/>
+        </w:rPr>
+        <w:t xml:space="preserve">Before you choose a goal, there is something you need to decide: can you get better at things, or are you just the way you are?</w:t>
+      </w:r>
+    </w:p>
+    <w:p>
+      <w:pPr>
+        <w:spacing w:after="140" w:before="0" w:line="300"/>
+      </w:pPr>
+      <w:r>
+        <w:rPr>
+          <w:sz w:val="22"/>
+          <w:szCs w:val="22"/>
+        </w:rPr>
+        <w:t xml:space="preserve">This matters. If you believe you cannot change, there is no reason to set a goal at all.</w:t>
+      </w:r>
+    </w:p>
+    <w:p>
+      <w:pPr>
+        <w:pStyle w:val="Heading3"/>
+        <w:keepNext/>
+        <w:spacing w:after="80" w:before="220"/>
+      </w:pPr>
+      <w:r>
+        <w:rPr>
+          <w:b/>
+          <w:bCs/>
+          <w:color w:val="1F3A5F"/>
+          <w:sz w:val="24"/>
+          <w:szCs w:val="24"/>
+        </w:rPr>
+        <w:t xml:space="preserve">Two ways of thinking</w:t>
+      </w:r>
+    </w:p>
+    <w:p>
+      <w:pPr>
+        <w:spacing w:after="140" w:before="0" w:line="300"/>
+      </w:pPr>
+      <w:r>
+        <w:rPr>
+          <w:sz w:val="22"/>
+          <w:szCs w:val="22"/>
+        </w:rPr>
+        <w:t xml:space="preserve">Listen to these two sentences. They are about the same person on the same day.</w:t>
+      </w:r>
+    </w:p>
+    <w:p>
+      <w:pPr>
+        <w:pStyle w:val="ListParagraph"/>
+        <w:numPr>
+          <w:ilvl w:val="0"/>
+          <w:numId w:val="1"/>
+        </w:numPr>
+        <w:spacing w:after="80" w:line="300"/>
+      </w:pPr>
+      <w:r>
+        <w:rPr>
+          <w:sz w:val="22"/>
+          <w:szCs w:val="22"/>
+        </w:rPr>
+        <w:t xml:space="preserve">"I cannot read this."</w:t>
+      </w:r>
+    </w:p>
+    <w:p>
+      <w:pPr>
+        <w:pStyle w:val="ListParagraph"/>
+        <w:numPr>
+          <w:ilvl w:val="0"/>
+          <w:numId w:val="1"/>
+        </w:numPr>
+        <w:spacing w:after="80" w:line="300"/>
+      </w:pPr>
+      <w:r>
+        <w:rPr>
+          <w:sz w:val="22"/>
+          <w:szCs w:val="22"/>
+        </w:rPr>
+        <w:t xml:space="preserve">"I cannot read this yet."</w:t>
+      </w:r>
+    </w:p>
+    <w:p>
+      <w:pPr>
+        <w:spacing w:after="140" w:before="0" w:line="300"/>
+      </w:pPr>
+      <w:r>
+        <w:rPr>
+          <w:sz w:val="22"/>
+          <w:szCs w:val="22"/>
+        </w:rPr>
+        <w:t xml:space="preserve">One word. But the first one is about who you are. The second one is about where you have got to so far — and where you have got to always changes.</w:t>
+      </w:r>
+    </w:p>
+    <w:p>
+      <w:pPr>
+        <w:pStyle w:val="Heading3"/>
+        <w:keepNext/>
+        <w:spacing w:after="80" w:before="220"/>
+      </w:pPr>
+      <w:r>
+        <w:rPr>
+          <w:b/>
+          <w:bCs/>
+          <w:color w:val="1F3A5F"/>
+          <w:sz w:val="24"/>
+          <w:szCs w:val="24"/>
+        </w:rPr>
+        <w:t xml:space="preserve">You already have the proof</w:t>
+      </w:r>
+    </w:p>
+    <w:p>
+      <w:pPr>
+        <w:spacing w:after="140" w:before="0" w:line="300"/>
+      </w:pPr>
+      <w:r>
+        <w:rPr>
+          <w:sz w:val="22"/>
+          <w:szCs w:val="22"/>
+        </w:rPr>
+        <w:t xml:space="preserve">You do not have to take anyone's word for this. You have your own proof.</w:t>
+      </w:r>
+    </w:p>
+    <w:p>
+      <w:pPr>
+        <w:spacing w:after="140" w:before="0" w:line="300"/>
+      </w:pPr>
+      <w:r>
+        <w:rPr>
+          <w:sz w:val="22"/>
+          <w:szCs w:val="22"/>
+        </w:rPr>
+        <w:t xml:space="preserve">Think of something you can do now that you could not do before. Carrying water. Cooking. Minding a younger child. Speaking a second language. A trade. Walking.</w:t>
+      </w:r>
+    </w:p>
+    <w:p>
+      <w:pPr>
+        <w:spacing w:after="140" w:before="0" w:line="300"/>
+      </w:pPr>
+      <w:r>
+        <w:rPr>
+          <w:sz w:val="22"/>
+          <w:szCs w:val="22"/>
+        </w:rPr>
+        <w:t xml:space="preserve">You were not born able to do it. You got better at it. That already happened to you, more than once.</w:t>
+      </w:r>
+    </w:p>
+    <w:p>
+      <w:pPr>
+        <w:pStyle w:val="Heading3"/>
+        <w:keepNext/>
+        <w:spacing w:after="80" w:before="220"/>
+      </w:pPr>
+      <w:r>
+        <w:rPr>
+          <w:b/>
+          <w:bCs/>
+          <w:color w:val="1F3A5F"/>
+          <w:sz w:val="24"/>
+          <w:szCs w:val="24"/>
+        </w:rPr>
+        <w:t xml:space="preserve">What actually makes people grow — three things</w:t>
+      </w:r>
+    </w:p>
+    <w:p>
+      <w:pPr>
+        <w:spacing w:after="140" w:before="0" w:line="300"/>
+      </w:pPr>
+      <w:r>
+        <w:rPr>
+          <w:sz w:val="22"/>
+          <w:szCs w:val="22"/>
+        </w:rPr>
+        <w:t xml:space="preserve">Not one thing. Three, and you need all of them.</w:t>
+      </w:r>
+    </w:p>
+    <w:p>
+      <w:pPr>
+        <w:spacing w:after="140" w:before="0" w:line="300"/>
+      </w:pPr>
+      <w:r>
+        <w:rPr>
+          <w:sz w:val="22"/>
+          <w:szCs w:val="22"/>
+        </w:rPr>
+        <w:t xml:space="preserve">1. Keep going. Not giving up the first time it is hard. 2. Try a DIFFERENT way. This is the one people forget. If you do the same thing again and again and it does not work, doing it more times will not help. Change something. 3. Get help. Ask someone who can already do it. This is not cheating and it is not weakness. Nobody learns anything alone.</w:t>
+      </w:r>
+    </w:p>
+    <w:p>
+      <w:pPr>
+        <w:pStyle w:val="Heading3"/>
+        <w:keepNext/>
+        <w:spacing w:after="80" w:before="220"/>
+      </w:pPr>
+      <w:r>
+        <w:rPr>
+          <w:b/>
+          <w:bCs/>
+          <w:color w:val="1F3A5F"/>
+          <w:sz w:val="24"/>
+          <w:szCs w:val="24"/>
+        </w:rPr>
+        <w:t xml:space="preserve">Hard does not mean you cannot</w:t>
+      </w:r>
+    </w:p>
+    <w:p>
+      <w:pPr>
+        <w:spacing w:after="140" w:before="0" w:line="300"/>
+      </w:pPr>
+      <w:r>
+        <w:rPr>
+          <w:sz w:val="22"/>
+          <w:szCs w:val="22"/>
+        </w:rPr>
+        <w:t xml:space="preserve">When something feels hard, that feeling is not a message that you are the wrong kind of person.</w:t>
+      </w:r>
+    </w:p>
+    <w:p>
+      <w:pPr>
+        <w:spacing w:after="140" w:before="0" w:line="300"/>
+      </w:pPr>
+      <w:r>
+        <w:rPr>
+          <w:sz w:val="22"/>
+          <w:szCs w:val="22"/>
+        </w:rPr>
+        <w:t xml:space="preserve">It is a message that this is new. That is all. Everything you can do now felt like that once.</w:t>
+      </w:r>
+    </w:p>
+    <w:p>
+      <w:pPr>
+        <w:pStyle w:val="Heading3"/>
+        <w:keepNext/>
+        <w:spacing w:after="80" w:before="220"/>
+      </w:pPr>
+      <w:r>
+        <w:rPr>
+          <w:b/>
+          <w:bCs/>
+          <w:color w:val="1F3A5F"/>
+          <w:sz w:val="24"/>
+          <w:szCs w:val="24"/>
+        </w:rPr>
+        <w:t xml:space="preserve">But some things are not about your mind, and we should say so</w:t>
+      </w:r>
+    </w:p>
+    <w:p>
+      <w:pPr>
+        <w:spacing w:after="140" w:before="0" w:line="300"/>
+      </w:pPr>
+      <w:r>
+        <w:rPr>
+          <w:sz w:val="22"/>
+          <w:szCs w:val="22"/>
+        </w:rPr>
+        <w:t xml:space="preserve">Here is the honest part.</w:t>
+      </w:r>
+    </w:p>
+    <w:p>
+      <w:pPr>
+        <w:spacing w:after="140" w:before="0" w:line="300"/>
+      </w:pPr>
+      <w:r>
+        <w:rPr>
+          <w:sz w:val="22"/>
+          <w:szCs w:val="22"/>
+        </w:rPr>
+        <w:t xml:space="preserve">Some things are hard because they are genuinely hard. And some things were taken from you — school that stopped, years you did not get, choices other people made about your life.</w:t>
+      </w:r>
+    </w:p>
+    <w:p>
+      <w:pPr>
+        <w:spacing w:after="140" w:before="0" w:line="300"/>
+      </w:pPr>
+      <w:r>
+        <w:rPr>
+          <w:sz w:val="22"/>
+          <w:szCs w:val="22"/>
+        </w:rPr>
+        <w:t xml:space="preserve">That is not your fault, and no amount of believing changes it. Anyone who tells you that you just have to think differently about it is wrong.</w:t>
+      </w:r>
+    </w:p>
+    <w:p>
+      <w:pPr>
+        <w:spacing w:after="140" w:before="0" w:line="300"/>
+      </w:pPr>
+      <w:r>
+        <w:rPr>
+          <w:sz w:val="22"/>
+          <w:szCs w:val="22"/>
+        </w:rPr>
+        <w:t xml:space="preserve">What this is for is the part that IS in your hands. Not everything is. But some of it is — and that part is worth going after.</w:t>
+      </w:r>
+    </w:p>
+    <w:tbl>
+      <w:tblPr>
+        <w:tblW w:type="pct" w:w="100%"/>
+        <w:tblBorders>
+          <w:top w:val="none"/>
+          <w:left w:val="single" w:color="1F3A5F" w:sz="18"/>
+          <w:bottom w:val="none"/>
+          <w:right w:val="none"/>
+          <w:insideH w:val="none"/>
+          <w:insideV w:val="none"/>
+        </w:tblBorders>
+      </w:tblPr>
+      <w:tblGrid>
+        <w:gridCol w:w="9070"/>
+      </w:tblGrid>
+      <w:tr>
+        <w:tc>
+          <w:tcPr>
+            <w:tcW w:type="dxa" w:w="9070"/>
+            <w:tcMar>
+              <w:top w:type="dxa" w:w="100"/>
+              <w:left w:type="dxa" w:w="200"/>
+              <w:bottom w:type="dxa" w:w="100"/>
+              <w:right w:type="dxa" w:w="120"/>
+            </w:tcMar>
+          </w:tcPr>
+          <w:p>
+            <w:pPr>
+              <w:spacing w:after="80"/>
+            </w:pPr>
+            <w:r>
+              <w:rPr>
+                <w:b/>
+                <w:bCs/>
+                <w:color w:val="1F3A5F"/>
+                <w:spacing w:val="24"/>
+                <w:sz w:val="17"/>
+                <w:szCs w:val="17"/>
+              </w:rPr>
+              <w:t xml:space="preserve">NEW WORDS</w:t>
+            </w:r>
+          </w:p>
+          <w:p>
+            <w:pPr>
+              <w:spacing w:after="60" w:line="280"/>
+            </w:pPr>
+            <w:r>
+              <w:rPr>
+                <w:sz w:val="21"/>
+                <w:szCs w:val="21"/>
+              </w:rPr>
+              <w:t xml:space="preserve">yet — the word that turns "I cannot" into "I have not got there so far"</w:t>
+            </w:r>
+          </w:p>
+          <w:p>
+            <w:pPr>
+              <w:spacing w:after="60" w:line="280"/>
+            </w:pPr>
+            <w:r>
+              <w:rPr>
+                <w:sz w:val="21"/>
+                <w:szCs w:val="21"/>
+              </w:rPr>
+              <w:t xml:space="preserve">effort — keeping going when something is hard</w:t>
+            </w:r>
+          </w:p>
+          <w:p>
+            <w:pPr>
+              <w:spacing w:after="60" w:line="280"/>
+            </w:pPr>
+            <w:r>
+              <w:rPr>
+                <w:sz w:val="21"/>
+                <w:szCs w:val="21"/>
+              </w:rPr>
+              <w:t xml:space="preserve">approach — the way you try to do something — you can change it</w:t>
+            </w:r>
+          </w:p>
+        </w:tc>
+      </w:tr>
+    </w:tbl>
+    <w:p>
+      <w:pPr>
+        <w:spacing w:after="60" w:before="200"/>
+      </w:pPr>
+      <w:r>
+        <w:rPr>
+          <w:b/>
+          <w:bCs/>
+          <w:color w:val="7A3B69"/>
+          <w:sz w:val="23"/>
+          <w:szCs w:val="23"/>
+        </w:rPr>
+        <w:t xml:space="preserve">Try it yourself</w:t>
+      </w:r>
+    </w:p>
+    <w:p>
+      <w:pPr>
+        <w:spacing w:after="140" w:before="0" w:line="300"/>
+      </w:pPr>
+      <w:r>
+        <w:rPr>
+          <w:sz w:val="22"/>
+          <w:szCs w:val="22"/>
+        </w:rPr>
+        <w:t xml:space="preserve">Read each sentence. Is the person thinking "I can grow", or "I am stuck"? Or is it something else altogether? Circle your answer, then check at the back of the book.</w:t>
+      </w:r>
+    </w:p>
+    <w:p>
+      <w:pPr>
+        <w:spacing w:after="20" w:before="80" w:line="300"/>
+      </w:pPr>
+      <w:r>
+        <w:rPr>
+          <w:sz w:val="22"/>
+          <w:szCs w:val="22"/>
+        </w:rPr>
+        <w:t xml:space="preserve">1.   I am just bad at numbers. I always have been.</w:t>
+      </w:r>
+    </w:p>
+    <w:p>
+      <w:pPr>
+        <w:spacing w:after="60" w:line="280"/>
+        <w:ind w:left="340"/>
+      </w:pPr>
+      <w:r>
+        <w:rPr>
+          <w:color w:val="7A3B69"/>
+          <w:sz w:val="22"/>
+          <w:szCs w:val="22"/>
+        </w:rPr>
+        <w:t xml:space="preserve">○  </w:t>
+      </w:r>
+      <w:r>
+        <w:rPr>
+          <w:sz w:val="22"/>
+          <w:szCs w:val="22"/>
+        </w:rPr>
+        <w:t xml:space="preserve">I can grow      </w:t>
+      </w:r>
+      <w:r>
+        <w:rPr>
+          <w:color w:val="7A3B69"/>
+          <w:sz w:val="22"/>
+          <w:szCs w:val="22"/>
+        </w:rPr>
+        <w:t xml:space="preserve">○  </w:t>
+      </w:r>
+      <w:r>
+        <w:rPr>
+          <w:sz w:val="22"/>
+          <w:szCs w:val="22"/>
+        </w:rPr>
+        <w:t xml:space="preserve">I am stuck      </w:t>
+      </w:r>
+      <w:r>
+        <w:rPr>
+          <w:color w:val="7A3B69"/>
+          <w:sz w:val="22"/>
+          <w:szCs w:val="22"/>
+        </w:rPr>
+        <w:t xml:space="preserve">○  </w:t>
+      </w:r>
+      <w:r>
+        <w:rPr>
+          <w:sz w:val="22"/>
+          <w:szCs w:val="22"/>
+        </w:rPr>
+        <w:t xml:space="preserve">not about thinking      </w:t>
+      </w:r>
+    </w:p>
+    <w:p>
+      <w:pPr>
+        <w:spacing w:after="20" w:before="80" w:line="300"/>
+      </w:pPr>
+      <w:r>
+        <w:rPr>
+          <w:sz w:val="22"/>
+          <w:szCs w:val="22"/>
+        </w:rPr>
+        <w:t xml:space="preserve">2.   I could not do it that way, so tomorrow I am going to ask my neighbour to show me.</w:t>
+      </w:r>
+    </w:p>
+    <w:p>
+      <w:pPr>
+        <w:spacing w:after="60" w:line="280"/>
+        <w:ind w:left="340"/>
+      </w:pPr>
+      <w:r>
+        <w:rPr>
+          <w:color w:val="7A3B69"/>
+          <w:sz w:val="22"/>
+          <w:szCs w:val="22"/>
+        </w:rPr>
+        <w:t xml:space="preserve">○  </w:t>
+      </w:r>
+      <w:r>
+        <w:rPr>
+          <w:sz w:val="22"/>
+          <w:szCs w:val="22"/>
+        </w:rPr>
+        <w:t xml:space="preserve">I can grow      </w:t>
+      </w:r>
+      <w:r>
+        <w:rPr>
+          <w:color w:val="7A3B69"/>
+          <w:sz w:val="22"/>
+          <w:szCs w:val="22"/>
+        </w:rPr>
+        <w:t xml:space="preserve">○  </w:t>
+      </w:r>
+      <w:r>
+        <w:rPr>
+          <w:sz w:val="22"/>
+          <w:szCs w:val="22"/>
+        </w:rPr>
+        <w:t xml:space="preserve">I am stuck      </w:t>
+      </w:r>
+      <w:r>
+        <w:rPr>
+          <w:color w:val="7A3B69"/>
+          <w:sz w:val="22"/>
+          <w:szCs w:val="22"/>
+        </w:rPr>
+        <w:t xml:space="preserve">○  </w:t>
+      </w:r>
+      <w:r>
+        <w:rPr>
+          <w:sz w:val="22"/>
+          <w:szCs w:val="22"/>
+        </w:rPr>
+        <w:t xml:space="preserve">not about thinking      </w:t>
+      </w:r>
+    </w:p>
+    <w:p>
+      <w:pPr>
+        <w:spacing w:after="20" w:before="80" w:line="300"/>
+      </w:pPr>
+      <w:r>
+        <w:rPr>
+          <w:sz w:val="22"/>
+          <w:szCs w:val="22"/>
+        </w:rPr>
+        <w:t xml:space="preserve">3.   I could not go to school for four years because we had to leave.</w:t>
+      </w:r>
+    </w:p>
+    <w:p>
+      <w:pPr>
+        <w:spacing w:after="60" w:line="280"/>
+        <w:ind w:left="340"/>
+      </w:pPr>
+      <w:r>
+        <w:rPr>
+          <w:color w:val="7A3B69"/>
+          <w:sz w:val="22"/>
+          <w:szCs w:val="22"/>
+        </w:rPr>
+        <w:t xml:space="preserve">○  </w:t>
+      </w:r>
+      <w:r>
+        <w:rPr>
+          <w:sz w:val="22"/>
+          <w:szCs w:val="22"/>
+        </w:rPr>
+        <w:t xml:space="preserve">I can grow      </w:t>
+      </w:r>
+      <w:r>
+        <w:rPr>
+          <w:color w:val="7A3B69"/>
+          <w:sz w:val="22"/>
+          <w:szCs w:val="22"/>
+        </w:rPr>
+        <w:t xml:space="preserve">○  </w:t>
+      </w:r>
+      <w:r>
+        <w:rPr>
+          <w:sz w:val="22"/>
+          <w:szCs w:val="22"/>
+        </w:rPr>
+        <w:t xml:space="preserve">I am stuck      </w:t>
+      </w:r>
+      <w:r>
+        <w:rPr>
+          <w:color w:val="7A3B69"/>
+          <w:sz w:val="22"/>
+          <w:szCs w:val="22"/>
+        </w:rPr>
+        <w:t xml:space="preserve">○  </w:t>
+      </w:r>
+      <w:r>
+        <w:rPr>
+          <w:sz w:val="22"/>
+          <w:szCs w:val="22"/>
+        </w:rPr>
+        <w:t xml:space="preserve">not about thinking      </w:t>
+      </w:r>
+    </w:p>
+    <w:p>
+      <w:pPr>
+        <w:spacing w:after="20" w:before="80" w:line="300"/>
+      </w:pPr>
+      <w:r>
+        <w:rPr>
+          <w:sz w:val="22"/>
+          <w:szCs w:val="22"/>
+        </w:rPr>
+        <w:t xml:space="preserve">4.   This is too hard for me. I will try again for a long time, exactly the same way.</w:t>
+      </w:r>
+    </w:p>
+    <w:p>
+      <w:pPr>
+        <w:spacing w:after="60" w:line="280"/>
+        <w:ind w:left="340"/>
+      </w:pPr>
+      <w:r>
+        <w:rPr>
+          <w:color w:val="7A3B69"/>
+          <w:sz w:val="22"/>
+          <w:szCs w:val="22"/>
+        </w:rPr>
+        <w:t xml:space="preserve">○  </w:t>
+      </w:r>
+      <w:r>
+        <w:rPr>
+          <w:sz w:val="22"/>
+          <w:szCs w:val="22"/>
+        </w:rPr>
+        <w:t xml:space="preserve">I can grow      </w:t>
+      </w:r>
+      <w:r>
+        <w:rPr>
+          <w:color w:val="7A3B69"/>
+          <w:sz w:val="22"/>
+          <w:szCs w:val="22"/>
+        </w:rPr>
+        <w:t xml:space="preserve">○  </w:t>
+      </w:r>
+      <w:r>
+        <w:rPr>
+          <w:sz w:val="22"/>
+          <w:szCs w:val="22"/>
+        </w:rPr>
+        <w:t xml:space="preserve">I am stuck      </w:t>
+      </w:r>
+      <w:r>
+        <w:rPr>
+          <w:color w:val="7A3B69"/>
+          <w:sz w:val="22"/>
+          <w:szCs w:val="22"/>
+        </w:rPr>
+        <w:t xml:space="preserve">○  </w:t>
+      </w:r>
+      <w:r>
+        <w:rPr>
+          <w:sz w:val="22"/>
+          <w:szCs w:val="22"/>
+        </w:rPr>
+        <w:t xml:space="preserve">not about thinking      </w:t>
+      </w:r>
+    </w:p>
+    <w:p>
+      <w:pPr>
+        <w:spacing w:after="140" w:before="60" w:line="300"/>
+      </w:pPr>
+      <w:r>
+        <w:rPr>
+          <w:sz w:val="22"/>
+          <w:szCs w:val="22"/>
+        </w:rPr>
+        <w:t xml:space="preserve">Now take one of your own "I cannot" sentences and add the word YET. Say it out loud. Then say what you would try differently, and who you could ask.</w:t>
+      </w:r>
+    </w:p>
+    <w:p>
+      <w:pPr>
+        <w:spacing w:after="140" w:before="80" w:line="300"/>
+      </w:pPr>
+      <w:r>
+        <w:rPr>
+          <w:b/>
+          <w:bCs/>
+          <w:color w:val="5A6473"/>
+          <w:sz w:val="20"/>
+          <w:szCs w:val="20"/>
+        </w:rPr>
+        <w:t xml:space="preserve">The answers are at the back of your book. Try it first, then check.</w:t>
+      </w:r>
+    </w:p>
     <w:p>
       <w:r>
         <w:br w:type="page"/>
@@ -21539,6 +22279,137 @@
         </w:rPr>
         <w:t xml:space="preserve">Do the "Try it yourself" on the Learn it page first, then look here. Getting one wrong is useful — go back and read that page again, and see why.</w:t>
       </w:r>
+    </w:p>
+    <w:p>
+      <w:pPr>
+        <w:spacing w:after="60" w:before="160" w:line="300"/>
+      </w:pPr>
+      <w:r>
+        <w:rPr>
+          <w:b/>
+          <w:bCs/>
+          <w:color w:val="1F3A5F"/>
+          <w:sz w:val="24"/>
+          <w:szCs w:val="24"/>
+        </w:rPr>
+        <w:t xml:space="preserve">How people get better at things</w:t>
+      </w:r>
+    </w:p>
+    <w:p>
+      <w:pPr>
+        <w:spacing w:after="30" w:before="80" w:line="300"/>
+      </w:pPr>
+      <w:r>
+        <w:rPr>
+          <w:b/>
+          <w:bCs/>
+          <w:sz w:val="21"/>
+          <w:szCs w:val="21"/>
+        </w:rPr>
+        <w:t xml:space="preserve">1.   I am just bad at numbers. I always have been.</w:t>
+      </w:r>
+    </w:p>
+    <w:p>
+      <w:pPr>
+        <w:spacing w:after="40" w:before="0" w:line="300"/>
+      </w:pPr>
+      <w:r>
+        <w:rPr>
+          <w:color w:val="3F4A34"/>
+          <w:sz w:val="21"/>
+          <w:szCs w:val="21"/>
+        </w:rPr>
+        <w:t xml:space="preserve">I am stuck. "Always have been" makes it a fact about the person. Try: "I am not good at numbers YET — what could I try?"</w:t>
+      </w:r>
+    </w:p>
+    <w:p>
+      <w:pPr>
+        <w:spacing w:after="30" w:before="80" w:line="300"/>
+      </w:pPr>
+      <w:r>
+        <w:rPr>
+          <w:b/>
+          <w:bCs/>
+          <w:sz w:val="21"/>
+          <w:szCs w:val="21"/>
+        </w:rPr>
+        <w:t xml:space="preserve">2.   I could not do it that way, so tomorrow I am going to ask my neighbour to show me.</w:t>
+      </w:r>
+    </w:p>
+    <w:p>
+      <w:pPr>
+        <w:spacing w:after="40" w:before="0" w:line="300"/>
+      </w:pPr>
+      <w:r>
+        <w:rPr>
+          <w:color w:val="3F4A34"/>
+          <w:sz w:val="21"/>
+          <w:szCs w:val="21"/>
+        </w:rPr>
+        <w:t xml:space="preserve">I can grow. It has all three ingredients: they kept going, they are changing the way, and they are asking for help.</w:t>
+      </w:r>
+    </w:p>
+    <w:p>
+      <w:pPr>
+        <w:spacing w:after="30" w:before="80" w:line="300"/>
+      </w:pPr>
+      <w:r>
+        <w:rPr>
+          <w:b/>
+          <w:bCs/>
+          <w:sz w:val="21"/>
+          <w:szCs w:val="21"/>
+        </w:rPr>
+        <w:t xml:space="preserve">3.   I could not go to school for four years because we had to leave.</w:t>
+      </w:r>
+    </w:p>
+    <w:p>
+      <w:pPr>
+        <w:spacing w:after="40" w:before="0" w:line="300"/>
+      </w:pPr>
+      <w:r>
+        <w:rPr>
+          <w:color w:val="3F4A34"/>
+          <w:sz w:val="21"/>
+          <w:szCs w:val="21"/>
+        </w:rPr>
+        <w:t xml:space="preserve">Not about thinking. This is something that happened TO you. It is not a mindset problem and it is not your fault. What you can choose is what you do from here.</w:t>
+      </w:r>
+    </w:p>
+    <w:p>
+      <w:pPr>
+        <w:spacing w:after="30" w:before="80" w:line="300"/>
+      </w:pPr>
+      <w:r>
+        <w:rPr>
+          <w:b/>
+          <w:bCs/>
+          <w:sz w:val="21"/>
+          <w:szCs w:val="21"/>
+        </w:rPr>
+        <w:t xml:space="preserve">4.   This is too hard for me. I will try again for a long time, exactly the same way.</w:t>
+      </w:r>
+    </w:p>
+    <w:p>
+      <w:pPr>
+        <w:spacing w:after="40" w:before="0" w:line="300"/>
+      </w:pPr>
+      <w:r>
+        <w:rPr>
+          <w:color w:val="3F4A34"/>
+          <w:sz w:val="21"/>
+          <w:szCs w:val="21"/>
+        </w:rPr>
+        <w:t xml:space="preserve">I am stuck — even though it sounds like effort. Trying the same failed way for longer is not growing. The missing ingredient is a different approach, or someone to help.</w:t>
+      </w:r>
+    </w:p>
+    <w:p>
+      <w:pPr>
+        <w:pBdr>
+          <w:bottom w:val="single" w:color="B9B3A6" w:sz="4"/>
+        </w:pBdr>
+        <w:spacing w:after="180" w:before="60"/>
+      </w:pPr>
     </w:p>
     <w:p>
       <w:pPr>

--- a/public/downloads/agency-in-learning-student-workbook.docx
+++ b/public/downloads/agency-in-learning-student-workbook.docx
@@ -5641,6 +5641,795 @@
         </w:tc>
       </w:tr>
     </w:tbl>
+    <w:p>
+      <w:r>
+        <w:br w:type="page"/>
+      </w:r>
+    </w:p>
+    <w:p>
+      <w:pPr>
+        <w:keepNext/>
+        <w:pBdr>
+          <w:bottom w:val="single" w:color="B9B3A6" w:sz="4"/>
+        </w:pBdr>
+        <w:spacing w:after="60"/>
+      </w:pPr>
+      <w:r>
+        <w:rPr>
+          <w:b/>
+          <w:bCs/>
+          <w:color w:val="FFFFFF"/>
+          <w:spacing w:val="30"/>
+          <w:sz w:val="16"/>
+          <w:szCs w:val="16"/>
+          <w:shd w:fill="7A3B69" w:val="clear"/>
+        </w:rPr>
+        <w:t xml:space="preserve">  LEARN IT  </w:t>
+      </w:r>
+      <w:r>
+        <w:rPr>
+          <w:b/>
+          <w:bCs/>
+          <w:color w:val="7A3B69"/>
+          <w:spacing w:val="30"/>
+          <w:sz w:val="16"/>
+          <w:szCs w:val="16"/>
+        </w:rPr>
+        <w:t xml:space="preserve">   WHAT I AM GOOD AT, WHAT I WANT TO GROW</w:t>
+      </w:r>
+    </w:p>
+    <w:p>
+      <w:pPr>
+        <w:pStyle w:val="Heading2"/>
+        <w:keepNext/>
+        <w:spacing w:after="180" w:before="160"/>
+      </w:pPr>
+      <w:r>
+        <w:rPr>
+          <w:b/>
+          <w:bCs/>
+          <w:color w:val="1F3A5F"/>
+          <w:sz w:val="38"/>
+          <w:szCs w:val="38"/>
+        </w:rPr>
+        <w:t xml:space="preserve">How to know what you are good at</w:t>
+      </w:r>
+    </w:p>
+    <w:p>
+      <w:pPr>
+        <w:spacing w:after="140" w:before="0" w:line="300"/>
+      </w:pPr>
+      <w:r>
+        <w:rPr>
+          <w:sz w:val="22"/>
+          <w:szCs w:val="22"/>
+        </w:rPr>
+        <w:t xml:space="preserve">Before you choose a goal, you need to know what you already have. This is harder than it sounds, and most people get it wrong in the same way.</w:t>
+      </w:r>
+    </w:p>
+    <w:p>
+      <w:pPr>
+        <w:pStyle w:val="Heading3"/>
+        <w:keepNext/>
+        <w:spacing w:after="80" w:before="220"/>
+      </w:pPr>
+      <w:r>
+        <w:rPr>
+          <w:b/>
+          <w:bCs/>
+          <w:color w:val="1F3A5F"/>
+          <w:sz w:val="24"/>
+          <w:szCs w:val="24"/>
+        </w:rPr>
+        <w:t xml:space="preserve">Do not ask yourself how good you are. Ask what you DID.</w:t>
+      </w:r>
+    </w:p>
+    <w:p>
+      <w:pPr>
+        <w:spacing w:after="140" w:before="0" w:line="300"/>
+      </w:pPr>
+      <w:r>
+        <w:rPr>
+          <w:sz w:val="22"/>
+          <w:szCs w:val="22"/>
+        </w:rPr>
+        <w:t xml:space="preserve">"Am I good at things?" is impossible to answer. Everyone goes blank.</w:t>
+      </w:r>
+    </w:p>
+    <w:p>
+      <w:pPr>
+        <w:spacing w:after="140" w:before="0" w:line="300"/>
+      </w:pPr>
+      <w:r>
+        <w:rPr>
+          <w:sz w:val="22"/>
+          <w:szCs w:val="22"/>
+        </w:rPr>
+        <w:t xml:space="preserve">So ask a different question: what did I do yesterday? From waking up. All of it.</w:t>
+      </w:r>
+    </w:p>
+    <w:p>
+      <w:pPr>
+        <w:spacing w:after="140" w:before="0" w:line="300"/>
+      </w:pPr>
+      <w:r>
+        <w:rPr>
+          <w:sz w:val="22"/>
+          <w:szCs w:val="22"/>
+        </w:rPr>
+        <w:t xml:space="preserve">Then look at what is in that list. Somewhere in it is a thing you did that many people could not do.</w:t>
+      </w:r>
+    </w:p>
+    <w:p>
+      <w:pPr>
+        <w:pStyle w:val="Heading3"/>
+        <w:keepNext/>
+        <w:spacing w:after="80" w:before="220"/>
+      </w:pPr>
+      <w:r>
+        <w:rPr>
+          <w:b/>
+          <w:bCs/>
+          <w:color w:val="1F3A5F"/>
+          <w:sz w:val="24"/>
+          <w:szCs w:val="24"/>
+        </w:rPr>
+        <w:t xml:space="preserve">It counts even if it did not happen in a classroom</w:t>
+      </w:r>
+    </w:p>
+    <w:p>
+      <w:pPr>
+        <w:spacing w:after="140" w:before="0" w:line="300"/>
+      </w:pPr>
+      <w:r>
+        <w:rPr>
+          <w:sz w:val="22"/>
+          <w:szCs w:val="22"/>
+        </w:rPr>
+        <w:t xml:space="preserve">This is the important part.</w:t>
+      </w:r>
+    </w:p>
+    <w:p>
+      <w:pPr>
+        <w:spacing w:after="140" w:before="0" w:line="300"/>
+      </w:pPr>
+      <w:r>
+        <w:rPr>
+          <w:sz w:val="22"/>
+          <w:szCs w:val="22"/>
+        </w:rPr>
+        <w:t xml:space="preserve">Most of us think "good at things" means good at school things — reading, writing, numbers. So everything else we do gets left out.</w:t>
+      </w:r>
+    </w:p>
+    <w:p>
+      <w:pPr>
+        <w:spacing w:after="140" w:before="0" w:line="300"/>
+      </w:pPr>
+      <w:r>
+        <w:rPr>
+          <w:sz w:val="22"/>
+          <w:szCs w:val="22"/>
+        </w:rPr>
+        <w:t xml:space="preserve">But look at what you actually do:</w:t>
+      </w:r>
+    </w:p>
+    <w:p>
+      <w:pPr>
+        <w:pStyle w:val="ListParagraph"/>
+        <w:numPr>
+          <w:ilvl w:val="0"/>
+          <w:numId w:val="1"/>
+        </w:numPr>
+        <w:spacing w:after="80" w:line="300"/>
+      </w:pPr>
+      <w:r>
+        <w:rPr>
+          <w:sz w:val="22"/>
+          <w:szCs w:val="22"/>
+        </w:rPr>
+        <w:t xml:space="preserve">Looking after younger children</w:t>
+      </w:r>
+    </w:p>
+    <w:p>
+      <w:pPr>
+        <w:pStyle w:val="ListParagraph"/>
+        <w:numPr>
+          <w:ilvl w:val="0"/>
+          <w:numId w:val="1"/>
+        </w:numPr>
+        <w:spacing w:after="80" w:line="300"/>
+      </w:pPr>
+      <w:r>
+        <w:rPr>
+          <w:sz w:val="22"/>
+          <w:szCs w:val="22"/>
+        </w:rPr>
+        <w:t xml:space="preserve">Translating for grown-ups</w:t>
+      </w:r>
+    </w:p>
+    <w:p>
+      <w:pPr>
+        <w:pStyle w:val="ListParagraph"/>
+        <w:numPr>
+          <w:ilvl w:val="0"/>
+          <w:numId w:val="1"/>
+        </w:numPr>
+        <w:spacing w:after="80" w:line="300"/>
+      </w:pPr>
+      <w:r>
+        <w:rPr>
+          <w:sz w:val="22"/>
+          <w:szCs w:val="22"/>
+        </w:rPr>
+        <w:t xml:space="preserve">Cooking for many people</w:t>
+      </w:r>
+    </w:p>
+    <w:p>
+      <w:pPr>
+        <w:pStyle w:val="ListParagraph"/>
+        <w:numPr>
+          <w:ilvl w:val="0"/>
+          <w:numId w:val="1"/>
+        </w:numPr>
+        <w:spacing w:after="80" w:line="300"/>
+      </w:pPr>
+      <w:r>
+        <w:rPr>
+          <w:sz w:val="22"/>
+          <w:szCs w:val="22"/>
+        </w:rPr>
+        <w:t xml:space="preserve">Earning, or selling, or bargaining</w:t>
+      </w:r>
+    </w:p>
+    <w:p>
+      <w:pPr>
+        <w:pStyle w:val="ListParagraph"/>
+        <w:numPr>
+          <w:ilvl w:val="0"/>
+          <w:numId w:val="1"/>
+        </w:numPr>
+        <w:spacing w:after="80" w:line="300"/>
+      </w:pPr>
+      <w:r>
+        <w:rPr>
+          <w:sz w:val="22"/>
+          <w:szCs w:val="22"/>
+        </w:rPr>
+        <w:t xml:space="preserve">Fixing something with what you had</w:t>
+      </w:r>
+    </w:p>
+    <w:p>
+      <w:pPr>
+        <w:pStyle w:val="ListParagraph"/>
+        <w:numPr>
+          <w:ilvl w:val="0"/>
+          <w:numId w:val="1"/>
+        </w:numPr>
+        <w:spacing w:after="80" w:line="300"/>
+      </w:pPr>
+      <w:r>
+        <w:rPr>
+          <w:sz w:val="22"/>
+          <w:szCs w:val="22"/>
+        </w:rPr>
+        <w:t xml:space="preserve">Sorting out an argument</w:t>
+      </w:r>
+    </w:p>
+    <w:p>
+      <w:pPr>
+        <w:pStyle w:val="ListParagraph"/>
+        <w:numPr>
+          <w:ilvl w:val="0"/>
+          <w:numId w:val="1"/>
+        </w:numPr>
+        <w:spacing w:after="80" w:line="300"/>
+      </w:pPr>
+      <w:r>
+        <w:rPr>
+          <w:sz w:val="22"/>
+          <w:szCs w:val="22"/>
+        </w:rPr>
+        <w:t xml:space="preserve">Carrying a family through a hard week</w:t>
+      </w:r>
+    </w:p>
+    <w:p>
+      <w:pPr>
+        <w:spacing w:after="140" w:before="0" w:line="300"/>
+      </w:pPr>
+      <w:r>
+        <w:rPr>
+          <w:sz w:val="22"/>
+          <w:szCs w:val="22"/>
+        </w:rPr>
+        <w:t xml:space="preserve">Those are real skills. Many adults cannot do them. They count.</w:t>
+      </w:r>
+    </w:p>
+    <w:p>
+      <w:pPr>
+        <w:pStyle w:val="Heading3"/>
+        <w:keepNext/>
+        <w:spacing w:after="80" w:before="220"/>
+      </w:pPr>
+      <w:r>
+        <w:rPr>
+          <w:b/>
+          <w:bCs/>
+          <w:color w:val="1F3A5F"/>
+          <w:sz w:val="24"/>
+          <w:szCs w:val="24"/>
+        </w:rPr>
+        <w:t xml:space="preserve">A strength is a thing that happened, not a word</w:t>
+      </w:r>
+    </w:p>
+    <w:p>
+      <w:pPr>
+        <w:spacing w:after="140" w:before="0" w:line="300"/>
+      </w:pPr>
+      <w:r>
+        <w:rPr>
+          <w:sz w:val="22"/>
+          <w:szCs w:val="22"/>
+        </w:rPr>
+        <w:t xml:space="preserve">Do not write "I am patient". Anyone can write that, and you will not quite believe it yourself.</w:t>
+      </w:r>
+    </w:p>
+    <w:p>
+      <w:pPr>
+        <w:spacing w:after="140" w:before="0" w:line="300"/>
+      </w:pPr>
+      <w:r>
+        <w:rPr>
+          <w:sz w:val="22"/>
+          <w:szCs w:val="22"/>
+        </w:rPr>
+        <w:t xml:space="preserve">Write the time it happened: "I sat with my brother every evening for a month until he could count."</w:t>
+      </w:r>
+    </w:p>
+    <w:p>
+      <w:pPr>
+        <w:spacing w:after="140" w:before="0" w:line="300"/>
+      </w:pPr>
+      <w:r>
+        <w:rPr>
+          <w:sz w:val="22"/>
+          <w:szCs w:val="22"/>
+        </w:rPr>
+        <w:t xml:space="preserve">Now it is real. And if someone asked you to prove it, you could.</w:t>
+      </w:r>
+    </w:p>
+    <w:p>
+      <w:pPr>
+        <w:spacing w:after="140" w:before="0" w:line="300"/>
+      </w:pPr>
+      <w:r>
+        <w:rPr>
+          <w:sz w:val="22"/>
+          <w:szCs w:val="22"/>
+        </w:rPr>
+        <w:t xml:space="preserve">Ask yourself every time: when did that actually happen?</w:t>
+      </w:r>
+    </w:p>
+    <w:p>
+      <w:pPr>
+        <w:pStyle w:val="Heading3"/>
+        <w:keepNext/>
+        <w:spacing w:after="80" w:before="220"/>
+      </w:pPr>
+      <w:r>
+        <w:rPr>
+          <w:b/>
+          <w:bCs/>
+          <w:color w:val="1F3A5F"/>
+          <w:sz w:val="24"/>
+          <w:szCs w:val="24"/>
+        </w:rPr>
+        <w:t xml:space="preserve">Areas to grow are not weaknesses</w:t>
+      </w:r>
+    </w:p>
+    <w:p>
+      <w:pPr>
+        <w:spacing w:after="140" w:before="0" w:line="300"/>
+      </w:pPr>
+      <w:r>
+        <w:rPr>
+          <w:sz w:val="22"/>
+          <w:szCs w:val="22"/>
+        </w:rPr>
+        <w:t xml:space="preserve">There is a second list, and it is not a list of what is wrong with you.</w:t>
+      </w:r>
+    </w:p>
+    <w:p>
+      <w:pPr>
+        <w:spacing w:after="140" w:before="0" w:line="300"/>
+      </w:pPr>
+      <w:r>
+        <w:rPr>
+          <w:sz w:val="22"/>
+          <w:szCs w:val="22"/>
+        </w:rPr>
+        <w:t xml:space="preserve">An area to grow is just the place your next goal comes from. It is the interesting part. If you were already good at everything, there would be nothing for this course to do.</w:t>
+      </w:r>
+    </w:p>
+    <w:p>
+      <w:pPr>
+        <w:spacing w:after="140" w:before="0" w:line="300"/>
+      </w:pPr>
+      <w:r>
+        <w:rPr>
+          <w:sz w:val="22"/>
+          <w:szCs w:val="22"/>
+        </w:rPr>
+        <w:t xml:space="preserve">So be honest with yourself here. If you write something safe and small, you will get a safe and small goal, and you will waste the weeks. Nobody is marking this and nobody is comparing you with anyone else.</w:t>
+      </w:r>
+    </w:p>
+    <w:p>
+      <w:pPr>
+        <w:pStyle w:val="Heading3"/>
+        <w:keepNext/>
+        <w:spacing w:after="80" w:before="220"/>
+      </w:pPr>
+      <w:r>
+        <w:rPr>
+          <w:b/>
+          <w:bCs/>
+          <w:color w:val="1F3A5F"/>
+          <w:sz w:val="24"/>
+          <w:szCs w:val="24"/>
+        </w:rPr>
+        <w:t xml:space="preserve">Listen when other people tell you</w:t>
+      </w:r>
+    </w:p>
+    <w:p>
+      <w:pPr>
+        <w:spacing w:after="140" w:before="0" w:line="300"/>
+      </w:pPr>
+      <w:r>
+        <w:rPr>
+          <w:sz w:val="22"/>
+          <w:szCs w:val="22"/>
+        </w:rPr>
+        <w:t xml:space="preserve">You will hear one or two strengths from people in your group.</w:t>
+      </w:r>
+    </w:p>
+    <w:p>
+      <w:pPr>
+        <w:spacing w:after="140" w:before="0" w:line="300"/>
+      </w:pPr>
+      <w:r>
+        <w:rPr>
+          <w:sz w:val="22"/>
+          <w:szCs w:val="22"/>
+        </w:rPr>
+        <w:t xml:space="preserve">Listen properly, and write down what they say even if you would not have said it about yourself. People often see something in us that we cannot see, because we are too close to it.</w:t>
+      </w:r>
+    </w:p>
+    <w:tbl>
+      <w:tblPr>
+        <w:tblW w:type="pct" w:w="100%"/>
+        <w:tblBorders>
+          <w:top w:val="none"/>
+          <w:left w:val="single" w:color="1F3A5F" w:sz="18"/>
+          <w:bottom w:val="none"/>
+          <w:right w:val="none"/>
+          <w:insideH w:val="none"/>
+          <w:insideV w:val="none"/>
+        </w:tblBorders>
+      </w:tblPr>
+      <w:tblGrid>
+        <w:gridCol w:w="9070"/>
+      </w:tblGrid>
+      <w:tr>
+        <w:tc>
+          <w:tcPr>
+            <w:tcW w:type="dxa" w:w="9070"/>
+            <w:tcMar>
+              <w:top w:type="dxa" w:w="100"/>
+              <w:left w:type="dxa" w:w="200"/>
+              <w:bottom w:type="dxa" w:w="100"/>
+              <w:right w:type="dxa" w:w="120"/>
+            </w:tcMar>
+          </w:tcPr>
+          <w:p>
+            <w:pPr>
+              <w:spacing w:after="80"/>
+            </w:pPr>
+            <w:r>
+              <w:rPr>
+                <w:b/>
+                <w:bCs/>
+                <w:color w:val="1F3A5F"/>
+                <w:spacing w:val="24"/>
+                <w:sz w:val="17"/>
+                <w:szCs w:val="17"/>
+              </w:rPr>
+              <w:t xml:space="preserve">NEW WORDS</w:t>
+            </w:r>
+          </w:p>
+          <w:p>
+            <w:pPr>
+              <w:spacing w:after="60" w:line="280"/>
+            </w:pPr>
+            <w:r>
+              <w:rPr>
+                <w:sz w:val="21"/>
+                <w:szCs w:val="21"/>
+              </w:rPr>
+              <w:t xml:space="preserve">strength — something you can do well — with a real time it happened</w:t>
+            </w:r>
+          </w:p>
+          <w:p>
+            <w:pPr>
+              <w:spacing w:after="60" w:line="280"/>
+            </w:pPr>
+            <w:r>
+              <w:rPr>
+                <w:sz w:val="21"/>
+                <w:szCs w:val="21"/>
+              </w:rPr>
+              <w:t xml:space="preserve">area to grow — something you want to get better at; where your next goal comes from</w:t>
+            </w:r>
+          </w:p>
+          <w:p>
+            <w:pPr>
+              <w:spacing w:after="60" w:line="280"/>
+            </w:pPr>
+            <w:r>
+              <w:rPr>
+                <w:sz w:val="21"/>
+                <w:szCs w:val="21"/>
+              </w:rPr>
+              <w:t xml:space="preserve">evidence — the actual time it happened, that shows the thing is true</w:t>
+            </w:r>
+          </w:p>
+        </w:tc>
+      </w:tr>
+    </w:tbl>
+    <w:p>
+      <w:pPr>
+        <w:spacing w:after="60" w:before="200"/>
+      </w:pPr>
+      <w:r>
+        <w:rPr>
+          <w:b/>
+          <w:bCs/>
+          <w:color w:val="7A3B69"/>
+          <w:sz w:val="23"/>
+          <w:szCs w:val="23"/>
+        </w:rPr>
+        <w:t xml:space="preserve">Try it yourself</w:t>
+      </w:r>
+    </w:p>
+    <w:p>
+      <w:pPr>
+        <w:spacing w:after="140" w:before="0" w:line="300"/>
+      </w:pPr>
+      <w:r>
+        <w:rPr>
+          <w:sz w:val="22"/>
+          <w:szCs w:val="22"/>
+        </w:rPr>
+        <w:t xml:space="preserve">Is each of these a strong way to name a strength, or a weak one? Circle your answer, then check at the back of the book.</w:t>
+      </w:r>
+    </w:p>
+    <w:p>
+      <w:pPr>
+        <w:spacing w:after="20" w:before="80" w:line="300"/>
+      </w:pPr>
+      <w:r>
+        <w:rPr>
+          <w:sz w:val="22"/>
+          <w:szCs w:val="22"/>
+        </w:rPr>
+        <w:t xml:space="preserve">1.   I am a hard worker.</w:t>
+      </w:r>
+    </w:p>
+    <w:p>
+      <w:pPr>
+        <w:spacing w:after="60" w:line="280"/>
+        <w:ind w:left="340"/>
+      </w:pPr>
+      <w:r>
+        <w:rPr>
+          <w:color w:val="7A3B69"/>
+          <w:sz w:val="22"/>
+          <w:szCs w:val="22"/>
+        </w:rPr>
+        <w:t xml:space="preserve">○  </w:t>
+      </w:r>
+      <w:r>
+        <w:rPr>
+          <w:sz w:val="22"/>
+          <w:szCs w:val="22"/>
+        </w:rPr>
+        <w:t xml:space="preserve">strong      </w:t>
+      </w:r>
+      <w:r>
+        <w:rPr>
+          <w:color w:val="7A3B69"/>
+          <w:sz w:val="22"/>
+          <w:szCs w:val="22"/>
+        </w:rPr>
+        <w:t xml:space="preserve">○  </w:t>
+      </w:r>
+      <w:r>
+        <w:rPr>
+          <w:sz w:val="22"/>
+          <w:szCs w:val="22"/>
+        </w:rPr>
+        <w:t xml:space="preserve">weak      </w:t>
+      </w:r>
+    </w:p>
+    <w:p>
+      <w:pPr>
+        <w:spacing w:after="20" w:before="80" w:line="300"/>
+      </w:pPr>
+      <w:r>
+        <w:rPr>
+          <w:sz w:val="22"/>
+          <w:szCs w:val="22"/>
+        </w:rPr>
+        <w:t xml:space="preserve">2.   When my mother was ill, I cooked for the whole family for two weeks.</w:t>
+      </w:r>
+    </w:p>
+    <w:p>
+      <w:pPr>
+        <w:spacing w:after="60" w:line="280"/>
+        <w:ind w:left="340"/>
+      </w:pPr>
+      <w:r>
+        <w:rPr>
+          <w:color w:val="7A3B69"/>
+          <w:sz w:val="22"/>
+          <w:szCs w:val="22"/>
+        </w:rPr>
+        <w:t xml:space="preserve">○  </w:t>
+      </w:r>
+      <w:r>
+        <w:rPr>
+          <w:sz w:val="22"/>
+          <w:szCs w:val="22"/>
+        </w:rPr>
+        <w:t xml:space="preserve">strong      </w:t>
+      </w:r>
+      <w:r>
+        <w:rPr>
+          <w:color w:val="7A3B69"/>
+          <w:sz w:val="22"/>
+          <w:szCs w:val="22"/>
+        </w:rPr>
+        <w:t xml:space="preserve">○  </w:t>
+      </w:r>
+      <w:r>
+        <w:rPr>
+          <w:sz w:val="22"/>
+          <w:szCs w:val="22"/>
+        </w:rPr>
+        <w:t xml:space="preserve">weak      </w:t>
+      </w:r>
+    </w:p>
+    <w:p>
+      <w:pPr>
+        <w:spacing w:after="20" w:before="80" w:line="300"/>
+      </w:pPr>
+      <w:r>
+        <w:rPr>
+          <w:sz w:val="22"/>
+          <w:szCs w:val="22"/>
+        </w:rPr>
+        <w:t xml:space="preserve">3.   I am not clever.</w:t>
+      </w:r>
+    </w:p>
+    <w:p>
+      <w:pPr>
+        <w:spacing w:after="60" w:line="280"/>
+        <w:ind w:left="340"/>
+      </w:pPr>
+      <w:r>
+        <w:rPr>
+          <w:color w:val="7A3B69"/>
+          <w:sz w:val="22"/>
+          <w:szCs w:val="22"/>
+        </w:rPr>
+        <w:t xml:space="preserve">○  </w:t>
+      </w:r>
+      <w:r>
+        <w:rPr>
+          <w:sz w:val="22"/>
+          <w:szCs w:val="22"/>
+        </w:rPr>
+        <w:t xml:space="preserve">strong      </w:t>
+      </w:r>
+      <w:r>
+        <w:rPr>
+          <w:color w:val="7A3B69"/>
+          <w:sz w:val="22"/>
+          <w:szCs w:val="22"/>
+        </w:rPr>
+        <w:t xml:space="preserve">○  </w:t>
+      </w:r>
+      <w:r>
+        <w:rPr>
+          <w:sz w:val="22"/>
+          <w:szCs w:val="22"/>
+        </w:rPr>
+        <w:t xml:space="preserve">weak      </w:t>
+      </w:r>
+    </w:p>
+    <w:p>
+      <w:pPr>
+        <w:spacing w:after="20" w:before="80" w:line="300"/>
+      </w:pPr>
+      <w:r>
+        <w:rPr>
+          <w:sz w:val="22"/>
+          <w:szCs w:val="22"/>
+        </w:rPr>
+        <w:t xml:space="preserve">4.   I translate for my grandmother whenever she goes to the health post, because she does not speak it.</w:t>
+      </w:r>
+    </w:p>
+    <w:p>
+      <w:pPr>
+        <w:spacing w:after="60" w:line="280"/>
+        <w:ind w:left="340"/>
+      </w:pPr>
+      <w:r>
+        <w:rPr>
+          <w:color w:val="7A3B69"/>
+          <w:sz w:val="22"/>
+          <w:szCs w:val="22"/>
+        </w:rPr>
+        <w:t xml:space="preserve">○  </w:t>
+      </w:r>
+      <w:r>
+        <w:rPr>
+          <w:sz w:val="22"/>
+          <w:szCs w:val="22"/>
+        </w:rPr>
+        <w:t xml:space="preserve">strong      </w:t>
+      </w:r>
+      <w:r>
+        <w:rPr>
+          <w:color w:val="7A3B69"/>
+          <w:sz w:val="22"/>
+          <w:szCs w:val="22"/>
+        </w:rPr>
+        <w:t xml:space="preserve">○  </w:t>
+      </w:r>
+      <w:r>
+        <w:rPr>
+          <w:sz w:val="22"/>
+          <w:szCs w:val="22"/>
+        </w:rPr>
+        <w:t xml:space="preserve">weak      </w:t>
+      </w:r>
+    </w:p>
+    <w:p>
+      <w:pPr>
+        <w:spacing w:after="140" w:before="60" w:line="300"/>
+      </w:pPr>
+      <w:r>
+        <w:rPr>
+          <w:sz w:val="22"/>
+          <w:szCs w:val="22"/>
+        </w:rPr>
+        <w:t xml:space="preserve">Now write or draw two of your own strengths. For each one, say WHEN it happened. Then one area you want to grow — the honest one, not the safe one.</w:t>
+      </w:r>
+    </w:p>
+    <w:p>
+      <w:pPr>
+        <w:spacing w:after="140" w:before="80" w:line="300"/>
+      </w:pPr>
+      <w:r>
+        <w:rPr>
+          <w:b/>
+          <w:bCs/>
+          <w:color w:val="5A6473"/>
+          <w:sz w:val="20"/>
+          <w:szCs w:val="20"/>
+        </w:rPr>
+        <w:t xml:space="preserve">The answers are at the back of your book. Try it first, then check.</w:t>
+      </w:r>
+    </w:p>
     <w:p>
       <w:r>
         <w:br w:type="page"/>
@@ -13580,6 +14369,829 @@
         <w:rPr>
           <w:b/>
           <w:bCs/>
+          <w:color w:val="FFFFFF"/>
+          <w:spacing w:val="30"/>
+          <w:sz w:val="16"/>
+          <w:szCs w:val="16"/>
+          <w:shd w:fill="7A3B69" w:val="clear"/>
+        </w:rPr>
+        <w:t xml:space="preserve">  LEARN IT  </w:t>
+      </w:r>
+      <w:r>
+        <w:rPr>
+          <w:b/>
+          <w:bCs/>
+          <w:color w:val="7A3B69"/>
+          <w:spacing w:val="30"/>
+          <w:sz w:val="16"/>
+          <w:szCs w:val="16"/>
+        </w:rPr>
+        <w:t xml:space="preserve">   MY FIRST SMALL STEP</w:t>
+      </w:r>
+    </w:p>
+    <w:p>
+      <w:pPr>
+        <w:pStyle w:val="Heading2"/>
+        <w:keepNext/>
+        <w:spacing w:after="180" w:before="160"/>
+      </w:pPr>
+      <w:r>
+        <w:rPr>
+          <w:b/>
+          <w:bCs/>
+          <w:color w:val="1F3A5F"/>
+          <w:sz w:val="38"/>
+          <w:szCs w:val="38"/>
+        </w:rPr>
+        <w:t xml:space="preserve">How to make a plan that survives a bad week</w:t>
+      </w:r>
+    </w:p>
+    <w:p>
+      <w:pPr>
+        <w:spacing w:after="140" w:before="0" w:line="300"/>
+      </w:pPr>
+      <w:r>
+        <w:rPr>
+          <w:sz w:val="22"/>
+          <w:szCs w:val="22"/>
+        </w:rPr>
+        <w:t xml:space="preserve">You have your steps. Now we turn them into a plan.</w:t>
+      </w:r>
+    </w:p>
+    <w:p>
+      <w:pPr>
+        <w:spacing w:after="140" w:before="0" w:line="300"/>
+      </w:pPr>
+      <w:r>
+        <w:rPr>
+          <w:sz w:val="22"/>
+          <w:szCs w:val="22"/>
+        </w:rPr>
+        <w:t xml:space="preserve">Here is the thing to understand first: most plans do not fail because they were wrong. They fail because the week went wrong. Someone got ill, the rain came, you were needed at home, you were too tired.</w:t>
+      </w:r>
+    </w:p>
+    <w:p>
+      <w:pPr>
+        <w:spacing w:after="140" w:before="0" w:line="300"/>
+      </w:pPr>
+      <w:r>
+        <w:rPr>
+          <w:sz w:val="22"/>
+          <w:szCs w:val="22"/>
+        </w:rPr>
+        <w:t xml:space="preserve">So we are going to plan for that from the start. Not because we expect you to fail — because that is what a real plan does.</w:t>
+      </w:r>
+    </w:p>
+    <w:p>
+      <w:pPr>
+        <w:pStyle w:val="Heading3"/>
+        <w:keepNext/>
+        <w:spacing w:after="80" w:before="220"/>
+      </w:pPr>
+      <w:r>
+        <w:rPr>
+          <w:b/>
+          <w:bCs/>
+          <w:color w:val="1F3A5F"/>
+          <w:sz w:val="24"/>
+          <w:szCs w:val="24"/>
+        </w:rPr>
+        <w:t xml:space="preserve">1. Put your steps in order</w:t>
+      </w:r>
+    </w:p>
+    <w:p>
+      <w:pPr>
+        <w:spacing w:after="140" w:before="0" w:line="300"/>
+      </w:pPr>
+      <w:r>
+        <w:rPr>
+          <w:sz w:val="22"/>
+          <w:szCs w:val="22"/>
+        </w:rPr>
+        <w:t xml:space="preserve">Which one has to happen first? Which one cannot happen until another is done?</w:t>
+      </w:r>
+    </w:p>
+    <w:p>
+      <w:pPr>
+        <w:spacing w:after="140" w:before="0" w:line="300"/>
+      </w:pPr>
+      <w:r>
+        <w:rPr>
+          <w:sz w:val="22"/>
+          <w:szCs w:val="22"/>
+        </w:rPr>
+        <w:t xml:space="preserve">Point at the first one.</w:t>
+      </w:r>
+    </w:p>
+    <w:p>
+      <w:pPr>
+        <w:pStyle w:val="Heading3"/>
+        <w:keepNext/>
+        <w:spacing w:after="80" w:before="220"/>
+      </w:pPr>
+      <w:r>
+        <w:rPr>
+          <w:b/>
+          <w:bCs/>
+          <w:color w:val="1F3A5F"/>
+          <w:sz w:val="24"/>
+          <w:szCs w:val="24"/>
+        </w:rPr>
+        <w:t xml:space="preserve">2. Say when — a by-when</w:t>
+      </w:r>
+    </w:p>
+    <w:p>
+      <w:pPr>
+        <w:spacing w:after="140" w:before="0" w:line="300"/>
+      </w:pPr>
+      <w:r>
+        <w:rPr>
+          <w:sz w:val="22"/>
+          <w:szCs w:val="22"/>
+        </w:rPr>
+        <w:t xml:space="preserve">Put a time on your first step. By Thursday. Before the next session. This week.</w:t>
+      </w:r>
+    </w:p>
+    <w:p>
+      <w:pPr>
+        <w:spacing w:after="140" w:before="0" w:line="300"/>
+      </w:pPr>
+      <w:r>
+        <w:rPr>
+          <w:sz w:val="22"/>
+          <w:szCs w:val="22"/>
+        </w:rPr>
+        <w:t xml:space="preserve">Nobody is checking, and nothing bad happens if you miss it. The by-when is just so that "soon" turns into something you can notice. Noticing you missed it is useful. It is not failing.</w:t>
+      </w:r>
+    </w:p>
+    <w:p>
+      <w:pPr>
+        <w:pStyle w:val="Heading3"/>
+        <w:keepNext/>
+        <w:spacing w:after="80" w:before="220"/>
+      </w:pPr>
+      <w:r>
+        <w:rPr>
+          <w:b/>
+          <w:bCs/>
+          <w:color w:val="1F3A5F"/>
+          <w:sz w:val="24"/>
+          <w:szCs w:val="24"/>
+        </w:rPr>
+        <w:t xml:space="preserve">3. For each step, ask: what does this need?</w:t>
+      </w:r>
+    </w:p>
+    <w:p>
+      <w:pPr>
+        <w:spacing w:after="140" w:before="0" w:line="300"/>
+      </w:pPr>
+      <w:r>
+        <w:rPr>
+          <w:sz w:val="22"/>
+          <w:szCs w:val="22"/>
+        </w:rPr>
+        <w:t xml:space="preserve">A person? A thing? A place? Time?</w:t>
+      </w:r>
+    </w:p>
+    <w:p>
+      <w:pPr>
+        <w:spacing w:after="140" w:before="0" w:line="300"/>
+      </w:pPr>
+      <w:r>
+        <w:rPr>
+          <w:sz w:val="22"/>
+          <w:szCs w:val="22"/>
+        </w:rPr>
+        <w:t xml:space="preserve">This one question saves a lot of wasted weeks. If your step is "practise English" and what it needs is "someone to practise with" — and you do not have anyone yet — then that step cannot happen at all. Much better to find that out now than on Thursday.</w:t>
+      </w:r>
+    </w:p>
+    <w:p>
+      <w:pPr>
+        <w:pStyle w:val="Heading3"/>
+        <w:keepNext/>
+        <w:spacing w:after="80" w:before="220"/>
+      </w:pPr>
+      <w:r>
+        <w:rPr>
+          <w:b/>
+          <w:bCs/>
+          <w:color w:val="1F3A5F"/>
+          <w:sz w:val="24"/>
+          <w:szCs w:val="24"/>
+        </w:rPr>
+        <w:t xml:space="preserve">4. Now the most important part: your if–then</w:t>
+      </w:r>
+    </w:p>
+    <w:p>
+      <w:pPr>
+        <w:spacing w:after="140" w:before="0" w:line="300"/>
+      </w:pPr>
+      <w:r>
+        <w:rPr>
+          <w:sz w:val="22"/>
+          <w:szCs w:val="22"/>
+        </w:rPr>
+        <w:t xml:space="preserve">Think about what USUALLY stops you. The real thing, not the polite thing.</w:t>
+      </w:r>
+    </w:p>
+    <w:p>
+      <w:pPr>
+        <w:pStyle w:val="ListParagraph"/>
+        <w:numPr>
+          <w:ilvl w:val="0"/>
+          <w:numId w:val="1"/>
+        </w:numPr>
+        <w:spacing w:after="80" w:line="300"/>
+      </w:pPr>
+      <w:r>
+        <w:rPr>
+          <w:sz w:val="22"/>
+          <w:szCs w:val="22"/>
+        </w:rPr>
+        <w:t xml:space="preserve">My mother needs me.</w:t>
+      </w:r>
+    </w:p>
+    <w:p>
+      <w:pPr>
+        <w:pStyle w:val="ListParagraph"/>
+        <w:numPr>
+          <w:ilvl w:val="0"/>
+          <w:numId w:val="1"/>
+        </w:numPr>
+        <w:spacing w:after="80" w:line="300"/>
+      </w:pPr>
+      <w:r>
+        <w:rPr>
+          <w:sz w:val="22"/>
+          <w:szCs w:val="22"/>
+        </w:rPr>
+        <w:t xml:space="preserve">There is no light.</w:t>
+      </w:r>
+    </w:p>
+    <w:p>
+      <w:pPr>
+        <w:pStyle w:val="ListParagraph"/>
+        <w:numPr>
+          <w:ilvl w:val="0"/>
+          <w:numId w:val="1"/>
+        </w:numPr>
+        <w:spacing w:after="80" w:line="300"/>
+      </w:pPr>
+      <w:r>
+        <w:rPr>
+          <w:sz w:val="22"/>
+          <w:szCs w:val="22"/>
+        </w:rPr>
+        <w:t xml:space="preserve">I am too tired after work.</w:t>
+      </w:r>
+    </w:p>
+    <w:p>
+      <w:pPr>
+        <w:pStyle w:val="ListParagraph"/>
+        <w:numPr>
+          <w:ilvl w:val="0"/>
+          <w:numId w:val="1"/>
+        </w:numPr>
+        <w:spacing w:after="80" w:line="300"/>
+      </w:pPr>
+      <w:r>
+        <w:rPr>
+          <w:sz w:val="22"/>
+          <w:szCs w:val="22"/>
+        </w:rPr>
+        <w:t xml:space="preserve">My brother takes the book.</w:t>
+      </w:r>
+    </w:p>
+    <w:p>
+      <w:pPr>
+        <w:pStyle w:val="ListParagraph"/>
+        <w:numPr>
+          <w:ilvl w:val="0"/>
+          <w:numId w:val="1"/>
+        </w:numPr>
+        <w:spacing w:after="80" w:line="300"/>
+      </w:pPr>
+      <w:r>
+        <w:rPr>
+          <w:sz w:val="22"/>
+          <w:szCs w:val="22"/>
+        </w:rPr>
+        <w:t xml:space="preserve">It rains and I cannot go.</w:t>
+      </w:r>
+    </w:p>
+    <w:p>
+      <w:pPr>
+        <w:spacing w:after="140" w:before="0" w:line="300"/>
+      </w:pPr>
+      <w:r>
+        <w:rPr>
+          <w:sz w:val="22"/>
+          <w:szCs w:val="22"/>
+        </w:rPr>
+        <w:t xml:space="preserve">Now decide, now, while you are calm, what you will do instead when that happens:</w:t>
+      </w:r>
+    </w:p>
+    <w:p>
+      <w:pPr>
+        <w:spacing w:after="140" w:before="0" w:line="300"/>
+      </w:pPr>
+      <w:r>
+        <w:rPr>
+          <w:sz w:val="22"/>
+          <w:szCs w:val="22"/>
+        </w:rPr>
+        <w:t xml:space="preserve">If ______ happens, then I will ______ .</w:t>
+      </w:r>
+    </w:p>
+    <w:p>
+      <w:pPr>
+        <w:spacing w:after="140" w:before="0" w:line="300"/>
+      </w:pPr>
+      <w:r>
+        <w:rPr>
+          <w:sz w:val="22"/>
+          <w:szCs w:val="22"/>
+        </w:rPr>
+        <w:t xml:space="preserve">The "then" must be SMALLER, not the same thing with more effort.</w:t>
+      </w:r>
+    </w:p>
+    <w:p>
+      <w:pPr>
+        <w:pStyle w:val="ListParagraph"/>
+        <w:numPr>
+          <w:ilvl w:val="0"/>
+          <w:numId w:val="1"/>
+        </w:numPr>
+        <w:spacing w:after="80" w:line="300"/>
+      </w:pPr>
+      <w:r>
+        <w:rPr>
+          <w:sz w:val="22"/>
+          <w:szCs w:val="22"/>
+        </w:rPr>
+        <w:t xml:space="preserve">"If I am too tired to write, then I will say my three sentences out loud instead."</w:t>
+      </w:r>
+    </w:p>
+    <w:p>
+      <w:pPr>
+        <w:pStyle w:val="ListParagraph"/>
+        <w:numPr>
+          <w:ilvl w:val="0"/>
+          <w:numId w:val="1"/>
+        </w:numPr>
+        <w:spacing w:after="80" w:line="300"/>
+      </w:pPr>
+      <w:r>
+        <w:rPr>
+          <w:sz w:val="22"/>
+          <w:szCs w:val="22"/>
+        </w:rPr>
+        <w:t xml:space="preserve">"If my mother needs me all evening, then I will do one word in the morning."</w:t>
+      </w:r>
+    </w:p>
+    <w:p>
+      <w:pPr>
+        <w:pStyle w:val="Heading3"/>
+        <w:keepNext/>
+        <w:spacing w:after="80" w:before="220"/>
+      </w:pPr>
+      <w:r>
+        <w:rPr>
+          <w:b/>
+          <w:bCs/>
+          <w:color w:val="1F3A5F"/>
+          <w:sz w:val="24"/>
+          <w:szCs w:val="24"/>
+        </w:rPr>
+        <w:t xml:space="preserve">Why this works</w:t>
+      </w:r>
+    </w:p>
+    <w:p>
+      <w:pPr>
+        <w:spacing w:after="140" w:before="0" w:line="300"/>
+      </w:pPr>
+      <w:r>
+        <w:rPr>
+          <w:sz w:val="22"/>
+          <w:szCs w:val="22"/>
+        </w:rPr>
+        <w:t xml:space="preserve">When the obstacle actually arrives, you will be tired, or worried, or busy. That is the worst moment to decide anything.</w:t>
+      </w:r>
+    </w:p>
+    <w:p>
+      <w:pPr>
+        <w:spacing w:after="140" w:before="0" w:line="300"/>
+      </w:pPr>
+      <w:r>
+        <w:rPr>
+          <w:sz w:val="22"/>
+          <w:szCs w:val="22"/>
+        </w:rPr>
+        <w:t xml:space="preserve">If you already decided, you do not have to think. You just do the smaller thing. And doing the smaller thing means you did not stop — which is the whole point.</w:t>
+      </w:r>
+    </w:p>
+    <w:p>
+      <w:pPr>
+        <w:pStyle w:val="Heading3"/>
+        <w:keepNext/>
+        <w:spacing w:after="80" w:before="220"/>
+      </w:pPr>
+      <w:r>
+        <w:rPr>
+          <w:b/>
+          <w:bCs/>
+          <w:color w:val="1F3A5F"/>
+          <w:sz w:val="24"/>
+          <w:szCs w:val="24"/>
+        </w:rPr>
+        <w:t xml:space="preserve">A good if–then sounds small and a bit disappointing</w:t>
+      </w:r>
+    </w:p>
+    <w:p>
+      <w:pPr>
+        <w:spacing w:after="140" w:before="0" w:line="300"/>
+      </w:pPr>
+      <w:r>
+        <w:rPr>
+          <w:sz w:val="22"/>
+          <w:szCs w:val="22"/>
+        </w:rPr>
+        <w:t xml:space="preserve">That is correct. It is supposed to. A tiny thing that actually happens beats a big thing that does not.</w:t>
+      </w:r>
+    </w:p>
+    <w:p>
+      <w:pPr>
+        <w:pStyle w:val="Heading3"/>
+        <w:keepNext/>
+        <w:spacing w:after="80" w:before="220"/>
+      </w:pPr>
+      <w:r>
+        <w:rPr>
+          <w:b/>
+          <w:bCs/>
+          <w:color w:val="1F3A5F"/>
+          <w:sz w:val="24"/>
+          <w:szCs w:val="24"/>
+        </w:rPr>
+        <w:t xml:space="preserve">Say it out loud</w:t>
+      </w:r>
+    </w:p>
+    <w:p>
+      <w:pPr>
+        <w:spacing w:after="140" w:before="0" w:line="300"/>
+      </w:pPr>
+      <w:r>
+        <w:rPr>
+          <w:sz w:val="22"/>
+          <w:szCs w:val="22"/>
+        </w:rPr>
+        <w:t xml:space="preserve">Tell your partner your first step and your if–then. Out loud, to a person. It makes it real.</w:t>
+      </w:r>
+    </w:p>
+    <w:tbl>
+      <w:tblPr>
+        <w:tblW w:type="pct" w:w="100%"/>
+        <w:tblBorders>
+          <w:top w:val="none"/>
+          <w:left w:val="single" w:color="1F3A5F" w:sz="18"/>
+          <w:bottom w:val="none"/>
+          <w:right w:val="none"/>
+          <w:insideH w:val="none"/>
+          <w:insideV w:val="none"/>
+        </w:tblBorders>
+      </w:tblPr>
+      <w:tblGrid>
+        <w:gridCol w:w="9070"/>
+      </w:tblGrid>
+      <w:tr>
+        <w:tc>
+          <w:tcPr>
+            <w:tcW w:type="dxa" w:w="9070"/>
+            <w:tcMar>
+              <w:top w:type="dxa" w:w="100"/>
+              <w:left w:type="dxa" w:w="200"/>
+              <w:bottom w:type="dxa" w:w="100"/>
+              <w:right w:type="dxa" w:w="120"/>
+            </w:tcMar>
+          </w:tcPr>
+          <w:p>
+            <w:pPr>
+              <w:spacing w:after="80"/>
+            </w:pPr>
+            <w:r>
+              <w:rPr>
+                <w:b/>
+                <w:bCs/>
+                <w:color w:val="1F3A5F"/>
+                <w:spacing w:val="24"/>
+                <w:sz w:val="17"/>
+                <w:szCs w:val="17"/>
+              </w:rPr>
+              <w:t xml:space="preserve">NEW WORDS</w:t>
+            </w:r>
+          </w:p>
+          <w:p>
+            <w:pPr>
+              <w:spacing w:after="60" w:line="280"/>
+            </w:pPr>
+            <w:r>
+              <w:rPr>
+                <w:sz w:val="21"/>
+                <w:szCs w:val="21"/>
+              </w:rPr>
+              <w:t xml:space="preserve">action plan — your steps, in order, with when you will do them and what they need</w:t>
+            </w:r>
+          </w:p>
+          <w:p>
+            <w:pPr>
+              <w:spacing w:after="60" w:line="280"/>
+            </w:pPr>
+            <w:r>
+              <w:rPr>
+                <w:sz w:val="21"/>
+                <w:szCs w:val="21"/>
+              </w:rPr>
+              <w:t xml:space="preserve">by-when — the time you decide you will have done a step by</w:t>
+            </w:r>
+          </w:p>
+          <w:p>
+            <w:pPr>
+              <w:spacing w:after="60" w:line="280"/>
+            </w:pPr>
+            <w:r>
+              <w:rPr>
+                <w:sz w:val="21"/>
+                <w:szCs w:val="21"/>
+              </w:rPr>
+              <w:t xml:space="preserve">if–then — deciding now what you will do instead when the usual thing stops you</w:t>
+            </w:r>
+          </w:p>
+        </w:tc>
+      </w:tr>
+    </w:tbl>
+    <w:p>
+      <w:pPr>
+        <w:spacing w:after="60" w:before="200"/>
+      </w:pPr>
+      <w:r>
+        <w:rPr>
+          <w:b/>
+          <w:bCs/>
+          <w:color w:val="7A3B69"/>
+          <w:sz w:val="23"/>
+          <w:szCs w:val="23"/>
+        </w:rPr>
+        <w:t xml:space="preserve">Try it yourself</w:t>
+      </w:r>
+    </w:p>
+    <w:p>
+      <w:pPr>
+        <w:spacing w:after="140" w:before="0" w:line="300"/>
+      </w:pPr>
+      <w:r>
+        <w:rPr>
+          <w:sz w:val="22"/>
+          <w:szCs w:val="22"/>
+        </w:rPr>
+        <w:t xml:space="preserve">Is each of these a good if–then, or will it fail? Circle your answer, then check at the back of the book.</w:t>
+      </w:r>
+    </w:p>
+    <w:p>
+      <w:pPr>
+        <w:spacing w:after="20" w:before="80" w:line="300"/>
+      </w:pPr>
+      <w:r>
+        <w:rPr>
+          <w:sz w:val="22"/>
+          <w:szCs w:val="22"/>
+        </w:rPr>
+        <w:t xml:space="preserve">1.   If I am busy, then I will try harder.</w:t>
+      </w:r>
+    </w:p>
+    <w:p>
+      <w:pPr>
+        <w:spacing w:after="60" w:line="280"/>
+        <w:ind w:left="340"/>
+      </w:pPr>
+      <w:r>
+        <w:rPr>
+          <w:color w:val="7A3B69"/>
+          <w:sz w:val="22"/>
+          <w:szCs w:val="22"/>
+        </w:rPr>
+        <w:t xml:space="preserve">○  </w:t>
+      </w:r>
+      <w:r>
+        <w:rPr>
+          <w:sz w:val="22"/>
+          <w:szCs w:val="22"/>
+        </w:rPr>
+        <w:t xml:space="preserve">good if–then      </w:t>
+      </w:r>
+      <w:r>
+        <w:rPr>
+          <w:color w:val="7A3B69"/>
+          <w:sz w:val="22"/>
+          <w:szCs w:val="22"/>
+        </w:rPr>
+        <w:t xml:space="preserve">○  </w:t>
+      </w:r>
+      <w:r>
+        <w:rPr>
+          <w:sz w:val="22"/>
+          <w:szCs w:val="22"/>
+        </w:rPr>
+        <w:t xml:space="preserve">will fail      </w:t>
+      </w:r>
+    </w:p>
+    <w:p>
+      <w:pPr>
+        <w:spacing w:after="20" w:before="80" w:line="300"/>
+      </w:pPr>
+      <w:r>
+        <w:rPr>
+          <w:sz w:val="22"/>
+          <w:szCs w:val="22"/>
+        </w:rPr>
+        <w:t xml:space="preserve">2.   If there is no light in the evening, then I will practise my words while I walk to the water point in the morning.</w:t>
+      </w:r>
+    </w:p>
+    <w:p>
+      <w:pPr>
+        <w:spacing w:after="60" w:line="280"/>
+        <w:ind w:left="340"/>
+      </w:pPr>
+      <w:r>
+        <w:rPr>
+          <w:color w:val="7A3B69"/>
+          <w:sz w:val="22"/>
+          <w:szCs w:val="22"/>
+        </w:rPr>
+        <w:t xml:space="preserve">○  </w:t>
+      </w:r>
+      <w:r>
+        <w:rPr>
+          <w:sz w:val="22"/>
+          <w:szCs w:val="22"/>
+        </w:rPr>
+        <w:t xml:space="preserve">good if–then      </w:t>
+      </w:r>
+      <w:r>
+        <w:rPr>
+          <w:color w:val="7A3B69"/>
+          <w:sz w:val="22"/>
+          <w:szCs w:val="22"/>
+        </w:rPr>
+        <w:t xml:space="preserve">○  </w:t>
+      </w:r>
+      <w:r>
+        <w:rPr>
+          <w:sz w:val="22"/>
+          <w:szCs w:val="22"/>
+        </w:rPr>
+        <w:t xml:space="preserve">will fail      </w:t>
+      </w:r>
+    </w:p>
+    <w:p>
+      <w:pPr>
+        <w:spacing w:after="20" w:before="80" w:line="300"/>
+      </w:pPr>
+      <w:r>
+        <w:rPr>
+          <w:sz w:val="22"/>
+          <w:szCs w:val="22"/>
+        </w:rPr>
+        <w:t xml:space="preserve">3.   If I feel too shy to speak English to a stranger, then I will say it to my sister instead.</w:t>
+      </w:r>
+    </w:p>
+    <w:p>
+      <w:pPr>
+        <w:spacing w:after="60" w:line="280"/>
+        <w:ind w:left="340"/>
+      </w:pPr>
+      <w:r>
+        <w:rPr>
+          <w:color w:val="7A3B69"/>
+          <w:sz w:val="22"/>
+          <w:szCs w:val="22"/>
+        </w:rPr>
+        <w:t xml:space="preserve">○  </w:t>
+      </w:r>
+      <w:r>
+        <w:rPr>
+          <w:sz w:val="22"/>
+          <w:szCs w:val="22"/>
+        </w:rPr>
+        <w:t xml:space="preserve">good if–then      </w:t>
+      </w:r>
+      <w:r>
+        <w:rPr>
+          <w:color w:val="7A3B69"/>
+          <w:sz w:val="22"/>
+          <w:szCs w:val="22"/>
+        </w:rPr>
+        <w:t xml:space="preserve">○  </w:t>
+      </w:r>
+      <w:r>
+        <w:rPr>
+          <w:sz w:val="22"/>
+          <w:szCs w:val="22"/>
+        </w:rPr>
+        <w:t xml:space="preserve">will fail      </w:t>
+      </w:r>
+    </w:p>
+    <w:p>
+      <w:pPr>
+        <w:spacing w:after="20" w:before="80" w:line="300"/>
+      </w:pPr>
+      <w:r>
+        <w:rPr>
+          <w:sz w:val="22"/>
+          <w:szCs w:val="22"/>
+        </w:rPr>
+        <w:t xml:space="preserve">4.   If I miss a day, then I will do double the next day.</w:t>
+      </w:r>
+    </w:p>
+    <w:p>
+      <w:pPr>
+        <w:spacing w:after="60" w:line="280"/>
+        <w:ind w:left="340"/>
+      </w:pPr>
+      <w:r>
+        <w:rPr>
+          <w:color w:val="7A3B69"/>
+          <w:sz w:val="22"/>
+          <w:szCs w:val="22"/>
+        </w:rPr>
+        <w:t xml:space="preserve">○  </w:t>
+      </w:r>
+      <w:r>
+        <w:rPr>
+          <w:sz w:val="22"/>
+          <w:szCs w:val="22"/>
+        </w:rPr>
+        <w:t xml:space="preserve">good if–then      </w:t>
+      </w:r>
+      <w:r>
+        <w:rPr>
+          <w:color w:val="7A3B69"/>
+          <w:sz w:val="22"/>
+          <w:szCs w:val="22"/>
+        </w:rPr>
+        <w:t xml:space="preserve">○  </w:t>
+      </w:r>
+      <w:r>
+        <w:rPr>
+          <w:sz w:val="22"/>
+          <w:szCs w:val="22"/>
+        </w:rPr>
+        <w:t xml:space="preserve">will fail      </w:t>
+      </w:r>
+    </w:p>
+    <w:p>
+      <w:pPr>
+        <w:spacing w:after="140" w:before="60" w:line="300"/>
+      </w:pPr>
+      <w:r>
+        <w:rPr>
+          <w:sz w:val="22"/>
+          <w:szCs w:val="22"/>
+        </w:rPr>
+        <w:t xml:space="preserve">Now write or draw your own if–then. Use the REAL thing that stops you, and make the "then" genuinely smaller.</w:t>
+      </w:r>
+    </w:p>
+    <w:p>
+      <w:pPr>
+        <w:spacing w:after="140" w:before="80" w:line="300"/>
+      </w:pPr>
+      <w:r>
+        <w:rPr>
+          <w:b/>
+          <w:bCs/>
+          <w:color w:val="5A6473"/>
+          <w:sz w:val="20"/>
+          <w:szCs w:val="20"/>
+        </w:rPr>
+        <w:t xml:space="preserve">The answers are at the back of your book. Try it first, then check.</w:t>
+      </w:r>
+    </w:p>
+    <w:p>
+      <w:r>
+        <w:br w:type="page"/>
+      </w:r>
+    </w:p>
+    <w:p>
+      <w:pPr>
+        <w:keepNext/>
+        <w:pBdr>
+          <w:bottom w:val="single" w:color="B9B3A6" w:sz="4"/>
+        </w:pBdr>
+        <w:spacing w:after="60"/>
+      </w:pPr>
+      <w:r>
+        <w:rPr>
+          <w:b/>
+          <w:bCs/>
           <w:color w:val="7A3B69"/>
           <w:spacing w:val="30"/>
           <w:sz w:val="16"/>
@@ -15218,6 +16830,822 @@
         </w:tc>
       </w:tr>
     </w:tbl>
+    <w:p>
+      <w:r>
+        <w:br w:type="page"/>
+      </w:r>
+    </w:p>
+    <w:p>
+      <w:pPr>
+        <w:keepNext/>
+        <w:pBdr>
+          <w:bottom w:val="single" w:color="B9B3A6" w:sz="4"/>
+        </w:pBdr>
+        <w:spacing w:after="60"/>
+      </w:pPr>
+      <w:r>
+        <w:rPr>
+          <w:b/>
+          <w:bCs/>
+          <w:color w:val="FFFFFF"/>
+          <w:spacing w:val="30"/>
+          <w:sz w:val="16"/>
+          <w:szCs w:val="16"/>
+          <w:shd w:fill="7A3B69" w:val="clear"/>
+        </w:rPr>
+        <w:t xml:space="preserve">  LEARN IT  </w:t>
+      </w:r>
+      <w:r>
+        <w:rPr>
+          <w:b/>
+          <w:bCs/>
+          <w:color w:val="7A3B69"/>
+          <w:spacing w:val="30"/>
+          <w:sz w:val="16"/>
+          <w:szCs w:val="16"/>
+        </w:rPr>
+        <w:t xml:space="preserve">   ONE SMALL SLOT FOR ME</w:t>
+      </w:r>
+    </w:p>
+    <w:p>
+      <w:pPr>
+        <w:pStyle w:val="Heading2"/>
+        <w:keepNext/>
+        <w:spacing w:after="180" w:before="160"/>
+      </w:pPr>
+      <w:r>
+        <w:rPr>
+          <w:b/>
+          <w:bCs/>
+          <w:color w:val="1F3A5F"/>
+          <w:sz w:val="38"/>
+          <w:szCs w:val="38"/>
+        </w:rPr>
+        <w:t xml:space="preserve">How to find time that actually exists</w:t>
+      </w:r>
+    </w:p>
+    <w:p>
+      <w:pPr>
+        <w:spacing w:after="140" w:before="0" w:line="300"/>
+      </w:pPr>
+      <w:r>
+        <w:rPr>
+          <w:sz w:val="22"/>
+          <w:szCs w:val="22"/>
+        </w:rPr>
+        <w:t xml:space="preserve">Your goal will be reached, or quietly given up, in the days between our sessions. What decides it is whether you have real time for it.</w:t>
+      </w:r>
+    </w:p>
+    <w:p>
+      <w:pPr>
+        <w:pStyle w:val="Heading3"/>
+        <w:keepNext/>
+        <w:spacing w:after="80" w:before="220"/>
+      </w:pPr>
+      <w:r>
+        <w:rPr>
+          <w:b/>
+          <w:bCs/>
+          <w:color w:val="1F3A5F"/>
+          <w:sz w:val="24"/>
+          <w:szCs w:val="24"/>
+        </w:rPr>
+        <w:t xml:space="preserve">First: draw your week as it really is</w:t>
+      </w:r>
+    </w:p>
+    <w:p>
+      <w:pPr>
+        <w:spacing w:after="140" w:before="0" w:line="300"/>
+      </w:pPr>
+      <w:r>
+        <w:rPr>
+          <w:sz w:val="22"/>
+          <w:szCs w:val="22"/>
+        </w:rPr>
+        <w:t xml:space="preserve">Not the week you think you should have. The real one.</w:t>
+      </w:r>
+    </w:p>
+    <w:p>
+      <w:pPr>
+        <w:spacing w:after="140" w:before="0" w:line="300"/>
+      </w:pPr>
+      <w:r>
+        <w:rPr>
+          <w:sz w:val="22"/>
+          <w:szCs w:val="22"/>
+        </w:rPr>
+        <w:t xml:space="preserve">Put everything in it — family, work, looking after children, cooking, water, prayer, walking, rest. All of it.</w:t>
+      </w:r>
+    </w:p>
+    <w:p>
+      <w:pPr>
+        <w:spacing w:after="140" w:before="0" w:line="300"/>
+      </w:pPr>
+      <w:r>
+        <w:rPr>
+          <w:sz w:val="22"/>
+          <w:szCs w:val="22"/>
+        </w:rPr>
+        <w:t xml:space="preserve">None of that is in the way of your learning. It is your life, and it is not a fault. We are not trying to remove it. We are looking for where a small piece of learning could fit inside it.</w:t>
+      </w:r>
+    </w:p>
+    <w:p>
+      <w:pPr>
+        <w:pStyle w:val="Heading3"/>
+        <w:keepNext/>
+        <w:spacing w:after="80" w:before="220"/>
+      </w:pPr>
+      <w:r>
+        <w:rPr>
+          <w:b/>
+          <w:bCs/>
+          <w:color w:val="1F3A5F"/>
+          <w:sz w:val="24"/>
+          <w:szCs w:val="24"/>
+        </w:rPr>
+        <w:t xml:space="preserve">Then: find ONE slot, and make it small</w:t>
+      </w:r>
+    </w:p>
+    <w:p>
+      <w:pPr>
+        <w:spacing w:after="140" w:before="0" w:line="300"/>
+      </w:pPr>
+      <w:r>
+        <w:rPr>
+          <w:sz w:val="22"/>
+          <w:szCs w:val="22"/>
+        </w:rPr>
+        <w:t xml:space="preserve">Not a timetable. One slot.</w:t>
+      </w:r>
+    </w:p>
+    <w:p>
+      <w:pPr>
+        <w:spacing w:after="140" w:before="0" w:line="300"/>
+      </w:pPr>
+      <w:r>
+        <w:rPr>
+          <w:sz w:val="22"/>
+          <w:szCs w:val="22"/>
+        </w:rPr>
+        <w:t xml:space="preserve">Small. Fifteen minutes is a real slot. An hour every day is not, for most people — and when it does not happen you will feel you failed, when really the plan was wrong.</w:t>
+      </w:r>
+    </w:p>
+    <w:p>
+      <w:pPr>
+        <w:spacing w:after="140" w:before="0" w:line="300"/>
+      </w:pPr>
+      <w:r>
+        <w:rPr>
+          <w:sz w:val="22"/>
+          <w:szCs w:val="22"/>
+        </w:rPr>
+        <w:t xml:space="preserve">Ask yourself honestly: did that gap actually happen last week? If not, choose a different one.</w:t>
+      </w:r>
+    </w:p>
+    <w:p>
+      <w:pPr>
+        <w:pStyle w:val="Heading3"/>
+        <w:keepNext/>
+        <w:spacing w:after="80" w:before="220"/>
+      </w:pPr>
+      <w:r>
+        <w:rPr>
+          <w:b/>
+          <w:bCs/>
+          <w:color w:val="1F3A5F"/>
+          <w:sz w:val="24"/>
+          <w:szCs w:val="24"/>
+        </w:rPr>
+        <w:t xml:space="preserve">Tie it to something that already happens</w:t>
+      </w:r>
+    </w:p>
+    <w:p>
+      <w:pPr>
+        <w:spacing w:after="140" w:before="0" w:line="300"/>
+      </w:pPr>
+      <w:r>
+        <w:rPr>
+          <w:sz w:val="22"/>
+          <w:szCs w:val="22"/>
+        </w:rPr>
+        <w:t xml:space="preserve">A slot floating in the day gets lost. A slot attached to something that already happens survives.</w:t>
+      </w:r>
+    </w:p>
+    <w:p>
+      <w:pPr>
+        <w:pStyle w:val="ListParagraph"/>
+        <w:numPr>
+          <w:ilvl w:val="0"/>
+          <w:numId w:val="1"/>
+        </w:numPr>
+        <w:spacing w:after="80" w:line="300"/>
+      </w:pPr>
+      <w:r>
+        <w:rPr>
+          <w:sz w:val="22"/>
+          <w:szCs w:val="22"/>
+        </w:rPr>
+        <w:t xml:space="preserve">After the morning meal.</w:t>
+      </w:r>
+    </w:p>
+    <w:p>
+      <w:pPr>
+        <w:pStyle w:val="ListParagraph"/>
+        <w:numPr>
+          <w:ilvl w:val="0"/>
+          <w:numId w:val="1"/>
+        </w:numPr>
+        <w:spacing w:after="80" w:line="300"/>
+      </w:pPr>
+      <w:r>
+        <w:rPr>
+          <w:sz w:val="22"/>
+          <w:szCs w:val="22"/>
+        </w:rPr>
+        <w:t xml:space="preserve">While the rice is cooking.</w:t>
+      </w:r>
+    </w:p>
+    <w:p>
+      <w:pPr>
+        <w:pStyle w:val="ListParagraph"/>
+        <w:numPr>
+          <w:ilvl w:val="0"/>
+          <w:numId w:val="1"/>
+        </w:numPr>
+        <w:spacing w:after="80" w:line="300"/>
+      </w:pPr>
+      <w:r>
+        <w:rPr>
+          <w:sz w:val="22"/>
+          <w:szCs w:val="22"/>
+        </w:rPr>
+        <w:t xml:space="preserve">On the walk back.</w:t>
+      </w:r>
+    </w:p>
+    <w:p>
+      <w:pPr>
+        <w:pStyle w:val="ListParagraph"/>
+        <w:numPr>
+          <w:ilvl w:val="0"/>
+          <w:numId w:val="1"/>
+        </w:numPr>
+        <w:spacing w:after="80" w:line="300"/>
+      </w:pPr>
+      <w:r>
+        <w:rPr>
+          <w:sz w:val="22"/>
+          <w:szCs w:val="22"/>
+        </w:rPr>
+        <w:t xml:space="preserve">Just before sleeping.</w:t>
+      </w:r>
+    </w:p>
+    <w:p>
+      <w:pPr>
+        <w:pStyle w:val="Heading3"/>
+        <w:keepNext/>
+        <w:spacing w:after="80" w:before="220"/>
+      </w:pPr>
+      <w:r>
+        <w:rPr>
+          <w:b/>
+          <w:bCs/>
+          <w:color w:val="1F3A5F"/>
+          <w:sz w:val="24"/>
+          <w:szCs w:val="24"/>
+        </w:rPr>
+        <w:t xml:space="preserve">It does not have to be sitting down</w:t>
+      </w:r>
+    </w:p>
+    <w:p>
+      <w:pPr>
+        <w:spacing w:after="140" w:before="0" w:line="300"/>
+      </w:pPr>
+      <w:r>
+        <w:rPr>
+          <w:sz w:val="22"/>
+          <w:szCs w:val="22"/>
+        </w:rPr>
+        <w:t xml:space="preserve">This is important, especially if your week is completely full.</w:t>
+      </w:r>
+    </w:p>
+    <w:p>
+      <w:pPr>
+        <w:spacing w:after="140" w:before="0" w:line="300"/>
+      </w:pPr>
+      <w:r>
+        <w:rPr>
+          <w:sz w:val="22"/>
+          <w:szCs w:val="22"/>
+        </w:rPr>
+        <w:t xml:space="preserve">A lot of what you are learning can be done while you do something else:</w:t>
+      </w:r>
+    </w:p>
+    <w:p>
+      <w:pPr>
+        <w:pStyle w:val="ListParagraph"/>
+        <w:numPr>
+          <w:ilvl w:val="0"/>
+          <w:numId w:val="1"/>
+        </w:numPr>
+        <w:spacing w:after="80" w:line="300"/>
+      </w:pPr>
+      <w:r>
+        <w:rPr>
+          <w:sz w:val="22"/>
+          <w:szCs w:val="22"/>
+        </w:rPr>
+        <w:t xml:space="preserve">Say your English sentences while you walk.</w:t>
+      </w:r>
+    </w:p>
+    <w:p>
+      <w:pPr>
+        <w:pStyle w:val="ListParagraph"/>
+        <w:numPr>
+          <w:ilvl w:val="0"/>
+          <w:numId w:val="1"/>
+        </w:numPr>
+        <w:spacing w:after="80" w:line="300"/>
+      </w:pPr>
+      <w:r>
+        <w:rPr>
+          <w:sz w:val="22"/>
+          <w:szCs w:val="22"/>
+        </w:rPr>
+        <w:t xml:space="preserve">Practise your sounds while you cook.</w:t>
+      </w:r>
+    </w:p>
+    <w:p>
+      <w:pPr>
+        <w:pStyle w:val="ListParagraph"/>
+        <w:numPr>
+          <w:ilvl w:val="0"/>
+          <w:numId w:val="1"/>
+        </w:numPr>
+        <w:spacing w:after="80" w:line="300"/>
+      </w:pPr>
+      <w:r>
+        <w:rPr>
+          <w:sz w:val="22"/>
+          <w:szCs w:val="22"/>
+        </w:rPr>
+        <w:t xml:space="preserve">Think about your question while you queue.</w:t>
+      </w:r>
+    </w:p>
+    <w:p>
+      <w:pPr>
+        <w:spacing w:after="140" w:before="0" w:line="300"/>
+      </w:pPr>
+      <w:r>
+        <w:rPr>
+          <w:sz w:val="22"/>
+          <w:szCs w:val="22"/>
+        </w:rPr>
+        <w:t xml:space="preserve">That is not second best. For many people it is the only time that exists — and it works.</w:t>
+      </w:r>
+    </w:p>
+    <w:p>
+      <w:pPr>
+        <w:pStyle w:val="Heading3"/>
+        <w:keepNext/>
+        <w:spacing w:after="80" w:before="220"/>
+      </w:pPr>
+      <w:r>
+        <w:rPr>
+          <w:b/>
+          <w:bCs/>
+          <w:color w:val="1F3A5F"/>
+          <w:sz w:val="24"/>
+          <w:szCs w:val="24"/>
+        </w:rPr>
+        <w:t xml:space="preserve">Do the important thing first, not the easy thing</w:t>
+      </w:r>
+    </w:p>
+    <w:p>
+      <w:pPr>
+        <w:spacing w:after="140" w:before="0" w:line="300"/>
+      </w:pPr>
+      <w:r>
+        <w:rPr>
+          <w:sz w:val="22"/>
+          <w:szCs w:val="22"/>
+        </w:rPr>
+        <w:t xml:space="preserve">When you finally have your slot, you will want to do the easiest task, because finishing something feels good. Everybody does this.</w:t>
+      </w:r>
+    </w:p>
+    <w:p>
+      <w:pPr>
+        <w:spacing w:after="140" w:before="0" w:line="300"/>
+      </w:pPr>
+      <w:r>
+        <w:rPr>
+          <w:sz w:val="22"/>
+          <w:szCs w:val="22"/>
+        </w:rPr>
+        <w:t xml:space="preserve">But ask: which of these moves my goal the most? Do that one first, while you still have energy. The easy one can wait.</w:t>
+      </w:r>
+    </w:p>
+    <w:p>
+      <w:pPr>
+        <w:pStyle w:val="Heading3"/>
+        <w:keepNext/>
+        <w:spacing w:after="80" w:before="220"/>
+      </w:pPr>
+      <w:r>
+        <w:rPr>
+          <w:b/>
+          <w:bCs/>
+          <w:color w:val="1F3A5F"/>
+          <w:sz w:val="24"/>
+          <w:szCs w:val="24"/>
+        </w:rPr>
+        <w:t xml:space="preserve">Now plan for the bad week</w:t>
+      </w:r>
+    </w:p>
+    <w:p>
+      <w:pPr>
+        <w:spacing w:after="140" w:before="0" w:line="300"/>
+      </w:pPr>
+      <w:r>
+        <w:rPr>
+          <w:sz w:val="22"/>
+          <w:szCs w:val="22"/>
+        </w:rPr>
+        <w:t xml:space="preserve">Some weeks will go wrong. Decide now, not then:</w:t>
+      </w:r>
+    </w:p>
+    <w:p>
+      <w:pPr>
+        <w:pStyle w:val="ListParagraph"/>
+        <w:numPr>
+          <w:ilvl w:val="0"/>
+          <w:numId w:val="1"/>
+        </w:numPr>
+        <w:spacing w:after="80" w:line="300"/>
+      </w:pPr>
+      <w:r>
+        <w:rPr>
+          <w:sz w:val="22"/>
+          <w:szCs w:val="22"/>
+        </w:rPr>
+        <w:t xml:space="preserve">What will I drop?</w:t>
+      </w:r>
+    </w:p>
+    <w:p>
+      <w:pPr>
+        <w:pStyle w:val="ListParagraph"/>
+        <w:numPr>
+          <w:ilvl w:val="0"/>
+          <w:numId w:val="1"/>
+        </w:numPr>
+        <w:spacing w:after="80" w:line="300"/>
+      </w:pPr>
+      <w:r>
+        <w:rPr>
+          <w:sz w:val="22"/>
+          <w:szCs w:val="22"/>
+        </w:rPr>
+        <w:t xml:space="preserve">What is the smallest version of my step that still counts?</w:t>
+      </w:r>
+    </w:p>
+    <w:p>
+      <w:pPr>
+        <w:spacing w:after="140" w:before="0" w:line="300"/>
+      </w:pPr>
+      <w:r>
+        <w:rPr>
+          <w:sz w:val="22"/>
+          <w:szCs w:val="22"/>
+        </w:rPr>
+        <w:t xml:space="preserve">A week where you did the tiny version is a week you kept going. That is completely different from a week where you stopped.</w:t>
+      </w:r>
+    </w:p>
+    <w:tbl>
+      <w:tblPr>
+        <w:tblW w:type="pct" w:w="100%"/>
+        <w:tblBorders>
+          <w:top w:val="none"/>
+          <w:left w:val="single" w:color="1F3A5F" w:sz="18"/>
+          <w:bottom w:val="none"/>
+          <w:right w:val="none"/>
+          <w:insideH w:val="none"/>
+          <w:insideV w:val="none"/>
+        </w:tblBorders>
+      </w:tblPr>
+      <w:tblGrid>
+        <w:gridCol w:w="9070"/>
+      </w:tblGrid>
+      <w:tr>
+        <w:tc>
+          <w:tcPr>
+            <w:tcW w:type="dxa" w:w="9070"/>
+            <w:tcMar>
+              <w:top w:type="dxa" w:w="100"/>
+              <w:left w:type="dxa" w:w="200"/>
+              <w:bottom w:type="dxa" w:w="100"/>
+              <w:right w:type="dxa" w:w="120"/>
+            </w:tcMar>
+          </w:tcPr>
+          <w:p>
+            <w:pPr>
+              <w:spacing w:after="80"/>
+            </w:pPr>
+            <w:r>
+              <w:rPr>
+                <w:b/>
+                <w:bCs/>
+                <w:color w:val="1F3A5F"/>
+                <w:spacing w:val="24"/>
+                <w:sz w:val="17"/>
+                <w:szCs w:val="17"/>
+              </w:rPr>
+              <w:t xml:space="preserve">NEW WORDS</w:t>
+            </w:r>
+          </w:p>
+          <w:p>
+            <w:pPr>
+              <w:spacing w:after="60" w:line="280"/>
+            </w:pPr>
+            <w:r>
+              <w:rPr>
+                <w:sz w:val="21"/>
+                <w:szCs w:val="21"/>
+              </w:rPr>
+              <w:t xml:space="preserve">slot — a small piece of time you protect for working on your goal</w:t>
+            </w:r>
+          </w:p>
+          <w:p>
+            <w:pPr>
+              <w:spacing w:after="60" w:line="280"/>
+            </w:pPr>
+            <w:r>
+              <w:rPr>
+                <w:sz w:val="21"/>
+                <w:szCs w:val="21"/>
+              </w:rPr>
+              <w:t xml:space="preserve">anchor — something that already happens every day, that you attach your slot to</w:t>
+            </w:r>
+          </w:p>
+          <w:p>
+            <w:pPr>
+              <w:spacing w:after="60" w:line="280"/>
+            </w:pPr>
+            <w:r>
+              <w:rPr>
+                <w:sz w:val="21"/>
+                <w:szCs w:val="21"/>
+              </w:rPr>
+              <w:t xml:space="preserve">priority — the thing that moves your goal most, out of everything you could do</w:t>
+            </w:r>
+          </w:p>
+        </w:tc>
+      </w:tr>
+    </w:tbl>
+    <w:p>
+      <w:pPr>
+        <w:spacing w:after="60" w:before="200"/>
+      </w:pPr>
+      <w:r>
+        <w:rPr>
+          <w:b/>
+          <w:bCs/>
+          <w:color w:val="7A3B69"/>
+          <w:sz w:val="23"/>
+          <w:szCs w:val="23"/>
+        </w:rPr>
+        <w:t xml:space="preserve">Try it yourself</w:t>
+      </w:r>
+    </w:p>
+    <w:p>
+      <w:pPr>
+        <w:spacing w:after="140" w:before="0" w:line="300"/>
+      </w:pPr>
+      <w:r>
+        <w:rPr>
+          <w:sz w:val="22"/>
+          <w:szCs w:val="22"/>
+        </w:rPr>
+        <w:t xml:space="preserve">Is each of these a slot that will survive a real week, or one that will not? Circle your answer, then check at the back of the book.</w:t>
+      </w:r>
+    </w:p>
+    <w:p>
+      <w:pPr>
+        <w:spacing w:after="20" w:before="80" w:line="300"/>
+      </w:pPr>
+      <w:r>
+        <w:rPr>
+          <w:sz w:val="22"/>
+          <w:szCs w:val="22"/>
+        </w:rPr>
+        <w:t xml:space="preserve">1.   I will study for one hour every evening.</w:t>
+      </w:r>
+    </w:p>
+    <w:p>
+      <w:pPr>
+        <w:spacing w:after="60" w:line="280"/>
+        <w:ind w:left="340"/>
+      </w:pPr>
+      <w:r>
+        <w:rPr>
+          <w:color w:val="7A3B69"/>
+          <w:sz w:val="22"/>
+          <w:szCs w:val="22"/>
+        </w:rPr>
+        <w:t xml:space="preserve">○  </w:t>
+      </w:r>
+      <w:r>
+        <w:rPr>
+          <w:sz w:val="22"/>
+          <w:szCs w:val="22"/>
+        </w:rPr>
+        <w:t xml:space="preserve">will survive      </w:t>
+      </w:r>
+      <w:r>
+        <w:rPr>
+          <w:color w:val="7A3B69"/>
+          <w:sz w:val="22"/>
+          <w:szCs w:val="22"/>
+        </w:rPr>
+        <w:t xml:space="preserve">○  </w:t>
+      </w:r>
+      <w:r>
+        <w:rPr>
+          <w:sz w:val="22"/>
+          <w:szCs w:val="22"/>
+        </w:rPr>
+        <w:t xml:space="preserve">will not      </w:t>
+      </w:r>
+    </w:p>
+    <w:p>
+      <w:pPr>
+        <w:spacing w:after="20" w:before="80" w:line="300"/>
+      </w:pPr>
+      <w:r>
+        <w:rPr>
+          <w:sz w:val="22"/>
+          <w:szCs w:val="22"/>
+        </w:rPr>
+        <w:t xml:space="preserve">2.   I will say my English sentences while I walk to fetch water each morning.</w:t>
+      </w:r>
+    </w:p>
+    <w:p>
+      <w:pPr>
+        <w:spacing w:after="60" w:line="280"/>
+        <w:ind w:left="340"/>
+      </w:pPr>
+      <w:r>
+        <w:rPr>
+          <w:color w:val="7A3B69"/>
+          <w:sz w:val="22"/>
+          <w:szCs w:val="22"/>
+        </w:rPr>
+        <w:t xml:space="preserve">○  </w:t>
+      </w:r>
+      <w:r>
+        <w:rPr>
+          <w:sz w:val="22"/>
+          <w:szCs w:val="22"/>
+        </w:rPr>
+        <w:t xml:space="preserve">will survive      </w:t>
+      </w:r>
+      <w:r>
+        <w:rPr>
+          <w:color w:val="7A3B69"/>
+          <w:sz w:val="22"/>
+          <w:szCs w:val="22"/>
+        </w:rPr>
+        <w:t xml:space="preserve">○  </w:t>
+      </w:r>
+      <w:r>
+        <w:rPr>
+          <w:sz w:val="22"/>
+          <w:szCs w:val="22"/>
+        </w:rPr>
+        <w:t xml:space="preserve">will not      </w:t>
+      </w:r>
+    </w:p>
+    <w:p>
+      <w:pPr>
+        <w:spacing w:after="20" w:before="80" w:line="300"/>
+      </w:pPr>
+      <w:r>
+        <w:rPr>
+          <w:sz w:val="22"/>
+          <w:szCs w:val="22"/>
+        </w:rPr>
+        <w:t xml:space="preserve">3.   I will work on my goal whenever I get some free time.</w:t>
+      </w:r>
+    </w:p>
+    <w:p>
+      <w:pPr>
+        <w:spacing w:after="60" w:line="280"/>
+        <w:ind w:left="340"/>
+      </w:pPr>
+      <w:r>
+        <w:rPr>
+          <w:color w:val="7A3B69"/>
+          <w:sz w:val="22"/>
+          <w:szCs w:val="22"/>
+        </w:rPr>
+        <w:t xml:space="preserve">○  </w:t>
+      </w:r>
+      <w:r>
+        <w:rPr>
+          <w:sz w:val="22"/>
+          <w:szCs w:val="22"/>
+        </w:rPr>
+        <w:t xml:space="preserve">will survive      </w:t>
+      </w:r>
+      <w:r>
+        <w:rPr>
+          <w:color w:val="7A3B69"/>
+          <w:sz w:val="22"/>
+          <w:szCs w:val="22"/>
+        </w:rPr>
+        <w:t xml:space="preserve">○  </w:t>
+      </w:r>
+      <w:r>
+        <w:rPr>
+          <w:sz w:val="22"/>
+          <w:szCs w:val="22"/>
+        </w:rPr>
+        <w:t xml:space="preserve">will not      </w:t>
+      </w:r>
+    </w:p>
+    <w:p>
+      <w:pPr>
+        <w:spacing w:after="20" w:before="80" w:line="300"/>
+      </w:pPr>
+      <w:r>
+        <w:rPr>
+          <w:sz w:val="22"/>
+          <w:szCs w:val="22"/>
+        </w:rPr>
+        <w:t xml:space="preserve">4.   After the evening meal, before I clear up, I will do ten minutes on my goal.</w:t>
+      </w:r>
+    </w:p>
+    <w:p>
+      <w:pPr>
+        <w:spacing w:after="60" w:line="280"/>
+        <w:ind w:left="340"/>
+      </w:pPr>
+      <w:r>
+        <w:rPr>
+          <w:color w:val="7A3B69"/>
+          <w:sz w:val="22"/>
+          <w:szCs w:val="22"/>
+        </w:rPr>
+        <w:t xml:space="preserve">○  </w:t>
+      </w:r>
+      <w:r>
+        <w:rPr>
+          <w:sz w:val="22"/>
+          <w:szCs w:val="22"/>
+        </w:rPr>
+        <w:t xml:space="preserve">will survive      </w:t>
+      </w:r>
+      <w:r>
+        <w:rPr>
+          <w:color w:val="7A3B69"/>
+          <w:sz w:val="22"/>
+          <w:szCs w:val="22"/>
+        </w:rPr>
+        <w:t xml:space="preserve">○  </w:t>
+      </w:r>
+      <w:r>
+        <w:rPr>
+          <w:sz w:val="22"/>
+          <w:szCs w:val="22"/>
+        </w:rPr>
+        <w:t xml:space="preserve">will not      </w:t>
+      </w:r>
+    </w:p>
+    <w:p>
+      <w:pPr>
+        <w:spacing w:after="140" w:before="60" w:line="300"/>
+      </w:pPr>
+      <w:r>
+        <w:rPr>
+          <w:sz w:val="22"/>
+          <w:szCs w:val="22"/>
+        </w:rPr>
+        <w:t xml:space="preserve">Now find your own slot. Say what it is anchored to, and how long. Then decide what you will do in a week that goes badly.</w:t>
+      </w:r>
+    </w:p>
+    <w:p>
+      <w:pPr>
+        <w:spacing w:after="140" w:before="80" w:line="300"/>
+      </w:pPr>
+      <w:r>
+        <w:rPr>
+          <w:b/>
+          <w:bCs/>
+          <w:color w:val="5A6473"/>
+          <w:sz w:val="20"/>
+          <w:szCs w:val="20"/>
+        </w:rPr>
+        <w:t xml:space="preserve">The answers are at the back of your book. Try it first, then check.</w:t>
+      </w:r>
+    </w:p>
     <w:p>
       <w:r>
         <w:br w:type="page"/>
@@ -22423,7 +24851,7 @@
           <w:sz w:val="24"/>
           <w:szCs w:val="24"/>
         </w:rPr>
-        <w:t xml:space="preserve">How to tell a good goal from a weak one</w:t>
+        <w:t xml:space="preserve">How to know what you are good at</w:t>
       </w:r>
     </w:p>
     <w:p>
@@ -22437,7 +24865,7 @@
           <w:sz w:val="21"/>
           <w:szCs w:val="21"/>
         </w:rPr>
-        <w:t xml:space="preserve">1.   I want to be better.</w:t>
+        <w:t xml:space="preserve">1.   I am a hard worker.</w:t>
       </w:r>
     </w:p>
     <w:p>
@@ -22450,7 +24878,7 @@
           <w:sz w:val="21"/>
           <w:szCs w:val="21"/>
         </w:rPr>
-        <w:t xml:space="preserve">Fails Test 2 — it is not clear. Better at what? How would you know? Ask: what would I be able to DO?</w:t>
+        <w:t xml:space="preserve">Weak. Anyone can write it, and there is no time it happened. Ask: when? What did I actually do? Then write THAT.</w:t>
       </w:r>
     </w:p>
     <w:p>
@@ -22464,7 +24892,7 @@
           <w:sz w:val="21"/>
           <w:szCs w:val="21"/>
         </w:rPr>
-        <w:t xml:space="preserve">2.   By the end of this course, I want to be able to write my name and say three sentences about myself.</w:t>
+        <w:t xml:space="preserve">2.   When my mother was ill, I cooked for the whole family for two weeks.</w:t>
       </w:r>
     </w:p>
     <w:p>
@@ -22477,7 +24905,7 @@
           <w:sz w:val="21"/>
           <w:szCs w:val="21"/>
         </w:rPr>
-        <w:t xml:space="preserve">A good goal. It is small, it is clear (you can tell), and it has a by-when. Whether it passes Test 3 only YOU can say.</w:t>
+        <w:t xml:space="preserve">Strong. There is a real occasion, and you could prove it. This is what a strength looks like written down properly.</w:t>
       </w:r>
     </w:p>
     <w:p>
@@ -22491,7 +24919,7 @@
           <w:sz w:val="21"/>
           <w:szCs w:val="21"/>
         </w:rPr>
-        <w:t xml:space="preserve">3.   I want to study hard every day and be a good student.</w:t>
+        <w:t xml:space="preserve">3.   I am not clever.</w:t>
       </w:r>
     </w:p>
     <w:p>
@@ -22504,7 +24932,7 @@
           <w:sz w:val="21"/>
           <w:szCs w:val="21"/>
         </w:rPr>
-        <w:t xml:space="preserve">Fails Test 3 — and probably Test 2. It sounds like the answer a teacher wants. What would actually be different for you? Answer that, and you will find your real goal.</w:t>
+        <w:t xml:space="preserve">Weak — and it is not an area to grow either, it is just a judgement about yourself. An area to grow says what you want to be able to DO. Try: "I want to be able to read the signs near my shelter."</w:t>
       </w:r>
     </w:p>
     <w:p>
@@ -22518,7 +24946,7 @@
           <w:sz w:val="21"/>
           <w:szCs w:val="21"/>
         </w:rPr>
-        <w:t xml:space="preserve">4.   I want to get a place at the secondary school next year.</w:t>
+        <w:t xml:space="preserve">4.   I translate for my grandmother whenever she goes to the health post, because she does not speak it.</w:t>
       </w:r>
     </w:p>
     <w:p>
@@ -22531,7 +24959,7 @@
           <w:sz w:val="21"/>
           <w:szCs w:val="21"/>
         </w:rPr>
-        <w:t xml:space="preserve">Fails the last rule — it is not yours to decide. Someone else decides who gets a place. Make your goal the part you CAN decide: what would you need to be able to do to be ready?</w:t>
+        <w:t xml:space="preserve">Strong. A real thing, that really happens, that many people could not do. It did not happen in a classroom — and it still counts.</w:t>
       </w:r>
     </w:p>
     <w:p>
@@ -22554,7 +24982,7 @@
           <w:sz w:val="24"/>
           <w:szCs w:val="24"/>
         </w:rPr>
-        <w:t xml:space="preserve">How to break a goal into steps you can actually take</w:t>
+        <w:t xml:space="preserve">How to tell a good goal from a weak one</w:t>
       </w:r>
     </w:p>
     <w:p>
@@ -22568,7 +24996,7 @@
           <w:sz w:val="21"/>
           <w:szCs w:val="21"/>
         </w:rPr>
-        <w:t xml:space="preserve">1.   Practise English for one hour every evening.</w:t>
+        <w:t xml:space="preserve">1.   I want to be better.</w:t>
       </w:r>
     </w:p>
     <w:p>
@@ -22581,7 +25009,7 @@
           <w:sz w:val="21"/>
           <w:szCs w:val="21"/>
         </w:rPr>
-        <w:t xml:space="preserve">Too big. This is a habit, not a step — and if you miss one evening it feels like you have already failed. Habits come later.</w:t>
+        <w:t xml:space="preserve">Fails Test 2 — it is not clear. Better at what? How would you know? Ask: what would I be able to DO?</w:t>
       </w:r>
     </w:p>
     <w:p>
@@ -22595,7 +25023,7 @@
           <w:sz w:val="21"/>
           <w:szCs w:val="21"/>
         </w:rPr>
-        <w:t xml:space="preserve">2.   Ask my facilitator to say the words "my name is" so I can hear them.</w:t>
+        <w:t xml:space="preserve">2.   By the end of this course, I want to be able to write my name and say three sentences about myself.</w:t>
       </w:r>
     </w:p>
     <w:p>
@@ -22608,7 +25036,7 @@
           <w:sz w:val="21"/>
           <w:szCs w:val="21"/>
         </w:rPr>
-        <w:t xml:space="preserve">A good first step. You could do it today, it needs nothing you do not have, and you will know when it is done.</w:t>
+        <w:t xml:space="preserve">A good goal. It is small, it is clear (you can tell), and it has a by-when. Whether it passes Test 3 only YOU can say.</w:t>
       </w:r>
     </w:p>
     <w:p>
@@ -22622,7 +25050,7 @@
           <w:sz w:val="21"/>
           <w:szCs w:val="21"/>
         </w:rPr>
-        <w:t xml:space="preserve">3.   Become confident speaking English to strangers.</w:t>
+        <w:t xml:space="preserve">3.   I want to study hard every day and be a good student.</w:t>
       </w:r>
     </w:p>
     <w:p>
@@ -22635,7 +25063,7 @@
           <w:sz w:val="21"/>
           <w:szCs w:val="21"/>
         </w:rPr>
-        <w:t xml:space="preserve">Too big. This is not a step at all, it is a bigger goal than the one you started with. Ask: what is the smallest piece of this?</w:t>
+        <w:t xml:space="preserve">Fails Test 3 — and probably Test 2. It sounds like the answer a teacher wants. What would actually be different for you? Answer that, and you will find your real goal.</w:t>
       </w:r>
     </w:p>
     <w:p>
@@ -22649,7 +25077,7 @@
           <w:sz w:val="21"/>
           <w:szCs w:val="21"/>
         </w:rPr>
-        <w:t xml:space="preserve">4.   Say my name in English to one person in my family tonight.</w:t>
+        <w:t xml:space="preserve">4.   I want to get a place at the secondary school next year.</w:t>
       </w:r>
     </w:p>
     <w:p>
@@ -22662,7 +25090,400 @@
           <w:sz w:val="21"/>
           <w:szCs w:val="21"/>
         </w:rPr>
+        <w:t xml:space="preserve">Fails the last rule — it is not yours to decide. Someone else decides who gets a place. Make your goal the part you CAN decide: what would you need to be able to do to be ready?</w:t>
+      </w:r>
+    </w:p>
+    <w:p>
+      <w:pPr>
+        <w:pBdr>
+          <w:bottom w:val="single" w:color="B9B3A6" w:sz="4"/>
+        </w:pBdr>
+        <w:spacing w:after="180" w:before="60"/>
+      </w:pPr>
+    </w:p>
+    <w:p>
+      <w:pPr>
+        <w:spacing w:after="60" w:before="160" w:line="300"/>
+      </w:pPr>
+      <w:r>
+        <w:rPr>
+          <w:b/>
+          <w:bCs/>
+          <w:color w:val="1F3A5F"/>
+          <w:sz w:val="24"/>
+          <w:szCs w:val="24"/>
+        </w:rPr>
+        <w:t xml:space="preserve">How to break a goal into steps you can actually take</w:t>
+      </w:r>
+    </w:p>
+    <w:p>
+      <w:pPr>
+        <w:spacing w:after="30" w:before="80" w:line="300"/>
+      </w:pPr>
+      <w:r>
+        <w:rPr>
+          <w:b/>
+          <w:bCs/>
+          <w:sz w:val="21"/>
+          <w:szCs w:val="21"/>
+        </w:rPr>
+        <w:t xml:space="preserve">1.   Practise English for one hour every evening.</w:t>
+      </w:r>
+    </w:p>
+    <w:p>
+      <w:pPr>
+        <w:spacing w:after="40" w:before="0" w:line="300"/>
+      </w:pPr>
+      <w:r>
+        <w:rPr>
+          <w:color w:val="3F4A34"/>
+          <w:sz w:val="21"/>
+          <w:szCs w:val="21"/>
+        </w:rPr>
+        <w:t xml:space="preserve">Too big. This is a habit, not a step — and if you miss one evening it feels like you have already failed. Habits come later.</w:t>
+      </w:r>
+    </w:p>
+    <w:p>
+      <w:pPr>
+        <w:spacing w:after="30" w:before="80" w:line="300"/>
+      </w:pPr>
+      <w:r>
+        <w:rPr>
+          <w:b/>
+          <w:bCs/>
+          <w:sz w:val="21"/>
+          <w:szCs w:val="21"/>
+        </w:rPr>
+        <w:t xml:space="preserve">2.   Ask my facilitator to say the words "my name is" so I can hear them.</w:t>
+      </w:r>
+    </w:p>
+    <w:p>
+      <w:pPr>
+        <w:spacing w:after="40" w:before="0" w:line="300"/>
+      </w:pPr>
+      <w:r>
+        <w:rPr>
+          <w:color w:val="3F4A34"/>
+          <w:sz w:val="21"/>
+          <w:szCs w:val="21"/>
+        </w:rPr>
+        <w:t xml:space="preserve">A good first step. You could do it today, it needs nothing you do not have, and you will know when it is done.</w:t>
+      </w:r>
+    </w:p>
+    <w:p>
+      <w:pPr>
+        <w:spacing w:after="30" w:before="80" w:line="300"/>
+      </w:pPr>
+      <w:r>
+        <w:rPr>
+          <w:b/>
+          <w:bCs/>
+          <w:sz w:val="21"/>
+          <w:szCs w:val="21"/>
+        </w:rPr>
+        <w:t xml:space="preserve">3.   Become confident speaking English to strangers.</w:t>
+      </w:r>
+    </w:p>
+    <w:p>
+      <w:pPr>
+        <w:spacing w:after="40" w:before="0" w:line="300"/>
+      </w:pPr>
+      <w:r>
+        <w:rPr>
+          <w:color w:val="3F4A34"/>
+          <w:sz w:val="21"/>
+          <w:szCs w:val="21"/>
+        </w:rPr>
+        <w:t xml:space="preserve">Too big. This is not a step at all, it is a bigger goal than the one you started with. Ask: what is the smallest piece of this?</w:t>
+      </w:r>
+    </w:p>
+    <w:p>
+      <w:pPr>
+        <w:spacing w:after="30" w:before="80" w:line="300"/>
+      </w:pPr>
+      <w:r>
+        <w:rPr>
+          <w:b/>
+          <w:bCs/>
+          <w:sz w:val="21"/>
+          <w:szCs w:val="21"/>
+        </w:rPr>
+        <w:t xml:space="preserve">4.   Say my name in English to one person in my family tonight.</w:t>
+      </w:r>
+    </w:p>
+    <w:p>
+      <w:pPr>
+        <w:spacing w:after="40" w:before="0" w:line="300"/>
+      </w:pPr>
+      <w:r>
+        <w:rPr>
+          <w:color w:val="3F4A34"/>
+          <w:sz w:val="21"/>
+          <w:szCs w:val="21"/>
+        </w:rPr>
         <w:t xml:space="preserve">A good first step. Small, today, one person, and you will know. This is exactly the right size — it may even feel too easy, which is fine.</w:t>
+      </w:r>
+    </w:p>
+    <w:p>
+      <w:pPr>
+        <w:pBdr>
+          <w:bottom w:val="single" w:color="B9B3A6" w:sz="4"/>
+        </w:pBdr>
+        <w:spacing w:after="180" w:before="60"/>
+      </w:pPr>
+    </w:p>
+    <w:p>
+      <w:pPr>
+        <w:spacing w:after="60" w:before="160" w:line="300"/>
+      </w:pPr>
+      <w:r>
+        <w:rPr>
+          <w:b/>
+          <w:bCs/>
+          <w:color w:val="1F3A5F"/>
+          <w:sz w:val="24"/>
+          <w:szCs w:val="24"/>
+        </w:rPr>
+        <w:t xml:space="preserve">How to make a plan that survives a bad week</w:t>
+      </w:r>
+    </w:p>
+    <w:p>
+      <w:pPr>
+        <w:spacing w:after="30" w:before="80" w:line="300"/>
+      </w:pPr>
+      <w:r>
+        <w:rPr>
+          <w:b/>
+          <w:bCs/>
+          <w:sz w:val="21"/>
+          <w:szCs w:val="21"/>
+        </w:rPr>
+        <w:t xml:space="preserve">1.   If I am busy, then I will try harder.</w:t>
+      </w:r>
+    </w:p>
+    <w:p>
+      <w:pPr>
+        <w:spacing w:after="40" w:before="0" w:line="300"/>
+      </w:pPr>
+      <w:r>
+        <w:rPr>
+          <w:color w:val="3F4A34"/>
+          <w:sz w:val="21"/>
+          <w:szCs w:val="21"/>
+        </w:rPr>
+        <w:t xml:space="preserve">Will fail. "Try harder" is not a plan — it is the same thing with more effort, decided by a tired person in a bad moment. What SMALLER thing could you do instead?</w:t>
+      </w:r>
+    </w:p>
+    <w:p>
+      <w:pPr>
+        <w:spacing w:after="30" w:before="80" w:line="300"/>
+      </w:pPr>
+      <w:r>
+        <w:rPr>
+          <w:b/>
+          <w:bCs/>
+          <w:sz w:val="21"/>
+          <w:szCs w:val="21"/>
+        </w:rPr>
+        <w:t xml:space="preserve">2.   If there is no light in the evening, then I will practise my words while I walk to the water point in the morning.</w:t>
+      </w:r>
+    </w:p>
+    <w:p>
+      <w:pPr>
+        <w:spacing w:after="40" w:before="0" w:line="300"/>
+      </w:pPr>
+      <w:r>
+        <w:rPr>
+          <w:color w:val="3F4A34"/>
+          <w:sz w:val="21"/>
+          <w:szCs w:val="21"/>
+        </w:rPr>
+        <w:t xml:space="preserve">Good. The obstacle is real and specific, and the "then" is smaller and happens somewhere else. This will survive the week.</w:t>
+      </w:r>
+    </w:p>
+    <w:p>
+      <w:pPr>
+        <w:spacing w:after="30" w:before="80" w:line="300"/>
+      </w:pPr>
+      <w:r>
+        <w:rPr>
+          <w:b/>
+          <w:bCs/>
+          <w:sz w:val="21"/>
+          <w:szCs w:val="21"/>
+        </w:rPr>
+        <w:t xml:space="preserve">3.   If I feel too shy to speak English to a stranger, then I will say it to my sister instead.</w:t>
+      </w:r>
+    </w:p>
+    <w:p>
+      <w:pPr>
+        <w:spacing w:after="40" w:before="0" w:line="300"/>
+      </w:pPr>
+      <w:r>
+        <w:rPr>
+          <w:color w:val="3F4A34"/>
+          <w:sz w:val="21"/>
+          <w:szCs w:val="21"/>
+        </w:rPr>
+        <w:t xml:space="preserve">Good. It keeps the step alive at a size you can manage, and speaking to one trusted person counts fully.</w:t>
+      </w:r>
+    </w:p>
+    <w:p>
+      <w:pPr>
+        <w:spacing w:after="30" w:before="80" w:line="300"/>
+      </w:pPr>
+      <w:r>
+        <w:rPr>
+          <w:b/>
+          <w:bCs/>
+          <w:sz w:val="21"/>
+          <w:szCs w:val="21"/>
+        </w:rPr>
+        <w:t xml:space="preserve">4.   If I miss a day, then I will do double the next day.</w:t>
+      </w:r>
+    </w:p>
+    <w:p>
+      <w:pPr>
+        <w:spacing w:after="40" w:before="0" w:line="300"/>
+      </w:pPr>
+      <w:r>
+        <w:rPr>
+          <w:color w:val="3F4A34"/>
+          <w:sz w:val="21"/>
+          <w:szCs w:val="21"/>
+        </w:rPr>
+        <w:t xml:space="preserve">Will fail. Double is bigger, not smaller — so a bad day turns into a harder day, and then you stop. Try: "if I miss a day, then I will do one small thing the next day and carry on."</w:t>
+      </w:r>
+    </w:p>
+    <w:p>
+      <w:pPr>
+        <w:pBdr>
+          <w:bottom w:val="single" w:color="B9B3A6" w:sz="4"/>
+        </w:pBdr>
+        <w:spacing w:after="180" w:before="60"/>
+      </w:pPr>
+    </w:p>
+    <w:p>
+      <w:pPr>
+        <w:spacing w:after="60" w:before="160" w:line="300"/>
+      </w:pPr>
+      <w:r>
+        <w:rPr>
+          <w:b/>
+          <w:bCs/>
+          <w:color w:val="1F3A5F"/>
+          <w:sz w:val="24"/>
+          <w:szCs w:val="24"/>
+        </w:rPr>
+        <w:t xml:space="preserve">How to find time that actually exists</w:t>
+      </w:r>
+    </w:p>
+    <w:p>
+      <w:pPr>
+        <w:spacing w:after="30" w:before="80" w:line="300"/>
+      </w:pPr>
+      <w:r>
+        <w:rPr>
+          <w:b/>
+          <w:bCs/>
+          <w:sz w:val="21"/>
+          <w:szCs w:val="21"/>
+        </w:rPr>
+        <w:t xml:space="preserve">1.   I will study for one hour every evening.</w:t>
+      </w:r>
+    </w:p>
+    <w:p>
+      <w:pPr>
+        <w:spacing w:after="40" w:before="0" w:line="300"/>
+      </w:pPr>
+      <w:r>
+        <w:rPr>
+          <w:color w:val="3F4A34"/>
+          <w:sz w:val="21"/>
+          <w:szCs w:val="21"/>
+        </w:rPr>
+        <w:t xml:space="preserve">Will not. An hour a day is a lot, and the first evening it does not happen you will feel you failed. Try fifteen minutes — you can always do more.</w:t>
+      </w:r>
+    </w:p>
+    <w:p>
+      <w:pPr>
+        <w:spacing w:after="30" w:before="80" w:line="300"/>
+      </w:pPr>
+      <w:r>
+        <w:rPr>
+          <w:b/>
+          <w:bCs/>
+          <w:sz w:val="21"/>
+          <w:szCs w:val="21"/>
+        </w:rPr>
+        <w:t xml:space="preserve">2.   I will say my English sentences while I walk to fetch water each morning.</w:t>
+      </w:r>
+    </w:p>
+    <w:p>
+      <w:pPr>
+        <w:spacing w:after="40" w:before="0" w:line="300"/>
+      </w:pPr>
+      <w:r>
+        <w:rPr>
+          <w:color w:val="3F4A34"/>
+          <w:sz w:val="21"/>
+          <w:szCs w:val="21"/>
+        </w:rPr>
+        <w:t xml:space="preserve">Will survive. It is small, it is attached to something that already happens every day, and it does not need you to sit down.</w:t>
+      </w:r>
+    </w:p>
+    <w:p>
+      <w:pPr>
+        <w:spacing w:after="30" w:before="80" w:line="300"/>
+      </w:pPr>
+      <w:r>
+        <w:rPr>
+          <w:b/>
+          <w:bCs/>
+          <w:sz w:val="21"/>
+          <w:szCs w:val="21"/>
+        </w:rPr>
+        <w:t xml:space="preserve">3.   I will work on my goal whenever I get some free time.</w:t>
+      </w:r>
+    </w:p>
+    <w:p>
+      <w:pPr>
+        <w:spacing w:after="40" w:before="0" w:line="300"/>
+      </w:pPr>
+      <w:r>
+        <w:rPr>
+          <w:color w:val="3F4A34"/>
+          <w:sz w:val="21"/>
+          <w:szCs w:val="21"/>
+        </w:rPr>
+        <w:t xml:space="preserve">Will not. "Whenever I get free time" is not a slot — free time does not arrive on its own, it gets taken. Name a real moment in a real day.</w:t>
+      </w:r>
+    </w:p>
+    <w:p>
+      <w:pPr>
+        <w:spacing w:after="30" w:before="80" w:line="300"/>
+      </w:pPr>
+      <w:r>
+        <w:rPr>
+          <w:b/>
+          <w:bCs/>
+          <w:sz w:val="21"/>
+          <w:szCs w:val="21"/>
+        </w:rPr>
+        <w:t xml:space="preserve">4.   After the evening meal, before I clear up, I will do ten minutes on my goal.</w:t>
+      </w:r>
+    </w:p>
+    <w:p>
+      <w:pPr>
+        <w:spacing w:after="40" w:before="0" w:line="300"/>
+      </w:pPr>
+      <w:r>
+        <w:rPr>
+          <w:color w:val="3F4A34"/>
+          <w:sz w:val="21"/>
+          <w:szCs w:val="21"/>
+        </w:rPr>
+        <w:t xml:space="preserve">Will survive. Small, anchored to something that already happens, and at a moment you can picture. This is exactly the right shape.</w:t>
       </w:r>
     </w:p>
     <w:p>

--- a/public/downloads/agency-in-learning-student-workbook.docx
+++ b/public/downloads/agency-in-learning-student-workbook.docx
@@ -2812,6 +2812,288 @@
         <w:rPr>
           <w:b/>
           <w:bCs/>
+          <w:color w:val="FFFFFF"/>
+          <w:spacing w:val="30"/>
+          <w:sz w:val="16"/>
+          <w:szCs w:val="16"/>
+          <w:shd w:fill="7A3B69" w:val="clear"/>
+        </w:rPr>
+        <w:t xml:space="preserve">  LEARN IT  </w:t>
+      </w:r>
+      <w:r>
+        <w:rPr>
+          <w:b/>
+          <w:bCs/>
+          <w:color w:val="7A3B69"/>
+          <w:spacing w:val="30"/>
+          <w:sz w:val="16"/>
+          <w:szCs w:val="16"/>
+        </w:rPr>
+        <w:t xml:space="preserve">   GETTING BETTER AT SETTING AND PURSUING GOALS</w:t>
+      </w:r>
+    </w:p>
+    <w:p>
+      <w:pPr>
+        <w:pStyle w:val="Heading2"/>
+        <w:keepNext/>
+        <w:spacing w:after="180" w:before="160"/>
+      </w:pPr>
+      <w:r>
+        <w:rPr>
+          <w:b/>
+          <w:bCs/>
+          <w:color w:val="1F3A5F"/>
+          <w:sz w:val="38"/>
+          <w:szCs w:val="38"/>
+        </w:rPr>
+        <w:t xml:space="preserve">What getting better at this actually looks like</w:t>
+      </w:r>
+    </w:p>
+    <w:p>
+      <w:pPr>
+        <w:spacing w:after="140" w:before="0" w:line="300"/>
+      </w:pPr>
+      <w:r>
+        <w:rPr>
+          <w:sz w:val="22"/>
+          <w:szCs w:val="22"/>
+        </w:rPr>
+        <w:t xml:space="preserve">This whole course is about one skill: setting a goal for yourself and going after it.</w:t>
+      </w:r>
+    </w:p>
+    <w:p>
+      <w:pPr>
+        <w:spacing w:after="140" w:before="0" w:line="300"/>
+      </w:pPr>
+      <w:r>
+        <w:rPr>
+          <w:sz w:val="22"/>
+          <w:szCs w:val="22"/>
+        </w:rPr>
+        <w:t xml:space="preserve">Like any skill, you can be a beginner at it and get better. So before we start, it helps to see what getting better actually looks like — otherwise you would not notice it happening.</w:t>
+      </w:r>
+    </w:p>
+    <w:p>
+      <w:pPr>
+        <w:pStyle w:val="Heading3"/>
+        <w:keepNext/>
+        <w:spacing w:after="80" w:before="220"/>
+      </w:pPr>
+      <w:r>
+        <w:rPr>
+          <w:b/>
+          <w:bCs/>
+          <w:color w:val="1F3A5F"/>
+          <w:sz w:val="24"/>
+          <w:szCs w:val="24"/>
+        </w:rPr>
+        <w:t xml:space="preserve">The path</w:t>
+      </w:r>
+    </w:p>
+    <w:p>
+      <w:pPr>
+        <w:spacing w:after="140" w:before="0" w:line="300"/>
+      </w:pPr>
+      <w:r>
+        <w:rPr>
+          <w:sz w:val="22"/>
+          <w:szCs w:val="22"/>
+        </w:rPr>
+        <w:t xml:space="preserve">Here is the path people take. Read it from the bottom.</w:t>
+      </w:r>
+    </w:p>
+    <w:p>
+      <w:pPr>
+        <w:spacing w:after="140" w:before="0" w:line="300"/>
+      </w:pPr>
+      <w:r>
+        <w:rPr>
+          <w:sz w:val="22"/>
+          <w:szCs w:val="22"/>
+        </w:rPr>
+        <w:t xml:space="preserve">1. I am not sure how to set a goal for myself, or what to do about it. 2. I can say what goal I would set, and what steps I would take — but I have not done it yet. 3. I set a goal of my own, and I took real steps towards it. I can say why I chose it. 4. I reached a goal I set. I can say what helped, what did not, and what I would do differently. 5. I have reached more than one goal, and I did the second one better because of the first.</w:t>
+      </w:r>
+    </w:p>
+    <w:p>
+      <w:pPr>
+        <w:pStyle w:val="Heading3"/>
+        <w:keepNext/>
+        <w:spacing w:after="80" w:before="220"/>
+      </w:pPr>
+      <w:r>
+        <w:rPr>
+          <w:b/>
+          <w:bCs/>
+          <w:color w:val="1F3A5F"/>
+          <w:sz w:val="24"/>
+          <w:szCs w:val="24"/>
+        </w:rPr>
+        <w:t xml:space="preserve">Mark where you are now</w:t>
+      </w:r>
+    </w:p>
+    <w:p>
+      <w:pPr>
+        <w:spacing w:after="140" w:before="0" w:line="300"/>
+      </w:pPr>
+      <w:r>
+        <w:rPr>
+          <w:sz w:val="22"/>
+          <w:szCs w:val="22"/>
+        </w:rPr>
+        <w:t xml:space="preserve">Mark the one that is most like you today. Not where you want to be. Today.</w:t>
+      </w:r>
+    </w:p>
+    <w:p>
+      <w:pPr>
+        <w:spacing w:after="140" w:before="0" w:line="300"/>
+      </w:pPr>
+      <w:r>
+        <w:rPr>
+          <w:sz w:val="22"/>
+          <w:szCs w:val="22"/>
+        </w:rPr>
+        <w:t xml:space="preserve">Almost everybody is near the bottom at the start. That is not a bad thing — it is what the beginning of a course looks like. If you were already at the top, there would be nothing here for you.</w:t>
+      </w:r>
+    </w:p>
+    <w:p>
+      <w:pPr>
+        <w:spacing w:after="140" w:before="0" w:line="300"/>
+      </w:pPr>
+      <w:r>
+        <w:rPr>
+          <w:sz w:val="22"/>
+          <w:szCs w:val="22"/>
+        </w:rPr>
+        <w:t xml:space="preserve">This is not a test. Nobody is marking it. Nobody will see it but you and your facilitator.</w:t>
+      </w:r>
+    </w:p>
+    <w:p>
+      <w:pPr>
+        <w:pStyle w:val="Heading3"/>
+        <w:keepNext/>
+        <w:spacing w:after="80" w:before="220"/>
+      </w:pPr>
+      <w:r>
+        <w:rPr>
+          <w:b/>
+          <w:bCs/>
+          <w:color w:val="1F3A5F"/>
+          <w:sz w:val="24"/>
+          <w:szCs w:val="24"/>
+        </w:rPr>
+        <w:t xml:space="preserve">You will mark it again</w:t>
+      </w:r>
+    </w:p>
+    <w:p>
+      <w:pPr>
+        <w:spacing w:after="140" w:before="0" w:line="300"/>
+      </w:pPr>
+      <w:r>
+        <w:rPr>
+          <w:sz w:val="22"/>
+          <w:szCs w:val="22"/>
+        </w:rPr>
+        <w:t xml:space="preserve">At the end of the course you will come back to this page and mark it again, with a different mark so you can see both.</w:t>
+      </w:r>
+    </w:p>
+    <w:p>
+      <w:pPr>
+        <w:spacing w:after="140" w:before="0" w:line="300"/>
+      </w:pPr>
+      <w:r>
+        <w:rPr>
+          <w:sz w:val="22"/>
+          <w:szCs w:val="22"/>
+        </w:rPr>
+        <w:t xml:space="preserve">That is the point of doing it now. Two marks show you the distance you moved — and that distance is yours, and nobody can take it off you.</w:t>
+      </w:r>
+    </w:p>
+    <w:tbl>
+      <w:tblPr>
+        <w:tblW w:type="pct" w:w="100%"/>
+        <w:tblBorders>
+          <w:top w:val="none"/>
+          <w:left w:val="single" w:color="1F3A5F" w:sz="18"/>
+          <w:bottom w:val="none"/>
+          <w:right w:val="none"/>
+          <w:insideH w:val="none"/>
+          <w:insideV w:val="none"/>
+        </w:tblBorders>
+      </w:tblPr>
+      <w:tblGrid>
+        <w:gridCol w:w="9070"/>
+      </w:tblGrid>
+      <w:tr>
+        <w:tc>
+          <w:tcPr>
+            <w:tcW w:type="dxa" w:w="9070"/>
+            <w:tcMar>
+              <w:top w:type="dxa" w:w="100"/>
+              <w:left w:type="dxa" w:w="200"/>
+              <w:bottom w:type="dxa" w:w="100"/>
+              <w:right w:type="dxa" w:w="120"/>
+            </w:tcMar>
+          </w:tcPr>
+          <w:p>
+            <w:pPr>
+              <w:spacing w:after="80"/>
+            </w:pPr>
+            <w:r>
+              <w:rPr>
+                <w:b/>
+                <w:bCs/>
+                <w:color w:val="1F3A5F"/>
+                <w:spacing w:val="24"/>
+                <w:sz w:val="17"/>
+                <w:szCs w:val="17"/>
+              </w:rPr>
+              <w:t xml:space="preserve">NEW WORDS</w:t>
+            </w:r>
+          </w:p>
+          <w:p>
+            <w:pPr>
+              <w:spacing w:after="60" w:line="280"/>
+            </w:pPr>
+            <w:r>
+              <w:rPr>
+                <w:sz w:val="21"/>
+                <w:szCs w:val="21"/>
+              </w:rPr>
+              <w:t xml:space="preserve">skill — something you can get better at by practising</w:t>
+            </w:r>
+          </w:p>
+          <w:p>
+            <w:pPr>
+              <w:spacing w:after="60" w:line="280"/>
+            </w:pPr>
+            <w:r>
+              <w:rPr>
+                <w:sz w:val="21"/>
+                <w:szCs w:val="21"/>
+              </w:rPr>
+              <w:t xml:space="preserve">path — the steps people go through as they get better at something</w:t>
+            </w:r>
+          </w:p>
+        </w:tc>
+      </w:tr>
+    </w:tbl>
+    <w:p>
+      <w:r>
+        <w:br w:type="page"/>
+      </w:r>
+    </w:p>
+    <w:p>
+      <w:pPr>
+        <w:keepNext/>
+        <w:pBdr>
+          <w:bottom w:val="single" w:color="B9B3A6" w:sz="4"/>
+        </w:pBdr>
+        <w:spacing w:after="60"/>
+      </w:pPr>
+      <w:r>
+        <w:rPr>
+          <w:b/>
+          <w:bCs/>
           <w:color w:val="7A3B69"/>
           <w:spacing w:val="30"/>
           <w:sz w:val="16"/>
@@ -8699,6 +8981,436 @@
             <w:pPr>
               <w:spacing w:after="0"/>
             </w:pPr>
+          </w:p>
+        </w:tc>
+      </w:tr>
+    </w:tbl>
+    <w:p>
+      <w:r>
+        <w:br w:type="page"/>
+      </w:r>
+    </w:p>
+    <w:p>
+      <w:pPr>
+        <w:keepNext/>
+        <w:pBdr>
+          <w:bottom w:val="single" w:color="B9B3A6" w:sz="4"/>
+        </w:pBdr>
+        <w:spacing w:after="60"/>
+      </w:pPr>
+      <w:r>
+        <w:rPr>
+          <w:b/>
+          <w:bCs/>
+          <w:color w:val="FFFFFF"/>
+          <w:spacing w:val="30"/>
+          <w:sz w:val="16"/>
+          <w:szCs w:val="16"/>
+          <w:shd w:fill="7A3B69" w:val="clear"/>
+        </w:rPr>
+        <w:t xml:space="preserve">  LEARN IT  </w:t>
+      </w:r>
+      <w:r>
+        <w:rPr>
+          <w:b/>
+          <w:bCs/>
+          <w:color w:val="7A3B69"/>
+          <w:spacing w:val="30"/>
+          <w:sz w:val="16"/>
+          <w:szCs w:val="16"/>
+        </w:rPr>
+        <w:t xml:space="preserve">   HOW I LEARN BEST</w:t>
+      </w:r>
+    </w:p>
+    <w:p>
+      <w:pPr>
+        <w:pStyle w:val="Heading2"/>
+        <w:keepNext/>
+        <w:spacing w:after="180" w:before="160"/>
+      </w:pPr>
+      <w:r>
+        <w:rPr>
+          <w:b/>
+          <w:bCs/>
+          <w:color w:val="1F3A5F"/>
+          <w:sz w:val="38"/>
+          <w:szCs w:val="38"/>
+        </w:rPr>
+        <w:t xml:space="preserve">How to notice how you learn best</w:t>
+      </w:r>
+    </w:p>
+    <w:p>
+      <w:pPr>
+        <w:spacing w:after="140" w:before="0" w:line="300"/>
+      </w:pPr>
+      <w:r>
+        <w:rPr>
+          <w:sz w:val="22"/>
+          <w:szCs w:val="22"/>
+        </w:rPr>
+        <w:t xml:space="preserve">Later in this course you will make a plan. That plan will only work if it fits how you actually learn — so first you need to know how you actually learn.</w:t>
+      </w:r>
+    </w:p>
+    <w:p>
+      <w:pPr>
+        <w:pStyle w:val="Heading3"/>
+        <w:keepNext/>
+        <w:spacing w:after="80" w:before="220"/>
+      </w:pPr>
+      <w:r>
+        <w:rPr>
+          <w:b/>
+          <w:bCs/>
+          <w:color w:val="1F3A5F"/>
+          <w:sz w:val="24"/>
+          <w:szCs w:val="24"/>
+        </w:rPr>
+        <w:t xml:space="preserve">Do not answer what SOUNDS right</w:t>
+      </w:r>
+    </w:p>
+    <w:p>
+      <w:pPr>
+        <w:spacing w:after="140" w:before="0" w:line="300"/>
+      </w:pPr>
+      <w:r>
+        <w:rPr>
+          <w:sz w:val="22"/>
+          <w:szCs w:val="22"/>
+        </w:rPr>
+        <w:t xml:space="preserve">Most people, asked this, say something like "early in the morning, somewhere quiet, on my own".</w:t>
+      </w:r>
+    </w:p>
+    <w:p>
+      <w:pPr>
+        <w:spacing w:after="140" w:before="0" w:line="300"/>
+      </w:pPr>
+      <w:r>
+        <w:rPr>
+          <w:sz w:val="22"/>
+          <w:szCs w:val="22"/>
+        </w:rPr>
+        <w:t xml:space="preserve">Is that true for you? For a lot of people it is not, and there is no quiet place anyway. If you plan around an answer that is not true, the plan will fail in the first week and you will think it was your fault.</w:t>
+      </w:r>
+    </w:p>
+    <w:p>
+      <w:pPr>
+        <w:pStyle w:val="Heading3"/>
+        <w:keepNext/>
+        <w:spacing w:after="80" w:before="220"/>
+      </w:pPr>
+      <w:r>
+        <w:rPr>
+          <w:b/>
+          <w:bCs/>
+          <w:color w:val="1F3A5F"/>
+          <w:sz w:val="24"/>
+          <w:szCs w:val="24"/>
+        </w:rPr>
+        <w:t xml:space="preserve">Ask about a real time instead</w:t>
+      </w:r>
+    </w:p>
+    <w:p>
+      <w:pPr>
+        <w:spacing w:after="140" w:before="0" w:line="300"/>
+      </w:pPr>
+      <w:r>
+        <w:rPr>
+          <w:sz w:val="22"/>
+          <w:szCs w:val="22"/>
+        </w:rPr>
+        <w:t xml:space="preserve">Think of the last time you concentrated well on something. Anything.</w:t>
+      </w:r>
+    </w:p>
+    <w:p>
+      <w:pPr>
+        <w:pStyle w:val="ListParagraph"/>
+        <w:numPr>
+          <w:ilvl w:val="0"/>
+          <w:numId w:val="1"/>
+        </w:numPr>
+        <w:spacing w:after="80" w:line="300"/>
+      </w:pPr>
+      <w:r>
+        <w:rPr>
+          <w:sz w:val="22"/>
+          <w:szCs w:val="22"/>
+        </w:rPr>
+        <w:t xml:space="preserve">When was it? Morning, afternoon, night?</w:t>
+      </w:r>
+    </w:p>
+    <w:p>
+      <w:pPr>
+        <w:pStyle w:val="ListParagraph"/>
+        <w:numPr>
+          <w:ilvl w:val="0"/>
+          <w:numId w:val="1"/>
+        </w:numPr>
+        <w:spacing w:after="80" w:line="300"/>
+      </w:pPr>
+      <w:r>
+        <w:rPr>
+          <w:sz w:val="22"/>
+          <w:szCs w:val="22"/>
+        </w:rPr>
+        <w:t xml:space="preserve">Where were you?</w:t>
+      </w:r>
+    </w:p>
+    <w:p>
+      <w:pPr>
+        <w:pStyle w:val="ListParagraph"/>
+        <w:numPr>
+          <w:ilvl w:val="0"/>
+          <w:numId w:val="1"/>
+        </w:numPr>
+        <w:spacing w:after="80" w:line="300"/>
+      </w:pPr>
+      <w:r>
+        <w:rPr>
+          <w:sz w:val="22"/>
+          <w:szCs w:val="22"/>
+        </w:rPr>
+        <w:t xml:space="preserve">Who was around? Anyone? Nobody?</w:t>
+      </w:r>
+    </w:p>
+    <w:p>
+      <w:pPr>
+        <w:pStyle w:val="ListParagraph"/>
+        <w:numPr>
+          <w:ilvl w:val="0"/>
+          <w:numId w:val="1"/>
+        </w:numPr>
+        <w:spacing w:after="80" w:line="300"/>
+      </w:pPr>
+      <w:r>
+        <w:rPr>
+          <w:sz w:val="22"/>
+          <w:szCs w:val="22"/>
+        </w:rPr>
+        <w:t xml:space="preserve">What were you doing with your body — sitting, walking, cooking, carrying?</w:t>
+      </w:r>
+    </w:p>
+    <w:p>
+      <w:pPr>
+        <w:spacing w:after="140" w:before="0" w:line="300"/>
+      </w:pPr>
+      <w:r>
+        <w:rPr>
+          <w:sz w:val="22"/>
+          <w:szCs w:val="22"/>
+        </w:rPr>
+        <w:t xml:space="preserve">People's honest answers are often surprising. Some people think best while walking. Some while doing something with their hands. Some late at night when the shelter is finally quiet. Some with a younger child beside them. All of those are real.</w:t>
+      </w:r>
+    </w:p>
+    <w:p>
+      <w:pPr>
+        <w:pStyle w:val="Heading3"/>
+        <w:keepNext/>
+        <w:spacing w:after="80" w:before="220"/>
+      </w:pPr>
+      <w:r>
+        <w:rPr>
+          <w:b/>
+          <w:bCs/>
+          <w:color w:val="1F3A5F"/>
+          <w:sz w:val="24"/>
+          <w:szCs w:val="24"/>
+        </w:rPr>
+        <w:t xml:space="preserve">Three more things worth knowing about yourself</w:t>
+      </w:r>
+    </w:p>
+    <w:p>
+      <w:pPr>
+        <w:spacing w:after="140" w:before="0" w:line="300"/>
+      </w:pPr>
+      <w:r>
+        <w:rPr>
+          <w:sz w:val="22"/>
+          <w:szCs w:val="22"/>
+        </w:rPr>
+        <w:t xml:space="preserve">How do you take a new thing in best? By watching someone do it, by trying it yourself, or by being told? Most people have one they prefer.</w:t>
+      </w:r>
+    </w:p>
+    <w:p>
+      <w:pPr>
+        <w:spacing w:after="140" w:before="0" w:line="300"/>
+      </w:pPr>
+      <w:r>
+        <w:rPr>
+          <w:sz w:val="22"/>
+          <w:szCs w:val="22"/>
+        </w:rPr>
+        <w:t xml:space="preserve">What helps you? Someone to do it with. Saying it out loud. Drawing it. Repeating it many times.</w:t>
+      </w:r>
+    </w:p>
+    <w:p>
+      <w:pPr>
+        <w:spacing w:after="140" w:before="0" w:line="300"/>
+      </w:pPr>
+      <w:r>
+        <w:rPr>
+          <w:sz w:val="22"/>
+          <w:szCs w:val="22"/>
+        </w:rPr>
+        <w:t xml:space="preserve">What gets in the way? Noise. Being hungry. Being tired. Being worried. Being watched.</w:t>
+      </w:r>
+    </w:p>
+    <w:p>
+      <w:pPr>
+        <w:pStyle w:val="Heading3"/>
+        <w:keepNext/>
+        <w:spacing w:after="80" w:before="220"/>
+      </w:pPr>
+      <w:r>
+        <w:rPr>
+          <w:b/>
+          <w:bCs/>
+          <w:color w:val="1F3A5F"/>
+          <w:sz w:val="24"/>
+          <w:szCs w:val="24"/>
+        </w:rPr>
+        <w:t xml:space="preserve">Then use it</w:t>
+      </w:r>
+    </w:p>
+    <w:p>
+      <w:pPr>
+        <w:spacing w:after="140" w:before="0" w:line="300"/>
+      </w:pPr>
+      <w:r>
+        <w:rPr>
+          <w:sz w:val="22"/>
+          <w:szCs w:val="22"/>
+        </w:rPr>
+        <w:t xml:space="preserve">This is not just interesting to know. Next time you plan, use it:</w:t>
+      </w:r>
+    </w:p>
+    <w:p>
+      <w:pPr>
+        <w:pStyle w:val="ListParagraph"/>
+        <w:numPr>
+          <w:ilvl w:val="0"/>
+          <w:numId w:val="1"/>
+        </w:numPr>
+        <w:spacing w:after="80" w:line="300"/>
+      </w:pPr>
+      <w:r>
+        <w:rPr>
+          <w:sz w:val="22"/>
+          <w:szCs w:val="22"/>
+        </w:rPr>
+        <w:t xml:space="preserve">Put your learning at the time of day you named.</w:t>
+      </w:r>
+    </w:p>
+    <w:p>
+      <w:pPr>
+        <w:pStyle w:val="ListParagraph"/>
+        <w:numPr>
+          <w:ilvl w:val="0"/>
+          <w:numId w:val="1"/>
+        </w:numPr>
+        <w:spacing w:after="80" w:line="300"/>
+      </w:pPr>
+      <w:r>
+        <w:rPr>
+          <w:sz w:val="22"/>
+          <w:szCs w:val="22"/>
+        </w:rPr>
+        <w:t xml:space="preserve">Put it where you said you concentrate.</w:t>
+      </w:r>
+    </w:p>
+    <w:p>
+      <w:pPr>
+        <w:pStyle w:val="ListParagraph"/>
+        <w:numPr>
+          <w:ilvl w:val="0"/>
+          <w:numId w:val="1"/>
+        </w:numPr>
+        <w:spacing w:after="80" w:line="300"/>
+      </w:pPr>
+      <w:r>
+        <w:rPr>
+          <w:sz w:val="22"/>
+          <w:szCs w:val="22"/>
+        </w:rPr>
+        <w:t xml:space="preserve">Do it the way you take things in best.</w:t>
+      </w:r>
+    </w:p>
+    <w:p>
+      <w:pPr>
+        <w:spacing w:after="140" w:before="0" w:line="300"/>
+      </w:pPr>
+      <w:r>
+        <w:rPr>
+          <w:sz w:val="22"/>
+          <w:szCs w:val="22"/>
+        </w:rPr>
+        <w:t xml:space="preserve">A plan that fits you is a plan that survives.</w:t>
+      </w:r>
+    </w:p>
+    <w:tbl>
+      <w:tblPr>
+        <w:tblW w:type="pct" w:w="100%"/>
+        <w:tblBorders>
+          <w:top w:val="none"/>
+          <w:left w:val="single" w:color="1F3A5F" w:sz="18"/>
+          <w:bottom w:val="none"/>
+          <w:right w:val="none"/>
+          <w:insideH w:val="none"/>
+          <w:insideV w:val="none"/>
+        </w:tblBorders>
+      </w:tblPr>
+      <w:tblGrid>
+        <w:gridCol w:w="9070"/>
+      </w:tblGrid>
+      <w:tr>
+        <w:tc>
+          <w:tcPr>
+            <w:tcW w:type="dxa" w:w="9070"/>
+            <w:tcMar>
+              <w:top w:type="dxa" w:w="100"/>
+              <w:left w:type="dxa" w:w="200"/>
+              <w:bottom w:type="dxa" w:w="100"/>
+              <w:right w:type="dxa" w:w="120"/>
+            </w:tcMar>
+          </w:tcPr>
+          <w:p>
+            <w:pPr>
+              <w:spacing w:after="80"/>
+            </w:pPr>
+            <w:r>
+              <w:rPr>
+                <w:b/>
+                <w:bCs/>
+                <w:color w:val="1F3A5F"/>
+                <w:spacing w:val="24"/>
+                <w:sz w:val="17"/>
+                <w:szCs w:val="17"/>
+              </w:rPr>
+              <w:t xml:space="preserve">NEW WORDS</w:t>
+            </w:r>
+          </w:p>
+          <w:p>
+            <w:pPr>
+              <w:spacing w:after="60" w:line="280"/>
+            </w:pPr>
+            <w:r>
+              <w:rPr>
+                <w:sz w:val="21"/>
+                <w:szCs w:val="21"/>
+              </w:rPr>
+              <w:t xml:space="preserve">conditions — the when, where and who that make learning easier or harder for you</w:t>
+            </w:r>
+          </w:p>
+          <w:p>
+            <w:pPr>
+              <w:spacing w:after="60" w:line="280"/>
+            </w:pPr>
+            <w:r>
+              <w:rPr>
+                <w:sz w:val="21"/>
+                <w:szCs w:val="21"/>
+              </w:rPr>
+              <w:t xml:space="preserve">concentrate — to keep your attention on one thing</w:t>
+            </w:r>
           </w:p>
         </w:tc>
       </w:tr>
@@ -11431,6 +12143,421 @@
         <w:rPr>
           <w:b/>
           <w:bCs/>
+          <w:color w:val="FFFFFF"/>
+          <w:spacing w:val="30"/>
+          <w:sz w:val="16"/>
+          <w:szCs w:val="16"/>
+          <w:shd w:fill="7A3B69" w:val="clear"/>
+        </w:rPr>
+        <w:t xml:space="preserve">  LEARN IT  </w:t>
+      </w:r>
+      <w:r>
+        <w:rPr>
+          <w:b/>
+          <w:bCs/>
+          <w:color w:val="7A3B69"/>
+          <w:spacing w:val="30"/>
+          <w:sz w:val="16"/>
+          <w:szCs w:val="16"/>
+        </w:rPr>
+        <w:t xml:space="preserve">   CHOOSE AND DRAW YOUR GOAL</w:t>
+      </w:r>
+    </w:p>
+    <w:p>
+      <w:pPr>
+        <w:pStyle w:val="Heading2"/>
+        <w:keepNext/>
+        <w:spacing w:after="180" w:before="160"/>
+      </w:pPr>
+      <w:r>
+        <w:rPr>
+          <w:b/>
+          <w:bCs/>
+          <w:color w:val="1F3A5F"/>
+          <w:sz w:val="38"/>
+          <w:szCs w:val="38"/>
+        </w:rPr>
+        <w:t xml:space="preserve">How to choose a goal that is really yours</w:t>
+      </w:r>
+    </w:p>
+    <w:p>
+      <w:pPr>
+        <w:spacing w:after="140" w:before="0" w:line="300"/>
+      </w:pPr>
+      <w:r>
+        <w:rPr>
+          <w:sz w:val="22"/>
+          <w:szCs w:val="22"/>
+        </w:rPr>
+        <w:t xml:space="preserve">Now you choose. This is the important moment in the whole course, so take your time over it.</w:t>
+      </w:r>
+    </w:p>
+    <w:p>
+      <w:pPr>
+        <w:pStyle w:val="Heading3"/>
+        <w:keepNext/>
+        <w:spacing w:after="80" w:before="220"/>
+      </w:pPr>
+      <w:r>
+        <w:rPr>
+          <w:b/>
+          <w:bCs/>
+          <w:color w:val="1F3A5F"/>
+          <w:sz w:val="24"/>
+          <w:szCs w:val="24"/>
+        </w:rPr>
+        <w:t xml:space="preserve">Start from your own pages, not from nothing</w:t>
+      </w:r>
+    </w:p>
+    <w:p>
+      <w:pPr>
+        <w:spacing w:after="140" w:before="0" w:line="300"/>
+      </w:pPr>
+      <w:r>
+        <w:rPr>
+          <w:sz w:val="22"/>
+          <w:szCs w:val="22"/>
+        </w:rPr>
+        <w:t xml:space="preserve">Turn back through your book. Look at:</w:t>
+      </w:r>
+    </w:p>
+    <w:p>
+      <w:pPr>
+        <w:pStyle w:val="ListParagraph"/>
+        <w:numPr>
+          <w:ilvl w:val="0"/>
+          <w:numId w:val="1"/>
+        </w:numPr>
+        <w:spacing w:after="80" w:line="300"/>
+      </w:pPr>
+      <w:r>
+        <w:rPr>
+          <w:sz w:val="22"/>
+          <w:szCs w:val="22"/>
+        </w:rPr>
+        <w:t xml:space="preserve">What you are good at.</w:t>
+      </w:r>
+    </w:p>
+    <w:p>
+      <w:pPr>
+        <w:pStyle w:val="ListParagraph"/>
+        <w:numPr>
+          <w:ilvl w:val="0"/>
+          <w:numId w:val="1"/>
+        </w:numPr>
+        <w:spacing w:after="80" w:line="300"/>
+      </w:pPr>
+      <w:r>
+        <w:rPr>
+          <w:sz w:val="22"/>
+          <w:szCs w:val="22"/>
+        </w:rPr>
+        <w:t xml:space="preserve">What you said you want to get better at.</w:t>
+      </w:r>
+    </w:p>
+    <w:p>
+      <w:pPr>
+        <w:pStyle w:val="ListParagraph"/>
+        <w:numPr>
+          <w:ilvl w:val="0"/>
+          <w:numId w:val="1"/>
+        </w:numPr>
+        <w:spacing w:after="80" w:line="300"/>
+      </w:pPr>
+      <w:r>
+        <w:rPr>
+          <w:sz w:val="22"/>
+          <w:szCs w:val="22"/>
+        </w:rPr>
+        <w:t xml:space="preserve">How you learn best.</w:t>
+      </w:r>
+    </w:p>
+    <w:p>
+      <w:pPr>
+        <w:spacing w:after="140" w:before="0" w:line="300"/>
+      </w:pPr>
+      <w:r>
+        <w:rPr>
+          <w:sz w:val="22"/>
+          <w:szCs w:val="22"/>
+        </w:rPr>
+        <w:t xml:space="preserve">Your goal should come from there. A goal that has nothing to do with any of it is usually not really yours.</w:t>
+      </w:r>
+    </w:p>
+    <w:p>
+      <w:pPr>
+        <w:pStyle w:val="Heading3"/>
+        <w:keepNext/>
+        <w:spacing w:after="80" w:before="220"/>
+      </w:pPr>
+      <w:r>
+        <w:rPr>
+          <w:b/>
+          <w:bCs/>
+          <w:color w:val="1F3A5F"/>
+          <w:sz w:val="24"/>
+          <w:szCs w:val="24"/>
+        </w:rPr>
+        <w:t xml:space="preserve">The test: can you say why it matters to YOU?</w:t>
+      </w:r>
+    </w:p>
+    <w:p>
+      <w:pPr>
+        <w:spacing w:after="140" w:before="0" w:line="300"/>
+      </w:pPr>
+      <w:r>
+        <w:rPr>
+          <w:sz w:val="22"/>
+          <w:szCs w:val="22"/>
+        </w:rPr>
+        <w:t xml:space="preserve">This is the one that decides everything.</w:t>
+      </w:r>
+    </w:p>
+    <w:p>
+      <w:pPr>
+        <w:spacing w:after="140" w:before="0" w:line="300"/>
+      </w:pPr>
+      <w:r>
+        <w:rPr>
+          <w:sz w:val="22"/>
+          <w:szCs w:val="22"/>
+        </w:rPr>
+        <w:t xml:space="preserve">Ask yourself: what would actually be different for me if I could do this?</w:t>
+      </w:r>
+    </w:p>
+    <w:p>
+      <w:pPr>
+        <w:spacing w:after="140" w:before="0" w:line="300"/>
+      </w:pPr>
+      <w:r>
+        <w:rPr>
+          <w:sz w:val="22"/>
+          <w:szCs w:val="22"/>
+        </w:rPr>
+        <w:t xml:space="preserve">If you can answer with something real — something you could do, someone you could talk to, somewhere you could go — then it is your goal. Good.</w:t>
+      </w:r>
+    </w:p>
+    <w:p>
+      <w:pPr>
+        <w:spacing w:after="140" w:before="0" w:line="300"/>
+      </w:pPr>
+      <w:r>
+        <w:rPr>
+          <w:sz w:val="22"/>
+          <w:szCs w:val="22"/>
+        </w:rPr>
+        <w:t xml:space="preserve">If the answer is vague, or if it sounds like something a teacher would like to hear, choose again. That is not a failure. It is much better to find out now than in six weeks.</w:t>
+      </w:r>
+    </w:p>
+    <w:p>
+      <w:pPr>
+        <w:spacing w:after="140" w:before="0" w:line="300"/>
+      </w:pPr>
+      <w:r>
+        <w:rPr>
+          <w:sz w:val="22"/>
+          <w:szCs w:val="22"/>
+        </w:rPr>
+        <w:t xml:space="preserve">Nobody is marking your goal. It does not have to be impressive. It has to be yours.</w:t>
+      </w:r>
+    </w:p>
+    <w:p>
+      <w:pPr>
+        <w:pStyle w:val="Heading3"/>
+        <w:keepNext/>
+        <w:spacing w:after="80" w:before="220"/>
+      </w:pPr>
+      <w:r>
+        <w:rPr>
+          <w:b/>
+          <w:bCs/>
+          <w:color w:val="1F3A5F"/>
+          <w:sz w:val="24"/>
+          <w:szCs w:val="24"/>
+        </w:rPr>
+        <w:t xml:space="preserve">Choose something YOU can decide</w:t>
+      </w:r>
+    </w:p>
+    <w:p>
+      <w:pPr>
+        <w:spacing w:after="140" w:before="0" w:line="300"/>
+      </w:pPr>
+      <w:r>
+        <w:rPr>
+          <w:sz w:val="22"/>
+          <w:szCs w:val="22"/>
+        </w:rPr>
+        <w:t xml:space="preserve">Remember: some things are decided by other people. Make your goal the part that is in your hands.</w:t>
+      </w:r>
+    </w:p>
+    <w:p>
+      <w:pPr>
+        <w:pStyle w:val="Heading3"/>
+        <w:keepNext/>
+        <w:spacing w:after="80" w:before="220"/>
+      </w:pPr>
+      <w:r>
+        <w:rPr>
+          <w:b/>
+          <w:bCs/>
+          <w:color w:val="1F3A5F"/>
+          <w:sz w:val="24"/>
+          <w:szCs w:val="24"/>
+        </w:rPr>
+        <w:t xml:space="preserve">Draw it</w:t>
+      </w:r>
+    </w:p>
+    <w:p>
+      <w:pPr>
+        <w:spacing w:after="140" w:before="0" w:line="300"/>
+      </w:pPr>
+      <w:r>
+        <w:rPr>
+          <w:sz w:val="22"/>
+          <w:szCs w:val="22"/>
+        </w:rPr>
+        <w:t xml:space="preserve">Draw yourself doing the thing. Not the words — you doing it.</w:t>
+      </w:r>
+    </w:p>
+    <w:p>
+      <w:pPr>
+        <w:spacing w:after="140" w:before="0" w:line="300"/>
+      </w:pPr>
+      <w:r>
+        <w:rPr>
+          <w:sz w:val="22"/>
+          <w:szCs w:val="22"/>
+        </w:rPr>
+        <w:t xml:space="preserve">This matters more than it sounds. On a week when everything goes wrong, you will turn back to this page. A picture of yourself doing it pulls harder than a sentence about it.</w:t>
+      </w:r>
+    </w:p>
+    <w:p>
+      <w:pPr>
+        <w:pStyle w:val="Heading3"/>
+        <w:keepNext/>
+        <w:spacing w:after="80" w:before="220"/>
+      </w:pPr>
+      <w:r>
+        <w:rPr>
+          <w:b/>
+          <w:bCs/>
+          <w:color w:val="1F3A5F"/>
+          <w:sz w:val="24"/>
+          <w:szCs w:val="24"/>
+        </w:rPr>
+        <w:t xml:space="preserve">Say it out loud to a partner</w:t>
+      </w:r>
+    </w:p>
+    <w:p>
+      <w:pPr>
+        <w:spacing w:after="140" w:before="0" w:line="300"/>
+      </w:pPr>
+      <w:r>
+        <w:rPr>
+          <w:sz w:val="22"/>
+          <w:szCs w:val="22"/>
+        </w:rPr>
+        <w:t xml:space="preserve">Tell someone your goal, out loud.</w:t>
+      </w:r>
+    </w:p>
+    <w:p>
+      <w:pPr>
+        <w:spacing w:after="140" w:before="0" w:line="300"/>
+      </w:pPr>
+      <w:r>
+        <w:rPr>
+          <w:sz w:val="22"/>
+          <w:szCs w:val="22"/>
+        </w:rPr>
+        <w:t xml:space="preserve">Two things happen. It becomes more real. And if their face goes blank, your goal was not clear enough yet — so say it again, better. That is useful, not embarrassing.</w:t>
+      </w:r>
+    </w:p>
+    <w:tbl>
+      <w:tblPr>
+        <w:tblW w:type="pct" w:w="100%"/>
+        <w:tblBorders>
+          <w:top w:val="none"/>
+          <w:left w:val="single" w:color="1F3A5F" w:sz="18"/>
+          <w:bottom w:val="none"/>
+          <w:right w:val="none"/>
+          <w:insideH w:val="none"/>
+          <w:insideV w:val="none"/>
+        </w:tblBorders>
+      </w:tblPr>
+      <w:tblGrid>
+        <w:gridCol w:w="9070"/>
+      </w:tblGrid>
+      <w:tr>
+        <w:tc>
+          <w:tcPr>
+            <w:tcW w:type="dxa" w:w="9070"/>
+            <w:tcMar>
+              <w:top w:type="dxa" w:w="100"/>
+              <w:left w:type="dxa" w:w="200"/>
+              <w:bottom w:type="dxa" w:w="100"/>
+              <w:right w:type="dxa" w:w="120"/>
+            </w:tcMar>
+          </w:tcPr>
+          <w:p>
+            <w:pPr>
+              <w:spacing w:after="80"/>
+            </w:pPr>
+            <w:r>
+              <w:rPr>
+                <w:b/>
+                <w:bCs/>
+                <w:color w:val="1F3A5F"/>
+                <w:spacing w:val="24"/>
+                <w:sz w:val="17"/>
+                <w:szCs w:val="17"/>
+              </w:rPr>
+              <w:t xml:space="preserve">NEW WORDS</w:t>
+            </w:r>
+          </w:p>
+          <w:p>
+            <w:pPr>
+              <w:spacing w:after="60" w:line="280"/>
+            </w:pPr>
+            <w:r>
+              <w:rPr>
+                <w:sz w:val="21"/>
+                <w:szCs w:val="21"/>
+              </w:rPr>
+              <w:t xml:space="preserve">my goal — the thing YOU chose that you want to be able to do</w:t>
+            </w:r>
+          </w:p>
+          <w:p>
+            <w:pPr>
+              <w:spacing w:after="60" w:line="280"/>
+            </w:pPr>
+            <w:r>
+              <w:rPr>
+                <w:sz w:val="21"/>
+                <w:szCs w:val="21"/>
+              </w:rPr>
+              <w:t xml:space="preserve">matters to me — something would really be different for you if you did it</w:t>
+            </w:r>
+          </w:p>
+        </w:tc>
+      </w:tr>
+    </w:tbl>
+    <w:p>
+      <w:r>
+        <w:br w:type="page"/>
+      </w:r>
+    </w:p>
+    <w:p>
+      <w:pPr>
+        <w:keepNext/>
+        <w:pBdr>
+          <w:bottom w:val="single" w:color="B9B3A6" w:sz="4"/>
+        </w:pBdr>
+        <w:spacing w:after="60"/>
+      </w:pPr>
+      <w:r>
+        <w:rPr>
+          <w:b/>
+          <w:bCs/>
           <w:color w:val="7A3B69"/>
           <w:spacing w:val="30"/>
           <w:sz w:val="16"/>
@@ -18675,6 +19802,491 @@
             <w:pPr>
               <w:spacing w:after="0"/>
             </w:pPr>
+          </w:p>
+        </w:tc>
+      </w:tr>
+    </w:tbl>
+    <w:p>
+      <w:r>
+        <w:br w:type="page"/>
+      </w:r>
+    </w:p>
+    <w:p>
+      <w:pPr>
+        <w:keepNext/>
+        <w:pBdr>
+          <w:bottom w:val="single" w:color="B9B3A6" w:sz="4"/>
+        </w:pBdr>
+        <w:spacing w:after="60"/>
+      </w:pPr>
+      <w:r>
+        <w:rPr>
+          <w:b/>
+          <w:bCs/>
+          <w:color w:val="FFFFFF"/>
+          <w:spacing w:val="30"/>
+          <w:sz w:val="16"/>
+          <w:szCs w:val="16"/>
+          <w:shd w:fill="7A3B69" w:val="clear"/>
+        </w:rPr>
+        <w:t xml:space="preserve">  LEARN IT  </w:t>
+      </w:r>
+      <w:r>
+        <w:rPr>
+          <w:b/>
+          <w:bCs/>
+          <w:color w:val="7A3B69"/>
+          <w:spacing w:val="30"/>
+          <w:sz w:val="16"/>
+          <w:szCs w:val="16"/>
+        </w:rPr>
+        <w:t xml:space="preserve">   WHO AND WHAT CAN HELP ME</w:t>
+      </w:r>
+    </w:p>
+    <w:p>
+      <w:pPr>
+        <w:pStyle w:val="Heading2"/>
+        <w:keepNext/>
+        <w:spacing w:after="180" w:before="160"/>
+      </w:pPr>
+      <w:r>
+        <w:rPr>
+          <w:b/>
+          <w:bCs/>
+          <w:color w:val="1F3A5F"/>
+          <w:sz w:val="38"/>
+          <w:szCs w:val="38"/>
+        </w:rPr>
+        <w:t xml:space="preserve">How to find help, and how to ask for it</w:t>
+      </w:r>
+    </w:p>
+    <w:p>
+      <w:pPr>
+        <w:spacing w:after="140" w:before="0" w:line="300"/>
+      </w:pPr>
+      <w:r>
+        <w:rPr>
+          <w:sz w:val="22"/>
+          <w:szCs w:val="22"/>
+        </w:rPr>
+        <w:t xml:space="preserve">Nobody reaches a goal alone. Not researchers, not teachers, not anyone.</w:t>
+      </w:r>
+    </w:p>
+    <w:p>
+      <w:pPr>
+        <w:spacing w:after="140" w:before="0" w:line="300"/>
+      </w:pPr>
+      <w:r>
+        <w:rPr>
+          <w:sz w:val="22"/>
+          <w:szCs w:val="22"/>
+        </w:rPr>
+        <w:t xml:space="preserve">So the question is not "can I do this by myself?" The question is who and what could help me?</w:t>
+      </w:r>
+    </w:p>
+    <w:p>
+      <w:pPr>
+        <w:pStyle w:val="Heading3"/>
+        <w:keepNext/>
+        <w:spacing w:after="80" w:before="220"/>
+      </w:pPr>
+      <w:r>
+        <w:rPr>
+          <w:b/>
+          <w:bCs/>
+          <w:color w:val="1F3A5F"/>
+          <w:sz w:val="24"/>
+          <w:szCs w:val="24"/>
+        </w:rPr>
+        <w:t xml:space="preserve">Asking is not weakness — it is the skill</w:t>
+      </w:r>
+    </w:p>
+    <w:p>
+      <w:pPr>
+        <w:spacing w:after="140" w:before="0" w:line="300"/>
+      </w:pPr>
+      <w:r>
+        <w:rPr>
+          <w:sz w:val="22"/>
+          <w:szCs w:val="22"/>
+        </w:rPr>
+        <w:t xml:space="preserve">Some of us have learned to manage on our own, because we had to. That is something to be proud of. But in learning it works against you.</w:t>
+      </w:r>
+    </w:p>
+    <w:p>
+      <w:pPr>
+        <w:spacing w:after="140" w:before="0" w:line="300"/>
+      </w:pPr>
+      <w:r>
+        <w:rPr>
+          <w:sz w:val="22"/>
+          <w:szCs w:val="22"/>
+        </w:rPr>
+        <w:t xml:space="preserve">People who learn fast are people who ask a lot. Not asking is what slows you down.</w:t>
+      </w:r>
+    </w:p>
+    <w:p>
+      <w:pPr>
+        <w:pStyle w:val="Heading3"/>
+        <w:keepNext/>
+        <w:spacing w:after="80" w:before="220"/>
+      </w:pPr>
+      <w:r>
+        <w:rPr>
+          <w:b/>
+          <w:bCs/>
+          <w:color w:val="1F3A5F"/>
+          <w:sz w:val="24"/>
+          <w:szCs w:val="24"/>
+        </w:rPr>
+        <w:t xml:space="preserve">Help is not only people</w:t>
+      </w:r>
+    </w:p>
+    <w:p>
+      <w:pPr>
+        <w:spacing w:after="140" w:before="0" w:line="300"/>
+      </w:pPr>
+      <w:r>
+        <w:rPr>
+          <w:sz w:val="22"/>
+          <w:szCs w:val="22"/>
+        </w:rPr>
+        <w:t xml:space="preserve">Learners always list people and stop. Think wider:</w:t>
+      </w:r>
+    </w:p>
+    <w:p>
+      <w:pPr>
+        <w:pStyle w:val="ListParagraph"/>
+        <w:numPr>
+          <w:ilvl w:val="0"/>
+          <w:numId w:val="1"/>
+        </w:numPr>
+        <w:spacing w:after="80" w:line="300"/>
+      </w:pPr>
+      <w:r>
+        <w:rPr>
+          <w:sz w:val="22"/>
+          <w:szCs w:val="22"/>
+        </w:rPr>
+        <w:t xml:space="preserve">A person — someone who can already do the thing.</w:t>
+      </w:r>
+    </w:p>
+    <w:p>
+      <w:pPr>
+        <w:pStyle w:val="ListParagraph"/>
+        <w:numPr>
+          <w:ilvl w:val="0"/>
+          <w:numId w:val="1"/>
+        </w:numPr>
+        <w:spacing w:after="80" w:line="300"/>
+      </w:pPr>
+      <w:r>
+        <w:rPr>
+          <w:sz w:val="22"/>
+          <w:szCs w:val="22"/>
+        </w:rPr>
+        <w:t xml:space="preserve">A place — somewhere quiet, somewhere with light.</w:t>
+      </w:r>
+    </w:p>
+    <w:p>
+      <w:pPr>
+        <w:pStyle w:val="ListParagraph"/>
+        <w:numPr>
+          <w:ilvl w:val="0"/>
+          <w:numId w:val="1"/>
+        </w:numPr>
+        <w:spacing w:after="80" w:line="300"/>
+      </w:pPr>
+      <w:r>
+        <w:rPr>
+          <w:sz w:val="22"/>
+          <w:szCs w:val="22"/>
+        </w:rPr>
+        <w:t xml:space="preserve">A thing — a book, a pencil, a radio, a paper with words on it.</w:t>
+      </w:r>
+    </w:p>
+    <w:p>
+      <w:pPr>
+        <w:pStyle w:val="ListParagraph"/>
+        <w:numPr>
+          <w:ilvl w:val="0"/>
+          <w:numId w:val="1"/>
+        </w:numPr>
+        <w:spacing w:after="80" w:line="300"/>
+      </w:pPr>
+      <w:r>
+        <w:rPr>
+          <w:sz w:val="22"/>
+          <w:szCs w:val="22"/>
+        </w:rPr>
+        <w:t xml:space="preserve">A time — a moment when someone is free to show you.</w:t>
+      </w:r>
+    </w:p>
+    <w:p>
+      <w:pPr>
+        <w:pStyle w:val="ListParagraph"/>
+        <w:numPr>
+          <w:ilvl w:val="0"/>
+          <w:numId w:val="1"/>
+        </w:numPr>
+        <w:spacing w:after="80" w:line="300"/>
+      </w:pPr>
+      <w:r>
+        <w:rPr>
+          <w:sz w:val="22"/>
+          <w:szCs w:val="22"/>
+        </w:rPr>
+        <w:t xml:space="preserve">The people in this room — the most forgotten help of all. Someone here can already do the</w:t>
+      </w:r>
+    </w:p>
+    <w:p>
+      <w:pPr>
+        <w:spacing w:after="140" w:before="0" w:line="300"/>
+      </w:pPr>
+      <w:r>
+        <w:rPr>
+          <w:sz w:val="22"/>
+          <w:szCs w:val="22"/>
+        </w:rPr>
+        <w:t xml:space="preserve">thing you are trying to do.</w:t>
+      </w:r>
+    </w:p>
+    <w:p>
+      <w:pPr>
+        <w:pStyle w:val="Heading3"/>
+        <w:keepNext/>
+        <w:spacing w:after="80" w:before="220"/>
+      </w:pPr>
+      <w:r>
+        <w:rPr>
+          <w:b/>
+          <w:bCs/>
+          <w:color w:val="1F3A5F"/>
+          <w:sz w:val="24"/>
+          <w:szCs w:val="24"/>
+        </w:rPr>
+        <w:t xml:space="preserve">Then sort it: who can I actually reach?</w:t>
+      </w:r>
+    </w:p>
+    <w:p>
+      <w:pPr>
+        <w:spacing w:after="140" w:before="0" w:line="300"/>
+      </w:pPr>
+      <w:r>
+        <w:rPr>
+          <w:sz w:val="22"/>
+          <w:szCs w:val="22"/>
+        </w:rPr>
+        <w:t xml:space="preserve">A long list is not useful if none of it is reachable.</w:t>
+      </w:r>
+    </w:p>
+    <w:p>
+      <w:pPr>
+        <w:spacing w:after="140" w:before="0" w:line="300"/>
+      </w:pPr>
+      <w:r>
+        <w:rPr>
+          <w:sz w:val="22"/>
+          <w:szCs w:val="22"/>
+        </w:rPr>
+        <w:t xml:space="preserve">Ask: who could I actually speak to this week, without needing anyone's permission?</w:t>
+      </w:r>
+    </w:p>
+    <w:p>
+      <w:pPr>
+        <w:spacing w:after="140" w:before="0" w:line="300"/>
+      </w:pPr>
+      <w:r>
+        <w:rPr>
+          <w:sz w:val="22"/>
+          <w:szCs w:val="22"/>
+        </w:rPr>
+        <w:t xml:space="preserve">That list is usually shorter and closer to home than you expect — a brother or sister, a neighbour, the person sitting next to you, your mentor. Those are the ones that matter.</w:t>
+      </w:r>
+    </w:p>
+    <w:p>
+      <w:pPr>
+        <w:pStyle w:val="Heading3"/>
+        <w:keepNext/>
+        <w:spacing w:after="80" w:before="220"/>
+      </w:pPr>
+      <w:r>
+        <w:rPr>
+          <w:b/>
+          <w:bCs/>
+          <w:color w:val="1F3A5F"/>
+          <w:sz w:val="24"/>
+          <w:szCs w:val="24"/>
+        </w:rPr>
+        <w:t xml:space="preserve">Now the hard part — the ask itself</w:t>
+      </w:r>
+    </w:p>
+    <w:p>
+      <w:pPr>
+        <w:spacing w:after="140" w:before="0" w:line="300"/>
+      </w:pPr>
+      <w:r>
+        <w:rPr>
+          <w:sz w:val="22"/>
+          <w:szCs w:val="22"/>
+        </w:rPr>
+        <w:t xml:space="preserve">Most people find who to ask and then never ask. So practise the words.</w:t>
+      </w:r>
+    </w:p>
+    <w:p>
+      <w:pPr>
+        <w:spacing w:after="140" w:before="0" w:line="300"/>
+      </w:pPr>
+      <w:r>
+        <w:rPr>
+          <w:sz w:val="22"/>
+          <w:szCs w:val="22"/>
+        </w:rPr>
+        <w:t xml:space="preserve">A good ask has three parts:</w:t>
+      </w:r>
+    </w:p>
+    <w:p>
+      <w:pPr>
+        <w:spacing w:after="140" w:before="0" w:line="300"/>
+      </w:pPr>
+      <w:r>
+        <w:rPr>
+          <w:sz w:val="22"/>
+          <w:szCs w:val="22"/>
+        </w:rPr>
+        <w:t xml:space="preserve">1. What you want — one small thing. 2. Why them — because they can already do it. 3. How small it is — so it is easy to say yes.</w:t>
+      </w:r>
+    </w:p>
+    <w:p>
+      <w:pPr>
+        <w:spacing w:after="140" w:before="0" w:line="300"/>
+      </w:pPr>
+      <w:r>
+        <w:rPr>
+          <w:sz w:val="22"/>
+          <w:szCs w:val="22"/>
+        </w:rPr>
+        <w:t xml:space="preserve">"Can you show me how to write these three letters? It would only take a few minutes."</w:t>
+      </w:r>
+    </w:p>
+    <w:p>
+      <w:pPr>
+        <w:pStyle w:val="Heading3"/>
+        <w:keepNext/>
+        <w:spacing w:after="80" w:before="220"/>
+      </w:pPr>
+      <w:r>
+        <w:rPr>
+          <w:b/>
+          <w:bCs/>
+          <w:color w:val="1F3A5F"/>
+          <w:sz w:val="24"/>
+          <w:szCs w:val="24"/>
+        </w:rPr>
+        <w:t xml:space="preserve">Keep it small</w:t>
+      </w:r>
+    </w:p>
+    <w:p>
+      <w:pPr>
+        <w:spacing w:after="140" w:before="0" w:line="300"/>
+      </w:pPr>
+      <w:r>
+        <w:rPr>
+          <w:sz w:val="22"/>
+          <w:szCs w:val="22"/>
+        </w:rPr>
+        <w:t xml:space="preserve">Small asks get said, and small asks get answered. A big ask sits in your mouth for three weeks.</w:t>
+      </w:r>
+    </w:p>
+    <w:p>
+      <w:pPr>
+        <w:spacing w:after="140" w:before="0" w:line="300"/>
+      </w:pPr>
+      <w:r>
+        <w:rPr>
+          <w:sz w:val="22"/>
+          <w:szCs w:val="22"/>
+        </w:rPr>
+        <w:t xml:space="preserve">Ask for one thing. Then ask again another day.</w:t>
+      </w:r>
+    </w:p>
+    <w:tbl>
+      <w:tblPr>
+        <w:tblW w:type="pct" w:w="100%"/>
+        <w:tblBorders>
+          <w:top w:val="none"/>
+          <w:left w:val="single" w:color="1F3A5F" w:sz="18"/>
+          <w:bottom w:val="none"/>
+          <w:right w:val="none"/>
+          <w:insideH w:val="none"/>
+          <w:insideV w:val="none"/>
+        </w:tblBorders>
+      </w:tblPr>
+      <w:tblGrid>
+        <w:gridCol w:w="9070"/>
+      </w:tblGrid>
+      <w:tr>
+        <w:tc>
+          <w:tcPr>
+            <w:tcW w:type="dxa" w:w="9070"/>
+            <w:tcMar>
+              <w:top w:type="dxa" w:w="100"/>
+              <w:left w:type="dxa" w:w="200"/>
+              <w:bottom w:type="dxa" w:w="100"/>
+              <w:right w:type="dxa" w:w="120"/>
+            </w:tcMar>
+          </w:tcPr>
+          <w:p>
+            <w:pPr>
+              <w:spacing w:after="80"/>
+            </w:pPr>
+            <w:r>
+              <w:rPr>
+                <w:b/>
+                <w:bCs/>
+                <w:color w:val="1F3A5F"/>
+                <w:spacing w:val="24"/>
+                <w:sz w:val="17"/>
+                <w:szCs w:val="17"/>
+              </w:rPr>
+              <w:t xml:space="preserve">NEW WORDS</w:t>
+            </w:r>
+          </w:p>
+          <w:p>
+            <w:pPr>
+              <w:spacing w:after="60" w:line="280"/>
+            </w:pPr>
+            <w:r>
+              <w:rPr>
+                <w:sz w:val="21"/>
+                <w:szCs w:val="21"/>
+              </w:rPr>
+              <w:t xml:space="preserve">resource — anything that could help you — a person, a place, a thing, or time</w:t>
+            </w:r>
+          </w:p>
+          <w:p>
+            <w:pPr>
+              <w:spacing w:after="60" w:line="280"/>
+            </w:pPr>
+            <w:r>
+              <w:rPr>
+                <w:sz w:val="21"/>
+                <w:szCs w:val="21"/>
+              </w:rPr>
+              <w:t xml:space="preserve">within reach — something or someone you could actually get to this week</w:t>
+            </w:r>
+          </w:p>
+          <w:p>
+            <w:pPr>
+              <w:spacing w:after="60" w:line="280"/>
+            </w:pPr>
+            <w:r>
+              <w:rPr>
+                <w:sz w:val="21"/>
+                <w:szCs w:val="21"/>
+              </w:rPr>
+              <w:t xml:space="preserve">the ask — the words you use when you ask someone for help</w:t>
+            </w:r>
           </w:p>
         </w:tc>
       </w:tr>
@@ -22836,6 +24448,394 @@
             <w:pPr>
               <w:spacing w:after="0"/>
             </w:pPr>
+          </w:p>
+        </w:tc>
+      </w:tr>
+    </w:tbl>
+    <w:p>
+      <w:r>
+        <w:br w:type="page"/>
+      </w:r>
+    </w:p>
+    <w:p>
+      <w:pPr>
+        <w:keepNext/>
+        <w:pBdr>
+          <w:bottom w:val="single" w:color="B9B3A6" w:sz="4"/>
+        </w:pBdr>
+        <w:spacing w:after="60"/>
+      </w:pPr>
+      <w:r>
+        <w:rPr>
+          <w:b/>
+          <w:bCs/>
+          <w:color w:val="FFFFFF"/>
+          <w:spacing w:val="30"/>
+          <w:sz w:val="16"/>
+          <w:szCs w:val="16"/>
+          <w:shd w:fill="7A3B69" w:val="clear"/>
+        </w:rPr>
+        <w:t xml:space="preserve">  LEARN IT  </w:t>
+      </w:r>
+      <w:r>
+        <w:rPr>
+          <w:b/>
+          <w:bCs/>
+          <w:color w:val="7A3B69"/>
+          <w:spacing w:val="30"/>
+          <w:sz w:val="16"/>
+          <w:szCs w:val="16"/>
+        </w:rPr>
+        <w:t xml:space="preserve">   LOOKING AT HOW FAR I HAVE COME</w:t>
+      </w:r>
+    </w:p>
+    <w:p>
+      <w:pPr>
+        <w:pStyle w:val="Heading2"/>
+        <w:keepNext/>
+        <w:spacing w:after="180" w:before="160"/>
+      </w:pPr>
+      <w:r>
+        <w:rPr>
+          <w:b/>
+          <w:bCs/>
+          <w:color w:val="1F3A5F"/>
+          <w:sz w:val="38"/>
+          <w:szCs w:val="38"/>
+        </w:rPr>
+        <w:t xml:space="preserve">How to see how far you have come</w:t>
+      </w:r>
+    </w:p>
+    <w:p>
+      <w:pPr>
+        <w:spacing w:after="140" w:before="0" w:line="300"/>
+      </w:pPr>
+      <w:r>
+        <w:rPr>
+          <w:sz w:val="22"/>
+          <w:szCs w:val="22"/>
+        </w:rPr>
+        <w:t xml:space="preserve">You have been working for weeks. Now we look back — and this is not a small thing at the end. It is one of the most useful things you will do.</w:t>
+      </w:r>
+    </w:p>
+    <w:p>
+      <w:pPr>
+        <w:pStyle w:val="Heading3"/>
+        <w:keepNext/>
+        <w:spacing w:after="80" w:before="220"/>
+      </w:pPr>
+      <w:r>
+        <w:rPr>
+          <w:b/>
+          <w:bCs/>
+          <w:color w:val="1F3A5F"/>
+          <w:sz w:val="24"/>
+          <w:szCs w:val="24"/>
+        </w:rPr>
+        <w:t xml:space="preserve">Why we bother looking back</w:t>
+      </w:r>
+    </w:p>
+    <w:p>
+      <w:pPr>
+        <w:spacing w:after="140" w:before="0" w:line="300"/>
+      </w:pPr>
+      <w:r>
+        <w:rPr>
+          <w:sz w:val="22"/>
+          <w:szCs w:val="22"/>
+        </w:rPr>
+        <w:t xml:space="preserve">Because if you cannot see that you changed, you will not believe you can change again. And then the next goal will feel pointless.</w:t>
+      </w:r>
+    </w:p>
+    <w:p>
+      <w:pPr>
+        <w:pStyle w:val="Heading3"/>
+        <w:keepNext/>
+        <w:spacing w:after="80" w:before="220"/>
+      </w:pPr>
+      <w:r>
+        <w:rPr>
+          <w:b/>
+          <w:bCs/>
+          <w:color w:val="1F3A5F"/>
+          <w:sz w:val="24"/>
+          <w:szCs w:val="24"/>
+        </w:rPr>
+        <w:t xml:space="preserve">Do not trust your feeling. Look at your book.</w:t>
+      </w:r>
+    </w:p>
+    <w:p>
+      <w:pPr>
+        <w:spacing w:after="140" w:before="0" w:line="300"/>
+      </w:pPr>
+      <w:r>
+        <w:rPr>
+          <w:sz w:val="22"/>
+          <w:szCs w:val="22"/>
+        </w:rPr>
+        <w:t xml:space="preserve">If you just ask yourself "have I grown?", you will probably say not much. Everybody does. The hard week is the one you remember, and the goal you did not fully reach is the one on your mind.</w:t>
+      </w:r>
+    </w:p>
+    <w:p>
+      <w:pPr>
+        <w:spacing w:after="140" w:before="0" w:line="300"/>
+      </w:pPr>
+      <w:r>
+        <w:rPr>
+          <w:sz w:val="22"/>
+          <w:szCs w:val="22"/>
+        </w:rPr>
+        <w:t xml:space="preserve">So do not ask your feeling. Open your book at page one and turn through it, in order, slowly.</w:t>
+      </w:r>
+    </w:p>
+    <w:p>
+      <w:pPr>
+        <w:spacing w:after="140" w:before="0" w:line="300"/>
+      </w:pPr>
+      <w:r>
+        <w:rPr>
+          <w:sz w:val="22"/>
+          <w:szCs w:val="22"/>
+        </w:rPr>
+        <w:t xml:space="preserve">Look at your first drawing. Look at what you wrote or marked in the second week. Look at what you did last week.</w:t>
+      </w:r>
+    </w:p>
+    <w:p>
+      <w:pPr>
+        <w:spacing w:after="140" w:before="0" w:line="300"/>
+      </w:pPr>
+      <w:r>
+        <w:rPr>
+          <w:sz w:val="22"/>
+          <w:szCs w:val="22"/>
+        </w:rPr>
+        <w:t xml:space="preserve">The pages will tell you the truth better than your feeling will.</w:t>
+      </w:r>
+    </w:p>
+    <w:p>
+      <w:pPr>
+        <w:pStyle w:val="Heading3"/>
+        <w:keepNext/>
+        <w:spacing w:after="80" w:before="220"/>
+      </w:pPr>
+      <w:r>
+        <w:rPr>
+          <w:b/>
+          <w:bCs/>
+          <w:color w:val="1F3A5F"/>
+          <w:sz w:val="24"/>
+          <w:szCs w:val="24"/>
+        </w:rPr>
+        <w:t xml:space="preserve">Three questions to answer</w:t>
+      </w:r>
+    </w:p>
+    <w:p>
+      <w:pPr>
+        <w:spacing w:after="140" w:before="0" w:line="300"/>
+      </w:pPr>
+      <w:r>
+        <w:rPr>
+          <w:sz w:val="22"/>
+          <w:szCs w:val="22"/>
+        </w:rPr>
+        <w:t xml:space="preserve">Answer these out loud, or by drawing. Point at the page each time.</w:t>
+      </w:r>
+    </w:p>
+    <w:p>
+      <w:pPr>
+        <w:spacing w:after="140" w:before="0" w:line="300"/>
+      </w:pPr>
+      <w:r>
+        <w:rPr>
+          <w:sz w:val="22"/>
+          <w:szCs w:val="22"/>
+        </w:rPr>
+        <w:t xml:space="preserve">1. What can I do now that I could not do at the start? 2. What was hard — and what did I DO about it? 3. What do I still want to get better at?</w:t>
+      </w:r>
+    </w:p>
+    <w:p>
+      <w:pPr>
+        <w:spacing w:after="140" w:before="0" w:line="300"/>
+      </w:pPr>
+      <w:r>
+        <w:rPr>
+          <w:sz w:val="22"/>
+          <w:szCs w:val="22"/>
+        </w:rPr>
+        <w:t xml:space="preserve">The second one matters most. Anyone can have an easy week. What shows you have really learned something is what you did when it went wrong — when the step did not work, and you found a smaller one, or a different one, and kept going.</w:t>
+      </w:r>
+    </w:p>
+    <w:p>
+      <w:pPr>
+        <w:pStyle w:val="Heading3"/>
+        <w:keepNext/>
+        <w:spacing w:after="80" w:before="220"/>
+      </w:pPr>
+      <w:r>
+        <w:rPr>
+          <w:b/>
+          <w:bCs/>
+          <w:color w:val="1F3A5F"/>
+          <w:sz w:val="24"/>
+          <w:szCs w:val="24"/>
+        </w:rPr>
+        <w:t xml:space="preserve">If you did not reach your goal</w:t>
+      </w:r>
+    </w:p>
+    <w:p>
+      <w:pPr>
+        <w:spacing w:after="140" w:before="0" w:line="300"/>
+      </w:pPr>
+      <w:r>
+        <w:rPr>
+          <w:sz w:val="22"/>
+          <w:szCs w:val="22"/>
+        </w:rPr>
+        <w:t xml:space="preserve">Read this carefully.</w:t>
+      </w:r>
+    </w:p>
+    <w:p>
+      <w:pPr>
+        <w:spacing w:after="140" w:before="0" w:line="300"/>
+      </w:pPr>
+      <w:r>
+        <w:rPr>
+          <w:sz w:val="22"/>
+          <w:szCs w:val="22"/>
+        </w:rPr>
+        <w:t xml:space="preserve">Reaching the goal was never the test.</w:t>
+      </w:r>
+    </w:p>
+    <w:p>
+      <w:pPr>
+        <w:spacing w:after="140" w:before="0" w:line="300"/>
+      </w:pPr>
+      <w:r>
+        <w:rPr>
+          <w:sz w:val="22"/>
+          <w:szCs w:val="22"/>
+        </w:rPr>
+        <w:t xml:space="preserve">What this course was about is: did you set a goal of your own, did you take real steps, and did you change your plan when something did not work. If you did those, you did this course — whether or not you got all the way there.</w:t>
+      </w:r>
+    </w:p>
+    <w:p>
+      <w:pPr>
+        <w:spacing w:after="140" w:before="0" w:line="300"/>
+      </w:pPr>
+      <w:r>
+        <w:rPr>
+          <w:sz w:val="22"/>
+          <w:szCs w:val="22"/>
+        </w:rPr>
+        <w:t xml:space="preserve">A goal not reached is not a failure. It is usually just a goal that was slightly too big, which is something you now know how to fix.</w:t>
+      </w:r>
+    </w:p>
+    <w:p>
+      <w:pPr>
+        <w:pStyle w:val="Heading3"/>
+        <w:keepNext/>
+        <w:spacing w:after="80" w:before="220"/>
+      </w:pPr>
+      <w:r>
+        <w:rPr>
+          <w:b/>
+          <w:bCs/>
+          <w:color w:val="1F3A5F"/>
+          <w:sz w:val="24"/>
+          <w:szCs w:val="24"/>
+        </w:rPr>
+        <w:t xml:space="preserve">And the last question</w:t>
+      </w:r>
+    </w:p>
+    <w:p>
+      <w:pPr>
+        <w:spacing w:after="140" w:before="0" w:line="300"/>
+      </w:pPr>
+      <w:r>
+        <w:rPr>
+          <w:sz w:val="22"/>
+          <w:szCs w:val="22"/>
+        </w:rPr>
+        <w:t xml:space="preserve">What do you want to work on next?</w:t>
+      </w:r>
+    </w:p>
+    <w:p>
+      <w:pPr>
+        <w:spacing w:after="140" w:before="0" w:line="300"/>
+      </w:pPr>
+      <w:r>
+        <w:rPr>
+          <w:sz w:val="22"/>
+          <w:szCs w:val="22"/>
+        </w:rPr>
+        <w:t xml:space="preserve">You have the method now. It is yours, and you can use it on anything, for the rest of your life, without asking anyone's permission.</w:t>
+      </w:r>
+    </w:p>
+    <w:tbl>
+      <w:tblPr>
+        <w:tblW w:type="pct" w:w="100%"/>
+        <w:tblBorders>
+          <w:top w:val="none"/>
+          <w:left w:val="single" w:color="1F3A5F" w:sz="18"/>
+          <w:bottom w:val="none"/>
+          <w:right w:val="none"/>
+          <w:insideH w:val="none"/>
+          <w:insideV w:val="none"/>
+        </w:tblBorders>
+      </w:tblPr>
+      <w:tblGrid>
+        <w:gridCol w:w="9070"/>
+      </w:tblGrid>
+      <w:tr>
+        <w:tc>
+          <w:tcPr>
+            <w:tcW w:type="dxa" w:w="9070"/>
+            <w:tcMar>
+              <w:top w:type="dxa" w:w="100"/>
+              <w:left w:type="dxa" w:w="200"/>
+              <w:bottom w:type="dxa" w:w="100"/>
+              <w:right w:type="dxa" w:w="120"/>
+            </w:tcMar>
+          </w:tcPr>
+          <w:p>
+            <w:pPr>
+              <w:spacing w:after="80"/>
+            </w:pPr>
+            <w:r>
+              <w:rPr>
+                <w:b/>
+                <w:bCs/>
+                <w:color w:val="1F3A5F"/>
+                <w:spacing w:val="24"/>
+                <w:sz w:val="17"/>
+                <w:szCs w:val="17"/>
+              </w:rPr>
+              <w:t xml:space="preserve">NEW WORDS</w:t>
+            </w:r>
+          </w:p>
+          <w:p>
+            <w:pPr>
+              <w:spacing w:after="60" w:line="280"/>
+            </w:pPr>
+            <w:r>
+              <w:rPr>
+                <w:sz w:val="21"/>
+                <w:szCs w:val="21"/>
+              </w:rPr>
+              <w:t xml:space="preserve">reflect — to look back at what you did, and work out what changed</w:t>
+            </w:r>
+          </w:p>
+          <w:p>
+            <w:pPr>
+              <w:spacing w:after="60" w:line="280"/>
+            </w:pPr>
+            <w:r>
+              <w:rPr>
+                <w:sz w:val="21"/>
+                <w:szCs w:val="21"/>
+              </w:rPr>
+              <w:t xml:space="preserve">evidence — the real marks in your book that show what you did</w:t>
+            </w:r>
           </w:p>
         </w:tc>
       </w:tr>

--- a/public/downloads/agency-in-learning-student-workbook.docx
+++ b/public/downloads/agency-in-learning-student-workbook.docx
@@ -432,6 +432,243 @@
     </w:p>
     <w:p>
       <w:pPr>
+        <w:spacing w:after="60" w:before="200" w:line="300"/>
+      </w:pPr>
+      <w:r>
+        <w:rPr>
+          <w:b/>
+          <w:bCs/>
+          <w:color w:val="1F3A5F"/>
+          <w:sz w:val="26"/>
+          <w:szCs w:val="26"/>
+        </w:rPr>
+        <w:t xml:space="preserve">The sheets in this book</w:t>
+      </w:r>
+    </w:p>
+    <w:p>
+      <w:pPr>
+        <w:spacing w:after="100" w:before="0" w:line="300"/>
+      </w:pPr>
+      <w:r>
+        <w:rPr>
+          <w:color w:val="5A6473"/>
+          <w:sz w:val="20"/>
+          <w:szCs w:val="20"/>
+        </w:rPr>
+        <w:t xml:space="preserve">Your facilitator will say a sheet number. Find it here.</w:t>
+      </w:r>
+    </w:p>
+    <w:p>
+      <w:pPr>
+        <w:spacing w:after="20" w:before="0" w:line="300"/>
+      </w:pPr>
+      <w:r>
+        <w:rPr>
+          <w:sz w:val="21"/>
+          <w:szCs w:val="21"/>
+        </w:rPr>
+        <w:t xml:space="preserve">Sheet 1   Our four learning steps</w:t>
+      </w:r>
+    </w:p>
+    <w:p>
+      <w:pPr>
+        <w:spacing w:after="20" w:before="0" w:line="300"/>
+      </w:pPr>
+      <w:r>
+        <w:rPr>
+          <w:sz w:val="21"/>
+          <w:szCs w:val="21"/>
+        </w:rPr>
+        <w:t xml:space="preserve">Sheet 2   Why these matter to me</w:t>
+      </w:r>
+    </w:p>
+    <w:p>
+      <w:pPr>
+        <w:spacing w:after="20" w:before="0" w:line="300"/>
+      </w:pPr>
+      <w:r>
+        <w:rPr>
+          <w:sz w:val="21"/>
+          <w:szCs w:val="21"/>
+        </w:rPr>
+        <w:t xml:space="preserve">Sheet 3   Why goals, and where am I now?</w:t>
+      </w:r>
+    </w:p>
+    <w:p>
+      <w:pPr>
+        <w:spacing w:after="20" w:before="0" w:line="300"/>
+      </w:pPr>
+      <w:r>
+        <w:rPr>
+          <w:sz w:val="21"/>
+          <w:szCs w:val="21"/>
+        </w:rPr>
+        <w:t xml:space="preserve">Sheet 4   You can grow</w:t>
+      </w:r>
+    </w:p>
+    <w:p>
+      <w:pPr>
+        <w:spacing w:after="20" w:before="0" w:line="300"/>
+      </w:pPr>
+      <w:r>
+        <w:rPr>
+          <w:sz w:val="21"/>
+          <w:szCs w:val="21"/>
+        </w:rPr>
+        <w:t xml:space="preserve">Sheet 5   What I am good at</w:t>
+      </w:r>
+    </w:p>
+    <w:p>
+      <w:pPr>
+        <w:spacing w:after="20" w:before="0" w:line="300"/>
+      </w:pPr>
+      <w:r>
+        <w:rPr>
+          <w:sz w:val="21"/>
+          <w:szCs w:val="21"/>
+        </w:rPr>
+        <w:t xml:space="preserve">Sheet 6   What I want to get better at</w:t>
+      </w:r>
+    </w:p>
+    <w:p>
+      <w:pPr>
+        <w:spacing w:after="20" w:before="0" w:line="300"/>
+      </w:pPr>
+      <w:r>
+        <w:rPr>
+          <w:sz w:val="21"/>
+          <w:szCs w:val="21"/>
+        </w:rPr>
+        <w:t xml:space="preserve">Sheet 7   How I learn best</w:t>
+      </w:r>
+    </w:p>
+    <w:p>
+      <w:pPr>
+        <w:spacing w:after="20" w:before="0" w:line="300"/>
+      </w:pPr>
+      <w:r>
+        <w:rPr>
+          <w:sz w:val="21"/>
+          <w:szCs w:val="21"/>
+        </w:rPr>
+        <w:t xml:space="preserve">Sheet 8   Is my goal a good goal?</w:t>
+      </w:r>
+    </w:p>
+    <w:p>
+      <w:pPr>
+        <w:spacing w:after="20" w:before="0" w:line="300"/>
+      </w:pPr>
+      <w:r>
+        <w:rPr>
+          <w:sz w:val="21"/>
+          <w:szCs w:val="21"/>
+        </w:rPr>
+        <w:t xml:space="preserve">Sheet 9   My goal</w:t>
+      </w:r>
+    </w:p>
+    <w:p>
+      <w:pPr>
+        <w:spacing w:after="20" w:before="0" w:line="300"/>
+      </w:pPr>
+      <w:r>
+        <w:rPr>
+          <w:sz w:val="21"/>
+          <w:szCs w:val="21"/>
+        </w:rPr>
+        <w:t xml:space="preserve">Sheet 10   My steps</w:t>
+      </w:r>
+    </w:p>
+    <w:p>
+      <w:pPr>
+        <w:spacing w:after="20" w:before="0" w:line="300"/>
+      </w:pPr>
+      <w:r>
+        <w:rPr>
+          <w:sz w:val="21"/>
+          <w:szCs w:val="21"/>
+        </w:rPr>
+        <w:t xml:space="preserve">Sheet 11   My action plan</w:t>
+      </w:r>
+    </w:p>
+    <w:p>
+      <w:pPr>
+        <w:spacing w:after="20" w:before="0" w:line="300"/>
+      </w:pPr>
+      <w:r>
+        <w:rPr>
+          <w:sz w:val="21"/>
+          <w:szCs w:val="21"/>
+        </w:rPr>
+        <w:t xml:space="preserve">Sheet 12   My time</w:t>
+      </w:r>
+    </w:p>
+    <w:p>
+      <w:pPr>
+        <w:spacing w:after="20" w:before="0" w:line="300"/>
+      </w:pPr>
+      <w:r>
+        <w:rPr>
+          <w:sz w:val="21"/>
+          <w:szCs w:val="21"/>
+        </w:rPr>
+        <w:t xml:space="preserve">Sheet 13   Who and what can help me</w:t>
+      </w:r>
+    </w:p>
+    <w:p>
+      <w:pPr>
+        <w:spacing w:after="20" w:before="0" w:line="300"/>
+      </w:pPr>
+      <w:r>
+        <w:rPr>
+          <w:sz w:val="21"/>
+          <w:szCs w:val="21"/>
+        </w:rPr>
+        <w:t xml:space="preserve">Sheet 14   My weekly steps</w:t>
+      </w:r>
+    </w:p>
+    <w:p>
+      <w:pPr>
+        <w:spacing w:after="20" w:before="0" w:line="300"/>
+      </w:pPr>
+      <w:r>
+        <w:rPr>
+          <w:sz w:val="21"/>
+          <w:szCs w:val="21"/>
+        </w:rPr>
+        <w:t xml:space="preserve">Sheet 15   Feedback I got</w:t>
+      </w:r>
+    </w:p>
+    <w:p>
+      <w:pPr>
+        <w:spacing w:after="20" w:before="0" w:line="300"/>
+      </w:pPr>
+      <w:r>
+        <w:rPr>
+          <w:sz w:val="21"/>
+          <w:szCs w:val="21"/>
+        </w:rPr>
+        <w:t xml:space="preserve">Sheet 16   How I have grown</w:t>
+      </w:r>
+    </w:p>
+    <w:p>
+      <w:pPr>
+        <w:spacing w:after="20" w:before="0" w:line="300"/>
+      </w:pPr>
+      <w:r>
+        <w:rPr>
+          <w:sz w:val="21"/>
+          <w:szCs w:val="21"/>
+        </w:rPr>
+        <w:t xml:space="preserve">Sheet 17   My next goal</w:t>
+      </w:r>
+    </w:p>
+    <w:p>
+      <w:r>
+        <w:br w:type="page"/>
+      </w:r>
+    </w:p>
+    <w:p>
+      <w:pPr>
         <w:keepNext/>
         <w:pBdr>
           <w:bottom w:val="single" w:color="B9B3A6" w:sz="4"/>
@@ -447,7 +684,7 @@
           <w:sz w:val="16"/>
           <w:szCs w:val="16"/>
         </w:rPr>
-        <w:t xml:space="preserve">GETTING STARTED  ·  WHAT WE WILL LEARN</w:t>
+        <w:t xml:space="preserve">SHEET 1  ·  GETTING STARTED  ·  WHAT WE WILL LEARN</w:t>
       </w:r>
     </w:p>
     <w:p>
@@ -1346,7 +1583,7 @@
           <w:sz w:val="16"/>
           <w:szCs w:val="16"/>
         </w:rPr>
-        <w:t xml:space="preserve">GETTING STARTED  ·  WHAT WE WILL LEARN</w:t>
+        <w:t xml:space="preserve">SHEET 2  ·  GETTING STARTED  ·  WHAT WE WILL LEARN</w:t>
       </w:r>
     </w:p>
     <w:p>
@@ -3099,7 +3336,7 @@
           <w:sz w:val="16"/>
           <w:szCs w:val="16"/>
         </w:rPr>
-        <w:t xml:space="preserve">GETTING STARTED  ·  GETTING BETTER AT GOALS</w:t>
+        <w:t xml:space="preserve">SHEET 3  ·  GETTING STARTED  ·  GETTING BETTER AT GOALS</w:t>
       </w:r>
     </w:p>
     <w:p>
@@ -4866,7 +5103,7 @@
           <w:sz w:val="16"/>
           <w:szCs w:val="16"/>
         </w:rPr>
-        <w:t xml:space="preserve">UNDERSTAND YOURSELF  ·  YOU CAN GROW</w:t>
+        <w:t xml:space="preserve">SHEET 4  ·  UNDERSTAND YOURSELF  ·  YOU CAN GROW</w:t>
       </w:r>
     </w:p>
     <w:p>
@@ -6734,7 +6971,7 @@
           <w:sz w:val="16"/>
           <w:szCs w:val="16"/>
         </w:rPr>
-        <w:t xml:space="preserve">UNDERSTAND YOURSELF  ·  WHAT I AM GOOD AT</w:t>
+        <w:t xml:space="preserve">SHEET 5  ·  UNDERSTAND YOURSELF  ·  WHAT I AM GOOD AT</w:t>
       </w:r>
     </w:p>
     <w:p>
@@ -7917,7 +8154,7 @@
           <w:sz w:val="16"/>
           <w:szCs w:val="16"/>
         </w:rPr>
-        <w:t xml:space="preserve">UNDERSTAND YOURSELF  ·  WHAT I AM GOOD AT</w:t>
+        <w:t xml:space="preserve">SHEET 6  ·  UNDERSTAND YOURSELF  ·  WHAT I AM GOOD AT</w:t>
       </w:r>
     </w:p>
     <w:p>
@@ -9437,7 +9674,7 @@
           <w:sz w:val="16"/>
           <w:szCs w:val="16"/>
         </w:rPr>
-        <w:t xml:space="preserve">UNDERSTAND YOURSELF  ·  HOW I LEARN BEST</w:t>
+        <w:t xml:space="preserve">SHEET 7  ·  UNDERSTAND YOURSELF  ·  HOW I LEARN BEST</w:t>
       </w:r>
     </w:p>
     <w:p>
@@ -11312,7 +11549,7 @@
           <w:sz w:val="16"/>
           <w:szCs w:val="16"/>
         </w:rPr>
-        <w:t xml:space="preserve">SET YOUR GOAL  ·  IS MY GOAL A GOOD GOAL?</w:t>
+        <w:t xml:space="preserve">SHEET 8  ·  SET YOUR GOAL  ·  IS MY GOAL A GOOD GOAL?</w:t>
       </w:r>
     </w:p>
     <w:p>
@@ -12563,7 +12800,7 @@
           <w:sz w:val="16"/>
           <w:szCs w:val="16"/>
         </w:rPr>
-        <w:t xml:space="preserve">SET YOUR GOAL  ·  MY GOAL</w:t>
+        <w:t xml:space="preserve">SHEET 9  ·  SET YOUR GOAL  ·  MY GOAL</w:t>
       </w:r>
     </w:p>
     <w:p>
@@ -14438,7 +14675,7 @@
           <w:sz w:val="16"/>
           <w:szCs w:val="16"/>
         </w:rPr>
-        <w:t xml:space="preserve">SET YOUR GOAL  ·  MY STEPS</w:t>
+        <w:t xml:space="preserve">SHEET 10  ·  SET YOUR GOAL  ·  MY STEPS</w:t>
       </w:r>
     </w:p>
     <w:p>
@@ -16324,7 +16561,7 @@
           <w:sz w:val="16"/>
           <w:szCs w:val="16"/>
         </w:rPr>
-        <w:t xml:space="preserve">PLAN AND TAKE STEPS  ·  MY ACTION PLAN</w:t>
+        <w:t xml:space="preserve">SHEET 11  ·  PLAN AND TAKE STEPS  ·  MY ACTION PLAN</w:t>
       </w:r>
     </w:p>
     <w:p>
@@ -18795,7 +19032,7 @@
           <w:sz w:val="16"/>
           <w:szCs w:val="16"/>
         </w:rPr>
-        <w:t xml:space="preserve">PLAN AND TAKE STEPS  ·  MY TIME</w:t>
+        <w:t xml:space="preserve">SHEET 12  ·  PLAN AND TAKE STEPS  ·  MY TIME</w:t>
       </w:r>
     </w:p>
     <w:p>
@@ -20313,7 +20550,7 @@
           <w:sz w:val="16"/>
           <w:szCs w:val="16"/>
         </w:rPr>
-        <w:t xml:space="preserve">PLAN AND TAKE STEPS  ·  WHO AND WHAT CAN HELP ME</w:t>
+        <w:t xml:space="preserve">SHEET 13  ·  PLAN AND TAKE STEPS  ·  WHO AND WHAT CAN HELP ME</w:t>
       </w:r>
     </w:p>
     <w:p>
@@ -21323,7 +21560,7 @@
           <w:sz w:val="16"/>
           <w:szCs w:val="16"/>
         </w:rPr>
-        <w:t xml:space="preserve">PLAN AND TAKE STEPS  ·  MY WEEKLY STEPS</w:t>
+        <w:t xml:space="preserve">SHEET 14  ·  PLAN AND TAKE STEPS  ·  MY WEEKLY STEPS</w:t>
       </w:r>
     </w:p>
     <w:p>
@@ -23524,7 +23761,7 @@
           <w:sz w:val="16"/>
           <w:szCs w:val="16"/>
         </w:rPr>
-        <w:t xml:space="preserve">TRACK AND REFLECT  ·  FEEDBACK I GOT</w:t>
+        <w:t xml:space="preserve">SHEET 15  ·  TRACK AND REFLECT  ·  FEEDBACK I GOT</w:t>
       </w:r>
     </w:p>
     <w:p>
@@ -24862,7 +25099,7 @@
           <w:sz w:val="16"/>
           <w:szCs w:val="16"/>
         </w:rPr>
-        <w:t xml:space="preserve">TRACK AND REFLECT  ·  HOW I HAVE GROWN</w:t>
+        <w:t xml:space="preserve">SHEET 16  ·  TRACK AND REFLECT  ·  HOW I HAVE GROWN</w:t>
       </w:r>
     </w:p>
     <w:p>
@@ -26189,7 +26426,7 @@
           <w:sz w:val="16"/>
           <w:szCs w:val="16"/>
         </w:rPr>
-        <w:t xml:space="preserve">TRACK AND REFLECT  ·  MY NEXT GOAL</w:t>
+        <w:t xml:space="preserve">SHEET 17  ·  TRACK AND REFLECT  ·  MY NEXT GOAL</w:t>
       </w:r>
     </w:p>
     <w:p>

--- a/public/downloads/agency-in-learning-student-workbook.docx
+++ b/public/downloads/agency-in-learning-student-workbook.docx
@@ -236,7 +236,7 @@
           <w:sz w:val="22"/>
           <w:szCs w:val="22"/>
         </w:rPr>
-        <w:t xml:space="preserve">You do not have to write. You can draw, colour, and say your answers — ask, and someone will write them for you.</w:t>
+        <w:t xml:space="preserve">You do not have to write. You can draw, colour, and say your answers, ask, and someone will write them for you.</w:t>
       </w:r>
     </w:p>
     <w:p>
@@ -284,7 +284,7 @@
           <w:sz w:val="22"/>
           <w:szCs w:val="22"/>
         </w:rPr>
-        <w:t xml:space="preserve">A4 paper, portrait. Do not let the printer "shrink to fit" — the writing lines are sized for A4.</w:t>
+        <w:t xml:space="preserve">A4 paper, portrait. Do not let the printer "shrink to fit", the writing lines are sized for A4.</w:t>
       </w:r>
     </w:p>
     <w:p>
@@ -335,7 +335,7 @@
           <w:sz w:val="22"/>
           <w:szCs w:val="22"/>
         </w:rPr>
-        <w:t xml:space="preserve">One book per learner. This is the one thing worth spending the paper on — the learner writes in it and keeps it.</w:t>
+        <w:t xml:space="preserve">One book per learner. This is the one thing worth spending the paper on, the learner writes in it and keeps it.</w:t>
       </w:r>
     </w:p>
     <w:p>
@@ -1080,7 +1080,7 @@
           <w:sz w:val="24"/>
           <w:szCs w:val="24"/>
         </w:rPr>
-        <w:t xml:space="preserve">Anything you want to keep from this step. Words, marks, or a drawing — it is your page, and no one marks it.</w:t>
+        <w:t xml:space="preserve">Anything you want to keep from this step. Words, marks, or a drawing, it is your page, and no one marks it.</w:t>
       </w:r>
     </w:p>
     <w:tbl>
@@ -1613,7 +1613,7 @@
           <w:sz w:val="24"/>
           <w:szCs w:val="24"/>
         </w:rPr>
-        <w:t xml:space="preserve">For each one, say or write why it matters to YOU, and how you would start. There is no right answer here — these are your own reasons.</w:t>
+        <w:t xml:space="preserve">For each one, say or write why it matters to YOU, and how you would start. There is no right answer here, these are your own reasons.</w:t>
       </w:r>
     </w:p>
     <w:p>
@@ -2551,7 +2551,7 @@
           <w:sz w:val="24"/>
           <w:szCs w:val="24"/>
         </w:rPr>
-        <w:t xml:space="preserve">Anything you want to keep from this step. Words, marks, or a drawing — it is your page, and no one marks it.</w:t>
+        <w:t xml:space="preserve">Anything you want to keep from this step. Words, marks, or a drawing, it is your page, and no one marks it.</w:t>
       </w:r>
     </w:p>
     <w:tbl>
@@ -3107,7 +3107,7 @@
           <w:sz w:val="22"/>
           <w:szCs w:val="22"/>
         </w:rPr>
-        <w:t xml:space="preserve">Like any skill, you can be a beginner at it and get better. So before we start, it helps to see what getting better actually looks like — otherwise you would not notice it happening.</w:t>
+        <w:t xml:space="preserve">Like any skill, you can be a beginner at it and get better. So before we start, it helps to see what getting better actually looks like. Otherwise you would not notice it happening.</w:t>
       </w:r>
     </w:p>
     <w:p>
@@ -3148,7 +3148,7 @@
           <w:sz w:val="22"/>
           <w:szCs w:val="22"/>
         </w:rPr>
-        <w:t xml:space="preserve">1. I am not sure how to set a goal for myself, or what to do about it. 2. I can say what goal I would set, and what steps I would take — but I have not done it yet. 3. I set a goal of my own, and I took real steps towards it. I can say why I chose it. 4. I reached a goal I set. I can say what helped, what did not, and what I would do differently. 5. I have reached more than one goal, and I did the second one better because of the first.</w:t>
+        <w:t xml:space="preserve">1. I am not sure how to set a goal for myself, or what to do about it. 2. I can say what goal I would set, and what steps I would take, but I have not done it yet. 3. I set a goal of my own, and I took real steps towards it. I can say why I chose it. 4. I reached a goal I set. I can say what helped, what did not, and what I would do differently. 5. I have reached more than one goal, and I did the second one better because of the first.</w:t>
       </w:r>
     </w:p>
     <w:p>
@@ -3189,7 +3189,7 @@
           <w:sz w:val="22"/>
           <w:szCs w:val="22"/>
         </w:rPr>
-        <w:t xml:space="preserve">Almost everybody is near the bottom at the start. That is not a bad thing — it is what the beginning of a course looks like. If you were already at the top, there would be nothing here for you.</w:t>
+        <w:t xml:space="preserve">Almost everybody is near the bottom at the start. That is not a bad thing. It is what the beginning of a course looks like. If you were already at the top, there would be nothing here for you.</w:t>
       </w:r>
     </w:p>
     <w:p>
@@ -3242,7 +3242,7 @@
           <w:sz w:val="22"/>
           <w:szCs w:val="22"/>
         </w:rPr>
-        <w:t xml:space="preserve">That is the point of doing it now. Two marks show you the distance you moved — and that distance is yours, and nobody can take it off you.</w:t>
+        <w:t xml:space="preserve">That is the point of doing it now. Two marks show you the distance you moved, and that distance is yours, and nobody can take it off you.</w:t>
       </w:r>
     </w:p>
     <w:tbl>
@@ -3296,7 +3296,7 @@
                 <w:sz w:val="21"/>
                 <w:szCs w:val="21"/>
               </w:rPr>
-              <w:t xml:space="preserve">skill — something you can get better at by practising</w:t>
+              <w:t xml:space="preserve">skill, something you can get better at by practising</w:t>
             </w:r>
           </w:p>
           <w:p>
@@ -3308,7 +3308,7 @@
                 <w:sz w:val="21"/>
                 <w:szCs w:val="21"/>
               </w:rPr>
-              <w:t xml:space="preserve">path — the steps people go through as they get better at something</w:t>
+              <w:t xml:space="preserve">path, the steps people go through as they get better at something</w:t>
             </w:r>
           </w:p>
         </w:tc>
@@ -3432,7 +3432,7 @@
                 <w:sz w:val="21"/>
                 <w:szCs w:val="21"/>
               </w:rPr>
-              <w:t xml:space="preserve">A goal turns "I wish" into "I will" — it names one thing, and the first step towards it.</w:t>
+              <w:t xml:space="preserve">A goal turns "I wish" into "I will". It names one thing, and the first step towards it.</w:t>
             </w:r>
           </w:p>
           <w:p>
@@ -3471,7 +3471,7 @@
           <w:sz w:val="22"/>
           <w:szCs w:val="22"/>
         </w:rPr>
-        <w:t xml:space="preserve">Nobody starts good at this. Here is how people grow at it — each step is a bit further along than the one before.</w:t>
+        <w:t xml:space="preserve">Nobody starts good at this. Here is how people grow at it, each step is a bit further along than the one before.</w:t>
       </w:r>
     </w:p>
     <w:p>
@@ -3600,7 +3600,7 @@
           <w:sz w:val="24"/>
           <w:szCs w:val="24"/>
         </w:rPr>
-        <w:t xml:space="preserve">What makes me say that is where I am — a time it happened</w:t>
+        <w:t xml:space="preserve">What makes me say that is where I am, a time it happened</w:t>
       </w:r>
     </w:p>
     <w:tbl>
@@ -3860,7 +3860,7 @@
           <w:sz w:val="24"/>
           <w:szCs w:val="24"/>
         </w:rPr>
-        <w:t xml:space="preserve">Anything you want to keep from this step. Words, marks, or a drawing — it is your page, and no one marks it.</w:t>
+        <w:t xml:space="preserve">Anything you want to keep from this step. Words, marks, or a drawing, it is your page, and no one marks it.</w:t>
       </w:r>
     </w:p>
     <w:tbl>
@@ -4491,7 +4491,7 @@
           <w:sz w:val="22"/>
           <w:szCs w:val="22"/>
         </w:rPr>
-        <w:t xml:space="preserve">One word. But the first one is about who you are. The second one is about where you have got to so far — and where you have got to always changes.</w:t>
+        <w:t xml:space="preserve">One word. But the first one is about who you are. The second one is about where you have got to so far, and where you have got to always changes.</w:t>
       </w:r>
     </w:p>
     <w:p>
@@ -4561,7 +4561,7 @@
           <w:sz w:val="24"/>
           <w:szCs w:val="24"/>
         </w:rPr>
-        <w:t xml:space="preserve">What actually makes people grow — three things</w:t>
+        <w:t xml:space="preserve">What actually makes people grow: three things</w:t>
       </w:r>
     </w:p>
     <w:p>
@@ -4667,7 +4667,7 @@
           <w:sz w:val="22"/>
           <w:szCs w:val="22"/>
         </w:rPr>
-        <w:t xml:space="preserve">Some things are hard because they are genuinely hard. And some things were taken from you — school that stopped, years you did not get, choices other people made about your life.</w:t>
+        <w:t xml:space="preserve">Some things are hard because they are genuinely hard. And some things were taken from you, school that stopped, years you did not get, choices other people made about your life.</w:t>
       </w:r>
     </w:p>
     <w:p>
@@ -4691,7 +4691,7 @@
           <w:sz w:val="22"/>
           <w:szCs w:val="22"/>
         </w:rPr>
-        <w:t xml:space="preserve">What this is for is the part that IS in your hands. Not everything is. But some of it is — and that part is worth going after.</w:t>
+        <w:t xml:space="preserve">What this is for is the part that IS in your hands. Not everything is. But some of it is, and that part is worth going after.</w:t>
       </w:r>
     </w:p>
     <w:tbl>
@@ -4745,7 +4745,7 @@
                 <w:sz w:val="21"/>
                 <w:szCs w:val="21"/>
               </w:rPr>
-              <w:t xml:space="preserve">yet — the word that turns "I cannot" into "I have not got there so far"</w:t>
+              <w:t xml:space="preserve">yet, the word that turns "I cannot" into "I have not got there so far"</w:t>
             </w:r>
           </w:p>
           <w:p>
@@ -4757,7 +4757,7 @@
                 <w:sz w:val="21"/>
                 <w:szCs w:val="21"/>
               </w:rPr>
-              <w:t xml:space="preserve">effort — keeping going when something is hard</w:t>
+              <w:t xml:space="preserve">effort, keeping going when something is hard</w:t>
             </w:r>
           </w:p>
           <w:p>
@@ -4769,7 +4769,7 @@
                 <w:sz w:val="21"/>
                 <w:szCs w:val="21"/>
               </w:rPr>
-              <w:t xml:space="preserve">approach — the way you try to do something — you can change it</w:t>
+              <w:t xml:space="preserve">approach, the way you try to do something. You can change it</w:t>
             </w:r>
           </w:p>
         </w:tc>
@@ -5679,7 +5679,7 @@
           <w:sz w:val="24"/>
           <w:szCs w:val="24"/>
         </w:rPr>
-        <w:t xml:space="preserve">Anything you want to keep from this step. Words, marks, or a drawing — it is your page, and no one marks it.</w:t>
+        <w:t xml:space="preserve">Anything you want to keep from this step. Words, marks, or a drawing, it is your page, and no one marks it.</w:t>
       </w:r>
     </w:p>
     <w:tbl>
@@ -6317,7 +6317,7 @@
           <w:sz w:val="22"/>
           <w:szCs w:val="22"/>
         </w:rPr>
-        <w:t xml:space="preserve">Most of us think "good at things" means good at school things — reading, writing, numbers. So everything else we do gets left out.</w:t>
+        <w:t xml:space="preserve">Most of us think "good at things" means good at school things, reading, writing, numbers. So everything else we do gets left out.</w:t>
       </w:r>
     </w:p>
     <w:p>
@@ -6673,7 +6673,7 @@
                 <w:sz w:val="21"/>
                 <w:szCs w:val="21"/>
               </w:rPr>
-              <w:t xml:space="preserve">strength — something you can do well — with a real time it happened</w:t>
+              <w:t xml:space="preserve">strength, something you can do well, with a real time it happened</w:t>
             </w:r>
           </w:p>
           <w:p>
@@ -6685,7 +6685,7 @@
                 <w:sz w:val="21"/>
                 <w:szCs w:val="21"/>
               </w:rPr>
-              <w:t xml:space="preserve">area to grow — something you want to get better at; where your next goal comes from</w:t>
+              <w:t xml:space="preserve">area to grow, something you want to get better at; where your next goal comes from</w:t>
             </w:r>
           </w:p>
           <w:p>
@@ -6697,7 +6697,7 @@
                 <w:sz w:val="21"/>
                 <w:szCs w:val="21"/>
               </w:rPr>
-              <w:t xml:space="preserve">evidence — the actual time it happened, that shows the thing is true</w:t>
+              <w:t xml:space="preserve">evidence, the actual time it happened, that shows the thing is true</w:t>
             </w:r>
           </w:p>
         </w:tc>
@@ -6931,7 +6931,7 @@
           <w:sz w:val="22"/>
           <w:szCs w:val="22"/>
         </w:rPr>
-        <w:t xml:space="preserve">Now write or draw two of your own strengths. For each one, say WHEN it happened. Then one area you want to grow — the honest one, not the safe one.</w:t>
+        <w:t xml:space="preserve">Now write or draw two of your own strengths. For each one, say WHEN it happened. Then one area you want to grow, the honest one, not the safe one.</w:t>
       </w:r>
     </w:p>
     <w:p>
@@ -7001,7 +7001,7 @@
           <w:sz w:val="24"/>
           <w:szCs w:val="24"/>
         </w:rPr>
-        <w:t xml:space="preserve">Not just WHAT you are good at — how you know. For each one, think of a time it actually happened.</w:t>
+        <w:t xml:space="preserve">Not just WHAT you are good at, how you know. For each one, think of a time it actually happened.</w:t>
       </w:r>
     </w:p>
     <w:tbl>
@@ -7148,7 +7148,7 @@
                 <w:sz w:val="21"/>
                 <w:szCs w:val="21"/>
               </w:rPr>
-              <w:t xml:space="preserve">The answer is a time it really happened — what you did, and what came of it.</w:t>
+              <w:t xml:space="preserve">The answer is a time it really happened. What you did, and what came of it.</w:t>
             </w:r>
           </w:p>
           <w:p>
@@ -7314,7 +7314,7 @@
                 <w:sz w:val="18"/>
                 <w:szCs w:val="18"/>
               </w:rPr>
-              <w:t xml:space="preserve">How I know — a time it happened…</w:t>
+              <w:t xml:space="preserve">How I know, a time it happened…</w:t>
             </w:r>
           </w:p>
         </w:tc>
@@ -7531,7 +7531,7 @@
                 <w:sz w:val="18"/>
                 <w:szCs w:val="18"/>
               </w:rPr>
-              <w:t xml:space="preserve">How I know — a time it happened…</w:t>
+              <w:t xml:space="preserve">How I know, a time it happened…</w:t>
             </w:r>
           </w:p>
         </w:tc>
@@ -7651,7 +7651,7 @@
           <w:sz w:val="24"/>
           <w:szCs w:val="24"/>
         </w:rPr>
-        <w:t xml:space="preserve">Anything you want to keep from this step. Words, marks, or a drawing — it is your page, and no one marks it.</w:t>
+        <w:t xml:space="preserve">Anything you want to keep from this step. Words, marks, or a drawing, it is your page, and no one marks it.</w:t>
       </w:r>
     </w:p>
     <w:tbl>
@@ -8404,7 +8404,7 @@
                 <w:sz w:val="18"/>
                 <w:szCs w:val="18"/>
               </w:rPr>
-              <w:t xml:space="preserve">What makes me say that — a time it happened…</w:t>
+              <w:t xml:space="preserve">What makes me say that, a time it happened…</w:t>
             </w:r>
           </w:p>
         </w:tc>
@@ -8621,7 +8621,7 @@
                 <w:sz w:val="18"/>
                 <w:szCs w:val="18"/>
               </w:rPr>
-              <w:t xml:space="preserve">What makes me say that — a time it happened…</w:t>
+              <w:t xml:space="preserve">What makes me say that, a time it happened…</w:t>
             </w:r>
           </w:p>
         </w:tc>
@@ -8741,7 +8741,7 @@
           <w:sz w:val="24"/>
           <w:szCs w:val="24"/>
         </w:rPr>
-        <w:t xml:space="preserve">Anything you want to keep from this step. Words, marks, or a drawing — it is your page, and no one marks it.</w:t>
+        <w:t xml:space="preserve">Anything you want to keep from this step. Words, marks, or a drawing, it is your page, and no one marks it.</w:t>
       </w:r>
     </w:p>
     <w:tbl>
@@ -9285,7 +9285,7 @@
           <w:sz w:val="22"/>
           <w:szCs w:val="22"/>
         </w:rPr>
-        <w:t xml:space="preserve">Later in this course you will make a plan. That plan will only work if it fits how you actually learn — so first you need to know how you actually learn.</w:t>
+        <w:t xml:space="preserve">Later in this course you will make a plan. That plan will only work if it fits how you actually learn, so first you need to know how you actually learn.</w:t>
       </w:r>
     </w:p>
     <w:p>
@@ -9423,7 +9423,7 @@
           <w:sz w:val="22"/>
           <w:szCs w:val="22"/>
         </w:rPr>
-        <w:t xml:space="preserve">What were you doing with your body — sitting, walking, cooking, carrying?</w:t>
+        <w:t xml:space="preserve">What were you doing with your body, sitting, walking, cooking, carrying?</w:t>
       </w:r>
     </w:p>
     <w:p>
@@ -9634,7 +9634,7 @@
                 <w:sz w:val="21"/>
                 <w:szCs w:val="21"/>
               </w:rPr>
-              <w:t xml:space="preserve">conditions — the when, where and who that make learning easier or harder for you</w:t>
+              <w:t xml:space="preserve">conditions, the when, where and who that make learning easier or harder for you</w:t>
             </w:r>
           </w:p>
           <w:p>
@@ -9646,7 +9646,7 @@
                 <w:sz w:val="21"/>
                 <w:szCs w:val="21"/>
               </w:rPr>
-              <w:t xml:space="preserve">concentrate — to keep your attention on one thing</w:t>
+              <w:t xml:space="preserve">concentrate, to keep your attention on one thing</w:t>
             </w:r>
           </w:p>
         </w:tc>
@@ -9954,7 +9954,7 @@
           <w:sz w:val="24"/>
           <w:szCs w:val="24"/>
         </w:rPr>
-        <w:t xml:space="preserve">Where I learn best, and who helps me — draw it:</w:t>
+        <w:t xml:space="preserve">Where I learn best, and who helps me, draw it:</w:t>
       </w:r>
     </w:p>
     <w:tbl>
@@ -10368,7 +10368,7 @@
           <w:sz w:val="24"/>
           <w:szCs w:val="24"/>
         </w:rPr>
-        <w:t xml:space="preserve">Anything you want to keep from this step. Words, marks, or a drawing — it is your page, and no one marks it.</w:t>
+        <w:t xml:space="preserve">Anything you want to keep from this step. Words, marks, or a drawing, it is your page, and no one marks it.</w:t>
       </w:r>
     </w:p>
     <w:tbl>
@@ -10912,7 +10912,7 @@
           <w:sz w:val="22"/>
           <w:szCs w:val="22"/>
         </w:rPr>
-        <w:t xml:space="preserve">You are going to choose a goal of your own. Before you do, you need to be able to tell a good goal from a weak one — because a weak goal wastes weeks, and it makes you feel it was your fault.</w:t>
+        <w:t xml:space="preserve">You are going to choose a goal of your own. Before you do, you need to be able to tell a good goal from a weak one, because a weak goal wastes weeks, and it makes you feel it was your fault.</w:t>
       </w:r>
     </w:p>
     <w:p>
@@ -10941,7 +10941,7 @@
           <w:sz w:val="24"/>
           <w:szCs w:val="24"/>
         </w:rPr>
-        <w:t xml:space="preserve">Test 1 — Is it small enough to reach?</w:t>
+        <w:t xml:space="preserve">Test 1: Is it small enough to reach?</w:t>
       </w:r>
     </w:p>
     <w:p>
@@ -10970,7 +10970,7 @@
           <w:sz w:val="22"/>
           <w:szCs w:val="22"/>
         </w:rPr>
-        <w:t xml:space="preserve">"Learn English" — too big. That takes years.</w:t>
+        <w:t xml:space="preserve">"Learn English": too big. That takes years.</w:t>
       </w:r>
     </w:p>
     <w:p>
@@ -10987,7 +10987,7 @@
           <w:sz w:val="22"/>
           <w:szCs w:val="22"/>
         </w:rPr>
-        <w:t xml:space="preserve">"Say five true sentences about myself in English" — small enough.</w:t>
+        <w:t xml:space="preserve">"Say five true sentences about myself in English": small enough.</w:t>
       </w:r>
     </w:p>
     <w:p>
@@ -11016,7 +11016,7 @@
           <w:sz w:val="24"/>
           <w:szCs w:val="24"/>
         </w:rPr>
-        <w:t xml:space="preserve">Test 2 — Is it clear? Will you KNOW when it is done?</w:t>
+        <w:t xml:space="preserve">Test 2: Is it clear? Will you KNOW when it is done?</w:t>
       </w:r>
     </w:p>
     <w:p>
@@ -11045,7 +11045,7 @@
           <w:sz w:val="22"/>
           <w:szCs w:val="22"/>
         </w:rPr>
-        <w:t xml:space="preserve">"Get better at reading" — how would you know? Better than what?</w:t>
+        <w:t xml:space="preserve">"Get better at reading": how would you know? Better than what?</w:t>
       </w:r>
     </w:p>
     <w:p>
@@ -11062,7 +11062,7 @@
           <w:sz w:val="22"/>
           <w:szCs w:val="22"/>
         </w:rPr>
-        <w:t xml:space="preserve">"Read the words on the signs near my shelter" — you will know. You either can or you cannot.</w:t>
+        <w:t xml:space="preserve">"Read the words on the signs near my shelter": you will know. You either can or you cannot.</w:t>
       </w:r>
     </w:p>
     <w:p>
@@ -11091,7 +11091,7 @@
           <w:sz w:val="24"/>
           <w:szCs w:val="24"/>
         </w:rPr>
-        <w:t xml:space="preserve">Test 3 — Does it matter to ME?</w:t>
+        <w:t xml:space="preserve">Test 3: Does it matter to ME?</w:t>
       </w:r>
     </w:p>
     <w:p>
@@ -11144,7 +11144,7 @@
           <w:sz w:val="24"/>
           <w:szCs w:val="24"/>
         </w:rPr>
-        <w:t xml:space="preserve">Test 4 — Is there a by-when?</w:t>
+        <w:t xml:space="preserve">Test 4: Is there a by-when?</w:t>
       </w:r>
     </w:p>
     <w:p>
@@ -11197,7 +11197,7 @@
           <w:sz w:val="22"/>
           <w:szCs w:val="22"/>
         </w:rPr>
-        <w:t xml:space="preserve">So make your goal the part that IS yours. Not "get into the school" — but "be able to introduce myself in English". You can do that one. Nobody has to say yes first.</w:t>
+        <w:t xml:space="preserve">So make your goal the part that IS yours. Not "get into the school", but "be able to introduce myself in English". You can do that one. Nobody has to say yes first.</w:t>
       </w:r>
     </w:p>
     <w:tbl>
@@ -11251,7 +11251,7 @@
                 <w:sz w:val="21"/>
                 <w:szCs w:val="21"/>
               </w:rPr>
-              <w:t xml:space="preserve">goal — something you decide you want to be able to do, and go after on purpose</w:t>
+              <w:t xml:space="preserve">goal, something you decide you want to be able to do, and go after on purpose</w:t>
             </w:r>
           </w:p>
           <w:p>
@@ -11263,7 +11263,7 @@
                 <w:sz w:val="21"/>
                 <w:szCs w:val="21"/>
               </w:rPr>
-              <w:t xml:space="preserve">by-when — the time you say you will have done it by</w:t>
+              <w:t xml:space="preserve">by-when, the time you say you will have done it by</w:t>
             </w:r>
           </w:p>
           <w:p>
@@ -11275,7 +11275,7 @@
                 <w:sz w:val="21"/>
                 <w:szCs w:val="21"/>
               </w:rPr>
-              <w:t xml:space="preserve">reachable — small enough that you really could finish it</w:t>
+              <w:t xml:space="preserve">reachable, small enough that you really could finish it</w:t>
             </w:r>
           </w:p>
         </w:tc>
@@ -11509,7 +11509,7 @@
           <w:sz w:val="22"/>
           <w:szCs w:val="22"/>
         </w:rPr>
-        <w:t xml:space="preserve">Now take one rough goal of your own and run all four tests on it. It does not have to pass yet — that is what next session is for.</w:t>
+        <w:t xml:space="preserve">Now take one rough goal of your own and run all four tests on it. It does not have to pass yet,  that is what next session is for.</w:t>
       </w:r>
     </w:p>
     <w:p>
@@ -11579,7 +11579,7 @@
           <w:sz w:val="24"/>
           <w:szCs w:val="24"/>
         </w:rPr>
-        <w:t xml:space="preserve">A good goal passes these four tests. Check your goal against each one. Keep this page — use it every time you set a goal.</w:t>
+        <w:t xml:space="preserve">A good goal passes these four tests. Check your goal against each one. Keep this page, use it every time you set a goal.</w:t>
       </w:r>
     </w:p>
     <w:p>
@@ -11638,7 +11638,7 @@
           <w:sz w:val="22"/>
           <w:szCs w:val="22"/>
         </w:rPr>
-        <w:t xml:space="preserve">    Small  —  I can reach it soon, not in a far-off future.</w:t>
+        <w:t xml:space="preserve">    Small, I can reach it soon, not in a far-off future.</w:t>
       </w:r>
     </w:p>
     <w:p>
@@ -11697,7 +11697,7 @@
           <w:sz w:val="22"/>
           <w:szCs w:val="22"/>
         </w:rPr>
-        <w:t xml:space="preserve">    Clear  —  I can tell when I have reached it.</w:t>
+        <w:t xml:space="preserve">    Clear, I can tell when I have reached it.</w:t>
       </w:r>
     </w:p>
     <w:p>
@@ -11756,7 +11756,7 @@
           <w:sz w:val="22"/>
           <w:szCs w:val="22"/>
         </w:rPr>
-        <w:t xml:space="preserve">    It matters  —  to me, and maybe to people I care about.</w:t>
+        <w:t xml:space="preserve">    It matters, to me, and maybe to people I care about.</w:t>
       </w:r>
     </w:p>
     <w:p>
@@ -11815,7 +11815,7 @@
           <w:sz w:val="22"/>
           <w:szCs w:val="22"/>
         </w:rPr>
-        <w:t xml:space="preserve">    By-when  —  I have picked a day to reach it by.</w:t>
+        <w:t xml:space="preserve">    By-when, I have picked a day to reach it by.</w:t>
       </w:r>
     </w:p>
     <w:p>
@@ -11882,7 +11882,7 @@
           <w:sz w:val="24"/>
           <w:szCs w:val="24"/>
         </w:rPr>
-        <w:t xml:space="preserve">Anything you want to keep from this step. Words, marks, or a drawing — it is your page, and no one marks it.</w:t>
+        <w:t xml:space="preserve">Anything you want to keep from this step. Words, marks, or a drawing, it is your page, and no one marks it.</w:t>
       </w:r>
     </w:p>
     <w:tbl>
@@ -12571,7 +12571,7 @@
           <w:sz w:val="22"/>
           <w:szCs w:val="22"/>
         </w:rPr>
-        <w:t xml:space="preserve">If you can answer with something real — something you could do, someone you could talk to, somewhere you could go — then it is your goal. Good.</w:t>
+        <w:t xml:space="preserve">If you can answer with something real, something you could do, someone you could talk to, somewhere you could go, then it is your goal. Good.</w:t>
       </w:r>
     </w:p>
     <w:p>
@@ -12653,7 +12653,7 @@
           <w:sz w:val="22"/>
           <w:szCs w:val="22"/>
         </w:rPr>
-        <w:t xml:space="preserve">Draw yourself doing the thing. Not the words — you doing it.</w:t>
+        <w:t xml:space="preserve">Draw yourself doing the thing. Not the words, you doing it.</w:t>
       </w:r>
     </w:p>
     <w:p>
@@ -12706,7 +12706,7 @@
           <w:sz w:val="22"/>
           <w:szCs w:val="22"/>
         </w:rPr>
-        <w:t xml:space="preserve">Two things happen. It becomes more real. And if their face goes blank, your goal was not clear enough yet — so say it again, better. That is useful, not embarrassing.</w:t>
+        <w:t xml:space="preserve">Two things happen. It becomes more real. And if their face goes blank, your goal was not clear enough yet, so say it again, better. That is useful, not embarrassing.</w:t>
       </w:r>
     </w:p>
     <w:tbl>
@@ -12760,7 +12760,7 @@
                 <w:sz w:val="21"/>
                 <w:szCs w:val="21"/>
               </w:rPr>
-              <w:t xml:space="preserve">my goal — the thing YOU chose that you want to be able to do</w:t>
+              <w:t xml:space="preserve">my goal, the thing YOU chose that you want to be able to do</w:t>
             </w:r>
           </w:p>
           <w:p>
@@ -12772,7 +12772,7 @@
                 <w:sz w:val="21"/>
                 <w:szCs w:val="21"/>
               </w:rPr>
-              <w:t xml:space="preserve">matters to me — something would really be different for you if you did it</w:t>
+              <w:t xml:space="preserve">matters to me, something would really be different for you if you did it</w:t>
             </w:r>
           </w:p>
         </w:tc>
@@ -13429,7 +13429,7 @@
           <w:sz w:val="24"/>
           <w:szCs w:val="24"/>
         </w:rPr>
-        <w:t xml:space="preserve">Anything you want to keep from this step. Words, marks, or a drawing — it is your page, and no one marks it.</w:t>
+        <w:t xml:space="preserve">Anything you want to keep from this step. Words, marks, or a drawing, it is your page, and no one marks it.</w:t>
       </w:r>
     </w:p>
     <w:tbl>
@@ -14014,7 +14014,7 @@
           <w:sz w:val="22"/>
           <w:szCs w:val="22"/>
         </w:rPr>
-        <w:t xml:space="preserve">A big thing is hard to start. Not because you are lazy — because you cannot see where to put your hand first. Steps give you somewhere to put your hand.</w:t>
+        <w:t xml:space="preserve">A big thing is hard to start. Not because you are lazy, because you cannot see where to put your hand first. Steps give you somewhere to put your hand.</w:t>
       </w:r>
     </w:p>
     <w:p>
@@ -14072,7 +14072,7 @@
           <w:sz w:val="22"/>
           <w:szCs w:val="22"/>
         </w:rPr>
-        <w:t xml:space="preserve">"Learn to read" — not a step. That is another goal.</w:t>
+        <w:t xml:space="preserve">"Learn to read": not a step. That is another goal.</w:t>
       </w:r>
     </w:p>
     <w:p>
@@ -14089,7 +14089,7 @@
           <w:sz w:val="22"/>
           <w:szCs w:val="22"/>
         </w:rPr>
-        <w:t xml:space="preserve">"Ask my neighbour to show me the letters in my name" — a step. You can finish it. You will know.</w:t>
+        <w:t xml:space="preserve">"Ask my neighbour to show me the letters in my name": a step. You can finish it. You will know.</w:t>
       </w:r>
     </w:p>
     <w:p>
@@ -14200,7 +14200,7 @@
           <w:sz w:val="22"/>
           <w:szCs w:val="22"/>
         </w:rPr>
-        <w:t xml:space="preserve">"Practise English for an hour every day" — this is not a first step. It is a habit, and habits</w:t>
+        <w:t xml:space="preserve">"Practise English for an hour every day": this is not a first step. It is a habit, and habits</w:t>
       </w:r>
     </w:p>
     <w:p>
@@ -14229,7 +14229,7 @@
           <w:sz w:val="22"/>
           <w:szCs w:val="22"/>
         </w:rPr>
-        <w:t xml:space="preserve">"Ask one person to teach me three words" — this is a first step. You could do it this afternoon.</w:t>
+        <w:t xml:space="preserve">"Ask one person to teach me three words": this is a first step. You could do it this afternoon.</w:t>
       </w:r>
     </w:p>
     <w:p>
@@ -14377,7 +14377,7 @@
                 <w:sz w:val="21"/>
                 <w:szCs w:val="21"/>
               </w:rPr>
-              <w:t xml:space="preserve">step — something small you can finish in one go, on the way to your goal</w:t>
+              <w:t xml:space="preserve">step, something small you can finish in one go, on the way to your goal</w:t>
             </w:r>
           </w:p>
           <w:p>
@@ -14389,7 +14389,7 @@
                 <w:sz w:val="21"/>
                 <w:szCs w:val="21"/>
               </w:rPr>
-              <w:t xml:space="preserve">first step — the one you will do first — small enough to do today</w:t>
+              <w:t xml:space="preserve">first step, the one you will do first, small enough to do today</w:t>
             </w:r>
           </w:p>
           <w:p>
@@ -14401,7 +14401,7 @@
                 <w:sz w:val="21"/>
                 <w:szCs w:val="21"/>
               </w:rPr>
-              <w:t xml:space="preserve">ladder — your steps drawn in order, from the one you do first to the one you do last</w:t>
+              <w:t xml:space="preserve">ladder, your steps drawn in order, from the one you do first to the one you do last</w:t>
             </w:r>
           </w:p>
         </w:tc>
@@ -14758,7 +14758,7 @@
                 <w:sz w:val="18"/>
                 <w:szCs w:val="18"/>
               </w:rPr>
-              <w:t xml:space="preserve">My goal — at the top…</w:t>
+              <w:t xml:space="preserve">My goal, at the top…</w:t>
             </w:r>
           </w:p>
         </w:tc>
@@ -14877,7 +14877,7 @@
                 <w:sz w:val="18"/>
                 <w:szCs w:val="18"/>
               </w:rPr>
-              <w:t xml:space="preserve">Step 3 — before that, I will…</w:t>
+              <w:t xml:space="preserve">Step 3, before that, I will…</w:t>
             </w:r>
           </w:p>
         </w:tc>
@@ -14996,7 +14996,7 @@
                 <w:sz w:val="18"/>
                 <w:szCs w:val="18"/>
               </w:rPr>
-              <w:t xml:space="preserve">Step 2 — before that, I will…</w:t>
+              <w:t xml:space="preserve">Step 2, before that, I will…</w:t>
             </w:r>
           </w:p>
         </w:tc>
@@ -15115,7 +15115,7 @@
                 <w:sz w:val="18"/>
                 <w:szCs w:val="18"/>
               </w:rPr>
-              <w:t xml:space="preserve">Step 1 — I can reach this one soon. I will…  (colour this one)</w:t>
+              <w:t xml:space="preserve">Step 1, I can reach this one soon. I will…  (colour this one)</w:t>
             </w:r>
           </w:p>
         </w:tc>
@@ -15235,7 +15235,7 @@
           <w:sz w:val="24"/>
           <w:szCs w:val="24"/>
         </w:rPr>
-        <w:t xml:space="preserve">Anything you want to keep from this step. Words, marks, or a drawing — it is your page, and no one marks it.</w:t>
+        <w:t xml:space="preserve">Anything you want to keep from this step. Words, marks, or a drawing, it is your page, and no one marks it.</w:t>
       </w:r>
     </w:p>
     <w:tbl>
@@ -15803,7 +15803,7 @@
           <w:sz w:val="22"/>
           <w:szCs w:val="22"/>
         </w:rPr>
-        <w:t xml:space="preserve">So we are going to plan for that from the start. Not because we expect you to fail — because that is what a real plan does.</w:t>
+        <w:t xml:space="preserve">So we are going to plan for that from the start. Not because we expect you to fail, because that is what a real plan does.</w:t>
       </w:r>
     </w:p>
     <w:p>
@@ -15861,7 +15861,7 @@
           <w:sz w:val="24"/>
           <w:szCs w:val="24"/>
         </w:rPr>
-        <w:t xml:space="preserve">2. Say when — a by-when</w:t>
+        <w:t xml:space="preserve">2. Say when: a by-when</w:t>
       </w:r>
     </w:p>
     <w:p>
@@ -15926,7 +15926,7 @@
           <w:sz w:val="22"/>
           <w:szCs w:val="22"/>
         </w:rPr>
-        <w:t xml:space="preserve">This one question saves a lot of wasted weeks. If your step is "practise English" and what it needs is "someone to practise with" — and you do not have anyone yet — then that step cannot happen at all. Much better to find that out now than on Thursday.</w:t>
+        <w:t xml:space="preserve">This one question saves a lot of wasted weeks. If your step is "practise English" and what it needs is "someone to practise with", and you do not have anyone yet, then that step cannot happen at all. Much better to find that out now than on Thursday.</w:t>
       </w:r>
     </w:p>
     <w:p>
@@ -16064,7 +16064,7 @@
           <w:sz w:val="22"/>
           <w:szCs w:val="22"/>
         </w:rPr>
-        <w:t xml:space="preserve">If ______ happens, then I will ______ .</w:t>
+        <w:t xml:space="preserve">If ______ happens, then I will ______.</w:t>
       </w:r>
     </w:p>
     <w:p>
@@ -16151,7 +16151,7 @@
           <w:sz w:val="22"/>
           <w:szCs w:val="22"/>
         </w:rPr>
-        <w:t xml:space="preserve">If you already decided, you do not have to think. You just do the smaller thing. And doing the smaller thing means you did not stop — which is the whole point.</w:t>
+        <w:t xml:space="preserve">If you already decided, you do not have to think. You just do the smaller thing. And doing the smaller thing means you did not stop, which is the whole point.</w:t>
       </w:r>
     </w:p>
     <w:p>
@@ -16263,7 +16263,7 @@
                 <w:sz w:val="21"/>
                 <w:szCs w:val="21"/>
               </w:rPr>
-              <w:t xml:space="preserve">action plan — your steps, in order, with when you will do them and what they need</w:t>
+              <w:t xml:space="preserve">action plan, your steps, in order, with when you will do them and what they need</w:t>
             </w:r>
           </w:p>
           <w:p>
@@ -16275,7 +16275,7 @@
                 <w:sz w:val="21"/>
                 <w:szCs w:val="21"/>
               </w:rPr>
-              <w:t xml:space="preserve">by-when — the time you decide you will have done a step by</w:t>
+              <w:t xml:space="preserve">by-when, the time you decide you will have done a step by</w:t>
             </w:r>
           </w:p>
           <w:p>
@@ -16287,7 +16287,7 @@
                 <w:sz w:val="21"/>
                 <w:szCs w:val="21"/>
               </w:rPr>
-              <w:t xml:space="preserve">if–then — deciding now what you will do instead when the usual thing stops you</w:t>
+              <w:t xml:space="preserve">if–then, deciding now what you will do instead when the usual thing stops you</w:t>
             </w:r>
           </w:p>
         </w:tc>
@@ -17378,7 +17378,7 @@
           <w:sz w:val="22"/>
           <w:szCs w:val="22"/>
         </w:rPr>
-        <w:t xml:space="preserve">My if–then — for when something gets in the way</w:t>
+        <w:t xml:space="preserve">My if–then, for when something gets in the way</w:t>
       </w:r>
     </w:p>
     <w:p>
@@ -17713,7 +17713,7 @@
           <w:sz w:val="24"/>
           <w:szCs w:val="24"/>
         </w:rPr>
-        <w:t xml:space="preserve">Anything you want to keep from this step. Words, marks, or a drawing — it is your page, and no one marks it.</w:t>
+        <w:t xml:space="preserve">Anything you want to keep from this step. Words, marks, or a drawing, it is your page, and no one marks it.</w:t>
       </w:r>
     </w:p>
     <w:tbl>
@@ -18298,7 +18298,7 @@
           <w:sz w:val="22"/>
           <w:szCs w:val="22"/>
         </w:rPr>
-        <w:t xml:space="preserve">Put everything in it — family, work, looking after children, cooking, water, prayer, walking, rest. All of it.</w:t>
+        <w:t xml:space="preserve">Put everything in it, family, work, looking after children, cooking, water, prayer, walking, rest. All of it.</w:t>
       </w:r>
     </w:p>
     <w:p>
@@ -18351,7 +18351,7 @@
           <w:sz w:val="22"/>
           <w:szCs w:val="22"/>
         </w:rPr>
-        <w:t xml:space="preserve">Small. Fifteen minutes is a real slot. An hour every day is not, for most people — and when it does not happen you will feel you failed, when really the plan was wrong.</w:t>
+        <w:t xml:space="preserve">Small. Fifteen minutes is a real slot. An hour every day is not, for most people, and when it does not happen you will feel you failed, when really the plan was wrong.</w:t>
       </w:r>
     </w:p>
     <w:p>
@@ -18564,7 +18564,7 @@
           <w:sz w:val="22"/>
           <w:szCs w:val="22"/>
         </w:rPr>
-        <w:t xml:space="preserve">That is not second best. For many people it is the only time that exists — and it works.</w:t>
+        <w:t xml:space="preserve">That is not second best. For many people it is the only time that exists, and it works.</w:t>
       </w:r>
     </w:p>
     <w:p>
@@ -18734,7 +18734,7 @@
                 <w:sz w:val="21"/>
                 <w:szCs w:val="21"/>
               </w:rPr>
-              <w:t xml:space="preserve">slot — a small piece of time you protect for working on your goal</w:t>
+              <w:t xml:space="preserve">slot, a small piece of time you protect for working on your goal</w:t>
             </w:r>
           </w:p>
           <w:p>
@@ -18746,7 +18746,7 @@
                 <w:sz w:val="21"/>
                 <w:szCs w:val="21"/>
               </w:rPr>
-              <w:t xml:space="preserve">anchor — something that already happens every day, that you attach your slot to</w:t>
+              <w:t xml:space="preserve">anchor, something that already happens every day, that you attach your slot to</w:t>
             </w:r>
           </w:p>
           <w:p>
@@ -18758,7 +18758,7 @@
                 <w:sz w:val="21"/>
                 <w:szCs w:val="21"/>
               </w:rPr>
-              <w:t xml:space="preserve">priority — the thing that moves your goal most, out of everything you could do</w:t>
+              <w:t xml:space="preserve">priority, the thing that moves your goal most, out of everything you could do</w:t>
             </w:r>
           </w:p>
         </w:tc>
@@ -19562,7 +19562,7 @@
           <w:sz w:val="24"/>
           <w:szCs w:val="24"/>
         </w:rPr>
-        <w:t xml:space="preserve">Anything you want to keep from this step. Words, marks, or a drawing — it is your page, and no one marks it.</w:t>
+        <w:t xml:space="preserve">Anything you want to keep from this step. Words, marks, or a drawing, it is your page, and no one marks it.</w:t>
       </w:r>
     </w:p>
     <w:tbl>
@@ -20135,7 +20135,7 @@
           <w:sz w:val="24"/>
           <w:szCs w:val="24"/>
         </w:rPr>
-        <w:t xml:space="preserve">Asking is not weakness — it is the skill</w:t>
+        <w:t xml:space="preserve">Asking is not weakness: it is the skill</w:t>
       </w:r>
     </w:p>
     <w:p>
@@ -20205,7 +20205,7 @@
           <w:sz w:val="22"/>
           <w:szCs w:val="22"/>
         </w:rPr>
-        <w:t xml:space="preserve">A person — someone who can already do the thing.</w:t>
+        <w:t xml:space="preserve">A person, someone who can already do the thing.</w:t>
       </w:r>
     </w:p>
     <w:p>
@@ -20222,7 +20222,7 @@
           <w:sz w:val="22"/>
           <w:szCs w:val="22"/>
         </w:rPr>
-        <w:t xml:space="preserve">A place — somewhere quiet, somewhere with light.</w:t>
+        <w:t xml:space="preserve">A place, somewhere quiet, somewhere with light.</w:t>
       </w:r>
     </w:p>
     <w:p>
@@ -20239,7 +20239,7 @@
           <w:sz w:val="22"/>
           <w:szCs w:val="22"/>
         </w:rPr>
-        <w:t xml:space="preserve">A thing — a book, a pencil, a radio, a paper with words on it.</w:t>
+        <w:t xml:space="preserve">A thing, a book, a pencil, a radio, a paper with words on it.</w:t>
       </w:r>
     </w:p>
     <w:p>
@@ -20256,7 +20256,7 @@
           <w:sz w:val="22"/>
           <w:szCs w:val="22"/>
         </w:rPr>
-        <w:t xml:space="preserve">A time — a moment when someone is free to show you.</w:t>
+        <w:t xml:space="preserve">A time, a moment when someone is free to show you.</w:t>
       </w:r>
     </w:p>
     <w:p>
@@ -20273,7 +20273,7 @@
           <w:sz w:val="22"/>
           <w:szCs w:val="22"/>
         </w:rPr>
-        <w:t xml:space="preserve">The people in this room — the most forgotten help of all. Someone here can already do the</w:t>
+        <w:t xml:space="preserve">The people in this room, the most forgotten help of all. Someone here can already do the</w:t>
       </w:r>
     </w:p>
     <w:p>
@@ -20338,7 +20338,7 @@
           <w:sz w:val="22"/>
           <w:szCs w:val="22"/>
         </w:rPr>
-        <w:t xml:space="preserve">That list is usually shorter and closer to home than you expect — a brother or sister, a neighbour, the person sitting next to you, your mentor. Those are the ones that matter.</w:t>
+        <w:t xml:space="preserve">That list is usually shorter and closer to home than you expect. A brother or sister, a neighbour, the person sitting next to you, your mentor. Those are the ones that matter.</w:t>
       </w:r>
     </w:p>
     <w:p>
@@ -20355,7 +20355,7 @@
           <w:sz w:val="24"/>
           <w:szCs w:val="24"/>
         </w:rPr>
-        <w:t xml:space="preserve">Now the hard part — the ask itself</w:t>
+        <w:t xml:space="preserve">Now the hard part: the ask itself</w:t>
       </w:r>
     </w:p>
     <w:p>
@@ -20391,7 +20391,7 @@
           <w:sz w:val="22"/>
           <w:szCs w:val="22"/>
         </w:rPr>
-        <w:t xml:space="preserve">1. What you want — one small thing. 2. Why them — because they can already do it. 3. How small it is — so it is easy to say yes.</w:t>
+        <w:t xml:space="preserve">1. What you want, one small thing. 2. Why them, because they can already do it. 3. How small it is, so it is easy to say yes.</w:t>
       </w:r>
     </w:p>
     <w:p>
@@ -20498,7 +20498,7 @@
                 <w:sz w:val="21"/>
                 <w:szCs w:val="21"/>
               </w:rPr>
-              <w:t xml:space="preserve">resource — anything that could help you — a person, a place, a thing, or time</w:t>
+              <w:t xml:space="preserve">resource, anything that could help you, a person, a place, a thing, or time</w:t>
             </w:r>
           </w:p>
           <w:p>
@@ -20510,7 +20510,7 @@
                 <w:sz w:val="21"/>
                 <w:szCs w:val="21"/>
               </w:rPr>
-              <w:t xml:space="preserve">within reach — something or someone you could actually get to this week</w:t>
+              <w:t xml:space="preserve">within reach, something or someone you could actually get to this week</w:t>
             </w:r>
           </w:p>
           <w:p>
@@ -20522,7 +20522,7 @@
                 <w:sz w:val="21"/>
                 <w:szCs w:val="21"/>
               </w:rPr>
-              <w:t xml:space="preserve">the ask — the words you use when you ask someone for help</w:t>
+              <w:t xml:space="preserve">the ask, the words you use when you ask someone for help</w:t>
             </w:r>
           </w:p>
         </w:tc>
@@ -20580,7 +20580,7 @@
           <w:sz w:val="24"/>
           <w:szCs w:val="24"/>
         </w:rPr>
-        <w:t xml:space="preserve">Draw the people and things that can help you reach your goal. Asking for help is not weakness — no one reaches a goal alone.</w:t>
+        <w:t xml:space="preserve">Draw the people and things that can help you reach your goal. Asking for help is not weakness, no one reaches a goal alone.</w:t>
       </w:r>
     </w:p>
     <w:tbl>
@@ -21057,7 +21057,7 @@
           <w:sz w:val="24"/>
           <w:szCs w:val="24"/>
         </w:rPr>
-        <w:t xml:space="preserve">Anything you want to keep from this step. Words, marks, or a drawing — it is your page, and no one marks it.</w:t>
+        <w:t xml:space="preserve">Anything you want to keep from this step. Words, marks, or a drawing, it is your page, and no one marks it.</w:t>
       </w:r>
     </w:p>
     <w:tbl>
@@ -21605,7 +21605,7 @@
           <w:sz w:val="20"/>
           <w:szCs w:val="20"/>
         </w:rPr>
-        <w:t xml:space="preserve">Remember your if–then: if the week gets hard, do the smaller step — do not stop.</w:t>
+        <w:t xml:space="preserve">Remember your if–then: if the week gets hard, do the smaller step, do not stop.</w:t>
       </w:r>
     </w:p>
     <w:tbl>
@@ -22459,7 +22459,7 @@
           <w:sz w:val="24"/>
           <w:szCs w:val="24"/>
         </w:rPr>
-        <w:t xml:space="preserve">Anything you want to keep from this step. Words, marks, or a drawing — it is your page, and no one marks it.</w:t>
+        <w:t xml:space="preserve">Anything you want to keep from this step. Words, marks, or a drawing, it is your page, and no one marks it.</w:t>
       </w:r>
     </w:p>
     <w:tbl>
@@ -23015,7 +23015,7 @@
           <w:sz w:val="22"/>
           <w:szCs w:val="22"/>
         </w:rPr>
-        <w:t xml:space="preserve">That difference matters. When someone tells you what they think without you asking, it can feel like a verdict. When you asked, about a thing you chose, it is a tool — and you decide what to do with it.</w:t>
+        <w:t xml:space="preserve">That difference matters. When someone tells you what they think without you asking, it can feel like a verdict. When you asked, about a thing you chose, it is a tool, and you decide what to do with it.</w:t>
       </w:r>
     </w:p>
     <w:p>
@@ -23165,7 +23165,7 @@
           <w:sz w:val="22"/>
           <w:szCs w:val="22"/>
         </w:rPr>
-        <w:t xml:space="preserve">"How am I doing with English?" — unanswerable.</w:t>
+        <w:t xml:space="preserve">"How am I doing with English?": unanswerable.</w:t>
       </w:r>
     </w:p>
     <w:p>
@@ -23182,7 +23182,7 @@
           <w:sz w:val="22"/>
           <w:szCs w:val="22"/>
         </w:rPr>
-        <w:t xml:space="preserve">"When I said my sentences yesterday, which word was hard to understand?" — they can answer that.</w:t>
+        <w:t xml:space="preserve">"When I said my sentences yesterday, which word was hard to understand?": they can answer that.</w:t>
       </w:r>
     </w:p>
     <w:p>
@@ -23262,7 +23262,7 @@
           <w:sz w:val="22"/>
           <w:szCs w:val="22"/>
         </w:rPr>
-        <w:t xml:space="preserve">Your brother or sister — younger ones are surprisingly good at this, because they say what they</w:t>
+        <w:t xml:space="preserve">Your brother or sister, younger ones are surprisingly good at this, because they say what they</w:t>
       </w:r>
     </w:p>
     <w:p>
@@ -23320,7 +23320,7 @@
           <w:sz w:val="22"/>
           <w:szCs w:val="22"/>
         </w:rPr>
-        <w:t xml:space="preserve">When someone says something you did not do well, your body wants to explain. Everybody's does. This is normal and it is also the thing that ruins feedback — because while you are explaining, you are not listening, and the person learns not to tell you things.</w:t>
+        <w:t xml:space="preserve">When someone says something you did not do well, your body wants to explain. Everybody's does. This is normal and it is also the thing that ruins feedback, because while you are explaining, you are not listening, and the person learns not to tell you things.</w:t>
       </w:r>
     </w:p>
     <w:p>
@@ -23409,7 +23409,7 @@
           <w:sz w:val="22"/>
           <w:szCs w:val="22"/>
         </w:rPr>
-        <w:t xml:space="preserve">Some advice will not fit you, and you are allowed to decide that — as long as you really thought about it. Choosing is your job. That is what keeps this your goal.</w:t>
+        <w:t xml:space="preserve">Some advice will not fit you, and you are allowed to decide that. As long as you really thought about it. Choosing is your job. That is what keeps this your goal.</w:t>
       </w:r>
     </w:p>
     <w:tbl>
@@ -23463,7 +23463,7 @@
                 <w:sz w:val="21"/>
                 <w:szCs w:val="21"/>
               </w:rPr>
-              <w:t xml:space="preserve">feedback — what someone tells you about something you did, when you asked them</w:t>
+              <w:t xml:space="preserve">feedback, what someone tells you about something you did, when you asked them</w:t>
             </w:r>
           </w:p>
           <w:p>
@@ -23475,7 +23475,7 @@
                 <w:sz w:val="21"/>
                 <w:szCs w:val="21"/>
               </w:rPr>
-              <w:t xml:space="preserve">specific — about one exact thing, not about everything</w:t>
+              <w:t xml:space="preserve">specific, about one exact thing, not about everything</w:t>
             </w:r>
           </w:p>
           <w:p>
@@ -23487,7 +23487,7 @@
                 <w:sz w:val="21"/>
                 <w:szCs w:val="21"/>
               </w:rPr>
-              <w:t xml:space="preserve">defending — explaining why you did it, instead of listening</w:t>
+              <w:t xml:space="preserve">defending, explaining why you did it, instead of listening</w:t>
             </w:r>
           </w:p>
         </w:tc>
@@ -24040,7 +24040,7 @@
           <w:sz w:val="24"/>
           <w:szCs w:val="24"/>
         </w:rPr>
-        <w:t xml:space="preserve">Keep it  —  I will try this now.</w:t>
+        <w:t xml:space="preserve">Keep it, I will try this now.</w:t>
       </w:r>
     </w:p>
     <w:p>
@@ -24060,7 +24060,7 @@
           <w:sz w:val="24"/>
           <w:szCs w:val="24"/>
         </w:rPr>
-        <w:t xml:space="preserve">Hold it  —  useful later, not now.</w:t>
+        <w:t xml:space="preserve">Hold it, useful later, not now.</w:t>
       </w:r>
     </w:p>
     <w:p>
@@ -24080,7 +24080,7 @@
           <w:sz w:val="24"/>
           <w:szCs w:val="24"/>
         </w:rPr>
-        <w:t xml:space="preserve">Leave it  —  not for me.</w:t>
+        <w:t xml:space="preserve">Leave it, not for me.</w:t>
       </w:r>
     </w:p>
     <w:p>
@@ -24208,7 +24208,7 @@
           <w:sz w:val="24"/>
           <w:szCs w:val="24"/>
         </w:rPr>
-        <w:t xml:space="preserve">Anything you want to keep from this step. Words, marks, or a drawing — it is your page, and no one marks it.</w:t>
+        <w:t xml:space="preserve">Anything you want to keep from this step. Words, marks, or a drawing, it is your page, and no one marks it.</w:t>
       </w:r>
     </w:p>
     <w:tbl>
@@ -24752,7 +24752,7 @@
           <w:sz w:val="22"/>
           <w:szCs w:val="22"/>
         </w:rPr>
-        <w:t xml:space="preserve">You have been working for weeks. Now we look back — and this is not a small thing at the end. It is one of the most useful things you will do.</w:t>
+        <w:t xml:space="preserve">You have been working for weeks. Now we look back, and this is not a small thing at the end. It is one of the most useful things you will do.</w:t>
       </w:r>
     </w:p>
     <w:p>
@@ -24887,7 +24887,7 @@
           <w:sz w:val="22"/>
           <w:szCs w:val="22"/>
         </w:rPr>
-        <w:t xml:space="preserve">1. What can I do now that I could not do at the start? 2. What was hard — and what did I DO about it? 3. What do I still want to get better at?</w:t>
+        <w:t xml:space="preserve">1. What can I do now that I could not do at the start? 2. What was hard, and what did I DO about it? 3. What do I still want to get better at?</w:t>
       </w:r>
     </w:p>
     <w:p>
@@ -24899,7 +24899,7 @@
           <w:sz w:val="22"/>
           <w:szCs w:val="22"/>
         </w:rPr>
-        <w:t xml:space="preserve">The second one matters most. Anyone can have an easy week. What shows you have really learned something is what you did when it went wrong — when the step did not work, and you found a smaller one, or a different one, and kept going.</w:t>
+        <w:t xml:space="preserve">The second one matters most. Anyone can have an easy week. What shows you have really learned something is what you did when it went wrong, when the step did not work, and you found a smaller one, or a different one, and kept going.</w:t>
       </w:r>
     </w:p>
     <w:p>
@@ -24952,7 +24952,7 @@
           <w:sz w:val="22"/>
           <w:szCs w:val="22"/>
         </w:rPr>
-        <w:t xml:space="preserve">What this course was about is: did you set a goal of your own, did you take real steps, and did you change your plan when something did not work. If you did those, you did this course — whether or not you got all the way there.</w:t>
+        <w:t xml:space="preserve">What this course was about is: did you set a goal of your own, did you take real steps, and did you change your plan when something did not work. If you did those, you did this course. Whether or not you got all the way there.</w:t>
       </w:r>
     </w:p>
     <w:p>
@@ -25059,7 +25059,7 @@
                 <w:sz w:val="21"/>
                 <w:szCs w:val="21"/>
               </w:rPr>
-              <w:t xml:space="preserve">reflect — to look back at what you did, and work out what changed</w:t>
+              <w:t xml:space="preserve">reflect, to look back at what you did, and work out what changed</w:t>
             </w:r>
           </w:p>
           <w:p>
@@ -25071,7 +25071,7 @@
                 <w:sz w:val="21"/>
                 <w:szCs w:val="21"/>
               </w:rPr>
-              <w:t xml:space="preserve">evidence — the real marks in your book that show what you did</w:t>
+              <w:t xml:space="preserve">evidence, the real marks in your book that show what you did</w:t>
             </w:r>
           </w:p>
         </w:tc>
@@ -25663,7 +25663,7 @@
           <w:sz w:val="24"/>
           <w:szCs w:val="24"/>
         </w:rPr>
-        <w:t xml:space="preserve">How I know I have grown — a time it showed</w:t>
+        <w:t xml:space="preserve">How I know I have grown, a time it showed</w:t>
       </w:r>
     </w:p>
     <w:tbl>
@@ -25923,7 +25923,7 @@
           <w:sz w:val="24"/>
           <w:szCs w:val="24"/>
         </w:rPr>
-        <w:t xml:space="preserve">Anything you want to keep from this step. Words, marks, or a drawing — it is your page, and no one marks it.</w:t>
+        <w:t xml:space="preserve">Anything you want to keep from this step. Words, marks, or a drawing, it is your page, and no one marks it.</w:t>
       </w:r>
     </w:p>
     <w:tbl>
@@ -26469,7 +26469,7 @@
           <w:sz w:val="20"/>
           <w:szCs w:val="20"/>
         </w:rPr>
-        <w:t xml:space="preserve">If your goal was hard to reach, your next goal can be a smaller step of it. That is not failing — that is how goals work.</w:t>
+        <w:t xml:space="preserve">If your goal was hard to reach, your next goal can be a smaller step of it. That is not failing, that is how goals work.</w:t>
       </w:r>
     </w:p>
     <w:tbl>
@@ -26929,7 +26929,7 @@
           <w:sz w:val="38"/>
           <w:szCs w:val="38"/>
         </w:rPr>
-        <w:t xml:space="preserve">Answers — try it yourself</w:t>
+        <w:t xml:space="preserve">Answers, try it yourself</w:t>
       </w:r>
     </w:p>
     <w:p>
@@ -26942,7 +26942,7 @@
           <w:sz w:val="24"/>
           <w:szCs w:val="24"/>
         </w:rPr>
-        <w:t xml:space="preserve">Do the "Try it yourself" on the Learn it page first, then look here. Getting one wrong is useful — go back and read that page again, and see why.</w:t>
+        <w:t xml:space="preserve">Do the "Try it yourself" on the Learn it page first, then look here. Getting one wrong is useful, go back and read that page again, and see why.</w:t>
       </w:r>
     </w:p>
     <w:p>
@@ -26984,7 +26984,7 @@
           <w:sz w:val="21"/>
           <w:szCs w:val="21"/>
         </w:rPr>
-        <w:t xml:space="preserve">I am stuck. "Always have been" makes it a fact about the person. Try: "I am not good at numbers YET — what could I try?"</w:t>
+        <w:t xml:space="preserve">I am stuck. "Always have been" makes it a fact about the person. Try: "I am not good at numbers YET, what could I try?"</w:t>
       </w:r>
     </w:p>
     <w:p>
@@ -27065,7 +27065,7 @@
           <w:sz w:val="21"/>
           <w:szCs w:val="21"/>
         </w:rPr>
-        <w:t xml:space="preserve">I am stuck — even though it sounds like effort. Trying the same failed way for longer is not growing. The missing ingredient is a different approach, or someone to help.</w:t>
+        <w:t xml:space="preserve">I am stuck, even though it sounds like effort. Trying the same failed way for longer is not growing. The missing ingredient is a different approach, or someone to help.</w:t>
       </w:r>
     </w:p>
     <w:p>
@@ -27169,7 +27169,7 @@
           <w:sz w:val="21"/>
           <w:szCs w:val="21"/>
         </w:rPr>
-        <w:t xml:space="preserve">Weak — and it is not an area to grow either, it is just a judgement about yourself. An area to grow says what you want to be able to DO. Try: "I want to be able to read the signs near my shelter."</w:t>
+        <w:t xml:space="preserve">Weak, and it is not an area to grow either, it is just a judgement about yourself. An area to grow says what you want to be able to DO. Try: "I want to be able to read the signs near my shelter."</w:t>
       </w:r>
     </w:p>
     <w:p>
@@ -27196,7 +27196,7 @@
           <w:sz w:val="21"/>
           <w:szCs w:val="21"/>
         </w:rPr>
-        <w:t xml:space="preserve">Strong. A real thing, that really happens, that many people could not do. It did not happen in a classroom — and it still counts.</w:t>
+        <w:t xml:space="preserve">Strong. A real thing, that really happens, that many people could not do. It did not happen in a classroom, and it still counts.</w:t>
       </w:r>
     </w:p>
     <w:p>
@@ -27246,7 +27246,7 @@
           <w:sz w:val="21"/>
           <w:szCs w:val="21"/>
         </w:rPr>
-        <w:t xml:space="preserve">Fails Test 2 — it is not clear. Better at what? How would you know? Ask: what would I be able to DO?</w:t>
+        <w:t xml:space="preserve">Fails Test 2. It is not clear. Better at what? How would you know? Ask: what would I be able to DO?</w:t>
       </w:r>
     </w:p>
     <w:p>
@@ -27300,7 +27300,7 @@
           <w:sz w:val="21"/>
           <w:szCs w:val="21"/>
         </w:rPr>
-        <w:t xml:space="preserve">Fails Test 3 — and probably Test 2. It sounds like the answer a teacher wants. What would actually be different for you? Answer that, and you will find your real goal.</w:t>
+        <w:t xml:space="preserve">Fails Test 3, and probably Test 2. It sounds like the answer a teacher wants. What would actually be different for you? Answer that, and you will find your real goal.</w:t>
       </w:r>
     </w:p>
     <w:p>
@@ -27327,7 +27327,7 @@
           <w:sz w:val="21"/>
           <w:szCs w:val="21"/>
         </w:rPr>
-        <w:t xml:space="preserve">Fails the last rule — it is not yours to decide. Someone else decides who gets a place. Make your goal the part you CAN decide: what would you need to be able to do to be ready?</w:t>
+        <w:t xml:space="preserve">Fails the last rule. It is not yours to decide. Someone else decides who gets a place. Make your goal the part you CAN decide: what would you need to be able to do to be ready?</w:t>
       </w:r>
     </w:p>
     <w:p>
@@ -27377,7 +27377,7 @@
           <w:sz w:val="21"/>
           <w:szCs w:val="21"/>
         </w:rPr>
-        <w:t xml:space="preserve">Too big. This is a habit, not a step — and if you miss one evening it feels like you have already failed. Habits come later.</w:t>
+        <w:t xml:space="preserve">Too big. This is a habit, not a step, and if you miss one evening it feels like you have already failed. Habits come later.</w:t>
       </w:r>
     </w:p>
     <w:p>
@@ -27458,7 +27458,7 @@
           <w:sz w:val="21"/>
           <w:szCs w:val="21"/>
         </w:rPr>
-        <w:t xml:space="preserve">A good first step. Small, today, one person, and you will know. This is exactly the right size — it may even feel too easy, which is fine.</w:t>
+        <w:t xml:space="preserve">A good first step. Small, today, one person, and you will know. This is exactly the right size, it may even feel too easy, which is fine.</w:t>
       </w:r>
     </w:p>
     <w:p>
@@ -27508,7 +27508,7 @@
           <w:sz w:val="21"/>
           <w:szCs w:val="21"/>
         </w:rPr>
-        <w:t xml:space="preserve">Will fail. "Try harder" is not a plan — it is the same thing with more effort, decided by a tired person in a bad moment. What SMALLER thing could you do instead?</w:t>
+        <w:t xml:space="preserve">Will fail. "Try harder" is not a plan. It is the same thing with more effort, decided by a tired person in a bad moment. What SMALLER thing could you do instead?</w:t>
       </w:r>
     </w:p>
     <w:p>
@@ -27589,7 +27589,7 @@
           <w:sz w:val="21"/>
           <w:szCs w:val="21"/>
         </w:rPr>
-        <w:t xml:space="preserve">Will fail. Double is bigger, not smaller — so a bad day turns into a harder day, and then you stop. Try: "if I miss a day, then I will do one small thing the next day and carry on."</w:t>
+        <w:t xml:space="preserve">Will fail. Double is bigger, not smaller, so a bad day turns into a harder day, and then you stop. Try: "if I miss a day, then I will do one small thing the next day and carry on."</w:t>
       </w:r>
     </w:p>
     <w:p>
@@ -27639,7 +27639,7 @@
           <w:sz w:val="21"/>
           <w:szCs w:val="21"/>
         </w:rPr>
-        <w:t xml:space="preserve">Will not. An hour a day is a lot, and the first evening it does not happen you will feel you failed. Try fifteen minutes — you can always do more.</w:t>
+        <w:t xml:space="preserve">Will not. An hour a day is a lot, and the first evening it does not happen you will feel you failed. Try fifteen minutes. You can always do more.</w:t>
       </w:r>
     </w:p>
     <w:p>
@@ -27693,7 +27693,7 @@
           <w:sz w:val="21"/>
           <w:szCs w:val="21"/>
         </w:rPr>
-        <w:t xml:space="preserve">Will not. "Whenever I get free time" is not a slot — free time does not arrive on its own, it gets taken. Name a real moment in a real day.</w:t>
+        <w:t xml:space="preserve">Will not. "Whenever I get free time" is not a slot, free time does not arrive on its own, it gets taken. Name a real moment in a real day.</w:t>
       </w:r>
     </w:p>
     <w:p>
@@ -27770,7 +27770,7 @@
           <w:sz w:val="21"/>
           <w:szCs w:val="21"/>
         </w:rPr>
-        <w:t xml:space="preserve">Weak. It cannot be answered, so you will get "yes, fine" — which tells you nothing.</w:t>
+        <w:t xml:space="preserve">Weak. It cannot be answered, so you will get "yes, fine", which tells you nothing.</w:t>
       </w:r>
     </w:p>
     <w:p>
@@ -27851,7 +27851,7 @@
           <w:sz w:val="21"/>
           <w:szCs w:val="21"/>
         </w:rPr>
-        <w:t xml:space="preserve">Good. It names what they saw, asks for ONE thing, and asks about next time — which is easier for someone to answer honestly than asking what was wrong.</w:t>
+        <w:t xml:space="preserve">Good. It names what they saw, asks for ONE thing, and asks about next time, which is easier for someone to answer honestly than asking what was wrong.</w:t>
       </w:r>
     </w:p>
     <w:p>

--- a/public/downloads/agency-in-learning-student-workbook.docx
+++ b/public/downloads/agency-in-learning-student-workbook.docx
@@ -236,7 +236,7 @@
           <w:sz w:val="22"/>
           <w:szCs w:val="22"/>
         </w:rPr>
-        <w:t xml:space="preserve">You do not have to write. You can draw, colour, and say your answers, ask, and someone will write them for you.</w:t>
+        <w:t xml:space="preserve">You do not have to write. You can draw, colour, and say your answers - ask, and someone will write them for you.</w:t>
       </w:r>
     </w:p>
     <w:p>
@@ -284,7 +284,7 @@
           <w:sz w:val="22"/>
           <w:szCs w:val="22"/>
         </w:rPr>
-        <w:t xml:space="preserve">A4 paper, portrait. Do not let the printer "shrink to fit", the writing lines are sized for A4.</w:t>
+        <w:t xml:space="preserve">A4 paper, portrait. Do not let the printer "shrink to fit" - the writing lines are sized for A4.</w:t>
       </w:r>
     </w:p>
     <w:p>
@@ -335,7 +335,7 @@
           <w:sz w:val="22"/>
           <w:szCs w:val="22"/>
         </w:rPr>
-        <w:t xml:space="preserve">One book per learner. This is the one thing worth spending the paper on, the learner writes in it and keeps it.</w:t>
+        <w:t xml:space="preserve">One book per learner. This is the one thing worth spending the paper on - the learner writes in it and keeps it.</w:t>
       </w:r>
     </w:p>
     <w:p>
@@ -1080,7 +1080,7 @@
           <w:sz w:val="24"/>
           <w:szCs w:val="24"/>
         </w:rPr>
-        <w:t xml:space="preserve">Anything you want to keep from this step. Words, marks, or a drawing, it is your page, and no one marks it.</w:t>
+        <w:t xml:space="preserve">Anything you want to keep from this step. Words, marks, or a drawing - it is your page, and no one marks it.</w:t>
       </w:r>
     </w:p>
     <w:tbl>
@@ -1613,7 +1613,7 @@
           <w:sz w:val="24"/>
           <w:szCs w:val="24"/>
         </w:rPr>
-        <w:t xml:space="preserve">For each one, say or write why it matters to YOU, and how you would start. There is no right answer here, these are your own reasons.</w:t>
+        <w:t xml:space="preserve">For each one, say or write why it matters to YOU, and how you would start. There is no right answer here - these are your own reasons.</w:t>
       </w:r>
     </w:p>
     <w:p>
@@ -2551,7 +2551,7 @@
           <w:sz w:val="24"/>
           <w:szCs w:val="24"/>
         </w:rPr>
-        <w:t xml:space="preserve">Anything you want to keep from this step. Words, marks, or a drawing, it is your page, and no one marks it.</w:t>
+        <w:t xml:space="preserve">Anything you want to keep from this step. Words, marks, or a drawing - it is your page, and no one marks it.</w:t>
       </w:r>
     </w:p>
     <w:tbl>
@@ -3107,7 +3107,7 @@
           <w:sz w:val="22"/>
           <w:szCs w:val="22"/>
         </w:rPr>
-        <w:t xml:space="preserve">Like any skill, you can be a beginner at it and get better. So before we start, it helps to see what getting better actually looks like. Otherwise you would not notice it happening.</w:t>
+        <w:t xml:space="preserve">Like any skill, you can be a beginner at it and get better. So before we start, it helps to see what getting better actually looks like - otherwise you would not notice it happening.</w:t>
       </w:r>
     </w:p>
     <w:p>
@@ -3148,7 +3148,7 @@
           <w:sz w:val="22"/>
           <w:szCs w:val="22"/>
         </w:rPr>
-        <w:t xml:space="preserve">1. I am not sure how to set a goal for myself, or what to do about it. 2. I can say what goal I would set, and what steps I would take, but I have not done it yet. 3. I set a goal of my own, and I took real steps towards it. I can say why I chose it. 4. I reached a goal I set. I can say what helped, what did not, and what I would do differently. 5. I have reached more than one goal, and I did the second one better because of the first.</w:t>
+        <w:t xml:space="preserve">1. I am not sure how to set a goal for myself, or what to do about it. 2. I can say what goal I would set, and what steps I would take - but I have not done it yet. 3. I set a goal of my own, and I took real steps towards it. I can say why I chose it. 4. I reached a goal I set. I can say what helped, what did not, and what I would do differently. 5. I have reached more than one goal, and I did the second one better because of the first.</w:t>
       </w:r>
     </w:p>
     <w:p>
@@ -3189,7 +3189,7 @@
           <w:sz w:val="22"/>
           <w:szCs w:val="22"/>
         </w:rPr>
-        <w:t xml:space="preserve">Almost everybody is near the bottom at the start. That is not a bad thing. It is what the beginning of a course looks like. If you were already at the top, there would be nothing here for you.</w:t>
+        <w:t xml:space="preserve">Almost everybody is near the bottom at the start. That is not a bad thing - it is what the beginning of a course looks like. If you were already at the top, there would be nothing here for you.</w:t>
       </w:r>
     </w:p>
     <w:p>
@@ -3242,7 +3242,7 @@
           <w:sz w:val="22"/>
           <w:szCs w:val="22"/>
         </w:rPr>
-        <w:t xml:space="preserve">That is the point of doing it now. Two marks show you the distance you moved, and that distance is yours, and nobody can take it off you.</w:t>
+        <w:t xml:space="preserve">That is the point of doing it now. Two marks show you the distance you moved - and that distance is yours, and nobody can take it off you.</w:t>
       </w:r>
     </w:p>
     <w:tbl>
@@ -3296,7 +3296,7 @@
                 <w:sz w:val="21"/>
                 <w:szCs w:val="21"/>
               </w:rPr>
-              <w:t xml:space="preserve">skill, something you can get better at by practising</w:t>
+              <w:t xml:space="preserve">skill - something you can get better at by practising</w:t>
             </w:r>
           </w:p>
           <w:p>
@@ -3308,7 +3308,7 @@
                 <w:sz w:val="21"/>
                 <w:szCs w:val="21"/>
               </w:rPr>
-              <w:t xml:space="preserve">path, the steps people go through as they get better at something</w:t>
+              <w:t xml:space="preserve">path - the steps people go through as they get better at something</w:t>
             </w:r>
           </w:p>
         </w:tc>
@@ -3432,7 +3432,7 @@
                 <w:sz w:val="21"/>
                 <w:szCs w:val="21"/>
               </w:rPr>
-              <w:t xml:space="preserve">A goal turns "I wish" into "I will". It names one thing, and the first step towards it.</w:t>
+              <w:t xml:space="preserve">A goal turns "I wish" into "I will" - it names one thing, and the first step towards it.</w:t>
             </w:r>
           </w:p>
           <w:p>
@@ -3471,7 +3471,7 @@
           <w:sz w:val="22"/>
           <w:szCs w:val="22"/>
         </w:rPr>
-        <w:t xml:space="preserve">Nobody starts good at this. Here is how people grow at it, each step is a bit further along than the one before.</w:t>
+        <w:t xml:space="preserve">Nobody starts good at this. Here is how people grow at it - each step is a bit further along than the one before.</w:t>
       </w:r>
     </w:p>
     <w:p>
@@ -3600,7 +3600,7 @@
           <w:sz w:val="24"/>
           <w:szCs w:val="24"/>
         </w:rPr>
-        <w:t xml:space="preserve">What makes me say that is where I am, a time it happened</w:t>
+        <w:t xml:space="preserve">What makes me say that is where I am - a time it happened</w:t>
       </w:r>
     </w:p>
     <w:tbl>
@@ -3860,7 +3860,7 @@
           <w:sz w:val="24"/>
           <w:szCs w:val="24"/>
         </w:rPr>
-        <w:t xml:space="preserve">Anything you want to keep from this step. Words, marks, or a drawing, it is your page, and no one marks it.</w:t>
+        <w:t xml:space="preserve">Anything you want to keep from this step. Words, marks, or a drawing - it is your page, and no one marks it.</w:t>
       </w:r>
     </w:p>
     <w:tbl>
@@ -4491,7 +4491,7 @@
           <w:sz w:val="22"/>
           <w:szCs w:val="22"/>
         </w:rPr>
-        <w:t xml:space="preserve">One word. But the first one is about who you are. The second one is about where you have got to so far, and where you have got to always changes.</w:t>
+        <w:t xml:space="preserve">One word. But the first one is about who you are. The second one is about where you have got to so far - and where you have got to always changes.</w:t>
       </w:r>
     </w:p>
     <w:p>
@@ -4561,7 +4561,7 @@
           <w:sz w:val="24"/>
           <w:szCs w:val="24"/>
         </w:rPr>
-        <w:t xml:space="preserve">What actually makes people grow: three things</w:t>
+        <w:t xml:space="preserve">What actually makes people grow - three things</w:t>
       </w:r>
     </w:p>
     <w:p>
@@ -4667,7 +4667,7 @@
           <w:sz w:val="22"/>
           <w:szCs w:val="22"/>
         </w:rPr>
-        <w:t xml:space="preserve">Some things are hard because they are genuinely hard. And some things were taken from you, school that stopped, years you did not get, choices other people made about your life.</w:t>
+        <w:t xml:space="preserve">Some things are hard because they are genuinely hard. And some things were taken from you - school that stopped, years you did not get, choices other people made about your life.</w:t>
       </w:r>
     </w:p>
     <w:p>
@@ -4691,7 +4691,7 @@
           <w:sz w:val="22"/>
           <w:szCs w:val="22"/>
         </w:rPr>
-        <w:t xml:space="preserve">What this is for is the part that IS in your hands. Not everything is. But some of it is, and that part is worth going after.</w:t>
+        <w:t xml:space="preserve">What this is for is the part that IS in your hands. Not everything is. But some of it is - and that part is worth going after.</w:t>
       </w:r>
     </w:p>
     <w:tbl>
@@ -4745,7 +4745,7 @@
                 <w:sz w:val="21"/>
                 <w:szCs w:val="21"/>
               </w:rPr>
-              <w:t xml:space="preserve">yet, the word that turns "I cannot" into "I have not got there so far"</w:t>
+              <w:t xml:space="preserve">yet - the word that turns "I cannot" into "I have not got there so far"</w:t>
             </w:r>
           </w:p>
           <w:p>
@@ -4757,7 +4757,7 @@
                 <w:sz w:val="21"/>
                 <w:szCs w:val="21"/>
               </w:rPr>
-              <w:t xml:space="preserve">effort, keeping going when something is hard</w:t>
+              <w:t xml:space="preserve">effort - keeping going when something is hard</w:t>
             </w:r>
           </w:p>
           <w:p>
@@ -4769,7 +4769,7 @@
                 <w:sz w:val="21"/>
                 <w:szCs w:val="21"/>
               </w:rPr>
-              <w:t xml:space="preserve">approach, the way you try to do something. You can change it</w:t>
+              <w:t xml:space="preserve">approach - the way you try to do something - you can change it</w:t>
             </w:r>
           </w:p>
         </w:tc>
@@ -5679,7 +5679,7 @@
           <w:sz w:val="24"/>
           <w:szCs w:val="24"/>
         </w:rPr>
-        <w:t xml:space="preserve">Anything you want to keep from this step. Words, marks, or a drawing, it is your page, and no one marks it.</w:t>
+        <w:t xml:space="preserve">Anything you want to keep from this step. Words, marks, or a drawing - it is your page, and no one marks it.</w:t>
       </w:r>
     </w:p>
     <w:tbl>
@@ -6317,7 +6317,7 @@
           <w:sz w:val="22"/>
           <w:szCs w:val="22"/>
         </w:rPr>
-        <w:t xml:space="preserve">Most of us think "good at things" means good at school things, reading, writing, numbers. So everything else we do gets left out.</w:t>
+        <w:t xml:space="preserve">Most of us think "good at things" means good at school things - reading, writing, numbers. So everything else we do gets left out.</w:t>
       </w:r>
     </w:p>
     <w:p>
@@ -6673,7 +6673,7 @@
                 <w:sz w:val="21"/>
                 <w:szCs w:val="21"/>
               </w:rPr>
-              <w:t xml:space="preserve">strength, something you can do well, with a real time it happened</w:t>
+              <w:t xml:space="preserve">strength - something you can do well - with a real time it happened</w:t>
             </w:r>
           </w:p>
           <w:p>
@@ -6685,7 +6685,7 @@
                 <w:sz w:val="21"/>
                 <w:szCs w:val="21"/>
               </w:rPr>
-              <w:t xml:space="preserve">area to grow, something you want to get better at; where your next goal comes from</w:t>
+              <w:t xml:space="preserve">area to grow - something you want to get better at; where your next goal comes from</w:t>
             </w:r>
           </w:p>
           <w:p>
@@ -6697,7 +6697,7 @@
                 <w:sz w:val="21"/>
                 <w:szCs w:val="21"/>
               </w:rPr>
-              <w:t xml:space="preserve">evidence, the actual time it happened, that shows the thing is true</w:t>
+              <w:t xml:space="preserve">evidence - the actual time it happened, that shows the thing is true</w:t>
             </w:r>
           </w:p>
         </w:tc>
@@ -6931,7 +6931,7 @@
           <w:sz w:val="22"/>
           <w:szCs w:val="22"/>
         </w:rPr>
-        <w:t xml:space="preserve">Now write or draw two of your own strengths. For each one, say WHEN it happened. Then one area you want to grow, the honest one, not the safe one.</w:t>
+        <w:t xml:space="preserve">Now write or draw two of your own strengths. For each one, say WHEN it happened. Then one area you want to grow - the honest one, not the safe one.</w:t>
       </w:r>
     </w:p>
     <w:p>
@@ -7001,7 +7001,7 @@
           <w:sz w:val="24"/>
           <w:szCs w:val="24"/>
         </w:rPr>
-        <w:t xml:space="preserve">Not just WHAT you are good at, how you know. For each one, think of a time it actually happened.</w:t>
+        <w:t xml:space="preserve">Not just WHAT you are good at - how you know. For each one, think of a time it actually happened.</w:t>
       </w:r>
     </w:p>
     <w:tbl>
@@ -7148,7 +7148,7 @@
                 <w:sz w:val="21"/>
                 <w:szCs w:val="21"/>
               </w:rPr>
-              <w:t xml:space="preserve">The answer is a time it really happened. What you did, and what came of it.</w:t>
+              <w:t xml:space="preserve">The answer is a time it really happened - what you did, and what came of it.</w:t>
             </w:r>
           </w:p>
           <w:p>
@@ -7314,7 +7314,7 @@
                 <w:sz w:val="18"/>
                 <w:szCs w:val="18"/>
               </w:rPr>
-              <w:t xml:space="preserve">How I know, a time it happened…</w:t>
+              <w:t xml:space="preserve">How I know - a time it happened…</w:t>
             </w:r>
           </w:p>
         </w:tc>
@@ -7531,7 +7531,7 @@
                 <w:sz w:val="18"/>
                 <w:szCs w:val="18"/>
               </w:rPr>
-              <w:t xml:space="preserve">How I know, a time it happened…</w:t>
+              <w:t xml:space="preserve">How I know - a time it happened…</w:t>
             </w:r>
           </w:p>
         </w:tc>
@@ -7651,7 +7651,7 @@
           <w:sz w:val="24"/>
           <w:szCs w:val="24"/>
         </w:rPr>
-        <w:t xml:space="preserve">Anything you want to keep from this step. Words, marks, or a drawing, it is your page, and no one marks it.</w:t>
+        <w:t xml:space="preserve">Anything you want to keep from this step. Words, marks, or a drawing - it is your page, and no one marks it.</w:t>
       </w:r>
     </w:p>
     <w:tbl>
@@ -8404,7 +8404,7 @@
                 <w:sz w:val="18"/>
                 <w:szCs w:val="18"/>
               </w:rPr>
-              <w:t xml:space="preserve">What makes me say that, a time it happened…</w:t>
+              <w:t xml:space="preserve">What makes me say that - a time it happened…</w:t>
             </w:r>
           </w:p>
         </w:tc>
@@ -8621,7 +8621,7 @@
                 <w:sz w:val="18"/>
                 <w:szCs w:val="18"/>
               </w:rPr>
-              <w:t xml:space="preserve">What makes me say that, a time it happened…</w:t>
+              <w:t xml:space="preserve">What makes me say that - a time it happened…</w:t>
             </w:r>
           </w:p>
         </w:tc>
@@ -8741,7 +8741,7 @@
           <w:sz w:val="24"/>
           <w:szCs w:val="24"/>
         </w:rPr>
-        <w:t xml:space="preserve">Anything you want to keep from this step. Words, marks, or a drawing, it is your page, and no one marks it.</w:t>
+        <w:t xml:space="preserve">Anything you want to keep from this step. Words, marks, or a drawing - it is your page, and no one marks it.</w:t>
       </w:r>
     </w:p>
     <w:tbl>
@@ -9285,7 +9285,7 @@
           <w:sz w:val="22"/>
           <w:szCs w:val="22"/>
         </w:rPr>
-        <w:t xml:space="preserve">Later in this course you will make a plan. That plan will only work if it fits how you actually learn, so first you need to know how you actually learn.</w:t>
+        <w:t xml:space="preserve">Later in this course you will make a plan. That plan will only work if it fits how you actually learn - so first you need to know how you actually learn.</w:t>
       </w:r>
     </w:p>
     <w:p>
@@ -9423,7 +9423,7 @@
           <w:sz w:val="22"/>
           <w:szCs w:val="22"/>
         </w:rPr>
-        <w:t xml:space="preserve">What were you doing with your body, sitting, walking, cooking, carrying?</w:t>
+        <w:t xml:space="preserve">What were you doing with your body - sitting, walking, cooking, carrying?</w:t>
       </w:r>
     </w:p>
     <w:p>
@@ -9634,7 +9634,7 @@
                 <w:sz w:val="21"/>
                 <w:szCs w:val="21"/>
               </w:rPr>
-              <w:t xml:space="preserve">conditions, the when, where and who that make learning easier or harder for you</w:t>
+              <w:t xml:space="preserve">conditions - the when, where and who that make learning easier or harder for you</w:t>
             </w:r>
           </w:p>
           <w:p>
@@ -9646,7 +9646,7 @@
                 <w:sz w:val="21"/>
                 <w:szCs w:val="21"/>
               </w:rPr>
-              <w:t xml:space="preserve">concentrate, to keep your attention on one thing</w:t>
+              <w:t xml:space="preserve">concentrate - to keep your attention on one thing</w:t>
             </w:r>
           </w:p>
         </w:tc>
@@ -9954,7 +9954,7 @@
           <w:sz w:val="24"/>
           <w:szCs w:val="24"/>
         </w:rPr>
-        <w:t xml:space="preserve">Where I learn best, and who helps me, draw it:</w:t>
+        <w:t xml:space="preserve">Where I learn best, and who helps me - draw it:</w:t>
       </w:r>
     </w:p>
     <w:tbl>
@@ -10368,7 +10368,7 @@
           <w:sz w:val="24"/>
           <w:szCs w:val="24"/>
         </w:rPr>
-        <w:t xml:space="preserve">Anything you want to keep from this step. Words, marks, or a drawing, it is your page, and no one marks it.</w:t>
+        <w:t xml:space="preserve">Anything you want to keep from this step. Words, marks, or a drawing - it is your page, and no one marks it.</w:t>
       </w:r>
     </w:p>
     <w:tbl>
@@ -10912,7 +10912,7 @@
           <w:sz w:val="22"/>
           <w:szCs w:val="22"/>
         </w:rPr>
-        <w:t xml:space="preserve">You are going to choose a goal of your own. Before you do, you need to be able to tell a good goal from a weak one, because a weak goal wastes weeks, and it makes you feel it was your fault.</w:t>
+        <w:t xml:space="preserve">You are going to choose a goal of your own. Before you do, you need to be able to tell a good goal from a weak one - because a weak goal wastes weeks, and it makes you feel it was your fault.</w:t>
       </w:r>
     </w:p>
     <w:p>
@@ -10941,7 +10941,7 @@
           <w:sz w:val="24"/>
           <w:szCs w:val="24"/>
         </w:rPr>
-        <w:t xml:space="preserve">Test 1: Is it small enough to reach?</w:t>
+        <w:t xml:space="preserve">Test 1 - Is it small enough to reach?</w:t>
       </w:r>
     </w:p>
     <w:p>
@@ -10970,7 +10970,7 @@
           <w:sz w:val="22"/>
           <w:szCs w:val="22"/>
         </w:rPr>
-        <w:t xml:space="preserve">"Learn English": too big. That takes years.</w:t>
+        <w:t xml:space="preserve">"Learn English" - too big. That takes years.</w:t>
       </w:r>
     </w:p>
     <w:p>
@@ -10987,7 +10987,7 @@
           <w:sz w:val="22"/>
           <w:szCs w:val="22"/>
         </w:rPr>
-        <w:t xml:space="preserve">"Say five true sentences about myself in English": small enough.</w:t>
+        <w:t xml:space="preserve">"Say five true sentences about myself in English" - small enough.</w:t>
       </w:r>
     </w:p>
     <w:p>
@@ -11016,7 +11016,7 @@
           <w:sz w:val="24"/>
           <w:szCs w:val="24"/>
         </w:rPr>
-        <w:t xml:space="preserve">Test 2: Is it clear? Will you KNOW when it is done?</w:t>
+        <w:t xml:space="preserve">Test 2 - Is it clear? Will you KNOW when it is done?</w:t>
       </w:r>
     </w:p>
     <w:p>
@@ -11045,7 +11045,7 @@
           <w:sz w:val="22"/>
           <w:szCs w:val="22"/>
         </w:rPr>
-        <w:t xml:space="preserve">"Get better at reading": how would you know? Better than what?</w:t>
+        <w:t xml:space="preserve">"Get better at reading" - how would you know? Better than what?</w:t>
       </w:r>
     </w:p>
     <w:p>
@@ -11062,7 +11062,7 @@
           <w:sz w:val="22"/>
           <w:szCs w:val="22"/>
         </w:rPr>
-        <w:t xml:space="preserve">"Read the words on the signs near my shelter": you will know. You either can or you cannot.</w:t>
+        <w:t xml:space="preserve">"Read the words on the signs near my shelter" - you will know. You either can or you cannot.</w:t>
       </w:r>
     </w:p>
     <w:p>
@@ -11091,7 +11091,7 @@
           <w:sz w:val="24"/>
           <w:szCs w:val="24"/>
         </w:rPr>
-        <w:t xml:space="preserve">Test 3: Does it matter to ME?</w:t>
+        <w:t xml:space="preserve">Test 3 - Does it matter to ME?</w:t>
       </w:r>
     </w:p>
     <w:p>
@@ -11144,7 +11144,7 @@
           <w:sz w:val="24"/>
           <w:szCs w:val="24"/>
         </w:rPr>
-        <w:t xml:space="preserve">Test 4: Is there a by-when?</w:t>
+        <w:t xml:space="preserve">Test 4 - Is there a by-when?</w:t>
       </w:r>
     </w:p>
     <w:p>
@@ -11197,7 +11197,7 @@
           <w:sz w:val="22"/>
           <w:szCs w:val="22"/>
         </w:rPr>
-        <w:t xml:space="preserve">So make your goal the part that IS yours. Not "get into the school", but "be able to introduce myself in English". You can do that one. Nobody has to say yes first.</w:t>
+        <w:t xml:space="preserve">So make your goal the part that IS yours. Not "get into the school" - but "be able to introduce myself in English". You can do that one. Nobody has to say yes first.</w:t>
       </w:r>
     </w:p>
     <w:tbl>
@@ -11251,7 +11251,7 @@
                 <w:sz w:val="21"/>
                 <w:szCs w:val="21"/>
               </w:rPr>
-              <w:t xml:space="preserve">goal, something you decide you want to be able to do, and go after on purpose</w:t>
+              <w:t xml:space="preserve">goal - something you decide you want to be able to do, and go after on purpose</w:t>
             </w:r>
           </w:p>
           <w:p>
@@ -11263,7 +11263,7 @@
                 <w:sz w:val="21"/>
                 <w:szCs w:val="21"/>
               </w:rPr>
-              <w:t xml:space="preserve">by-when, the time you say you will have done it by</w:t>
+              <w:t xml:space="preserve">by-when - the time you say you will have done it by</w:t>
             </w:r>
           </w:p>
           <w:p>
@@ -11275,7 +11275,7 @@
                 <w:sz w:val="21"/>
                 <w:szCs w:val="21"/>
               </w:rPr>
-              <w:t xml:space="preserve">reachable, small enough that you really could finish it</w:t>
+              <w:t xml:space="preserve">reachable - small enough that you really could finish it</w:t>
             </w:r>
           </w:p>
         </w:tc>
@@ -11509,7 +11509,7 @@
           <w:sz w:val="22"/>
           <w:szCs w:val="22"/>
         </w:rPr>
-        <w:t xml:space="preserve">Now take one rough goal of your own and run all four tests on it. It does not have to pass yet,  that is what next session is for.</w:t>
+        <w:t xml:space="preserve">Now take one rough goal of your own and run all four tests on it. It does not have to pass yet - that is what next session is for.</w:t>
       </w:r>
     </w:p>
     <w:p>
@@ -11579,7 +11579,7 @@
           <w:sz w:val="24"/>
           <w:szCs w:val="24"/>
         </w:rPr>
-        <w:t xml:space="preserve">A good goal passes these four tests. Check your goal against each one. Keep this page, use it every time you set a goal.</w:t>
+        <w:t xml:space="preserve">A good goal passes these four tests. Check your goal against each one. Keep this page - use it every time you set a goal.</w:t>
       </w:r>
     </w:p>
     <w:p>
@@ -11638,7 +11638,7 @@
           <w:sz w:val="22"/>
           <w:szCs w:val="22"/>
         </w:rPr>
-        <w:t xml:space="preserve">    Small, I can reach it soon, not in a far-off future.</w:t>
+        <w:t xml:space="preserve">    Small  -  I can reach it soon, not in a far-off future.</w:t>
       </w:r>
     </w:p>
     <w:p>
@@ -11697,7 +11697,7 @@
           <w:sz w:val="22"/>
           <w:szCs w:val="22"/>
         </w:rPr>
-        <w:t xml:space="preserve">    Clear, I can tell when I have reached it.</w:t>
+        <w:t xml:space="preserve">    Clear  -  I can tell when I have reached it.</w:t>
       </w:r>
     </w:p>
     <w:p>
@@ -11756,7 +11756,7 @@
           <w:sz w:val="22"/>
           <w:szCs w:val="22"/>
         </w:rPr>
-        <w:t xml:space="preserve">    It matters, to me, and maybe to people I care about.</w:t>
+        <w:t xml:space="preserve">    It matters  -  to me, and maybe to people I care about.</w:t>
       </w:r>
     </w:p>
     <w:p>
@@ -11815,7 +11815,7 @@
           <w:sz w:val="22"/>
           <w:szCs w:val="22"/>
         </w:rPr>
-        <w:t xml:space="preserve">    By-when, I have picked a day to reach it by.</w:t>
+        <w:t xml:space="preserve">    By-when  -  I have picked a day to reach it by.</w:t>
       </w:r>
     </w:p>
     <w:p>
@@ -11882,7 +11882,7 @@
           <w:sz w:val="24"/>
           <w:szCs w:val="24"/>
         </w:rPr>
-        <w:t xml:space="preserve">Anything you want to keep from this step. Words, marks, or a drawing, it is your page, and no one marks it.</w:t>
+        <w:t xml:space="preserve">Anything you want to keep from this step. Words, marks, or a drawing - it is your page, and no one marks it.</w:t>
       </w:r>
     </w:p>
     <w:tbl>
@@ -12571,7 +12571,7 @@
           <w:sz w:val="22"/>
           <w:szCs w:val="22"/>
         </w:rPr>
-        <w:t xml:space="preserve">If you can answer with something real, something you could do, someone you could talk to, somewhere you could go, then it is your goal. Good.</w:t>
+        <w:t xml:space="preserve">If you can answer with something real - something you could do, someone you could talk to, somewhere you could go - then it is your goal. Good.</w:t>
       </w:r>
     </w:p>
     <w:p>
@@ -12653,7 +12653,7 @@
           <w:sz w:val="22"/>
           <w:szCs w:val="22"/>
         </w:rPr>
-        <w:t xml:space="preserve">Draw yourself doing the thing. Not the words, you doing it.</w:t>
+        <w:t xml:space="preserve">Draw yourself doing the thing. Not the words - you doing it.</w:t>
       </w:r>
     </w:p>
     <w:p>
@@ -12706,7 +12706,7 @@
           <w:sz w:val="22"/>
           <w:szCs w:val="22"/>
         </w:rPr>
-        <w:t xml:space="preserve">Two things happen. It becomes more real. And if their face goes blank, your goal was not clear enough yet, so say it again, better. That is useful, not embarrassing.</w:t>
+        <w:t xml:space="preserve">Two things happen. It becomes more real. And if their face goes blank, your goal was not clear enough yet - so say it again, better. That is useful, not embarrassing.</w:t>
       </w:r>
     </w:p>
     <w:tbl>
@@ -12760,7 +12760,7 @@
                 <w:sz w:val="21"/>
                 <w:szCs w:val="21"/>
               </w:rPr>
-              <w:t xml:space="preserve">my goal, the thing YOU chose that you want to be able to do</w:t>
+              <w:t xml:space="preserve">my goal - the thing YOU chose that you want to be able to do</w:t>
             </w:r>
           </w:p>
           <w:p>
@@ -12772,7 +12772,7 @@
                 <w:sz w:val="21"/>
                 <w:szCs w:val="21"/>
               </w:rPr>
-              <w:t xml:space="preserve">matters to me, something would really be different for you if you did it</w:t>
+              <w:t xml:space="preserve">matters to me - something would really be different for you if you did it</w:t>
             </w:r>
           </w:p>
         </w:tc>
@@ -13429,7 +13429,7 @@
           <w:sz w:val="24"/>
           <w:szCs w:val="24"/>
         </w:rPr>
-        <w:t xml:space="preserve">Anything you want to keep from this step. Words, marks, or a drawing, it is your page, and no one marks it.</w:t>
+        <w:t xml:space="preserve">Anything you want to keep from this step. Words, marks, or a drawing - it is your page, and no one marks it.</w:t>
       </w:r>
     </w:p>
     <w:tbl>
@@ -14014,7 +14014,7 @@
           <w:sz w:val="22"/>
           <w:szCs w:val="22"/>
         </w:rPr>
-        <w:t xml:space="preserve">A big thing is hard to start. Not because you are lazy, because you cannot see where to put your hand first. Steps give you somewhere to put your hand.</w:t>
+        <w:t xml:space="preserve">A big thing is hard to start. Not because you are lazy - because you cannot see where to put your hand first. Steps give you somewhere to put your hand.</w:t>
       </w:r>
     </w:p>
     <w:p>
@@ -14072,7 +14072,7 @@
           <w:sz w:val="22"/>
           <w:szCs w:val="22"/>
         </w:rPr>
-        <w:t xml:space="preserve">"Learn to read": not a step. That is another goal.</w:t>
+        <w:t xml:space="preserve">"Learn to read" - not a step. That is another goal.</w:t>
       </w:r>
     </w:p>
     <w:p>
@@ -14089,7 +14089,7 @@
           <w:sz w:val="22"/>
           <w:szCs w:val="22"/>
         </w:rPr>
-        <w:t xml:space="preserve">"Ask my neighbour to show me the letters in my name": a step. You can finish it. You will know.</w:t>
+        <w:t xml:space="preserve">"Ask my neighbour to show me the letters in my name" - a step. You can finish it. You will know.</w:t>
       </w:r>
     </w:p>
     <w:p>
@@ -14200,7 +14200,7 @@
           <w:sz w:val="22"/>
           <w:szCs w:val="22"/>
         </w:rPr>
-        <w:t xml:space="preserve">"Practise English for an hour every day": this is not a first step. It is a habit, and habits</w:t>
+        <w:t xml:space="preserve">"Practise English for an hour every day" - this is not a first step. It is a habit, and habits</w:t>
       </w:r>
     </w:p>
     <w:p>
@@ -14229,7 +14229,7 @@
           <w:sz w:val="22"/>
           <w:szCs w:val="22"/>
         </w:rPr>
-        <w:t xml:space="preserve">"Ask one person to teach me three words": this is a first step. You could do it this afternoon.</w:t>
+        <w:t xml:space="preserve">"Ask one person to teach me three words" - this is a first step. You could do it this afternoon.</w:t>
       </w:r>
     </w:p>
     <w:p>
@@ -14377,7 +14377,7 @@
                 <w:sz w:val="21"/>
                 <w:szCs w:val="21"/>
               </w:rPr>
-              <w:t xml:space="preserve">step, something small you can finish in one go, on the way to your goal</w:t>
+              <w:t xml:space="preserve">step - something small you can finish in one go, on the way to your goal</w:t>
             </w:r>
           </w:p>
           <w:p>
@@ -14389,7 +14389,7 @@
                 <w:sz w:val="21"/>
                 <w:szCs w:val="21"/>
               </w:rPr>
-              <w:t xml:space="preserve">first step, the one you will do first, small enough to do today</w:t>
+              <w:t xml:space="preserve">first step - the one you will do first - small enough to do today</w:t>
             </w:r>
           </w:p>
           <w:p>
@@ -14401,7 +14401,7 @@
                 <w:sz w:val="21"/>
                 <w:szCs w:val="21"/>
               </w:rPr>
-              <w:t xml:space="preserve">ladder, your steps drawn in order, from the one you do first to the one you do last</w:t>
+              <w:t xml:space="preserve">ladder - your steps drawn in order, from the one you do first to the one you do last</w:t>
             </w:r>
           </w:p>
         </w:tc>
@@ -14758,7 +14758,7 @@
                 <w:sz w:val="18"/>
                 <w:szCs w:val="18"/>
               </w:rPr>
-              <w:t xml:space="preserve">My goal, at the top…</w:t>
+              <w:t xml:space="preserve">My goal - at the top…</w:t>
             </w:r>
           </w:p>
         </w:tc>
@@ -14877,7 +14877,7 @@
                 <w:sz w:val="18"/>
                 <w:szCs w:val="18"/>
               </w:rPr>
-              <w:t xml:space="preserve">Step 3, before that, I will…</w:t>
+              <w:t xml:space="preserve">Step 3 - before that, I will…</w:t>
             </w:r>
           </w:p>
         </w:tc>
@@ -14996,7 +14996,7 @@
                 <w:sz w:val="18"/>
                 <w:szCs w:val="18"/>
               </w:rPr>
-              <w:t xml:space="preserve">Step 2, before that, I will…</w:t>
+              <w:t xml:space="preserve">Step 2 - before that, I will…</w:t>
             </w:r>
           </w:p>
         </w:tc>
@@ -15115,7 +15115,7 @@
                 <w:sz w:val="18"/>
                 <w:szCs w:val="18"/>
               </w:rPr>
-              <w:t xml:space="preserve">Step 1, I can reach this one soon. I will…  (colour this one)</w:t>
+              <w:t xml:space="preserve">Step 1 - I can reach this one soon. I will…  (colour this one)</w:t>
             </w:r>
           </w:p>
         </w:tc>
@@ -15235,7 +15235,7 @@
           <w:sz w:val="24"/>
           <w:szCs w:val="24"/>
         </w:rPr>
-        <w:t xml:space="preserve">Anything you want to keep from this step. Words, marks, or a drawing, it is your page, and no one marks it.</w:t>
+        <w:t xml:space="preserve">Anything you want to keep from this step. Words, marks, or a drawing - it is your page, and no one marks it.</w:t>
       </w:r>
     </w:p>
     <w:tbl>
@@ -15803,7 +15803,7 @@
           <w:sz w:val="22"/>
           <w:szCs w:val="22"/>
         </w:rPr>
-        <w:t xml:space="preserve">So we are going to plan for that from the start. Not because we expect you to fail, because that is what a real plan does.</w:t>
+        <w:t xml:space="preserve">So we are going to plan for that from the start. Not because we expect you to fail - because that is what a real plan does.</w:t>
       </w:r>
     </w:p>
     <w:p>
@@ -15861,7 +15861,7 @@
           <w:sz w:val="24"/>
           <w:szCs w:val="24"/>
         </w:rPr>
-        <w:t xml:space="preserve">2. Say when: a by-when</w:t>
+        <w:t xml:space="preserve">2. Say when - a by-when</w:t>
       </w:r>
     </w:p>
     <w:p>
@@ -15926,7 +15926,7 @@
           <w:sz w:val="22"/>
           <w:szCs w:val="22"/>
         </w:rPr>
-        <w:t xml:space="preserve">This one question saves a lot of wasted weeks. If your step is "practise English" and what it needs is "someone to practise with", and you do not have anyone yet, then that step cannot happen at all. Much better to find that out now than on Thursday.</w:t>
+        <w:t xml:space="preserve">This one question saves a lot of wasted weeks. If your step is "practise English" and what it needs is "someone to practise with" - and you do not have anyone yet - then that step cannot happen at all. Much better to find that out now than on Thursday.</w:t>
       </w:r>
     </w:p>
     <w:p>
@@ -16064,7 +16064,7 @@
           <w:sz w:val="22"/>
           <w:szCs w:val="22"/>
         </w:rPr>
-        <w:t xml:space="preserve">If ______ happens, then I will ______.</w:t>
+        <w:t xml:space="preserve">If ______ happens, then I will ______ .</w:t>
       </w:r>
     </w:p>
     <w:p>
@@ -16151,7 +16151,7 @@
           <w:sz w:val="22"/>
           <w:szCs w:val="22"/>
         </w:rPr>
-        <w:t xml:space="preserve">If you already decided, you do not have to think. You just do the smaller thing. And doing the smaller thing means you did not stop, which is the whole point.</w:t>
+        <w:t xml:space="preserve">If you already decided, you do not have to think. You just do the smaller thing. And doing the smaller thing means you did not stop - which is the whole point.</w:t>
       </w:r>
     </w:p>
     <w:p>
@@ -16263,7 +16263,7 @@
                 <w:sz w:val="21"/>
                 <w:szCs w:val="21"/>
               </w:rPr>
-              <w:t xml:space="preserve">action plan, your steps, in order, with when you will do them and what they need</w:t>
+              <w:t xml:space="preserve">action plan - your steps, in order, with when you will do them and what they need</w:t>
             </w:r>
           </w:p>
           <w:p>
@@ -16275,7 +16275,7 @@
                 <w:sz w:val="21"/>
                 <w:szCs w:val="21"/>
               </w:rPr>
-              <w:t xml:space="preserve">by-when, the time you decide you will have done a step by</w:t>
+              <w:t xml:space="preserve">by-when - the time you decide you will have done a step by</w:t>
             </w:r>
           </w:p>
           <w:p>
@@ -16287,7 +16287,7 @@
                 <w:sz w:val="21"/>
                 <w:szCs w:val="21"/>
               </w:rPr>
-              <w:t xml:space="preserve">if–then, deciding now what you will do instead when the usual thing stops you</w:t>
+              <w:t xml:space="preserve">if–then - deciding now what you will do instead when the usual thing stops you</w:t>
             </w:r>
           </w:p>
         </w:tc>
@@ -17378,7 +17378,7 @@
           <w:sz w:val="22"/>
           <w:szCs w:val="22"/>
         </w:rPr>
-        <w:t xml:space="preserve">My if–then, for when something gets in the way</w:t>
+        <w:t xml:space="preserve">My if–then - for when something gets in the way</w:t>
       </w:r>
     </w:p>
     <w:p>
@@ -17713,7 +17713,7 @@
           <w:sz w:val="24"/>
           <w:szCs w:val="24"/>
         </w:rPr>
-        <w:t xml:space="preserve">Anything you want to keep from this step. Words, marks, or a drawing, it is your page, and no one marks it.</w:t>
+        <w:t xml:space="preserve">Anything you want to keep from this step. Words, marks, or a drawing - it is your page, and no one marks it.</w:t>
       </w:r>
     </w:p>
     <w:tbl>
@@ -18298,7 +18298,7 @@
           <w:sz w:val="22"/>
           <w:szCs w:val="22"/>
         </w:rPr>
-        <w:t xml:space="preserve">Put everything in it, family, work, looking after children, cooking, water, prayer, walking, rest. All of it.</w:t>
+        <w:t xml:space="preserve">Put everything in it - family, work, looking after children, cooking, water, prayer, walking, rest. All of it.</w:t>
       </w:r>
     </w:p>
     <w:p>
@@ -18351,7 +18351,7 @@
           <w:sz w:val="22"/>
           <w:szCs w:val="22"/>
         </w:rPr>
-        <w:t xml:space="preserve">Small. Fifteen minutes is a real slot. An hour every day is not, for most people, and when it does not happen you will feel you failed, when really the plan was wrong.</w:t>
+        <w:t xml:space="preserve">Small. Fifteen minutes is a real slot. An hour every day is not, for most people - and when it does not happen you will feel you failed, when really the plan was wrong.</w:t>
       </w:r>
     </w:p>
     <w:p>
@@ -18564,7 +18564,7 @@
           <w:sz w:val="22"/>
           <w:szCs w:val="22"/>
         </w:rPr>
-        <w:t xml:space="preserve">That is not second best. For many people it is the only time that exists, and it works.</w:t>
+        <w:t xml:space="preserve">That is not second best. For many people it is the only time that exists - and it works.</w:t>
       </w:r>
     </w:p>
     <w:p>
@@ -18734,7 +18734,7 @@
                 <w:sz w:val="21"/>
                 <w:szCs w:val="21"/>
               </w:rPr>
-              <w:t xml:space="preserve">slot, a small piece of time you protect for working on your goal</w:t>
+              <w:t xml:space="preserve">slot - a small piece of time you protect for working on your goal</w:t>
             </w:r>
           </w:p>
           <w:p>
@@ -18746,7 +18746,7 @@
                 <w:sz w:val="21"/>
                 <w:szCs w:val="21"/>
               </w:rPr>
-              <w:t xml:space="preserve">anchor, something that already happens every day, that you attach your slot to</w:t>
+              <w:t xml:space="preserve">anchor - something that already happens every day, that you attach your slot to</w:t>
             </w:r>
           </w:p>
           <w:p>
@@ -18758,7 +18758,7 @@
                 <w:sz w:val="21"/>
                 <w:szCs w:val="21"/>
               </w:rPr>
-              <w:t xml:space="preserve">priority, the thing that moves your goal most, out of everything you could do</w:t>
+              <w:t xml:space="preserve">priority - the thing that moves your goal most, out of everything you could do</w:t>
             </w:r>
           </w:p>
         </w:tc>
@@ -19562,7 +19562,7 @@
           <w:sz w:val="24"/>
           <w:szCs w:val="24"/>
         </w:rPr>
-        <w:t xml:space="preserve">Anything you want to keep from this step. Words, marks, or a drawing, it is your page, and no one marks it.</w:t>
+        <w:t xml:space="preserve">Anything you want to keep from this step. Words, marks, or a drawing - it is your page, and no one marks it.</w:t>
       </w:r>
     </w:p>
     <w:tbl>
@@ -20135,7 +20135,7 @@
           <w:sz w:val="24"/>
           <w:szCs w:val="24"/>
         </w:rPr>
-        <w:t xml:space="preserve">Asking is not weakness: it is the skill</w:t>
+        <w:t xml:space="preserve">Asking is not weakness - it is the skill</w:t>
       </w:r>
     </w:p>
     <w:p>
@@ -20205,7 +20205,7 @@
           <w:sz w:val="22"/>
           <w:szCs w:val="22"/>
         </w:rPr>
-        <w:t xml:space="preserve">A person, someone who can already do the thing.</w:t>
+        <w:t xml:space="preserve">A person - someone who can already do the thing.</w:t>
       </w:r>
     </w:p>
     <w:p>
@@ -20222,7 +20222,7 @@
           <w:sz w:val="22"/>
           <w:szCs w:val="22"/>
         </w:rPr>
-        <w:t xml:space="preserve">A place, somewhere quiet, somewhere with light.</w:t>
+        <w:t xml:space="preserve">A place - somewhere quiet, somewhere with light.</w:t>
       </w:r>
     </w:p>
     <w:p>
@@ -20239,7 +20239,7 @@
           <w:sz w:val="22"/>
           <w:szCs w:val="22"/>
         </w:rPr>
-        <w:t xml:space="preserve">A thing, a book, a pencil, a radio, a paper with words on it.</w:t>
+        <w:t xml:space="preserve">A thing - a book, a pencil, a radio, a paper with words on it.</w:t>
       </w:r>
     </w:p>
     <w:p>
@@ -20256,7 +20256,7 @@
           <w:sz w:val="22"/>
           <w:szCs w:val="22"/>
         </w:rPr>
-        <w:t xml:space="preserve">A time, a moment when someone is free to show you.</w:t>
+        <w:t xml:space="preserve">A time - a moment when someone is free to show you.</w:t>
       </w:r>
     </w:p>
     <w:p>
@@ -20273,7 +20273,7 @@
           <w:sz w:val="22"/>
           <w:szCs w:val="22"/>
         </w:rPr>
-        <w:t xml:space="preserve">The people in this room, the most forgotten help of all. Someone here can already do the</w:t>
+        <w:t xml:space="preserve">The people in this room - the most forgotten help of all. Someone here can already do the</w:t>
       </w:r>
     </w:p>
     <w:p>
@@ -20338,7 +20338,7 @@
           <w:sz w:val="22"/>
           <w:szCs w:val="22"/>
         </w:rPr>
-        <w:t xml:space="preserve">That list is usually shorter and closer to home than you expect. A brother or sister, a neighbour, the person sitting next to you, your mentor. Those are the ones that matter.</w:t>
+        <w:t xml:space="preserve">That list is usually shorter and closer to home than you expect - a brother or sister, a neighbour, the person sitting next to you, your mentor. Those are the ones that matter.</w:t>
       </w:r>
     </w:p>
     <w:p>
@@ -20355,7 +20355,7 @@
           <w:sz w:val="24"/>
           <w:szCs w:val="24"/>
         </w:rPr>
-        <w:t xml:space="preserve">Now the hard part: the ask itself</w:t>
+        <w:t xml:space="preserve">Now the hard part - the ask itself</w:t>
       </w:r>
     </w:p>
     <w:p>
@@ -20391,7 +20391,7 @@
           <w:sz w:val="22"/>
           <w:szCs w:val="22"/>
         </w:rPr>
-        <w:t xml:space="preserve">1. What you want, one small thing. 2. Why them, because they can already do it. 3. How small it is, so it is easy to say yes.</w:t>
+        <w:t xml:space="preserve">1. What you want - one small thing. 2. Why them - because they can already do it. 3. How small it is - so it is easy to say yes.</w:t>
       </w:r>
     </w:p>
     <w:p>
@@ -20498,7 +20498,7 @@
                 <w:sz w:val="21"/>
                 <w:szCs w:val="21"/>
               </w:rPr>
-              <w:t xml:space="preserve">resource, anything that could help you, a person, a place, a thing, or time</w:t>
+              <w:t xml:space="preserve">resource - anything that could help you - a person, a place, a thing, or time</w:t>
             </w:r>
           </w:p>
           <w:p>
@@ -20510,7 +20510,7 @@
                 <w:sz w:val="21"/>
                 <w:szCs w:val="21"/>
               </w:rPr>
-              <w:t xml:space="preserve">within reach, something or someone you could actually get to this week</w:t>
+              <w:t xml:space="preserve">within reach - something or someone you could actually get to this week</w:t>
             </w:r>
           </w:p>
           <w:p>
@@ -20522,7 +20522,7 @@
                 <w:sz w:val="21"/>
                 <w:szCs w:val="21"/>
               </w:rPr>
-              <w:t xml:space="preserve">the ask, the words you use when you ask someone for help</w:t>
+              <w:t xml:space="preserve">the ask - the words you use when you ask someone for help</w:t>
             </w:r>
           </w:p>
         </w:tc>
@@ -20580,7 +20580,7 @@
           <w:sz w:val="24"/>
           <w:szCs w:val="24"/>
         </w:rPr>
-        <w:t xml:space="preserve">Draw the people and things that can help you reach your goal. Asking for help is not weakness, no one reaches a goal alone.</w:t>
+        <w:t xml:space="preserve">Draw the people and things that can help you reach your goal. Asking for help is not weakness - no one reaches a goal alone.</w:t>
       </w:r>
     </w:p>
     <w:tbl>
@@ -21057,7 +21057,7 @@
           <w:sz w:val="24"/>
           <w:szCs w:val="24"/>
         </w:rPr>
-        <w:t xml:space="preserve">Anything you want to keep from this step. Words, marks, or a drawing, it is your page, and no one marks it.</w:t>
+        <w:t xml:space="preserve">Anything you want to keep from this step. Words, marks, or a drawing - it is your page, and no one marks it.</w:t>
       </w:r>
     </w:p>
     <w:tbl>
@@ -21605,7 +21605,7 @@
           <w:sz w:val="20"/>
           <w:szCs w:val="20"/>
         </w:rPr>
-        <w:t xml:space="preserve">Remember your if–then: if the week gets hard, do the smaller step, do not stop.</w:t>
+        <w:t xml:space="preserve">Remember your if–then: if the week gets hard, do the smaller step - do not stop.</w:t>
       </w:r>
     </w:p>
     <w:tbl>
@@ -22459,7 +22459,7 @@
           <w:sz w:val="24"/>
           <w:szCs w:val="24"/>
         </w:rPr>
-        <w:t xml:space="preserve">Anything you want to keep from this step. Words, marks, or a drawing, it is your page, and no one marks it.</w:t>
+        <w:t xml:space="preserve">Anything you want to keep from this step. Words, marks, or a drawing - it is your page, and no one marks it.</w:t>
       </w:r>
     </w:p>
     <w:tbl>
@@ -23015,7 +23015,7 @@
           <w:sz w:val="22"/>
           <w:szCs w:val="22"/>
         </w:rPr>
-        <w:t xml:space="preserve">That difference matters. When someone tells you what they think without you asking, it can feel like a verdict. When you asked, about a thing you chose, it is a tool, and you decide what to do with it.</w:t>
+        <w:t xml:space="preserve">That difference matters. When someone tells you what they think without you asking, it can feel like a verdict. When you asked, about a thing you chose, it is a tool - and you decide what to do with it.</w:t>
       </w:r>
     </w:p>
     <w:p>
@@ -23165,7 +23165,7 @@
           <w:sz w:val="22"/>
           <w:szCs w:val="22"/>
         </w:rPr>
-        <w:t xml:space="preserve">"How am I doing with English?": unanswerable.</w:t>
+        <w:t xml:space="preserve">"How am I doing with English?" - unanswerable.</w:t>
       </w:r>
     </w:p>
     <w:p>
@@ -23182,7 +23182,7 @@
           <w:sz w:val="22"/>
           <w:szCs w:val="22"/>
         </w:rPr>
-        <w:t xml:space="preserve">"When I said my sentences yesterday, which word was hard to understand?": they can answer that.</w:t>
+        <w:t xml:space="preserve">"When I said my sentences yesterday, which word was hard to understand?" - they can answer that.</w:t>
       </w:r>
     </w:p>
     <w:p>
@@ -23262,7 +23262,7 @@
           <w:sz w:val="22"/>
           <w:szCs w:val="22"/>
         </w:rPr>
-        <w:t xml:space="preserve">Your brother or sister, younger ones are surprisingly good at this, because they say what they</w:t>
+        <w:t xml:space="preserve">Your brother or sister - younger ones are surprisingly good at this, because they say what they</w:t>
       </w:r>
     </w:p>
     <w:p>
@@ -23320,7 +23320,7 @@
           <w:sz w:val="22"/>
           <w:szCs w:val="22"/>
         </w:rPr>
-        <w:t xml:space="preserve">When someone says something you did not do well, your body wants to explain. Everybody's does. This is normal and it is also the thing that ruins feedback, because while you are explaining, you are not listening, and the person learns not to tell you things.</w:t>
+        <w:t xml:space="preserve">When someone says something you did not do well, your body wants to explain. Everybody's does. This is normal and it is also the thing that ruins feedback - because while you are explaining, you are not listening, and the person learns not to tell you things.</w:t>
       </w:r>
     </w:p>
     <w:p>
@@ -23409,7 +23409,7 @@
           <w:sz w:val="22"/>
           <w:szCs w:val="22"/>
         </w:rPr>
-        <w:t xml:space="preserve">Some advice will not fit you, and you are allowed to decide that. As long as you really thought about it. Choosing is your job. That is what keeps this your goal.</w:t>
+        <w:t xml:space="preserve">Some advice will not fit you, and you are allowed to decide that - as long as you really thought about it. Choosing is your job. That is what keeps this your goal.</w:t>
       </w:r>
     </w:p>
     <w:tbl>
@@ -23463,7 +23463,7 @@
                 <w:sz w:val="21"/>
                 <w:szCs w:val="21"/>
               </w:rPr>
-              <w:t xml:space="preserve">feedback, what someone tells you about something you did, when you asked them</w:t>
+              <w:t xml:space="preserve">feedback - what someone tells you about something you did, when you asked them</w:t>
             </w:r>
           </w:p>
           <w:p>
@@ -23475,7 +23475,7 @@
                 <w:sz w:val="21"/>
                 <w:szCs w:val="21"/>
               </w:rPr>
-              <w:t xml:space="preserve">specific, about one exact thing, not about everything</w:t>
+              <w:t xml:space="preserve">specific - about one exact thing, not about everything</w:t>
             </w:r>
           </w:p>
           <w:p>
@@ -23487,7 +23487,7 @@
                 <w:sz w:val="21"/>
                 <w:szCs w:val="21"/>
               </w:rPr>
-              <w:t xml:space="preserve">defending, explaining why you did it, instead of listening</w:t>
+              <w:t xml:space="preserve">defending - explaining why you did it, instead of listening</w:t>
             </w:r>
           </w:p>
         </w:tc>
@@ -24040,7 +24040,7 @@
           <w:sz w:val="24"/>
           <w:szCs w:val="24"/>
         </w:rPr>
-        <w:t xml:space="preserve">Keep it, I will try this now.</w:t>
+        <w:t xml:space="preserve">Keep it  -  I will try this now.</w:t>
       </w:r>
     </w:p>
     <w:p>
@@ -24060,7 +24060,7 @@
           <w:sz w:val="24"/>
           <w:szCs w:val="24"/>
         </w:rPr>
-        <w:t xml:space="preserve">Hold it, useful later, not now.</w:t>
+        <w:t xml:space="preserve">Hold it  -  useful later, not now.</w:t>
       </w:r>
     </w:p>
     <w:p>
@@ -24080,7 +24080,7 @@
           <w:sz w:val="24"/>
           <w:szCs w:val="24"/>
         </w:rPr>
-        <w:t xml:space="preserve">Leave it, not for me.</w:t>
+        <w:t xml:space="preserve">Leave it  -  not for me.</w:t>
       </w:r>
     </w:p>
     <w:p>
@@ -24208,7 +24208,7 @@
           <w:sz w:val="24"/>
           <w:szCs w:val="24"/>
         </w:rPr>
-        <w:t xml:space="preserve">Anything you want to keep from this step. Words, marks, or a drawing, it is your page, and no one marks it.</w:t>
+        <w:t xml:space="preserve">Anything you want to keep from this step. Words, marks, or a drawing - it is your page, and no one marks it.</w:t>
       </w:r>
     </w:p>
     <w:tbl>
@@ -24752,7 +24752,7 @@
           <w:sz w:val="22"/>
           <w:szCs w:val="22"/>
         </w:rPr>
-        <w:t xml:space="preserve">You have been working for weeks. Now we look back, and this is not a small thing at the end. It is one of the most useful things you will do.</w:t>
+        <w:t xml:space="preserve">You have been working for weeks. Now we look back - and this is not a small thing at the end. It is one of the most useful things you will do.</w:t>
       </w:r>
     </w:p>
     <w:p>
@@ -24887,7 +24887,7 @@
           <w:sz w:val="22"/>
           <w:szCs w:val="22"/>
         </w:rPr>
-        <w:t xml:space="preserve">1. What can I do now that I could not do at the start? 2. What was hard, and what did I DO about it? 3. What do I still want to get better at?</w:t>
+        <w:t xml:space="preserve">1. What can I do now that I could not do at the start? 2. What was hard - and what did I DO about it? 3. What do I still want to get better at?</w:t>
       </w:r>
     </w:p>
     <w:p>
@@ -24899,7 +24899,7 @@
           <w:sz w:val="22"/>
           <w:szCs w:val="22"/>
         </w:rPr>
-        <w:t xml:space="preserve">The second one matters most. Anyone can have an easy week. What shows you have really learned something is what you did when it went wrong, when the step did not work, and you found a smaller one, or a different one, and kept going.</w:t>
+        <w:t xml:space="preserve">The second one matters most. Anyone can have an easy week. What shows you have really learned something is what you did when it went wrong - when the step did not work, and you found a smaller one, or a different one, and kept going.</w:t>
       </w:r>
     </w:p>
     <w:p>
@@ -24952,7 +24952,7 @@
           <w:sz w:val="22"/>
           <w:szCs w:val="22"/>
         </w:rPr>
-        <w:t xml:space="preserve">What this course was about is: did you set a goal of your own, did you take real steps, and did you change your plan when something did not work. If you did those, you did this course. Whether or not you got all the way there.</w:t>
+        <w:t xml:space="preserve">What this course was about is: did you set a goal of your own, did you take real steps, and did you change your plan when something did not work. If you did those, you did this course - whether or not you got all the way there.</w:t>
       </w:r>
     </w:p>
     <w:p>
@@ -25059,7 +25059,7 @@
                 <w:sz w:val="21"/>
                 <w:szCs w:val="21"/>
               </w:rPr>
-              <w:t xml:space="preserve">reflect, to look back at what you did, and work out what changed</w:t>
+              <w:t xml:space="preserve">reflect - to look back at what you did, and work out what changed</w:t>
             </w:r>
           </w:p>
           <w:p>
@@ -25071,7 +25071,7 @@
                 <w:sz w:val="21"/>
                 <w:szCs w:val="21"/>
               </w:rPr>
-              <w:t xml:space="preserve">evidence, the real marks in your book that show what you did</w:t>
+              <w:t xml:space="preserve">evidence - the real marks in your book that show what you did</w:t>
             </w:r>
           </w:p>
         </w:tc>
@@ -25663,7 +25663,7 @@
           <w:sz w:val="24"/>
           <w:szCs w:val="24"/>
         </w:rPr>
-        <w:t xml:space="preserve">How I know I have grown, a time it showed</w:t>
+        <w:t xml:space="preserve">How I know I have grown - a time it showed</w:t>
       </w:r>
     </w:p>
     <w:tbl>
@@ -25923,7 +25923,7 @@
           <w:sz w:val="24"/>
           <w:szCs w:val="24"/>
         </w:rPr>
-        <w:t xml:space="preserve">Anything you want to keep from this step. Words, marks, or a drawing, it is your page, and no one marks it.</w:t>
+        <w:t xml:space="preserve">Anything you want to keep from this step. Words, marks, or a drawing - it is your page, and no one marks it.</w:t>
       </w:r>
     </w:p>
     <w:tbl>
@@ -26469,7 +26469,7 @@
           <w:sz w:val="20"/>
           <w:szCs w:val="20"/>
         </w:rPr>
-        <w:t xml:space="preserve">If your goal was hard to reach, your next goal can be a smaller step of it. That is not failing, that is how goals work.</w:t>
+        <w:t xml:space="preserve">If your goal was hard to reach, your next goal can be a smaller step of it. That is not failing - that is how goals work.</w:t>
       </w:r>
     </w:p>
     <w:tbl>
@@ -26929,7 +26929,7 @@
           <w:sz w:val="38"/>
           <w:szCs w:val="38"/>
         </w:rPr>
-        <w:t xml:space="preserve">Answers, try it yourself</w:t>
+        <w:t xml:space="preserve">Answers - try it yourself</w:t>
       </w:r>
     </w:p>
     <w:p>
@@ -26942,7 +26942,7 @@
           <w:sz w:val="24"/>
           <w:szCs w:val="24"/>
         </w:rPr>
-        <w:t xml:space="preserve">Do the "Try it yourself" on the Learn it page first, then look here. Getting one wrong is useful, go back and read that page again, and see why.</w:t>
+        <w:t xml:space="preserve">Do the "Try it yourself" on the Learn it page first, then look here. Getting one wrong is useful - go back and read that page again, and see why.</w:t>
       </w:r>
     </w:p>
     <w:p>
@@ -26984,7 +26984,7 @@
           <w:sz w:val="21"/>
           <w:szCs w:val="21"/>
         </w:rPr>
-        <w:t xml:space="preserve">I am stuck. "Always have been" makes it a fact about the person. Try: "I am not good at numbers YET, what could I try?"</w:t>
+        <w:t xml:space="preserve">I am stuck. "Always have been" makes it a fact about the person. Try: "I am not good at numbers YET - what could I try?"</w:t>
       </w:r>
     </w:p>
     <w:p>
@@ -27065,7 +27065,7 @@
           <w:sz w:val="21"/>
           <w:szCs w:val="21"/>
         </w:rPr>
-        <w:t xml:space="preserve">I am stuck, even though it sounds like effort. Trying the same failed way for longer is not growing. The missing ingredient is a different approach, or someone to help.</w:t>
+        <w:t xml:space="preserve">I am stuck - even though it sounds like effort. Trying the same failed way for longer is not growing. The missing ingredient is a different approach, or someone to help.</w:t>
       </w:r>
     </w:p>
     <w:p>
@@ -27169,7 +27169,7 @@
           <w:sz w:val="21"/>
           <w:szCs w:val="21"/>
         </w:rPr>
-        <w:t xml:space="preserve">Weak, and it is not an area to grow either, it is just a judgement about yourself. An area to grow says what you want to be able to DO. Try: "I want to be able to read the signs near my shelter."</w:t>
+        <w:t xml:space="preserve">Weak - and it is not an area to grow either, it is just a judgement about yourself. An area to grow says what you want to be able to DO. Try: "I want to be able to read the signs near my shelter."</w:t>
       </w:r>
     </w:p>
     <w:p>
@@ -27196,7 +27196,7 @@
           <w:sz w:val="21"/>
           <w:szCs w:val="21"/>
         </w:rPr>
-        <w:t xml:space="preserve">Strong. A real thing, that really happens, that many people could not do. It did not happen in a classroom, and it still counts.</w:t>
+        <w:t xml:space="preserve">Strong. A real thing, that really happens, that many people could not do. It did not happen in a classroom - and it still counts.</w:t>
       </w:r>
     </w:p>
     <w:p>
@@ -27246,7 +27246,7 @@
           <w:sz w:val="21"/>
           <w:szCs w:val="21"/>
         </w:rPr>
-        <w:t xml:space="preserve">Fails Test 2. It is not clear. Better at what? How would you know? Ask: what would I be able to DO?</w:t>
+        <w:t xml:space="preserve">Fails Test 2 - it is not clear. Better at what? How would you know? Ask: what would I be able to DO?</w:t>
       </w:r>
     </w:p>
     <w:p>
@@ -27300,7 +27300,7 @@
           <w:sz w:val="21"/>
           <w:szCs w:val="21"/>
         </w:rPr>
-        <w:t xml:space="preserve">Fails Test 3, and probably Test 2. It sounds like the answer a teacher wants. What would actually be different for you? Answer that, and you will find your real goal.</w:t>
+        <w:t xml:space="preserve">Fails Test 3 - and probably Test 2. It sounds like the answer a teacher wants. What would actually be different for you? Answer that, and you will find your real goal.</w:t>
       </w:r>
     </w:p>
     <w:p>
@@ -27327,7 +27327,7 @@
           <w:sz w:val="21"/>
           <w:szCs w:val="21"/>
         </w:rPr>
-        <w:t xml:space="preserve">Fails the last rule. It is not yours to decide. Someone else decides who gets a place. Make your goal the part you CAN decide: what would you need to be able to do to be ready?</w:t>
+        <w:t xml:space="preserve">Fails the last rule - it is not yours to decide. Someone else decides who gets a place. Make your goal the part you CAN decide: what would you need to be able to do to be ready?</w:t>
       </w:r>
     </w:p>
     <w:p>
@@ -27377,7 +27377,7 @@
           <w:sz w:val="21"/>
           <w:szCs w:val="21"/>
         </w:rPr>
-        <w:t xml:space="preserve">Too big. This is a habit, not a step, and if you miss one evening it feels like you have already failed. Habits come later.</w:t>
+        <w:t xml:space="preserve">Too big. This is a habit, not a step - and if you miss one evening it feels like you have already failed. Habits come later.</w:t>
       </w:r>
     </w:p>
     <w:p>
@@ -27458,7 +27458,7 @@
           <w:sz w:val="21"/>
           <w:szCs w:val="21"/>
         </w:rPr>
-        <w:t xml:space="preserve">A good first step. Small, today, one person, and you will know. This is exactly the right size, it may even feel too easy, which is fine.</w:t>
+        <w:t xml:space="preserve">A good first step. Small, today, one person, and you will know. This is exactly the right size - it may even feel too easy, which is fine.</w:t>
       </w:r>
     </w:p>
     <w:p>
@@ -27508,7 +27508,7 @@
           <w:sz w:val="21"/>
           <w:szCs w:val="21"/>
         </w:rPr>
-        <w:t xml:space="preserve">Will fail. "Try harder" is not a plan. It is the same thing with more effort, decided by a tired person in a bad moment. What SMALLER thing could you do instead?</w:t>
+        <w:t xml:space="preserve">Will fail. "Try harder" is not a plan - it is the same thing with more effort, decided by a tired person in a bad moment. What SMALLER thing could you do instead?</w:t>
       </w:r>
     </w:p>
     <w:p>
@@ -27589,7 +27589,7 @@
           <w:sz w:val="21"/>
           <w:szCs w:val="21"/>
         </w:rPr>
-        <w:t xml:space="preserve">Will fail. Double is bigger, not smaller, so a bad day turns into a harder day, and then you stop. Try: "if I miss a day, then I will do one small thing the next day and carry on."</w:t>
+        <w:t xml:space="preserve">Will fail. Double is bigger, not smaller - so a bad day turns into a harder day, and then you stop. Try: "if I miss a day, then I will do one small thing the next day and carry on."</w:t>
       </w:r>
     </w:p>
     <w:p>
@@ -27639,7 +27639,7 @@
           <w:sz w:val="21"/>
           <w:szCs w:val="21"/>
         </w:rPr>
-        <w:t xml:space="preserve">Will not. An hour a day is a lot, and the first evening it does not happen you will feel you failed. Try fifteen minutes. You can always do more.</w:t>
+        <w:t xml:space="preserve">Will not. An hour a day is a lot, and the first evening it does not happen you will feel you failed. Try fifteen minutes - you can always do more.</w:t>
       </w:r>
     </w:p>
     <w:p>
@@ -27693,7 +27693,7 @@
           <w:sz w:val="21"/>
           <w:szCs w:val="21"/>
         </w:rPr>
-        <w:t xml:space="preserve">Will not. "Whenever I get free time" is not a slot, free time does not arrive on its own, it gets taken. Name a real moment in a real day.</w:t>
+        <w:t xml:space="preserve">Will not. "Whenever I get free time" is not a slot - free time does not arrive on its own, it gets taken. Name a real moment in a real day.</w:t>
       </w:r>
     </w:p>
     <w:p>
@@ -27770,7 +27770,7 @@
           <w:sz w:val="21"/>
           <w:szCs w:val="21"/>
         </w:rPr>
-        <w:t xml:space="preserve">Weak. It cannot be answered, so you will get "yes, fine", which tells you nothing.</w:t>
+        <w:t xml:space="preserve">Weak. It cannot be answered, so you will get "yes, fine" - which tells you nothing.</w:t>
       </w:r>
     </w:p>
     <w:p>
@@ -27851,7 +27851,7 @@
           <w:sz w:val="21"/>
           <w:szCs w:val="21"/>
         </w:rPr>
-        <w:t xml:space="preserve">Good. It names what they saw, asks for ONE thing, and asks about next time, which is easier for someone to answer honestly than asking what was wrong.</w:t>
+        <w:t xml:space="preserve">Good. It names what they saw, asks for ONE thing, and asks about next time - which is easier for someone to answer honestly than asking what was wrong.</w:t>
       </w:r>
     </w:p>
     <w:p>

--- a/public/downloads/agency-in-learning-student-workbook.docx
+++ b/public/downloads/agency-in-learning-student-workbook.docx
@@ -16180,7 +16180,7 @@
           <w:sz w:val="22"/>
           <w:szCs w:val="22"/>
         </w:rPr>
-        <w:t xml:space="preserve">That is correct. It is supposed to. A tiny thing that actually happens beats a big thing that does not.</w:t>
+        <w:t xml:space="preserve">That is how it should sound. A tiny thing that actually happens is worth more than a big thing that does not.</w:t>
       </w:r>
     </w:p>
     <w:p>

--- a/public/downloads/agency-in-learning-student-workbook.docx
+++ b/public/downloads/agency-in-learning-student-workbook.docx
@@ -9720,9 +9720,9 @@
         </w:tblBorders>
       </w:tblPr>
       <w:tblGrid>
-        <w:gridCol w:w="3600"/>
-        <w:gridCol w:w="3600"/>
-        <w:gridCol w:w="3600"/>
+        <w:gridCol w:w="3023"/>
+        <w:gridCol w:w="3023"/>
+        <w:gridCol w:w="3023"/>
       </w:tblGrid>
       <w:tr>
         <w:tc>
@@ -21621,10 +21621,10 @@
         </w:tblBorders>
       </w:tblPr>
       <w:tblGrid>
-        <w:gridCol w:w="900"/>
-        <w:gridCol w:w="3900"/>
-        <w:gridCol w:w="1500"/>
-        <w:gridCol w:w="4500"/>
+        <w:gridCol w:w="755"/>
+        <w:gridCol w:w="3275"/>
+        <w:gridCol w:w="1259"/>
+        <w:gridCol w:w="3779"/>
       </w:tblGrid>
       <w:tr>
         <w:trPr>
@@ -21632,7 +21632,7 @@
         </w:trPr>
         <w:tc>
           <w:tcPr>
-            <w:tcW w:type="dxa" w:w="900"/>
+            <w:tcW w:type="dxa" w:w="755"/>
             <w:shd w:fill="F0ECE3"/>
             <w:tcMar>
               <w:top w:type="dxa" w:w="60"/>
@@ -21656,7 +21656,7 @@
         </w:tc>
         <w:tc>
           <w:tcPr>
-            <w:tcW w:type="dxa" w:w="3900"/>
+            <w:tcW w:type="dxa" w:w="3275"/>
             <w:shd w:fill="F0ECE3"/>
             <w:tcMar>
               <w:top w:type="dxa" w:w="60"/>
@@ -21680,7 +21680,7 @@
         </w:tc>
         <w:tc>
           <w:tcPr>
-            <w:tcW w:type="dxa" w:w="1500"/>
+            <w:tcW w:type="dxa" w:w="1259"/>
             <w:shd w:fill="F0ECE3"/>
             <w:tcMar>
               <w:top w:type="dxa" w:w="60"/>
@@ -21704,7 +21704,7 @@
         </w:tc>
         <w:tc>
           <w:tcPr>
-            <w:tcW w:type="dxa" w:w="4500"/>
+            <w:tcW w:type="dxa" w:w="3779"/>
             <w:shd w:fill="F0ECE3"/>
             <w:tcMar>
               <w:top w:type="dxa" w:w="60"/>
@@ -21734,7 +21734,7 @@
         </w:trPr>
         <w:tc>
           <w:tcPr>
-            <w:tcW w:type="dxa" w:w="900"/>
+            <w:tcW w:type="dxa" w:w="755"/>
             <w:tcMar>
               <w:top w:type="dxa" w:w="80"/>
               <w:left w:type="dxa" w:w="120"/>
@@ -21755,7 +21755,7 @@
         </w:tc>
         <w:tc>
           <w:tcPr>
-            <w:tcW w:type="dxa" w:w="3900"/>
+            <w:tcW w:type="dxa" w:w="3275"/>
           </w:tcPr>
           <w:p>
             <w:r>
@@ -21765,7 +21765,7 @@
         </w:tc>
         <w:tc>
           <w:tcPr>
-            <w:tcW w:type="dxa" w:w="1500"/>
+            <w:tcW w:type="dxa" w:w="1259"/>
             <w:tcMar>
               <w:top w:type="dxa" w:w="80"/>
               <w:left w:type="dxa" w:w="120"/>
@@ -21792,7 +21792,7 @@
         </w:tc>
         <w:tc>
           <w:tcPr>
-            <w:tcW w:type="dxa" w:w="4500"/>
+            <w:tcW w:type="dxa" w:w="3779"/>
           </w:tcPr>
           <w:p>
             <w:r>
@@ -21808,7 +21808,7 @@
         </w:trPr>
         <w:tc>
           <w:tcPr>
-            <w:tcW w:type="dxa" w:w="900"/>
+            <w:tcW w:type="dxa" w:w="755"/>
             <w:tcMar>
               <w:top w:type="dxa" w:w="80"/>
               <w:left w:type="dxa" w:w="120"/>
@@ -21829,7 +21829,7 @@
         </w:tc>
         <w:tc>
           <w:tcPr>
-            <w:tcW w:type="dxa" w:w="3900"/>
+            <w:tcW w:type="dxa" w:w="3275"/>
           </w:tcPr>
           <w:p>
             <w:r>
@@ -21839,7 +21839,7 @@
         </w:tc>
         <w:tc>
           <w:tcPr>
-            <w:tcW w:type="dxa" w:w="1500"/>
+            <w:tcW w:type="dxa" w:w="1259"/>
             <w:tcMar>
               <w:top w:type="dxa" w:w="80"/>
               <w:left w:type="dxa" w:w="120"/>
@@ -21866,7 +21866,7 @@
         </w:tc>
         <w:tc>
           <w:tcPr>
-            <w:tcW w:type="dxa" w:w="4500"/>
+            <w:tcW w:type="dxa" w:w="3779"/>
           </w:tcPr>
           <w:p>
             <w:r>
@@ -21882,7 +21882,7 @@
         </w:trPr>
         <w:tc>
           <w:tcPr>
-            <w:tcW w:type="dxa" w:w="900"/>
+            <w:tcW w:type="dxa" w:w="755"/>
             <w:tcMar>
               <w:top w:type="dxa" w:w="80"/>
               <w:left w:type="dxa" w:w="120"/>
@@ -21903,7 +21903,7 @@
         </w:tc>
         <w:tc>
           <w:tcPr>
-            <w:tcW w:type="dxa" w:w="3900"/>
+            <w:tcW w:type="dxa" w:w="3275"/>
           </w:tcPr>
           <w:p>
             <w:r>
@@ -21913,7 +21913,7 @@
         </w:tc>
         <w:tc>
           <w:tcPr>
-            <w:tcW w:type="dxa" w:w="1500"/>
+            <w:tcW w:type="dxa" w:w="1259"/>
             <w:tcMar>
               <w:top w:type="dxa" w:w="80"/>
               <w:left w:type="dxa" w:w="120"/>
@@ -21940,7 +21940,7 @@
         </w:tc>
         <w:tc>
           <w:tcPr>
-            <w:tcW w:type="dxa" w:w="4500"/>
+            <w:tcW w:type="dxa" w:w="3779"/>
           </w:tcPr>
           <w:p>
             <w:r>
@@ -21956,7 +21956,7 @@
         </w:trPr>
         <w:tc>
           <w:tcPr>
-            <w:tcW w:type="dxa" w:w="900"/>
+            <w:tcW w:type="dxa" w:w="755"/>
             <w:tcMar>
               <w:top w:type="dxa" w:w="80"/>
               <w:left w:type="dxa" w:w="120"/>
@@ -21977,7 +21977,7 @@
         </w:tc>
         <w:tc>
           <w:tcPr>
-            <w:tcW w:type="dxa" w:w="3900"/>
+            <w:tcW w:type="dxa" w:w="3275"/>
           </w:tcPr>
           <w:p>
             <w:r>
@@ -21987,7 +21987,7 @@
         </w:tc>
         <w:tc>
           <w:tcPr>
-            <w:tcW w:type="dxa" w:w="1500"/>
+            <w:tcW w:type="dxa" w:w="1259"/>
             <w:tcMar>
               <w:top w:type="dxa" w:w="80"/>
               <w:left w:type="dxa" w:w="120"/>
@@ -22014,7 +22014,7 @@
         </w:tc>
         <w:tc>
           <w:tcPr>
-            <w:tcW w:type="dxa" w:w="4500"/>
+            <w:tcW w:type="dxa" w:w="3779"/>
           </w:tcPr>
           <w:p>
             <w:r>
@@ -22030,7 +22030,7 @@
         </w:trPr>
         <w:tc>
           <w:tcPr>
-            <w:tcW w:type="dxa" w:w="900"/>
+            <w:tcW w:type="dxa" w:w="755"/>
             <w:tcMar>
               <w:top w:type="dxa" w:w="80"/>
               <w:left w:type="dxa" w:w="120"/>
@@ -22051,7 +22051,7 @@
         </w:tc>
         <w:tc>
           <w:tcPr>
-            <w:tcW w:type="dxa" w:w="3900"/>
+            <w:tcW w:type="dxa" w:w="3275"/>
           </w:tcPr>
           <w:p>
             <w:r>
@@ -22061,7 +22061,7 @@
         </w:tc>
         <w:tc>
           <w:tcPr>
-            <w:tcW w:type="dxa" w:w="1500"/>
+            <w:tcW w:type="dxa" w:w="1259"/>
             <w:tcMar>
               <w:top w:type="dxa" w:w="80"/>
               <w:left w:type="dxa" w:w="120"/>
@@ -22088,7 +22088,7 @@
         </w:tc>
         <w:tc>
           <w:tcPr>
-            <w:tcW w:type="dxa" w:w="4500"/>
+            <w:tcW w:type="dxa" w:w="3779"/>
           </w:tcPr>
           <w:p>
             <w:r>
@@ -22104,7 +22104,7 @@
         </w:trPr>
         <w:tc>
           <w:tcPr>
-            <w:tcW w:type="dxa" w:w="900"/>
+            <w:tcW w:type="dxa" w:w="755"/>
             <w:tcMar>
               <w:top w:type="dxa" w:w="80"/>
               <w:left w:type="dxa" w:w="120"/>
@@ -22125,7 +22125,7 @@
         </w:tc>
         <w:tc>
           <w:tcPr>
-            <w:tcW w:type="dxa" w:w="3900"/>
+            <w:tcW w:type="dxa" w:w="3275"/>
           </w:tcPr>
           <w:p>
             <w:r>
@@ -22135,7 +22135,7 @@
         </w:tc>
         <w:tc>
           <w:tcPr>
-            <w:tcW w:type="dxa" w:w="1500"/>
+            <w:tcW w:type="dxa" w:w="1259"/>
             <w:tcMar>
               <w:top w:type="dxa" w:w="80"/>
               <w:left w:type="dxa" w:w="120"/>
@@ -22162,7 +22162,7 @@
         </w:tc>
         <w:tc>
           <w:tcPr>
-            <w:tcW w:type="dxa" w:w="4500"/>
+            <w:tcW w:type="dxa" w:w="3779"/>
           </w:tcPr>
           <w:p>
             <w:r>

--- a/public/downloads/agency-in-learning-student-workbook.docx
+++ b/public/downloads/agency-in-learning-student-workbook.docx
@@ -272,6 +272,21 @@
     </w:p>
     <w:p>
       <w:pPr>
+        <w:spacing w:after="100" w:before="0" w:line="300"/>
+      </w:pPr>
+      <w:r>
+        <w:rPr>
+          <w:b/>
+          <w:bCs/>
+          <w:color w:val="5A6473"/>
+          <w:sz w:val="22"/>
+          <w:szCs w:val="22"/>
+        </w:rPr>
+        <w:t xml:space="preserve">This page is for whoever prints the book. Learners do not need to read it.</w:t>
+      </w:r>
+    </w:p>
+    <w:p>
+      <w:pPr>
         <w:pStyle w:val="ListParagraph"/>
         <w:numPr>
           <w:ilvl w:val="0"/>
@@ -301,7 +316,7 @@
           <w:sz w:val="22"/>
           <w:szCs w:val="22"/>
         </w:rPr>
-        <w:t xml:space="preserve">Black and white is fine. Nothing here needs colour to make sense.</w:t>
+        <w:t xml:space="preserve">Black and white is fine - the book can still be read and used without printing in colour.</w:t>
       </w:r>
     </w:p>
     <w:p>
@@ -365,70 +380,38 @@
     </w:p>
     <w:p>
       <w:pPr>
-        <w:pStyle w:val="Heading1"/>
-        <w:keepNext/>
-        <w:spacing w:after="140" w:before="320"/>
+        <w:spacing w:after="60" w:before="0" w:line="300"/>
       </w:pPr>
       <w:r>
         <w:rPr>
           <w:b/>
           <w:bCs/>
           <w:color w:val="1F3A5F"/>
-          <w:sz w:val="36"/>
-          <w:szCs w:val="36"/>
-        </w:rPr>
-        <w:t xml:space="preserve">Contents</w:t>
-      </w:r>
-    </w:p>
-    <w:p>
-      <w:pPr>
-        <w:spacing w:after="140" w:before="0" w:line="300"/>
-      </w:pPr>
-      <w:r>
-        <w:rPr>
-          <w:color w:val="5A6473"/>
-          <w:sz w:val="22"/>
-          <w:szCs w:val="22"/>
-        </w:rPr>
-        <w:t xml:space="preserve">The parts of your book, and the page each one starts on. Word fills the numbers in when this file is opened.</w:t>
-      </w:r>
-    </w:p>
-    <w:sdt>
-      <w:sdtPr>
-        <w:alias w:val="Contents"/>
-      </w:sdtPr>
-      <w:sdtContent>
-        <w:p>
-          <w:r>
-            <w:fldChar w:fldCharType="begin" w:dirty="true"/>
-            <w:instrText xml:space="preserve">TOC \h \o "1-1"</w:instrText>
-            <w:fldChar w:fldCharType="separate"/>
-          </w:r>
-        </w:p>
-        <w:p>
-          <w:r>
-            <w:fldChar w:fldCharType="end"/>
-          </w:r>
-        </w:p>
-      </w:sdtContent>
-    </w:sdt>
-    <w:p>
-      <w:pPr>
-        <w:spacing w:after="140" w:before="200" w:line="300"/>
-      </w:pPr>
-      <w:r>
-        <w:rPr>
-          <w:color w:val="5A6473"/>
-          <w:sz w:val="17"/>
-          <w:szCs w:val="17"/>
-        </w:rPr>
-        <w:t xml:space="preserve">If this page is empty, right-click here and choose "Update field" (in LibreOffice, press F9).</w:t>
-      </w:r>
-    </w:p>
-    <w:p>
-      <w:r>
-        <w:br w:type="page"/>
-      </w:r>
+          <w:sz w:val="26"/>
+          <w:szCs w:val="26"/>
+        </w:rPr>
+        <w:t xml:space="preserve">This book is yours</w:t>
+      </w:r>
+    </w:p>
+    <w:p>
+      <w:pPr>
+        <w:spacing w:after="100" w:before="0" w:line="300"/>
+      </w:pPr>
+      <w:r>
+        <w:rPr>
+          <w:sz w:val="24"/>
+          <w:szCs w:val="24"/>
+        </w:rPr>
+        <w:t xml:space="preserve">This is your book. Write in it, draw in it, and keep it. Nobody else writes in it, and nobody grades it.</w:t>
+      </w:r>
+    </w:p>
+    <w:p>
+      <w:pPr>
+        <w:pBdr>
+          <w:bottom w:val="single" w:color="B9B3A6" w:sz="4"/>
+        </w:pBdr>
+        <w:spacing w:after="180" w:before="60"/>
+      </w:pPr>
     </w:p>
     <w:p>
       <w:pPr>
@@ -1080,7 +1063,7 @@
           <w:sz w:val="24"/>
           <w:szCs w:val="24"/>
         </w:rPr>
-        <w:t xml:space="preserve">Anything you want to keep from this step. Words, marks, or a drawing - it is your page, and no one marks it.</w:t>
+        <w:t xml:space="preserve">Anything you want to keep from this step. Words, drawings, or scribbles - it is your page, and no one grades it.</w:t>
       </w:r>
     </w:p>
     <w:tbl>
@@ -2551,7 +2534,7 @@
           <w:sz w:val="24"/>
           <w:szCs w:val="24"/>
         </w:rPr>
-        <w:t xml:space="preserve">Anything you want to keep from this step. Words, marks, or a drawing - it is your page, and no one marks it.</w:t>
+        <w:t xml:space="preserve">Anything you want to keep from this step. Words, drawings, or scribbles - it is your page, and no one grades it.</w:t>
       </w:r>
     </w:p>
     <w:tbl>
@@ -3136,7 +3119,7 @@
           <w:sz w:val="22"/>
           <w:szCs w:val="22"/>
         </w:rPr>
-        <w:t xml:space="preserve">Here is the path people take. Read it from the bottom.</w:t>
+        <w:t xml:space="preserve">Here is the path people take. It starts at number 1 and grows to number 5.</w:t>
       </w:r>
     </w:p>
     <w:p>
@@ -3189,7 +3172,7 @@
           <w:sz w:val="22"/>
           <w:szCs w:val="22"/>
         </w:rPr>
-        <w:t xml:space="preserve">Almost everybody is near the bottom at the start. That is not a bad thing - it is what the beginning of a course looks like. If you were already at the top, there would be nothing here for you.</w:t>
+        <w:t xml:space="preserve">Almost everybody is near number 1 at the start. That is not a bad thing - it is what the beginning of a course looks like. If you were already at number 5, there would be nothing new here for you to learn.</w:t>
       </w:r>
     </w:p>
     <w:p>
@@ -3201,7 +3184,7 @@
           <w:sz w:val="22"/>
           <w:szCs w:val="22"/>
         </w:rPr>
-        <w:t xml:space="preserve">This is not a test. Nobody is marking it. Nobody will see it but you and your facilitator.</w:t>
+        <w:t xml:space="preserve">This is not a test. Nobody is grading it. Nobody will see it but you and your facilitator.</w:t>
       </w:r>
     </w:p>
     <w:p>
@@ -3504,7 +3487,7 @@
           <w:sz w:val="24"/>
           <w:szCs w:val="24"/>
         </w:rPr>
-        <w:t xml:space="preserve">I am not sure how to set a goal or work towards one yet.</w:t>
+        <w:t xml:space="preserve">1.  I am not sure how to set a goal or work towards one yet.</w:t>
       </w:r>
     </w:p>
     <w:p>
@@ -3524,7 +3507,7 @@
           <w:sz w:val="24"/>
           <w:szCs w:val="24"/>
         </w:rPr>
-        <w:t xml:space="preserve">I can say how I would set a goal and take steps towards it.</w:t>
+        <w:t xml:space="preserve">2.  I can say how I would set a goal and take steps towards it.</w:t>
       </w:r>
     </w:p>
     <w:p>
@@ -3544,7 +3527,7 @@
           <w:sz w:val="24"/>
           <w:szCs w:val="24"/>
         </w:rPr>
-        <w:t xml:space="preserve">I have set a goal and taken real steps, and I can say why.</w:t>
+        <w:t xml:space="preserve">3.  I have set a goal and taken real steps, and I can say why.</w:t>
       </w:r>
     </w:p>
     <w:p>
@@ -3564,7 +3547,7 @@
           <w:sz w:val="24"/>
           <w:szCs w:val="24"/>
         </w:rPr>
-        <w:t xml:space="preserve">I reached a goal, and I can say what helped and what I would do better.</w:t>
+        <w:t xml:space="preserve">4.  I reached a goal, and I can say what helped and what I would do better.</w:t>
       </w:r>
     </w:p>
     <w:p>
@@ -3584,7 +3567,7 @@
           <w:sz w:val="24"/>
           <w:szCs w:val="24"/>
         </w:rPr>
-        <w:t xml:space="preserve">I keep reaching goals, and I keep getting better at it.</w:t>
+        <w:t xml:space="preserve">5.  I keep reaching goals, and I keep getting better at it.</w:t>
       </w:r>
     </w:p>
     <w:p>
@@ -3600,7 +3583,7 @@
           <w:sz w:val="24"/>
           <w:szCs w:val="24"/>
         </w:rPr>
-        <w:t xml:space="preserve">What makes me say that is where I am - a time it happened</w:t>
+        <w:t xml:space="preserve">Why I say that - an example of a time it happened</w:t>
       </w:r>
     </w:p>
     <w:tbl>
@@ -3860,7 +3843,7 @@
           <w:sz w:val="24"/>
           <w:szCs w:val="24"/>
         </w:rPr>
-        <w:t xml:space="preserve">Anything you want to keep from this step. Words, marks, or a drawing - it is your page, and no one marks it.</w:t>
+        <w:t xml:space="preserve">Anything you want to keep from this step. Words, drawings, or scribbles - it is your page, and no one grades it.</w:t>
       </w:r>
     </w:p>
     <w:tbl>
@@ -4679,7 +4662,7 @@
           <w:sz w:val="22"/>
           <w:szCs w:val="22"/>
         </w:rPr>
-        <w:t xml:space="preserve">That is not your fault, and no amount of believing changes it. Anyone who tells you that you just have to think differently about it is wrong.</w:t>
+        <w:t xml:space="preserve">That is not your fault, and no amount of believing changes it.</w:t>
       </w:r>
     </w:p>
     <w:p>
@@ -4691,7 +4674,7 @@
           <w:sz w:val="22"/>
           <w:szCs w:val="22"/>
         </w:rPr>
-        <w:t xml:space="preserve">What this is for is the part that IS in your hands. Not everything is. But some of it is - and that part is worth going after.</w:t>
+        <w:t xml:space="preserve">What this course is for is the part that IS in your hands. Not everything is. But some of it is - and that part is worth going after.</w:t>
       </w:r>
     </w:p>
     <w:tbl>
@@ -5679,7 +5662,7 @@
           <w:sz w:val="24"/>
           <w:szCs w:val="24"/>
         </w:rPr>
-        <w:t xml:space="preserve">Anything you want to keep from this step. Words, marks, or a drawing - it is your page, and no one marks it.</w:t>
+        <w:t xml:space="preserve">Anything you want to keep from this step. Words, drawings, or scribbles - it is your page, and no one grades it.</w:t>
       </w:r>
     </w:p>
     <w:tbl>
@@ -6578,7 +6561,7 @@
           <w:sz w:val="22"/>
           <w:szCs w:val="22"/>
         </w:rPr>
-        <w:t xml:space="preserve">So be honest with yourself here. If you write something safe and small, you will get a safe and small goal, and you will waste the weeks. Nobody is marking this and nobody is comparing you with anyone else.</w:t>
+        <w:t xml:space="preserve">So be honest with yourself here. A safe, small answer gives you a safe, small goal - and you have twelve weeks, so you can aim at something that would actually matter to you. Nobody is grading this and nobody is comparing you with anyone else.</w:t>
       </w:r>
     </w:p>
     <w:p>
@@ -6607,7 +6590,7 @@
           <w:sz w:val="22"/>
           <w:szCs w:val="22"/>
         </w:rPr>
-        <w:t xml:space="preserve">You will hear one or two strengths from people in your group.</w:t>
+        <w:t xml:space="preserve">People often see something in us that we cannot see, because we are too close to it.</w:t>
       </w:r>
     </w:p>
     <w:p>
@@ -6619,7 +6602,7 @@
           <w:sz w:val="22"/>
           <w:szCs w:val="22"/>
         </w:rPr>
-        <w:t xml:space="preserve">Listen properly, and write down what they say even if you would not have said it about yourself. People often see something in us that we cannot see, because we are too close to it.</w:t>
+        <w:t xml:space="preserve">So if you get the chance to hear what your group - or your mentor - sees in you, listen properly, and write it down even if you would not have said it about yourself. It is strengths only. Nobody will be naming your areas to grow for you.</w:t>
       </w:r>
     </w:p>
     <w:tbl>
@@ -7651,7 +7634,7 @@
           <w:sz w:val="24"/>
           <w:szCs w:val="24"/>
         </w:rPr>
-        <w:t xml:space="preserve">Anything you want to keep from this step. Words, marks, or a drawing - it is your page, and no one marks it.</w:t>
+        <w:t xml:space="preserve">Anything you want to keep from this step. Words, drawings, or scribbles - it is your page, and no one grades it.</w:t>
       </w:r>
     </w:p>
     <w:tbl>
@@ -8741,7 +8724,7 @@
           <w:sz w:val="24"/>
           <w:szCs w:val="24"/>
         </w:rPr>
-        <w:t xml:space="preserve">Anything you want to keep from this step. Words, marks, or a drawing - it is your page, and no one marks it.</w:t>
+        <w:t xml:space="preserve">Anything you want to keep from this step. Words, drawings, or scribbles - it is your page, and no one grades it.</w:t>
       </w:r>
     </w:p>
     <w:tbl>
@@ -9314,7 +9297,7 @@
           <w:sz w:val="22"/>
           <w:szCs w:val="22"/>
         </w:rPr>
-        <w:t xml:space="preserve">Most people, asked this, say something like "early in the morning, somewhere quiet, on my own".</w:t>
+        <w:t xml:space="preserve">Most people, when asked this, say something like "early in the morning, somewhere quiet, on my own".</w:t>
       </w:r>
     </w:p>
     <w:p>
@@ -9464,7 +9447,7 @@
           <w:sz w:val="22"/>
           <w:szCs w:val="22"/>
         </w:rPr>
-        <w:t xml:space="preserve">How do you take a new thing in best? By watching someone do it, by trying it yourself, or by being told? Most people have one they prefer.</w:t>
+        <w:t xml:space="preserve">How do you best take in a new thing? By watching someone do it, by trying it yourself, or by being told? Most people have one they prefer.</w:t>
       </w:r>
     </w:p>
     <w:p>
@@ -9476,7 +9459,7 @@
           <w:sz w:val="22"/>
           <w:szCs w:val="22"/>
         </w:rPr>
-        <w:t xml:space="preserve">What helps you? Someone to do it with. Saying it out loud. Drawing it. Repeating it many times.</w:t>
+        <w:t xml:space="preserve">What helps you? For example: someone to do it with. Saying it out loud. Drawing it. Repeating it many times.</w:t>
       </w:r>
     </w:p>
     <w:p>
@@ -9488,7 +9471,7 @@
           <w:sz w:val="22"/>
           <w:szCs w:val="22"/>
         </w:rPr>
-        <w:t xml:space="preserve">What gets in the way? Noise. Being hungry. Being tired. Being worried. Being watched.</w:t>
+        <w:t xml:space="preserve">What gets in the way? For example: noise. Being hungry. Being tired. Being worried. Being watched.</w:t>
       </w:r>
     </w:p>
     <w:p>
@@ -10368,7 +10351,7 @@
           <w:sz w:val="24"/>
           <w:szCs w:val="24"/>
         </w:rPr>
-        <w:t xml:space="preserve">Anything you want to keep from this step. Words, marks, or a drawing - it is your page, and no one marks it.</w:t>
+        <w:t xml:space="preserve">Anything you want to keep from this step. Words, drawings, or scribbles - it is your page, and no one grades it.</w:t>
       </w:r>
     </w:p>
     <w:tbl>
@@ -11115,7 +11098,7 @@
           <w:sz w:val="22"/>
           <w:szCs w:val="22"/>
         </w:rPr>
-        <w:t xml:space="preserve">Do not choose the goal you think your facilitator wants to hear. "Study hard every day" sounds good and means nothing. Nobody is marking your goal.</w:t>
+        <w:t xml:space="preserve">Do not choose the goal you think your facilitator wants to hear. "Study hard every day" sounds good but might not mean much. Nobody is grading your goal.</w:t>
       </w:r>
     </w:p>
     <w:p>
@@ -11509,7 +11492,7 @@
           <w:sz w:val="22"/>
           <w:szCs w:val="22"/>
         </w:rPr>
-        <w:t xml:space="preserve">Now take one rough goal of your own and run all four tests on it. It does not have to pass yet - that is what next session is for.</w:t>
+        <w:t xml:space="preserve">Now take one rough goal of your own and run all four tests on it. It does not have to pass yet - that is what the next session is for.</w:t>
       </w:r>
     </w:p>
     <w:p>
@@ -11882,7 +11865,7 @@
           <w:sz w:val="24"/>
           <w:szCs w:val="24"/>
         </w:rPr>
-        <w:t xml:space="preserve">Anything you want to keep from this step. Words, marks, or a drawing - it is your page, and no one marks it.</w:t>
+        <w:t xml:space="preserve">Anything you want to keep from this step. Words, drawings, or scribbles - it is your page, and no one grades it.</w:t>
       </w:r>
     </w:p>
     <w:tbl>
@@ -12595,7 +12578,7 @@
           <w:sz w:val="22"/>
           <w:szCs w:val="22"/>
         </w:rPr>
-        <w:t xml:space="preserve">Nobody is marking your goal. It does not have to be impressive. It has to be yours.</w:t>
+        <w:t xml:space="preserve">Nobody is grading your goal. It does not have to be impressive. It has to be yours.</w:t>
       </w:r>
     </w:p>
     <w:p>
@@ -13429,7 +13412,7 @@
           <w:sz w:val="24"/>
           <w:szCs w:val="24"/>
         </w:rPr>
-        <w:t xml:space="preserve">Anything you want to keep from this step. Words, marks, or a drawing - it is your page, and no one marks it.</w:t>
+        <w:t xml:space="preserve">Anything you want to keep from this step. Words, drawings, or scribbles - it is your page, and no one grades it.</w:t>
       </w:r>
     </w:p>
     <w:tbl>
@@ -14142,7 +14125,7 @@
           <w:sz w:val="22"/>
           <w:szCs w:val="22"/>
         </w:rPr>
-        <w:t xml:space="preserve">Watch out for a ladder that is upside down. If your first step is the hardest one, swap it.</w:t>
+        <w:t xml:space="preserve">Watch out for a ladder in the wrong order. If your first step is the hardest one, swap it.</w:t>
       </w:r>
     </w:p>
     <w:p>
@@ -14311,7 +14294,7 @@
           <w:sz w:val="22"/>
           <w:szCs w:val="22"/>
         </w:rPr>
-        <w:t xml:space="preserve">Tell your partner your first step. Out loud, to a person.</w:t>
+        <w:t xml:space="preserve">Tell your partner - someone else in your group - your first step. Out loud, to a person.</w:t>
       </w:r>
     </w:p>
     <w:p>
@@ -15235,7 +15218,7 @@
           <w:sz w:val="24"/>
           <w:szCs w:val="24"/>
         </w:rPr>
-        <w:t xml:space="preserve">Anything you want to keep from this step. Words, marks, or a drawing - it is your page, and no one marks it.</w:t>
+        <w:t xml:space="preserve">Anything you want to keep from this step. Words, drawings, or scribbles - it is your page, and no one grades it.</w:t>
       </w:r>
     </w:p>
     <w:tbl>
@@ -15861,7 +15844,7 @@
           <w:sz w:val="24"/>
           <w:szCs w:val="24"/>
         </w:rPr>
-        <w:t xml:space="preserve">2. Say when - a by-when</w:t>
+        <w:t xml:space="preserve">2. Say when you will do it by</w:t>
       </w:r>
     </w:p>
     <w:p>
@@ -15885,7 +15868,7 @@
           <w:sz w:val="22"/>
           <w:szCs w:val="22"/>
         </w:rPr>
-        <w:t xml:space="preserve">Nobody is checking, and nothing bad happens if you miss it. The by-when is just so that "soon" turns into something you can notice. Noticing you missed it is useful. It is not failing.</w:t>
+        <w:t xml:space="preserve">Nobody is checking, and nothing bad happens if you miss it. The by-when is just so you know when to expect progress. Noticing you missed it is useful. It is not failing.</w:t>
       </w:r>
     </w:p>
     <w:p>
@@ -16209,7 +16192,7 @@
           <w:sz w:val="22"/>
           <w:szCs w:val="22"/>
         </w:rPr>
-        <w:t xml:space="preserve">Tell your partner your first step and your if–then. Out loud, to a person. It makes it real.</w:t>
+        <w:t xml:space="preserve">Tell your partner - someone else in your group - your first step and your if–then. Out loud, to a person. It makes it real.</w:t>
       </w:r>
     </w:p>
     <w:tbl>
@@ -16317,7 +16300,7 @@
           <w:sz w:val="22"/>
           <w:szCs w:val="22"/>
         </w:rPr>
-        <w:t xml:space="preserve">Is each of these a good if–then, or will it fail? Circle your answer, then check at the back of the book.</w:t>
+        <w:t xml:space="preserve">Is each of these a good if–then, or would it not work? Circle your answer, then check at the back of the book.</w:t>
       </w:r>
     </w:p>
     <w:p>
@@ -16365,7 +16348,7 @@
           <w:sz w:val="22"/>
           <w:szCs w:val="22"/>
         </w:rPr>
-        <w:t xml:space="preserve">will fail      </w:t>
+        <w:t xml:space="preserve">would not work      </w:t>
       </w:r>
     </w:p>
     <w:p>
@@ -16413,7 +16396,7 @@
           <w:sz w:val="22"/>
           <w:szCs w:val="22"/>
         </w:rPr>
-        <w:t xml:space="preserve">will fail      </w:t>
+        <w:t xml:space="preserve">would not work      </w:t>
       </w:r>
     </w:p>
     <w:p>
@@ -16461,7 +16444,7 @@
           <w:sz w:val="22"/>
           <w:szCs w:val="22"/>
         </w:rPr>
-        <w:t xml:space="preserve">will fail      </w:t>
+        <w:t xml:space="preserve">would not work      </w:t>
       </w:r>
     </w:p>
     <w:p>
@@ -16509,7 +16492,7 @@
           <w:sz w:val="22"/>
           <w:szCs w:val="22"/>
         </w:rPr>
-        <w:t xml:space="preserve">will fail      </w:t>
+        <w:t xml:space="preserve">would not work      </w:t>
       </w:r>
     </w:p>
     <w:p>
@@ -17713,7 +17696,7 @@
           <w:sz w:val="24"/>
           <w:szCs w:val="24"/>
         </w:rPr>
-        <w:t xml:space="preserve">Anything you want to keep from this step. Words, marks, or a drawing - it is your page, and no one marks it.</w:t>
+        <w:t xml:space="preserve">Anything you want to keep from this step. Words, drawings, or scribbles - it is your page, and no one grades it.</w:t>
       </w:r>
     </w:p>
     <w:tbl>
@@ -19562,7 +19545,7 @@
           <w:sz w:val="24"/>
           <w:szCs w:val="24"/>
         </w:rPr>
-        <w:t xml:space="preserve">Anything you want to keep from this step. Words, marks, or a drawing - it is your page, and no one marks it.</w:t>
+        <w:t xml:space="preserve">Anything you want to keep from this step. Words, drawings, or scribbles - it is your page, and no one grades it.</w:t>
       </w:r>
     </w:p>
     <w:tbl>
@@ -21057,7 +21040,7 @@
           <w:sz w:val="24"/>
           <w:szCs w:val="24"/>
         </w:rPr>
-        <w:t xml:space="preserve">Anything you want to keep from this step. Words, marks, or a drawing - it is your page, and no one marks it.</w:t>
+        <w:t xml:space="preserve">Anything you want to keep from this step. Words, drawings, or scribbles - it is your page, and no one grades it.</w:t>
       </w:r>
     </w:p>
     <w:tbl>
@@ -22459,7 +22442,7 @@
           <w:sz w:val="24"/>
           <w:szCs w:val="24"/>
         </w:rPr>
-        <w:t xml:space="preserve">Anything you want to keep from this step. Words, marks, or a drawing - it is your page, and no one marks it.</w:t>
+        <w:t xml:space="preserve">Anything you want to keep from this step. Words, drawings, or scribbles - it is your page, and no one grades it.</w:t>
       </w:r>
     </w:p>
     <w:tbl>
@@ -23344,7 +23327,7 @@
           <w:sz w:val="22"/>
           <w:szCs w:val="22"/>
         </w:rPr>
-        <w:t xml:space="preserve">1. Say "thank you" and nothing else until they have finished. Not "yes, but". 2. Ask one question to understand. "Can you show me where?" is understanding. "But wasn't the rest all right?" is arguing.</w:t>
+        <w:t xml:space="preserve">1. Say "thank you" and nothing else until they have finished. Not "yes, but". 2. Ask one question that helps you understand. "Can you show me where?" helps you understand. "But wasn't the rest all right?" is arguing.</w:t>
       </w:r>
     </w:p>
     <w:p>
@@ -24208,7 +24191,7 @@
           <w:sz w:val="24"/>
           <w:szCs w:val="24"/>
         </w:rPr>
-        <w:t xml:space="preserve">Anything you want to keep from this step. Words, marks, or a drawing - it is your page, and no one marks it.</w:t>
+        <w:t xml:space="preserve">Anything you want to keep from this step. Words, drawings, or scribbles - it is your page, and no one grades it.</w:t>
       </w:r>
     </w:p>
     <w:tbl>
@@ -25923,7 +25906,7 @@
           <w:sz w:val="24"/>
           <w:szCs w:val="24"/>
         </w:rPr>
-        <w:t xml:space="preserve">Anything you want to keep from this step. Words, marks, or a drawing - it is your page, and no one marks it.</w:t>
+        <w:t xml:space="preserve">Anything you want to keep from this step. Words, drawings, or scribbles - it is your page, and no one grades it.</w:t>
       </w:r>
     </w:p>
     <w:tbl>
@@ -27508,7 +27491,7 @@
           <w:sz w:val="21"/>
           <w:szCs w:val="21"/>
         </w:rPr>
-        <w:t xml:space="preserve">Will fail. "Try harder" is not a plan - it is the same thing with more effort, decided by a tired person in a bad moment. What SMALLER thing could you do instead?</w:t>
+        <w:t xml:space="preserve">Would not work. "Try harder" is not a plan - it is the same thing with more effort, decided by a tired person in a bad moment. What SMALLER thing could you do instead?</w:t>
       </w:r>
     </w:p>
     <w:p>
@@ -27589,7 +27572,7 @@
           <w:sz w:val="21"/>
           <w:szCs w:val="21"/>
         </w:rPr>
-        <w:t xml:space="preserve">Will fail. Double is bigger, not smaller - so a bad day turns into a harder day, and then you stop. Try: "if I miss a day, then I will do one small thing the next day and carry on."</w:t>
+        <w:t xml:space="preserve">Would not work. Double is bigger, not smaller - so a bad day turns into a harder day, and then you stop. Try: "if I miss a day, then I will do one small thing the next day and carry on."</w:t>
       </w:r>
     </w:p>
     <w:p>
